--- a/eng/docx/08.content.docx
+++ b/eng/docx/08.content.docx
@@ -1086,6 +1086,20 @@
       </w:r>
       <w:r>
         <w:rPr>
+          <w:lang w:val="en_US" w:bidi="en_US"/>
+        </w:rPr>
+        <w:t>בִּ⁠ימֵי֙ שְׁפֹ֣ט הַ⁠שֹּׁפְטִ֔ים</w:t>
+      </w:r>
+    </w:p>
+    <w:p>
+      <w:pPr/>
+      <w:r>
+        <w:rPr>
+          <w:lang w:val="en_US" w:bidi="en_US"/>
+        </w:rPr>
+      </w:r>
+      <w:r>
+        <w:rPr>
           <w:b/>
           <w:lang w:val="en_US" w:bidi="en_US"/>
         </w:rPr>
@@ -1182,6 +1196,20 @@
       </w:r>
       <w:r>
         <w:rPr>
+          <w:lang w:val="en_US" w:bidi="en_US"/>
+        </w:rPr>
+        <w:t>בָּ⁠אָ֑רֶץ</w:t>
+      </w:r>
+    </w:p>
+    <w:p>
+      <w:pPr/>
+      <w:r>
+        <w:rPr>
+          <w:lang w:val="en_US" w:bidi="en_US"/>
+        </w:rPr>
+      </w:r>
+      <w:r>
+        <w:rPr>
           <w:b/>
           <w:lang w:val="en_US" w:bidi="en_US"/>
         </w:rPr>
@@ -1278,6 +1306,20 @@
       </w:r>
       <w:r>
         <w:rPr>
+          <w:lang w:val="en_US" w:bidi="en_US"/>
+        </w:rPr>
+        <w:t>אִ֜ישׁ</w:t>
+      </w:r>
+    </w:p>
+    <w:p>
+      <w:pPr/>
+      <w:r>
+        <w:rPr>
+          <w:lang w:val="en_US" w:bidi="en_US"/>
+        </w:rPr>
+      </w:r>
+      <w:r>
+        <w:rPr>
           <w:b/>
           <w:lang w:val="en_US" w:bidi="en_US"/>
         </w:rPr>
@@ -1361,6 +1403,20 @@
       </w:r>
       <w:r>
         <w:rPr>
+          <w:lang w:val="en_US" w:bidi="en_US"/>
+        </w:rPr>
+        <w:t>אֶפְרָתִ֔ים</w:t>
+      </w:r>
+    </w:p>
+    <w:p>
+      <w:pPr/>
+      <w:r>
+        <w:rPr>
+          <w:lang w:val="en_US" w:bidi="en_US"/>
+        </w:rPr>
+      </w:r>
+      <w:r>
+        <w:rPr>
           <w:b/>
           <w:lang w:val="en_US" w:bidi="en_US"/>
         </w:rPr>
@@ -1457,6 +1513,20 @@
       </w:r>
       <w:r>
         <w:rPr>
+          <w:lang w:val="en_US" w:bidi="en_US"/>
+        </w:rPr>
+        <w:t>וַ⁠תִּשָּׁאֵ֥ר הִ֖יא וּ⁠שְׁנֵ֥י בָנֶֽי⁠הָ</w:t>
+      </w:r>
+    </w:p>
+    <w:p>
+      <w:pPr/>
+      <w:r>
+        <w:rPr>
+          <w:lang w:val="en_US" w:bidi="en_US"/>
+        </w:rPr>
+      </w:r>
+      <w:r>
+        <w:rPr>
           <w:b/>
           <w:lang w:val="en_US" w:bidi="en_US"/>
         </w:rPr>
@@ -1540,6 +1610,20 @@
       </w:r>
       <w:r>
         <w:rPr>
+          <w:lang w:val="en_US" w:bidi="en_US"/>
+        </w:rPr>
+        <w:t>וַ⁠יִּשְׂא֣וּ לָ⁠הֶ֗ם נָשִׁים֙</w:t>
+      </w:r>
+    </w:p>
+    <w:p>
+      <w:pPr/>
+      <w:r>
+        <w:rPr>
+          <w:lang w:val="en_US" w:bidi="en_US"/>
+        </w:rPr>
+      </w:r>
+      <w:r>
+        <w:rPr>
           <w:b/>
           <w:lang w:val="en_US" w:bidi="en_US"/>
         </w:rPr>
@@ -1636,6 +1720,20 @@
       </w:r>
       <w:r>
         <w:rPr>
+          <w:lang w:val="en_US" w:bidi="en_US"/>
+        </w:rPr>
+        <w:t>שֵׁ֤ם הָֽ⁠אַחַת֙ עָרְפָּ֔ה וְ⁠שֵׁ֥ם הַ⁠שֵּׁנִ֖ית ר֑וּת</w:t>
+      </w:r>
+    </w:p>
+    <w:p>
+      <w:pPr/>
+      <w:r>
+        <w:rPr>
+          <w:lang w:val="en_US" w:bidi="en_US"/>
+        </w:rPr>
+      </w:r>
+      <w:r>
+        <w:rPr>
           <w:b/>
           <w:lang w:val="en_US" w:bidi="en_US"/>
         </w:rPr>
@@ -1699,6 +1797,20 @@
       </w:r>
       <w:r>
         <w:rPr>
+          <w:lang w:val="en_US" w:bidi="en_US"/>
+        </w:rPr>
+        <w:t>וַ⁠תִּשָּׁאֵר֙ הָֽ⁠אִשָּׁ֔ה מִ⁠שְּׁנֵ֥י יְלָדֶ֖י⁠הָ וּ⁠מֵ⁠אִישָֽׁ⁠הּ</w:t>
+      </w:r>
+    </w:p>
+    <w:p>
+      <w:pPr/>
+      <w:r>
+        <w:rPr>
+          <w:lang w:val="en_US" w:bidi="en_US"/>
+        </w:rPr>
+      </w:r>
+      <w:r>
+        <w:rPr>
           <w:b/>
           <w:lang w:val="en_US" w:bidi="en_US"/>
         </w:rPr>
@@ -1782,6 +1894,20 @@
       </w:r>
       <w:r>
         <w:rPr>
+          <w:lang w:val="en_US" w:bidi="en_US"/>
+        </w:rPr>
+        <w:t>וַ⁠תָּ֤קָם הִיא֙ וְ⁠כַלֹּתֶ֔י⁠הָ וַ⁠תָּ֖שָׁב</w:t>
+      </w:r>
+    </w:p>
+    <w:p>
+      <w:pPr/>
+      <w:r>
+        <w:rPr>
+          <w:lang w:val="en_US" w:bidi="en_US"/>
+        </w:rPr>
+      </w:r>
+      <w:r>
+        <w:rPr>
           <w:b/>
           <w:lang w:val="en_US" w:bidi="en_US"/>
         </w:rPr>
@@ -1865,6 +1991,20 @@
       </w:r>
       <w:r>
         <w:rPr>
+          <w:lang w:val="en_US" w:bidi="en_US"/>
+        </w:rPr>
+        <w:t>וַ⁠תָּ֤קָם הִיא֙ וְ⁠כַלֹּתֶ֔י⁠הָ וַ⁠תָּ֖שָׁב</w:t>
+      </w:r>
+    </w:p>
+    <w:p>
+      <w:pPr/>
+      <w:r>
+        <w:rPr>
+          <w:lang w:val="en_US" w:bidi="en_US"/>
+        </w:rPr>
+      </w:r>
+      <w:r>
+        <w:rPr>
           <w:b/>
           <w:lang w:val="en_US" w:bidi="en_US"/>
         </w:rPr>
@@ -2037,6 +2177,20 @@
       </w:r>
       <w:r>
         <w:rPr>
+          <w:lang w:val="en_US" w:bidi="en_US"/>
+        </w:rPr>
+        <w:t>כִּ֤י שָֽׁמְעָה֙ בִּ⁠שְׂדֵ֣ה מוֹאָ֔ב כִּֽי־פָקַ֤ד יְהוָה֙ אֶת־עַמּ֔⁠וֹ לָ⁠תֵ֥ת לָ⁠הֶ֖ם לָֽחֶם</w:t>
+      </w:r>
+    </w:p>
+    <w:p>
+      <w:pPr/>
+      <w:r>
+        <w:rPr>
+          <w:lang w:val="en_US" w:bidi="en_US"/>
+        </w:rPr>
+      </w:r>
+      <w:r>
+        <w:rPr>
           <w:b/>
           <w:lang w:val="en_US" w:bidi="en_US"/>
         </w:rPr>
@@ -2120,6 +2274,20 @@
       </w:r>
       <w:r>
         <w:rPr>
+          <w:lang w:val="en_US" w:bidi="en_US"/>
+        </w:rPr>
+        <w:t>שָֽׁמְעָה֙ בִּ⁠שְׂדֵ֣ה מוֹאָ֔ב</w:t>
+      </w:r>
+    </w:p>
+    <w:p>
+      <w:pPr/>
+      <w:r>
+        <w:rPr>
+          <w:lang w:val="en_US" w:bidi="en_US"/>
+        </w:rPr>
+      </w:r>
+      <w:r>
+        <w:rPr>
           <w:b/>
           <w:lang w:val="en_US" w:bidi="en_US"/>
         </w:rPr>
@@ -2203,6 +2371,20 @@
       </w:r>
       <w:r>
         <w:rPr>
+          <w:lang w:val="en_US" w:bidi="en_US"/>
+        </w:rPr>
+        <w:t>פָקַ֤ד &amp; אֶת־עַמּ֔⁠וֹ</w:t>
+      </w:r>
+    </w:p>
+    <w:p>
+      <w:pPr/>
+      <w:r>
+        <w:rPr>
+          <w:lang w:val="en_US" w:bidi="en_US"/>
+        </w:rPr>
+      </w:r>
+      <w:r>
+        <w:rPr>
           <w:b/>
           <w:lang w:val="en_US" w:bidi="en_US"/>
         </w:rPr>
@@ -2299,6 +2481,20 @@
       </w:r>
       <w:r>
         <w:rPr>
+          <w:lang w:val="en_US" w:bidi="en_US"/>
+        </w:rPr>
+        <w:t>לָ⁠תֵ֥ת לָ⁠הֶ֖ם לָֽחֶם</w:t>
+      </w:r>
+    </w:p>
+    <w:p>
+      <w:pPr/>
+      <w:r>
+        <w:rPr>
+          <w:lang w:val="en_US" w:bidi="en_US"/>
+        </w:rPr>
+      </w:r>
+      <w:r>
+        <w:rPr>
           <w:b/>
           <w:lang w:val="en_US" w:bidi="en_US"/>
         </w:rPr>
@@ -2521,6 +2717,20 @@
       </w:r>
       <w:r>
         <w:rPr>
+          <w:lang w:val="en_US" w:bidi="en_US"/>
+        </w:rPr>
+        <w:t>לֵ֣כְנָה שֹּׁ֔בְנָה אִשָּׁ֖ה</w:t>
+      </w:r>
+    </w:p>
+    <w:p>
+      <w:pPr/>
+      <w:r>
+        <w:rPr>
+          <w:lang w:val="en_US" w:bidi="en_US"/>
+        </w:rPr>
+      </w:r>
+      <w:r>
+        <w:rPr>
           <w:b/>
           <w:lang w:val="en_US" w:bidi="en_US"/>
         </w:rPr>
@@ -2604,6 +2814,20 @@
       </w:r>
       <w:r>
         <w:rPr>
+          <w:lang w:val="en_US" w:bidi="en_US"/>
+        </w:rPr>
+        <w:t>לֵ֣כְנָה שֹּׁ֔בְנָה אִשָּׁ֖ה לְ⁠בֵ֣ית אִמָּ֑⁠הּ</w:t>
+      </w:r>
+    </w:p>
+    <w:p>
+      <w:pPr/>
+      <w:r>
+        <w:rPr>
+          <w:lang w:val="en_US" w:bidi="en_US"/>
+        </w:rPr>
+      </w:r>
+      <w:r>
+        <w:rPr>
           <w:b/>
           <w:lang w:val="en_US" w:bidi="en_US"/>
         </w:rPr>
@@ -2730,6 +2954,20 @@
       </w:r>
       <w:r>
         <w:rPr>
+          <w:lang w:val="en_US" w:bidi="en_US"/>
+        </w:rPr>
+        <w:t>יעשה יְהוָ֤ה עִמָּ⁠כֶם֙ חֶ֔סֶד כַּ⁠אֲשֶׁ֧ר עֲשִׂיתֶ֛ם עִם־הַ⁠מֵּתִ֖ים וְ⁠עִמָּדִֽ⁠י</w:t>
+      </w:r>
+    </w:p>
+    <w:p>
+      <w:pPr/>
+      <w:r>
+        <w:rPr>
+          <w:lang w:val="en_US" w:bidi="en_US"/>
+        </w:rPr>
+      </w:r>
+      <w:r>
+        <w:rPr>
           <w:b/>
           <w:lang w:val="en_US" w:bidi="en_US"/>
         </w:rPr>
@@ -2813,6 +3051,20 @@
       </w:r>
       <w:r>
         <w:rPr>
+          <w:lang w:val="en_US" w:bidi="en_US"/>
+        </w:rPr>
+        <w:t>עִם־הַ⁠מֵּתִ֖ים</w:t>
+      </w:r>
+    </w:p>
+    <w:p>
+      <w:pPr/>
+      <w:r>
+        <w:rPr>
+          <w:lang w:val="en_US" w:bidi="en_US"/>
+        </w:rPr>
+      </w:r>
+      <w:r>
+        <w:rPr>
           <w:b/>
           <w:lang w:val="en_US" w:bidi="en_US"/>
         </w:rPr>
@@ -2909,6 +3161,20 @@
       </w:r>
       <w:r>
         <w:rPr>
+          <w:lang w:val="en_US" w:bidi="en_US"/>
+        </w:rPr>
+        <w:t>חֶ֔סֶד</w:t>
+      </w:r>
+    </w:p>
+    <w:p>
+      <w:pPr/>
+      <w:r>
+        <w:rPr>
+          <w:lang w:val="en_US" w:bidi="en_US"/>
+        </w:rPr>
+      </w:r>
+      <w:r>
+        <w:rPr>
           <w:b/>
           <w:lang w:val="en_US" w:bidi="en_US"/>
         </w:rPr>
@@ -3088,6 +3354,20 @@
       </w:r>
       <w:r>
         <w:rPr>
+          <w:lang w:val="en_US" w:bidi="en_US"/>
+        </w:rPr>
+        <w:t>וּ⁠מְצֶ֣אןָ מְנוּחָ֔ה</w:t>
+      </w:r>
+    </w:p>
+    <w:p>
+      <w:pPr/>
+      <w:r>
+        <w:rPr>
+          <w:lang w:val="en_US" w:bidi="en_US"/>
+        </w:rPr>
+      </w:r>
+      <w:r>
+        <w:rPr>
           <w:b/>
           <w:lang w:val="en_US" w:bidi="en_US"/>
         </w:rPr>
@@ -3184,6 +3464,20 @@
       </w:r>
       <w:r>
         <w:rPr>
+          <w:lang w:val="en_US" w:bidi="en_US"/>
+        </w:rPr>
+        <w:t>בֵּ֣ית אִישָׁ֑⁠הּ</w:t>
+      </w:r>
+    </w:p>
+    <w:p>
+      <w:pPr/>
+      <w:r>
+        <w:rPr>
+          <w:lang w:val="en_US" w:bidi="en_US"/>
+        </w:rPr>
+      </w:r>
+      <w:r>
+        <w:rPr>
           <w:b/>
           <w:lang w:val="en_US" w:bidi="en_US"/>
         </w:rPr>
@@ -3280,6 +3574,20 @@
       </w:r>
       <w:r>
         <w:rPr>
+          <w:lang w:val="en_US" w:bidi="en_US"/>
+        </w:rPr>
+        <w:t>וַ⁠תִּשֶּׂ֥אנָה קוֹלָ֖⁠ן וַ⁠תִּבְכֶּֽינָה</w:t>
+      </w:r>
+    </w:p>
+    <w:p>
+      <w:pPr/>
+      <w:r>
+        <w:rPr>
+          <w:lang w:val="en_US" w:bidi="en_US"/>
+        </w:rPr>
+      </w:r>
+      <w:r>
+        <w:rPr>
           <w:b/>
           <w:lang w:val="en_US" w:bidi="en_US"/>
         </w:rPr>
@@ -3363,6 +3671,20 @@
       </w:r>
       <w:r>
         <w:rPr>
+          <w:lang w:val="en_US" w:bidi="en_US"/>
+        </w:rPr>
+        <w:t>נָשׁ֖וּב</w:t>
+      </w:r>
+    </w:p>
+    <w:p>
+      <w:pPr/>
+      <w:r>
+        <w:rPr>
+          <w:lang w:val="en_US" w:bidi="en_US"/>
+        </w:rPr>
+      </w:r>
+      <w:r>
+        <w:rPr>
           <w:b/>
           <w:lang w:val="en_US" w:bidi="en_US"/>
         </w:rPr>
@@ -3472,6 +3794,20 @@
       </w:r>
       <w:r>
         <w:rPr>
+          <w:lang w:val="en_US" w:bidi="en_US"/>
+        </w:rPr>
+        <w:t>וַ⁠תֹּאמַ֖רְנָה</w:t>
+      </w:r>
+    </w:p>
+    <w:p>
+      <w:pPr/>
+      <w:r>
+        <w:rPr>
+          <w:lang w:val="en_US" w:bidi="en_US"/>
+        </w:rPr>
+      </w:r>
+      <w:r>
+        <w:rPr>
           <w:b/>
           <w:lang w:val="en_US" w:bidi="en_US"/>
         </w:rPr>
@@ -3568,6 +3904,20 @@
       </w:r>
       <w:r>
         <w:rPr>
+          <w:lang w:val="en_US" w:bidi="en_US"/>
+        </w:rPr>
+        <w:t>כִּי</w:t>
+      </w:r>
+    </w:p>
+    <w:p>
+      <w:pPr/>
+      <w:r>
+        <w:rPr>
+          <w:lang w:val="en_US" w:bidi="en_US"/>
+        </w:rPr>
+      </w:r>
+      <w:r>
+        <w:rPr>
           <w:b/>
           <w:lang w:val="en_US" w:bidi="en_US"/>
         </w:rPr>
@@ -3664,6 +4014,20 @@
       </w:r>
       <w:r>
         <w:rPr>
+          <w:lang w:val="en_US" w:bidi="en_US"/>
+        </w:rPr>
+        <w:t>אִתָּ֥⁠ךְ</w:t>
+      </w:r>
+    </w:p>
+    <w:p>
+      <w:pPr/>
+      <w:r>
+        <w:rPr>
+          <w:lang w:val="en_US" w:bidi="en_US"/>
+        </w:rPr>
+      </w:r>
+      <w:r>
+        <w:rPr>
           <w:b/>
           <w:lang w:val="en_US" w:bidi="en_US"/>
         </w:rPr>
@@ -3760,6 +4124,20 @@
       </w:r>
       <w:r>
         <w:rPr>
+          <w:lang w:val="en_US" w:bidi="en_US"/>
+        </w:rPr>
+        <w:t>וַ⁠תֹּ֤אמֶר נָעֳמִי֙</w:t>
+      </w:r>
+    </w:p>
+    <w:p>
+      <w:pPr/>
+      <w:r>
+        <w:rPr>
+          <w:lang w:val="en_US" w:bidi="en_US"/>
+        </w:rPr>
+      </w:r>
+      <w:r>
+        <w:rPr>
           <w:b/>
           <w:lang w:val="en_US" w:bidi="en_US"/>
         </w:rPr>
@@ -3856,6 +4234,20 @@
       </w:r>
       <w:r>
         <w:rPr>
+          <w:lang w:val="en_US" w:bidi="en_US"/>
+        </w:rPr>
+        <w:t>בְנֹתַ֔⁠י</w:t>
+      </w:r>
+    </w:p>
+    <w:p>
+      <w:pPr/>
+      <w:r>
+        <w:rPr>
+          <w:lang w:val="en_US" w:bidi="en_US"/>
+        </w:rPr>
+      </w:r>
+      <w:r>
+        <w:rPr>
           <w:b/>
           <w:lang w:val="en_US" w:bidi="en_US"/>
         </w:rPr>
@@ -3932,6 +4324,20 @@
       </w:r>
       <w:r>
         <w:rPr>
+          <w:lang w:val="en_US" w:bidi="en_US"/>
+        </w:rPr>
+        <w:t>לָ֥⁠מָּה תֵלַ֖כְנָה עִמִּ֑⁠י</w:t>
+      </w:r>
+    </w:p>
+    <w:p>
+      <w:pPr/>
+      <w:r>
+        <w:rPr>
+          <w:lang w:val="en_US" w:bidi="en_US"/>
+        </w:rPr>
+      </w:r>
+      <w:r>
+        <w:rPr>
           <w:b/>
           <w:lang w:val="en_US" w:bidi="en_US"/>
         </w:rPr>
@@ -4015,6 +4421,20 @@
       </w:r>
       <w:r>
         <w:rPr>
+          <w:lang w:val="en_US" w:bidi="en_US"/>
+        </w:rPr>
+        <w:t>הַֽ⁠עֽוֹד־לִ֤⁠י בָנִים֙ בְּֽ⁠מֵעַ֔⁠י וְ⁠הָי֥וּ לָ⁠כֶ֖ם לַ⁠אֲנָשִֽׁים</w:t>
+      </w:r>
+    </w:p>
+    <w:p>
+      <w:pPr/>
+      <w:r>
+        <w:rPr>
+          <w:lang w:val="en_US" w:bidi="en_US"/>
+        </w:rPr>
+      </w:r>
+      <w:r>
+        <w:rPr>
           <w:b/>
           <w:lang w:val="en_US" w:bidi="en_US"/>
         </w:rPr>
@@ -4098,6 +4518,20 @@
       </w:r>
       <w:r>
         <w:rPr>
+          <w:lang w:val="en_US" w:bidi="en_US"/>
+        </w:rPr>
+        <w:t>זָקַ֖נְתִּי מִ⁠הְי֣וֹת לְ⁠אִ֑ישׁ</w:t>
+      </w:r>
+    </w:p>
+    <w:p>
+      <w:pPr/>
+      <w:r>
+        <w:rPr>
+          <w:lang w:val="en_US" w:bidi="en_US"/>
+        </w:rPr>
+      </w:r>
+      <w:r>
+        <w:rPr>
           <w:b/>
           <w:lang w:val="en_US" w:bidi="en_US"/>
         </w:rPr>
@@ -4181,6 +4615,20 @@
       </w:r>
       <w:r>
         <w:rPr>
+          <w:lang w:val="en_US" w:bidi="en_US"/>
+        </w:rPr>
+        <w:t>כִּ֤י אָמַ֨רְתִּי֙ יֶשׁ־לִ֣⁠י תִקְוָ֔ה גַּ֣ם הָיִ֤יתִי הַ⁠לַּ֨יְלָה֙ לְ⁠אִ֔ישׁ וְ⁠גַ֖ם יָלַ֥דְתִּי בָנִֽים</w:t>
+      </w:r>
+    </w:p>
+    <w:p>
+      <w:pPr/>
+      <w:r>
+        <w:rPr>
+          <w:lang w:val="en_US" w:bidi="en_US"/>
+        </w:rPr>
+      </w:r>
+      <w:r>
+        <w:rPr>
           <w:b/>
           <w:lang w:val="en_US" w:bidi="en_US"/>
         </w:rPr>
@@ -4327,6 +4775,20 @@
       </w:r>
       <w:r>
         <w:rPr>
+          <w:lang w:val="en_US" w:bidi="en_US"/>
+        </w:rPr>
+        <w:t>הֲ⁠לָהֵ֣ן ׀ תְּשַׂבֵּ֗רְנָה עַ֚ד אֲשֶׁ֣ר יִגְדָּ֔לוּ הֲ⁠לָהֵן֙ תֵּֽעָגֵ֔נָה לְ⁠בִלְתִּ֖י הֱי֣וֹת לְ⁠אִ֑ישׁ</w:t>
+      </w:r>
+    </w:p>
+    <w:p>
+      <w:pPr/>
+      <w:r>
+        <w:rPr>
+          <w:lang w:val="en_US" w:bidi="en_US"/>
+        </w:rPr>
+      </w:r>
+      <w:r>
+        <w:rPr>
           <w:b/>
           <w:lang w:val="en_US" w:bidi="en_US"/>
         </w:rPr>
@@ -4410,6 +4872,20 @@
       </w:r>
       <w:r>
         <w:rPr>
+          <w:lang w:val="en_US" w:bidi="en_US"/>
+        </w:rPr>
+        <w:t>הֲ⁠לָהֵ֣ן ׀ תְּשַׂבֵּ֗רְנָה עַ֚ד אֲשֶׁ֣ר יִגְדָּ֔לוּ הֲ⁠לָהֵן֙ תֵּֽעָגֵ֔נָה לְ⁠בִלְתִּ֖י הֱי֣וֹת לְ⁠אִ֑ישׁ</w:t>
+      </w:r>
+    </w:p>
+    <w:p>
+      <w:pPr/>
+      <w:r>
+        <w:rPr>
+          <w:lang w:val="en_US" w:bidi="en_US"/>
+        </w:rPr>
+      </w:r>
+      <w:r>
+        <w:rPr>
           <w:b/>
           <w:lang w:val="en_US" w:bidi="en_US"/>
         </w:rPr>
@@ -4473,6 +4949,20 @@
       </w:r>
       <w:r>
         <w:rPr>
+          <w:lang w:val="en_US" w:bidi="en_US"/>
+        </w:rPr>
+        <w:t>מַר־לִ֤⁠י מְאֹד֙</w:t>
+      </w:r>
+    </w:p>
+    <w:p>
+      <w:pPr/>
+      <w:r>
+        <w:rPr>
+          <w:lang w:val="en_US" w:bidi="en_US"/>
+        </w:rPr>
+      </w:r>
+      <w:r>
+        <w:rPr>
           <w:b/>
           <w:lang w:val="en_US" w:bidi="en_US"/>
         </w:rPr>
@@ -4556,6 +5046,20 @@
       </w:r>
       <w:r>
         <w:rPr>
+          <w:lang w:val="en_US" w:bidi="en_US"/>
+        </w:rPr>
+        <w:t>יָצְאָ֥ה בִ֖⁠י יַד־יְהוָֽה</w:t>
+      </w:r>
+    </w:p>
+    <w:p>
+      <w:pPr/>
+      <w:r>
+        <w:rPr>
+          <w:lang w:val="en_US" w:bidi="en_US"/>
+        </w:rPr>
+      </w:r>
+      <w:r>
+        <w:rPr>
           <w:b/>
           <w:lang w:val="en_US" w:bidi="en_US"/>
         </w:rPr>
@@ -4652,6 +5156,20 @@
       </w:r>
       <w:r>
         <w:rPr>
+          <w:lang w:val="en_US" w:bidi="en_US"/>
+        </w:rPr>
+        <w:t>יָצְאָ֥ה בִ֖⁠י יַד־יְהוָֽה</w:t>
+      </w:r>
+    </w:p>
+    <w:p>
+      <w:pPr/>
+      <w:r>
+        <w:rPr>
+          <w:lang w:val="en_US" w:bidi="en_US"/>
+        </w:rPr>
+      </w:r>
+      <w:r>
+        <w:rPr>
           <w:b/>
           <w:lang w:val="en_US" w:bidi="en_US"/>
         </w:rPr>
@@ -4735,6 +5253,20 @@
       </w:r>
       <w:r>
         <w:rPr>
+          <w:lang w:val="en_US" w:bidi="en_US"/>
+        </w:rPr>
+        <w:t>וַ⁠תִּשֶּׂ֣נָה קוֹלָ֔⁠ן וַ⁠תִּבְכֶּ֖ינָה</w:t>
+      </w:r>
+    </w:p>
+    <w:p>
+      <w:pPr/>
+      <w:r>
+        <w:rPr>
+          <w:lang w:val="en_US" w:bidi="en_US"/>
+        </w:rPr>
+      </w:r>
+      <w:r>
+        <w:rPr>
           <w:b/>
           <w:lang w:val="en_US" w:bidi="en_US"/>
         </w:rPr>
@@ -4831,6 +5363,20 @@
       </w:r>
       <w:r>
         <w:rPr>
+          <w:lang w:val="en_US" w:bidi="en_US"/>
+        </w:rPr>
+        <w:t>וְ⁠ר֖וּת דָּ֥בְקָה בָּֽ⁠הּ</w:t>
+      </w:r>
+    </w:p>
+    <w:p>
+      <w:pPr/>
+      <w:r>
+        <w:rPr>
+          <w:lang w:val="en_US" w:bidi="en_US"/>
+        </w:rPr>
+      </w:r>
+      <w:r>
+        <w:rPr>
           <w:b/>
           <w:lang w:val="en_US" w:bidi="en_US"/>
         </w:rPr>
@@ -4914,6 +5460,20 @@
       </w:r>
       <w:r>
         <w:rPr>
+          <w:lang w:val="en_US" w:bidi="en_US"/>
+        </w:rPr>
+        <w:t>הִנֵּה֙</w:t>
+      </w:r>
+    </w:p>
+    <w:p>
+      <w:pPr/>
+      <w:r>
+        <w:rPr>
+          <w:lang w:val="en_US" w:bidi="en_US"/>
+        </w:rPr>
+      </w:r>
+      <w:r>
+        <w:rPr>
           <w:b/>
           <w:lang w:val="en_US" w:bidi="en_US"/>
         </w:rPr>
@@ -5106,6 +5666,20 @@
       </w:r>
       <w:r>
         <w:rPr>
+          <w:lang w:val="en_US" w:bidi="en_US"/>
+        </w:rPr>
+        <w:t>עַמָּ֖⁠הּ</w:t>
+      </w:r>
+    </w:p>
+    <w:p>
+      <w:pPr/>
+      <w:r>
+        <w:rPr>
+          <w:lang w:val="en_US" w:bidi="en_US"/>
+        </w:rPr>
+      </w:r>
+      <w:r>
+        <w:rPr>
           <w:b/>
           <w:lang w:val="en_US" w:bidi="en_US"/>
         </w:rPr>
@@ -5202,6 +5776,20 @@
       </w:r>
       <w:r>
         <w:rPr>
+          <w:lang w:val="en_US" w:bidi="en_US"/>
+        </w:rPr>
+        <w:t>אֱלֹהֶ֑י⁠הָ</w:t>
+      </w:r>
+    </w:p>
+    <w:p>
+      <w:pPr/>
+      <w:r>
+        <w:rPr>
+          <w:lang w:val="en_US" w:bidi="en_US"/>
+        </w:rPr>
+      </w:r>
+      <w:r>
+        <w:rPr>
           <w:b/>
           <w:lang w:val="en_US" w:bidi="en_US"/>
         </w:rPr>
@@ -5298,6 +5886,20 @@
       </w:r>
       <w:r>
         <w:rPr>
+          <w:lang w:val="en_US" w:bidi="en_US"/>
+        </w:rPr>
+        <w:t>אֱלֹהֶ֑י⁠הָ</w:t>
+      </w:r>
+    </w:p>
+    <w:p>
+      <w:pPr/>
+      <w:r>
+        <w:rPr>
+          <w:lang w:val="en_US" w:bidi="en_US"/>
+        </w:rPr>
+      </w:r>
+      <w:r>
+        <w:rPr>
           <w:b/>
           <w:lang w:val="en_US" w:bidi="en_US"/>
         </w:rPr>
@@ -5457,6 +6059,20 @@
       </w:r>
       <w:r>
         <w:rPr>
+          <w:lang w:val="en_US" w:bidi="en_US"/>
+        </w:rPr>
+        <w:t>לְ⁠עָזְבֵ֖⁠ךְ לָ⁠שׁ֣וּב מֵ⁠אַחֲרָ֑יִ⁠ךְ</w:t>
+      </w:r>
+    </w:p>
+    <w:p>
+      <w:pPr/>
+      <w:r>
+        <w:rPr>
+          <w:lang w:val="en_US" w:bidi="en_US"/>
+        </w:rPr>
+      </w:r>
+      <w:r>
+        <w:rPr>
           <w:b/>
           <w:lang w:val="en_US" w:bidi="en_US"/>
         </w:rPr>
@@ -5566,6 +6182,20 @@
       </w:r>
       <w:r>
         <w:rPr>
+          <w:lang w:val="en_US" w:bidi="en_US"/>
+        </w:rPr>
+        <w:t>עַמֵּ֣⁠ךְ עַמִּ֔⁠י וֵ⁠אלֹהַ֖יִ⁠ךְ אֱלֹהָֽ⁠י</w:t>
+      </w:r>
+    </w:p>
+    <w:p>
+      <w:pPr/>
+      <w:r>
+        <w:rPr>
+          <w:lang w:val="en_US" w:bidi="en_US"/>
+        </w:rPr>
+      </w:r>
+      <w:r>
+        <w:rPr>
           <w:b/>
           <w:lang w:val="en_US" w:bidi="en_US"/>
         </w:rPr>
@@ -5649,6 +6279,20 @@
       </w:r>
       <w:r>
         <w:rPr>
+          <w:lang w:val="en_US" w:bidi="en_US"/>
+        </w:rPr>
+        <w:t>כֹּה֩ יַעֲשֶׂ֨ה יְהוָ֥ה לִ⁠י֙ וְ⁠כֹ֣ה יֹסִ֔יף</w:t>
+      </w:r>
+    </w:p>
+    <w:p>
+      <w:pPr/>
+      <w:r>
+        <w:rPr>
+          <w:lang w:val="en_US" w:bidi="en_US"/>
+        </w:rPr>
+      </w:r>
+      <w:r>
+        <w:rPr>
           <w:b/>
           <w:lang w:val="en_US" w:bidi="en_US"/>
         </w:rPr>
@@ -5732,6 +6376,20 @@
       </w:r>
       <w:r>
         <w:rPr>
+          <w:lang w:val="en_US" w:bidi="en_US"/>
+        </w:rPr>
+        <w:t>כִּ֣י הַ⁠מָּ֔וֶת יַפְרִ֖יד בֵּינִ֥⁠י וּ⁠בֵינֵֽ⁠ךְ</w:t>
+      </w:r>
+    </w:p>
+    <w:p>
+      <w:pPr/>
+      <w:r>
+        <w:rPr>
+          <w:lang w:val="en_US" w:bidi="en_US"/>
+        </w:rPr>
+      </w:r>
+      <w:r>
+        <w:rPr>
           <w:b/>
           <w:lang w:val="en_US" w:bidi="en_US"/>
         </w:rPr>
@@ -5815,6 +6473,20 @@
       </w:r>
       <w:r>
         <w:rPr>
+          <w:lang w:val="en_US" w:bidi="en_US"/>
+        </w:rPr>
+        <w:t>יַפְרִ֖יד בֵּינִ֥⁠י וּ⁠בֵינֵֽ⁠ךְ</w:t>
+      </w:r>
+    </w:p>
+    <w:p>
+      <w:pPr/>
+      <w:r>
+        <w:rPr>
+          <w:lang w:val="en_US" w:bidi="en_US"/>
+        </w:rPr>
+      </w:r>
+      <w:r>
+        <w:rPr>
           <w:b/>
           <w:lang w:val="en_US" w:bidi="en_US"/>
         </w:rPr>
@@ -5898,6 +6570,20 @@
       </w:r>
       <w:r>
         <w:rPr>
+          <w:lang w:val="en_US" w:bidi="en_US"/>
+        </w:rPr>
+        <w:t>וַ⁠תֶּחְדַּ֖ל לְ⁠דַבֵּ֥ר אֵלֶֽי⁠הָ</w:t>
+      </w:r>
+    </w:p>
+    <w:p>
+      <w:pPr/>
+      <w:r>
+        <w:rPr>
+          <w:lang w:val="en_US" w:bidi="en_US"/>
+        </w:rPr>
+      </w:r>
+      <w:r>
+        <w:rPr>
           <w:b/>
           <w:lang w:val="en_US" w:bidi="en_US"/>
         </w:rPr>
@@ -5981,6 +6667,20 @@
       </w:r>
       <w:r>
         <w:rPr>
+          <w:lang w:val="en_US" w:bidi="en_US"/>
+        </w:rPr>
+        <w:t>וַ⁠תֶּחְדַּ֖ל לְ⁠דַבֵּ֥ר אֵלֶֽי⁠הָ</w:t>
+      </w:r>
+    </w:p>
+    <w:p>
+      <w:pPr/>
+      <w:r>
+        <w:rPr>
+          <w:lang w:val="en_US" w:bidi="en_US"/>
+        </w:rPr>
+      </w:r>
+      <w:r>
+        <w:rPr>
           <w:b/>
           <w:lang w:val="en_US" w:bidi="en_US"/>
         </w:rPr>
@@ -6090,6 +6790,20 @@
       </w:r>
       <w:r>
         <w:rPr>
+          <w:lang w:val="en_US" w:bidi="en_US"/>
+        </w:rPr>
+        <w:t>וַ⁠יְהִ֗י</w:t>
+      </w:r>
+    </w:p>
+    <w:p>
+      <w:pPr/>
+      <w:r>
+        <w:rPr>
+          <w:lang w:val="en_US" w:bidi="en_US"/>
+        </w:rPr>
+      </w:r>
+      <w:r>
+        <w:rPr>
           <w:b/>
           <w:lang w:val="en_US" w:bidi="en_US"/>
         </w:rPr>
@@ -6186,6 +6900,20 @@
       </w:r>
       <w:r>
         <w:rPr>
+          <w:lang w:val="en_US" w:bidi="en_US"/>
+        </w:rPr>
+        <w:t>כְּ⁠בֹאָ֨⁠נָה֙ בֵּ֣ית לֶ֔חֶם</w:t>
+      </w:r>
+    </w:p>
+    <w:p>
+      <w:pPr/>
+      <w:r>
+        <w:rPr>
+          <w:lang w:val="en_US" w:bidi="en_US"/>
+        </w:rPr>
+      </w:r>
+      <w:r>
+        <w:rPr>
           <w:b/>
           <w:lang w:val="en_US" w:bidi="en_US"/>
         </w:rPr>
@@ -6269,6 +6997,20 @@
       </w:r>
       <w:r>
         <w:rPr>
+          <w:lang w:val="en_US" w:bidi="en_US"/>
+        </w:rPr>
+        <w:t>כָּל־הָ⁠עִיר֙</w:t>
+      </w:r>
+    </w:p>
+    <w:p>
+      <w:pPr/>
+      <w:r>
+        <w:rPr>
+          <w:lang w:val="en_US" w:bidi="en_US"/>
+        </w:rPr>
+      </w:r>
+      <w:r>
+        <w:rPr>
           <w:b/>
           <w:lang w:val="en_US" w:bidi="en_US"/>
         </w:rPr>
@@ -6365,6 +7107,20 @@
       </w:r>
       <w:r>
         <w:rPr>
+          <w:lang w:val="en_US" w:bidi="en_US"/>
+        </w:rPr>
+        <w:t>כָּל־הָ⁠עִיר֙</w:t>
+      </w:r>
+    </w:p>
+    <w:p>
+      <w:pPr/>
+      <w:r>
+        <w:rPr>
+          <w:lang w:val="en_US" w:bidi="en_US"/>
+        </w:rPr>
+      </w:r>
+      <w:r>
+        <w:rPr>
           <w:b/>
           <w:lang w:val="en_US" w:bidi="en_US"/>
         </w:rPr>
@@ -6461,6 +7217,20 @@
       </w:r>
       <w:r>
         <w:rPr>
+          <w:lang w:val="en_US" w:bidi="en_US"/>
+        </w:rPr>
+        <w:t>הֲ⁠זֹ֥את נָעֳמִֽי</w:t>
+      </w:r>
+    </w:p>
+    <w:p>
+      <w:pPr/>
+      <w:r>
+        <w:rPr>
+          <w:lang w:val="en_US" w:bidi="en_US"/>
+        </w:rPr>
+      </w:r>
+      <w:r>
+        <w:rPr>
           <w:b/>
           <w:lang w:val="en_US" w:bidi="en_US"/>
         </w:rPr>
@@ -6544,6 +7314,20 @@
       </w:r>
       <w:r>
         <w:rPr>
+          <w:lang w:val="en_US" w:bidi="en_US"/>
+        </w:rPr>
+        <w:t>אַל־תִּקְרֶ֥אנָה לִ֖⁠י נָעֳמִ֑י</w:t>
+      </w:r>
+    </w:p>
+    <w:p>
+      <w:pPr/>
+      <w:r>
+        <w:rPr>
+          <w:lang w:val="en_US" w:bidi="en_US"/>
+        </w:rPr>
+      </w:r>
+      <w:r>
+        <w:rPr>
           <w:b/>
           <w:lang w:val="en_US" w:bidi="en_US"/>
         </w:rPr>
@@ -6640,6 +7424,20 @@
       </w:r>
       <w:r>
         <w:rPr>
+          <w:lang w:val="en_US" w:bidi="en_US"/>
+        </w:rPr>
+        <w:t>מָרָ֔א</w:t>
+      </w:r>
+    </w:p>
+    <w:p>
+      <w:pPr/>
+      <w:r>
+        <w:rPr>
+          <w:lang w:val="en_US" w:bidi="en_US"/>
+        </w:rPr>
+      </w:r>
+      <w:r>
+        <w:rPr>
           <w:b/>
           <w:lang w:val="en_US" w:bidi="en_US"/>
         </w:rPr>
@@ -6736,6 +7534,20 @@
       </w:r>
       <w:r>
         <w:rPr>
+          <w:lang w:val="en_US" w:bidi="en_US"/>
+        </w:rPr>
+        <w:t>אֲנִי֙ מְלֵאָ֣ה הָלַ֔כְתִּי וְ⁠רֵיקָ֖ם הֱשִׁיבַ֣⁠נִי יְהוָ֑ה</w:t>
+      </w:r>
+    </w:p>
+    <w:p>
+      <w:pPr/>
+      <w:r>
+        <w:rPr>
+          <w:lang w:val="en_US" w:bidi="en_US"/>
+        </w:rPr>
+      </w:r>
+      <w:r>
+        <w:rPr>
           <w:b/>
           <w:lang w:val="en_US" w:bidi="en_US"/>
         </w:rPr>
@@ -6845,6 +7657,20 @@
       </w:r>
       <w:r>
         <w:rPr>
+          <w:lang w:val="en_US" w:bidi="en_US"/>
+        </w:rPr>
+        <w:t>לָ֣⁠מָּה תִקְרֶ֤אנָה לִ⁠י֙ נָעֳמִ֔י</w:t>
+      </w:r>
+    </w:p>
+    <w:p>
+      <w:pPr/>
+      <w:r>
+        <w:rPr>
+          <w:lang w:val="en_US" w:bidi="en_US"/>
+        </w:rPr>
+      </w:r>
+      <w:r>
+        <w:rPr>
           <w:b/>
           <w:lang w:val="en_US" w:bidi="en_US"/>
         </w:rPr>
@@ -6928,6 +7754,20 @@
       </w:r>
       <w:r>
         <w:rPr>
+          <w:lang w:val="en_US" w:bidi="en_US"/>
+        </w:rPr>
+        <w:t>וַֽ⁠יהוָה֙ עָ֣נָה בִ֔⁠י וְ⁠שַׁדַּ֖י הֵ֥רַֽע לִֽ⁠י</w:t>
+      </w:r>
+    </w:p>
+    <w:p>
+      <w:pPr/>
+      <w:r>
+        <w:rPr>
+          <w:lang w:val="en_US" w:bidi="en_US"/>
+        </w:rPr>
+      </w:r>
+      <w:r>
+        <w:rPr>
           <w:b/>
           <w:lang w:val="en_US" w:bidi="en_US"/>
         </w:rPr>
@@ -7037,6 +7877,20 @@
       </w:r>
       <w:r>
         <w:rPr>
+          <w:lang w:val="en_US" w:bidi="en_US"/>
+        </w:rPr>
+        <w:t>עָ֣נָה בִ֔⁠י</w:t>
+      </w:r>
+    </w:p>
+    <w:p>
+      <w:pPr/>
+      <w:r>
+        <w:rPr>
+          <w:lang w:val="en_US" w:bidi="en_US"/>
+        </w:rPr>
+      </w:r>
+      <w:r>
+        <w:rPr>
           <w:b/>
           <w:lang w:val="en_US" w:bidi="en_US"/>
         </w:rPr>
@@ -7196,6 +8050,20 @@
       </w:r>
       <w:r>
         <w:rPr>
+          <w:lang w:val="en_US" w:bidi="en_US"/>
+        </w:rPr>
+        <w:t>וַ⁠תָּ֣שָׁב נָעֳמִ֗י וְ⁠ר֨וּת הַ⁠מּוֹאֲבִיָּ֤ה כַלָּתָ⁠הּ֙ עִמָּ֔⁠הּ הַ⁠שָּׁ֖בָה מִ⁠שְּׂדֵ֣י מוֹאָ֑ב</w:t>
+      </w:r>
+    </w:p>
+    <w:p>
+      <w:pPr/>
+      <w:r>
+        <w:rPr>
+          <w:lang w:val="en_US" w:bidi="en_US"/>
+        </w:rPr>
+      </w:r>
+      <w:r>
+        <w:rPr>
           <w:b/>
           <w:lang w:val="en_US" w:bidi="en_US"/>
         </w:rPr>
@@ -7279,6 +8147,20 @@
       </w:r>
       <w:r>
         <w:rPr>
+          <w:lang w:val="en_US" w:bidi="en_US"/>
+        </w:rPr>
+        <w:t>וְ⁠הֵ֗מָּה בָּ֚אוּ בֵּ֣ית לֶ֔חֶם בִּ⁠תְחִלַּ֖ת קְצִ֥יר שְׂעֹרִֽים</w:t>
+      </w:r>
+    </w:p>
+    <w:p>
+      <w:pPr/>
+      <w:r>
+        <w:rPr>
+          <w:lang w:val="en_US" w:bidi="en_US"/>
+        </w:rPr>
+      </w:r>
+      <w:r>
+        <w:rPr>
           <w:b/>
           <w:lang w:val="en_US" w:bidi="en_US"/>
         </w:rPr>
@@ -7362,6 +8244,20 @@
       </w:r>
       <w:r>
         <w:rPr>
+          <w:lang w:val="en_US" w:bidi="en_US"/>
+        </w:rPr>
+        <w:t>בִּ⁠תְחִלַּ֖ת קְצִ֥יר שְׂעֹרִֽים</w:t>
+      </w:r>
+    </w:p>
+    <w:p>
+      <w:pPr/>
+      <w:r>
+        <w:rPr>
+          <w:lang w:val="en_US" w:bidi="en_US"/>
+        </w:rPr>
+      </w:r>
+      <w:r>
+        <w:rPr>
           <w:b/>
           <w:lang w:val="en_US" w:bidi="en_US"/>
         </w:rPr>
@@ -7616,6 +8512,20 @@
       </w:r>
       <w:r>
         <w:rPr>
+          <w:lang w:val="en_US" w:bidi="en_US"/>
+        </w:rPr>
+        <w:t>וּֽ⁠לְ⁠נָעֳמִ֞י מוֹדַ֣ע לְ⁠אִישָׁ֗⁠הּ</w:t>
+      </w:r>
+    </w:p>
+    <w:p>
+      <w:pPr/>
+      <w:r>
+        <w:rPr>
+          <w:lang w:val="en_US" w:bidi="en_US"/>
+        </w:rPr>
+      </w:r>
+      <w:r>
+        <w:rPr>
           <w:b/>
           <w:lang w:val="en_US" w:bidi="en_US"/>
         </w:rPr>
@@ -7699,6 +8609,20 @@
       </w:r>
       <w:r>
         <w:rPr>
+          <w:lang w:val="en_US" w:bidi="en_US"/>
+        </w:rPr>
+        <w:t>וּֽ⁠לְ⁠נָעֳמִ֞י מוֹדַ֣ע לְ⁠אִישָׁ֗⁠הּ</w:t>
+      </w:r>
+    </w:p>
+    <w:p>
+      <w:pPr/>
+      <w:r>
+        <w:rPr>
+          <w:lang w:val="en_US" w:bidi="en_US"/>
+        </w:rPr>
+      </w:r>
+      <w:r>
+        <w:rPr>
           <w:b/>
           <w:lang w:val="en_US" w:bidi="en_US"/>
         </w:rPr>
@@ -7795,6 +8719,20 @@
       </w:r>
       <w:r>
         <w:rPr>
+          <w:lang w:val="en_US" w:bidi="en_US"/>
+        </w:rPr>
+        <w:t>אִ֚ישׁ גִּבּ֣וֹר חַ֔יִל</w:t>
+      </w:r>
+    </w:p>
+    <w:p>
+      <w:pPr/>
+      <w:r>
+        <w:rPr>
+          <w:lang w:val="en_US" w:bidi="en_US"/>
+        </w:rPr>
+      </w:r>
+      <w:r>
+        <w:rPr>
           <w:b/>
           <w:lang w:val="en_US" w:bidi="en_US"/>
         </w:rPr>
@@ -7891,6 +8829,20 @@
       </w:r>
       <w:r>
         <w:rPr>
+          <w:lang w:val="en_US" w:bidi="en_US"/>
+        </w:rPr>
+        <w:t>מִ⁠מִּשְׁפַּ֖חַת אֱלִימֶ֑לֶךְ</w:t>
+      </w:r>
+    </w:p>
+    <w:p>
+      <w:pPr/>
+      <w:r>
+        <w:rPr>
+          <w:lang w:val="en_US" w:bidi="en_US"/>
+        </w:rPr>
+      </w:r>
+      <w:r>
+        <w:rPr>
           <w:b/>
           <w:lang w:val="en_US" w:bidi="en_US"/>
         </w:rPr>
@@ -7987,6 +8939,20 @@
       </w:r>
       <w:r>
         <w:rPr>
+          <w:lang w:val="en_US" w:bidi="en_US"/>
+        </w:rPr>
+        <w:t>ר֨וּת הַ⁠מּוֹאֲבִיָּ֜ה</w:t>
+      </w:r>
+    </w:p>
+    <w:p>
+      <w:pPr/>
+      <w:r>
+        <w:rPr>
+          <w:lang w:val="en_US" w:bidi="en_US"/>
+        </w:rPr>
+      </w:r>
+      <w:r>
+        <w:rPr>
           <w:b/>
           <w:lang w:val="en_US" w:bidi="en_US"/>
         </w:rPr>
@@ -8133,6 +9099,20 @@
       </w:r>
       <w:r>
         <w:rPr>
+          <w:lang w:val="en_US" w:bidi="en_US"/>
+        </w:rPr>
+        <w:t>אֲשֶׁ֥ר אֶמְצָא־חֵ֖ן בְּ⁠עֵינָ֑י⁠ו</w:t>
+      </w:r>
+    </w:p>
+    <w:p>
+      <w:pPr/>
+      <w:r>
+        <w:rPr>
+          <w:lang w:val="en_US" w:bidi="en_US"/>
+        </w:rPr>
+      </w:r>
+      <w:r>
+        <w:rPr>
           <w:b/>
           <w:lang w:val="en_US" w:bidi="en_US"/>
         </w:rPr>
@@ -8229,6 +9209,20 @@
       </w:r>
       <w:r>
         <w:rPr>
+          <w:lang w:val="en_US" w:bidi="en_US"/>
+        </w:rPr>
+        <w:t>בִתִּֽ⁠י</w:t>
+      </w:r>
+    </w:p>
+    <w:p>
+      <w:pPr/>
+      <w:r>
+        <w:rPr>
+          <w:lang w:val="en_US" w:bidi="en_US"/>
+        </w:rPr>
+      </w:r>
+      <w:r>
+        <w:rPr>
           <w:b/>
           <w:lang w:val="en_US" w:bidi="en_US"/>
         </w:rPr>
@@ -8312,6 +9306,20 @@
       </w:r>
       <w:r>
         <w:rPr>
+          <w:lang w:val="en_US" w:bidi="en_US"/>
+        </w:rPr>
+        <w:t>וַ⁠יִּ֣קֶר מִקְרֶ֔⁠הָ</w:t>
+      </w:r>
+    </w:p>
+    <w:p>
+      <w:pPr/>
+      <w:r>
+        <w:rPr>
+          <w:lang w:val="en_US" w:bidi="en_US"/>
+        </w:rPr>
+      </w:r>
+      <w:r>
+        <w:rPr>
           <w:b/>
           <w:lang w:val="en_US" w:bidi="en_US"/>
         </w:rPr>
@@ -8408,6 +9416,20 @@
       </w:r>
       <w:r>
         <w:rPr>
+          <w:lang w:val="en_US" w:bidi="en_US"/>
+        </w:rPr>
+        <w:t>מִ⁠מִּשְׁפַּ֥חַת אֱלִימֶֽלֶךְ</w:t>
+      </w:r>
+    </w:p>
+    <w:p>
+      <w:pPr/>
+      <w:r>
+        <w:rPr>
+          <w:lang w:val="en_US" w:bidi="en_US"/>
+        </w:rPr>
+      </w:r>
+      <w:r>
+        <w:rPr>
           <w:b/>
           <w:lang w:val="en_US" w:bidi="en_US"/>
         </w:rPr>
@@ -8504,6 +9526,20 @@
       </w:r>
       <w:r>
         <w:rPr>
+          <w:lang w:val="en_US" w:bidi="en_US"/>
+        </w:rPr>
+        <w:t>וְ⁠הִנֵּה</w:t>
+      </w:r>
+    </w:p>
+    <w:p>
+      <w:pPr/>
+      <w:r>
+        <w:rPr>
+          <w:lang w:val="en_US" w:bidi="en_US"/>
+        </w:rPr>
+      </w:r>
+      <w:r>
+        <w:rPr>
           <w:b/>
           <w:lang w:val="en_US" w:bidi="en_US"/>
         </w:rPr>
@@ -8600,6 +9636,20 @@
       </w:r>
       <w:r>
         <w:rPr>
+          <w:lang w:val="en_US" w:bidi="en_US"/>
+        </w:rPr>
+        <w:t>בָּ֚א מִ⁠בֵּ֣ית לֶ֔חֶם</w:t>
+      </w:r>
+    </w:p>
+    <w:p>
+      <w:pPr/>
+      <w:r>
+        <w:rPr>
+          <w:lang w:val="en_US" w:bidi="en_US"/>
+        </w:rPr>
+      </w:r>
+      <w:r>
+        <w:rPr>
           <w:b/>
           <w:lang w:val="en_US" w:bidi="en_US"/>
         </w:rPr>
@@ -8683,6 +9733,20 @@
       </w:r>
       <w:r>
         <w:rPr>
+          <w:lang w:val="en_US" w:bidi="en_US"/>
+        </w:rPr>
+        <w:t>יְהוָ֣ה עִמָּ⁠כֶ֑ם</w:t>
+      </w:r>
+    </w:p>
+    <w:p>
+      <w:pPr/>
+      <w:r>
+        <w:rPr>
+          <w:lang w:val="en_US" w:bidi="en_US"/>
+        </w:rPr>
+      </w:r>
+      <w:r>
+        <w:rPr>
           <w:b/>
           <w:lang w:val="en_US" w:bidi="en_US"/>
         </w:rPr>
@@ -8945,6 +10009,20 @@
       </w:r>
       <w:r>
         <w:rPr>
+          <w:lang w:val="en_US" w:bidi="en_US"/>
+        </w:rPr>
+        <w:t>לְ⁠מִ֖י הַ⁠נַּעֲרָ֥ה הַ⁠זֹּֽאת</w:t>
+      </w:r>
+    </w:p>
+    <w:p>
+      <w:pPr/>
+      <w:r>
+        <w:rPr>
+          <w:lang w:val="en_US" w:bidi="en_US"/>
+        </w:rPr>
+      </w:r>
+      <w:r>
+        <w:rPr>
           <w:b/>
           <w:lang w:val="en_US" w:bidi="en_US"/>
         </w:rPr>
@@ -9028,6 +10106,20 @@
       </w:r>
       <w:r>
         <w:rPr>
+          <w:lang w:val="en_US" w:bidi="en_US"/>
+        </w:rPr>
+        <w:t>וַ⁠יַּ֗עַן &amp; וַ⁠יֹּאמַ֑ר</w:t>
+      </w:r>
+    </w:p>
+    <w:p>
+      <w:pPr/>
+      <w:r>
+        <w:rPr>
+          <w:lang w:val="en_US" w:bidi="en_US"/>
+        </w:rPr>
+      </w:r>
+      <w:r>
+        <w:rPr>
           <w:b/>
           <w:lang w:val="en_US" w:bidi="en_US"/>
         </w:rPr>
@@ -9150,6 +10242,20 @@
       </w:r>
       <w:r>
         <w:rPr>
+          <w:lang w:val="en_US" w:bidi="en_US"/>
+        </w:rPr>
+        <w:t>וַ⁠תֹּ֗אמֶר אֲלַקֳטָה־נָּא֙ וְ⁠אָסַפְתִּ֣י בָֽ⁠עֳמָרִ֔ים אַחֲרֵ֖י הַ⁠קּוֹצְרִ֑ים</w:t>
+      </w:r>
+    </w:p>
+    <w:p>
+      <w:pPr/>
+      <w:r>
+        <w:rPr>
+          <w:lang w:val="en_US" w:bidi="en_US"/>
+        </w:rPr>
+      </w:r>
+      <w:r>
+        <w:rPr>
           <w:b/>
           <w:lang w:val="en_US" w:bidi="en_US"/>
         </w:rPr>
@@ -9233,6 +10339,20 @@
       </w:r>
       <w:r>
         <w:rPr>
+          <w:lang w:val="en_US" w:bidi="en_US"/>
+        </w:rPr>
+        <w:t>אֲלַקֳטָה־נָּא֙ וְ⁠אָסַפְתִּ֣י</w:t>
+      </w:r>
+    </w:p>
+    <w:p>
+      <w:pPr/>
+      <w:r>
+        <w:rPr>
+          <w:lang w:val="en_US" w:bidi="en_US"/>
+        </w:rPr>
+      </w:r>
+      <w:r>
+        <w:rPr>
           <w:b/>
           <w:lang w:val="en_US" w:bidi="en_US"/>
         </w:rPr>
@@ -9418,6 +10538,20 @@
       </w:r>
       <w:r>
         <w:rPr>
+          <w:lang w:val="en_US" w:bidi="en_US"/>
+        </w:rPr>
+        <w:t>הֲ⁠ל֧וֹא שָׁמַ֣עַתְּ בִּתִּ֗⁠י</w:t>
+      </w:r>
+    </w:p>
+    <w:p>
+      <w:pPr/>
+      <w:r>
+        <w:rPr>
+          <w:lang w:val="en_US" w:bidi="en_US"/>
+        </w:rPr>
+      </w:r>
+      <w:r>
+        <w:rPr>
           <w:b/>
           <w:lang w:val="en_US" w:bidi="en_US"/>
         </w:rPr>
@@ -9501,6 +10635,20 @@
       </w:r>
       <w:r>
         <w:rPr>
+          <w:lang w:val="en_US" w:bidi="en_US"/>
+        </w:rPr>
+        <w:t>בִּתִּ֗⁠י</w:t>
+      </w:r>
+    </w:p>
+    <w:p>
+      <w:pPr/>
+      <w:r>
+        <w:rPr>
+          <w:lang w:val="en_US" w:bidi="en_US"/>
+        </w:rPr>
+      </w:r>
+      <w:r>
+        <w:rPr>
           <w:b/>
           <w:lang w:val="en_US" w:bidi="en_US"/>
         </w:rPr>
@@ -9597,6 +10745,20 @@
       </w:r>
       <w:r>
         <w:rPr>
+          <w:lang w:val="en_US" w:bidi="en_US"/>
+        </w:rPr>
+        <w:t>עֵינַ֜יִ⁠ךְ בַּ⁠שָּׂדֶ֤ה</w:t>
+      </w:r>
+    </w:p>
+    <w:p>
+      <w:pPr/>
+      <w:r>
+        <w:rPr>
+          <w:lang w:val="en_US" w:bidi="en_US"/>
+        </w:rPr>
+      </w:r>
+      <w:r>
+        <w:rPr>
           <w:b/>
           <w:lang w:val="en_US" w:bidi="en_US"/>
         </w:rPr>
@@ -9693,6 +10855,20 @@
       </w:r>
       <w:r>
         <w:rPr>
+          <w:lang w:val="en_US" w:bidi="en_US"/>
+        </w:rPr>
+        <w:t>אַחֲרֵי⁠הֶ֔ן</w:t>
+      </w:r>
+    </w:p>
+    <w:p>
+      <w:pPr/>
+      <w:r>
+        <w:rPr>
+          <w:lang w:val="en_US" w:bidi="en_US"/>
+        </w:rPr>
+      </w:r>
+      <w:r>
+        <w:rPr>
           <w:b/>
           <w:lang w:val="en_US" w:bidi="en_US"/>
         </w:rPr>
@@ -9789,6 +10965,20 @@
       </w:r>
       <w:r>
         <w:rPr>
+          <w:lang w:val="en_US" w:bidi="en_US"/>
+        </w:rPr>
+        <w:t>הֲ⁠ל֥וֹא צִוִּ֛יתִי אֶת־הַ⁠נְּעָרִ֖ים לְ⁠בִלְתִּ֣י נָגְעֵ֑⁠ךְ</w:t>
+      </w:r>
+    </w:p>
+    <w:p>
+      <w:pPr/>
+      <w:r>
+        <w:rPr>
+          <w:lang w:val="en_US" w:bidi="en_US"/>
+        </w:rPr>
+      </w:r>
+      <w:r>
+        <w:rPr>
           <w:b/>
           <w:lang w:val="en_US" w:bidi="en_US"/>
         </w:rPr>
@@ -9872,6 +11062,20 @@
       </w:r>
       <w:r>
         <w:rPr>
+          <w:lang w:val="en_US" w:bidi="en_US"/>
+        </w:rPr>
+        <w:t>אֶת־הַ⁠נְּעָרִ֖ים</w:t>
+      </w:r>
+    </w:p>
+    <w:p>
+      <w:pPr/>
+      <w:r>
+        <w:rPr>
+          <w:lang w:val="en_US" w:bidi="en_US"/>
+        </w:rPr>
+      </w:r>
+      <w:r>
+        <w:rPr>
           <w:b/>
           <w:lang w:val="en_US" w:bidi="en_US"/>
         </w:rPr>
@@ -9955,6 +11159,20 @@
       </w:r>
       <w:r>
         <w:rPr>
+          <w:lang w:val="en_US" w:bidi="en_US"/>
+        </w:rPr>
+        <w:t>לְ⁠בִלְתִּ֣י נָגְעֵ֑⁠ךְ</w:t>
+      </w:r>
+    </w:p>
+    <w:p>
+      <w:pPr/>
+      <w:r>
+        <w:rPr>
+          <w:lang w:val="en_US" w:bidi="en_US"/>
+        </w:rPr>
+      </w:r>
+      <w:r>
+        <w:rPr>
           <w:b/>
           <w:lang w:val="en_US" w:bidi="en_US"/>
         </w:rPr>
@@ -10114,6 +11332,20 @@
       </w:r>
       <w:r>
         <w:rPr>
+          <w:lang w:val="en_US" w:bidi="en_US"/>
+        </w:rPr>
+        <w:t>וַ⁠תִּפֹּל֙ עַל־פָּנֶ֔י⁠הָ וַ⁠תִּשְׁתַּ֖חוּ אָ֑רְצָ⁠ה</w:t>
+      </w:r>
+    </w:p>
+    <w:p>
+      <w:pPr/>
+      <w:r>
+        <w:rPr>
+          <w:lang w:val="en_US" w:bidi="en_US"/>
+        </w:rPr>
+      </w:r>
+      <w:r>
+        <w:rPr>
           <w:b/>
           <w:lang w:val="en_US" w:bidi="en_US"/>
         </w:rPr>
@@ -10197,6 +11429,20 @@
       </w:r>
       <w:r>
         <w:rPr>
+          <w:lang w:val="en_US" w:bidi="en_US"/>
+        </w:rPr>
+        <w:t>וַ⁠תִּפֹּל֙ עַל־פָּנֶ֔י⁠הָ וַ⁠תִּשְׁתַּ֖חוּ אָ֑רְצָ⁠ה</w:t>
+      </w:r>
+    </w:p>
+    <w:p>
+      <w:pPr/>
+      <w:r>
+        <w:rPr>
+          <w:lang w:val="en_US" w:bidi="en_US"/>
+        </w:rPr>
+      </w:r>
+      <w:r>
+        <w:rPr>
           <w:b/>
           <w:lang w:val="en_US" w:bidi="en_US"/>
         </w:rPr>
@@ -10306,6 +11552,20 @@
       </w:r>
       <w:r>
         <w:rPr>
+          <w:lang w:val="en_US" w:bidi="en_US"/>
+        </w:rPr>
+        <w:t>וַ⁠תִּפֹּל֙ עַל־פָּנֶ֔י⁠הָ וַ⁠תִּשְׁתַּ֖חוּ אָ֑רְצָ⁠ה</w:t>
+      </w:r>
+    </w:p>
+    <w:p>
+      <w:pPr/>
+      <w:r>
+        <w:rPr>
+          <w:lang w:val="en_US" w:bidi="en_US"/>
+        </w:rPr>
+      </w:r>
+      <w:r>
+        <w:rPr>
           <w:b/>
           <w:lang w:val="en_US" w:bidi="en_US"/>
         </w:rPr>
@@ -10402,6 +11662,20 @@
       </w:r>
       <w:r>
         <w:rPr>
+          <w:lang w:val="en_US" w:bidi="en_US"/>
+        </w:rPr>
+        <w:t>מַדּוּעַ֩ מָצָ֨אתִי חֵ֤ן בְּ⁠עֵינֶ֨י⁠ךָ֙ לְ⁠הַכִּירֵ֔⁠נִי וְ⁠אָּנֹכִ֖י נָכְרִיָּֽה</w:t>
+      </w:r>
+    </w:p>
+    <w:p>
+      <w:pPr/>
+      <w:r>
+        <w:rPr>
+          <w:lang w:val="en_US" w:bidi="en_US"/>
+        </w:rPr>
+      </w:r>
+      <w:r>
+        <w:rPr>
           <w:b/>
           <w:lang w:val="en_US" w:bidi="en_US"/>
         </w:rPr>
@@ -10485,6 +11759,20 @@
       </w:r>
       <w:r>
         <w:rPr>
+          <w:lang w:val="en_US" w:bidi="en_US"/>
+        </w:rPr>
+        <w:t>מָצָ֨אתִי חֵ֤ן בְּ⁠עֵינֶ֨י⁠ךָ֙</w:t>
+      </w:r>
+    </w:p>
+    <w:p>
+      <w:pPr/>
+      <w:r>
+        <w:rPr>
+          <w:lang w:val="en_US" w:bidi="en_US"/>
+        </w:rPr>
+      </w:r>
+      <w:r>
+        <w:rPr>
           <w:b/>
           <w:lang w:val="en_US" w:bidi="en_US"/>
         </w:rPr>
@@ -10690,6 +11978,20 @@
       </w:r>
       <w:r>
         <w:rPr>
+          <w:lang w:val="en_US" w:bidi="en_US"/>
+        </w:rPr>
+        <w:t>הֻגֵּ֨ד הֻגַּ֜ד</w:t>
+      </w:r>
+    </w:p>
+    <w:p>
+      <w:pPr/>
+      <w:r>
+        <w:rPr>
+          <w:lang w:val="en_US" w:bidi="en_US"/>
+        </w:rPr>
+      </w:r>
+      <w:r>
+        <w:rPr>
           <w:b/>
           <w:lang w:val="en_US" w:bidi="en_US"/>
         </w:rPr>
@@ -10786,6 +12088,20 @@
       </w:r>
       <w:r>
         <w:rPr>
+          <w:lang w:val="en_US" w:bidi="en_US"/>
+        </w:rPr>
+        <w:t>הֻגֵּ֨ד הֻגַּ֜ד לִ֗⁠י</w:t>
+      </w:r>
+    </w:p>
+    <w:p>
+      <w:pPr/>
+      <w:r>
+        <w:rPr>
+          <w:lang w:val="en_US" w:bidi="en_US"/>
+        </w:rPr>
+      </w:r>
+      <w:r>
+        <w:rPr>
           <w:b/>
           <w:lang w:val="en_US" w:bidi="en_US"/>
         </w:rPr>
@@ -10869,6 +12185,20 @@
       </w:r>
       <w:r>
         <w:rPr>
+          <w:lang w:val="en_US" w:bidi="en_US"/>
+        </w:rPr>
+        <w:t>וַ⁠תֵּ֣לְכִ֔י אֶל־עַ֕ם</w:t>
+      </w:r>
+    </w:p>
+    <w:p>
+      <w:pPr/>
+      <w:r>
+        <w:rPr>
+          <w:lang w:val="en_US" w:bidi="en_US"/>
+        </w:rPr>
+      </w:r>
+      <w:r>
+        <w:rPr>
           <w:b/>
           <w:lang w:val="en_US" w:bidi="en_US"/>
         </w:rPr>
@@ -10965,6 +12295,20 @@
       </w:r>
       <w:r>
         <w:rPr>
+          <w:lang w:val="en_US" w:bidi="en_US"/>
+        </w:rPr>
+        <w:t>תְּמ֥וֹל שִׁלְשֽׁוֹם</w:t>
+      </w:r>
+    </w:p>
+    <w:p>
+      <w:pPr/>
+      <w:r>
+        <w:rPr>
+          <w:lang w:val="en_US" w:bidi="en_US"/>
+        </w:rPr>
+      </w:r>
+      <w:r>
+        <w:rPr>
           <w:b/>
           <w:lang w:val="en_US" w:bidi="en_US"/>
         </w:rPr>
@@ -11061,6 +12405,20 @@
       </w:r>
       <w:r>
         <w:rPr>
+          <w:lang w:val="en_US" w:bidi="en_US"/>
+        </w:rPr>
+        <w:t>פָּעֳלֵ֑⁠ךְ</w:t>
+      </w:r>
+    </w:p>
+    <w:p>
+      <w:pPr/>
+      <w:r>
+        <w:rPr>
+          <w:lang w:val="en_US" w:bidi="en_US"/>
+        </w:rPr>
+      </w:r>
+      <w:r>
+        <w:rPr>
           <w:b/>
           <w:lang w:val="en_US" w:bidi="en_US"/>
         </w:rPr>
@@ -11157,6 +12515,20 @@
       </w:r>
       <w:r>
         <w:rPr>
+          <w:lang w:val="en_US" w:bidi="en_US"/>
+        </w:rPr>
+        <w:t>וּ⁠תְהִ֨י מַשְׂכֻּרְתֵּ֜⁠ךְ שְׁלֵמָ֗ה מֵ⁠עִ֤ם יְהוָה֙</w:t>
+      </w:r>
+    </w:p>
+    <w:p>
+      <w:pPr/>
+      <w:r>
+        <w:rPr>
+          <w:lang w:val="en_US" w:bidi="en_US"/>
+        </w:rPr>
+      </w:r>
+      <w:r>
+        <w:rPr>
           <w:b/>
           <w:lang w:val="en_US" w:bidi="en_US"/>
         </w:rPr>
@@ -11240,6 +12612,20 @@
       </w:r>
       <w:r>
         <w:rPr>
+          <w:lang w:val="en_US" w:bidi="en_US"/>
+        </w:rPr>
+        <w:t>אֲשֶׁר־בָּ֖את לַ⁠חֲס֥וֹת תַּֽחַת־כְּנָפָֽי⁠ו</w:t>
+      </w:r>
+    </w:p>
+    <w:p>
+      <w:pPr/>
+      <w:r>
+        <w:rPr>
+          <w:lang w:val="en_US" w:bidi="en_US"/>
+        </w:rPr>
+      </w:r>
+      <w:r>
+        <w:rPr>
           <w:b/>
           <w:lang w:val="en_US" w:bidi="en_US"/>
         </w:rPr>
@@ -11336,6 +12722,20 @@
       </w:r>
       <w:r>
         <w:rPr>
+          <w:lang w:val="en_US" w:bidi="en_US"/>
+        </w:rPr>
+        <w:t>אֶמְצָא־חֵ֨ן בְּ⁠עֵינֶ֤י⁠ךָ</w:t>
+      </w:r>
+    </w:p>
+    <w:p>
+      <w:pPr/>
+      <w:r>
+        <w:rPr>
+          <w:lang w:val="en_US" w:bidi="en_US"/>
+        </w:rPr>
+      </w:r>
+      <w:r>
+        <w:rPr>
           <w:b/>
           <w:lang w:val="en_US" w:bidi="en_US"/>
         </w:rPr>
@@ -11432,6 +12832,20 @@
       </w:r>
       <w:r>
         <w:rPr>
+          <w:lang w:val="en_US" w:bidi="en_US"/>
+        </w:rPr>
+        <w:t>אֲדֹנִ⁠י֙</w:t>
+      </w:r>
+    </w:p>
+    <w:p>
+      <w:pPr/>
+      <w:r>
+        <w:rPr>
+          <w:lang w:val="en_US" w:bidi="en_US"/>
+        </w:rPr>
+      </w:r>
+      <w:r>
+        <w:rPr>
           <w:b/>
           <w:lang w:val="en_US" w:bidi="en_US"/>
         </w:rPr>
@@ -11541,6 +12955,20 @@
       </w:r>
       <w:r>
         <w:rPr>
+          <w:lang w:val="en_US" w:bidi="en_US"/>
+        </w:rPr>
+        <w:t>עַל־לֵ֣ב שִׁפְחָתֶ֑⁠ךָ</w:t>
+      </w:r>
+    </w:p>
+    <w:p>
+      <w:pPr/>
+      <w:r>
+        <w:rPr>
+          <w:lang w:val="en_US" w:bidi="en_US"/>
+        </w:rPr>
+      </w:r>
+      <w:r>
+        <w:rPr>
           <w:b/>
           <w:lang w:val="en_US" w:bidi="en_US"/>
         </w:rPr>
@@ -11624,6 +13052,20 @@
       </w:r>
       <w:r>
         <w:rPr>
+          <w:lang w:val="en_US" w:bidi="en_US"/>
+        </w:rPr>
+        <w:t>עַל־לֵ֣ב</w:t>
+      </w:r>
+    </w:p>
+    <w:p>
+      <w:pPr/>
+      <w:r>
+        <w:rPr>
+          <w:lang w:val="en_US" w:bidi="en_US"/>
+        </w:rPr>
+      </w:r>
+      <w:r>
+        <w:rPr>
           <w:b/>
           <w:lang w:val="en_US" w:bidi="en_US"/>
         </w:rPr>
@@ -11720,6 +13162,20 @@
       </w:r>
       <w:r>
         <w:rPr>
+          <w:lang w:val="en_US" w:bidi="en_US"/>
+        </w:rPr>
+        <w:t>שִׁפְחָתֶ֑⁠ךָ</w:t>
+      </w:r>
+    </w:p>
+    <w:p>
+      <w:pPr/>
+      <w:r>
+        <w:rPr>
+          <w:lang w:val="en_US" w:bidi="en_US"/>
+        </w:rPr>
+      </w:r>
+      <w:r>
+        <w:rPr>
           <w:b/>
           <w:lang w:val="en_US" w:bidi="en_US"/>
         </w:rPr>
@@ -11803,6 +13259,20 @@
       </w:r>
       <w:r>
         <w:rPr>
+          <w:lang w:val="en_US" w:bidi="en_US"/>
+        </w:rPr>
+        <w:t>וְ⁠אָנֹכִי֙ לֹ֣א אֶֽהְיֶ֔ה כְּ⁠אַחַ֖ת שִׁפְחֹתֶֽי⁠ךָ</w:t>
+      </w:r>
+    </w:p>
+    <w:p>
+      <w:pPr/>
+      <w:r>
+        <w:rPr>
+          <w:lang w:val="en_US" w:bidi="en_US"/>
+        </w:rPr>
+      </w:r>
+      <w:r>
+        <w:rPr>
           <w:b/>
           <w:lang w:val="en_US" w:bidi="en_US"/>
         </w:rPr>
@@ -11949,6 +13419,20 @@
       </w:r>
       <w:r>
         <w:rPr>
+          <w:lang w:val="en_US" w:bidi="en_US"/>
+        </w:rPr>
+        <w:t>גֹּ֤שִֽׁי הֲלֹם֙ וְ⁠אָכַ֣לְתְּ מִן־הַ⁠לֶּ֔חֶם וְ⁠טָבַ֥לְתְּ פִּתֵּ֖⁠ךְ בַּ⁠חֹ֑מֶץ</w:t>
+      </w:r>
+    </w:p>
+    <w:p>
+      <w:pPr/>
+      <w:r>
+        <w:rPr>
+          <w:lang w:val="en_US" w:bidi="en_US"/>
+        </w:rPr>
+      </w:r>
+      <w:r>
+        <w:rPr>
           <w:b/>
           <w:lang w:val="en_US" w:bidi="en_US"/>
         </w:rPr>
@@ -12032,6 +13516,20 @@
       </w:r>
       <w:r>
         <w:rPr>
+          <w:lang w:val="en_US" w:bidi="en_US"/>
+        </w:rPr>
+        <w:t>וְ⁠אָכַ֣לְתְּ מִן־הַ⁠לֶּ֔חֶם וְ⁠טָבַ֥לְתְּ פִּתֵּ֖⁠ךְ בַּ⁠חֹ֑מֶץ</w:t>
+      </w:r>
+    </w:p>
+    <w:p>
+      <w:pPr/>
+      <w:r>
+        <w:rPr>
+          <w:lang w:val="en_US" w:bidi="en_US"/>
+        </w:rPr>
+      </w:r>
+      <w:r>
+        <w:rPr>
           <w:b/>
           <w:lang w:val="en_US" w:bidi="en_US"/>
         </w:rPr>
@@ -12115,6 +13613,20 @@
       </w:r>
       <w:r>
         <w:rPr>
+          <w:lang w:val="en_US" w:bidi="en_US"/>
+        </w:rPr>
+        <w:t>וְ⁠טָבַ֥לְתְּ פִּתֵּ֖⁠ךְ בַּ⁠חֹ֑מֶץ</w:t>
+      </w:r>
+    </w:p>
+    <w:p>
+      <w:pPr/>
+      <w:r>
+        <w:rPr>
+          <w:lang w:val="en_US" w:bidi="en_US"/>
+        </w:rPr>
+      </w:r>
+      <w:r>
+        <w:rPr>
           <w:b/>
           <w:lang w:val="en_US" w:bidi="en_US"/>
         </w:rPr>
@@ -12178,6 +13690,20 @@
       </w:r>
       <w:r>
         <w:rPr>
+          <w:lang w:val="en_US" w:bidi="en_US"/>
+        </w:rPr>
+        <w:t>וַ⁠יְצַו֩ בֹּ֨עַז אֶת־נְעָרָ֜י⁠ו</w:t>
+      </w:r>
+    </w:p>
+    <w:p>
+      <w:pPr/>
+      <w:r>
+        <w:rPr>
+          <w:lang w:val="en_US" w:bidi="en_US"/>
+        </w:rPr>
+      </w:r>
+      <w:r>
+        <w:rPr>
           <w:b/>
           <w:lang w:val="en_US" w:bidi="en_US"/>
         </w:rPr>
@@ -12261,6 +13787,20 @@
       </w:r>
       <w:r>
         <w:rPr>
+          <w:lang w:val="en_US" w:bidi="en_US"/>
+        </w:rPr>
+        <w:t>גַּ֣ם בֵּ֧ין הָֽ⁠עֳמָרִ֛ים</w:t>
+      </w:r>
+    </w:p>
+    <w:p>
+      <w:pPr/>
+      <w:r>
+        <w:rPr>
+          <w:lang w:val="en_US" w:bidi="en_US"/>
+        </w:rPr>
+      </w:r>
+      <w:r>
+        <w:rPr>
           <w:b/>
           <w:lang w:val="en_US" w:bidi="en_US"/>
         </w:rPr>
@@ -12337,6 +13877,20 @@
       </w:r>
       <w:r>
         <w:rPr>
+          <w:lang w:val="en_US" w:bidi="en_US"/>
+        </w:rPr>
+        <w:t>וְ⁠לֹ֥א תַכְלִימֽוּ⁠הָ</w:t>
+      </w:r>
+    </w:p>
+    <w:p>
+      <w:pPr/>
+      <w:r>
+        <w:rPr>
+          <w:lang w:val="en_US" w:bidi="en_US"/>
+        </w:rPr>
+      </w:r>
+      <w:r>
+        <w:rPr>
           <w:b/>
           <w:lang w:val="en_US" w:bidi="en_US"/>
         </w:rPr>
@@ -12420,6 +13974,20 @@
       </w:r>
       <w:r>
         <w:rPr>
+          <w:lang w:val="en_US" w:bidi="en_US"/>
+        </w:rPr>
+        <w:t>וְ⁠גַ֛ם</w:t>
+      </w:r>
+    </w:p>
+    <w:p>
+      <w:pPr/>
+      <w:r>
+        <w:rPr>
+          <w:lang w:val="en_US" w:bidi="en_US"/>
+        </w:rPr>
+      </w:r>
+      <w:r>
+        <w:rPr>
           <w:b/>
           <w:lang w:val="en_US" w:bidi="en_US"/>
         </w:rPr>
@@ -12546,6 +14114,20 @@
       </w:r>
       <w:r>
         <w:rPr>
+          <w:lang w:val="en_US" w:bidi="en_US"/>
+        </w:rPr>
+        <w:t>וַ⁠תַּחְבֹּט֙</w:t>
+      </w:r>
+    </w:p>
+    <w:p>
+      <w:pPr/>
+      <w:r>
+        <w:rPr>
+          <w:lang w:val="en_US" w:bidi="en_US"/>
+        </w:rPr>
+      </w:r>
+      <w:r>
+        <w:rPr>
           <w:b/>
           <w:lang w:val="en_US" w:bidi="en_US"/>
         </w:rPr>
@@ -12609,6 +14191,20 @@
       </w:r>
       <w:r>
         <w:rPr>
+          <w:lang w:val="en_US" w:bidi="en_US"/>
+        </w:rPr>
+        <w:t>כְּ⁠אֵיפָ֥ה</w:t>
+      </w:r>
+    </w:p>
+    <w:p>
+      <w:pPr/>
+      <w:r>
+        <w:rPr>
+          <w:lang w:val="en_US" w:bidi="en_US"/>
+        </w:rPr>
+      </w:r>
+      <w:r>
+        <w:rPr>
           <w:b/>
           <w:lang w:val="en_US" w:bidi="en_US"/>
         </w:rPr>
@@ -12705,6 +14301,20 @@
       </w:r>
       <w:r>
         <w:rPr>
+          <w:lang w:val="en_US" w:bidi="en_US"/>
+        </w:rPr>
+        <w:t>וַ⁠תִּשָּׂא֙ וַ⁠תָּב֣וֹא הָ⁠עִ֔יר</w:t>
+      </w:r>
+    </w:p>
+    <w:p>
+      <w:pPr/>
+      <w:r>
+        <w:rPr>
+          <w:lang w:val="en_US" w:bidi="en_US"/>
+        </w:rPr>
+      </w:r>
+      <w:r>
+        <w:rPr>
           <w:b/>
           <w:lang w:val="en_US" w:bidi="en_US"/>
         </w:rPr>
@@ -12788,6 +14398,20 @@
       </w:r>
       <w:r>
         <w:rPr>
+          <w:lang w:val="en_US" w:bidi="en_US"/>
+        </w:rPr>
+        <w:t>אֵיפֹ֨ה לִקַּ֤טְתְּ הַ⁠יּוֹם֙ וְ⁠אָ֣נָה עָשִׂ֔ית</w:t>
+      </w:r>
+    </w:p>
+    <w:p>
+      <w:pPr/>
+      <w:r>
+        <w:rPr>
+          <w:lang w:val="en_US" w:bidi="en_US"/>
+        </w:rPr>
+      </w:r>
+      <w:r>
+        <w:rPr>
           <w:b/>
           <w:lang w:val="en_US" w:bidi="en_US"/>
         </w:rPr>
@@ -12871,6 +14495,20 @@
       </w:r>
       <w:r>
         <w:rPr>
+          <w:lang w:val="en_US" w:bidi="en_US"/>
+        </w:rPr>
+        <w:t>יְהִ֥י מַכִּירֵ֖⁠ךְ בָּר֑וּךְ</w:t>
+      </w:r>
+    </w:p>
+    <w:p>
+      <w:pPr/>
+      <w:r>
+        <w:rPr>
+          <w:lang w:val="en_US" w:bidi="en_US"/>
+        </w:rPr>
+      </w:r>
+      <w:r>
+        <w:rPr>
           <w:b/>
           <w:lang w:val="en_US" w:bidi="en_US"/>
         </w:rPr>
@@ -12954,6 +14592,20 @@
       </w:r>
       <w:r>
         <w:rPr>
+          <w:lang w:val="en_US" w:bidi="en_US"/>
+        </w:rPr>
+        <w:t>יְהִ֥י מַכִּירֵ֖⁠ךְ בָּר֑וּךְ</w:t>
+      </w:r>
+    </w:p>
+    <w:p>
+      <w:pPr/>
+      <w:r>
+        <w:rPr>
+          <w:lang w:val="en_US" w:bidi="en_US"/>
+        </w:rPr>
+      </w:r>
+      <w:r>
+        <w:rPr>
           <w:b/>
           <w:lang w:val="en_US" w:bidi="en_US"/>
         </w:rPr>
@@ -13037,6 +14689,20 @@
       </w:r>
       <w:r>
         <w:rPr>
+          <w:lang w:val="en_US" w:bidi="en_US"/>
+        </w:rPr>
+        <w:t>מַכִּירֵ֖⁠ךְ</w:t>
+      </w:r>
+    </w:p>
+    <w:p>
+      <w:pPr/>
+      <w:r>
+        <w:rPr>
+          <w:lang w:val="en_US" w:bidi="en_US"/>
+        </w:rPr>
+      </w:r>
+      <w:r>
+        <w:rPr>
           <w:b/>
           <w:lang w:val="en_US" w:bidi="en_US"/>
         </w:rPr>
@@ -13133,6 +14799,20 @@
       </w:r>
       <w:r>
         <w:rPr>
+          <w:lang w:val="en_US" w:bidi="en_US"/>
+        </w:rPr>
+        <w:t>וַ⁠תַּגֵּ֣ד לַ⁠חֲמוֹתָ֗⁠הּ אֵ֤ת אֲשֶׁר־עָשְׂתָה֙ עִמּ֔⁠וֹ וַ⁠תֹּ֗אמֶר שֵׁ֤ם הָ⁠אִישׁ֙ אֲשֶׁ֨ר עָשִׂ֧יתִי עִמּ֛⁠וֹ הַ⁠יּ֖וֹם בֹּֽעַז</w:t>
+      </w:r>
+    </w:p>
+    <w:p>
+      <w:pPr/>
+      <w:r>
+        <w:rPr>
+          <w:lang w:val="en_US" w:bidi="en_US"/>
+        </w:rPr>
+      </w:r>
+      <w:r>
+        <w:rPr>
           <w:b/>
           <w:lang w:val="en_US" w:bidi="en_US"/>
         </w:rPr>
@@ -13216,6 +14896,20 @@
       </w:r>
       <w:r>
         <w:rPr>
+          <w:lang w:val="en_US" w:bidi="en_US"/>
+        </w:rPr>
+        <w:t>בָּר֥וּךְ הוּא֙ לַ⁠יהוָ֔ה</w:t>
+      </w:r>
+    </w:p>
+    <w:p>
+      <w:pPr/>
+      <w:r>
+        <w:rPr>
+          <w:lang w:val="en_US" w:bidi="en_US"/>
+        </w:rPr>
+      </w:r>
+      <w:r>
+        <w:rPr>
           <w:b/>
           <w:lang w:val="en_US" w:bidi="en_US"/>
         </w:rPr>
@@ -13299,6 +14993,20 @@
       </w:r>
       <w:r>
         <w:rPr>
+          <w:lang w:val="en_US" w:bidi="en_US"/>
+        </w:rPr>
+        <w:t>בָּר֥וּךְ הוּא֙ לַ⁠יהוָ֔ה</w:t>
+      </w:r>
+    </w:p>
+    <w:p>
+      <w:pPr/>
+      <w:r>
+        <w:rPr>
+          <w:lang w:val="en_US" w:bidi="en_US"/>
+        </w:rPr>
+      </w:r>
+      <w:r>
+        <w:rPr>
           <w:b/>
           <w:lang w:val="en_US" w:bidi="en_US"/>
         </w:rPr>
@@ -13382,6 +15090,20 @@
       </w:r>
       <w:r>
         <w:rPr>
+          <w:lang w:val="en_US" w:bidi="en_US"/>
+        </w:rPr>
+        <w:t>אֲשֶׁר֙ לֹא־עָזַ֣ב</w:t>
+      </w:r>
+    </w:p>
+    <w:p>
+      <w:pPr/>
+      <w:r>
+        <w:rPr>
+          <w:lang w:val="en_US" w:bidi="en_US"/>
+        </w:rPr>
+      </w:r>
+      <w:r>
+        <w:rPr>
           <w:b/>
           <w:lang w:val="en_US" w:bidi="en_US"/>
         </w:rPr>
@@ -13491,6 +15213,20 @@
       </w:r>
       <w:r>
         <w:rPr>
+          <w:lang w:val="en_US" w:bidi="en_US"/>
+        </w:rPr>
+        <w:t>אֲשֶׁר֙ לֹא־עָזַ֣ב</w:t>
+      </w:r>
+    </w:p>
+    <w:p>
+      <w:pPr/>
+      <w:r>
+        <w:rPr>
+          <w:lang w:val="en_US" w:bidi="en_US"/>
+        </w:rPr>
+      </w:r>
+      <w:r>
+        <w:rPr>
           <w:b/>
           <w:lang w:val="en_US" w:bidi="en_US"/>
         </w:rPr>
@@ -13600,6 +15336,20 @@
       </w:r>
       <w:r>
         <w:rPr>
+          <w:lang w:val="en_US" w:bidi="en_US"/>
+        </w:rPr>
+        <w:t>אֶת־הַ⁠חַיִּ֖ים</w:t>
+      </w:r>
+    </w:p>
+    <w:p>
+      <w:pPr/>
+      <w:r>
+        <w:rPr>
+          <w:lang w:val="en_US" w:bidi="en_US"/>
+        </w:rPr>
+      </w:r>
+      <w:r>
+        <w:rPr>
           <w:b/>
           <w:lang w:val="en_US" w:bidi="en_US"/>
         </w:rPr>
@@ -13696,6 +15446,20 @@
       </w:r>
       <w:r>
         <w:rPr>
+          <w:lang w:val="en_US" w:bidi="en_US"/>
+        </w:rPr>
+        <w:t>וְ⁠אֶת־הַ⁠מֵּתִ֑ים</w:t>
+      </w:r>
+    </w:p>
+    <w:p>
+      <w:pPr/>
+      <w:r>
+        <w:rPr>
+          <w:lang w:val="en_US" w:bidi="en_US"/>
+        </w:rPr>
+      </w:r>
+      <w:r>
+        <w:rPr>
           <w:b/>
           <w:lang w:val="en_US" w:bidi="en_US"/>
         </w:rPr>
@@ -13792,6 +15556,20 @@
       </w:r>
       <w:r>
         <w:rPr>
+          <w:lang w:val="en_US" w:bidi="en_US"/>
+        </w:rPr>
+        <w:t>קָר֥וֹב לָ֨⁠נוּ֙ הָ⁠אִ֔ישׁ מִֽ⁠גֹּאֲלֵ֖⁠נוּ הֽוּא</w:t>
+      </w:r>
+    </w:p>
+    <w:p>
+      <w:pPr/>
+      <w:r>
+        <w:rPr>
+          <w:lang w:val="en_US" w:bidi="en_US"/>
+        </w:rPr>
+      </w:r>
+      <w:r>
+        <w:rPr>
           <w:b/>
           <w:lang w:val="en_US" w:bidi="en_US"/>
         </w:rPr>
@@ -13875,6 +15653,20 @@
       </w:r>
       <w:r>
         <w:rPr>
+          <w:lang w:val="en_US" w:bidi="en_US"/>
+        </w:rPr>
+        <w:t>מִֽ⁠גֹּאֲלֵ֖⁠נוּ</w:t>
+      </w:r>
+    </w:p>
+    <w:p>
+      <w:pPr/>
+      <w:r>
+        <w:rPr>
+          <w:lang w:val="en_US" w:bidi="en_US"/>
+        </w:rPr>
+      </w:r>
+      <w:r>
+        <w:rPr>
           <w:b/>
           <w:lang w:val="en_US" w:bidi="en_US"/>
         </w:rPr>
@@ -13938,6 +15730,20 @@
       </w:r>
       <w:r>
         <w:rPr>
+          <w:lang w:val="en_US" w:bidi="en_US"/>
+        </w:rPr>
+        <w:t>גַּ֣ם ׀ כִּי־אָמַ֣ר אֵלַ֗⁠י</w:t>
+      </w:r>
+    </w:p>
+    <w:p>
+      <w:pPr/>
+      <w:r>
+        <w:rPr>
+          <w:lang w:val="en_US" w:bidi="en_US"/>
+        </w:rPr>
+      </w:r>
+      <w:r>
+        <w:rPr>
           <w:b/>
           <w:lang w:val="en_US" w:bidi="en_US"/>
         </w:rPr>
@@ -14021,6 +15827,20 @@
       </w:r>
       <w:r>
         <w:rPr>
+          <w:lang w:val="en_US" w:bidi="en_US"/>
+        </w:rPr>
+        <w:t>אָמַ֣ר אֵלַ֗⁠י עִם־הַ⁠נְּעָרִ֤ים אֲשֶׁר־לִ⁠י֙ תִּדְבָּקִ֔י⁠ן עַ֣ד אִם־כִּלּ֔וּ אֵ֥ת כָּל־הַ⁠קָּצִ֖יר אֲשֶׁר־לִֽ⁠י</w:t>
+      </w:r>
+    </w:p>
+    <w:p>
+      <w:pPr/>
+      <w:r>
+        <w:rPr>
+          <w:lang w:val="en_US" w:bidi="en_US"/>
+        </w:rPr>
+      </w:r>
+      <w:r>
+        <w:rPr>
           <w:b/>
           <w:lang w:val="en_US" w:bidi="en_US"/>
         </w:rPr>
@@ -14104,6 +15924,20 @@
       </w:r>
       <w:r>
         <w:rPr>
+          <w:lang w:val="en_US" w:bidi="en_US"/>
+        </w:rPr>
+        <w:t>עִם־הַ⁠נְּעָרִ֤ים אֲשֶׁר־לִ⁠י֙ תִּדְבָּקִ֔י⁠ן</w:t>
+      </w:r>
+    </w:p>
+    <w:p>
+      <w:pPr/>
+      <w:r>
+        <w:rPr>
+          <w:lang w:val="en_US" w:bidi="en_US"/>
+        </w:rPr>
+      </w:r>
+      <w:r>
+        <w:rPr>
           <w:b/>
           <w:lang w:val="en_US" w:bidi="en_US"/>
         </w:rPr>
@@ -14250,6 +16084,20 @@
       </w:r>
       <w:r>
         <w:rPr>
+          <w:lang w:val="en_US" w:bidi="en_US"/>
+        </w:rPr>
+        <w:t>וְ⁠לֹ֥א יִפְגְּעוּ־בָ֖⁠ךְ</w:t>
+      </w:r>
+    </w:p>
+    <w:p>
+      <w:pPr/>
+      <w:r>
+        <w:rPr>
+          <w:lang w:val="en_US" w:bidi="en_US"/>
+        </w:rPr>
+      </w:r>
+      <w:r>
+        <w:rPr>
           <w:b/>
           <w:lang w:val="en_US" w:bidi="en_US"/>
         </w:rPr>
@@ -14346,6 +16194,20 @@
       </w:r>
       <w:r>
         <w:rPr>
+          <w:lang w:val="en_US" w:bidi="en_US"/>
+        </w:rPr>
+        <w:t>וַ⁠תִּדְבַּ֞ק</w:t>
+      </w:r>
+    </w:p>
+    <w:p>
+      <w:pPr/>
+      <w:r>
+        <w:rPr>
+          <w:lang w:val="en_US" w:bidi="en_US"/>
+        </w:rPr>
+      </w:r>
+      <w:r>
+        <w:rPr>
           <w:b/>
           <w:lang w:val="en_US" w:bidi="en_US"/>
         </w:rPr>
@@ -14442,6 +16304,20 @@
       </w:r>
       <w:r>
         <w:rPr>
+          <w:lang w:val="en_US" w:bidi="en_US"/>
+        </w:rPr>
+        <w:t>עַד־כְּל֥וֹת קְצִֽיר־הַ⁠שְּׂעֹרִ֖ים וּ⁠קְצִ֣יר הַֽ⁠חִטִּ֑ים</w:t>
+      </w:r>
+    </w:p>
+    <w:p>
+      <w:pPr/>
+      <w:r>
+        <w:rPr>
+          <w:lang w:val="en_US" w:bidi="en_US"/>
+        </w:rPr>
+      </w:r>
+      <w:r>
+        <w:rPr>
           <w:b/>
           <w:lang w:val="en_US" w:bidi="en_US"/>
         </w:rPr>
@@ -14644,6 +16520,20 @@
       </w:r>
       <w:r>
         <w:rPr>
+          <w:lang w:val="en_US" w:bidi="en_US"/>
+        </w:rPr>
+        <w:t>וַ⁠תֹּ֥אמֶר לָ֖⁠הּ נָעֳמִ֣י חֲמוֹתָ֑⁠הּ</w:t>
+      </w:r>
+    </w:p>
+    <w:p>
+      <w:pPr/>
+      <w:r>
+        <w:rPr>
+          <w:lang w:val="en_US" w:bidi="en_US"/>
+        </w:rPr>
+      </w:r>
+      <w:r>
+        <w:rPr>
           <w:b/>
           <w:lang w:val="en_US" w:bidi="en_US"/>
         </w:rPr>
@@ -14836,6 +16726,20 @@
       </w:r>
       <w:r>
         <w:rPr>
+          <w:lang w:val="en_US" w:bidi="en_US"/>
+        </w:rPr>
+        <w:t>נָעֳמִ֣י חֲמוֹתָ֑⁠הּ</w:t>
+      </w:r>
+    </w:p>
+    <w:p>
+      <w:pPr/>
+      <w:r>
+        <w:rPr>
+          <w:lang w:val="en_US" w:bidi="en_US"/>
+        </w:rPr>
+      </w:r>
+      <w:r>
+        <w:rPr>
           <w:b/>
           <w:lang w:val="en_US" w:bidi="en_US"/>
         </w:rPr>
@@ -14939,6 +16843,20 @@
       </w:r>
       <w:r>
         <w:rPr>
+          <w:lang w:val="en_US" w:bidi="en_US"/>
+        </w:rPr>
+        <w:t>חֲמוֹתָ֑⁠הּ</w:t>
+      </w:r>
+    </w:p>
+    <w:p>
+      <w:pPr/>
+      <w:r>
+        <w:rPr>
+          <w:lang w:val="en_US" w:bidi="en_US"/>
+        </w:rPr>
+      </w:r>
+      <w:r>
+        <w:rPr>
           <w:b/>
           <w:lang w:val="en_US" w:bidi="en_US"/>
         </w:rPr>
@@ -15035,6 +16953,20 @@
       </w:r>
       <w:r>
         <w:rPr>
+          <w:lang w:val="en_US" w:bidi="en_US"/>
+        </w:rPr>
+        <w:t>בִּתִּ֞⁠י</w:t>
+      </w:r>
+    </w:p>
+    <w:p>
+      <w:pPr/>
+      <w:r>
+        <w:rPr>
+          <w:lang w:val="en_US" w:bidi="en_US"/>
+        </w:rPr>
+      </w:r>
+      <w:r>
+        <w:rPr>
           <w:b/>
           <w:lang w:val="en_US" w:bidi="en_US"/>
         </w:rPr>
@@ -15131,6 +17063,20 @@
       </w:r>
       <w:r>
         <w:rPr>
+          <w:lang w:val="en_US" w:bidi="en_US"/>
+        </w:rPr>
+        <w:t>הֲ⁠לֹ֧א אֲבַקֶּשׁ־לָ֛⁠ךְ מָנ֖וֹחַ אֲשֶׁ֥ר יִֽיטַב־לָֽ⁠ךְ</w:t>
+      </w:r>
+    </w:p>
+    <w:p>
+      <w:pPr/>
+      <w:r>
+        <w:rPr>
+          <w:lang w:val="en_US" w:bidi="en_US"/>
+        </w:rPr>
+      </w:r>
+      <w:r>
+        <w:rPr>
           <w:b/>
           <w:lang w:val="en_US" w:bidi="en_US"/>
         </w:rPr>
@@ -15214,6 +17160,20 @@
       </w:r>
       <w:r>
         <w:rPr>
+          <w:lang w:val="en_US" w:bidi="en_US"/>
+        </w:rPr>
+        <w:t>מָנ֖וֹחַ</w:t>
+      </w:r>
+    </w:p>
+    <w:p>
+      <w:pPr/>
+      <w:r>
+        <w:rPr>
+          <w:lang w:val="en_US" w:bidi="en_US"/>
+        </w:rPr>
+      </w:r>
+      <w:r>
+        <w:rPr>
           <w:b/>
           <w:lang w:val="en_US" w:bidi="en_US"/>
         </w:rPr>
@@ -15299,6 +17259,20 @@
         <w:rPr>
           <w:lang w:val="en_US" w:bidi="en_US"/>
         </w:rPr>
+      </w:r>
+    </w:p>
+    <w:p>
+      <w:pPr/>
+      <w:r>
+        <w:rPr>
+          <w:lang w:val="en_US" w:bidi="en_US"/>
+        </w:rPr>
+      </w:r>
+      <w:r>
+        <w:rPr>
+          <w:lang w:val="en_US" w:bidi="en_US"/>
+        </w:rPr>
+        <w:t>וְ⁠עַתָּ֗ה</w:t>
       </w:r>
     </w:p>
     <w:p>
@@ -15429,6 +17403,20 @@
       </w:r>
       <w:r>
         <w:rPr>
+          <w:lang w:val="en_US" w:bidi="en_US"/>
+        </w:rPr>
+        <w:t>הֲ⁠לֹ֥א בֹ֨עַז֙ מֹֽדַעְתָּ֔⁠נוּ אֲשֶׁ֥ר הָיִ֖ית אֶת־נַעֲרוֹתָ֑י⁠ו</w:t>
+      </w:r>
+    </w:p>
+    <w:p>
+      <w:pPr/>
+      <w:r>
+        <w:rPr>
+          <w:lang w:val="en_US" w:bidi="en_US"/>
+        </w:rPr>
+      </w:r>
+      <w:r>
+        <w:rPr>
           <w:b/>
           <w:lang w:val="en_US" w:bidi="en_US"/>
         </w:rPr>
@@ -15530,6 +17518,20 @@
       </w:r>
       <w:r>
         <w:rPr>
+          <w:lang w:val="en_US" w:bidi="en_US"/>
+        </w:rPr>
+        <w:t>אֲשֶׁ֥ר הָיִ֖ית אֶת־נַעֲרוֹתָ֑י⁠ו</w:t>
+      </w:r>
+    </w:p>
+    <w:p>
+      <w:pPr/>
+      <w:r>
+        <w:rPr>
+          <w:lang w:val="en_US" w:bidi="en_US"/>
+        </w:rPr>
+      </w:r>
+      <w:r>
+        <w:rPr>
           <w:b/>
           <w:lang w:val="en_US" w:bidi="en_US"/>
         </w:rPr>
@@ -15613,6 +17615,20 @@
       </w:r>
       <w:r>
         <w:rPr>
+          <w:lang w:val="en_US" w:bidi="en_US"/>
+        </w:rPr>
+        <w:t>הִנֵּה</w:t>
+      </w:r>
+    </w:p>
+    <w:p>
+      <w:pPr/>
+      <w:r>
+        <w:rPr>
+          <w:lang w:val="en_US" w:bidi="en_US"/>
+        </w:rPr>
+      </w:r>
+      <w:r>
+        <w:rPr>
           <w:b/>
           <w:lang w:val="en_US" w:bidi="en_US"/>
         </w:rPr>
@@ -15772,6 +17788,20 @@
       </w:r>
       <w:r>
         <w:rPr>
+          <w:lang w:val="en_US" w:bidi="en_US"/>
+        </w:rPr>
+        <w:t>וְיָרַ֣דְתְּ הַ⁠גֹּ֑רֶן</w:t>
+      </w:r>
+    </w:p>
+    <w:p>
+      <w:pPr/>
+      <w:r>
+        <w:rPr>
+          <w:lang w:val="en_US" w:bidi="en_US"/>
+        </w:rPr>
+      </w:r>
+      <w:r>
+        <w:rPr>
           <w:b/>
           <w:lang w:val="en_US" w:bidi="en_US"/>
         </w:rPr>
@@ -15868,6 +17898,20 @@
       </w:r>
       <w:r>
         <w:rPr>
+          <w:lang w:val="en_US" w:bidi="en_US"/>
+        </w:rPr>
+        <w:t>לֶ⁠אֱכֹ֥ל וְ⁠לִ⁠שְׁתּֽוֹת</w:t>
+      </w:r>
+    </w:p>
+    <w:p>
+      <w:pPr/>
+      <w:r>
+        <w:rPr>
+          <w:lang w:val="en_US" w:bidi="en_US"/>
+        </w:rPr>
+      </w:r>
+      <w:r>
+        <w:rPr>
           <w:b/>
           <w:lang w:val="en_US" w:bidi="en_US"/>
         </w:rPr>
@@ -15931,6 +17975,20 @@
       </w:r>
       <w:r>
         <w:rPr>
+          <w:lang w:val="en_US" w:bidi="en_US"/>
+        </w:rPr>
+        <w:t>וִ⁠יהִ֣י</w:t>
+      </w:r>
+    </w:p>
+    <w:p>
+      <w:pPr/>
+      <w:r>
+        <w:rPr>
+          <w:lang w:val="en_US" w:bidi="en_US"/>
+        </w:rPr>
+      </w:r>
+      <w:r>
+        <w:rPr>
           <w:b/>
           <w:lang w:val="en_US" w:bidi="en_US"/>
         </w:rPr>
@@ -16027,6 +18085,20 @@
       </w:r>
       <w:r>
         <w:rPr>
+          <w:lang w:val="en_US" w:bidi="en_US"/>
+        </w:rPr>
+        <w:t>וְ⁠גִלִּ֥ית מַרְגְּלֹתָ֖י⁠ו</w:t>
+      </w:r>
+    </w:p>
+    <w:p>
+      <w:pPr/>
+      <w:r>
+        <w:rPr>
+          <w:lang w:val="en_US" w:bidi="en_US"/>
+        </w:rPr>
+      </w:r>
+      <w:r>
+        <w:rPr>
           <w:b/>
           <w:lang w:val="en_US" w:bidi="en_US"/>
         </w:rPr>
@@ -16123,6 +18195,20 @@
       </w:r>
       <w:r>
         <w:rPr>
+          <w:lang w:val="en_US" w:bidi="en_US"/>
+        </w:rPr>
+        <w:t>מַרְגְּלֹתָ֖י⁠ו</w:t>
+      </w:r>
+    </w:p>
+    <w:p>
+      <w:pPr/>
+      <w:r>
+        <w:rPr>
+          <w:lang w:val="en_US" w:bidi="en_US"/>
+        </w:rPr>
+      </w:r>
+      <w:r>
+        <w:rPr>
           <w:b/>
           <w:lang w:val="en_US" w:bidi="en_US"/>
         </w:rPr>
@@ -16219,6 +18305,20 @@
       </w:r>
       <w:r>
         <w:rPr>
+          <w:lang w:val="en_US" w:bidi="en_US"/>
+        </w:rPr>
+        <w:t>וְ⁠הוּא֙ יַגִּ֣יד לָ֔⁠ךְ אֵ֖ת אֲשֶׁ֥ר תַּעַשִֽׂי⁠ן</w:t>
+      </w:r>
+    </w:p>
+    <w:p>
+      <w:pPr/>
+      <w:r>
+        <w:rPr>
+          <w:lang w:val="en_US" w:bidi="en_US"/>
+        </w:rPr>
+      </w:r>
+      <w:r>
+        <w:rPr>
           <w:b/>
           <w:lang w:val="en_US" w:bidi="en_US"/>
         </w:rPr>
@@ -16282,6 +18382,20 @@
       </w:r>
       <w:r>
         <w:rPr>
+          <w:lang w:val="en_US" w:bidi="en_US"/>
+        </w:rPr>
+        <w:t>וְ⁠הוּא֙ יַגִּ֣יד</w:t>
+      </w:r>
+    </w:p>
+    <w:p>
+      <w:pPr/>
+      <w:r>
+        <w:rPr>
+          <w:lang w:val="en_US" w:bidi="en_US"/>
+        </w:rPr>
+      </w:r>
+      <w:r>
+        <w:rPr>
           <w:b/>
           <w:lang w:val="en_US" w:bidi="en_US"/>
         </w:rPr>
@@ -16347,6 +18461,20 @@
         <w:rPr>
           <w:lang w:val="en_US" w:bidi="en_US"/>
         </w:rPr>
+      </w:r>
+    </w:p>
+    <w:p>
+      <w:pPr/>
+      <w:r>
+        <w:rPr>
+          <w:lang w:val="en_US" w:bidi="en_US"/>
+        </w:rPr>
+      </w:r>
+      <w:r>
+        <w:rPr>
+          <w:lang w:val="en_US" w:bidi="en_US"/>
+        </w:rPr>
+        <w:t>וַ⁠תַּ֕עַשׂ כְּ⁠כֹ֥ל אֲשֶׁר־צִוַּ֖תָּ⁠ה חֲמוֹתָֽ⁠הּ</w:t>
       </w:r>
     </w:p>
     <w:p>
@@ -16526,6 +18654,20 @@
       </w:r>
       <w:r>
         <w:rPr>
+          <w:lang w:val="en_US" w:bidi="en_US"/>
+        </w:rPr>
+        <w:t>וַ⁠יִּיטַ֣ב לִבּ֔⁠וֹ</w:t>
+      </w:r>
+    </w:p>
+    <w:p>
+      <w:pPr/>
+      <w:r>
+        <w:rPr>
+          <w:lang w:val="en_US" w:bidi="en_US"/>
+        </w:rPr>
+      </w:r>
+      <w:r>
+        <w:rPr>
           <w:b/>
           <w:lang w:val="en_US" w:bidi="en_US"/>
         </w:rPr>
@@ -16799,6 +18941,20 @@
       </w:r>
       <w:r>
         <w:rPr>
+          <w:lang w:val="en_US" w:bidi="en_US"/>
+        </w:rPr>
+        <w:t>וַ⁠יְהִי֙ בַּ⁠חֲצִ֣י הַ⁠לַּ֔יְלָה</w:t>
+      </w:r>
+    </w:p>
+    <w:p>
+      <w:pPr/>
+      <w:r>
+        <w:rPr>
+          <w:lang w:val="en_US" w:bidi="en_US"/>
+        </w:rPr>
+      </w:r>
+      <w:r>
+        <w:rPr>
           <w:b/>
           <w:lang w:val="en_US" w:bidi="en_US"/>
         </w:rPr>
@@ -16882,6 +19038,20 @@
       </w:r>
       <w:r>
         <w:rPr>
+          <w:lang w:val="en_US" w:bidi="en_US"/>
+        </w:rPr>
+        <w:t>וַ⁠יֶּחֱרַ֥ד הָ⁠אִ֖ישׁ</w:t>
+      </w:r>
+    </w:p>
+    <w:p>
+      <w:pPr/>
+      <w:r>
+        <w:rPr>
+          <w:lang w:val="en_US" w:bidi="en_US"/>
+        </w:rPr>
+      </w:r>
+      <w:r>
+        <w:rPr>
           <w:b/>
           <w:lang w:val="en_US" w:bidi="en_US"/>
         </w:rPr>
@@ -17061,6 +19231,20 @@
       </w:r>
       <w:r>
         <w:rPr>
+          <w:lang w:val="en_US" w:bidi="en_US"/>
+        </w:rPr>
+        <w:t>אֲמָתֶ֔⁠ךָ &amp; אֲמָ֣תְ⁠ךָ֔</w:t>
+      </w:r>
+    </w:p>
+    <w:p>
+      <w:pPr/>
+      <w:r>
+        <w:rPr>
+          <w:lang w:val="en_US" w:bidi="en_US"/>
+        </w:rPr>
+      </w:r>
+      <w:r>
+        <w:rPr>
           <w:b/>
           <w:lang w:val="en_US" w:bidi="en_US"/>
         </w:rPr>
@@ -17146,6 +19330,20 @@
         <w:rPr>
           <w:lang w:val="en_US" w:bidi="en_US"/>
         </w:rPr>
+      </w:r>
+    </w:p>
+    <w:p>
+      <w:pPr/>
+      <w:r>
+        <w:rPr>
+          <w:lang w:val="en_US" w:bidi="en_US"/>
+        </w:rPr>
+      </w:r>
+      <w:r>
+        <w:rPr>
+          <w:lang w:val="en_US" w:bidi="en_US"/>
+        </w:rPr>
+        <w:t>וּ⁠פָרַשְׂתָּ֤ כְנָפֶ֨⁠ךָ֙ עַל־אֲמָ֣תְ⁠ךָ֔</w:t>
       </w:r>
     </w:p>
     <w:p>
@@ -17341,6 +19539,20 @@
       </w:r>
       <w:r>
         <w:rPr>
+          <w:lang w:val="en_US" w:bidi="en_US"/>
+        </w:rPr>
+        <w:t>בְּרוּכָ֨ה אַ֤תְּ לַֽ⁠יהוָה֙</w:t>
+      </w:r>
+    </w:p>
+    <w:p>
+      <w:pPr/>
+      <w:r>
+        <w:rPr>
+          <w:lang w:val="en_US" w:bidi="en_US"/>
+        </w:rPr>
+      </w:r>
+      <w:r>
+        <w:rPr>
           <w:b/>
           <w:lang w:val="en_US" w:bidi="en_US"/>
         </w:rPr>
@@ -17413,6 +19625,20 @@
         <w:rPr>
           <w:lang w:val="en_US" w:bidi="en_US"/>
         </w:rPr>
+      </w:r>
+    </w:p>
+    <w:p>
+      <w:pPr/>
+      <w:r>
+        <w:rPr>
+          <w:lang w:val="en_US" w:bidi="en_US"/>
+        </w:rPr>
+      </w:r>
+      <w:r>
+        <w:rPr>
+          <w:lang w:val="en_US" w:bidi="en_US"/>
+        </w:rPr>
+        <w:t>בִּתִּ֔⁠י</w:t>
       </w:r>
     </w:p>
     <w:p>
@@ -17538,6 +19764,20 @@
       </w:r>
       <w:r>
         <w:rPr>
+          <w:lang w:val="en_US" w:bidi="en_US"/>
+        </w:rPr>
+        <w:t>הֵיטַ֛בְתְּ חַסְדֵּ֥⁠ךְ הָ⁠אַחֲר֖וֹן מִן־הָ⁠רִאשׁ֑וֹן</w:t>
+      </w:r>
+    </w:p>
+    <w:p>
+      <w:pPr/>
+      <w:r>
+        <w:rPr>
+          <w:lang w:val="en_US" w:bidi="en_US"/>
+        </w:rPr>
+      </w:r>
+      <w:r>
+        <w:rPr>
           <w:b/>
           <w:lang w:val="en_US" w:bidi="en_US"/>
         </w:rPr>
@@ -17621,6 +19861,20 @@
       </w:r>
       <w:r>
         <w:rPr>
+          <w:lang w:val="en_US" w:bidi="en_US"/>
+        </w:rPr>
+        <w:t>הָ⁠רִאשׁ֑וֹן</w:t>
+      </w:r>
+    </w:p>
+    <w:p>
+      <w:pPr/>
+      <w:r>
+        <w:rPr>
+          <w:lang w:val="en_US" w:bidi="en_US"/>
+        </w:rPr>
+      </w:r>
+      <w:r>
+        <w:rPr>
           <w:b/>
           <w:lang w:val="en_US" w:bidi="en_US"/>
         </w:rPr>
@@ -17717,6 +19971,20 @@
       </w:r>
       <w:r>
         <w:rPr>
+          <w:lang w:val="en_US" w:bidi="en_US"/>
+        </w:rPr>
+        <w:t>לְ⁠בִלְתִּי־לֶ֗כֶת אַחֲרֵי֙</w:t>
+      </w:r>
+    </w:p>
+    <w:p>
+      <w:pPr/>
+      <w:r>
+        <w:rPr>
+          <w:lang w:val="en_US" w:bidi="en_US"/>
+        </w:rPr>
+      </w:r>
+      <w:r>
+        <w:rPr>
           <w:b/>
           <w:lang w:val="en_US" w:bidi="en_US"/>
         </w:rPr>
@@ -17802,6 +20070,20 @@
         <w:rPr>
           <w:lang w:val="en_US" w:bidi="en_US"/>
         </w:rPr>
+      </w:r>
+    </w:p>
+    <w:p>
+      <w:pPr/>
+      <w:r>
+        <w:rPr>
+          <w:lang w:val="en_US" w:bidi="en_US"/>
+        </w:rPr>
+      </w:r>
+      <w:r>
+        <w:rPr>
+          <w:lang w:val="en_US" w:bidi="en_US"/>
+        </w:rPr>
+        <w:t>וְ⁠עַתָּ֗ה</w:t>
       </w:r>
     </w:p>
     <w:p>
@@ -17921,6 +20203,20 @@
       </w:r>
       <w:r>
         <w:rPr>
+          <w:lang w:val="en_US" w:bidi="en_US"/>
+        </w:rPr>
+        <w:t>בִּתִּ⁠י֙</w:t>
+      </w:r>
+    </w:p>
+    <w:p>
+      <w:pPr/>
+      <w:r>
+        <w:rPr>
+          <w:lang w:val="en_US" w:bidi="en_US"/>
+        </w:rPr>
+      </w:r>
+      <w:r>
+        <w:rPr>
           <w:b/>
           <w:lang w:val="en_US" w:bidi="en_US"/>
         </w:rPr>
@@ -18040,6 +20336,20 @@
       </w:r>
       <w:r>
         <w:rPr>
+          <w:lang w:val="en_US" w:bidi="en_US"/>
+        </w:rPr>
+        <w:t>כָּל־שַׁ֣עַר עַמִּ֔⁠י</w:t>
+      </w:r>
+    </w:p>
+    <w:p>
+      <w:pPr/>
+      <w:r>
+        <w:rPr>
+          <w:lang w:val="en_US" w:bidi="en_US"/>
+        </w:rPr>
+      </w:r>
+      <w:r>
+        <w:rPr>
           <w:b/>
           <w:lang w:val="en_US" w:bidi="en_US"/>
         </w:rPr>
@@ -18208,6 +20518,20 @@
         <w:rPr>
           <w:lang w:val="en_US" w:bidi="en_US"/>
         </w:rPr>
+      </w:r>
+    </w:p>
+    <w:p>
+      <w:pPr/>
+      <w:r>
+        <w:rPr>
+          <w:lang w:val="en_US" w:bidi="en_US"/>
+        </w:rPr>
+      </w:r>
+      <w:r>
+        <w:rPr>
+          <w:lang w:val="en_US" w:bidi="en_US"/>
+        </w:rPr>
+        <w:t>וְ⁠עַתָּה֙</w:t>
       </w:r>
     </w:p>
     <w:p>
@@ -18333,6 +20657,20 @@
       </w:r>
       <w:r>
         <w:rPr>
+          <w:lang w:val="en_US" w:bidi="en_US"/>
+        </w:rPr>
+        <w:t>וְ⁠גַ֛ם</w:t>
+      </w:r>
+    </w:p>
+    <w:p>
+      <w:pPr/>
+      <w:r>
+        <w:rPr>
+          <w:lang w:val="en_US" w:bidi="en_US"/>
+        </w:rPr>
+      </w:r>
+      <w:r>
+        <w:rPr>
           <w:b/>
           <w:lang w:val="en_US" w:bidi="en_US"/>
         </w:rPr>
@@ -18478,6 +20816,20 @@
       </w:r>
       <w:r>
         <w:rPr>
+          <w:lang w:val="en_US" w:bidi="en_US"/>
+        </w:rPr>
+        <w:t>גֹאֵ֖ל &amp; גֹּאֵ֖ל</w:t>
+      </w:r>
+    </w:p>
+    <w:p>
+      <w:pPr/>
+      <w:r>
+        <w:rPr>
+          <w:lang w:val="en_US" w:bidi="en_US"/>
+        </w:rPr>
+      </w:r>
+      <w:r>
+        <w:rPr>
           <w:b/>
           <w:lang w:val="en_US" w:bidi="en_US"/>
         </w:rPr>
@@ -18605,6 +20957,20 @@
       </w:r>
       <w:r>
         <w:rPr>
+          <w:lang w:val="en_US" w:bidi="en_US"/>
+        </w:rPr>
+        <w:t>אִם־יִגְאָלֵ֥⁠ךְ</w:t>
+      </w:r>
+    </w:p>
+    <w:p>
+      <w:pPr/>
+      <w:r>
+        <w:rPr>
+          <w:lang w:val="en_US" w:bidi="en_US"/>
+        </w:rPr>
+      </w:r>
+      <w:r>
+        <w:rPr>
           <w:b/>
           <w:lang w:val="en_US" w:bidi="en_US"/>
         </w:rPr>
@@ -18701,6 +21067,20 @@
       </w:r>
       <w:r>
         <w:rPr>
+          <w:lang w:val="en_US" w:bidi="en_US"/>
+        </w:rPr>
+        <w:t>וּ⁠גְאַלְתִּ֥י⁠ךְ אָנֹ֖כִי</w:t>
+      </w:r>
+    </w:p>
+    <w:p>
+      <w:pPr/>
+      <w:r>
+        <w:rPr>
+          <w:lang w:val="en_US" w:bidi="en_US"/>
+        </w:rPr>
+      </w:r>
+      <w:r>
+        <w:rPr>
           <w:b/>
           <w:lang w:val="en_US" w:bidi="en_US"/>
         </w:rPr>
@@ -18873,6 +21253,20 @@
       </w:r>
       <w:r>
         <w:rPr>
+          <w:lang w:val="en_US" w:bidi="en_US"/>
+        </w:rPr>
+        <w:t>וַ⁠תִּשְׁכַּ֤ב מַרְגְּלוֹתָיו֙</w:t>
+      </w:r>
+    </w:p>
+    <w:p>
+      <w:pPr/>
+      <w:r>
+        <w:rPr>
+          <w:lang w:val="en_US" w:bidi="en_US"/>
+        </w:rPr>
+      </w:r>
+      <w:r>
+        <w:rPr>
           <w:b/>
           <w:lang w:val="en_US" w:bidi="en_US"/>
         </w:rPr>
@@ -18969,6 +21363,20 @@
       </w:r>
       <w:r>
         <w:rPr>
+          <w:lang w:val="en_US" w:bidi="en_US"/>
+        </w:rPr>
+        <w:t>בְּטֶ֛רֶם יַכִּ֥יר אִ֖ישׁ אֶת־רֵעֵ֑⁠הוּ</w:t>
+      </w:r>
+    </w:p>
+    <w:p>
+      <w:pPr/>
+      <w:r>
+        <w:rPr>
+          <w:lang w:val="en_US" w:bidi="en_US"/>
+        </w:rPr>
+      </w:r>
+      <w:r>
+        <w:rPr>
           <w:b/>
           <w:lang w:val="en_US" w:bidi="en_US"/>
         </w:rPr>
@@ -19065,6 +21473,20 @@
       </w:r>
       <w:r>
         <w:rPr>
+          <w:lang w:val="en_US" w:bidi="en_US"/>
+        </w:rPr>
+        <w:t>וַ⁠יֹּ֨אמֶר֙</w:t>
+      </w:r>
+    </w:p>
+    <w:p>
+      <w:pPr/>
+      <w:r>
+        <w:rPr>
+          <w:lang w:val="en_US" w:bidi="en_US"/>
+        </w:rPr>
+      </w:r>
+      <w:r>
+        <w:rPr>
           <w:b/>
           <w:lang w:val="en_US" w:bidi="en_US"/>
         </w:rPr>
@@ -19148,6 +21570,20 @@
       </w:r>
       <w:r>
         <w:rPr>
+          <w:lang w:val="en_US" w:bidi="en_US"/>
+        </w:rPr>
+        <w:t>אַל־יִוָּדַ֔ע</w:t>
+      </w:r>
+    </w:p>
+    <w:p>
+      <w:pPr/>
+      <w:r>
+        <w:rPr>
+          <w:lang w:val="en_US" w:bidi="en_US"/>
+        </w:rPr>
+      </w:r>
+      <w:r>
+        <w:rPr>
           <w:b/>
           <w:lang w:val="en_US" w:bidi="en_US"/>
         </w:rPr>
@@ -19231,6 +21667,20 @@
       </w:r>
       <w:r>
         <w:rPr>
+          <w:lang w:val="en_US" w:bidi="en_US"/>
+        </w:rPr>
+        <w:t>הַ⁠מִּטְפַּ֧חַת</w:t>
+      </w:r>
+    </w:p>
+    <w:p>
+      <w:pPr/>
+      <w:r>
+        <w:rPr>
+          <w:lang w:val="en_US" w:bidi="en_US"/>
+        </w:rPr>
+      </w:r>
+      <w:r>
+        <w:rPr>
           <w:b/>
           <w:lang w:val="en_US" w:bidi="en_US"/>
         </w:rPr>
@@ -19327,6 +21777,20 @@
       </w:r>
       <w:r>
         <w:rPr>
+          <w:lang w:val="en_US" w:bidi="en_US"/>
+        </w:rPr>
+        <w:t>שֵׁשׁ־שְׂעֹרִים֙</w:t>
+      </w:r>
+    </w:p>
+    <w:p>
+      <w:pPr/>
+      <w:r>
+        <w:rPr>
+          <w:lang w:val="en_US" w:bidi="en_US"/>
+        </w:rPr>
+      </w:r>
+      <w:r>
+        <w:rPr>
           <w:b/>
           <w:lang w:val="en_US" w:bidi="en_US"/>
         </w:rPr>
@@ -19410,6 +21874,20 @@
       </w:r>
       <w:r>
         <w:rPr>
+          <w:lang w:val="en_US" w:bidi="en_US"/>
+        </w:rPr>
+        <w:t>וַ⁠יָּ֣שֶׁת עָלֶ֔י⁠הָ</w:t>
+      </w:r>
+    </w:p>
+    <w:p>
+      <w:pPr/>
+      <w:r>
+        <w:rPr>
+          <w:lang w:val="en_US" w:bidi="en_US"/>
+        </w:rPr>
+      </w:r>
+      <w:r>
+        <w:rPr>
           <w:b/>
           <w:lang w:val="en_US" w:bidi="en_US"/>
         </w:rPr>
@@ -19493,6 +21971,20 @@
       </w:r>
       <w:r>
         <w:rPr>
+          <w:lang w:val="en_US" w:bidi="en_US"/>
+        </w:rPr>
+        <w:t>וַ⁠יָּבֹ֖א הָ⁠עִֽיר</w:t>
+      </w:r>
+    </w:p>
+    <w:p>
+      <w:pPr/>
+      <w:r>
+        <w:rPr>
+          <w:lang w:val="en_US" w:bidi="en_US"/>
+        </w:rPr>
+      </w:r>
+      <w:r>
+        <w:rPr>
           <w:b/>
           <w:lang w:val="en_US" w:bidi="en_US"/>
         </w:rPr>
@@ -19589,6 +22081,20 @@
       </w:r>
       <w:r>
         <w:rPr>
+          <w:lang w:val="en_US" w:bidi="en_US"/>
+        </w:rPr>
+        <w:t>מִי־אַ֣תְּ</w:t>
+      </w:r>
+    </w:p>
+    <w:p>
+      <w:pPr/>
+      <w:r>
+        <w:rPr>
+          <w:lang w:val="en_US" w:bidi="en_US"/>
+        </w:rPr>
+      </w:r>
+      <w:r>
+        <w:rPr>
           <w:b/>
           <w:lang w:val="en_US" w:bidi="en_US"/>
         </w:rPr>
@@ -19685,6 +22191,20 @@
       </w:r>
       <w:r>
         <w:rPr>
+          <w:lang w:val="en_US" w:bidi="en_US"/>
+        </w:rPr>
+        <w:t>בִּתִּ֑⁠י</w:t>
+      </w:r>
+    </w:p>
+    <w:p>
+      <w:pPr/>
+      <w:r>
+        <w:rPr>
+          <w:lang w:val="en_US" w:bidi="en_US"/>
+        </w:rPr>
+      </w:r>
+      <w:r>
+        <w:rPr>
           <w:b/>
           <w:lang w:val="en_US" w:bidi="en_US"/>
         </w:rPr>
@@ -19770,6 +22290,20 @@
         <w:rPr>
           <w:lang w:val="en_US" w:bidi="en_US"/>
         </w:rPr>
+      </w:r>
+    </w:p>
+    <w:p>
+      <w:pPr/>
+      <w:r>
+        <w:rPr>
+          <w:lang w:val="en_US" w:bidi="en_US"/>
+        </w:rPr>
+      </w:r>
+      <w:r>
+        <w:rPr>
+          <w:lang w:val="en_US" w:bidi="en_US"/>
+        </w:rPr>
+        <w:t>אֵ֛ת כָּל־אֲשֶׁ֥ר עָֽשָׂה־לָ֖⁠הּ הָ⁠אִֽישׁ</w:t>
       </w:r>
     </w:p>
     <w:p>
@@ -19978,6 +22512,20 @@
       </w:r>
       <w:r>
         <w:rPr>
+          <w:lang w:val="en_US" w:bidi="en_US"/>
+        </w:rPr>
+        <w:t>כִּ֚י אָמַ֣ר אַל־תָּב֥וֹאִי רֵיקָ֖ם אֶל־חֲמוֹתֵֽ⁠ךְ</w:t>
+      </w:r>
+    </w:p>
+    <w:p>
+      <w:pPr/>
+      <w:r>
+        <w:rPr>
+          <w:lang w:val="en_US" w:bidi="en_US"/>
+        </w:rPr>
+      </w:r>
+      <w:r>
+        <w:rPr>
           <w:b/>
           <w:lang w:val="en_US" w:bidi="en_US"/>
         </w:rPr>
@@ -20157,6 +22705,20 @@
       </w:r>
       <w:r>
         <w:rPr>
+          <w:lang w:val="en_US" w:bidi="en_US"/>
+        </w:rPr>
+        <w:t>שְׁבִ֣י</w:t>
+      </w:r>
+    </w:p>
+    <w:p>
+      <w:pPr/>
+      <w:r>
+        <w:rPr>
+          <w:lang w:val="en_US" w:bidi="en_US"/>
+        </w:rPr>
+      </w:r>
+      <w:r>
+        <w:rPr>
           <w:b/>
           <w:lang w:val="en_US" w:bidi="en_US"/>
         </w:rPr>
@@ -20336,6 +22898,20 @@
       </w:r>
       <w:r>
         <w:rPr>
+          <w:lang w:val="en_US" w:bidi="en_US"/>
+        </w:rPr>
+        <w:t>אֵ֖יךְ יִפֹּ֣ל דָּבָ֑ר</w:t>
+      </w:r>
+    </w:p>
+    <w:p>
+      <w:pPr/>
+      <w:r>
+        <w:rPr>
+          <w:lang w:val="en_US" w:bidi="en_US"/>
+        </w:rPr>
+      </w:r>
+      <w:r>
+        <w:rPr>
           <w:b/>
           <w:lang w:val="en_US" w:bidi="en_US"/>
         </w:rPr>
@@ -20432,6 +23008,20 @@
       </w:r>
       <w:r>
         <w:rPr>
+          <w:lang w:val="en_US" w:bidi="en_US"/>
+        </w:rPr>
+        <w:t>לֹ֤א יִשְׁקֹט֙ הָ⁠אִ֔ישׁ כִּֽי־אִם</w:t>
+      </w:r>
+    </w:p>
+    <w:p>
+      <w:pPr/>
+      <w:r>
+        <w:rPr>
+          <w:lang w:val="en_US" w:bidi="en_US"/>
+        </w:rPr>
+      </w:r>
+      <w:r>
+        <w:rPr>
           <w:b/>
           <w:lang w:val="en_US" w:bidi="en_US"/>
         </w:rPr>
@@ -20782,6 +23372,20 @@
       </w:r>
       <w:r>
         <w:rPr>
+          <w:lang w:val="en_US" w:bidi="en_US"/>
+        </w:rPr>
+        <w:t>וּ⁠בֹ֨עַז עָלָ֣ה הַ⁠שַּׁעַר֮</w:t>
+      </w:r>
+    </w:p>
+    <w:p>
+      <w:pPr/>
+      <w:r>
+        <w:rPr>
+          <w:lang w:val="en_US" w:bidi="en_US"/>
+        </w:rPr>
+      </w:r>
+      <w:r>
+        <w:rPr>
           <w:b/>
           <w:lang w:val="en_US" w:bidi="en_US"/>
         </w:rPr>
@@ -20865,6 +23469,20 @@
       </w:r>
       <w:r>
         <w:rPr>
+          <w:lang w:val="en_US" w:bidi="en_US"/>
+        </w:rPr>
+        <w:t>הַ⁠שַּׁעַר֮</w:t>
+      </w:r>
+    </w:p>
+    <w:p>
+      <w:pPr/>
+      <w:r>
+        <w:rPr>
+          <w:lang w:val="en_US" w:bidi="en_US"/>
+        </w:rPr>
+      </w:r>
+      <w:r>
+        <w:rPr>
           <w:b/>
           <w:lang w:val="en_US" w:bidi="en_US"/>
         </w:rPr>
@@ -21046,6 +23664,20 @@
         <w:rPr>
           <w:lang w:val="en_US" w:bidi="en_US"/>
         </w:rPr>
+      </w:r>
+    </w:p>
+    <w:p>
+      <w:pPr/>
+      <w:r>
+        <w:rPr>
+          <w:lang w:val="en_US" w:bidi="en_US"/>
+        </w:rPr>
+      </w:r>
+      <w:r>
+        <w:rPr>
+          <w:lang w:val="en_US" w:bidi="en_US"/>
+        </w:rPr>
+        <w:t>הַ⁠גֹּאֵ֤ל</w:t>
       </w:r>
     </w:p>
     <w:p>
@@ -21184,6 +23816,20 @@
       </w:r>
       <w:r>
         <w:rPr>
+          <w:lang w:val="en_US" w:bidi="en_US"/>
+        </w:rPr>
+        <w:t>וַ⁠יֹּ֛אמֶר ס֥וּרָ⁠ה שְׁבָ⁠ה־פֹּ֖ה פְּלֹנִ֣י אַלְמֹנִ֑י</w:t>
+      </w:r>
+    </w:p>
+    <w:p>
+      <w:pPr/>
+      <w:r>
+        <w:rPr>
+          <w:lang w:val="en_US" w:bidi="en_US"/>
+        </w:rPr>
+      </w:r>
+      <w:r>
+        <w:rPr>
           <w:b/>
           <w:lang w:val="en_US" w:bidi="en_US"/>
         </w:rPr>
@@ -21280,6 +23926,20 @@
       </w:r>
       <w:r>
         <w:rPr>
+          <w:lang w:val="en_US" w:bidi="en_US"/>
+        </w:rPr>
+        <w:t>פְּלֹנִ֣י אַלְמֹנִ֑י</w:t>
+      </w:r>
+    </w:p>
+    <w:p>
+      <w:pPr/>
+      <w:r>
+        <w:rPr>
+          <w:lang w:val="en_US" w:bidi="en_US"/>
+        </w:rPr>
+      </w:r>
+      <w:r>
+        <w:rPr>
           <w:b/>
           <w:lang w:val="en_US" w:bidi="en_US"/>
         </w:rPr>
@@ -21439,6 +24099,20 @@
       </w:r>
       <w:r>
         <w:rPr>
+          <w:lang w:val="en_US" w:bidi="en_US"/>
+        </w:rPr>
+        <w:t>לְ⁠אָחִ֖י⁠נוּ</w:t>
+      </w:r>
+    </w:p>
+    <w:p>
+      <w:pPr/>
+      <w:r>
+        <w:rPr>
+          <w:lang w:val="en_US" w:bidi="en_US"/>
+        </w:rPr>
+      </w:r>
+      <w:r>
+        <w:rPr>
           <w:b/>
           <w:lang w:val="en_US" w:bidi="en_US"/>
         </w:rPr>
@@ -21535,6 +24209,20 @@
       </w:r>
       <w:r>
         <w:rPr>
+          <w:lang w:val="en_US" w:bidi="en_US"/>
+        </w:rPr>
+        <w:t>אָמַ֜רְתִּי</w:t>
+      </w:r>
+    </w:p>
+    <w:p>
+      <w:pPr/>
+      <w:r>
+        <w:rPr>
+          <w:lang w:val="en_US" w:bidi="en_US"/>
+        </w:rPr>
+      </w:r>
+      <w:r>
+        <w:rPr>
           <w:b/>
           <w:lang w:val="en_US" w:bidi="en_US"/>
         </w:rPr>
@@ -21631,6 +24319,20 @@
       </w:r>
       <w:r>
         <w:rPr>
+          <w:lang w:val="en_US" w:bidi="en_US"/>
+        </w:rPr>
+        <w:t>אֶגְלֶ֧ה אָזְנְ⁠ךָ֣</w:t>
+      </w:r>
+    </w:p>
+    <w:p>
+      <w:pPr/>
+      <w:r>
+        <w:rPr>
+          <w:lang w:val="en_US" w:bidi="en_US"/>
+        </w:rPr>
+      </w:r>
+      <w:r>
+        <w:rPr>
           <w:b/>
           <w:lang w:val="en_US" w:bidi="en_US"/>
         </w:rPr>
@@ -21727,6 +24429,20 @@
       </w:r>
       <w:r>
         <w:rPr>
+          <w:lang w:val="en_US" w:bidi="en_US"/>
+        </w:rPr>
+        <w:t>נֶ֥גֶד הַֽ⁠יֹּשְׁבִים֮</w:t>
+      </w:r>
+    </w:p>
+    <w:p>
+      <w:pPr/>
+      <w:r>
+        <w:rPr>
+          <w:lang w:val="en_US" w:bidi="en_US"/>
+        </w:rPr>
+      </w:r>
+      <w:r>
+        <w:rPr>
           <w:b/>
           <w:lang w:val="en_US" w:bidi="en_US"/>
         </w:rPr>
@@ -21893,6 +24609,20 @@
       </w:r>
       <w:r>
         <w:rPr>
+          <w:lang w:val="en_US" w:bidi="en_US"/>
+        </w:rPr>
+        <w:t>אֵ֤ין זוּלָֽתְ⁠ךָ֙ לִ⁠גְא֔וֹל וְ⁠אָנֹכִ֖י אַחֲרֶ֑י⁠ךָ</w:t>
+      </w:r>
+    </w:p>
+    <w:p>
+      <w:pPr/>
+      <w:r>
+        <w:rPr>
+          <w:lang w:val="en_US" w:bidi="en_US"/>
+        </w:rPr>
+      </w:r>
+      <w:r>
+        <w:rPr>
           <w:b/>
           <w:lang w:val="en_US" w:bidi="en_US"/>
         </w:rPr>
@@ -21976,6 +24706,20 @@
       </w:r>
       <w:r>
         <w:rPr>
+          <w:lang w:val="en_US" w:bidi="en_US"/>
+        </w:rPr>
+        <w:t>אָנֹכִ֥י אֶגְאָֽל</w:t>
+      </w:r>
+    </w:p>
+    <w:p>
+      <w:pPr/>
+      <w:r>
+        <w:rPr>
+          <w:lang w:val="en_US" w:bidi="en_US"/>
+        </w:rPr>
+      </w:r>
+      <w:r>
+        <w:rPr>
           <w:b/>
           <w:lang w:val="en_US" w:bidi="en_US"/>
         </w:rPr>
@@ -22052,6 +24796,20 @@
       </w:r>
       <w:r>
         <w:rPr>
+          <w:lang w:val="en_US" w:bidi="en_US"/>
+        </w:rPr>
+        <w:t>בְּ⁠יוֹם</w:t>
+      </w:r>
+    </w:p>
+    <w:p>
+      <w:pPr/>
+      <w:r>
+        <w:rPr>
+          <w:lang w:val="en_US" w:bidi="en_US"/>
+        </w:rPr>
+      </w:r>
+      <w:r>
+        <w:rPr>
           <w:b/>
           <w:lang w:val="en_US" w:bidi="en_US"/>
         </w:rPr>
@@ -22148,6 +24906,20 @@
       </w:r>
       <w:r>
         <w:rPr>
+          <w:lang w:val="en_US" w:bidi="en_US"/>
+        </w:rPr>
+        <w:t>מִ⁠יַּ֣ד נָעֳמִ֑י</w:t>
+      </w:r>
+    </w:p>
+    <w:p>
+      <w:pPr/>
+      <w:r>
+        <w:rPr>
+          <w:lang w:val="en_US" w:bidi="en_US"/>
+        </w:rPr>
+      </w:r>
+      <w:r>
+        <w:rPr>
           <w:b/>
           <w:lang w:val="en_US" w:bidi="en_US"/>
         </w:rPr>
@@ -22244,6 +25016,20 @@
       </w:r>
       <w:r>
         <w:rPr>
+          <w:lang w:val="en_US" w:bidi="en_US"/>
+        </w:rPr>
+        <w:t>וּ֠⁠מֵ⁠אֵת ר֣וּת &amp; קָנִ֔יתָה</w:t>
+      </w:r>
+    </w:p>
+    <w:p>
+      <w:pPr/>
+      <w:r>
+        <w:rPr>
+          <w:lang w:val="en_US" w:bidi="en_US"/>
+        </w:rPr>
+      </w:r>
+      <w:r>
+        <w:rPr>
           <w:b/>
           <w:lang w:val="en_US" w:bidi="en_US"/>
         </w:rPr>
@@ -22403,6 +25189,20 @@
       </w:r>
       <w:r>
         <w:rPr>
+          <w:lang w:val="en_US" w:bidi="en_US"/>
+        </w:rPr>
+        <w:t>לְ⁠הָקִ֥ים שֵׁם־הַ⁠מֵּ֖ת עַל־נַחֲלָתֽ⁠וֹ</w:t>
+      </w:r>
+    </w:p>
+    <w:p>
+      <w:pPr/>
+      <w:r>
+        <w:rPr>
+          <w:lang w:val="en_US" w:bidi="en_US"/>
+        </w:rPr>
+      </w:r>
+      <w:r>
+        <w:rPr>
           <w:b/>
           <w:lang w:val="en_US" w:bidi="en_US"/>
         </w:rPr>
@@ -22499,6 +25299,20 @@
       </w:r>
       <w:r>
         <w:rPr>
+          <w:lang w:val="en_US" w:bidi="en_US"/>
+        </w:rPr>
+        <w:t>הַ⁠מֵּת֙ &amp; הַ⁠מֵּ֖ת</w:t>
+      </w:r>
+    </w:p>
+    <w:p>
+      <w:pPr/>
+      <w:r>
+        <w:rPr>
+          <w:lang w:val="en_US" w:bidi="en_US"/>
+        </w:rPr>
+      </w:r>
+      <w:r>
+        <w:rPr>
           <w:b/>
           <w:lang w:val="en_US" w:bidi="en_US"/>
         </w:rPr>
@@ -22608,6 +25422,20 @@
       </w:r>
       <w:r>
         <w:rPr>
+          <w:lang w:val="en_US" w:bidi="en_US"/>
+        </w:rPr>
+        <w:t>אַשְׁחִ֖ית אֶת־נַחֲלָתִ֑⁠י</w:t>
+      </w:r>
+    </w:p>
+    <w:p>
+      <w:pPr/>
+      <w:r>
+        <w:rPr>
+          <w:lang w:val="en_US" w:bidi="en_US"/>
+        </w:rPr>
+      </w:r>
+      <w:r>
+        <w:rPr>
           <w:b/>
           <w:lang w:val="en_US" w:bidi="en_US"/>
         </w:rPr>
@@ -22704,6 +25532,20 @@
       </w:r>
       <w:r>
         <w:rPr>
+          <w:lang w:val="en_US" w:bidi="en_US"/>
+        </w:rPr>
+        <w:t>גְּאַל־לְ⁠ךָ֤ אַתָּה֙ אֶת־גְּאֻלָּתִ֔⁠י</w:t>
+      </w:r>
+    </w:p>
+    <w:p>
+      <w:pPr/>
+      <w:r>
+        <w:rPr>
+          <w:lang w:val="en_US" w:bidi="en_US"/>
+        </w:rPr>
+      </w:r>
+      <w:r>
+        <w:rPr>
           <w:b/>
           <w:lang w:val="en_US" w:bidi="en_US"/>
         </w:rPr>
@@ -22813,6 +25655,20 @@
       </w:r>
       <w:r>
         <w:rPr>
+          <w:lang w:val="en_US" w:bidi="en_US"/>
+        </w:rPr>
+        <w:t>וְ⁠זֹאת֩</w:t>
+      </w:r>
+    </w:p>
+    <w:p>
+      <w:pPr/>
+      <w:r>
+        <w:rPr>
+          <w:lang w:val="en_US" w:bidi="en_US"/>
+        </w:rPr>
+      </w:r>
+      <w:r>
+        <w:rPr>
           <w:b/>
           <w:lang w:val="en_US" w:bidi="en_US"/>
         </w:rPr>
@@ -22909,6 +25765,20 @@
       </w:r>
       <w:r>
         <w:rPr>
+          <w:lang w:val="en_US" w:bidi="en_US"/>
+        </w:rPr>
+        <w:t>וְ⁠זֹאת֩</w:t>
+      </w:r>
+    </w:p>
+    <w:p>
+      <w:pPr/>
+      <w:r>
+        <w:rPr>
+          <w:lang w:val="en_US" w:bidi="en_US"/>
+        </w:rPr>
+      </w:r>
+      <w:r>
+        <w:rPr>
           <w:b/>
           <w:lang w:val="en_US" w:bidi="en_US"/>
         </w:rPr>
@@ -22992,6 +25862,20 @@
       </w:r>
       <w:r>
         <w:rPr>
+          <w:lang w:val="en_US" w:bidi="en_US"/>
+        </w:rPr>
+        <w:t>לְ⁠פָנִ֨ים</w:t>
+      </w:r>
+    </w:p>
+    <w:p>
+      <w:pPr/>
+      <w:r>
+        <w:rPr>
+          <w:lang w:val="en_US" w:bidi="en_US"/>
+        </w:rPr>
+      </w:r>
+      <w:r>
+        <w:rPr>
           <w:b/>
           <w:lang w:val="en_US" w:bidi="en_US"/>
         </w:rPr>
@@ -23088,6 +25972,20 @@
       </w:r>
       <w:r>
         <w:rPr>
+          <w:lang w:val="en_US" w:bidi="en_US"/>
+        </w:rPr>
+        <w:t>לְ⁠רֵעֵ֑⁠הוּ</w:t>
+      </w:r>
+    </w:p>
+    <w:p>
+      <w:pPr/>
+      <w:r>
+        <w:rPr>
+          <w:lang w:val="en_US" w:bidi="en_US"/>
+        </w:rPr>
+      </w:r>
+      <w:r>
+        <w:rPr>
           <w:b/>
           <w:lang w:val="en_US" w:bidi="en_US"/>
         </w:rPr>
@@ -23184,6 +26082,20 @@
       </w:r>
       <w:r>
         <w:rPr>
+          <w:lang w:val="en_US" w:bidi="en_US"/>
+        </w:rPr>
+        <w:t>וַ⁠יֹּ֧אמֶר הַ⁠גֹּאֵ֛ל לְ⁠בֹ֖עַז קְנֵה־לָ֑⁠ךְ וַ⁠יִּשְׁלֹ֖ף נַעֲלֽ⁠וֹ</w:t>
+      </w:r>
+    </w:p>
+    <w:p>
+      <w:pPr/>
+      <w:r>
+        <w:rPr>
+          <w:lang w:val="en_US" w:bidi="en_US"/>
+        </w:rPr>
+      </w:r>
+      <w:r>
+        <w:rPr>
           <w:b/>
           <w:lang w:val="en_US" w:bidi="en_US"/>
         </w:rPr>
@@ -23267,6 +26179,20 @@
       </w:r>
       <w:r>
         <w:rPr>
+          <w:lang w:val="en_US" w:bidi="en_US"/>
+        </w:rPr>
+        <w:t>וַ⁠יֹּ֧אמֶר הַ⁠גֹּאֵ֛ל לְ⁠בֹ֖עַז קְנֵה־לָ֑⁠ךְ וַ⁠יִּשְׁלֹ֖ף נַעֲלֽ⁠וֹ</w:t>
+      </w:r>
+    </w:p>
+    <w:p>
+      <w:pPr/>
+      <w:r>
+        <w:rPr>
+          <w:lang w:val="en_US" w:bidi="en_US"/>
+        </w:rPr>
+      </w:r>
+      <w:r>
+        <w:rPr>
           <w:b/>
           <w:lang w:val="en_US" w:bidi="en_US"/>
         </w:rPr>
@@ -23363,6 +26289,20 @@
       </w:r>
       <w:r>
         <w:rPr>
+          <w:lang w:val="en_US" w:bidi="en_US"/>
+        </w:rPr>
+        <w:t>וַ⁠יִּשְׁלֹ֖ף נַעֲלֽ⁠וֹ</w:t>
+      </w:r>
+    </w:p>
+    <w:p>
+      <w:pPr/>
+      <w:r>
+        <w:rPr>
+          <w:lang w:val="en_US" w:bidi="en_US"/>
+        </w:rPr>
+      </w:r>
+      <w:r>
+        <w:rPr>
           <w:b/>
           <w:lang w:val="en_US" w:bidi="en_US"/>
         </w:rPr>
@@ -23446,6 +26386,20 @@
       </w:r>
       <w:r>
         <w:rPr>
+          <w:lang w:val="en_US" w:bidi="en_US"/>
+        </w:rPr>
+        <w:t>לַ⁠זְּקֵנִ֜ים וְ⁠כָל־הָ⁠עָ֗ם</w:t>
+      </w:r>
+    </w:p>
+    <w:p>
+      <w:pPr/>
+      <w:r>
+        <w:rPr>
+          <w:lang w:val="en_US" w:bidi="en_US"/>
+        </w:rPr>
+      </w:r>
+      <w:r>
+        <w:rPr>
           <w:b/>
           <w:lang w:val="en_US" w:bidi="en_US"/>
         </w:rPr>
@@ -23542,6 +26496,20 @@
       </w:r>
       <w:r>
         <w:rPr>
+          <w:lang w:val="en_US" w:bidi="en_US"/>
+        </w:rPr>
+        <w:t>מִ⁠יַּ֖ד נָעֳמִֽי</w:t>
+      </w:r>
+    </w:p>
+    <w:p>
+      <w:pPr/>
+      <w:r>
+        <w:rPr>
+          <w:lang w:val="en_US" w:bidi="en_US"/>
+        </w:rPr>
+      </w:r>
+      <w:r>
+        <w:rPr>
           <w:b/>
           <w:lang w:val="en_US" w:bidi="en_US"/>
         </w:rPr>
@@ -23701,6 +26669,20 @@
       </w:r>
       <w:r>
         <w:rPr>
+          <w:lang w:val="en_US" w:bidi="en_US"/>
+        </w:rPr>
+        <w:t>וְ⁠גַ֣ם</w:t>
+      </w:r>
+    </w:p>
+    <w:p>
+      <w:pPr/>
+      <w:r>
+        <w:rPr>
+          <w:lang w:val="en_US" w:bidi="en_US"/>
+        </w:rPr>
+      </w:r>
+      <w:r>
+        <w:rPr>
           <w:b/>
           <w:lang w:val="en_US" w:bidi="en_US"/>
         </w:rPr>
@@ -23773,6 +26755,20 @@
         <w:rPr>
           <w:lang w:val="en_US" w:bidi="en_US"/>
         </w:rPr>
+      </w:r>
+    </w:p>
+    <w:p>
+      <w:pPr/>
+      <w:r>
+        <w:rPr>
+          <w:lang w:val="en_US" w:bidi="en_US"/>
+        </w:rPr>
+      </w:r>
+      <w:r>
+        <w:rPr>
+          <w:lang w:val="en_US" w:bidi="en_US"/>
+        </w:rPr>
+        <w:t>לְ⁠הָקִ֤ים שֵׁם־הַ⁠מֵּת֙ עַל־נַ֣חֲלָת֔⁠וֹ</w:t>
       </w:r>
     </w:p>
     <w:p>
@@ -23865,6 +26861,20 @@
       </w:r>
       <w:r>
         <w:rPr>
+          <w:lang w:val="en_US" w:bidi="en_US"/>
+        </w:rPr>
+        <w:t>הַ⁠מֵּת֙ &amp; הַ⁠מֵּ֛ת</w:t>
+      </w:r>
+    </w:p>
+    <w:p>
+      <w:pPr/>
+      <w:r>
+        <w:rPr>
+          <w:lang w:val="en_US" w:bidi="en_US"/>
+        </w:rPr>
+      </w:r>
+      <w:r>
+        <w:rPr>
           <w:b/>
           <w:lang w:val="en_US" w:bidi="en_US"/>
         </w:rPr>
@@ -23992,6 +27002,20 @@
       </w:r>
       <w:r>
         <w:rPr>
+          <w:lang w:val="en_US" w:bidi="en_US"/>
+        </w:rPr>
+        <w:t>וְ⁠לֹא־יִכָּרֵ֧ת שֵׁם־הַ⁠מֵּ֛ת מֵ⁠עִ֥ם אֶחָ֖י⁠ו וּ⁠מִ⁠שַּׁ֣עַר מְקוֹמ֑⁠וֹ</w:t>
+      </w:r>
+    </w:p>
+    <w:p>
+      <w:pPr/>
+      <w:r>
+        <w:rPr>
+          <w:lang w:val="en_US" w:bidi="en_US"/>
+        </w:rPr>
+      </w:r>
+      <w:r>
+        <w:rPr>
           <w:b/>
           <w:lang w:val="en_US" w:bidi="en_US"/>
         </w:rPr>
@@ -24075,6 +27099,20 @@
       </w:r>
       <w:r>
         <w:rPr>
+          <w:lang w:val="en_US" w:bidi="en_US"/>
+        </w:rPr>
+        <w:t>וְ⁠לֹא־יִכָּרֵ֧ת שֵׁם־הַ⁠מֵּ֛ת מֵ⁠עִ֥ם אֶחָ֖י⁠ו וּ⁠מִ⁠שַּׁ֣עַר מְקוֹמ֑⁠וֹ</w:t>
+      </w:r>
+    </w:p>
+    <w:p>
+      <w:pPr/>
+      <w:r>
+        <w:rPr>
+          <w:lang w:val="en_US" w:bidi="en_US"/>
+        </w:rPr>
+      </w:r>
+      <w:r>
+        <w:rPr>
           <w:b/>
           <w:lang w:val="en_US" w:bidi="en_US"/>
         </w:rPr>
@@ -24184,6 +27222,20 @@
       </w:r>
       <w:r>
         <w:rPr>
+          <w:lang w:val="en_US" w:bidi="en_US"/>
+        </w:rPr>
+        <w:t>וּ⁠מִ⁠שַּׁ֣עַר מְקוֹמ֑⁠וֹ</w:t>
+      </w:r>
+    </w:p>
+    <w:p>
+      <w:pPr/>
+      <w:r>
+        <w:rPr>
+          <w:lang w:val="en_US" w:bidi="en_US"/>
+        </w:rPr>
+      </w:r>
+      <w:r>
+        <w:rPr>
           <w:b/>
           <w:lang w:val="en_US" w:bidi="en_US"/>
         </w:rPr>
@@ -24356,6 +27408,20 @@
       </w:r>
       <w:r>
         <w:rPr>
+          <w:lang w:val="en_US" w:bidi="en_US"/>
+        </w:rPr>
+        <w:t>הָ⁠עָ֧ם אֲשֶׁר־בַּ⁠שַּׁ֛עַר</w:t>
+      </w:r>
+    </w:p>
+    <w:p>
+      <w:pPr/>
+      <w:r>
+        <w:rPr>
+          <w:lang w:val="en_US" w:bidi="en_US"/>
+        </w:rPr>
+      </w:r>
+      <w:r>
+        <w:rPr>
           <w:b/>
           <w:lang w:val="en_US" w:bidi="en_US"/>
         </w:rPr>
@@ -24452,6 +27518,20 @@
       </w:r>
       <w:r>
         <w:rPr>
+          <w:lang w:val="en_US" w:bidi="en_US"/>
+        </w:rPr>
+        <w:t>הַ⁠בָּאָ֣ה אֶל־בֵּיתֶ֗⁠ךָ</w:t>
+      </w:r>
+    </w:p>
+    <w:p>
+      <w:pPr/>
+      <w:r>
+        <w:rPr>
+          <w:lang w:val="en_US" w:bidi="en_US"/>
+        </w:rPr>
+      </w:r>
+      <w:r>
+        <w:rPr>
           <w:b/>
           <w:lang w:val="en_US" w:bidi="en_US"/>
         </w:rPr>
@@ -24535,6 +27615,20 @@
       </w:r>
       <w:r>
         <w:rPr>
+          <w:lang w:val="en_US" w:bidi="en_US"/>
+        </w:rPr>
+        <w:t>יִתֵּן֩ יְהוָ֨ה אֶֽת־הָ⁠אִשָּׁ֜ה הַ⁠בָּאָ֣ה אֶל־בֵּיתֶ֗⁠ךָ כְּ⁠רָחֵ֤ל ׀ וּ⁠כְ⁠לֵאָה֙ אֲשֶׁ֨ר בָּנ֤וּ שְׁתֵּי⁠הֶם֙ אֶת־בֵּ֣ית יִשְׂרָאֵ֔ל</w:t>
+      </w:r>
+    </w:p>
+    <w:p>
+      <w:pPr/>
+      <w:r>
+        <w:rPr>
+          <w:lang w:val="en_US" w:bidi="en_US"/>
+        </w:rPr>
+      </w:r>
+      <w:r>
+        <w:rPr>
           <w:b/>
           <w:lang w:val="en_US" w:bidi="en_US"/>
         </w:rPr>
@@ -24618,6 +27712,20 @@
       </w:r>
       <w:r>
         <w:rPr>
+          <w:lang w:val="en_US" w:bidi="en_US"/>
+        </w:rPr>
+        <w:t>כְּ⁠רָחֵ֤ל ׀ וּ⁠כְ⁠לֵאָה֙ אֲשֶׁ֨ר בָּנ֤וּ שְׁתֵּי⁠הֶם֙ אֶת־בֵּ֣ית יִשְׂרָאֵ֔ל</w:t>
+      </w:r>
+    </w:p>
+    <w:p>
+      <w:pPr/>
+      <w:r>
+        <w:rPr>
+          <w:lang w:val="en_US" w:bidi="en_US"/>
+        </w:rPr>
+      </w:r>
+      <w:r>
+        <w:rPr>
           <w:b/>
           <w:lang w:val="en_US" w:bidi="en_US"/>
         </w:rPr>
@@ -24721,6 +27829,20 @@
       </w:r>
       <w:r>
         <w:rPr>
+          <w:lang w:val="en_US" w:bidi="en_US"/>
+        </w:rPr>
+        <w:t>בָּנ֤וּ &amp; אֶת־בֵּ֣ית יִשְׂרָאֵ֔ל</w:t>
+      </w:r>
+    </w:p>
+    <w:p>
+      <w:pPr/>
+      <w:r>
+        <w:rPr>
+          <w:lang w:val="en_US" w:bidi="en_US"/>
+        </w:rPr>
+      </w:r>
+      <w:r>
+        <w:rPr>
           <w:b/>
           <w:lang w:val="en_US" w:bidi="en_US"/>
         </w:rPr>
@@ -24830,6 +27952,20 @@
       </w:r>
       <w:r>
         <w:rPr>
+          <w:lang w:val="en_US" w:bidi="en_US"/>
+        </w:rPr>
+        <w:t>וַ⁠עֲשֵׂה־חַ֣יִל בְּ⁠אֶפְרָ֔תָה וּ⁠קְרָא־שֵׁ֖ם בְּ⁠בֵ֥ית לָֽחֶם</w:t>
+      </w:r>
+    </w:p>
+    <w:p>
+      <w:pPr/>
+      <w:r>
+        <w:rPr>
+          <w:lang w:val="en_US" w:bidi="en_US"/>
+        </w:rPr>
+      </w:r>
+      <w:r>
+        <w:rPr>
           <w:b/>
           <w:lang w:val="en_US" w:bidi="en_US"/>
         </w:rPr>
@@ -24926,6 +28062,20 @@
       </w:r>
       <w:r>
         <w:rPr>
+          <w:lang w:val="en_US" w:bidi="en_US"/>
+        </w:rPr>
+        <w:t>וַ⁠עֲשֵׂה־חַ֣יִל בְּ⁠אֶפְרָ֔תָה וּ⁠קְרָא־שֵׁ֖ם בְּ⁠בֵ֥ית לָֽחֶם</w:t>
+      </w:r>
+    </w:p>
+    <w:p>
+      <w:pPr/>
+      <w:r>
+        <w:rPr>
+          <w:lang w:val="en_US" w:bidi="en_US"/>
+        </w:rPr>
+      </w:r>
+      <w:r>
+        <w:rPr>
           <w:b/>
           <w:lang w:val="en_US" w:bidi="en_US"/>
         </w:rPr>
@@ -25009,6 +28159,20 @@
       </w:r>
       <w:r>
         <w:rPr>
+          <w:lang w:val="en_US" w:bidi="en_US"/>
+        </w:rPr>
+        <w:t>וִ⁠יהִ֤י בֵֽיתְ⁠ךָ֙ כְּ⁠בֵ֣ית פֶּ֔רֶץ</w:t>
+      </w:r>
+    </w:p>
+    <w:p>
+      <w:pPr/>
+      <w:r>
+        <w:rPr>
+          <w:lang w:val="en_US" w:bidi="en_US"/>
+        </w:rPr>
+      </w:r>
+      <w:r>
+        <w:rPr>
           <w:b/>
           <w:lang w:val="en_US" w:bidi="en_US"/>
         </w:rPr>
@@ -25105,6 +28269,20 @@
       </w:r>
       <w:r>
         <w:rPr>
+          <w:lang w:val="en_US" w:bidi="en_US"/>
+        </w:rPr>
+        <w:t>מִן־הַ⁠זֶּ֗רַע אֲשֶׁ֨ר יִתֵּ֤ן יְהוָה֙ לְ⁠ךָ֔</w:t>
+      </w:r>
+    </w:p>
+    <w:p>
+      <w:pPr/>
+      <w:r>
+        <w:rPr>
+          <w:lang w:val="en_US" w:bidi="en_US"/>
+        </w:rPr>
+      </w:r>
+      <w:r>
+        <w:rPr>
           <w:b/>
           <w:lang w:val="en_US" w:bidi="en_US"/>
         </w:rPr>
@@ -25188,6 +28366,20 @@
       </w:r>
       <w:r>
         <w:rPr>
+          <w:lang w:val="en_US" w:bidi="en_US"/>
+        </w:rPr>
+        <w:t>וַ⁠יִּקַּ֨ח בֹּ֤עַז אֶת־רוּת֙ וַ⁠תְּהִי־ל֣⁠וֹ לְ⁠אִשָּׁ֔ה</w:t>
+      </w:r>
+    </w:p>
+    <w:p>
+      <w:pPr/>
+      <w:r>
+        <w:rPr>
+          <w:lang w:val="en_US" w:bidi="en_US"/>
+        </w:rPr>
+      </w:r>
+      <w:r>
+        <w:rPr>
           <w:b/>
           <w:lang w:val="en_US" w:bidi="en_US"/>
         </w:rPr>
@@ -25260,6 +28452,20 @@
         <w:rPr>
           <w:lang w:val="en_US" w:bidi="en_US"/>
         </w:rPr>
+      </w:r>
+    </w:p>
+    <w:p>
+      <w:pPr/>
+      <w:r>
+        <w:rPr>
+          <w:lang w:val="en_US" w:bidi="en_US"/>
+        </w:rPr>
+      </w:r>
+      <w:r>
+        <w:rPr>
+          <w:lang w:val="en_US" w:bidi="en_US"/>
+        </w:rPr>
+        <w:t>וַ⁠יִּקַּ֨ח בֹּ֤עַז אֶת־רוּת֙</w:t>
       </w:r>
     </w:p>
     <w:p>
@@ -25403,6 +28609,20 @@
       </w:r>
       <w:r>
         <w:rPr>
+          <w:lang w:val="en_US" w:bidi="en_US"/>
+        </w:rPr>
+        <w:t>וַ⁠יָּבֹ֖א אֵלֶ֑י⁠הָ</w:t>
+      </w:r>
+    </w:p>
+    <w:p>
+      <w:pPr/>
+      <w:r>
+        <w:rPr>
+          <w:lang w:val="en_US" w:bidi="en_US"/>
+        </w:rPr>
+      </w:r>
+      <w:r>
+        <w:rPr>
           <w:b/>
           <w:lang w:val="en_US" w:bidi="en_US"/>
         </w:rPr>
@@ -25488,6 +28708,20 @@
         <w:rPr>
           <w:lang w:val="en_US" w:bidi="en_US"/>
         </w:rPr>
+      </w:r>
+    </w:p>
+    <w:p>
+      <w:pPr/>
+      <w:r>
+        <w:rPr>
+          <w:lang w:val="en_US" w:bidi="en_US"/>
+        </w:rPr>
+      </w:r>
+      <w:r>
+        <w:rPr>
+          <w:lang w:val="en_US" w:bidi="en_US"/>
+        </w:rPr>
+        <w:t>הַ⁠נָּשִׁים֙</w:t>
       </w:r>
     </w:p>
     <w:p>
@@ -25613,6 +28847,20 @@
       </w:r>
       <w:r>
         <w:rPr>
+          <w:lang w:val="en_US" w:bidi="en_US"/>
+        </w:rPr>
+        <w:t>בָּר֣וּךְ יְהוָ֔ה</w:t>
+      </w:r>
+    </w:p>
+    <w:p>
+      <w:pPr/>
+      <w:r>
+        <w:rPr>
+          <w:lang w:val="en_US" w:bidi="en_US"/>
+        </w:rPr>
+      </w:r>
+      <w:r>
+        <w:rPr>
           <w:b/>
           <w:lang w:val="en_US" w:bidi="en_US"/>
         </w:rPr>
@@ -25696,6 +28944,20 @@
       </w:r>
       <w:r>
         <w:rPr>
+          <w:lang w:val="en_US" w:bidi="en_US"/>
+        </w:rPr>
+        <w:t>לֹ֣א הִשְׁבִּ֥ית לָ֛⁠ךְ גֹּאֵ֖ל הַ⁠יּ֑וֹם</w:t>
+      </w:r>
+    </w:p>
+    <w:p>
+      <w:pPr/>
+      <w:r>
+        <w:rPr>
+          <w:lang w:val="en_US" w:bidi="en_US"/>
+        </w:rPr>
+      </w:r>
+      <w:r>
+        <w:rPr>
           <w:b/>
           <w:lang w:val="en_US" w:bidi="en_US"/>
         </w:rPr>
@@ -25805,6 +29067,20 @@
       </w:r>
       <w:r>
         <w:rPr>
+          <w:lang w:val="en_US" w:bidi="en_US"/>
+        </w:rPr>
+        <w:t>וְ⁠יִקָּרֵ֥א שְׁמ֖⁠וֹ</w:t>
+      </w:r>
+    </w:p>
+    <w:p>
+      <w:pPr/>
+      <w:r>
+        <w:rPr>
+          <w:lang w:val="en_US" w:bidi="en_US"/>
+        </w:rPr>
+      </w:r>
+      <w:r>
+        <w:rPr>
           <w:b/>
           <w:lang w:val="en_US" w:bidi="en_US"/>
         </w:rPr>
@@ -25888,6 +29164,20 @@
       </w:r>
       <w:r>
         <w:rPr>
+          <w:lang w:val="en_US" w:bidi="en_US"/>
+        </w:rPr>
+        <w:t>וְ⁠יִקָּרֵ֥א שְׁמ֖⁠וֹ בְּ⁠יִשְׂרָאֵֽל</w:t>
+      </w:r>
+    </w:p>
+    <w:p>
+      <w:pPr/>
+      <w:r>
+        <w:rPr>
+          <w:lang w:val="en_US" w:bidi="en_US"/>
+        </w:rPr>
+      </w:r>
+      <w:r>
+        <w:rPr>
           <w:b/>
           <w:lang w:val="en_US" w:bidi="en_US"/>
         </w:rPr>
@@ -25984,6 +29274,20 @@
       </w:r>
       <w:r>
         <w:rPr>
+          <w:lang w:val="en_US" w:bidi="en_US"/>
+        </w:rPr>
+        <w:t>לְ⁠מֵשִׁ֣יב נֶ֔פֶשׁ</w:t>
+      </w:r>
+    </w:p>
+    <w:p>
+      <w:pPr/>
+      <w:r>
+        <w:rPr>
+          <w:lang w:val="en_US" w:bidi="en_US"/>
+        </w:rPr>
+      </w:r>
+      <w:r>
+        <w:rPr>
           <w:b/>
           <w:lang w:val="en_US" w:bidi="en_US"/>
         </w:rPr>
@@ -26080,6 +29384,20 @@
       </w:r>
       <w:r>
         <w:rPr>
+          <w:lang w:val="en_US" w:bidi="en_US"/>
+        </w:rPr>
+        <w:t>וּ⁠לְ⁠כַלְכֵּ֖ל אֶת־שֵׂיבָתֵ֑⁠ךְ</w:t>
+      </w:r>
+    </w:p>
+    <w:p>
+      <w:pPr/>
+      <w:r>
+        <w:rPr>
+          <w:lang w:val="en_US" w:bidi="en_US"/>
+        </w:rPr>
+      </w:r>
+      <w:r>
+        <w:rPr>
           <w:b/>
           <w:lang w:val="en_US" w:bidi="en_US"/>
         </w:rPr>
@@ -26176,6 +29494,20 @@
       </w:r>
       <w:r>
         <w:rPr>
+          <w:lang w:val="en_US" w:bidi="en_US"/>
+        </w:rPr>
+        <w:t>כִּ֣י</w:t>
+      </w:r>
+    </w:p>
+    <w:p>
+      <w:pPr/>
+      <w:r>
+        <w:rPr>
+          <w:lang w:val="en_US" w:bidi="en_US"/>
+        </w:rPr>
+      </w:r>
+      <w:r>
+        <w:rPr>
           <w:b/>
           <w:lang w:val="en_US" w:bidi="en_US"/>
         </w:rPr>
@@ -26279,6 +29611,20 @@
       </w:r>
       <w:r>
         <w:rPr>
+          <w:lang w:val="en_US" w:bidi="en_US"/>
+        </w:rPr>
+        <w:t>ט֣וֹבָה לָ֔⁠ךְ מִ⁠שִּׁבְעָ֖ה בָּנִֽים</w:t>
+      </w:r>
+    </w:p>
+    <w:p>
+      <w:pPr/>
+      <w:r>
+        <w:rPr>
+          <w:lang w:val="en_US" w:bidi="en_US"/>
+        </w:rPr>
+      </w:r>
+      <w:r>
+        <w:rPr>
           <w:b/>
           <w:lang w:val="en_US" w:bidi="en_US"/>
         </w:rPr>
@@ -26375,6 +29721,20 @@
       </w:r>
       <w:r>
         <w:rPr>
+          <w:lang w:val="en_US" w:bidi="en_US"/>
+        </w:rPr>
+        <w:t>וַ⁠תִּקַּ֨ח נָעֳמִ֤י אֶת־הַ⁠יֶּ֨לֶד֙</w:t>
+      </w:r>
+    </w:p>
+    <w:p>
+      <w:pPr/>
+      <w:r>
+        <w:rPr>
+          <w:lang w:val="en_US" w:bidi="en_US"/>
+        </w:rPr>
+      </w:r>
+      <w:r>
+        <w:rPr>
           <w:b/>
           <w:lang w:val="en_US" w:bidi="en_US"/>
         </w:rPr>
@@ -26534,6 +29894,20 @@
       </w:r>
       <w:r>
         <w:rPr>
+          <w:lang w:val="en_US" w:bidi="en_US"/>
+        </w:rPr>
+        <w:t>וַ⁠תִּקְרֶאנָה֩ ל֨⁠וֹ הַ⁠שְּׁכֵנ֥וֹת שֵׁם֙ לֵ⁠אמֹ֔ר &amp; וַ⁠תִּקְרֶ֤אנָֽה שְׁמ⁠וֹ֙ עוֹבֵ֔ד</w:t>
+      </w:r>
+    </w:p>
+    <w:p>
+      <w:pPr/>
+      <w:r>
+        <w:rPr>
+          <w:lang w:val="en_US" w:bidi="en_US"/>
+        </w:rPr>
+      </w:r>
+      <w:r>
+        <w:rPr>
           <w:b/>
           <w:lang w:val="en_US" w:bidi="en_US"/>
         </w:rPr>
@@ -26630,6 +30004,20 @@
       </w:r>
       <w:r>
         <w:rPr>
+          <w:lang w:val="en_US" w:bidi="en_US"/>
+        </w:rPr>
+        <w:t>יֻלַּד־בֵּ֖ן לְ⁠נָעֳמִ֑י</w:t>
+      </w:r>
+    </w:p>
+    <w:p>
+      <w:pPr/>
+      <w:r>
+        <w:rPr>
+          <w:lang w:val="en_US" w:bidi="en_US"/>
+        </w:rPr>
+      </w:r>
+      <w:r>
+        <w:rPr>
           <w:b/>
           <w:lang w:val="en_US" w:bidi="en_US"/>
         </w:rPr>
@@ -26726,6 +30114,20 @@
       </w:r>
       <w:r>
         <w:rPr>
+          <w:lang w:val="en_US" w:bidi="en_US"/>
+        </w:rPr>
+        <w:t>וַ⁠תִּקְרֶ֤אנָֽה שְׁמ⁠וֹ֙ עוֹבֵ֔ד</w:t>
+      </w:r>
+    </w:p>
+    <w:p>
+      <w:pPr/>
+      <w:r>
+        <w:rPr>
+          <w:lang w:val="en_US" w:bidi="en_US"/>
+        </w:rPr>
+      </w:r>
+      <w:r>
+        <w:rPr>
           <w:b/>
           <w:lang w:val="en_US" w:bidi="en_US"/>
         </w:rPr>
@@ -26822,6 +30224,20 @@
       </w:r>
       <w:r>
         <w:rPr>
+          <w:lang w:val="en_US" w:bidi="en_US"/>
+        </w:rPr>
+        <w:t>ה֥וּא אֲבִי־יִשַׁ֖י</w:t>
+      </w:r>
+    </w:p>
+    <w:p>
+      <w:pPr/>
+      <w:r>
+        <w:rPr>
+          <w:lang w:val="en_US" w:bidi="en_US"/>
+        </w:rPr>
+      </w:r>
+      <w:r>
+        <w:rPr>
           <w:b/>
           <w:lang w:val="en_US" w:bidi="en_US"/>
         </w:rPr>
@@ -27003,6 +30419,20 @@
         <w:rPr>
           <w:lang w:val="en_US" w:bidi="en_US"/>
         </w:rPr>
+      </w:r>
+    </w:p>
+    <w:p>
+      <w:pPr/>
+      <w:r>
+        <w:rPr>
+          <w:lang w:val="en_US" w:bidi="en_US"/>
+        </w:rPr>
+      </w:r>
+      <w:r>
+        <w:rPr>
+          <w:lang w:val="en_US" w:bidi="en_US"/>
+        </w:rPr>
+        <w:t>תּוֹלְד֣וֹת פָּ֔רֶץ</w:t>
       </w:r>
     </w:p>
     <w:p>
@@ -27133,6 +30563,20 @@
       </w:r>
       <w:r>
         <w:rPr>
+          <w:lang w:val="en_US" w:bidi="en_US"/>
+        </w:rPr>
+        <w:t>פֶּ֖רֶץ הוֹלִ֥יד אֶת־חֶצְרֽוֹן</w:t>
+      </w:r>
+    </w:p>
+    <w:p>
+      <w:pPr/>
+      <w:r>
+        <w:rPr>
+          <w:lang w:val="en_US" w:bidi="en_US"/>
+        </w:rPr>
+      </w:r>
+      <w:r>
+        <w:rPr>
           <w:b/>
           <w:lang w:val="en_US" w:bidi="en_US"/>
         </w:rPr>
@@ -27225,6 +30669,20 @@
         <w:rPr>
           <w:lang w:val="en_US" w:bidi="en_US"/>
         </w:rPr>
+      </w:r>
+    </w:p>
+    <w:p>
+      <w:pPr/>
+      <w:r>
+        <w:rPr>
+          <w:lang w:val="en_US" w:bidi="en_US"/>
+        </w:rPr>
+      </w:r>
+      <w:r>
+        <w:rPr>
+          <w:lang w:val="en_US" w:bidi="en_US"/>
+        </w:rPr>
+        <w:t>וְ⁠חֶצְרוֹן֙ &amp; אֶת־רָ֔ם &amp; אֶת־עַמִּֽינָדָֽב</w:t>
       </w:r>
     </w:p>
     <w:p>

--- a/eng/docx/08.content.docx
+++ b/eng/docx/08.content.docx
@@ -28,49 +28,15 @@
       </w:r>
     </w:p>
     <w:p>
-      <w:pPr>
-        <w:pStyle w:val="Heading2"/>
-      </w:pPr>
-      <w:r>
-        <w:rPr>
-          <w:lang w:val="en_US" w:bidi="en_US"/>
-        </w:rPr>
-        <w:t>License Information</w:t>
-      </w:r>
-      <w:r>
-        <w:rPr>
-          <w:lang w:val="en_US" w:bidi="en_US"/>
-        </w:rPr>
-      </w:r>
-    </w:p>
-    <w:p>
-      <w:pPr/>
-      <w:r>
-        <w:rPr>
-          <w:lang w:val="en_US" w:bidi="en_US"/>
-        </w:rPr>
-      </w:r>
-      <w:r>
-        <w:rPr>
-          <w:b/>
-          <w:lang w:val="en_US" w:bidi="en_US"/>
-        </w:rPr>
-        <w:t>Translation Notes (unfoldingWord)</w:t>
-      </w:r>
-      <w:r>
-        <w:rPr>
-          <w:lang w:val="en_US" w:bidi="en_US"/>
-        </w:rPr>
-        <w:t xml:space="preserve"> is based on</w:t>
-      </w:r>
-      <w:r>
-        <w:rPr>
-          <w:lang w:val="en_US" w:bidi="en_US"/>
-        </w:rPr>
-        <w:t xml:space="preserve">: </w:t>
-      </w:r>
-      <w:r>
-        <w:rPr>
+      <w:pPr/>
+      <w:r>
+        <w:rPr>
+          <w:lang w:val="en_US" w:bidi="en_US"/>
+        </w:rPr>
+      </w:r>
+      <w:r>
+        <w:rPr>
+          <w:b/>
           <w:lang w:val="en_US" w:bidi="en_US"/>
         </w:rPr>
         <w:t>unfoldingWord® Translation Notes</w:t>
@@ -79,62 +45,31 @@
         <w:rPr>
           <w:lang w:val="en_US" w:bidi="en_US"/>
         </w:rPr>
-        <w:t xml:space="preserve">, </w:t>
-      </w:r>
-      <w:hyperlink r:id="rId13">
-        <w:r>
-          <w:rPr>
-            <w:lang w:val="en_US" w:bidi="en_US"/>
-          </w:rPr>
-          <w:rPr>
-            <w:color w:val="0000EE"/>
-            <w:u w:val="single"/>
-          </w:rPr>
-          <w:t>unfoldingWord</w:t>
-        </w:r>
-      </w:hyperlink>
-      <w:r>
-        <w:rPr>
-          <w:lang w:val="en_US" w:bidi="en_US"/>
-        </w:rPr>
-        <w:t xml:space="preserve">, 2022, which is licensed under a </w:t>
-      </w:r>
-      <w:hyperlink r:id="rId14">
-        <w:r>
-          <w:rPr>
-            <w:lang w:val="en_US" w:bidi="en_US"/>
-          </w:rPr>
-          <w:rPr>
-            <w:color w:val="0000EE"/>
-            <w:u w:val="single"/>
-          </w:rPr>
-          <w:t>CC BY-SA 4.0 license</w:t>
-        </w:r>
-      </w:hyperlink>
-      <w:r>
-        <w:rPr>
-          <w:lang w:val="en_US" w:bidi="en_US"/>
-        </w:rPr>
-        <w:t>.</w:t>
-      </w:r>
-      <w:r>
-        <w:rPr>
-          <w:lang w:val="en_US" w:bidi="en_US"/>
-        </w:rPr>
-      </w:r>
-    </w:p>
-    <w:p>
-      <w:pPr/>
-      <w:r>
-        <w:rPr>
-          <w:lang w:val="en_US" w:bidi="en_US"/>
-        </w:rPr>
-      </w:r>
-      <w:r>
-        <w:rPr>
-          <w:lang w:val="en_US" w:bidi="en_US"/>
-        </w:rPr>
-        <w:t>This PDF version is provided under the same license.</w:t>
+        <w:t xml:space="preserve"> © 2022 unfoldingWord. Released under CC BY-SA 4.0 license. </w:t>
+      </w:r>
+      <w:r>
+        <w:rPr>
+          <w:lang w:val="en_US" w:bidi="en_US"/>
+        </w:rPr>
+        <w:t>unfoldingWord® Translation Notes</w:t>
+      </w:r>
+      <w:r>
+        <w:rPr>
+          <w:lang w:val="en_US" w:bidi="en_US"/>
+        </w:rPr>
+        <w:t xml:space="preserve"> has been adapted in the following languages: Tok Pisin, Arabic (عربي), French (Français), Hindi (हिंदी), Indonesian (Bahasa Indonesia), Portuguese (Português), Russian (Русский), Spanish (Español), Swahili (Kiswahili), and Simplified Chinese (简体中文) from </w:t>
+      </w:r>
+      <w:r>
+        <w:rPr>
+          <w:lang w:val="en_US" w:bidi="en_US"/>
+        </w:rPr>
+        <w:t>unfoldingWord® Translation Notes</w:t>
+      </w:r>
+      <w:r>
+        <w:rPr>
+          <w:lang w:val="en_US" w:bidi="en_US"/>
+        </w:rPr>
+        <w:t xml:space="preserve"> © 2022 unfoldingWord. Released under CC BY-SA 4.0 license by Mission Mutual</w:t>
       </w:r>
       <w:r>
         <w:rPr>
@@ -1086,20 +1021,6 @@
       </w:r>
       <w:r>
         <w:rPr>
-          <w:lang w:val="en_US" w:bidi="en_US"/>
-        </w:rPr>
-        <w:t>בִּ⁠ימֵי֙ שְׁפֹ֣ט הַ⁠שֹּׁפְטִ֔ים</w:t>
-      </w:r>
-    </w:p>
-    <w:p>
-      <w:pPr/>
-      <w:r>
-        <w:rPr>
-          <w:lang w:val="en_US" w:bidi="en_US"/>
-        </w:rPr>
-      </w:r>
-      <w:r>
-        <w:rPr>
           <w:b/>
           <w:lang w:val="en_US" w:bidi="en_US"/>
         </w:rPr>
@@ -1196,20 +1117,6 @@
       </w:r>
       <w:r>
         <w:rPr>
-          <w:lang w:val="en_US" w:bidi="en_US"/>
-        </w:rPr>
-        <w:t>בָּ⁠אָ֑רֶץ</w:t>
-      </w:r>
-    </w:p>
-    <w:p>
-      <w:pPr/>
-      <w:r>
-        <w:rPr>
-          <w:lang w:val="en_US" w:bidi="en_US"/>
-        </w:rPr>
-      </w:r>
-      <w:r>
-        <w:rPr>
           <w:b/>
           <w:lang w:val="en_US" w:bidi="en_US"/>
         </w:rPr>
@@ -1306,20 +1213,6 @@
       </w:r>
       <w:r>
         <w:rPr>
-          <w:lang w:val="en_US" w:bidi="en_US"/>
-        </w:rPr>
-        <w:t>אִ֜ישׁ</w:t>
-      </w:r>
-    </w:p>
-    <w:p>
-      <w:pPr/>
-      <w:r>
-        <w:rPr>
-          <w:lang w:val="en_US" w:bidi="en_US"/>
-        </w:rPr>
-      </w:r>
-      <w:r>
-        <w:rPr>
           <w:b/>
           <w:lang w:val="en_US" w:bidi="en_US"/>
         </w:rPr>
@@ -1403,20 +1296,6 @@
       </w:r>
       <w:r>
         <w:rPr>
-          <w:lang w:val="en_US" w:bidi="en_US"/>
-        </w:rPr>
-        <w:t>אֶפְרָתִ֔ים</w:t>
-      </w:r>
-    </w:p>
-    <w:p>
-      <w:pPr/>
-      <w:r>
-        <w:rPr>
-          <w:lang w:val="en_US" w:bidi="en_US"/>
-        </w:rPr>
-      </w:r>
-      <w:r>
-        <w:rPr>
           <w:b/>
           <w:lang w:val="en_US" w:bidi="en_US"/>
         </w:rPr>
@@ -1513,20 +1392,6 @@
       </w:r>
       <w:r>
         <w:rPr>
-          <w:lang w:val="en_US" w:bidi="en_US"/>
-        </w:rPr>
-        <w:t>וַ⁠תִּשָּׁאֵ֥ר הִ֖יא וּ⁠שְׁנֵ֥י בָנֶֽי⁠הָ</w:t>
-      </w:r>
-    </w:p>
-    <w:p>
-      <w:pPr/>
-      <w:r>
-        <w:rPr>
-          <w:lang w:val="en_US" w:bidi="en_US"/>
-        </w:rPr>
-      </w:r>
-      <w:r>
-        <w:rPr>
           <w:b/>
           <w:lang w:val="en_US" w:bidi="en_US"/>
         </w:rPr>
@@ -1610,20 +1475,6 @@
       </w:r>
       <w:r>
         <w:rPr>
-          <w:lang w:val="en_US" w:bidi="en_US"/>
-        </w:rPr>
-        <w:t>וַ⁠יִּשְׂא֣וּ לָ⁠הֶ֗ם נָשִׁים֙</w:t>
-      </w:r>
-    </w:p>
-    <w:p>
-      <w:pPr/>
-      <w:r>
-        <w:rPr>
-          <w:lang w:val="en_US" w:bidi="en_US"/>
-        </w:rPr>
-      </w:r>
-      <w:r>
-        <w:rPr>
           <w:b/>
           <w:lang w:val="en_US" w:bidi="en_US"/>
         </w:rPr>
@@ -1720,20 +1571,6 @@
       </w:r>
       <w:r>
         <w:rPr>
-          <w:lang w:val="en_US" w:bidi="en_US"/>
-        </w:rPr>
-        <w:t>שֵׁ֤ם הָֽ⁠אַחַת֙ עָרְפָּ֔ה וְ⁠שֵׁ֥ם הַ⁠שֵּׁנִ֖ית ר֑וּת</w:t>
-      </w:r>
-    </w:p>
-    <w:p>
-      <w:pPr/>
-      <w:r>
-        <w:rPr>
-          <w:lang w:val="en_US" w:bidi="en_US"/>
-        </w:rPr>
-      </w:r>
-      <w:r>
-        <w:rPr>
           <w:b/>
           <w:lang w:val="en_US" w:bidi="en_US"/>
         </w:rPr>
@@ -1797,20 +1634,6 @@
       </w:r>
       <w:r>
         <w:rPr>
-          <w:lang w:val="en_US" w:bidi="en_US"/>
-        </w:rPr>
-        <w:t>וַ⁠תִּשָּׁאֵר֙ הָֽ⁠אִשָּׁ֔ה מִ⁠שְּׁנֵ֥י יְלָדֶ֖י⁠הָ וּ⁠מֵ⁠אִישָֽׁ⁠הּ</w:t>
-      </w:r>
-    </w:p>
-    <w:p>
-      <w:pPr/>
-      <w:r>
-        <w:rPr>
-          <w:lang w:val="en_US" w:bidi="en_US"/>
-        </w:rPr>
-      </w:r>
-      <w:r>
-        <w:rPr>
           <w:b/>
           <w:lang w:val="en_US" w:bidi="en_US"/>
         </w:rPr>
@@ -1894,20 +1717,6 @@
       </w:r>
       <w:r>
         <w:rPr>
-          <w:lang w:val="en_US" w:bidi="en_US"/>
-        </w:rPr>
-        <w:t>וַ⁠תָּ֤קָם הִיא֙ וְ⁠כַלֹּתֶ֔י⁠הָ וַ⁠תָּ֖שָׁב</w:t>
-      </w:r>
-    </w:p>
-    <w:p>
-      <w:pPr/>
-      <w:r>
-        <w:rPr>
-          <w:lang w:val="en_US" w:bidi="en_US"/>
-        </w:rPr>
-      </w:r>
-      <w:r>
-        <w:rPr>
           <w:b/>
           <w:lang w:val="en_US" w:bidi="en_US"/>
         </w:rPr>
@@ -1991,20 +1800,6 @@
       </w:r>
       <w:r>
         <w:rPr>
-          <w:lang w:val="en_US" w:bidi="en_US"/>
-        </w:rPr>
-        <w:t>וַ⁠תָּ֤קָם הִיא֙ וְ⁠כַלֹּתֶ֔י⁠הָ וַ⁠תָּ֖שָׁב</w:t>
-      </w:r>
-    </w:p>
-    <w:p>
-      <w:pPr/>
-      <w:r>
-        <w:rPr>
-          <w:lang w:val="en_US" w:bidi="en_US"/>
-        </w:rPr>
-      </w:r>
-      <w:r>
-        <w:rPr>
           <w:b/>
           <w:lang w:val="en_US" w:bidi="en_US"/>
         </w:rPr>
@@ -2177,20 +1972,6 @@
       </w:r>
       <w:r>
         <w:rPr>
-          <w:lang w:val="en_US" w:bidi="en_US"/>
-        </w:rPr>
-        <w:t>כִּ֤י שָֽׁמְעָה֙ בִּ⁠שְׂדֵ֣ה מוֹאָ֔ב כִּֽי־פָקַ֤ד יְהוָה֙ אֶת־עַמּ֔⁠וֹ לָ⁠תֵ֥ת לָ⁠הֶ֖ם לָֽחֶם</w:t>
-      </w:r>
-    </w:p>
-    <w:p>
-      <w:pPr/>
-      <w:r>
-        <w:rPr>
-          <w:lang w:val="en_US" w:bidi="en_US"/>
-        </w:rPr>
-      </w:r>
-      <w:r>
-        <w:rPr>
           <w:b/>
           <w:lang w:val="en_US" w:bidi="en_US"/>
         </w:rPr>
@@ -2274,20 +2055,6 @@
       </w:r>
       <w:r>
         <w:rPr>
-          <w:lang w:val="en_US" w:bidi="en_US"/>
-        </w:rPr>
-        <w:t>שָֽׁמְעָה֙ בִּ⁠שְׂדֵ֣ה מוֹאָ֔ב</w:t>
-      </w:r>
-    </w:p>
-    <w:p>
-      <w:pPr/>
-      <w:r>
-        <w:rPr>
-          <w:lang w:val="en_US" w:bidi="en_US"/>
-        </w:rPr>
-      </w:r>
-      <w:r>
-        <w:rPr>
           <w:b/>
           <w:lang w:val="en_US" w:bidi="en_US"/>
         </w:rPr>
@@ -2371,20 +2138,6 @@
       </w:r>
       <w:r>
         <w:rPr>
-          <w:lang w:val="en_US" w:bidi="en_US"/>
-        </w:rPr>
-        <w:t>פָקַ֤ד &amp; אֶת־עַמּ֔⁠וֹ</w:t>
-      </w:r>
-    </w:p>
-    <w:p>
-      <w:pPr/>
-      <w:r>
-        <w:rPr>
-          <w:lang w:val="en_US" w:bidi="en_US"/>
-        </w:rPr>
-      </w:r>
-      <w:r>
-        <w:rPr>
           <w:b/>
           <w:lang w:val="en_US" w:bidi="en_US"/>
         </w:rPr>
@@ -2481,20 +2234,6 @@
       </w:r>
       <w:r>
         <w:rPr>
-          <w:lang w:val="en_US" w:bidi="en_US"/>
-        </w:rPr>
-        <w:t>לָ⁠תֵ֥ת לָ⁠הֶ֖ם לָֽחֶם</w:t>
-      </w:r>
-    </w:p>
-    <w:p>
-      <w:pPr/>
-      <w:r>
-        <w:rPr>
-          <w:lang w:val="en_US" w:bidi="en_US"/>
-        </w:rPr>
-      </w:r>
-      <w:r>
-        <w:rPr>
           <w:b/>
           <w:lang w:val="en_US" w:bidi="en_US"/>
         </w:rPr>
@@ -2717,20 +2456,6 @@
       </w:r>
       <w:r>
         <w:rPr>
-          <w:lang w:val="en_US" w:bidi="en_US"/>
-        </w:rPr>
-        <w:t>לֵ֣כְנָה שֹּׁ֔בְנָה אִשָּׁ֖ה</w:t>
-      </w:r>
-    </w:p>
-    <w:p>
-      <w:pPr/>
-      <w:r>
-        <w:rPr>
-          <w:lang w:val="en_US" w:bidi="en_US"/>
-        </w:rPr>
-      </w:r>
-      <w:r>
-        <w:rPr>
           <w:b/>
           <w:lang w:val="en_US" w:bidi="en_US"/>
         </w:rPr>
@@ -2814,20 +2539,6 @@
       </w:r>
       <w:r>
         <w:rPr>
-          <w:lang w:val="en_US" w:bidi="en_US"/>
-        </w:rPr>
-        <w:t>לֵ֣כְנָה שֹּׁ֔בְנָה אִשָּׁ֖ה לְ⁠בֵ֣ית אִמָּ֑⁠הּ</w:t>
-      </w:r>
-    </w:p>
-    <w:p>
-      <w:pPr/>
-      <w:r>
-        <w:rPr>
-          <w:lang w:val="en_US" w:bidi="en_US"/>
-        </w:rPr>
-      </w:r>
-      <w:r>
-        <w:rPr>
           <w:b/>
           <w:lang w:val="en_US" w:bidi="en_US"/>
         </w:rPr>
@@ -2954,20 +2665,6 @@
       </w:r>
       <w:r>
         <w:rPr>
-          <w:lang w:val="en_US" w:bidi="en_US"/>
-        </w:rPr>
-        <w:t>יעשה יְהוָ֤ה עִמָּ⁠כֶם֙ חֶ֔סֶד כַּ⁠אֲשֶׁ֧ר עֲשִׂיתֶ֛ם עִם־הַ⁠מֵּתִ֖ים וְ⁠עִמָּדִֽ⁠י</w:t>
-      </w:r>
-    </w:p>
-    <w:p>
-      <w:pPr/>
-      <w:r>
-        <w:rPr>
-          <w:lang w:val="en_US" w:bidi="en_US"/>
-        </w:rPr>
-      </w:r>
-      <w:r>
-        <w:rPr>
           <w:b/>
           <w:lang w:val="en_US" w:bidi="en_US"/>
         </w:rPr>
@@ -3051,20 +2748,6 @@
       </w:r>
       <w:r>
         <w:rPr>
-          <w:lang w:val="en_US" w:bidi="en_US"/>
-        </w:rPr>
-        <w:t>עִם־הַ⁠מֵּתִ֖ים</w:t>
-      </w:r>
-    </w:p>
-    <w:p>
-      <w:pPr/>
-      <w:r>
-        <w:rPr>
-          <w:lang w:val="en_US" w:bidi="en_US"/>
-        </w:rPr>
-      </w:r>
-      <w:r>
-        <w:rPr>
           <w:b/>
           <w:lang w:val="en_US" w:bidi="en_US"/>
         </w:rPr>
@@ -3161,20 +2844,6 @@
       </w:r>
       <w:r>
         <w:rPr>
-          <w:lang w:val="en_US" w:bidi="en_US"/>
-        </w:rPr>
-        <w:t>חֶ֔סֶד</w:t>
-      </w:r>
-    </w:p>
-    <w:p>
-      <w:pPr/>
-      <w:r>
-        <w:rPr>
-          <w:lang w:val="en_US" w:bidi="en_US"/>
-        </w:rPr>
-      </w:r>
-      <w:r>
-        <w:rPr>
           <w:b/>
           <w:lang w:val="en_US" w:bidi="en_US"/>
         </w:rPr>
@@ -3354,20 +3023,6 @@
       </w:r>
       <w:r>
         <w:rPr>
-          <w:lang w:val="en_US" w:bidi="en_US"/>
-        </w:rPr>
-        <w:t>וּ⁠מְצֶ֣אןָ מְנוּחָ֔ה</w:t>
-      </w:r>
-    </w:p>
-    <w:p>
-      <w:pPr/>
-      <w:r>
-        <w:rPr>
-          <w:lang w:val="en_US" w:bidi="en_US"/>
-        </w:rPr>
-      </w:r>
-      <w:r>
-        <w:rPr>
           <w:b/>
           <w:lang w:val="en_US" w:bidi="en_US"/>
         </w:rPr>
@@ -3464,20 +3119,6 @@
       </w:r>
       <w:r>
         <w:rPr>
-          <w:lang w:val="en_US" w:bidi="en_US"/>
-        </w:rPr>
-        <w:t>בֵּ֣ית אִישָׁ֑⁠הּ</w:t>
-      </w:r>
-    </w:p>
-    <w:p>
-      <w:pPr/>
-      <w:r>
-        <w:rPr>
-          <w:lang w:val="en_US" w:bidi="en_US"/>
-        </w:rPr>
-      </w:r>
-      <w:r>
-        <w:rPr>
           <w:b/>
           <w:lang w:val="en_US" w:bidi="en_US"/>
         </w:rPr>
@@ -3574,20 +3215,6 @@
       </w:r>
       <w:r>
         <w:rPr>
-          <w:lang w:val="en_US" w:bidi="en_US"/>
-        </w:rPr>
-        <w:t>וַ⁠תִּשֶּׂ֥אנָה קוֹלָ֖⁠ן וַ⁠תִּבְכֶּֽינָה</w:t>
-      </w:r>
-    </w:p>
-    <w:p>
-      <w:pPr/>
-      <w:r>
-        <w:rPr>
-          <w:lang w:val="en_US" w:bidi="en_US"/>
-        </w:rPr>
-      </w:r>
-      <w:r>
-        <w:rPr>
           <w:b/>
           <w:lang w:val="en_US" w:bidi="en_US"/>
         </w:rPr>
@@ -3671,20 +3298,6 @@
       </w:r>
       <w:r>
         <w:rPr>
-          <w:lang w:val="en_US" w:bidi="en_US"/>
-        </w:rPr>
-        <w:t>נָשׁ֖וּב</w:t>
-      </w:r>
-    </w:p>
-    <w:p>
-      <w:pPr/>
-      <w:r>
-        <w:rPr>
-          <w:lang w:val="en_US" w:bidi="en_US"/>
-        </w:rPr>
-      </w:r>
-      <w:r>
-        <w:rPr>
           <w:b/>
           <w:lang w:val="en_US" w:bidi="en_US"/>
         </w:rPr>
@@ -3794,20 +3407,6 @@
       </w:r>
       <w:r>
         <w:rPr>
-          <w:lang w:val="en_US" w:bidi="en_US"/>
-        </w:rPr>
-        <w:t>וַ⁠תֹּאמַ֖רְנָה</w:t>
-      </w:r>
-    </w:p>
-    <w:p>
-      <w:pPr/>
-      <w:r>
-        <w:rPr>
-          <w:lang w:val="en_US" w:bidi="en_US"/>
-        </w:rPr>
-      </w:r>
-      <w:r>
-        <w:rPr>
           <w:b/>
           <w:lang w:val="en_US" w:bidi="en_US"/>
         </w:rPr>
@@ -3904,20 +3503,6 @@
       </w:r>
       <w:r>
         <w:rPr>
-          <w:lang w:val="en_US" w:bidi="en_US"/>
-        </w:rPr>
-        <w:t>כִּי</w:t>
-      </w:r>
-    </w:p>
-    <w:p>
-      <w:pPr/>
-      <w:r>
-        <w:rPr>
-          <w:lang w:val="en_US" w:bidi="en_US"/>
-        </w:rPr>
-      </w:r>
-      <w:r>
-        <w:rPr>
           <w:b/>
           <w:lang w:val="en_US" w:bidi="en_US"/>
         </w:rPr>
@@ -4014,20 +3599,6 @@
       </w:r>
       <w:r>
         <w:rPr>
-          <w:lang w:val="en_US" w:bidi="en_US"/>
-        </w:rPr>
-        <w:t>אִתָּ֥⁠ךְ</w:t>
-      </w:r>
-    </w:p>
-    <w:p>
-      <w:pPr/>
-      <w:r>
-        <w:rPr>
-          <w:lang w:val="en_US" w:bidi="en_US"/>
-        </w:rPr>
-      </w:r>
-      <w:r>
-        <w:rPr>
           <w:b/>
           <w:lang w:val="en_US" w:bidi="en_US"/>
         </w:rPr>
@@ -4124,20 +3695,6 @@
       </w:r>
       <w:r>
         <w:rPr>
-          <w:lang w:val="en_US" w:bidi="en_US"/>
-        </w:rPr>
-        <w:t>וַ⁠תֹּ֤אמֶר נָעֳמִי֙</w:t>
-      </w:r>
-    </w:p>
-    <w:p>
-      <w:pPr/>
-      <w:r>
-        <w:rPr>
-          <w:lang w:val="en_US" w:bidi="en_US"/>
-        </w:rPr>
-      </w:r>
-      <w:r>
-        <w:rPr>
           <w:b/>
           <w:lang w:val="en_US" w:bidi="en_US"/>
         </w:rPr>
@@ -4234,20 +3791,6 @@
       </w:r>
       <w:r>
         <w:rPr>
-          <w:lang w:val="en_US" w:bidi="en_US"/>
-        </w:rPr>
-        <w:t>בְנֹתַ֔⁠י</w:t>
-      </w:r>
-    </w:p>
-    <w:p>
-      <w:pPr/>
-      <w:r>
-        <w:rPr>
-          <w:lang w:val="en_US" w:bidi="en_US"/>
-        </w:rPr>
-      </w:r>
-      <w:r>
-        <w:rPr>
           <w:b/>
           <w:lang w:val="en_US" w:bidi="en_US"/>
         </w:rPr>
@@ -4324,20 +3867,6 @@
       </w:r>
       <w:r>
         <w:rPr>
-          <w:lang w:val="en_US" w:bidi="en_US"/>
-        </w:rPr>
-        <w:t>לָ֥⁠מָּה תֵלַ֖כְנָה עִמִּ֑⁠י</w:t>
-      </w:r>
-    </w:p>
-    <w:p>
-      <w:pPr/>
-      <w:r>
-        <w:rPr>
-          <w:lang w:val="en_US" w:bidi="en_US"/>
-        </w:rPr>
-      </w:r>
-      <w:r>
-        <w:rPr>
           <w:b/>
           <w:lang w:val="en_US" w:bidi="en_US"/>
         </w:rPr>
@@ -4421,20 +3950,6 @@
       </w:r>
       <w:r>
         <w:rPr>
-          <w:lang w:val="en_US" w:bidi="en_US"/>
-        </w:rPr>
-        <w:t>הַֽ⁠עֽוֹד־לִ֤⁠י בָנִים֙ בְּֽ⁠מֵעַ֔⁠י וְ⁠הָי֥וּ לָ⁠כֶ֖ם לַ⁠אֲנָשִֽׁים</w:t>
-      </w:r>
-    </w:p>
-    <w:p>
-      <w:pPr/>
-      <w:r>
-        <w:rPr>
-          <w:lang w:val="en_US" w:bidi="en_US"/>
-        </w:rPr>
-      </w:r>
-      <w:r>
-        <w:rPr>
           <w:b/>
           <w:lang w:val="en_US" w:bidi="en_US"/>
         </w:rPr>
@@ -4518,20 +4033,6 @@
       </w:r>
       <w:r>
         <w:rPr>
-          <w:lang w:val="en_US" w:bidi="en_US"/>
-        </w:rPr>
-        <w:t>זָקַ֖נְתִּי מִ⁠הְי֣וֹת לְ⁠אִ֑ישׁ</w:t>
-      </w:r>
-    </w:p>
-    <w:p>
-      <w:pPr/>
-      <w:r>
-        <w:rPr>
-          <w:lang w:val="en_US" w:bidi="en_US"/>
-        </w:rPr>
-      </w:r>
-      <w:r>
-        <w:rPr>
           <w:b/>
           <w:lang w:val="en_US" w:bidi="en_US"/>
         </w:rPr>
@@ -4615,20 +4116,6 @@
       </w:r>
       <w:r>
         <w:rPr>
-          <w:lang w:val="en_US" w:bidi="en_US"/>
-        </w:rPr>
-        <w:t>כִּ֤י אָמַ֨רְתִּי֙ יֶשׁ־לִ֣⁠י תִקְוָ֔ה גַּ֣ם הָיִ֤יתִי הַ⁠לַּ֨יְלָה֙ לְ⁠אִ֔ישׁ וְ⁠גַ֖ם יָלַ֥דְתִּי בָנִֽים</w:t>
-      </w:r>
-    </w:p>
-    <w:p>
-      <w:pPr/>
-      <w:r>
-        <w:rPr>
-          <w:lang w:val="en_US" w:bidi="en_US"/>
-        </w:rPr>
-      </w:r>
-      <w:r>
-        <w:rPr>
           <w:b/>
           <w:lang w:val="en_US" w:bidi="en_US"/>
         </w:rPr>
@@ -4775,20 +4262,6 @@
       </w:r>
       <w:r>
         <w:rPr>
-          <w:lang w:val="en_US" w:bidi="en_US"/>
-        </w:rPr>
-        <w:t>הֲ⁠לָהֵ֣ן ׀ תְּשַׂבֵּ֗רְנָה עַ֚ד אֲשֶׁ֣ר יִגְדָּ֔לוּ הֲ⁠לָהֵן֙ תֵּֽעָגֵ֔נָה לְ⁠בִלְתִּ֖י הֱי֣וֹת לְ⁠אִ֑ישׁ</w:t>
-      </w:r>
-    </w:p>
-    <w:p>
-      <w:pPr/>
-      <w:r>
-        <w:rPr>
-          <w:lang w:val="en_US" w:bidi="en_US"/>
-        </w:rPr>
-      </w:r>
-      <w:r>
-        <w:rPr>
           <w:b/>
           <w:lang w:val="en_US" w:bidi="en_US"/>
         </w:rPr>
@@ -4872,20 +4345,6 @@
       </w:r>
       <w:r>
         <w:rPr>
-          <w:lang w:val="en_US" w:bidi="en_US"/>
-        </w:rPr>
-        <w:t>הֲ⁠לָהֵ֣ן ׀ תְּשַׂבֵּ֗רְנָה עַ֚ד אֲשֶׁ֣ר יִגְדָּ֔לוּ הֲ⁠לָהֵן֙ תֵּֽעָגֵ֔נָה לְ⁠בִלְתִּ֖י הֱי֣וֹת לְ⁠אִ֑ישׁ</w:t>
-      </w:r>
-    </w:p>
-    <w:p>
-      <w:pPr/>
-      <w:r>
-        <w:rPr>
-          <w:lang w:val="en_US" w:bidi="en_US"/>
-        </w:rPr>
-      </w:r>
-      <w:r>
-        <w:rPr>
           <w:b/>
           <w:lang w:val="en_US" w:bidi="en_US"/>
         </w:rPr>
@@ -4949,20 +4408,6 @@
       </w:r>
       <w:r>
         <w:rPr>
-          <w:lang w:val="en_US" w:bidi="en_US"/>
-        </w:rPr>
-        <w:t>מַר־לִ֤⁠י מְאֹד֙</w:t>
-      </w:r>
-    </w:p>
-    <w:p>
-      <w:pPr/>
-      <w:r>
-        <w:rPr>
-          <w:lang w:val="en_US" w:bidi="en_US"/>
-        </w:rPr>
-      </w:r>
-      <w:r>
-        <w:rPr>
           <w:b/>
           <w:lang w:val="en_US" w:bidi="en_US"/>
         </w:rPr>
@@ -5046,20 +4491,6 @@
       </w:r>
       <w:r>
         <w:rPr>
-          <w:lang w:val="en_US" w:bidi="en_US"/>
-        </w:rPr>
-        <w:t>יָצְאָ֥ה בִ֖⁠י יַד־יְהוָֽה</w:t>
-      </w:r>
-    </w:p>
-    <w:p>
-      <w:pPr/>
-      <w:r>
-        <w:rPr>
-          <w:lang w:val="en_US" w:bidi="en_US"/>
-        </w:rPr>
-      </w:r>
-      <w:r>
-        <w:rPr>
           <w:b/>
           <w:lang w:val="en_US" w:bidi="en_US"/>
         </w:rPr>
@@ -5156,20 +4587,6 @@
       </w:r>
       <w:r>
         <w:rPr>
-          <w:lang w:val="en_US" w:bidi="en_US"/>
-        </w:rPr>
-        <w:t>יָצְאָ֥ה בִ֖⁠י יַד־יְהוָֽה</w:t>
-      </w:r>
-    </w:p>
-    <w:p>
-      <w:pPr/>
-      <w:r>
-        <w:rPr>
-          <w:lang w:val="en_US" w:bidi="en_US"/>
-        </w:rPr>
-      </w:r>
-      <w:r>
-        <w:rPr>
           <w:b/>
           <w:lang w:val="en_US" w:bidi="en_US"/>
         </w:rPr>
@@ -5253,20 +4670,6 @@
       </w:r>
       <w:r>
         <w:rPr>
-          <w:lang w:val="en_US" w:bidi="en_US"/>
-        </w:rPr>
-        <w:t>וַ⁠תִּשֶּׂ֣נָה קוֹלָ֔⁠ן וַ⁠תִּבְכֶּ֖ינָה</w:t>
-      </w:r>
-    </w:p>
-    <w:p>
-      <w:pPr/>
-      <w:r>
-        <w:rPr>
-          <w:lang w:val="en_US" w:bidi="en_US"/>
-        </w:rPr>
-      </w:r>
-      <w:r>
-        <w:rPr>
           <w:b/>
           <w:lang w:val="en_US" w:bidi="en_US"/>
         </w:rPr>
@@ -5363,20 +4766,6 @@
       </w:r>
       <w:r>
         <w:rPr>
-          <w:lang w:val="en_US" w:bidi="en_US"/>
-        </w:rPr>
-        <w:t>וְ⁠ר֖וּת דָּ֥בְקָה בָּֽ⁠הּ</w:t>
-      </w:r>
-    </w:p>
-    <w:p>
-      <w:pPr/>
-      <w:r>
-        <w:rPr>
-          <w:lang w:val="en_US" w:bidi="en_US"/>
-        </w:rPr>
-      </w:r>
-      <w:r>
-        <w:rPr>
           <w:b/>
           <w:lang w:val="en_US" w:bidi="en_US"/>
         </w:rPr>
@@ -5460,20 +4849,6 @@
       </w:r>
       <w:r>
         <w:rPr>
-          <w:lang w:val="en_US" w:bidi="en_US"/>
-        </w:rPr>
-        <w:t>הִנֵּה֙</w:t>
-      </w:r>
-    </w:p>
-    <w:p>
-      <w:pPr/>
-      <w:r>
-        <w:rPr>
-          <w:lang w:val="en_US" w:bidi="en_US"/>
-        </w:rPr>
-      </w:r>
-      <w:r>
-        <w:rPr>
           <w:b/>
           <w:lang w:val="en_US" w:bidi="en_US"/>
         </w:rPr>
@@ -5666,20 +5041,6 @@
       </w:r>
       <w:r>
         <w:rPr>
-          <w:lang w:val="en_US" w:bidi="en_US"/>
-        </w:rPr>
-        <w:t>עַמָּ֖⁠הּ</w:t>
-      </w:r>
-    </w:p>
-    <w:p>
-      <w:pPr/>
-      <w:r>
-        <w:rPr>
-          <w:lang w:val="en_US" w:bidi="en_US"/>
-        </w:rPr>
-      </w:r>
-      <w:r>
-        <w:rPr>
           <w:b/>
           <w:lang w:val="en_US" w:bidi="en_US"/>
         </w:rPr>
@@ -5776,20 +5137,6 @@
       </w:r>
       <w:r>
         <w:rPr>
-          <w:lang w:val="en_US" w:bidi="en_US"/>
-        </w:rPr>
-        <w:t>אֱלֹהֶ֑י⁠הָ</w:t>
-      </w:r>
-    </w:p>
-    <w:p>
-      <w:pPr/>
-      <w:r>
-        <w:rPr>
-          <w:lang w:val="en_US" w:bidi="en_US"/>
-        </w:rPr>
-      </w:r>
-      <w:r>
-        <w:rPr>
           <w:b/>
           <w:lang w:val="en_US" w:bidi="en_US"/>
         </w:rPr>
@@ -5886,20 +5233,6 @@
       </w:r>
       <w:r>
         <w:rPr>
-          <w:lang w:val="en_US" w:bidi="en_US"/>
-        </w:rPr>
-        <w:t>אֱלֹהֶ֑י⁠הָ</w:t>
-      </w:r>
-    </w:p>
-    <w:p>
-      <w:pPr/>
-      <w:r>
-        <w:rPr>
-          <w:lang w:val="en_US" w:bidi="en_US"/>
-        </w:rPr>
-      </w:r>
-      <w:r>
-        <w:rPr>
           <w:b/>
           <w:lang w:val="en_US" w:bidi="en_US"/>
         </w:rPr>
@@ -6059,20 +5392,6 @@
       </w:r>
       <w:r>
         <w:rPr>
-          <w:lang w:val="en_US" w:bidi="en_US"/>
-        </w:rPr>
-        <w:t>לְ⁠עָזְבֵ֖⁠ךְ לָ⁠שׁ֣וּב מֵ⁠אַחֲרָ֑יִ⁠ךְ</w:t>
-      </w:r>
-    </w:p>
-    <w:p>
-      <w:pPr/>
-      <w:r>
-        <w:rPr>
-          <w:lang w:val="en_US" w:bidi="en_US"/>
-        </w:rPr>
-      </w:r>
-      <w:r>
-        <w:rPr>
           <w:b/>
           <w:lang w:val="en_US" w:bidi="en_US"/>
         </w:rPr>
@@ -6182,20 +5501,6 @@
       </w:r>
       <w:r>
         <w:rPr>
-          <w:lang w:val="en_US" w:bidi="en_US"/>
-        </w:rPr>
-        <w:t>עַמֵּ֣⁠ךְ עַמִּ֔⁠י וֵ⁠אלֹהַ֖יִ⁠ךְ אֱלֹהָֽ⁠י</w:t>
-      </w:r>
-    </w:p>
-    <w:p>
-      <w:pPr/>
-      <w:r>
-        <w:rPr>
-          <w:lang w:val="en_US" w:bidi="en_US"/>
-        </w:rPr>
-      </w:r>
-      <w:r>
-        <w:rPr>
           <w:b/>
           <w:lang w:val="en_US" w:bidi="en_US"/>
         </w:rPr>
@@ -6279,20 +5584,6 @@
       </w:r>
       <w:r>
         <w:rPr>
-          <w:lang w:val="en_US" w:bidi="en_US"/>
-        </w:rPr>
-        <w:t>כֹּה֩ יַעֲשֶׂ֨ה יְהוָ֥ה לִ⁠י֙ וְ⁠כֹ֣ה יֹסִ֔יף</w:t>
-      </w:r>
-    </w:p>
-    <w:p>
-      <w:pPr/>
-      <w:r>
-        <w:rPr>
-          <w:lang w:val="en_US" w:bidi="en_US"/>
-        </w:rPr>
-      </w:r>
-      <w:r>
-        <w:rPr>
           <w:b/>
           <w:lang w:val="en_US" w:bidi="en_US"/>
         </w:rPr>
@@ -6376,20 +5667,6 @@
       </w:r>
       <w:r>
         <w:rPr>
-          <w:lang w:val="en_US" w:bidi="en_US"/>
-        </w:rPr>
-        <w:t>כִּ֣י הַ⁠מָּ֔וֶת יַפְרִ֖יד בֵּינִ֥⁠י וּ⁠בֵינֵֽ⁠ךְ</w:t>
-      </w:r>
-    </w:p>
-    <w:p>
-      <w:pPr/>
-      <w:r>
-        <w:rPr>
-          <w:lang w:val="en_US" w:bidi="en_US"/>
-        </w:rPr>
-      </w:r>
-      <w:r>
-        <w:rPr>
           <w:b/>
           <w:lang w:val="en_US" w:bidi="en_US"/>
         </w:rPr>
@@ -6473,20 +5750,6 @@
       </w:r>
       <w:r>
         <w:rPr>
-          <w:lang w:val="en_US" w:bidi="en_US"/>
-        </w:rPr>
-        <w:t>יַפְרִ֖יד בֵּינִ֥⁠י וּ⁠בֵינֵֽ⁠ךְ</w:t>
-      </w:r>
-    </w:p>
-    <w:p>
-      <w:pPr/>
-      <w:r>
-        <w:rPr>
-          <w:lang w:val="en_US" w:bidi="en_US"/>
-        </w:rPr>
-      </w:r>
-      <w:r>
-        <w:rPr>
           <w:b/>
           <w:lang w:val="en_US" w:bidi="en_US"/>
         </w:rPr>
@@ -6570,20 +5833,6 @@
       </w:r>
       <w:r>
         <w:rPr>
-          <w:lang w:val="en_US" w:bidi="en_US"/>
-        </w:rPr>
-        <w:t>וַ⁠תֶּחְדַּ֖ל לְ⁠דַבֵּ֥ר אֵלֶֽי⁠הָ</w:t>
-      </w:r>
-    </w:p>
-    <w:p>
-      <w:pPr/>
-      <w:r>
-        <w:rPr>
-          <w:lang w:val="en_US" w:bidi="en_US"/>
-        </w:rPr>
-      </w:r>
-      <w:r>
-        <w:rPr>
           <w:b/>
           <w:lang w:val="en_US" w:bidi="en_US"/>
         </w:rPr>
@@ -6667,20 +5916,6 @@
       </w:r>
       <w:r>
         <w:rPr>
-          <w:lang w:val="en_US" w:bidi="en_US"/>
-        </w:rPr>
-        <w:t>וַ⁠תֶּחְדַּ֖ל לְ⁠דַבֵּ֥ר אֵלֶֽי⁠הָ</w:t>
-      </w:r>
-    </w:p>
-    <w:p>
-      <w:pPr/>
-      <w:r>
-        <w:rPr>
-          <w:lang w:val="en_US" w:bidi="en_US"/>
-        </w:rPr>
-      </w:r>
-      <w:r>
-        <w:rPr>
           <w:b/>
           <w:lang w:val="en_US" w:bidi="en_US"/>
         </w:rPr>
@@ -6790,20 +6025,6 @@
       </w:r>
       <w:r>
         <w:rPr>
-          <w:lang w:val="en_US" w:bidi="en_US"/>
-        </w:rPr>
-        <w:t>וַ⁠יְהִ֗י</w:t>
-      </w:r>
-    </w:p>
-    <w:p>
-      <w:pPr/>
-      <w:r>
-        <w:rPr>
-          <w:lang w:val="en_US" w:bidi="en_US"/>
-        </w:rPr>
-      </w:r>
-      <w:r>
-        <w:rPr>
           <w:b/>
           <w:lang w:val="en_US" w:bidi="en_US"/>
         </w:rPr>
@@ -6900,20 +6121,6 @@
       </w:r>
       <w:r>
         <w:rPr>
-          <w:lang w:val="en_US" w:bidi="en_US"/>
-        </w:rPr>
-        <w:t>כְּ⁠בֹאָ֨⁠נָה֙ בֵּ֣ית לֶ֔חֶם</w:t>
-      </w:r>
-    </w:p>
-    <w:p>
-      <w:pPr/>
-      <w:r>
-        <w:rPr>
-          <w:lang w:val="en_US" w:bidi="en_US"/>
-        </w:rPr>
-      </w:r>
-      <w:r>
-        <w:rPr>
           <w:b/>
           <w:lang w:val="en_US" w:bidi="en_US"/>
         </w:rPr>
@@ -6997,20 +6204,6 @@
       </w:r>
       <w:r>
         <w:rPr>
-          <w:lang w:val="en_US" w:bidi="en_US"/>
-        </w:rPr>
-        <w:t>כָּל־הָ⁠עִיר֙</w:t>
-      </w:r>
-    </w:p>
-    <w:p>
-      <w:pPr/>
-      <w:r>
-        <w:rPr>
-          <w:lang w:val="en_US" w:bidi="en_US"/>
-        </w:rPr>
-      </w:r>
-      <w:r>
-        <w:rPr>
           <w:b/>
           <w:lang w:val="en_US" w:bidi="en_US"/>
         </w:rPr>
@@ -7107,20 +6300,6 @@
       </w:r>
       <w:r>
         <w:rPr>
-          <w:lang w:val="en_US" w:bidi="en_US"/>
-        </w:rPr>
-        <w:t>כָּל־הָ⁠עִיר֙</w:t>
-      </w:r>
-    </w:p>
-    <w:p>
-      <w:pPr/>
-      <w:r>
-        <w:rPr>
-          <w:lang w:val="en_US" w:bidi="en_US"/>
-        </w:rPr>
-      </w:r>
-      <w:r>
-        <w:rPr>
           <w:b/>
           <w:lang w:val="en_US" w:bidi="en_US"/>
         </w:rPr>
@@ -7217,20 +6396,6 @@
       </w:r>
       <w:r>
         <w:rPr>
-          <w:lang w:val="en_US" w:bidi="en_US"/>
-        </w:rPr>
-        <w:t>הֲ⁠זֹ֥את נָעֳמִֽי</w:t>
-      </w:r>
-    </w:p>
-    <w:p>
-      <w:pPr/>
-      <w:r>
-        <w:rPr>
-          <w:lang w:val="en_US" w:bidi="en_US"/>
-        </w:rPr>
-      </w:r>
-      <w:r>
-        <w:rPr>
           <w:b/>
           <w:lang w:val="en_US" w:bidi="en_US"/>
         </w:rPr>
@@ -7314,20 +6479,6 @@
       </w:r>
       <w:r>
         <w:rPr>
-          <w:lang w:val="en_US" w:bidi="en_US"/>
-        </w:rPr>
-        <w:t>אַל־תִּקְרֶ֥אנָה לִ֖⁠י נָעֳמִ֑י</w:t>
-      </w:r>
-    </w:p>
-    <w:p>
-      <w:pPr/>
-      <w:r>
-        <w:rPr>
-          <w:lang w:val="en_US" w:bidi="en_US"/>
-        </w:rPr>
-      </w:r>
-      <w:r>
-        <w:rPr>
           <w:b/>
           <w:lang w:val="en_US" w:bidi="en_US"/>
         </w:rPr>
@@ -7424,20 +6575,6 @@
       </w:r>
       <w:r>
         <w:rPr>
-          <w:lang w:val="en_US" w:bidi="en_US"/>
-        </w:rPr>
-        <w:t>מָרָ֔א</w:t>
-      </w:r>
-    </w:p>
-    <w:p>
-      <w:pPr/>
-      <w:r>
-        <w:rPr>
-          <w:lang w:val="en_US" w:bidi="en_US"/>
-        </w:rPr>
-      </w:r>
-      <w:r>
-        <w:rPr>
           <w:b/>
           <w:lang w:val="en_US" w:bidi="en_US"/>
         </w:rPr>
@@ -7534,20 +6671,6 @@
       </w:r>
       <w:r>
         <w:rPr>
-          <w:lang w:val="en_US" w:bidi="en_US"/>
-        </w:rPr>
-        <w:t>אֲנִי֙ מְלֵאָ֣ה הָלַ֔כְתִּי וְ⁠רֵיקָ֖ם הֱשִׁיבַ֣⁠נִי יְהוָ֑ה</w:t>
-      </w:r>
-    </w:p>
-    <w:p>
-      <w:pPr/>
-      <w:r>
-        <w:rPr>
-          <w:lang w:val="en_US" w:bidi="en_US"/>
-        </w:rPr>
-      </w:r>
-      <w:r>
-        <w:rPr>
           <w:b/>
           <w:lang w:val="en_US" w:bidi="en_US"/>
         </w:rPr>
@@ -7657,20 +6780,6 @@
       </w:r>
       <w:r>
         <w:rPr>
-          <w:lang w:val="en_US" w:bidi="en_US"/>
-        </w:rPr>
-        <w:t>לָ֣⁠מָּה תִקְרֶ֤אנָה לִ⁠י֙ נָעֳמִ֔י</w:t>
-      </w:r>
-    </w:p>
-    <w:p>
-      <w:pPr/>
-      <w:r>
-        <w:rPr>
-          <w:lang w:val="en_US" w:bidi="en_US"/>
-        </w:rPr>
-      </w:r>
-      <w:r>
-        <w:rPr>
           <w:b/>
           <w:lang w:val="en_US" w:bidi="en_US"/>
         </w:rPr>
@@ -7754,20 +6863,6 @@
       </w:r>
       <w:r>
         <w:rPr>
-          <w:lang w:val="en_US" w:bidi="en_US"/>
-        </w:rPr>
-        <w:t>וַֽ⁠יהוָה֙ עָ֣נָה בִ֔⁠י וְ⁠שַׁדַּ֖י הֵ֥רַֽע לִֽ⁠י</w:t>
-      </w:r>
-    </w:p>
-    <w:p>
-      <w:pPr/>
-      <w:r>
-        <w:rPr>
-          <w:lang w:val="en_US" w:bidi="en_US"/>
-        </w:rPr>
-      </w:r>
-      <w:r>
-        <w:rPr>
           <w:b/>
           <w:lang w:val="en_US" w:bidi="en_US"/>
         </w:rPr>
@@ -7877,20 +6972,6 @@
       </w:r>
       <w:r>
         <w:rPr>
-          <w:lang w:val="en_US" w:bidi="en_US"/>
-        </w:rPr>
-        <w:t>עָ֣נָה בִ֔⁠י</w:t>
-      </w:r>
-    </w:p>
-    <w:p>
-      <w:pPr/>
-      <w:r>
-        <w:rPr>
-          <w:lang w:val="en_US" w:bidi="en_US"/>
-        </w:rPr>
-      </w:r>
-      <w:r>
-        <w:rPr>
           <w:b/>
           <w:lang w:val="en_US" w:bidi="en_US"/>
         </w:rPr>
@@ -8050,20 +7131,6 @@
       </w:r>
       <w:r>
         <w:rPr>
-          <w:lang w:val="en_US" w:bidi="en_US"/>
-        </w:rPr>
-        <w:t>וַ⁠תָּ֣שָׁב נָעֳמִ֗י וְ⁠ר֨וּת הַ⁠מּוֹאֲבִיָּ֤ה כַלָּתָ⁠הּ֙ עִמָּ֔⁠הּ הַ⁠שָּׁ֖בָה מִ⁠שְּׂדֵ֣י מוֹאָ֑ב</w:t>
-      </w:r>
-    </w:p>
-    <w:p>
-      <w:pPr/>
-      <w:r>
-        <w:rPr>
-          <w:lang w:val="en_US" w:bidi="en_US"/>
-        </w:rPr>
-      </w:r>
-      <w:r>
-        <w:rPr>
           <w:b/>
           <w:lang w:val="en_US" w:bidi="en_US"/>
         </w:rPr>
@@ -8147,20 +7214,6 @@
       </w:r>
       <w:r>
         <w:rPr>
-          <w:lang w:val="en_US" w:bidi="en_US"/>
-        </w:rPr>
-        <w:t>וְ⁠הֵ֗מָּה בָּ֚אוּ בֵּ֣ית לֶ֔חֶם בִּ⁠תְחִלַּ֖ת קְצִ֥יר שְׂעֹרִֽים</w:t>
-      </w:r>
-    </w:p>
-    <w:p>
-      <w:pPr/>
-      <w:r>
-        <w:rPr>
-          <w:lang w:val="en_US" w:bidi="en_US"/>
-        </w:rPr>
-      </w:r>
-      <w:r>
-        <w:rPr>
           <w:b/>
           <w:lang w:val="en_US" w:bidi="en_US"/>
         </w:rPr>
@@ -8244,20 +7297,6 @@
       </w:r>
       <w:r>
         <w:rPr>
-          <w:lang w:val="en_US" w:bidi="en_US"/>
-        </w:rPr>
-        <w:t>בִּ⁠תְחִלַּ֖ת קְצִ֥יר שְׂעֹרִֽים</w:t>
-      </w:r>
-    </w:p>
-    <w:p>
-      <w:pPr/>
-      <w:r>
-        <w:rPr>
-          <w:lang w:val="en_US" w:bidi="en_US"/>
-        </w:rPr>
-      </w:r>
-      <w:r>
-        <w:rPr>
           <w:b/>
           <w:lang w:val="en_US" w:bidi="en_US"/>
         </w:rPr>
@@ -8512,20 +7551,6 @@
       </w:r>
       <w:r>
         <w:rPr>
-          <w:lang w:val="en_US" w:bidi="en_US"/>
-        </w:rPr>
-        <w:t>וּֽ⁠לְ⁠נָעֳמִ֞י מוֹדַ֣ע לְ⁠אִישָׁ֗⁠הּ</w:t>
-      </w:r>
-    </w:p>
-    <w:p>
-      <w:pPr/>
-      <w:r>
-        <w:rPr>
-          <w:lang w:val="en_US" w:bidi="en_US"/>
-        </w:rPr>
-      </w:r>
-      <w:r>
-        <w:rPr>
           <w:b/>
           <w:lang w:val="en_US" w:bidi="en_US"/>
         </w:rPr>
@@ -8609,20 +7634,6 @@
       </w:r>
       <w:r>
         <w:rPr>
-          <w:lang w:val="en_US" w:bidi="en_US"/>
-        </w:rPr>
-        <w:t>וּֽ⁠לְ⁠נָעֳמִ֞י מוֹדַ֣ע לְ⁠אִישָׁ֗⁠הּ</w:t>
-      </w:r>
-    </w:p>
-    <w:p>
-      <w:pPr/>
-      <w:r>
-        <w:rPr>
-          <w:lang w:val="en_US" w:bidi="en_US"/>
-        </w:rPr>
-      </w:r>
-      <w:r>
-        <w:rPr>
           <w:b/>
           <w:lang w:val="en_US" w:bidi="en_US"/>
         </w:rPr>
@@ -8719,20 +7730,6 @@
       </w:r>
       <w:r>
         <w:rPr>
-          <w:lang w:val="en_US" w:bidi="en_US"/>
-        </w:rPr>
-        <w:t>אִ֚ישׁ גִּבּ֣וֹר חַ֔יִל</w:t>
-      </w:r>
-    </w:p>
-    <w:p>
-      <w:pPr/>
-      <w:r>
-        <w:rPr>
-          <w:lang w:val="en_US" w:bidi="en_US"/>
-        </w:rPr>
-      </w:r>
-      <w:r>
-        <w:rPr>
           <w:b/>
           <w:lang w:val="en_US" w:bidi="en_US"/>
         </w:rPr>
@@ -8829,20 +7826,6 @@
       </w:r>
       <w:r>
         <w:rPr>
-          <w:lang w:val="en_US" w:bidi="en_US"/>
-        </w:rPr>
-        <w:t>מִ⁠מִּשְׁפַּ֖חַת אֱלִימֶ֑לֶךְ</w:t>
-      </w:r>
-    </w:p>
-    <w:p>
-      <w:pPr/>
-      <w:r>
-        <w:rPr>
-          <w:lang w:val="en_US" w:bidi="en_US"/>
-        </w:rPr>
-      </w:r>
-      <w:r>
-        <w:rPr>
           <w:b/>
           <w:lang w:val="en_US" w:bidi="en_US"/>
         </w:rPr>
@@ -8939,20 +7922,6 @@
       </w:r>
       <w:r>
         <w:rPr>
-          <w:lang w:val="en_US" w:bidi="en_US"/>
-        </w:rPr>
-        <w:t>ר֨וּת הַ⁠מּוֹאֲבִיָּ֜ה</w:t>
-      </w:r>
-    </w:p>
-    <w:p>
-      <w:pPr/>
-      <w:r>
-        <w:rPr>
-          <w:lang w:val="en_US" w:bidi="en_US"/>
-        </w:rPr>
-      </w:r>
-      <w:r>
-        <w:rPr>
           <w:b/>
           <w:lang w:val="en_US" w:bidi="en_US"/>
         </w:rPr>
@@ -9099,20 +8068,6 @@
       </w:r>
       <w:r>
         <w:rPr>
-          <w:lang w:val="en_US" w:bidi="en_US"/>
-        </w:rPr>
-        <w:t>אֲשֶׁ֥ר אֶמְצָא־חֵ֖ן בְּ⁠עֵינָ֑י⁠ו</w:t>
-      </w:r>
-    </w:p>
-    <w:p>
-      <w:pPr/>
-      <w:r>
-        <w:rPr>
-          <w:lang w:val="en_US" w:bidi="en_US"/>
-        </w:rPr>
-      </w:r>
-      <w:r>
-        <w:rPr>
           <w:b/>
           <w:lang w:val="en_US" w:bidi="en_US"/>
         </w:rPr>
@@ -9209,20 +8164,6 @@
       </w:r>
       <w:r>
         <w:rPr>
-          <w:lang w:val="en_US" w:bidi="en_US"/>
-        </w:rPr>
-        <w:t>בִתִּֽ⁠י</w:t>
-      </w:r>
-    </w:p>
-    <w:p>
-      <w:pPr/>
-      <w:r>
-        <w:rPr>
-          <w:lang w:val="en_US" w:bidi="en_US"/>
-        </w:rPr>
-      </w:r>
-      <w:r>
-        <w:rPr>
           <w:b/>
           <w:lang w:val="en_US" w:bidi="en_US"/>
         </w:rPr>
@@ -9306,20 +8247,6 @@
       </w:r>
       <w:r>
         <w:rPr>
-          <w:lang w:val="en_US" w:bidi="en_US"/>
-        </w:rPr>
-        <w:t>וַ⁠יִּ֣קֶר מִקְרֶ֔⁠הָ</w:t>
-      </w:r>
-    </w:p>
-    <w:p>
-      <w:pPr/>
-      <w:r>
-        <w:rPr>
-          <w:lang w:val="en_US" w:bidi="en_US"/>
-        </w:rPr>
-      </w:r>
-      <w:r>
-        <w:rPr>
           <w:b/>
           <w:lang w:val="en_US" w:bidi="en_US"/>
         </w:rPr>
@@ -9416,20 +8343,6 @@
       </w:r>
       <w:r>
         <w:rPr>
-          <w:lang w:val="en_US" w:bidi="en_US"/>
-        </w:rPr>
-        <w:t>מִ⁠מִּשְׁפַּ֥חַת אֱלִימֶֽלֶךְ</w:t>
-      </w:r>
-    </w:p>
-    <w:p>
-      <w:pPr/>
-      <w:r>
-        <w:rPr>
-          <w:lang w:val="en_US" w:bidi="en_US"/>
-        </w:rPr>
-      </w:r>
-      <w:r>
-        <w:rPr>
           <w:b/>
           <w:lang w:val="en_US" w:bidi="en_US"/>
         </w:rPr>
@@ -9526,20 +8439,6 @@
       </w:r>
       <w:r>
         <w:rPr>
-          <w:lang w:val="en_US" w:bidi="en_US"/>
-        </w:rPr>
-        <w:t>וְ⁠הִנֵּה</w:t>
-      </w:r>
-    </w:p>
-    <w:p>
-      <w:pPr/>
-      <w:r>
-        <w:rPr>
-          <w:lang w:val="en_US" w:bidi="en_US"/>
-        </w:rPr>
-      </w:r>
-      <w:r>
-        <w:rPr>
           <w:b/>
           <w:lang w:val="en_US" w:bidi="en_US"/>
         </w:rPr>
@@ -9636,20 +8535,6 @@
       </w:r>
       <w:r>
         <w:rPr>
-          <w:lang w:val="en_US" w:bidi="en_US"/>
-        </w:rPr>
-        <w:t>בָּ֚א מִ⁠בֵּ֣ית לֶ֔חֶם</w:t>
-      </w:r>
-    </w:p>
-    <w:p>
-      <w:pPr/>
-      <w:r>
-        <w:rPr>
-          <w:lang w:val="en_US" w:bidi="en_US"/>
-        </w:rPr>
-      </w:r>
-      <w:r>
-        <w:rPr>
           <w:b/>
           <w:lang w:val="en_US" w:bidi="en_US"/>
         </w:rPr>
@@ -9733,20 +8618,6 @@
       </w:r>
       <w:r>
         <w:rPr>
-          <w:lang w:val="en_US" w:bidi="en_US"/>
-        </w:rPr>
-        <w:t>יְהוָ֣ה עִמָּ⁠כֶ֑ם</w:t>
-      </w:r>
-    </w:p>
-    <w:p>
-      <w:pPr/>
-      <w:r>
-        <w:rPr>
-          <w:lang w:val="en_US" w:bidi="en_US"/>
-        </w:rPr>
-      </w:r>
-      <w:r>
-        <w:rPr>
           <w:b/>
           <w:lang w:val="en_US" w:bidi="en_US"/>
         </w:rPr>
@@ -10009,20 +8880,6 @@
       </w:r>
       <w:r>
         <w:rPr>
-          <w:lang w:val="en_US" w:bidi="en_US"/>
-        </w:rPr>
-        <w:t>לְ⁠מִ֖י הַ⁠נַּעֲרָ֥ה הַ⁠זֹּֽאת</w:t>
-      </w:r>
-    </w:p>
-    <w:p>
-      <w:pPr/>
-      <w:r>
-        <w:rPr>
-          <w:lang w:val="en_US" w:bidi="en_US"/>
-        </w:rPr>
-      </w:r>
-      <w:r>
-        <w:rPr>
           <w:b/>
           <w:lang w:val="en_US" w:bidi="en_US"/>
         </w:rPr>
@@ -10106,20 +8963,6 @@
       </w:r>
       <w:r>
         <w:rPr>
-          <w:lang w:val="en_US" w:bidi="en_US"/>
-        </w:rPr>
-        <w:t>וַ⁠יַּ֗עַן &amp; וַ⁠יֹּאמַ֑ר</w:t>
-      </w:r>
-    </w:p>
-    <w:p>
-      <w:pPr/>
-      <w:r>
-        <w:rPr>
-          <w:lang w:val="en_US" w:bidi="en_US"/>
-        </w:rPr>
-      </w:r>
-      <w:r>
-        <w:rPr>
           <w:b/>
           <w:lang w:val="en_US" w:bidi="en_US"/>
         </w:rPr>
@@ -10242,20 +9085,6 @@
       </w:r>
       <w:r>
         <w:rPr>
-          <w:lang w:val="en_US" w:bidi="en_US"/>
-        </w:rPr>
-        <w:t>וַ⁠תֹּ֗אמֶר אֲלַקֳטָה־נָּא֙ וְ⁠אָסַפְתִּ֣י בָֽ⁠עֳמָרִ֔ים אַחֲרֵ֖י הַ⁠קּוֹצְרִ֑ים</w:t>
-      </w:r>
-    </w:p>
-    <w:p>
-      <w:pPr/>
-      <w:r>
-        <w:rPr>
-          <w:lang w:val="en_US" w:bidi="en_US"/>
-        </w:rPr>
-      </w:r>
-      <w:r>
-        <w:rPr>
           <w:b/>
           <w:lang w:val="en_US" w:bidi="en_US"/>
         </w:rPr>
@@ -10339,20 +9168,6 @@
       </w:r>
       <w:r>
         <w:rPr>
-          <w:lang w:val="en_US" w:bidi="en_US"/>
-        </w:rPr>
-        <w:t>אֲלַקֳטָה־נָּא֙ וְ⁠אָסַפְתִּ֣י</w:t>
-      </w:r>
-    </w:p>
-    <w:p>
-      <w:pPr/>
-      <w:r>
-        <w:rPr>
-          <w:lang w:val="en_US" w:bidi="en_US"/>
-        </w:rPr>
-      </w:r>
-      <w:r>
-        <w:rPr>
           <w:b/>
           <w:lang w:val="en_US" w:bidi="en_US"/>
         </w:rPr>
@@ -10538,20 +9353,6 @@
       </w:r>
       <w:r>
         <w:rPr>
-          <w:lang w:val="en_US" w:bidi="en_US"/>
-        </w:rPr>
-        <w:t>הֲ⁠ל֧וֹא שָׁמַ֣עַתְּ בִּתִּ֗⁠י</w:t>
-      </w:r>
-    </w:p>
-    <w:p>
-      <w:pPr/>
-      <w:r>
-        <w:rPr>
-          <w:lang w:val="en_US" w:bidi="en_US"/>
-        </w:rPr>
-      </w:r>
-      <w:r>
-        <w:rPr>
           <w:b/>
           <w:lang w:val="en_US" w:bidi="en_US"/>
         </w:rPr>
@@ -10635,20 +9436,6 @@
       </w:r>
       <w:r>
         <w:rPr>
-          <w:lang w:val="en_US" w:bidi="en_US"/>
-        </w:rPr>
-        <w:t>בִּתִּ֗⁠י</w:t>
-      </w:r>
-    </w:p>
-    <w:p>
-      <w:pPr/>
-      <w:r>
-        <w:rPr>
-          <w:lang w:val="en_US" w:bidi="en_US"/>
-        </w:rPr>
-      </w:r>
-      <w:r>
-        <w:rPr>
           <w:b/>
           <w:lang w:val="en_US" w:bidi="en_US"/>
         </w:rPr>
@@ -10745,20 +9532,6 @@
       </w:r>
       <w:r>
         <w:rPr>
-          <w:lang w:val="en_US" w:bidi="en_US"/>
-        </w:rPr>
-        <w:t>עֵינַ֜יִ⁠ךְ בַּ⁠שָּׂדֶ֤ה</w:t>
-      </w:r>
-    </w:p>
-    <w:p>
-      <w:pPr/>
-      <w:r>
-        <w:rPr>
-          <w:lang w:val="en_US" w:bidi="en_US"/>
-        </w:rPr>
-      </w:r>
-      <w:r>
-        <w:rPr>
           <w:b/>
           <w:lang w:val="en_US" w:bidi="en_US"/>
         </w:rPr>
@@ -10855,20 +9628,6 @@
       </w:r>
       <w:r>
         <w:rPr>
-          <w:lang w:val="en_US" w:bidi="en_US"/>
-        </w:rPr>
-        <w:t>אַחֲרֵי⁠הֶ֔ן</w:t>
-      </w:r>
-    </w:p>
-    <w:p>
-      <w:pPr/>
-      <w:r>
-        <w:rPr>
-          <w:lang w:val="en_US" w:bidi="en_US"/>
-        </w:rPr>
-      </w:r>
-      <w:r>
-        <w:rPr>
           <w:b/>
           <w:lang w:val="en_US" w:bidi="en_US"/>
         </w:rPr>
@@ -10965,20 +9724,6 @@
       </w:r>
       <w:r>
         <w:rPr>
-          <w:lang w:val="en_US" w:bidi="en_US"/>
-        </w:rPr>
-        <w:t>הֲ⁠ל֥וֹא צִוִּ֛יתִי אֶת־הַ⁠נְּעָרִ֖ים לְ⁠בִלְתִּ֣י נָגְעֵ֑⁠ךְ</w:t>
-      </w:r>
-    </w:p>
-    <w:p>
-      <w:pPr/>
-      <w:r>
-        <w:rPr>
-          <w:lang w:val="en_US" w:bidi="en_US"/>
-        </w:rPr>
-      </w:r>
-      <w:r>
-        <w:rPr>
           <w:b/>
           <w:lang w:val="en_US" w:bidi="en_US"/>
         </w:rPr>
@@ -11062,20 +9807,6 @@
       </w:r>
       <w:r>
         <w:rPr>
-          <w:lang w:val="en_US" w:bidi="en_US"/>
-        </w:rPr>
-        <w:t>אֶת־הַ⁠נְּעָרִ֖ים</w:t>
-      </w:r>
-    </w:p>
-    <w:p>
-      <w:pPr/>
-      <w:r>
-        <w:rPr>
-          <w:lang w:val="en_US" w:bidi="en_US"/>
-        </w:rPr>
-      </w:r>
-      <w:r>
-        <w:rPr>
           <w:b/>
           <w:lang w:val="en_US" w:bidi="en_US"/>
         </w:rPr>
@@ -11159,20 +9890,6 @@
       </w:r>
       <w:r>
         <w:rPr>
-          <w:lang w:val="en_US" w:bidi="en_US"/>
-        </w:rPr>
-        <w:t>לְ⁠בִלְתִּ֣י נָגְעֵ֑⁠ךְ</w:t>
-      </w:r>
-    </w:p>
-    <w:p>
-      <w:pPr/>
-      <w:r>
-        <w:rPr>
-          <w:lang w:val="en_US" w:bidi="en_US"/>
-        </w:rPr>
-      </w:r>
-      <w:r>
-        <w:rPr>
           <w:b/>
           <w:lang w:val="en_US" w:bidi="en_US"/>
         </w:rPr>
@@ -11332,20 +10049,6 @@
       </w:r>
       <w:r>
         <w:rPr>
-          <w:lang w:val="en_US" w:bidi="en_US"/>
-        </w:rPr>
-        <w:t>וַ⁠תִּפֹּל֙ עַל־פָּנֶ֔י⁠הָ וַ⁠תִּשְׁתַּ֖חוּ אָ֑רְצָ⁠ה</w:t>
-      </w:r>
-    </w:p>
-    <w:p>
-      <w:pPr/>
-      <w:r>
-        <w:rPr>
-          <w:lang w:val="en_US" w:bidi="en_US"/>
-        </w:rPr>
-      </w:r>
-      <w:r>
-        <w:rPr>
           <w:b/>
           <w:lang w:val="en_US" w:bidi="en_US"/>
         </w:rPr>
@@ -11429,20 +10132,6 @@
       </w:r>
       <w:r>
         <w:rPr>
-          <w:lang w:val="en_US" w:bidi="en_US"/>
-        </w:rPr>
-        <w:t>וַ⁠תִּפֹּל֙ עַל־פָּנֶ֔י⁠הָ וַ⁠תִּשְׁתַּ֖חוּ אָ֑רְצָ⁠ה</w:t>
-      </w:r>
-    </w:p>
-    <w:p>
-      <w:pPr/>
-      <w:r>
-        <w:rPr>
-          <w:lang w:val="en_US" w:bidi="en_US"/>
-        </w:rPr>
-      </w:r>
-      <w:r>
-        <w:rPr>
           <w:b/>
           <w:lang w:val="en_US" w:bidi="en_US"/>
         </w:rPr>
@@ -11552,20 +10241,6 @@
       </w:r>
       <w:r>
         <w:rPr>
-          <w:lang w:val="en_US" w:bidi="en_US"/>
-        </w:rPr>
-        <w:t>וַ⁠תִּפֹּל֙ עַל־פָּנֶ֔י⁠הָ וַ⁠תִּשְׁתַּ֖חוּ אָ֑רְצָ⁠ה</w:t>
-      </w:r>
-    </w:p>
-    <w:p>
-      <w:pPr/>
-      <w:r>
-        <w:rPr>
-          <w:lang w:val="en_US" w:bidi="en_US"/>
-        </w:rPr>
-      </w:r>
-      <w:r>
-        <w:rPr>
           <w:b/>
           <w:lang w:val="en_US" w:bidi="en_US"/>
         </w:rPr>
@@ -11662,20 +10337,6 @@
       </w:r>
       <w:r>
         <w:rPr>
-          <w:lang w:val="en_US" w:bidi="en_US"/>
-        </w:rPr>
-        <w:t>מַדּוּעַ֩ מָצָ֨אתִי חֵ֤ן בְּ⁠עֵינֶ֨י⁠ךָ֙ לְ⁠הַכִּירֵ֔⁠נִי וְ⁠אָּנֹכִ֖י נָכְרִיָּֽה</w:t>
-      </w:r>
-    </w:p>
-    <w:p>
-      <w:pPr/>
-      <w:r>
-        <w:rPr>
-          <w:lang w:val="en_US" w:bidi="en_US"/>
-        </w:rPr>
-      </w:r>
-      <w:r>
-        <w:rPr>
           <w:b/>
           <w:lang w:val="en_US" w:bidi="en_US"/>
         </w:rPr>
@@ -11759,20 +10420,6 @@
       </w:r>
       <w:r>
         <w:rPr>
-          <w:lang w:val="en_US" w:bidi="en_US"/>
-        </w:rPr>
-        <w:t>מָצָ֨אתִי חֵ֤ן בְּ⁠עֵינֶ֨י⁠ךָ֙</w:t>
-      </w:r>
-    </w:p>
-    <w:p>
-      <w:pPr/>
-      <w:r>
-        <w:rPr>
-          <w:lang w:val="en_US" w:bidi="en_US"/>
-        </w:rPr>
-      </w:r>
-      <w:r>
-        <w:rPr>
           <w:b/>
           <w:lang w:val="en_US" w:bidi="en_US"/>
         </w:rPr>
@@ -11978,20 +10625,6 @@
       </w:r>
       <w:r>
         <w:rPr>
-          <w:lang w:val="en_US" w:bidi="en_US"/>
-        </w:rPr>
-        <w:t>הֻגֵּ֨ד הֻגַּ֜ד</w:t>
-      </w:r>
-    </w:p>
-    <w:p>
-      <w:pPr/>
-      <w:r>
-        <w:rPr>
-          <w:lang w:val="en_US" w:bidi="en_US"/>
-        </w:rPr>
-      </w:r>
-      <w:r>
-        <w:rPr>
           <w:b/>
           <w:lang w:val="en_US" w:bidi="en_US"/>
         </w:rPr>
@@ -12088,20 +10721,6 @@
       </w:r>
       <w:r>
         <w:rPr>
-          <w:lang w:val="en_US" w:bidi="en_US"/>
-        </w:rPr>
-        <w:t>הֻגֵּ֨ד הֻגַּ֜ד לִ֗⁠י</w:t>
-      </w:r>
-    </w:p>
-    <w:p>
-      <w:pPr/>
-      <w:r>
-        <w:rPr>
-          <w:lang w:val="en_US" w:bidi="en_US"/>
-        </w:rPr>
-      </w:r>
-      <w:r>
-        <w:rPr>
           <w:b/>
           <w:lang w:val="en_US" w:bidi="en_US"/>
         </w:rPr>
@@ -12185,20 +10804,6 @@
       </w:r>
       <w:r>
         <w:rPr>
-          <w:lang w:val="en_US" w:bidi="en_US"/>
-        </w:rPr>
-        <w:t>וַ⁠תֵּ֣לְכִ֔י אֶל־עַ֕ם</w:t>
-      </w:r>
-    </w:p>
-    <w:p>
-      <w:pPr/>
-      <w:r>
-        <w:rPr>
-          <w:lang w:val="en_US" w:bidi="en_US"/>
-        </w:rPr>
-      </w:r>
-      <w:r>
-        <w:rPr>
           <w:b/>
           <w:lang w:val="en_US" w:bidi="en_US"/>
         </w:rPr>
@@ -12295,20 +10900,6 @@
       </w:r>
       <w:r>
         <w:rPr>
-          <w:lang w:val="en_US" w:bidi="en_US"/>
-        </w:rPr>
-        <w:t>תְּמ֥וֹל שִׁלְשֽׁוֹם</w:t>
-      </w:r>
-    </w:p>
-    <w:p>
-      <w:pPr/>
-      <w:r>
-        <w:rPr>
-          <w:lang w:val="en_US" w:bidi="en_US"/>
-        </w:rPr>
-      </w:r>
-      <w:r>
-        <w:rPr>
           <w:b/>
           <w:lang w:val="en_US" w:bidi="en_US"/>
         </w:rPr>
@@ -12405,20 +10996,6 @@
       </w:r>
       <w:r>
         <w:rPr>
-          <w:lang w:val="en_US" w:bidi="en_US"/>
-        </w:rPr>
-        <w:t>פָּעֳלֵ֑⁠ךְ</w:t>
-      </w:r>
-    </w:p>
-    <w:p>
-      <w:pPr/>
-      <w:r>
-        <w:rPr>
-          <w:lang w:val="en_US" w:bidi="en_US"/>
-        </w:rPr>
-      </w:r>
-      <w:r>
-        <w:rPr>
           <w:b/>
           <w:lang w:val="en_US" w:bidi="en_US"/>
         </w:rPr>
@@ -12515,20 +11092,6 @@
       </w:r>
       <w:r>
         <w:rPr>
-          <w:lang w:val="en_US" w:bidi="en_US"/>
-        </w:rPr>
-        <w:t>וּ⁠תְהִ֨י מַשְׂכֻּרְתֵּ֜⁠ךְ שְׁלֵמָ֗ה מֵ⁠עִ֤ם יְהוָה֙</w:t>
-      </w:r>
-    </w:p>
-    <w:p>
-      <w:pPr/>
-      <w:r>
-        <w:rPr>
-          <w:lang w:val="en_US" w:bidi="en_US"/>
-        </w:rPr>
-      </w:r>
-      <w:r>
-        <w:rPr>
           <w:b/>
           <w:lang w:val="en_US" w:bidi="en_US"/>
         </w:rPr>
@@ -12612,20 +11175,6 @@
       </w:r>
       <w:r>
         <w:rPr>
-          <w:lang w:val="en_US" w:bidi="en_US"/>
-        </w:rPr>
-        <w:t>אֲשֶׁר־בָּ֖את לַ⁠חֲס֥וֹת תַּֽחַת־כְּנָפָֽי⁠ו</w:t>
-      </w:r>
-    </w:p>
-    <w:p>
-      <w:pPr/>
-      <w:r>
-        <w:rPr>
-          <w:lang w:val="en_US" w:bidi="en_US"/>
-        </w:rPr>
-      </w:r>
-      <w:r>
-        <w:rPr>
           <w:b/>
           <w:lang w:val="en_US" w:bidi="en_US"/>
         </w:rPr>
@@ -12722,20 +11271,6 @@
       </w:r>
       <w:r>
         <w:rPr>
-          <w:lang w:val="en_US" w:bidi="en_US"/>
-        </w:rPr>
-        <w:t>אֶמְצָא־חֵ֨ן בְּ⁠עֵינֶ֤י⁠ךָ</w:t>
-      </w:r>
-    </w:p>
-    <w:p>
-      <w:pPr/>
-      <w:r>
-        <w:rPr>
-          <w:lang w:val="en_US" w:bidi="en_US"/>
-        </w:rPr>
-      </w:r>
-      <w:r>
-        <w:rPr>
           <w:b/>
           <w:lang w:val="en_US" w:bidi="en_US"/>
         </w:rPr>
@@ -12832,20 +11367,6 @@
       </w:r>
       <w:r>
         <w:rPr>
-          <w:lang w:val="en_US" w:bidi="en_US"/>
-        </w:rPr>
-        <w:t>אֲדֹנִ⁠י֙</w:t>
-      </w:r>
-    </w:p>
-    <w:p>
-      <w:pPr/>
-      <w:r>
-        <w:rPr>
-          <w:lang w:val="en_US" w:bidi="en_US"/>
-        </w:rPr>
-      </w:r>
-      <w:r>
-        <w:rPr>
           <w:b/>
           <w:lang w:val="en_US" w:bidi="en_US"/>
         </w:rPr>
@@ -12955,20 +11476,6 @@
       </w:r>
       <w:r>
         <w:rPr>
-          <w:lang w:val="en_US" w:bidi="en_US"/>
-        </w:rPr>
-        <w:t>עַל־לֵ֣ב שִׁפְחָתֶ֑⁠ךָ</w:t>
-      </w:r>
-    </w:p>
-    <w:p>
-      <w:pPr/>
-      <w:r>
-        <w:rPr>
-          <w:lang w:val="en_US" w:bidi="en_US"/>
-        </w:rPr>
-      </w:r>
-      <w:r>
-        <w:rPr>
           <w:b/>
           <w:lang w:val="en_US" w:bidi="en_US"/>
         </w:rPr>
@@ -13052,20 +11559,6 @@
       </w:r>
       <w:r>
         <w:rPr>
-          <w:lang w:val="en_US" w:bidi="en_US"/>
-        </w:rPr>
-        <w:t>עַל־לֵ֣ב</w:t>
-      </w:r>
-    </w:p>
-    <w:p>
-      <w:pPr/>
-      <w:r>
-        <w:rPr>
-          <w:lang w:val="en_US" w:bidi="en_US"/>
-        </w:rPr>
-      </w:r>
-      <w:r>
-        <w:rPr>
           <w:b/>
           <w:lang w:val="en_US" w:bidi="en_US"/>
         </w:rPr>
@@ -13162,20 +11655,6 @@
       </w:r>
       <w:r>
         <w:rPr>
-          <w:lang w:val="en_US" w:bidi="en_US"/>
-        </w:rPr>
-        <w:t>שִׁפְחָתֶ֑⁠ךָ</w:t>
-      </w:r>
-    </w:p>
-    <w:p>
-      <w:pPr/>
-      <w:r>
-        <w:rPr>
-          <w:lang w:val="en_US" w:bidi="en_US"/>
-        </w:rPr>
-      </w:r>
-      <w:r>
-        <w:rPr>
           <w:b/>
           <w:lang w:val="en_US" w:bidi="en_US"/>
         </w:rPr>
@@ -13259,20 +11738,6 @@
       </w:r>
       <w:r>
         <w:rPr>
-          <w:lang w:val="en_US" w:bidi="en_US"/>
-        </w:rPr>
-        <w:t>וְ⁠אָנֹכִי֙ לֹ֣א אֶֽהְיֶ֔ה כְּ⁠אַחַ֖ת שִׁפְחֹתֶֽי⁠ךָ</w:t>
-      </w:r>
-    </w:p>
-    <w:p>
-      <w:pPr/>
-      <w:r>
-        <w:rPr>
-          <w:lang w:val="en_US" w:bidi="en_US"/>
-        </w:rPr>
-      </w:r>
-      <w:r>
-        <w:rPr>
           <w:b/>
           <w:lang w:val="en_US" w:bidi="en_US"/>
         </w:rPr>
@@ -13419,20 +11884,6 @@
       </w:r>
       <w:r>
         <w:rPr>
-          <w:lang w:val="en_US" w:bidi="en_US"/>
-        </w:rPr>
-        <w:t>גֹּ֤שִֽׁי הֲלֹם֙ וְ⁠אָכַ֣לְתְּ מִן־הַ⁠לֶּ֔חֶם וְ⁠טָבַ֥לְתְּ פִּתֵּ֖⁠ךְ בַּ⁠חֹ֑מֶץ</w:t>
-      </w:r>
-    </w:p>
-    <w:p>
-      <w:pPr/>
-      <w:r>
-        <w:rPr>
-          <w:lang w:val="en_US" w:bidi="en_US"/>
-        </w:rPr>
-      </w:r>
-      <w:r>
-        <w:rPr>
           <w:b/>
           <w:lang w:val="en_US" w:bidi="en_US"/>
         </w:rPr>
@@ -13516,20 +11967,6 @@
       </w:r>
       <w:r>
         <w:rPr>
-          <w:lang w:val="en_US" w:bidi="en_US"/>
-        </w:rPr>
-        <w:t>וְ⁠אָכַ֣לְתְּ מִן־הַ⁠לֶּ֔חֶם וְ⁠טָבַ֥לְתְּ פִּתֵּ֖⁠ךְ בַּ⁠חֹ֑מֶץ</w:t>
-      </w:r>
-    </w:p>
-    <w:p>
-      <w:pPr/>
-      <w:r>
-        <w:rPr>
-          <w:lang w:val="en_US" w:bidi="en_US"/>
-        </w:rPr>
-      </w:r>
-      <w:r>
-        <w:rPr>
           <w:b/>
           <w:lang w:val="en_US" w:bidi="en_US"/>
         </w:rPr>
@@ -13613,20 +12050,6 @@
       </w:r>
       <w:r>
         <w:rPr>
-          <w:lang w:val="en_US" w:bidi="en_US"/>
-        </w:rPr>
-        <w:t>וְ⁠טָבַ֥לְתְּ פִּתֵּ֖⁠ךְ בַּ⁠חֹ֑מֶץ</w:t>
-      </w:r>
-    </w:p>
-    <w:p>
-      <w:pPr/>
-      <w:r>
-        <w:rPr>
-          <w:lang w:val="en_US" w:bidi="en_US"/>
-        </w:rPr>
-      </w:r>
-      <w:r>
-        <w:rPr>
           <w:b/>
           <w:lang w:val="en_US" w:bidi="en_US"/>
         </w:rPr>
@@ -13690,20 +12113,6 @@
       </w:r>
       <w:r>
         <w:rPr>
-          <w:lang w:val="en_US" w:bidi="en_US"/>
-        </w:rPr>
-        <w:t>וַ⁠יְצַו֩ בֹּ֨עַז אֶת־נְעָרָ֜י⁠ו</w:t>
-      </w:r>
-    </w:p>
-    <w:p>
-      <w:pPr/>
-      <w:r>
-        <w:rPr>
-          <w:lang w:val="en_US" w:bidi="en_US"/>
-        </w:rPr>
-      </w:r>
-      <w:r>
-        <w:rPr>
           <w:b/>
           <w:lang w:val="en_US" w:bidi="en_US"/>
         </w:rPr>
@@ -13787,20 +12196,6 @@
       </w:r>
       <w:r>
         <w:rPr>
-          <w:lang w:val="en_US" w:bidi="en_US"/>
-        </w:rPr>
-        <w:t>גַּ֣ם בֵּ֧ין הָֽ⁠עֳמָרִ֛ים</w:t>
-      </w:r>
-    </w:p>
-    <w:p>
-      <w:pPr/>
-      <w:r>
-        <w:rPr>
-          <w:lang w:val="en_US" w:bidi="en_US"/>
-        </w:rPr>
-      </w:r>
-      <w:r>
-        <w:rPr>
           <w:b/>
           <w:lang w:val="en_US" w:bidi="en_US"/>
         </w:rPr>
@@ -13877,20 +12272,6 @@
       </w:r>
       <w:r>
         <w:rPr>
-          <w:lang w:val="en_US" w:bidi="en_US"/>
-        </w:rPr>
-        <w:t>וְ⁠לֹ֥א תַכְלִימֽוּ⁠הָ</w:t>
-      </w:r>
-    </w:p>
-    <w:p>
-      <w:pPr/>
-      <w:r>
-        <w:rPr>
-          <w:lang w:val="en_US" w:bidi="en_US"/>
-        </w:rPr>
-      </w:r>
-      <w:r>
-        <w:rPr>
           <w:b/>
           <w:lang w:val="en_US" w:bidi="en_US"/>
         </w:rPr>
@@ -13974,20 +12355,6 @@
       </w:r>
       <w:r>
         <w:rPr>
-          <w:lang w:val="en_US" w:bidi="en_US"/>
-        </w:rPr>
-        <w:t>וְ⁠גַ֛ם</w:t>
-      </w:r>
-    </w:p>
-    <w:p>
-      <w:pPr/>
-      <w:r>
-        <w:rPr>
-          <w:lang w:val="en_US" w:bidi="en_US"/>
-        </w:rPr>
-      </w:r>
-      <w:r>
-        <w:rPr>
           <w:b/>
           <w:lang w:val="en_US" w:bidi="en_US"/>
         </w:rPr>
@@ -14114,20 +12481,6 @@
       </w:r>
       <w:r>
         <w:rPr>
-          <w:lang w:val="en_US" w:bidi="en_US"/>
-        </w:rPr>
-        <w:t>וַ⁠תַּחְבֹּט֙</w:t>
-      </w:r>
-    </w:p>
-    <w:p>
-      <w:pPr/>
-      <w:r>
-        <w:rPr>
-          <w:lang w:val="en_US" w:bidi="en_US"/>
-        </w:rPr>
-      </w:r>
-      <w:r>
-        <w:rPr>
           <w:b/>
           <w:lang w:val="en_US" w:bidi="en_US"/>
         </w:rPr>
@@ -14191,20 +12544,6 @@
       </w:r>
       <w:r>
         <w:rPr>
-          <w:lang w:val="en_US" w:bidi="en_US"/>
-        </w:rPr>
-        <w:t>כְּ⁠אֵיפָ֥ה</w:t>
-      </w:r>
-    </w:p>
-    <w:p>
-      <w:pPr/>
-      <w:r>
-        <w:rPr>
-          <w:lang w:val="en_US" w:bidi="en_US"/>
-        </w:rPr>
-      </w:r>
-      <w:r>
-        <w:rPr>
           <w:b/>
           <w:lang w:val="en_US" w:bidi="en_US"/>
         </w:rPr>
@@ -14301,20 +12640,6 @@
       </w:r>
       <w:r>
         <w:rPr>
-          <w:lang w:val="en_US" w:bidi="en_US"/>
-        </w:rPr>
-        <w:t>וַ⁠תִּשָּׂא֙ וַ⁠תָּב֣וֹא הָ⁠עִ֔יר</w:t>
-      </w:r>
-    </w:p>
-    <w:p>
-      <w:pPr/>
-      <w:r>
-        <w:rPr>
-          <w:lang w:val="en_US" w:bidi="en_US"/>
-        </w:rPr>
-      </w:r>
-      <w:r>
-        <w:rPr>
           <w:b/>
           <w:lang w:val="en_US" w:bidi="en_US"/>
         </w:rPr>
@@ -14398,20 +12723,6 @@
       </w:r>
       <w:r>
         <w:rPr>
-          <w:lang w:val="en_US" w:bidi="en_US"/>
-        </w:rPr>
-        <w:t>אֵיפֹ֨ה לִקַּ֤טְתְּ הַ⁠יּוֹם֙ וְ⁠אָ֣נָה עָשִׂ֔ית</w:t>
-      </w:r>
-    </w:p>
-    <w:p>
-      <w:pPr/>
-      <w:r>
-        <w:rPr>
-          <w:lang w:val="en_US" w:bidi="en_US"/>
-        </w:rPr>
-      </w:r>
-      <w:r>
-        <w:rPr>
           <w:b/>
           <w:lang w:val="en_US" w:bidi="en_US"/>
         </w:rPr>
@@ -14495,20 +12806,6 @@
       </w:r>
       <w:r>
         <w:rPr>
-          <w:lang w:val="en_US" w:bidi="en_US"/>
-        </w:rPr>
-        <w:t>יְהִ֥י מַכִּירֵ֖⁠ךְ בָּר֑וּךְ</w:t>
-      </w:r>
-    </w:p>
-    <w:p>
-      <w:pPr/>
-      <w:r>
-        <w:rPr>
-          <w:lang w:val="en_US" w:bidi="en_US"/>
-        </w:rPr>
-      </w:r>
-      <w:r>
-        <w:rPr>
           <w:b/>
           <w:lang w:val="en_US" w:bidi="en_US"/>
         </w:rPr>
@@ -14592,20 +12889,6 @@
       </w:r>
       <w:r>
         <w:rPr>
-          <w:lang w:val="en_US" w:bidi="en_US"/>
-        </w:rPr>
-        <w:t>יְהִ֥י מַכִּירֵ֖⁠ךְ בָּר֑וּךְ</w:t>
-      </w:r>
-    </w:p>
-    <w:p>
-      <w:pPr/>
-      <w:r>
-        <w:rPr>
-          <w:lang w:val="en_US" w:bidi="en_US"/>
-        </w:rPr>
-      </w:r>
-      <w:r>
-        <w:rPr>
           <w:b/>
           <w:lang w:val="en_US" w:bidi="en_US"/>
         </w:rPr>
@@ -14689,20 +12972,6 @@
       </w:r>
       <w:r>
         <w:rPr>
-          <w:lang w:val="en_US" w:bidi="en_US"/>
-        </w:rPr>
-        <w:t>מַכִּירֵ֖⁠ךְ</w:t>
-      </w:r>
-    </w:p>
-    <w:p>
-      <w:pPr/>
-      <w:r>
-        <w:rPr>
-          <w:lang w:val="en_US" w:bidi="en_US"/>
-        </w:rPr>
-      </w:r>
-      <w:r>
-        <w:rPr>
           <w:b/>
           <w:lang w:val="en_US" w:bidi="en_US"/>
         </w:rPr>
@@ -14799,20 +13068,6 @@
       </w:r>
       <w:r>
         <w:rPr>
-          <w:lang w:val="en_US" w:bidi="en_US"/>
-        </w:rPr>
-        <w:t>וַ⁠תַּגֵּ֣ד לַ⁠חֲמוֹתָ֗⁠הּ אֵ֤ת אֲשֶׁר־עָשְׂתָה֙ עִמּ֔⁠וֹ וַ⁠תֹּ֗אמֶר שֵׁ֤ם הָ⁠אִישׁ֙ אֲשֶׁ֨ר עָשִׂ֧יתִי עִמּ֛⁠וֹ הַ⁠יּ֖וֹם בֹּֽעַז</w:t>
-      </w:r>
-    </w:p>
-    <w:p>
-      <w:pPr/>
-      <w:r>
-        <w:rPr>
-          <w:lang w:val="en_US" w:bidi="en_US"/>
-        </w:rPr>
-      </w:r>
-      <w:r>
-        <w:rPr>
           <w:b/>
           <w:lang w:val="en_US" w:bidi="en_US"/>
         </w:rPr>
@@ -14896,20 +13151,6 @@
       </w:r>
       <w:r>
         <w:rPr>
-          <w:lang w:val="en_US" w:bidi="en_US"/>
-        </w:rPr>
-        <w:t>בָּר֥וּךְ הוּא֙ לַ⁠יהוָ֔ה</w:t>
-      </w:r>
-    </w:p>
-    <w:p>
-      <w:pPr/>
-      <w:r>
-        <w:rPr>
-          <w:lang w:val="en_US" w:bidi="en_US"/>
-        </w:rPr>
-      </w:r>
-      <w:r>
-        <w:rPr>
           <w:b/>
           <w:lang w:val="en_US" w:bidi="en_US"/>
         </w:rPr>
@@ -14993,20 +13234,6 @@
       </w:r>
       <w:r>
         <w:rPr>
-          <w:lang w:val="en_US" w:bidi="en_US"/>
-        </w:rPr>
-        <w:t>בָּר֥וּךְ הוּא֙ לַ⁠יהוָ֔ה</w:t>
-      </w:r>
-    </w:p>
-    <w:p>
-      <w:pPr/>
-      <w:r>
-        <w:rPr>
-          <w:lang w:val="en_US" w:bidi="en_US"/>
-        </w:rPr>
-      </w:r>
-      <w:r>
-        <w:rPr>
           <w:b/>
           <w:lang w:val="en_US" w:bidi="en_US"/>
         </w:rPr>
@@ -15090,20 +13317,6 @@
       </w:r>
       <w:r>
         <w:rPr>
-          <w:lang w:val="en_US" w:bidi="en_US"/>
-        </w:rPr>
-        <w:t>אֲשֶׁר֙ לֹא־עָזַ֣ב</w:t>
-      </w:r>
-    </w:p>
-    <w:p>
-      <w:pPr/>
-      <w:r>
-        <w:rPr>
-          <w:lang w:val="en_US" w:bidi="en_US"/>
-        </w:rPr>
-      </w:r>
-      <w:r>
-        <w:rPr>
           <w:b/>
           <w:lang w:val="en_US" w:bidi="en_US"/>
         </w:rPr>
@@ -15213,20 +13426,6 @@
       </w:r>
       <w:r>
         <w:rPr>
-          <w:lang w:val="en_US" w:bidi="en_US"/>
-        </w:rPr>
-        <w:t>אֲשֶׁר֙ לֹא־עָזַ֣ב</w:t>
-      </w:r>
-    </w:p>
-    <w:p>
-      <w:pPr/>
-      <w:r>
-        <w:rPr>
-          <w:lang w:val="en_US" w:bidi="en_US"/>
-        </w:rPr>
-      </w:r>
-      <w:r>
-        <w:rPr>
           <w:b/>
           <w:lang w:val="en_US" w:bidi="en_US"/>
         </w:rPr>
@@ -15336,20 +13535,6 @@
       </w:r>
       <w:r>
         <w:rPr>
-          <w:lang w:val="en_US" w:bidi="en_US"/>
-        </w:rPr>
-        <w:t>אֶת־הַ⁠חַיִּ֖ים</w:t>
-      </w:r>
-    </w:p>
-    <w:p>
-      <w:pPr/>
-      <w:r>
-        <w:rPr>
-          <w:lang w:val="en_US" w:bidi="en_US"/>
-        </w:rPr>
-      </w:r>
-      <w:r>
-        <w:rPr>
           <w:b/>
           <w:lang w:val="en_US" w:bidi="en_US"/>
         </w:rPr>
@@ -15446,20 +13631,6 @@
       </w:r>
       <w:r>
         <w:rPr>
-          <w:lang w:val="en_US" w:bidi="en_US"/>
-        </w:rPr>
-        <w:t>וְ⁠אֶת־הַ⁠מֵּתִ֑ים</w:t>
-      </w:r>
-    </w:p>
-    <w:p>
-      <w:pPr/>
-      <w:r>
-        <w:rPr>
-          <w:lang w:val="en_US" w:bidi="en_US"/>
-        </w:rPr>
-      </w:r>
-      <w:r>
-        <w:rPr>
           <w:b/>
           <w:lang w:val="en_US" w:bidi="en_US"/>
         </w:rPr>
@@ -15556,20 +13727,6 @@
       </w:r>
       <w:r>
         <w:rPr>
-          <w:lang w:val="en_US" w:bidi="en_US"/>
-        </w:rPr>
-        <w:t>קָר֥וֹב לָ֨⁠נוּ֙ הָ⁠אִ֔ישׁ מִֽ⁠גֹּאֲלֵ֖⁠נוּ הֽוּא</w:t>
-      </w:r>
-    </w:p>
-    <w:p>
-      <w:pPr/>
-      <w:r>
-        <w:rPr>
-          <w:lang w:val="en_US" w:bidi="en_US"/>
-        </w:rPr>
-      </w:r>
-      <w:r>
-        <w:rPr>
           <w:b/>
           <w:lang w:val="en_US" w:bidi="en_US"/>
         </w:rPr>
@@ -15653,20 +13810,6 @@
       </w:r>
       <w:r>
         <w:rPr>
-          <w:lang w:val="en_US" w:bidi="en_US"/>
-        </w:rPr>
-        <w:t>מִֽ⁠גֹּאֲלֵ֖⁠נוּ</w:t>
-      </w:r>
-    </w:p>
-    <w:p>
-      <w:pPr/>
-      <w:r>
-        <w:rPr>
-          <w:lang w:val="en_US" w:bidi="en_US"/>
-        </w:rPr>
-      </w:r>
-      <w:r>
-        <w:rPr>
           <w:b/>
           <w:lang w:val="en_US" w:bidi="en_US"/>
         </w:rPr>
@@ -15730,20 +13873,6 @@
       </w:r>
       <w:r>
         <w:rPr>
-          <w:lang w:val="en_US" w:bidi="en_US"/>
-        </w:rPr>
-        <w:t>גַּ֣ם ׀ כִּי־אָמַ֣ר אֵלַ֗⁠י</w:t>
-      </w:r>
-    </w:p>
-    <w:p>
-      <w:pPr/>
-      <w:r>
-        <w:rPr>
-          <w:lang w:val="en_US" w:bidi="en_US"/>
-        </w:rPr>
-      </w:r>
-      <w:r>
-        <w:rPr>
           <w:b/>
           <w:lang w:val="en_US" w:bidi="en_US"/>
         </w:rPr>
@@ -15827,20 +13956,6 @@
       </w:r>
       <w:r>
         <w:rPr>
-          <w:lang w:val="en_US" w:bidi="en_US"/>
-        </w:rPr>
-        <w:t>אָמַ֣ר אֵלַ֗⁠י עִם־הַ⁠נְּעָרִ֤ים אֲשֶׁר־לִ⁠י֙ תִּדְבָּקִ֔י⁠ן עַ֣ד אִם־כִּלּ֔וּ אֵ֥ת כָּל־הַ⁠קָּצִ֖יר אֲשֶׁר־לִֽ⁠י</w:t>
-      </w:r>
-    </w:p>
-    <w:p>
-      <w:pPr/>
-      <w:r>
-        <w:rPr>
-          <w:lang w:val="en_US" w:bidi="en_US"/>
-        </w:rPr>
-      </w:r>
-      <w:r>
-        <w:rPr>
           <w:b/>
           <w:lang w:val="en_US" w:bidi="en_US"/>
         </w:rPr>
@@ -15924,20 +14039,6 @@
       </w:r>
       <w:r>
         <w:rPr>
-          <w:lang w:val="en_US" w:bidi="en_US"/>
-        </w:rPr>
-        <w:t>עִם־הַ⁠נְּעָרִ֤ים אֲשֶׁר־לִ⁠י֙ תִּדְבָּקִ֔י⁠ן</w:t>
-      </w:r>
-    </w:p>
-    <w:p>
-      <w:pPr/>
-      <w:r>
-        <w:rPr>
-          <w:lang w:val="en_US" w:bidi="en_US"/>
-        </w:rPr>
-      </w:r>
-      <w:r>
-        <w:rPr>
           <w:b/>
           <w:lang w:val="en_US" w:bidi="en_US"/>
         </w:rPr>
@@ -16084,20 +14185,6 @@
       </w:r>
       <w:r>
         <w:rPr>
-          <w:lang w:val="en_US" w:bidi="en_US"/>
-        </w:rPr>
-        <w:t>וְ⁠לֹ֥א יִפְגְּעוּ־בָ֖⁠ךְ</w:t>
-      </w:r>
-    </w:p>
-    <w:p>
-      <w:pPr/>
-      <w:r>
-        <w:rPr>
-          <w:lang w:val="en_US" w:bidi="en_US"/>
-        </w:rPr>
-      </w:r>
-      <w:r>
-        <w:rPr>
           <w:b/>
           <w:lang w:val="en_US" w:bidi="en_US"/>
         </w:rPr>
@@ -16194,20 +14281,6 @@
       </w:r>
       <w:r>
         <w:rPr>
-          <w:lang w:val="en_US" w:bidi="en_US"/>
-        </w:rPr>
-        <w:t>וַ⁠תִּדְבַּ֞ק</w:t>
-      </w:r>
-    </w:p>
-    <w:p>
-      <w:pPr/>
-      <w:r>
-        <w:rPr>
-          <w:lang w:val="en_US" w:bidi="en_US"/>
-        </w:rPr>
-      </w:r>
-      <w:r>
-        <w:rPr>
           <w:b/>
           <w:lang w:val="en_US" w:bidi="en_US"/>
         </w:rPr>
@@ -16304,20 +14377,6 @@
       </w:r>
       <w:r>
         <w:rPr>
-          <w:lang w:val="en_US" w:bidi="en_US"/>
-        </w:rPr>
-        <w:t>עַד־כְּל֥וֹת קְצִֽיר־הַ⁠שְּׂעֹרִ֖ים וּ⁠קְצִ֣יר הַֽ⁠חִטִּ֑ים</w:t>
-      </w:r>
-    </w:p>
-    <w:p>
-      <w:pPr/>
-      <w:r>
-        <w:rPr>
-          <w:lang w:val="en_US" w:bidi="en_US"/>
-        </w:rPr>
-      </w:r>
-      <w:r>
-        <w:rPr>
           <w:b/>
           <w:lang w:val="en_US" w:bidi="en_US"/>
         </w:rPr>
@@ -16520,20 +14579,6 @@
       </w:r>
       <w:r>
         <w:rPr>
-          <w:lang w:val="en_US" w:bidi="en_US"/>
-        </w:rPr>
-        <w:t>וַ⁠תֹּ֥אמֶר לָ֖⁠הּ נָעֳמִ֣י חֲמוֹתָ֑⁠הּ</w:t>
-      </w:r>
-    </w:p>
-    <w:p>
-      <w:pPr/>
-      <w:r>
-        <w:rPr>
-          <w:lang w:val="en_US" w:bidi="en_US"/>
-        </w:rPr>
-      </w:r>
-      <w:r>
-        <w:rPr>
           <w:b/>
           <w:lang w:val="en_US" w:bidi="en_US"/>
         </w:rPr>
@@ -16726,20 +14771,6 @@
       </w:r>
       <w:r>
         <w:rPr>
-          <w:lang w:val="en_US" w:bidi="en_US"/>
-        </w:rPr>
-        <w:t>נָעֳמִ֣י חֲמוֹתָ֑⁠הּ</w:t>
-      </w:r>
-    </w:p>
-    <w:p>
-      <w:pPr/>
-      <w:r>
-        <w:rPr>
-          <w:lang w:val="en_US" w:bidi="en_US"/>
-        </w:rPr>
-      </w:r>
-      <w:r>
-        <w:rPr>
           <w:b/>
           <w:lang w:val="en_US" w:bidi="en_US"/>
         </w:rPr>
@@ -16843,20 +14874,6 @@
       </w:r>
       <w:r>
         <w:rPr>
-          <w:lang w:val="en_US" w:bidi="en_US"/>
-        </w:rPr>
-        <w:t>חֲמוֹתָ֑⁠הּ</w:t>
-      </w:r>
-    </w:p>
-    <w:p>
-      <w:pPr/>
-      <w:r>
-        <w:rPr>
-          <w:lang w:val="en_US" w:bidi="en_US"/>
-        </w:rPr>
-      </w:r>
-      <w:r>
-        <w:rPr>
           <w:b/>
           <w:lang w:val="en_US" w:bidi="en_US"/>
         </w:rPr>
@@ -16953,20 +14970,6 @@
       </w:r>
       <w:r>
         <w:rPr>
-          <w:lang w:val="en_US" w:bidi="en_US"/>
-        </w:rPr>
-        <w:t>בִּתִּ֞⁠י</w:t>
-      </w:r>
-    </w:p>
-    <w:p>
-      <w:pPr/>
-      <w:r>
-        <w:rPr>
-          <w:lang w:val="en_US" w:bidi="en_US"/>
-        </w:rPr>
-      </w:r>
-      <w:r>
-        <w:rPr>
           <w:b/>
           <w:lang w:val="en_US" w:bidi="en_US"/>
         </w:rPr>
@@ -17063,20 +15066,6 @@
       </w:r>
       <w:r>
         <w:rPr>
-          <w:lang w:val="en_US" w:bidi="en_US"/>
-        </w:rPr>
-        <w:t>הֲ⁠לֹ֧א אֲבַקֶּשׁ־לָ֛⁠ךְ מָנ֖וֹחַ אֲשֶׁ֥ר יִֽיטַב־לָֽ⁠ךְ</w:t>
-      </w:r>
-    </w:p>
-    <w:p>
-      <w:pPr/>
-      <w:r>
-        <w:rPr>
-          <w:lang w:val="en_US" w:bidi="en_US"/>
-        </w:rPr>
-      </w:r>
-      <w:r>
-        <w:rPr>
           <w:b/>
           <w:lang w:val="en_US" w:bidi="en_US"/>
         </w:rPr>
@@ -17160,20 +15149,6 @@
       </w:r>
       <w:r>
         <w:rPr>
-          <w:lang w:val="en_US" w:bidi="en_US"/>
-        </w:rPr>
-        <w:t>מָנ֖וֹחַ</w:t>
-      </w:r>
-    </w:p>
-    <w:p>
-      <w:pPr/>
-      <w:r>
-        <w:rPr>
-          <w:lang w:val="en_US" w:bidi="en_US"/>
-        </w:rPr>
-      </w:r>
-      <w:r>
-        <w:rPr>
           <w:b/>
           <w:lang w:val="en_US" w:bidi="en_US"/>
         </w:rPr>
@@ -17270,20 +15245,6 @@
       </w:r>
       <w:r>
         <w:rPr>
-          <w:lang w:val="en_US" w:bidi="en_US"/>
-        </w:rPr>
-        <w:t>וְ⁠עַתָּ֗ה</w:t>
-      </w:r>
-    </w:p>
-    <w:p>
-      <w:pPr/>
-      <w:r>
-        <w:rPr>
-          <w:lang w:val="en_US" w:bidi="en_US"/>
-        </w:rPr>
-      </w:r>
-      <w:r>
-        <w:rPr>
           <w:b/>
           <w:lang w:val="en_US" w:bidi="en_US"/>
         </w:rPr>
@@ -17303,7 +15264,7 @@
         </w:rPr>
         <w:t xml:space="preserve">Naomi’s rhetorical question in </w:t>
       </w:r>
-      <w:hyperlink r:id="rId15">
+      <w:hyperlink r:id="rId13">
         <w:r>
           <w:rPr>
             <w:lang w:val="en_US" w:bidi="en_US"/>
@@ -17321,7 +15282,7 @@
         </w:rPr>
         <w:t xml:space="preserve"> gave the reason for the plan that she is about to tell to Ruth in verses </w:t>
       </w:r>
-      <w:hyperlink r:id="rId16">
+      <w:hyperlink r:id="rId14">
         <w:r>
           <w:rPr>
             <w:lang w:val="en_US" w:bidi="en_US"/>
@@ -17403,20 +15364,6 @@
       </w:r>
       <w:r>
         <w:rPr>
-          <w:lang w:val="en_US" w:bidi="en_US"/>
-        </w:rPr>
-        <w:t>הֲ⁠לֹ֥א בֹ֨עַז֙ מֹֽדַעְתָּ֔⁠נוּ אֲשֶׁ֥ר הָיִ֖ית אֶת־נַעֲרוֹתָ֑י⁠ו</w:t>
-      </w:r>
-    </w:p>
-    <w:p>
-      <w:pPr/>
-      <w:r>
-        <w:rPr>
-          <w:lang w:val="en_US" w:bidi="en_US"/>
-        </w:rPr>
-      </w:r>
-      <w:r>
-        <w:rPr>
           <w:b/>
           <w:lang w:val="en_US" w:bidi="en_US"/>
         </w:rPr>
@@ -17436,7 +15383,7 @@
         </w:rPr>
         <w:t xml:space="preserve">Naomi uses the question form here to remind Ruth of something she had already told her (See </w:t>
       </w:r>
-      <w:hyperlink r:id="rId17">
+      <w:hyperlink r:id="rId15">
         <w:r>
           <w:rPr>
             <w:lang w:val="en_US" w:bidi="en_US"/>
@@ -17518,20 +15465,6 @@
       </w:r>
       <w:r>
         <w:rPr>
-          <w:lang w:val="en_US" w:bidi="en_US"/>
-        </w:rPr>
-        <w:t>אֲשֶׁ֥ר הָיִ֖ית אֶת־נַעֲרוֹתָ֑י⁠ו</w:t>
-      </w:r>
-    </w:p>
-    <w:p>
-      <w:pPr/>
-      <w:r>
-        <w:rPr>
-          <w:lang w:val="en_US" w:bidi="en_US"/>
-        </w:rPr>
-      </w:r>
-      <w:r>
-        <w:rPr>
           <w:b/>
           <w:lang w:val="en_US" w:bidi="en_US"/>
         </w:rPr>
@@ -17615,20 +15548,6 @@
       </w:r>
       <w:r>
         <w:rPr>
-          <w:lang w:val="en_US" w:bidi="en_US"/>
-        </w:rPr>
-        <w:t>הִנֵּה</w:t>
-      </w:r>
-    </w:p>
-    <w:p>
-      <w:pPr/>
-      <w:r>
-        <w:rPr>
-          <w:lang w:val="en_US" w:bidi="en_US"/>
-        </w:rPr>
-      </w:r>
-      <w:r>
-        <w:rPr>
           <w:b/>
           <w:lang w:val="en_US" w:bidi="en_US"/>
         </w:rPr>
@@ -17788,20 +15707,6 @@
       </w:r>
       <w:r>
         <w:rPr>
-          <w:lang w:val="en_US" w:bidi="en_US"/>
-        </w:rPr>
-        <w:t>וְיָרַ֣דְתְּ הַ⁠גֹּ֑רֶן</w:t>
-      </w:r>
-    </w:p>
-    <w:p>
-      <w:pPr/>
-      <w:r>
-        <w:rPr>
-          <w:lang w:val="en_US" w:bidi="en_US"/>
-        </w:rPr>
-      </w:r>
-      <w:r>
-        <w:rPr>
           <w:b/>
           <w:lang w:val="en_US" w:bidi="en_US"/>
         </w:rPr>
@@ -17898,20 +15803,6 @@
       </w:r>
       <w:r>
         <w:rPr>
-          <w:lang w:val="en_US" w:bidi="en_US"/>
-        </w:rPr>
-        <w:t>לֶ⁠אֱכֹ֥ל וְ⁠לִ⁠שְׁתּֽוֹת</w:t>
-      </w:r>
-    </w:p>
-    <w:p>
-      <w:pPr/>
-      <w:r>
-        <w:rPr>
-          <w:lang w:val="en_US" w:bidi="en_US"/>
-        </w:rPr>
-      </w:r>
-      <w:r>
-        <w:rPr>
           <w:b/>
           <w:lang w:val="en_US" w:bidi="en_US"/>
         </w:rPr>
@@ -17975,20 +15866,6 @@
       </w:r>
       <w:r>
         <w:rPr>
-          <w:lang w:val="en_US" w:bidi="en_US"/>
-        </w:rPr>
-        <w:t>וִ⁠יהִ֣י</w:t>
-      </w:r>
-    </w:p>
-    <w:p>
-      <w:pPr/>
-      <w:r>
-        <w:rPr>
-          <w:lang w:val="en_US" w:bidi="en_US"/>
-        </w:rPr>
-      </w:r>
-      <w:r>
-        <w:rPr>
           <w:b/>
           <w:lang w:val="en_US" w:bidi="en_US"/>
         </w:rPr>
@@ -18085,20 +15962,6 @@
       </w:r>
       <w:r>
         <w:rPr>
-          <w:lang w:val="en_US" w:bidi="en_US"/>
-        </w:rPr>
-        <w:t>וְ⁠גִלִּ֥ית מַרְגְּלֹתָ֖י⁠ו</w:t>
-      </w:r>
-    </w:p>
-    <w:p>
-      <w:pPr/>
-      <w:r>
-        <w:rPr>
-          <w:lang w:val="en_US" w:bidi="en_US"/>
-        </w:rPr>
-      </w:r>
-      <w:r>
-        <w:rPr>
           <w:b/>
           <w:lang w:val="en_US" w:bidi="en_US"/>
         </w:rPr>
@@ -18195,20 +16058,6 @@
       </w:r>
       <w:r>
         <w:rPr>
-          <w:lang w:val="en_US" w:bidi="en_US"/>
-        </w:rPr>
-        <w:t>מַרְגְּלֹתָ֖י⁠ו</w:t>
-      </w:r>
-    </w:p>
-    <w:p>
-      <w:pPr/>
-      <w:r>
-        <w:rPr>
-          <w:lang w:val="en_US" w:bidi="en_US"/>
-        </w:rPr>
-      </w:r>
-      <w:r>
-        <w:rPr>
           <w:b/>
           <w:lang w:val="en_US" w:bidi="en_US"/>
         </w:rPr>
@@ -18305,20 +16154,6 @@
       </w:r>
       <w:r>
         <w:rPr>
-          <w:lang w:val="en_US" w:bidi="en_US"/>
-        </w:rPr>
-        <w:t>וְ⁠הוּא֙ יַגִּ֣יד לָ֔⁠ךְ אֵ֖ת אֲשֶׁ֥ר תַּעַשִֽׂי⁠ן</w:t>
-      </w:r>
-    </w:p>
-    <w:p>
-      <w:pPr/>
-      <w:r>
-        <w:rPr>
-          <w:lang w:val="en_US" w:bidi="en_US"/>
-        </w:rPr>
-      </w:r>
-      <w:r>
-        <w:rPr>
           <w:b/>
           <w:lang w:val="en_US" w:bidi="en_US"/>
         </w:rPr>
@@ -18382,20 +16217,6 @@
       </w:r>
       <w:r>
         <w:rPr>
-          <w:lang w:val="en_US" w:bidi="en_US"/>
-        </w:rPr>
-        <w:t>וְ⁠הוּא֙ יַגִּ֣יד</w:t>
-      </w:r>
-    </w:p>
-    <w:p>
-      <w:pPr/>
-      <w:r>
-        <w:rPr>
-          <w:lang w:val="en_US" w:bidi="en_US"/>
-        </w:rPr>
-      </w:r>
-      <w:r>
-        <w:rPr>
           <w:b/>
           <w:lang w:val="en_US" w:bidi="en_US"/>
         </w:rPr>
@@ -18472,20 +16293,6 @@
       </w:r>
       <w:r>
         <w:rPr>
-          <w:lang w:val="en_US" w:bidi="en_US"/>
-        </w:rPr>
-        <w:t>וַ⁠תַּ֕עַשׂ כְּ⁠כֹ֥ל אֲשֶׁר־צִוַּ֖תָּ⁠ה חֲמוֹתָֽ⁠הּ</w:t>
-      </w:r>
-    </w:p>
-    <w:p>
-      <w:pPr/>
-      <w:r>
-        <w:rPr>
-          <w:lang w:val="en_US" w:bidi="en_US"/>
-        </w:rPr>
-      </w:r>
-      <w:r>
-        <w:rPr>
           <w:b/>
           <w:lang w:val="en_US" w:bidi="en_US"/>
         </w:rPr>
@@ -18505,7 +16312,7 @@
         </w:rPr>
         <w:t xml:space="preserve">This statement summarizes the actions that Ruth will do in </w:t>
       </w:r>
-      <w:hyperlink r:id="rId18">
+      <w:hyperlink r:id="rId16">
         <w:r>
           <w:rPr>
             <w:lang w:val="en_US" w:bidi="en_US"/>
@@ -18523,7 +16330,7 @@
         </w:rPr>
         <w:t xml:space="preserve">. If people misunderstand from this that Ruth did these actions in </w:t>
       </w:r>
-      <w:hyperlink r:id="rId19">
+      <w:hyperlink r:id="rId17">
         <w:r>
           <w:rPr>
             <w:lang w:val="en_US" w:bidi="en_US"/>
@@ -18541,7 +16348,7 @@
         </w:rPr>
         <w:t xml:space="preserve"> and then did them again in </w:t>
       </w:r>
-      <w:hyperlink r:id="rId18">
+      <w:hyperlink r:id="rId16">
         <w:r>
           <w:rPr>
             <w:lang w:val="en_US" w:bidi="en_US"/>
@@ -18572,7 +16379,7 @@
         </w:rPr>
         <w:t xml:space="preserve">. Or if it would make the order of events more clear, you could move this sentence to the end of </w:t>
       </w:r>
-      <w:hyperlink r:id="rId18">
+      <w:hyperlink r:id="rId16">
         <w:r>
           <w:rPr>
             <w:lang w:val="en_US" w:bidi="en_US"/>
@@ -18654,20 +16461,6 @@
       </w:r>
       <w:r>
         <w:rPr>
-          <w:lang w:val="en_US" w:bidi="en_US"/>
-        </w:rPr>
-        <w:t>וַ⁠יִּיטַ֣ב לִבּ֔⁠וֹ</w:t>
-      </w:r>
-    </w:p>
-    <w:p>
-      <w:pPr/>
-      <w:r>
-        <w:rPr>
-          <w:lang w:val="en_US" w:bidi="en_US"/>
-        </w:rPr>
-      </w:r>
-      <w:r>
-        <w:rPr>
           <w:b/>
           <w:lang w:val="en_US" w:bidi="en_US"/>
         </w:rPr>
@@ -18859,7 +16652,7 @@
         </w:rPr>
         <w:t xml:space="preserve"> in </w:t>
       </w:r>
-      <w:hyperlink r:id="rId20">
+      <w:hyperlink r:id="rId18">
         <w:r>
           <w:rPr>
             <w:lang w:val="en_US" w:bidi="en_US"/>
@@ -18941,20 +16734,6 @@
       </w:r>
       <w:r>
         <w:rPr>
-          <w:lang w:val="en_US" w:bidi="en_US"/>
-        </w:rPr>
-        <w:t>וַ⁠יְהִי֙ בַּ⁠חֲצִ֣י הַ⁠לַּ֔יְלָה</w:t>
-      </w:r>
-    </w:p>
-    <w:p>
-      <w:pPr/>
-      <w:r>
-        <w:rPr>
-          <w:lang w:val="en_US" w:bidi="en_US"/>
-        </w:rPr>
-      </w:r>
-      <w:r>
-        <w:rPr>
           <w:b/>
           <w:lang w:val="en_US" w:bidi="en_US"/>
         </w:rPr>
@@ -19038,20 +16817,6 @@
       </w:r>
       <w:r>
         <w:rPr>
-          <w:lang w:val="en_US" w:bidi="en_US"/>
-        </w:rPr>
-        <w:t>וַ⁠יֶּחֱרַ֥ד הָ⁠אִ֖ישׁ</w:t>
-      </w:r>
-    </w:p>
-    <w:p>
-      <w:pPr/>
-      <w:r>
-        <w:rPr>
-          <w:lang w:val="en_US" w:bidi="en_US"/>
-        </w:rPr>
-      </w:r>
-      <w:r>
-        <w:rPr>
           <w:b/>
           <w:lang w:val="en_US" w:bidi="en_US"/>
         </w:rPr>
@@ -19231,20 +16996,6 @@
       </w:r>
       <w:r>
         <w:rPr>
-          <w:lang w:val="en_US" w:bidi="en_US"/>
-        </w:rPr>
-        <w:t>אֲמָתֶ֔⁠ךָ &amp; אֲמָ֣תְ⁠ךָ֔</w:t>
-      </w:r>
-    </w:p>
-    <w:p>
-      <w:pPr/>
-      <w:r>
-        <w:rPr>
-          <w:lang w:val="en_US" w:bidi="en_US"/>
-        </w:rPr>
-      </w:r>
-      <w:r>
-        <w:rPr>
           <w:b/>
           <w:lang w:val="en_US" w:bidi="en_US"/>
         </w:rPr>
@@ -19341,20 +17092,6 @@
       </w:r>
       <w:r>
         <w:rPr>
-          <w:lang w:val="en_US" w:bidi="en_US"/>
-        </w:rPr>
-        <w:t>וּ⁠פָרַשְׂתָּ֤ כְנָפֶ֨⁠ךָ֙ עַל־אֲמָ֣תְ⁠ךָ֔</w:t>
-      </w:r>
-    </w:p>
-    <w:p>
-      <w:pPr/>
-      <w:r>
-        <w:rPr>
-          <w:lang w:val="en_US" w:bidi="en_US"/>
-        </w:rPr>
-      </w:r>
-      <w:r>
-        <w:rPr>
           <w:b/>
           <w:lang w:val="en_US" w:bidi="en_US"/>
         </w:rPr>
@@ -19457,7 +17194,7 @@
         </w:rPr>
         <w:t xml:space="preserve">See how you translated this term in </w:t>
       </w:r>
-      <w:hyperlink r:id="rId17">
+      <w:hyperlink r:id="rId15">
         <w:r>
           <w:rPr>
             <w:lang w:val="en_US" w:bidi="en_US"/>
@@ -19539,20 +17276,6 @@
       </w:r>
       <w:r>
         <w:rPr>
-          <w:lang w:val="en_US" w:bidi="en_US"/>
-        </w:rPr>
-        <w:t>בְּרוּכָ֨ה אַ֤תְּ לַֽ⁠יהוָה֙</w:t>
-      </w:r>
-    </w:p>
-    <w:p>
-      <w:pPr/>
-      <w:r>
-        <w:rPr>
-          <w:lang w:val="en_US" w:bidi="en_US"/>
-        </w:rPr>
-      </w:r>
-      <w:r>
-        <w:rPr>
           <w:b/>
           <w:lang w:val="en_US" w:bidi="en_US"/>
         </w:rPr>
@@ -19636,20 +17359,6 @@
       </w:r>
       <w:r>
         <w:rPr>
-          <w:lang w:val="en_US" w:bidi="en_US"/>
-        </w:rPr>
-        <w:t>בִּתִּ֔⁠י</w:t>
-      </w:r>
-    </w:p>
-    <w:p>
-      <w:pPr/>
-      <w:r>
-        <w:rPr>
-          <w:lang w:val="en_US" w:bidi="en_US"/>
-        </w:rPr>
-      </w:r>
-      <w:r>
-        <w:rPr>
           <w:b/>
           <w:lang w:val="en_US" w:bidi="en_US"/>
         </w:rPr>
@@ -19682,7 +17391,7 @@
         </w:rPr>
         <w:t xml:space="preserve"> in </w:t>
       </w:r>
-      <w:hyperlink r:id="rId21">
+      <w:hyperlink r:id="rId19">
         <w:r>
           <w:rPr>
             <w:lang w:val="en_US" w:bidi="en_US"/>
@@ -19764,20 +17473,6 @@
       </w:r>
       <w:r>
         <w:rPr>
-          <w:lang w:val="en_US" w:bidi="en_US"/>
-        </w:rPr>
-        <w:t>הֵיטַ֛בְתְּ חַסְדֵּ֥⁠ךְ הָ⁠אַחֲר֖וֹן מִן־הָ⁠רִאשׁ֑וֹן</w:t>
-      </w:r>
-    </w:p>
-    <w:p>
-      <w:pPr/>
-      <w:r>
-        <w:rPr>
-          <w:lang w:val="en_US" w:bidi="en_US"/>
-        </w:rPr>
-      </w:r>
-      <w:r>
-        <w:rPr>
           <w:b/>
           <w:lang w:val="en_US" w:bidi="en_US"/>
         </w:rPr>
@@ -19861,20 +17556,6 @@
       </w:r>
       <w:r>
         <w:rPr>
-          <w:lang w:val="en_US" w:bidi="en_US"/>
-        </w:rPr>
-        <w:t>הָ⁠רִאשׁ֑וֹן</w:t>
-      </w:r>
-    </w:p>
-    <w:p>
-      <w:pPr/>
-      <w:r>
-        <w:rPr>
-          <w:lang w:val="en_US" w:bidi="en_US"/>
-        </w:rPr>
-      </w:r>
-      <w:r>
-        <w:rPr>
           <w:b/>
           <w:lang w:val="en_US" w:bidi="en_US"/>
         </w:rPr>
@@ -19971,20 +17652,6 @@
       </w:r>
       <w:r>
         <w:rPr>
-          <w:lang w:val="en_US" w:bidi="en_US"/>
-        </w:rPr>
-        <w:t>לְ⁠בִלְתִּי־לֶ֗כֶת אַחֲרֵי֙</w:t>
-      </w:r>
-    </w:p>
-    <w:p>
-      <w:pPr/>
-      <w:r>
-        <w:rPr>
-          <w:lang w:val="en_US" w:bidi="en_US"/>
-        </w:rPr>
-      </w:r>
-      <w:r>
-        <w:rPr>
           <w:b/>
           <w:lang w:val="en_US" w:bidi="en_US"/>
         </w:rPr>
@@ -20081,20 +17748,6 @@
       </w:r>
       <w:r>
         <w:rPr>
-          <w:lang w:val="en_US" w:bidi="en_US"/>
-        </w:rPr>
-        <w:t>וְ⁠עַתָּ֗ה</w:t>
-      </w:r>
-    </w:p>
-    <w:p>
-      <w:pPr/>
-      <w:r>
-        <w:rPr>
-          <w:lang w:val="en_US" w:bidi="en_US"/>
-        </w:rPr>
-      </w:r>
-      <w:r>
-        <w:rPr>
           <w:b/>
           <w:lang w:val="en_US" w:bidi="en_US"/>
         </w:rPr>
@@ -20121,7 +17774,7 @@
         </w:rPr>
         <w:t xml:space="preserve"> indicates that what came before in verse </w:t>
       </w:r>
-      <w:hyperlink r:id="rId22">
+      <w:hyperlink r:id="rId20">
         <w:r>
           <w:rPr>
             <w:lang w:val="en_US" w:bidi="en_US"/>
@@ -20203,20 +17856,6 @@
       </w:r>
       <w:r>
         <w:rPr>
-          <w:lang w:val="en_US" w:bidi="en_US"/>
-        </w:rPr>
-        <w:t>בִּתִּ⁠י֙</w:t>
-      </w:r>
-    </w:p>
-    <w:p>
-      <w:pPr/>
-      <w:r>
-        <w:rPr>
-          <w:lang w:val="en_US" w:bidi="en_US"/>
-        </w:rPr>
-      </w:r>
-      <w:r>
-        <w:rPr>
           <w:b/>
           <w:lang w:val="en_US" w:bidi="en_US"/>
         </w:rPr>
@@ -20236,7 +17875,7 @@
         </w:rPr>
         <w:t xml:space="preserve">See how you translated this in </w:t>
       </w:r>
-      <w:hyperlink r:id="rId21">
+      <w:hyperlink r:id="rId19">
         <w:r>
           <w:rPr>
             <w:lang w:val="en_US" w:bidi="en_US"/>
@@ -20254,7 +17893,7 @@
         </w:rPr>
         <w:t xml:space="preserve"> and </w:t>
       </w:r>
-      <w:hyperlink r:id="rId22">
+      <w:hyperlink r:id="rId20">
         <w:r>
           <w:rPr>
             <w:lang w:val="en_US" w:bidi="en_US"/>
@@ -20336,20 +17975,6 @@
       </w:r>
       <w:r>
         <w:rPr>
-          <w:lang w:val="en_US" w:bidi="en_US"/>
-        </w:rPr>
-        <w:t>כָּל־שַׁ֣עַר עַמִּ֔⁠י</w:t>
-      </w:r>
-    </w:p>
-    <w:p>
-      <w:pPr/>
-      <w:r>
-        <w:rPr>
-          <w:lang w:val="en_US" w:bidi="en_US"/>
-        </w:rPr>
-      </w:r>
-      <w:r>
-        <w:rPr>
           <w:b/>
           <w:lang w:val="en_US" w:bidi="en_US"/>
         </w:rPr>
@@ -20529,20 +18154,6 @@
       </w:r>
       <w:r>
         <w:rPr>
-          <w:lang w:val="en_US" w:bidi="en_US"/>
-        </w:rPr>
-        <w:t>וְ⁠עַתָּה֙</w:t>
-      </w:r>
-    </w:p>
-    <w:p>
-      <w:pPr/>
-      <w:r>
-        <w:rPr>
-          <w:lang w:val="en_US" w:bidi="en_US"/>
-        </w:rPr>
-      </w:r>
-      <w:r>
-        <w:rPr>
           <w:b/>
           <w:lang w:val="en_US" w:bidi="en_US"/>
         </w:rPr>
@@ -20575,7 +18186,7 @@
         </w:rPr>
         <w:t xml:space="preserve"> indicates that what follows is something else important that Ruth should pay attention to, as well as what Boaz introduced by saying ""So now"" in </w:t>
       </w:r>
-      <w:hyperlink r:id="rId23">
+      <w:hyperlink r:id="rId21">
         <w:r>
           <w:rPr>
             <w:lang w:val="en_US" w:bidi="en_US"/>
@@ -20657,20 +18268,6 @@
       </w:r>
       <w:r>
         <w:rPr>
-          <w:lang w:val="en_US" w:bidi="en_US"/>
-        </w:rPr>
-        <w:t>וְ⁠גַ֛ם</w:t>
-      </w:r>
-    </w:p>
-    <w:p>
-      <w:pPr/>
-      <w:r>
-        <w:rPr>
-          <w:lang w:val="en_US" w:bidi="en_US"/>
-        </w:rPr>
-      </w:r>
-      <w:r>
-        <w:rPr>
           <w:b/>
           <w:lang w:val="en_US" w:bidi="en_US"/>
         </w:rPr>
@@ -20716,7 +18313,7 @@
         </w:rPr>
         <w:t xml:space="preserve"> indicates a contrast between Boaz’s willingness to marry Ruth </w:t>
       </w:r>
-      <w:hyperlink r:id="rId23">
+      <w:hyperlink r:id="rId21">
         <w:r>
           <w:rPr>
             <w:lang w:val="en_US" w:bidi="en_US"/>
@@ -20734,7 +18331,7 @@
         </w:rPr>
         <w:t xml:space="preserve"> and the possibility of another man marrying her instead </w:t>
       </w:r>
-      <w:hyperlink r:id="rId24">
+      <w:hyperlink r:id="rId22">
         <w:r>
           <w:rPr>
             <w:lang w:val="en_US" w:bidi="en_US"/>
@@ -20816,20 +18413,6 @@
       </w:r>
       <w:r>
         <w:rPr>
-          <w:lang w:val="en_US" w:bidi="en_US"/>
-        </w:rPr>
-        <w:t>גֹאֵ֖ל &amp; גֹּאֵ֖ל</w:t>
-      </w:r>
-    </w:p>
-    <w:p>
-      <w:pPr/>
-      <w:r>
-        <w:rPr>
-          <w:lang w:val="en_US" w:bidi="en_US"/>
-        </w:rPr>
-      </w:r>
-      <w:r>
-        <w:rPr>
           <w:b/>
           <w:lang w:val="en_US" w:bidi="en_US"/>
         </w:rPr>
@@ -20875,7 +18458,7 @@
         </w:rPr>
         <w:t xml:space="preserve"> in </w:t>
       </w:r>
-      <w:hyperlink r:id="rId17">
+      <w:hyperlink r:id="rId15">
         <w:r>
           <w:rPr>
             <w:lang w:val="en_US" w:bidi="en_US"/>
@@ -20957,20 +18540,6 @@
       </w:r>
       <w:r>
         <w:rPr>
-          <w:lang w:val="en_US" w:bidi="en_US"/>
-        </w:rPr>
-        <w:t>אִם־יִגְאָלֵ֥⁠ךְ</w:t>
-      </w:r>
-    </w:p>
-    <w:p>
-      <w:pPr/>
-      <w:r>
-        <w:rPr>
-          <w:lang w:val="en_US" w:bidi="en_US"/>
-        </w:rPr>
-      </w:r>
-      <w:r>
-        <w:rPr>
           <w:b/>
           <w:lang w:val="en_US" w:bidi="en_US"/>
         </w:rPr>
@@ -21067,20 +18636,6 @@
       </w:r>
       <w:r>
         <w:rPr>
-          <w:lang w:val="en_US" w:bidi="en_US"/>
-        </w:rPr>
-        <w:t>וּ⁠גְאַלְתִּ֥י⁠ךְ אָנֹ֖כִי</w:t>
-      </w:r>
-    </w:p>
-    <w:p>
-      <w:pPr/>
-      <w:r>
-        <w:rPr>
-          <w:lang w:val="en_US" w:bidi="en_US"/>
-        </w:rPr>
-      </w:r>
-      <w:r>
-        <w:rPr>
           <w:b/>
           <w:lang w:val="en_US" w:bidi="en_US"/>
         </w:rPr>
@@ -21253,20 +18808,6 @@
       </w:r>
       <w:r>
         <w:rPr>
-          <w:lang w:val="en_US" w:bidi="en_US"/>
-        </w:rPr>
-        <w:t>וַ⁠תִּשְׁכַּ֤ב מַרְגְּלוֹתָיו֙</w:t>
-      </w:r>
-    </w:p>
-    <w:p>
-      <w:pPr/>
-      <w:r>
-        <w:rPr>
-          <w:lang w:val="en_US" w:bidi="en_US"/>
-        </w:rPr>
-      </w:r>
-      <w:r>
-        <w:rPr>
           <w:b/>
           <w:lang w:val="en_US" w:bidi="en_US"/>
         </w:rPr>
@@ -21363,20 +18904,6 @@
       </w:r>
       <w:r>
         <w:rPr>
-          <w:lang w:val="en_US" w:bidi="en_US"/>
-        </w:rPr>
-        <w:t>בְּטֶ֛רֶם יַכִּ֥יר אִ֖ישׁ אֶת־רֵעֵ֑⁠הוּ</w:t>
-      </w:r>
-    </w:p>
-    <w:p>
-      <w:pPr/>
-      <w:r>
-        <w:rPr>
-          <w:lang w:val="en_US" w:bidi="en_US"/>
-        </w:rPr>
-      </w:r>
-      <w:r>
-        <w:rPr>
           <w:b/>
           <w:lang w:val="en_US" w:bidi="en_US"/>
         </w:rPr>
@@ -21473,20 +19000,6 @@
       </w:r>
       <w:r>
         <w:rPr>
-          <w:lang w:val="en_US" w:bidi="en_US"/>
-        </w:rPr>
-        <w:t>וַ⁠יֹּ֨אמֶר֙</w:t>
-      </w:r>
-    </w:p>
-    <w:p>
-      <w:pPr/>
-      <w:r>
-        <w:rPr>
-          <w:lang w:val="en_US" w:bidi="en_US"/>
-        </w:rPr>
-      </w:r>
-      <w:r>
-        <w:rPr>
           <w:b/>
           <w:lang w:val="en_US" w:bidi="en_US"/>
         </w:rPr>
@@ -21570,20 +19083,6 @@
       </w:r>
       <w:r>
         <w:rPr>
-          <w:lang w:val="en_US" w:bidi="en_US"/>
-        </w:rPr>
-        <w:t>אַל־יִוָּדַ֔ע</w:t>
-      </w:r>
-    </w:p>
-    <w:p>
-      <w:pPr/>
-      <w:r>
-        <w:rPr>
-          <w:lang w:val="en_US" w:bidi="en_US"/>
-        </w:rPr>
-      </w:r>
-      <w:r>
-        <w:rPr>
           <w:b/>
           <w:lang w:val="en_US" w:bidi="en_US"/>
         </w:rPr>
@@ -21667,20 +19166,6 @@
       </w:r>
       <w:r>
         <w:rPr>
-          <w:lang w:val="en_US" w:bidi="en_US"/>
-        </w:rPr>
-        <w:t>הַ⁠מִּטְפַּ֧חַת</w:t>
-      </w:r>
-    </w:p>
-    <w:p>
-      <w:pPr/>
-      <w:r>
-        <w:rPr>
-          <w:lang w:val="en_US" w:bidi="en_US"/>
-        </w:rPr>
-      </w:r>
-      <w:r>
-        <w:rPr>
           <w:b/>
           <w:lang w:val="en_US" w:bidi="en_US"/>
         </w:rPr>
@@ -21777,20 +19262,6 @@
       </w:r>
       <w:r>
         <w:rPr>
-          <w:lang w:val="en_US" w:bidi="en_US"/>
-        </w:rPr>
-        <w:t>שֵׁשׁ־שְׂעֹרִים֙</w:t>
-      </w:r>
-    </w:p>
-    <w:p>
-      <w:pPr/>
-      <w:r>
-        <w:rPr>
-          <w:lang w:val="en_US" w:bidi="en_US"/>
-        </w:rPr>
-      </w:r>
-      <w:r>
-        <w:rPr>
           <w:b/>
           <w:lang w:val="en_US" w:bidi="en_US"/>
         </w:rPr>
@@ -21874,20 +19345,6 @@
       </w:r>
       <w:r>
         <w:rPr>
-          <w:lang w:val="en_US" w:bidi="en_US"/>
-        </w:rPr>
-        <w:t>וַ⁠יָּ֣שֶׁת עָלֶ֔י⁠הָ</w:t>
-      </w:r>
-    </w:p>
-    <w:p>
-      <w:pPr/>
-      <w:r>
-        <w:rPr>
-          <w:lang w:val="en_US" w:bidi="en_US"/>
-        </w:rPr>
-      </w:r>
-      <w:r>
-        <w:rPr>
           <w:b/>
           <w:lang w:val="en_US" w:bidi="en_US"/>
         </w:rPr>
@@ -21971,20 +19428,6 @@
       </w:r>
       <w:r>
         <w:rPr>
-          <w:lang w:val="en_US" w:bidi="en_US"/>
-        </w:rPr>
-        <w:t>וַ⁠יָּבֹ֖א הָ⁠עִֽיר</w:t>
-      </w:r>
-    </w:p>
-    <w:p>
-      <w:pPr/>
-      <w:r>
-        <w:rPr>
-          <w:lang w:val="en_US" w:bidi="en_US"/>
-        </w:rPr>
-      </w:r>
-      <w:r>
-        <w:rPr>
           <w:b/>
           <w:lang w:val="en_US" w:bidi="en_US"/>
         </w:rPr>
@@ -22081,20 +19524,6 @@
       </w:r>
       <w:r>
         <w:rPr>
-          <w:lang w:val="en_US" w:bidi="en_US"/>
-        </w:rPr>
-        <w:t>מִי־אַ֣תְּ</w:t>
-      </w:r>
-    </w:p>
-    <w:p>
-      <w:pPr/>
-      <w:r>
-        <w:rPr>
-          <w:lang w:val="en_US" w:bidi="en_US"/>
-        </w:rPr>
-      </w:r>
-      <w:r>
-        <w:rPr>
           <w:b/>
           <w:lang w:val="en_US" w:bidi="en_US"/>
         </w:rPr>
@@ -22191,20 +19620,6 @@
       </w:r>
       <w:r>
         <w:rPr>
-          <w:lang w:val="en_US" w:bidi="en_US"/>
-        </w:rPr>
-        <w:t>בִּתִּ֑⁠י</w:t>
-      </w:r>
-    </w:p>
-    <w:p>
-      <w:pPr/>
-      <w:r>
-        <w:rPr>
-          <w:lang w:val="en_US" w:bidi="en_US"/>
-        </w:rPr>
-      </w:r>
-      <w:r>
-        <w:rPr>
           <w:b/>
           <w:lang w:val="en_US" w:bidi="en_US"/>
         </w:rPr>
@@ -22301,20 +19716,6 @@
       </w:r>
       <w:r>
         <w:rPr>
-          <w:lang w:val="en_US" w:bidi="en_US"/>
-        </w:rPr>
-        <w:t>אֵ֛ת כָּל־אֲשֶׁ֥ר עָֽשָׂה־לָ֖⁠הּ הָ⁠אִֽישׁ</w:t>
-      </w:r>
-    </w:p>
-    <w:p>
-      <w:pPr/>
-      <w:r>
-        <w:rPr>
-          <w:lang w:val="en_US" w:bidi="en_US"/>
-        </w:rPr>
-      </w:r>
-      <w:r>
-        <w:rPr>
           <w:b/>
           <w:lang w:val="en_US" w:bidi="en_US"/>
         </w:rPr>
@@ -22430,7 +19831,7 @@
         </w:rPr>
         <w:t xml:space="preserve">See how you translated this in </w:t>
       </w:r>
-      <w:hyperlink r:id="rId25">
+      <w:hyperlink r:id="rId23">
         <w:r>
           <w:rPr>
             <w:lang w:val="en_US" w:bidi="en_US"/>
@@ -22512,20 +19913,6 @@
       </w:r>
       <w:r>
         <w:rPr>
-          <w:lang w:val="en_US" w:bidi="en_US"/>
-        </w:rPr>
-        <w:t>כִּ֚י אָמַ֣ר אַל־תָּב֥וֹאִי רֵיקָ֖ם אֶל־חֲמוֹתֵֽ⁠ךְ</w:t>
-      </w:r>
-    </w:p>
-    <w:p>
-      <w:pPr/>
-      <w:r>
-        <w:rPr>
-          <w:lang w:val="en_US" w:bidi="en_US"/>
-        </w:rPr>
-      </w:r>
-      <w:r>
-        <w:rPr>
           <w:b/>
           <w:lang w:val="en_US" w:bidi="en_US"/>
         </w:rPr>
@@ -22705,20 +20092,6 @@
       </w:r>
       <w:r>
         <w:rPr>
-          <w:lang w:val="en_US" w:bidi="en_US"/>
-        </w:rPr>
-        <w:t>שְׁבִ֣י</w:t>
-      </w:r>
-    </w:p>
-    <w:p>
-      <w:pPr/>
-      <w:r>
-        <w:rPr>
-          <w:lang w:val="en_US" w:bidi="en_US"/>
-        </w:rPr>
-      </w:r>
-      <w:r>
-        <w:rPr>
           <w:b/>
           <w:lang w:val="en_US" w:bidi="en_US"/>
         </w:rPr>
@@ -22898,20 +20271,6 @@
       </w:r>
       <w:r>
         <w:rPr>
-          <w:lang w:val="en_US" w:bidi="en_US"/>
-        </w:rPr>
-        <w:t>אֵ֖יךְ יִפֹּ֣ל דָּבָ֑ר</w:t>
-      </w:r>
-    </w:p>
-    <w:p>
-      <w:pPr/>
-      <w:r>
-        <w:rPr>
-          <w:lang w:val="en_US" w:bidi="en_US"/>
-        </w:rPr>
-      </w:r>
-      <w:r>
-        <w:rPr>
           <w:b/>
           <w:lang w:val="en_US" w:bidi="en_US"/>
         </w:rPr>
@@ -23008,20 +20367,6 @@
       </w:r>
       <w:r>
         <w:rPr>
-          <w:lang w:val="en_US" w:bidi="en_US"/>
-        </w:rPr>
-        <w:t>לֹ֤א יִשְׁקֹט֙ הָ⁠אִ֔ישׁ כִּֽי־אִם</w:t>
-      </w:r>
-    </w:p>
-    <w:p>
-      <w:pPr/>
-      <w:r>
-        <w:rPr>
-          <w:lang w:val="en_US" w:bidi="en_US"/>
-        </w:rPr>
-      </w:r>
-      <w:r>
-        <w:rPr>
           <w:b/>
           <w:lang w:val="en_US" w:bidi="en_US"/>
         </w:rPr>
@@ -23372,20 +20717,6 @@
       </w:r>
       <w:r>
         <w:rPr>
-          <w:lang w:val="en_US" w:bidi="en_US"/>
-        </w:rPr>
-        <w:t>וּ⁠בֹ֨עַז עָלָ֣ה הַ⁠שַּׁעַר֮</w:t>
-      </w:r>
-    </w:p>
-    <w:p>
-      <w:pPr/>
-      <w:r>
-        <w:rPr>
-          <w:lang w:val="en_US" w:bidi="en_US"/>
-        </w:rPr>
-      </w:r>
-      <w:r>
-        <w:rPr>
           <w:b/>
           <w:lang w:val="en_US" w:bidi="en_US"/>
         </w:rPr>
@@ -23469,20 +20800,6 @@
       </w:r>
       <w:r>
         <w:rPr>
-          <w:lang w:val="en_US" w:bidi="en_US"/>
-        </w:rPr>
-        <w:t>הַ⁠שַּׁעַר֮</w:t>
-      </w:r>
-    </w:p>
-    <w:p>
-      <w:pPr/>
-      <w:r>
-        <w:rPr>
-          <w:lang w:val="en_US" w:bidi="en_US"/>
-        </w:rPr>
-      </w:r>
-      <w:r>
-        <w:rPr>
           <w:b/>
           <w:lang w:val="en_US" w:bidi="en_US"/>
         </w:rPr>
@@ -23675,20 +20992,6 @@
       </w:r>
       <w:r>
         <w:rPr>
-          <w:lang w:val="en_US" w:bidi="en_US"/>
-        </w:rPr>
-        <w:t>הַ⁠גֹּאֵ֤ל</w:t>
-      </w:r>
-    </w:p>
-    <w:p>
-      <w:pPr/>
-      <w:r>
-        <w:rPr>
-          <w:lang w:val="en_US" w:bidi="en_US"/>
-        </w:rPr>
-      </w:r>
-      <w:r>
-        <w:rPr>
           <w:b/>
           <w:lang w:val="en_US" w:bidi="en_US"/>
         </w:rPr>
@@ -23734,7 +21037,7 @@
         </w:rPr>
         <w:t xml:space="preserve"> in </w:t>
       </w:r>
-      <w:hyperlink r:id="rId17">
+      <w:hyperlink r:id="rId15">
         <w:r>
           <w:rPr>
             <w:lang w:val="en_US" w:bidi="en_US"/>
@@ -23816,20 +21119,6 @@
       </w:r>
       <w:r>
         <w:rPr>
-          <w:lang w:val="en_US" w:bidi="en_US"/>
-        </w:rPr>
-        <w:t>וַ⁠יֹּ֛אמֶר ס֥וּרָ⁠ה שְׁבָ⁠ה־פֹּ֖ה פְּלֹנִ֣י אַלְמֹנִ֑י</w:t>
-      </w:r>
-    </w:p>
-    <w:p>
-      <w:pPr/>
-      <w:r>
-        <w:rPr>
-          <w:lang w:val="en_US" w:bidi="en_US"/>
-        </w:rPr>
-      </w:r>
-      <w:r>
-        <w:rPr>
           <w:b/>
           <w:lang w:val="en_US" w:bidi="en_US"/>
         </w:rPr>
@@ -23926,20 +21215,6 @@
       </w:r>
       <w:r>
         <w:rPr>
-          <w:lang w:val="en_US" w:bidi="en_US"/>
-        </w:rPr>
-        <w:t>פְּלֹנִ֣י אַלְמֹנִ֑י</w:t>
-      </w:r>
-    </w:p>
-    <w:p>
-      <w:pPr/>
-      <w:r>
-        <w:rPr>
-          <w:lang w:val="en_US" w:bidi="en_US"/>
-        </w:rPr>
-      </w:r>
-      <w:r>
-        <w:rPr>
           <w:b/>
           <w:lang w:val="en_US" w:bidi="en_US"/>
         </w:rPr>
@@ -24099,20 +21374,6 @@
       </w:r>
       <w:r>
         <w:rPr>
-          <w:lang w:val="en_US" w:bidi="en_US"/>
-        </w:rPr>
-        <w:t>לְ⁠אָחִ֖י⁠נוּ</w:t>
-      </w:r>
-    </w:p>
-    <w:p>
-      <w:pPr/>
-      <w:r>
-        <w:rPr>
-          <w:lang w:val="en_US" w:bidi="en_US"/>
-        </w:rPr>
-      </w:r>
-      <w:r>
-        <w:rPr>
           <w:b/>
           <w:lang w:val="en_US" w:bidi="en_US"/>
         </w:rPr>
@@ -24209,20 +21470,6 @@
       </w:r>
       <w:r>
         <w:rPr>
-          <w:lang w:val="en_US" w:bidi="en_US"/>
-        </w:rPr>
-        <w:t>אָמַ֜רְתִּי</w:t>
-      </w:r>
-    </w:p>
-    <w:p>
-      <w:pPr/>
-      <w:r>
-        <w:rPr>
-          <w:lang w:val="en_US" w:bidi="en_US"/>
-        </w:rPr>
-      </w:r>
-      <w:r>
-        <w:rPr>
           <w:b/>
           <w:lang w:val="en_US" w:bidi="en_US"/>
         </w:rPr>
@@ -24319,20 +21566,6 @@
       </w:r>
       <w:r>
         <w:rPr>
-          <w:lang w:val="en_US" w:bidi="en_US"/>
-        </w:rPr>
-        <w:t>אֶגְלֶ֧ה אָזְנְ⁠ךָ֣</w:t>
-      </w:r>
-    </w:p>
-    <w:p>
-      <w:pPr/>
-      <w:r>
-        <w:rPr>
-          <w:lang w:val="en_US" w:bidi="en_US"/>
-        </w:rPr>
-      </w:r>
-      <w:r>
-        <w:rPr>
           <w:b/>
           <w:lang w:val="en_US" w:bidi="en_US"/>
         </w:rPr>
@@ -24429,20 +21662,6 @@
       </w:r>
       <w:r>
         <w:rPr>
-          <w:lang w:val="en_US" w:bidi="en_US"/>
-        </w:rPr>
-        <w:t>נֶ֥גֶד הַֽ⁠יֹּשְׁבִים֮</w:t>
-      </w:r>
-    </w:p>
-    <w:p>
-      <w:pPr/>
-      <w:r>
-        <w:rPr>
-          <w:lang w:val="en_US" w:bidi="en_US"/>
-        </w:rPr>
-      </w:r>
-      <w:r>
-        <w:rPr>
           <w:b/>
           <w:lang w:val="en_US" w:bidi="en_US"/>
         </w:rPr>
@@ -24609,20 +21828,6 @@
       </w:r>
       <w:r>
         <w:rPr>
-          <w:lang w:val="en_US" w:bidi="en_US"/>
-        </w:rPr>
-        <w:t>אֵ֤ין זוּלָֽתְ⁠ךָ֙ לִ⁠גְא֔וֹל וְ⁠אָנֹכִ֖י אַחֲרֶ֑י⁠ךָ</w:t>
-      </w:r>
-    </w:p>
-    <w:p>
-      <w:pPr/>
-      <w:r>
-        <w:rPr>
-          <w:lang w:val="en_US" w:bidi="en_US"/>
-        </w:rPr>
-      </w:r>
-      <w:r>
-        <w:rPr>
           <w:b/>
           <w:lang w:val="en_US" w:bidi="en_US"/>
         </w:rPr>
@@ -24706,20 +21911,6 @@
       </w:r>
       <w:r>
         <w:rPr>
-          <w:lang w:val="en_US" w:bidi="en_US"/>
-        </w:rPr>
-        <w:t>אָנֹכִ֥י אֶגְאָֽל</w:t>
-      </w:r>
-    </w:p>
-    <w:p>
-      <w:pPr/>
-      <w:r>
-        <w:rPr>
-          <w:lang w:val="en_US" w:bidi="en_US"/>
-        </w:rPr>
-      </w:r>
-      <w:r>
-        <w:rPr>
           <w:b/>
           <w:lang w:val="en_US" w:bidi="en_US"/>
         </w:rPr>
@@ -24796,20 +21987,6 @@
       </w:r>
       <w:r>
         <w:rPr>
-          <w:lang w:val="en_US" w:bidi="en_US"/>
-        </w:rPr>
-        <w:t>בְּ⁠יוֹם</w:t>
-      </w:r>
-    </w:p>
-    <w:p>
-      <w:pPr/>
-      <w:r>
-        <w:rPr>
-          <w:lang w:val="en_US" w:bidi="en_US"/>
-        </w:rPr>
-      </w:r>
-      <w:r>
-        <w:rPr>
           <w:b/>
           <w:lang w:val="en_US" w:bidi="en_US"/>
         </w:rPr>
@@ -24906,20 +22083,6 @@
       </w:r>
       <w:r>
         <w:rPr>
-          <w:lang w:val="en_US" w:bidi="en_US"/>
-        </w:rPr>
-        <w:t>מִ⁠יַּ֣ד נָעֳמִ֑י</w:t>
-      </w:r>
-    </w:p>
-    <w:p>
-      <w:pPr/>
-      <w:r>
-        <w:rPr>
-          <w:lang w:val="en_US" w:bidi="en_US"/>
-        </w:rPr>
-      </w:r>
-      <w:r>
-        <w:rPr>
           <w:b/>
           <w:lang w:val="en_US" w:bidi="en_US"/>
         </w:rPr>
@@ -25016,20 +22179,6 @@
       </w:r>
       <w:r>
         <w:rPr>
-          <w:lang w:val="en_US" w:bidi="en_US"/>
-        </w:rPr>
-        <w:t>וּ֠⁠מֵ⁠אֵת ר֣וּת &amp; קָנִ֔יתָה</w:t>
-      </w:r>
-    </w:p>
-    <w:p>
-      <w:pPr/>
-      <w:r>
-        <w:rPr>
-          <w:lang w:val="en_US" w:bidi="en_US"/>
-        </w:rPr>
-      </w:r>
-      <w:r>
-        <w:rPr>
           <w:b/>
           <w:lang w:val="en_US" w:bidi="en_US"/>
         </w:rPr>
@@ -25189,20 +22338,6 @@
       </w:r>
       <w:r>
         <w:rPr>
-          <w:lang w:val="en_US" w:bidi="en_US"/>
-        </w:rPr>
-        <w:t>לְ⁠הָקִ֥ים שֵׁם־הַ⁠מֵּ֖ת עַל־נַחֲלָתֽ⁠וֹ</w:t>
-      </w:r>
-    </w:p>
-    <w:p>
-      <w:pPr/>
-      <w:r>
-        <w:rPr>
-          <w:lang w:val="en_US" w:bidi="en_US"/>
-        </w:rPr>
-      </w:r>
-      <w:r>
-        <w:rPr>
           <w:b/>
           <w:lang w:val="en_US" w:bidi="en_US"/>
         </w:rPr>
@@ -25299,20 +22434,6 @@
       </w:r>
       <w:r>
         <w:rPr>
-          <w:lang w:val="en_US" w:bidi="en_US"/>
-        </w:rPr>
-        <w:t>הַ⁠מֵּת֙ &amp; הַ⁠מֵּ֖ת</w:t>
-      </w:r>
-    </w:p>
-    <w:p>
-      <w:pPr/>
-      <w:r>
-        <w:rPr>
-          <w:lang w:val="en_US" w:bidi="en_US"/>
-        </w:rPr>
-      </w:r>
-      <w:r>
-        <w:rPr>
           <w:b/>
           <w:lang w:val="en_US" w:bidi="en_US"/>
         </w:rPr>
@@ -25422,20 +22543,6 @@
       </w:r>
       <w:r>
         <w:rPr>
-          <w:lang w:val="en_US" w:bidi="en_US"/>
-        </w:rPr>
-        <w:t>אַשְׁחִ֖ית אֶת־נַחֲלָתִ֑⁠י</w:t>
-      </w:r>
-    </w:p>
-    <w:p>
-      <w:pPr/>
-      <w:r>
-        <w:rPr>
-          <w:lang w:val="en_US" w:bidi="en_US"/>
-        </w:rPr>
-      </w:r>
-      <w:r>
-        <w:rPr>
           <w:b/>
           <w:lang w:val="en_US" w:bidi="en_US"/>
         </w:rPr>
@@ -25532,20 +22639,6 @@
       </w:r>
       <w:r>
         <w:rPr>
-          <w:lang w:val="en_US" w:bidi="en_US"/>
-        </w:rPr>
-        <w:t>גְּאַל־לְ⁠ךָ֤ אַתָּה֙ אֶת־גְּאֻלָּתִ֔⁠י</w:t>
-      </w:r>
-    </w:p>
-    <w:p>
-      <w:pPr/>
-      <w:r>
-        <w:rPr>
-          <w:lang w:val="en_US" w:bidi="en_US"/>
-        </w:rPr>
-      </w:r>
-      <w:r>
-        <w:rPr>
           <w:b/>
           <w:lang w:val="en_US" w:bidi="en_US"/>
         </w:rPr>
@@ -25655,20 +22748,6 @@
       </w:r>
       <w:r>
         <w:rPr>
-          <w:lang w:val="en_US" w:bidi="en_US"/>
-        </w:rPr>
-        <w:t>וְ⁠זֹאת֩</w:t>
-      </w:r>
-    </w:p>
-    <w:p>
-      <w:pPr/>
-      <w:r>
-        <w:rPr>
-          <w:lang w:val="en_US" w:bidi="en_US"/>
-        </w:rPr>
-      </w:r>
-      <w:r>
-        <w:rPr>
           <w:b/>
           <w:lang w:val="en_US" w:bidi="en_US"/>
         </w:rPr>
@@ -25765,20 +22844,6 @@
       </w:r>
       <w:r>
         <w:rPr>
-          <w:lang w:val="en_US" w:bidi="en_US"/>
-        </w:rPr>
-        <w:t>וְ⁠זֹאת֩</w:t>
-      </w:r>
-    </w:p>
-    <w:p>
-      <w:pPr/>
-      <w:r>
-        <w:rPr>
-          <w:lang w:val="en_US" w:bidi="en_US"/>
-        </w:rPr>
-      </w:r>
-      <w:r>
-        <w:rPr>
           <w:b/>
           <w:lang w:val="en_US" w:bidi="en_US"/>
         </w:rPr>
@@ -25862,20 +22927,6 @@
       </w:r>
       <w:r>
         <w:rPr>
-          <w:lang w:val="en_US" w:bidi="en_US"/>
-        </w:rPr>
-        <w:t>לְ⁠פָנִ֨ים</w:t>
-      </w:r>
-    </w:p>
-    <w:p>
-      <w:pPr/>
-      <w:r>
-        <w:rPr>
-          <w:lang w:val="en_US" w:bidi="en_US"/>
-        </w:rPr>
-      </w:r>
-      <w:r>
-        <w:rPr>
           <w:b/>
           <w:lang w:val="en_US" w:bidi="en_US"/>
         </w:rPr>
@@ -25972,20 +23023,6 @@
       </w:r>
       <w:r>
         <w:rPr>
-          <w:lang w:val="en_US" w:bidi="en_US"/>
-        </w:rPr>
-        <w:t>לְ⁠רֵעֵ֑⁠הוּ</w:t>
-      </w:r>
-    </w:p>
-    <w:p>
-      <w:pPr/>
-      <w:r>
-        <w:rPr>
-          <w:lang w:val="en_US" w:bidi="en_US"/>
-        </w:rPr>
-      </w:r>
-      <w:r>
-        <w:rPr>
           <w:b/>
           <w:lang w:val="en_US" w:bidi="en_US"/>
         </w:rPr>
@@ -26082,20 +23119,6 @@
       </w:r>
       <w:r>
         <w:rPr>
-          <w:lang w:val="en_US" w:bidi="en_US"/>
-        </w:rPr>
-        <w:t>וַ⁠יֹּ֧אמֶר הַ⁠גֹּאֵ֛ל לְ⁠בֹ֖עַז קְנֵה־לָ֑⁠ךְ וַ⁠יִּשְׁלֹ֖ף נַעֲלֽ⁠וֹ</w:t>
-      </w:r>
-    </w:p>
-    <w:p>
-      <w:pPr/>
-      <w:r>
-        <w:rPr>
-          <w:lang w:val="en_US" w:bidi="en_US"/>
-        </w:rPr>
-      </w:r>
-      <w:r>
-        <w:rPr>
           <w:b/>
           <w:lang w:val="en_US" w:bidi="en_US"/>
         </w:rPr>
@@ -26179,20 +23202,6 @@
       </w:r>
       <w:r>
         <w:rPr>
-          <w:lang w:val="en_US" w:bidi="en_US"/>
-        </w:rPr>
-        <w:t>וַ⁠יֹּ֧אמֶר הַ⁠גֹּאֵ֛ל לְ⁠בֹ֖עַז קְנֵה־לָ֑⁠ךְ וַ⁠יִּשְׁלֹ֖ף נַעֲלֽ⁠וֹ</w:t>
-      </w:r>
-    </w:p>
-    <w:p>
-      <w:pPr/>
-      <w:r>
-        <w:rPr>
-          <w:lang w:val="en_US" w:bidi="en_US"/>
-        </w:rPr>
-      </w:r>
-      <w:r>
-        <w:rPr>
           <w:b/>
           <w:lang w:val="en_US" w:bidi="en_US"/>
         </w:rPr>
@@ -26289,20 +23298,6 @@
       </w:r>
       <w:r>
         <w:rPr>
-          <w:lang w:val="en_US" w:bidi="en_US"/>
-        </w:rPr>
-        <w:t>וַ⁠יִּשְׁלֹ֖ף נַעֲלֽ⁠וֹ</w:t>
-      </w:r>
-    </w:p>
-    <w:p>
-      <w:pPr/>
-      <w:r>
-        <w:rPr>
-          <w:lang w:val="en_US" w:bidi="en_US"/>
-        </w:rPr>
-      </w:r>
-      <w:r>
-        <w:rPr>
           <w:b/>
           <w:lang w:val="en_US" w:bidi="en_US"/>
         </w:rPr>
@@ -26386,20 +23381,6 @@
       </w:r>
       <w:r>
         <w:rPr>
-          <w:lang w:val="en_US" w:bidi="en_US"/>
-        </w:rPr>
-        <w:t>לַ⁠זְּקֵנִ֜ים וְ⁠כָל־הָ⁠עָ֗ם</w:t>
-      </w:r>
-    </w:p>
-    <w:p>
-      <w:pPr/>
-      <w:r>
-        <w:rPr>
-          <w:lang w:val="en_US" w:bidi="en_US"/>
-        </w:rPr>
-      </w:r>
-      <w:r>
-        <w:rPr>
           <w:b/>
           <w:lang w:val="en_US" w:bidi="en_US"/>
         </w:rPr>
@@ -26496,20 +23477,6 @@
       </w:r>
       <w:r>
         <w:rPr>
-          <w:lang w:val="en_US" w:bidi="en_US"/>
-        </w:rPr>
-        <w:t>מִ⁠יַּ֖ד נָעֳמִֽי</w:t>
-      </w:r>
-    </w:p>
-    <w:p>
-      <w:pPr/>
-      <w:r>
-        <w:rPr>
-          <w:lang w:val="en_US" w:bidi="en_US"/>
-        </w:rPr>
-      </w:r>
-      <w:r>
-        <w:rPr>
           <w:b/>
           <w:lang w:val="en_US" w:bidi="en_US"/>
         </w:rPr>
@@ -26669,20 +23636,6 @@
       </w:r>
       <w:r>
         <w:rPr>
-          <w:lang w:val="en_US" w:bidi="en_US"/>
-        </w:rPr>
-        <w:t>וְ⁠גַ֣ם</w:t>
-      </w:r>
-    </w:p>
-    <w:p>
-      <w:pPr/>
-      <w:r>
-        <w:rPr>
-          <w:lang w:val="en_US" w:bidi="en_US"/>
-        </w:rPr>
-      </w:r>
-      <w:r>
-        <w:rPr>
           <w:b/>
           <w:lang w:val="en_US" w:bidi="en_US"/>
         </w:rPr>
@@ -26766,20 +23719,6 @@
       </w:r>
       <w:r>
         <w:rPr>
-          <w:lang w:val="en_US" w:bidi="en_US"/>
-        </w:rPr>
-        <w:t>לְ⁠הָקִ֤ים שֵׁם־הַ⁠מֵּת֙ עַל־נַ֣חֲלָת֔⁠וֹ</w:t>
-      </w:r>
-    </w:p>
-    <w:p>
-      <w:pPr/>
-      <w:r>
-        <w:rPr>
-          <w:lang w:val="en_US" w:bidi="en_US"/>
-        </w:rPr>
-      </w:r>
-      <w:r>
-        <w:rPr>
           <w:b/>
           <w:lang w:val="en_US" w:bidi="en_US"/>
         </w:rPr>
@@ -26799,7 +23738,7 @@
         </w:rPr>
         <w:t xml:space="preserve">See how you translated this phrase in </w:t>
       </w:r>
-      <w:hyperlink r:id="rId26">
+      <w:hyperlink r:id="rId24">
         <w:r>
           <w:rPr>
             <w:lang w:val="en_US" w:bidi="en_US"/>
@@ -26861,20 +23800,6 @@
       </w:r>
       <w:r>
         <w:rPr>
-          <w:lang w:val="en_US" w:bidi="en_US"/>
-        </w:rPr>
-        <w:t>הַ⁠מֵּת֙ &amp; הַ⁠מֵּ֛ת</w:t>
-      </w:r>
-    </w:p>
-    <w:p>
-      <w:pPr/>
-      <w:r>
-        <w:rPr>
-          <w:lang w:val="en_US" w:bidi="en_US"/>
-        </w:rPr>
-      </w:r>
-      <w:r>
-        <w:rPr>
           <w:b/>
           <w:lang w:val="en_US" w:bidi="en_US"/>
         </w:rPr>
@@ -26920,7 +23845,7 @@
         </w:rPr>
         <w:t xml:space="preserve"> as a noun to mean the one who died. Your language may use adjectives in the same way. If not, you could translate this word with an equivalent phrase. See how you translated it in </w:t>
       </w:r>
-      <w:hyperlink r:id="rId26">
+      <w:hyperlink r:id="rId24">
         <w:r>
           <w:rPr>
             <w:lang w:val="en_US" w:bidi="en_US"/>
@@ -27002,20 +23927,6 @@
       </w:r>
       <w:r>
         <w:rPr>
-          <w:lang w:val="en_US" w:bidi="en_US"/>
-        </w:rPr>
-        <w:t>וְ⁠לֹא־יִכָּרֵ֧ת שֵׁם־הַ⁠מֵּ֛ת מֵ⁠עִ֥ם אֶחָ֖י⁠ו וּ⁠מִ⁠שַּׁ֣עַר מְקוֹמ֑⁠וֹ</w:t>
-      </w:r>
-    </w:p>
-    <w:p>
-      <w:pPr/>
-      <w:r>
-        <w:rPr>
-          <w:lang w:val="en_US" w:bidi="en_US"/>
-        </w:rPr>
-      </w:r>
-      <w:r>
-        <w:rPr>
           <w:b/>
           <w:lang w:val="en_US" w:bidi="en_US"/>
         </w:rPr>
@@ -27099,20 +24010,6 @@
       </w:r>
       <w:r>
         <w:rPr>
-          <w:lang w:val="en_US" w:bidi="en_US"/>
-        </w:rPr>
-        <w:t>וְ⁠לֹא־יִכָּרֵ֧ת שֵׁם־הַ⁠מֵּ֛ת מֵ⁠עִ֥ם אֶחָ֖י⁠ו וּ⁠מִ⁠שַּׁ֣עַר מְקוֹמ֑⁠וֹ</w:t>
-      </w:r>
-    </w:p>
-    <w:p>
-      <w:pPr/>
-      <w:r>
-        <w:rPr>
-          <w:lang w:val="en_US" w:bidi="en_US"/>
-        </w:rPr>
-      </w:r>
-      <w:r>
-        <w:rPr>
           <w:b/>
           <w:lang w:val="en_US" w:bidi="en_US"/>
         </w:rPr>
@@ -27222,20 +24119,6 @@
       </w:r>
       <w:r>
         <w:rPr>
-          <w:lang w:val="en_US" w:bidi="en_US"/>
-        </w:rPr>
-        <w:t>וּ⁠מִ⁠שַּׁ֣עַר מְקוֹמ֑⁠וֹ</w:t>
-      </w:r>
-    </w:p>
-    <w:p>
-      <w:pPr/>
-      <w:r>
-        <w:rPr>
-          <w:lang w:val="en_US" w:bidi="en_US"/>
-        </w:rPr>
-      </w:r>
-      <w:r>
-        <w:rPr>
           <w:b/>
           <w:lang w:val="en_US" w:bidi="en_US"/>
         </w:rPr>
@@ -27408,20 +24291,6 @@
       </w:r>
       <w:r>
         <w:rPr>
-          <w:lang w:val="en_US" w:bidi="en_US"/>
-        </w:rPr>
-        <w:t>הָ⁠עָ֧ם אֲשֶׁר־בַּ⁠שַּׁ֛עַר</w:t>
-      </w:r>
-    </w:p>
-    <w:p>
-      <w:pPr/>
-      <w:r>
-        <w:rPr>
-          <w:lang w:val="en_US" w:bidi="en_US"/>
-        </w:rPr>
-      </w:r>
-      <w:r>
-        <w:rPr>
           <w:b/>
           <w:lang w:val="en_US" w:bidi="en_US"/>
         </w:rPr>
@@ -27518,20 +24387,6 @@
       </w:r>
       <w:r>
         <w:rPr>
-          <w:lang w:val="en_US" w:bidi="en_US"/>
-        </w:rPr>
-        <w:t>הַ⁠בָּאָ֣ה אֶל־בֵּיתֶ֗⁠ךָ</w:t>
-      </w:r>
-    </w:p>
-    <w:p>
-      <w:pPr/>
-      <w:r>
-        <w:rPr>
-          <w:lang w:val="en_US" w:bidi="en_US"/>
-        </w:rPr>
-      </w:r>
-      <w:r>
-        <w:rPr>
           <w:b/>
           <w:lang w:val="en_US" w:bidi="en_US"/>
         </w:rPr>
@@ -27615,20 +24470,6 @@
       </w:r>
       <w:r>
         <w:rPr>
-          <w:lang w:val="en_US" w:bidi="en_US"/>
-        </w:rPr>
-        <w:t>יִתֵּן֩ יְהוָ֨ה אֶֽת־הָ⁠אִשָּׁ֜ה הַ⁠בָּאָ֣ה אֶל־בֵּיתֶ֗⁠ךָ כְּ⁠רָחֵ֤ל ׀ וּ⁠כְ⁠לֵאָה֙ אֲשֶׁ֨ר בָּנ֤וּ שְׁתֵּי⁠הֶם֙ אֶת־בֵּ֣ית יִשְׂרָאֵ֔ל</w:t>
-      </w:r>
-    </w:p>
-    <w:p>
-      <w:pPr/>
-      <w:r>
-        <w:rPr>
-          <w:lang w:val="en_US" w:bidi="en_US"/>
-        </w:rPr>
-      </w:r>
-      <w:r>
-        <w:rPr>
           <w:b/>
           <w:lang w:val="en_US" w:bidi="en_US"/>
         </w:rPr>
@@ -27712,20 +24553,6 @@
       </w:r>
       <w:r>
         <w:rPr>
-          <w:lang w:val="en_US" w:bidi="en_US"/>
-        </w:rPr>
-        <w:t>כְּ⁠רָחֵ֤ל ׀ וּ⁠כְ⁠לֵאָה֙ אֲשֶׁ֨ר בָּנ֤וּ שְׁתֵּי⁠הֶם֙ אֶת־בֵּ֣ית יִשְׂרָאֵ֔ל</w:t>
-      </w:r>
-    </w:p>
-    <w:p>
-      <w:pPr/>
-      <w:r>
-        <w:rPr>
-          <w:lang w:val="en_US" w:bidi="en_US"/>
-        </w:rPr>
-      </w:r>
-      <w:r>
-        <w:rPr>
           <w:b/>
           <w:lang w:val="en_US" w:bidi="en_US"/>
         </w:rPr>
@@ -27829,20 +24656,6 @@
       </w:r>
       <w:r>
         <w:rPr>
-          <w:lang w:val="en_US" w:bidi="en_US"/>
-        </w:rPr>
-        <w:t>בָּנ֤וּ &amp; אֶת־בֵּ֣ית יִשְׂרָאֵ֔ל</w:t>
-      </w:r>
-    </w:p>
-    <w:p>
-      <w:pPr/>
-      <w:r>
-        <w:rPr>
-          <w:lang w:val="en_US" w:bidi="en_US"/>
-        </w:rPr>
-      </w:r>
-      <w:r>
-        <w:rPr>
           <w:b/>
           <w:lang w:val="en_US" w:bidi="en_US"/>
         </w:rPr>
@@ -27952,20 +24765,6 @@
       </w:r>
       <w:r>
         <w:rPr>
-          <w:lang w:val="en_US" w:bidi="en_US"/>
-        </w:rPr>
-        <w:t>וַ⁠עֲשֵׂה־חַ֣יִל בְּ⁠אֶפְרָ֔תָה וּ⁠קְרָא־שֵׁ֖ם בְּ⁠בֵ֥ית לָֽחֶם</w:t>
-      </w:r>
-    </w:p>
-    <w:p>
-      <w:pPr/>
-      <w:r>
-        <w:rPr>
-          <w:lang w:val="en_US" w:bidi="en_US"/>
-        </w:rPr>
-      </w:r>
-      <w:r>
-        <w:rPr>
           <w:b/>
           <w:lang w:val="en_US" w:bidi="en_US"/>
         </w:rPr>
@@ -28062,20 +24861,6 @@
       </w:r>
       <w:r>
         <w:rPr>
-          <w:lang w:val="en_US" w:bidi="en_US"/>
-        </w:rPr>
-        <w:t>וַ⁠עֲשֵׂה־חַ֣יִל בְּ⁠אֶפְרָ֔תָה וּ⁠קְרָא־שֵׁ֖ם בְּ⁠בֵ֥ית לָֽחֶם</w:t>
-      </w:r>
-    </w:p>
-    <w:p>
-      <w:pPr/>
-      <w:r>
-        <w:rPr>
-          <w:lang w:val="en_US" w:bidi="en_US"/>
-        </w:rPr>
-      </w:r>
-      <w:r>
-        <w:rPr>
           <w:b/>
           <w:lang w:val="en_US" w:bidi="en_US"/>
         </w:rPr>
@@ -28159,20 +24944,6 @@
       </w:r>
       <w:r>
         <w:rPr>
-          <w:lang w:val="en_US" w:bidi="en_US"/>
-        </w:rPr>
-        <w:t>וִ⁠יהִ֤י בֵֽיתְ⁠ךָ֙ כְּ⁠בֵ֣ית פֶּ֔רֶץ</w:t>
-      </w:r>
-    </w:p>
-    <w:p>
-      <w:pPr/>
-      <w:r>
-        <w:rPr>
-          <w:lang w:val="en_US" w:bidi="en_US"/>
-        </w:rPr>
-      </w:r>
-      <w:r>
-        <w:rPr>
           <w:b/>
           <w:lang w:val="en_US" w:bidi="en_US"/>
         </w:rPr>
@@ -28269,20 +25040,6 @@
       </w:r>
       <w:r>
         <w:rPr>
-          <w:lang w:val="en_US" w:bidi="en_US"/>
-        </w:rPr>
-        <w:t>מִן־הַ⁠זֶּ֗רַע אֲשֶׁ֨ר יִתֵּ֤ן יְהוָה֙ לְ⁠ךָ֔</w:t>
-      </w:r>
-    </w:p>
-    <w:p>
-      <w:pPr/>
-      <w:r>
-        <w:rPr>
-          <w:lang w:val="en_US" w:bidi="en_US"/>
-        </w:rPr>
-      </w:r>
-      <w:r>
-        <w:rPr>
           <w:b/>
           <w:lang w:val="en_US" w:bidi="en_US"/>
         </w:rPr>
@@ -28366,20 +25123,6 @@
       </w:r>
       <w:r>
         <w:rPr>
-          <w:lang w:val="en_US" w:bidi="en_US"/>
-        </w:rPr>
-        <w:t>וַ⁠יִּקַּ֨ח בֹּ֤עַז אֶת־רוּת֙ וַ⁠תְּהִי־ל֣⁠וֹ לְ⁠אִשָּׁ֔ה</w:t>
-      </w:r>
-    </w:p>
-    <w:p>
-      <w:pPr/>
-      <w:r>
-        <w:rPr>
-          <w:lang w:val="en_US" w:bidi="en_US"/>
-        </w:rPr>
-      </w:r>
-      <w:r>
-        <w:rPr>
           <w:b/>
           <w:lang w:val="en_US" w:bidi="en_US"/>
         </w:rPr>
@@ -28463,20 +25206,6 @@
       </w:r>
       <w:r>
         <w:rPr>
-          <w:lang w:val="en_US" w:bidi="en_US"/>
-        </w:rPr>
-        <w:t>וַ⁠יִּקַּ֨ח בֹּ֤עַז אֶת־רוּת֙</w:t>
-      </w:r>
-    </w:p>
-    <w:p>
-      <w:pPr/>
-      <w:r>
-        <w:rPr>
-          <w:lang w:val="en_US" w:bidi="en_US"/>
-        </w:rPr>
-      </w:r>
-      <w:r>
-        <w:rPr>
           <w:b/>
           <w:lang w:val="en_US" w:bidi="en_US"/>
         </w:rPr>
@@ -28509,7 +25238,7 @@
         </w:rPr>
         <w:t xml:space="preserve"> indicates that Boaz did what he said he would do in verse </w:t>
       </w:r>
-      <w:hyperlink r:id="rId27">
+      <w:hyperlink r:id="rId25">
         <w:r>
           <w:rPr>
             <w:lang w:val="en_US" w:bidi="en_US"/>
@@ -28527,7 +25256,7 @@
         </w:rPr>
         <w:t xml:space="preserve">. Use a connector in your language that makes it clear that what follows is a reason for what came before. This phrase does not imply any form of violence. Along with the following phrase, it simply means that Boaz married Ruth. Use a connecting word that indicates that this action by Boaz is a result of the agreement in verse </w:t>
       </w:r>
-      <w:hyperlink r:id="rId27">
+      <w:hyperlink r:id="rId25">
         <w:r>
           <w:rPr>
             <w:lang w:val="en_US" w:bidi="en_US"/>
@@ -28609,20 +25338,6 @@
       </w:r>
       <w:r>
         <w:rPr>
-          <w:lang w:val="en_US" w:bidi="en_US"/>
-        </w:rPr>
-        <w:t>וַ⁠יָּבֹ֖א אֵלֶ֑י⁠הָ</w:t>
-      </w:r>
-    </w:p>
-    <w:p>
-      <w:pPr/>
-      <w:r>
-        <w:rPr>
-          <w:lang w:val="en_US" w:bidi="en_US"/>
-        </w:rPr>
-      </w:r>
-      <w:r>
-        <w:rPr>
           <w:b/>
           <w:lang w:val="en_US" w:bidi="en_US"/>
         </w:rPr>
@@ -28719,20 +25434,6 @@
       </w:r>
       <w:r>
         <w:rPr>
-          <w:lang w:val="en_US" w:bidi="en_US"/>
-        </w:rPr>
-        <w:t>הַ⁠נָּשִׁים֙</w:t>
-      </w:r>
-    </w:p>
-    <w:p>
-      <w:pPr/>
-      <w:r>
-        <w:rPr>
-          <w:lang w:val="en_US" w:bidi="en_US"/>
-        </w:rPr>
-      </w:r>
-      <w:r>
-        <w:rPr>
           <w:b/>
           <w:lang w:val="en_US" w:bidi="en_US"/>
         </w:rPr>
@@ -28765,7 +25466,7 @@
         </w:rPr>
         <w:t xml:space="preserve"> of the town as mentioned in </w:t>
       </w:r>
-      <w:hyperlink r:id="rId28">
+      <w:hyperlink r:id="rId26">
         <w:r>
           <w:rPr>
             <w:lang w:val="en_US" w:bidi="en_US"/>
@@ -28847,20 +25548,6 @@
       </w:r>
       <w:r>
         <w:rPr>
-          <w:lang w:val="en_US" w:bidi="en_US"/>
-        </w:rPr>
-        <w:t>בָּר֣וּךְ יְהוָ֔ה</w:t>
-      </w:r>
-    </w:p>
-    <w:p>
-      <w:pPr/>
-      <w:r>
-        <w:rPr>
-          <w:lang w:val="en_US" w:bidi="en_US"/>
-        </w:rPr>
-      </w:r>
-      <w:r>
-        <w:rPr>
           <w:b/>
           <w:lang w:val="en_US" w:bidi="en_US"/>
         </w:rPr>
@@ -28944,20 +25631,6 @@
       </w:r>
       <w:r>
         <w:rPr>
-          <w:lang w:val="en_US" w:bidi="en_US"/>
-        </w:rPr>
-        <w:t>לֹ֣א הִשְׁבִּ֥ית לָ֛⁠ךְ גֹּאֵ֖ל הַ⁠יּ֑וֹם</w:t>
-      </w:r>
-    </w:p>
-    <w:p>
-      <w:pPr/>
-      <w:r>
-        <w:rPr>
-          <w:lang w:val="en_US" w:bidi="en_US"/>
-        </w:rPr>
-      </w:r>
-      <w:r>
-        <w:rPr>
           <w:b/>
           <w:lang w:val="en_US" w:bidi="en_US"/>
         </w:rPr>
@@ -29067,20 +25740,6 @@
       </w:r>
       <w:r>
         <w:rPr>
-          <w:lang w:val="en_US" w:bidi="en_US"/>
-        </w:rPr>
-        <w:t>וְ⁠יִקָּרֵ֥א שְׁמ֖⁠וֹ</w:t>
-      </w:r>
-    </w:p>
-    <w:p>
-      <w:pPr/>
-      <w:r>
-        <w:rPr>
-          <w:lang w:val="en_US" w:bidi="en_US"/>
-        </w:rPr>
-      </w:r>
-      <w:r>
-        <w:rPr>
           <w:b/>
           <w:lang w:val="en_US" w:bidi="en_US"/>
         </w:rPr>
@@ -29164,20 +25823,6 @@
       </w:r>
       <w:r>
         <w:rPr>
-          <w:lang w:val="en_US" w:bidi="en_US"/>
-        </w:rPr>
-        <w:t>וְ⁠יִקָּרֵ֥א שְׁמ֖⁠וֹ בְּ⁠יִשְׂרָאֵֽל</w:t>
-      </w:r>
-    </w:p>
-    <w:p>
-      <w:pPr/>
-      <w:r>
-        <w:rPr>
-          <w:lang w:val="en_US" w:bidi="en_US"/>
-        </w:rPr>
-      </w:r>
-      <w:r>
-        <w:rPr>
           <w:b/>
           <w:lang w:val="en_US" w:bidi="en_US"/>
         </w:rPr>
@@ -29274,20 +25919,6 @@
       </w:r>
       <w:r>
         <w:rPr>
-          <w:lang w:val="en_US" w:bidi="en_US"/>
-        </w:rPr>
-        <w:t>לְ⁠מֵשִׁ֣יב נֶ֔פֶשׁ</w:t>
-      </w:r>
-    </w:p>
-    <w:p>
-      <w:pPr/>
-      <w:r>
-        <w:rPr>
-          <w:lang w:val="en_US" w:bidi="en_US"/>
-        </w:rPr>
-      </w:r>
-      <w:r>
-        <w:rPr>
           <w:b/>
           <w:lang w:val="en_US" w:bidi="en_US"/>
         </w:rPr>
@@ -29384,20 +26015,6 @@
       </w:r>
       <w:r>
         <w:rPr>
-          <w:lang w:val="en_US" w:bidi="en_US"/>
-        </w:rPr>
-        <w:t>וּ⁠לְ⁠כַלְכֵּ֖ל אֶת־שֵׂיבָתֵ֑⁠ךְ</w:t>
-      </w:r>
-    </w:p>
-    <w:p>
-      <w:pPr/>
-      <w:r>
-        <w:rPr>
-          <w:lang w:val="en_US" w:bidi="en_US"/>
-        </w:rPr>
-      </w:r>
-      <w:r>
-        <w:rPr>
           <w:b/>
           <w:lang w:val="en_US" w:bidi="en_US"/>
         </w:rPr>
@@ -29494,20 +26111,6 @@
       </w:r>
       <w:r>
         <w:rPr>
-          <w:lang w:val="en_US" w:bidi="en_US"/>
-        </w:rPr>
-        <w:t>כִּ֣י</w:t>
-      </w:r>
-    </w:p>
-    <w:p>
-      <w:pPr/>
-      <w:r>
-        <w:rPr>
-          <w:lang w:val="en_US" w:bidi="en_US"/>
-        </w:rPr>
-      </w:r>
-      <w:r>
-        <w:rPr>
           <w:b/>
           <w:lang w:val="en_US" w:bidi="en_US"/>
         </w:rPr>
@@ -29611,20 +26214,6 @@
       </w:r>
       <w:r>
         <w:rPr>
-          <w:lang w:val="en_US" w:bidi="en_US"/>
-        </w:rPr>
-        <w:t>ט֣וֹבָה לָ֔⁠ךְ מִ⁠שִּׁבְעָ֖ה בָּנִֽים</w:t>
-      </w:r>
-    </w:p>
-    <w:p>
-      <w:pPr/>
-      <w:r>
-        <w:rPr>
-          <w:lang w:val="en_US" w:bidi="en_US"/>
-        </w:rPr>
-      </w:r>
-      <w:r>
-        <w:rPr>
           <w:b/>
           <w:lang w:val="en_US" w:bidi="en_US"/>
         </w:rPr>
@@ -29721,20 +26310,6 @@
       </w:r>
       <w:r>
         <w:rPr>
-          <w:lang w:val="en_US" w:bidi="en_US"/>
-        </w:rPr>
-        <w:t>וַ⁠תִּקַּ֨ח נָעֳמִ֤י אֶת־הַ⁠יֶּ֨לֶד֙</w:t>
-      </w:r>
-    </w:p>
-    <w:p>
-      <w:pPr/>
-      <w:r>
-        <w:rPr>
-          <w:lang w:val="en_US" w:bidi="en_US"/>
-        </w:rPr>
-      </w:r>
-      <w:r>
-        <w:rPr>
           <w:b/>
           <w:lang w:val="en_US" w:bidi="en_US"/>
         </w:rPr>
@@ -29894,20 +26469,6 @@
       </w:r>
       <w:r>
         <w:rPr>
-          <w:lang w:val="en_US" w:bidi="en_US"/>
-        </w:rPr>
-        <w:t>וַ⁠תִּקְרֶאנָה֩ ל֨⁠וֹ הַ⁠שְּׁכֵנ֥וֹת שֵׁם֙ לֵ⁠אמֹ֔ר &amp; וַ⁠תִּקְרֶ֤אנָֽה שְׁמ⁠וֹ֙ עוֹבֵ֔ד</w:t>
-      </w:r>
-    </w:p>
-    <w:p>
-      <w:pPr/>
-      <w:r>
-        <w:rPr>
-          <w:lang w:val="en_US" w:bidi="en_US"/>
-        </w:rPr>
-      </w:r>
-      <w:r>
-        <w:rPr>
           <w:b/>
           <w:lang w:val="en_US" w:bidi="en_US"/>
         </w:rPr>
@@ -30004,20 +26565,6 @@
       </w:r>
       <w:r>
         <w:rPr>
-          <w:lang w:val="en_US" w:bidi="en_US"/>
-        </w:rPr>
-        <w:t>יֻלַּד־בֵּ֖ן לְ⁠נָעֳמִ֑י</w:t>
-      </w:r>
-    </w:p>
-    <w:p>
-      <w:pPr/>
-      <w:r>
-        <w:rPr>
-          <w:lang w:val="en_US" w:bidi="en_US"/>
-        </w:rPr>
-      </w:r>
-      <w:r>
-        <w:rPr>
           <w:b/>
           <w:lang w:val="en_US" w:bidi="en_US"/>
         </w:rPr>
@@ -30114,20 +26661,6 @@
       </w:r>
       <w:r>
         <w:rPr>
-          <w:lang w:val="en_US" w:bidi="en_US"/>
-        </w:rPr>
-        <w:t>וַ⁠תִּקְרֶ֤אנָֽה שְׁמ⁠וֹ֙ עוֹבֵ֔ד</w:t>
-      </w:r>
-    </w:p>
-    <w:p>
-      <w:pPr/>
-      <w:r>
-        <w:rPr>
-          <w:lang w:val="en_US" w:bidi="en_US"/>
-        </w:rPr>
-      </w:r>
-      <w:r>
-        <w:rPr>
           <w:b/>
           <w:lang w:val="en_US" w:bidi="en_US"/>
         </w:rPr>
@@ -30224,20 +26757,6 @@
       </w:r>
       <w:r>
         <w:rPr>
-          <w:lang w:val="en_US" w:bidi="en_US"/>
-        </w:rPr>
-        <w:t>ה֥וּא אֲבִי־יִשַׁ֖י</w:t>
-      </w:r>
-    </w:p>
-    <w:p>
-      <w:pPr/>
-      <w:r>
-        <w:rPr>
-          <w:lang w:val="en_US" w:bidi="en_US"/>
-        </w:rPr>
-      </w:r>
-      <w:r>
-        <w:rPr>
           <w:b/>
           <w:lang w:val="en_US" w:bidi="en_US"/>
         </w:rPr>
@@ -30430,20 +26949,6 @@
       </w:r>
       <w:r>
         <w:rPr>
-          <w:lang w:val="en_US" w:bidi="en_US"/>
-        </w:rPr>
-        <w:t>תּוֹלְד֣וֹת פָּ֔רֶץ</w:t>
-      </w:r>
-    </w:p>
-    <w:p>
-      <w:pPr/>
-      <w:r>
-        <w:rPr>
-          <w:lang w:val="en_US" w:bidi="en_US"/>
-        </w:rPr>
-      </w:r>
-      <w:r>
-        <w:rPr>
           <w:b/>
           <w:lang w:val="en_US" w:bidi="en_US"/>
         </w:rPr>
@@ -30463,7 +26968,7 @@
         </w:rPr>
         <w:t xml:space="preserve">"Because it was mentioned earlier that Perez was the son of Judah, the writer continues listing the family line that came from Perez. Verse </w:t>
       </w:r>
-      <w:hyperlink r:id="rId29">
+      <w:hyperlink r:id="rId27">
         <w:r>
           <w:rPr>
             <w:lang w:val="en_US" w:bidi="en_US"/>
@@ -30481,7 +26986,7 @@
         </w:rPr>
         <w:t xml:space="preserve"> was the end of the story about Naomi and Ruth, and verse </w:t>
       </w:r>
-      <w:hyperlink r:id="rId30">
+      <w:hyperlink r:id="rId28">
         <w:r>
           <w:rPr>
             <w:lang w:val="en_US" w:bidi="en_US"/>
@@ -30563,20 +27068,6 @@
       </w:r>
       <w:r>
         <w:rPr>
-          <w:lang w:val="en_US" w:bidi="en_US"/>
-        </w:rPr>
-        <w:t>פֶּ֖רֶץ הוֹלִ֥יד אֶת־חֶצְרֽוֹן</w:t>
-      </w:r>
-    </w:p>
-    <w:p>
-      <w:pPr/>
-      <w:r>
-        <w:rPr>
-          <w:lang w:val="en_US" w:bidi="en_US"/>
-        </w:rPr>
-      </w:r>
-      <w:r>
-        <w:rPr>
           <w:b/>
           <w:lang w:val="en_US" w:bidi="en_US"/>
         </w:rPr>
@@ -30680,20 +27171,6 @@
       </w:r>
       <w:r>
         <w:rPr>
-          <w:lang w:val="en_US" w:bidi="en_US"/>
-        </w:rPr>
-        <w:t>וְ⁠חֶצְרוֹן֙ &amp; אֶת־רָ֔ם &amp; אֶת־עַמִּֽינָדָֽב</w:t>
-      </w:r>
-    </w:p>
-    <w:p>
-      <w:pPr/>
-      <w:r>
-        <w:rPr>
-          <w:lang w:val="en_US" w:bidi="en_US"/>
-        </w:rPr>
-      </w:r>
-      <w:r>
-        <w:rPr>
           <w:b/>
           <w:lang w:val="en_US" w:bidi="en_US"/>
         </w:rPr>
@@ -30984,7 +27461,7 @@
         </w:rPr>
         <w:t xml:space="preserve"> on </w:t>
       </w:r>
-      <w:hyperlink r:id="rId29">
+      <w:hyperlink r:id="rId27">
         <w:r>
           <w:rPr>
             <w:lang w:val="en_US" w:bidi="en_US"/>

--- a/eng/docx/08.content.docx
+++ b/eng/docx/08.content.docx
@@ -28,15 +28,49 @@
       </w:r>
     </w:p>
     <w:p>
-      <w:pPr/>
-      <w:r>
-        <w:rPr>
-          <w:lang w:val="en_US" w:bidi="en_US"/>
-        </w:rPr>
-      </w:r>
-      <w:r>
-        <w:rPr>
-          <w:b/>
+      <w:pPr>
+        <w:pStyle w:val="Heading2"/>
+      </w:pPr>
+      <w:r>
+        <w:rPr>
+          <w:lang w:val="en_US" w:bidi="en_US"/>
+        </w:rPr>
+        <w:t>License Information</w:t>
+      </w:r>
+      <w:r>
+        <w:rPr>
+          <w:lang w:val="en_US" w:bidi="en_US"/>
+        </w:rPr>
+      </w:r>
+    </w:p>
+    <w:p>
+      <w:pPr/>
+      <w:r>
+        <w:rPr>
+          <w:lang w:val="en_US" w:bidi="en_US"/>
+        </w:rPr>
+      </w:r>
+      <w:r>
+        <w:rPr>
+          <w:b/>
+          <w:lang w:val="en_US" w:bidi="en_US"/>
+        </w:rPr>
+        <w:t>Translation Notes (unfoldingWord)</w:t>
+      </w:r>
+      <w:r>
+        <w:rPr>
+          <w:lang w:val="en_US" w:bidi="en_US"/>
+        </w:rPr>
+        <w:t xml:space="preserve"> is based on</w:t>
+      </w:r>
+      <w:r>
+        <w:rPr>
+          <w:lang w:val="en_US" w:bidi="en_US"/>
+        </w:rPr>
+        <w:t xml:space="preserve">: </w:t>
+      </w:r>
+      <w:r>
+        <w:rPr>
           <w:lang w:val="en_US" w:bidi="en_US"/>
         </w:rPr>
         <w:t>unfoldingWord® Translation Notes</w:t>
@@ -45,31 +79,62 @@
         <w:rPr>
           <w:lang w:val="en_US" w:bidi="en_US"/>
         </w:rPr>
-        <w:t xml:space="preserve"> © 2022 unfoldingWord. Released under CC BY-SA 4.0 license. </w:t>
-      </w:r>
-      <w:r>
-        <w:rPr>
-          <w:lang w:val="en_US" w:bidi="en_US"/>
-        </w:rPr>
-        <w:t>unfoldingWord® Translation Notes</w:t>
-      </w:r>
-      <w:r>
-        <w:rPr>
-          <w:lang w:val="en_US" w:bidi="en_US"/>
-        </w:rPr>
-        <w:t xml:space="preserve"> has been adapted in the following languages: Tok Pisin, Arabic (عربي), French (Français), Hindi (हिंदी), Indonesian (Bahasa Indonesia), Portuguese (Português), Russian (Русский), Spanish (Español), Swahili (Kiswahili), and Simplified Chinese (简体中文) from </w:t>
-      </w:r>
-      <w:r>
-        <w:rPr>
-          <w:lang w:val="en_US" w:bidi="en_US"/>
-        </w:rPr>
-        <w:t>unfoldingWord® Translation Notes</w:t>
-      </w:r>
-      <w:r>
-        <w:rPr>
-          <w:lang w:val="en_US" w:bidi="en_US"/>
-        </w:rPr>
-        <w:t xml:space="preserve"> © 2022 unfoldingWord. Released under CC BY-SA 4.0 license by Mission Mutual</w:t>
+        <w:t xml:space="preserve">, </w:t>
+      </w:r>
+      <w:hyperlink r:id="rId13">
+        <w:r>
+          <w:rPr>
+            <w:lang w:val="en_US" w:bidi="en_US"/>
+          </w:rPr>
+          <w:rPr>
+            <w:color w:val="0000EE"/>
+            <w:u w:val="single"/>
+          </w:rPr>
+          <w:t>unfoldingWord</w:t>
+        </w:r>
+      </w:hyperlink>
+      <w:r>
+        <w:rPr>
+          <w:lang w:val="en_US" w:bidi="en_US"/>
+        </w:rPr>
+        <w:t xml:space="preserve">, 2022, which is licensed under a </w:t>
+      </w:r>
+      <w:hyperlink r:id="rId14">
+        <w:r>
+          <w:rPr>
+            <w:lang w:val="en_US" w:bidi="en_US"/>
+          </w:rPr>
+          <w:rPr>
+            <w:color w:val="0000EE"/>
+            <w:u w:val="single"/>
+          </w:rPr>
+          <w:t>CC BY-SA 4.0 license</w:t>
+        </w:r>
+      </w:hyperlink>
+      <w:r>
+        <w:rPr>
+          <w:lang w:val="en_US" w:bidi="en_US"/>
+        </w:rPr>
+        <w:t>.</w:t>
+      </w:r>
+      <w:r>
+        <w:rPr>
+          <w:lang w:val="en_US" w:bidi="en_US"/>
+        </w:rPr>
+      </w:r>
+    </w:p>
+    <w:p>
+      <w:pPr/>
+      <w:r>
+        <w:rPr>
+          <w:lang w:val="en_US" w:bidi="en_US"/>
+        </w:rPr>
+      </w:r>
+      <w:r>
+        <w:rPr>
+          <w:lang w:val="en_US" w:bidi="en_US"/>
+        </w:rPr>
+        <w:t>This PDF version is provided under the same license.</w:t>
       </w:r>
       <w:r>
         <w:rPr>
@@ -1021,6 +1086,20 @@
       </w:r>
       <w:r>
         <w:rPr>
+          <w:lang w:val="en_US" w:bidi="en_US"/>
+        </w:rPr>
+        <w:t>בִּ⁠ימֵי֙ שְׁפֹ֣ט הַ⁠שֹּׁפְטִ֔ים</w:t>
+      </w:r>
+    </w:p>
+    <w:p>
+      <w:pPr/>
+      <w:r>
+        <w:rPr>
+          <w:lang w:val="en_US" w:bidi="en_US"/>
+        </w:rPr>
+      </w:r>
+      <w:r>
+        <w:rPr>
           <w:b/>
           <w:lang w:val="en_US" w:bidi="en_US"/>
         </w:rPr>
@@ -1117,6 +1196,20 @@
       </w:r>
       <w:r>
         <w:rPr>
+          <w:lang w:val="en_US" w:bidi="en_US"/>
+        </w:rPr>
+        <w:t>בָּ⁠אָ֑רֶץ</w:t>
+      </w:r>
+    </w:p>
+    <w:p>
+      <w:pPr/>
+      <w:r>
+        <w:rPr>
+          <w:lang w:val="en_US" w:bidi="en_US"/>
+        </w:rPr>
+      </w:r>
+      <w:r>
+        <w:rPr>
           <w:b/>
           <w:lang w:val="en_US" w:bidi="en_US"/>
         </w:rPr>
@@ -1213,6 +1306,20 @@
       </w:r>
       <w:r>
         <w:rPr>
+          <w:lang w:val="en_US" w:bidi="en_US"/>
+        </w:rPr>
+        <w:t>אִ֜ישׁ</w:t>
+      </w:r>
+    </w:p>
+    <w:p>
+      <w:pPr/>
+      <w:r>
+        <w:rPr>
+          <w:lang w:val="en_US" w:bidi="en_US"/>
+        </w:rPr>
+      </w:r>
+      <w:r>
+        <w:rPr>
           <w:b/>
           <w:lang w:val="en_US" w:bidi="en_US"/>
         </w:rPr>
@@ -1296,6 +1403,20 @@
       </w:r>
       <w:r>
         <w:rPr>
+          <w:lang w:val="en_US" w:bidi="en_US"/>
+        </w:rPr>
+        <w:t>אֶפְרָתִ֔ים</w:t>
+      </w:r>
+    </w:p>
+    <w:p>
+      <w:pPr/>
+      <w:r>
+        <w:rPr>
+          <w:lang w:val="en_US" w:bidi="en_US"/>
+        </w:rPr>
+      </w:r>
+      <w:r>
+        <w:rPr>
           <w:b/>
           <w:lang w:val="en_US" w:bidi="en_US"/>
         </w:rPr>
@@ -1392,6 +1513,20 @@
       </w:r>
       <w:r>
         <w:rPr>
+          <w:lang w:val="en_US" w:bidi="en_US"/>
+        </w:rPr>
+        <w:t>וַ⁠תִּשָּׁאֵ֥ר הִ֖יא וּ⁠שְׁנֵ֥י בָנֶֽי⁠הָ</w:t>
+      </w:r>
+    </w:p>
+    <w:p>
+      <w:pPr/>
+      <w:r>
+        <w:rPr>
+          <w:lang w:val="en_US" w:bidi="en_US"/>
+        </w:rPr>
+      </w:r>
+      <w:r>
+        <w:rPr>
           <w:b/>
           <w:lang w:val="en_US" w:bidi="en_US"/>
         </w:rPr>
@@ -1475,6 +1610,20 @@
       </w:r>
       <w:r>
         <w:rPr>
+          <w:lang w:val="en_US" w:bidi="en_US"/>
+        </w:rPr>
+        <w:t>וַ⁠יִּשְׂא֣וּ לָ⁠הֶ֗ם נָשִׁים֙</w:t>
+      </w:r>
+    </w:p>
+    <w:p>
+      <w:pPr/>
+      <w:r>
+        <w:rPr>
+          <w:lang w:val="en_US" w:bidi="en_US"/>
+        </w:rPr>
+      </w:r>
+      <w:r>
+        <w:rPr>
           <w:b/>
           <w:lang w:val="en_US" w:bidi="en_US"/>
         </w:rPr>
@@ -1571,6 +1720,20 @@
       </w:r>
       <w:r>
         <w:rPr>
+          <w:lang w:val="en_US" w:bidi="en_US"/>
+        </w:rPr>
+        <w:t>שֵׁ֤ם הָֽ⁠אַחַת֙ עָרְפָּ֔ה וְ⁠שֵׁ֥ם הַ⁠שֵּׁנִ֖ית ר֑וּת</w:t>
+      </w:r>
+    </w:p>
+    <w:p>
+      <w:pPr/>
+      <w:r>
+        <w:rPr>
+          <w:lang w:val="en_US" w:bidi="en_US"/>
+        </w:rPr>
+      </w:r>
+      <w:r>
+        <w:rPr>
           <w:b/>
           <w:lang w:val="en_US" w:bidi="en_US"/>
         </w:rPr>
@@ -1634,6 +1797,20 @@
       </w:r>
       <w:r>
         <w:rPr>
+          <w:lang w:val="en_US" w:bidi="en_US"/>
+        </w:rPr>
+        <w:t>וַ⁠תִּשָּׁאֵר֙ הָֽ⁠אִשָּׁ֔ה מִ⁠שְּׁנֵ֥י יְלָדֶ֖י⁠הָ וּ⁠מֵ⁠אִישָֽׁ⁠הּ</w:t>
+      </w:r>
+    </w:p>
+    <w:p>
+      <w:pPr/>
+      <w:r>
+        <w:rPr>
+          <w:lang w:val="en_US" w:bidi="en_US"/>
+        </w:rPr>
+      </w:r>
+      <w:r>
+        <w:rPr>
           <w:b/>
           <w:lang w:val="en_US" w:bidi="en_US"/>
         </w:rPr>
@@ -1717,6 +1894,20 @@
       </w:r>
       <w:r>
         <w:rPr>
+          <w:lang w:val="en_US" w:bidi="en_US"/>
+        </w:rPr>
+        <w:t>וַ⁠תָּ֤קָם הִיא֙ וְ⁠כַלֹּתֶ֔י⁠הָ וַ⁠תָּ֖שָׁב</w:t>
+      </w:r>
+    </w:p>
+    <w:p>
+      <w:pPr/>
+      <w:r>
+        <w:rPr>
+          <w:lang w:val="en_US" w:bidi="en_US"/>
+        </w:rPr>
+      </w:r>
+      <w:r>
+        <w:rPr>
           <w:b/>
           <w:lang w:val="en_US" w:bidi="en_US"/>
         </w:rPr>
@@ -1800,6 +1991,20 @@
       </w:r>
       <w:r>
         <w:rPr>
+          <w:lang w:val="en_US" w:bidi="en_US"/>
+        </w:rPr>
+        <w:t>וַ⁠תָּ֤קָם הִיא֙ וְ⁠כַלֹּתֶ֔י⁠הָ וַ⁠תָּ֖שָׁב</w:t>
+      </w:r>
+    </w:p>
+    <w:p>
+      <w:pPr/>
+      <w:r>
+        <w:rPr>
+          <w:lang w:val="en_US" w:bidi="en_US"/>
+        </w:rPr>
+      </w:r>
+      <w:r>
+        <w:rPr>
           <w:b/>
           <w:lang w:val="en_US" w:bidi="en_US"/>
         </w:rPr>
@@ -1972,6 +2177,20 @@
       </w:r>
       <w:r>
         <w:rPr>
+          <w:lang w:val="en_US" w:bidi="en_US"/>
+        </w:rPr>
+        <w:t>כִּ֤י שָֽׁמְעָה֙ בִּ⁠שְׂדֵ֣ה מוֹאָ֔ב כִּֽי־פָקַ֤ד יְהוָה֙ אֶת־עַמּ֔⁠וֹ לָ⁠תֵ֥ת לָ⁠הֶ֖ם לָֽחֶם</w:t>
+      </w:r>
+    </w:p>
+    <w:p>
+      <w:pPr/>
+      <w:r>
+        <w:rPr>
+          <w:lang w:val="en_US" w:bidi="en_US"/>
+        </w:rPr>
+      </w:r>
+      <w:r>
+        <w:rPr>
           <w:b/>
           <w:lang w:val="en_US" w:bidi="en_US"/>
         </w:rPr>
@@ -2055,6 +2274,20 @@
       </w:r>
       <w:r>
         <w:rPr>
+          <w:lang w:val="en_US" w:bidi="en_US"/>
+        </w:rPr>
+        <w:t>שָֽׁמְעָה֙ בִּ⁠שְׂדֵ֣ה מוֹאָ֔ב</w:t>
+      </w:r>
+    </w:p>
+    <w:p>
+      <w:pPr/>
+      <w:r>
+        <w:rPr>
+          <w:lang w:val="en_US" w:bidi="en_US"/>
+        </w:rPr>
+      </w:r>
+      <w:r>
+        <w:rPr>
           <w:b/>
           <w:lang w:val="en_US" w:bidi="en_US"/>
         </w:rPr>
@@ -2138,6 +2371,20 @@
       </w:r>
       <w:r>
         <w:rPr>
+          <w:lang w:val="en_US" w:bidi="en_US"/>
+        </w:rPr>
+        <w:t>פָקַ֤ד &amp; אֶת־עַמּ֔⁠וֹ</w:t>
+      </w:r>
+    </w:p>
+    <w:p>
+      <w:pPr/>
+      <w:r>
+        <w:rPr>
+          <w:lang w:val="en_US" w:bidi="en_US"/>
+        </w:rPr>
+      </w:r>
+      <w:r>
+        <w:rPr>
           <w:b/>
           <w:lang w:val="en_US" w:bidi="en_US"/>
         </w:rPr>
@@ -2234,6 +2481,20 @@
       </w:r>
       <w:r>
         <w:rPr>
+          <w:lang w:val="en_US" w:bidi="en_US"/>
+        </w:rPr>
+        <w:t>לָ⁠תֵ֥ת לָ⁠הֶ֖ם לָֽחֶם</w:t>
+      </w:r>
+    </w:p>
+    <w:p>
+      <w:pPr/>
+      <w:r>
+        <w:rPr>
+          <w:lang w:val="en_US" w:bidi="en_US"/>
+        </w:rPr>
+      </w:r>
+      <w:r>
+        <w:rPr>
           <w:b/>
           <w:lang w:val="en_US" w:bidi="en_US"/>
         </w:rPr>
@@ -2456,6 +2717,20 @@
       </w:r>
       <w:r>
         <w:rPr>
+          <w:lang w:val="en_US" w:bidi="en_US"/>
+        </w:rPr>
+        <w:t>לֵ֣כְנָה שֹּׁ֔בְנָה אִשָּׁ֖ה</w:t>
+      </w:r>
+    </w:p>
+    <w:p>
+      <w:pPr/>
+      <w:r>
+        <w:rPr>
+          <w:lang w:val="en_US" w:bidi="en_US"/>
+        </w:rPr>
+      </w:r>
+      <w:r>
+        <w:rPr>
           <w:b/>
           <w:lang w:val="en_US" w:bidi="en_US"/>
         </w:rPr>
@@ -2539,6 +2814,20 @@
       </w:r>
       <w:r>
         <w:rPr>
+          <w:lang w:val="en_US" w:bidi="en_US"/>
+        </w:rPr>
+        <w:t>לֵ֣כְנָה שֹּׁ֔בְנָה אִשָּׁ֖ה לְ⁠בֵ֣ית אִמָּ֑⁠הּ</w:t>
+      </w:r>
+    </w:p>
+    <w:p>
+      <w:pPr/>
+      <w:r>
+        <w:rPr>
+          <w:lang w:val="en_US" w:bidi="en_US"/>
+        </w:rPr>
+      </w:r>
+      <w:r>
+        <w:rPr>
           <w:b/>
           <w:lang w:val="en_US" w:bidi="en_US"/>
         </w:rPr>
@@ -2665,6 +2954,20 @@
       </w:r>
       <w:r>
         <w:rPr>
+          <w:lang w:val="en_US" w:bidi="en_US"/>
+        </w:rPr>
+        <w:t>יעשה יְהוָ֤ה עִמָּ⁠כֶם֙ חֶ֔סֶד כַּ⁠אֲשֶׁ֧ר עֲשִׂיתֶ֛ם עִם־הַ⁠מֵּתִ֖ים וְ⁠עִמָּדִֽ⁠י</w:t>
+      </w:r>
+    </w:p>
+    <w:p>
+      <w:pPr/>
+      <w:r>
+        <w:rPr>
+          <w:lang w:val="en_US" w:bidi="en_US"/>
+        </w:rPr>
+      </w:r>
+      <w:r>
+        <w:rPr>
           <w:b/>
           <w:lang w:val="en_US" w:bidi="en_US"/>
         </w:rPr>
@@ -2748,6 +3051,20 @@
       </w:r>
       <w:r>
         <w:rPr>
+          <w:lang w:val="en_US" w:bidi="en_US"/>
+        </w:rPr>
+        <w:t>עִם־הַ⁠מֵּתִ֖ים</w:t>
+      </w:r>
+    </w:p>
+    <w:p>
+      <w:pPr/>
+      <w:r>
+        <w:rPr>
+          <w:lang w:val="en_US" w:bidi="en_US"/>
+        </w:rPr>
+      </w:r>
+      <w:r>
+        <w:rPr>
           <w:b/>
           <w:lang w:val="en_US" w:bidi="en_US"/>
         </w:rPr>
@@ -2844,6 +3161,20 @@
       </w:r>
       <w:r>
         <w:rPr>
+          <w:lang w:val="en_US" w:bidi="en_US"/>
+        </w:rPr>
+        <w:t>חֶ֔סֶד</w:t>
+      </w:r>
+    </w:p>
+    <w:p>
+      <w:pPr/>
+      <w:r>
+        <w:rPr>
+          <w:lang w:val="en_US" w:bidi="en_US"/>
+        </w:rPr>
+      </w:r>
+      <w:r>
+        <w:rPr>
           <w:b/>
           <w:lang w:val="en_US" w:bidi="en_US"/>
         </w:rPr>
@@ -3023,6 +3354,20 @@
       </w:r>
       <w:r>
         <w:rPr>
+          <w:lang w:val="en_US" w:bidi="en_US"/>
+        </w:rPr>
+        <w:t>וּ⁠מְצֶ֣אןָ מְנוּחָ֔ה</w:t>
+      </w:r>
+    </w:p>
+    <w:p>
+      <w:pPr/>
+      <w:r>
+        <w:rPr>
+          <w:lang w:val="en_US" w:bidi="en_US"/>
+        </w:rPr>
+      </w:r>
+      <w:r>
+        <w:rPr>
           <w:b/>
           <w:lang w:val="en_US" w:bidi="en_US"/>
         </w:rPr>
@@ -3119,6 +3464,20 @@
       </w:r>
       <w:r>
         <w:rPr>
+          <w:lang w:val="en_US" w:bidi="en_US"/>
+        </w:rPr>
+        <w:t>בֵּ֣ית אִישָׁ֑⁠הּ</w:t>
+      </w:r>
+    </w:p>
+    <w:p>
+      <w:pPr/>
+      <w:r>
+        <w:rPr>
+          <w:lang w:val="en_US" w:bidi="en_US"/>
+        </w:rPr>
+      </w:r>
+      <w:r>
+        <w:rPr>
           <w:b/>
           <w:lang w:val="en_US" w:bidi="en_US"/>
         </w:rPr>
@@ -3215,6 +3574,20 @@
       </w:r>
       <w:r>
         <w:rPr>
+          <w:lang w:val="en_US" w:bidi="en_US"/>
+        </w:rPr>
+        <w:t>וַ⁠תִּשֶּׂ֥אנָה קוֹלָ֖⁠ן וַ⁠תִּבְכֶּֽינָה</w:t>
+      </w:r>
+    </w:p>
+    <w:p>
+      <w:pPr/>
+      <w:r>
+        <w:rPr>
+          <w:lang w:val="en_US" w:bidi="en_US"/>
+        </w:rPr>
+      </w:r>
+      <w:r>
+        <w:rPr>
           <w:b/>
           <w:lang w:val="en_US" w:bidi="en_US"/>
         </w:rPr>
@@ -3298,6 +3671,20 @@
       </w:r>
       <w:r>
         <w:rPr>
+          <w:lang w:val="en_US" w:bidi="en_US"/>
+        </w:rPr>
+        <w:t>נָשׁ֖וּב</w:t>
+      </w:r>
+    </w:p>
+    <w:p>
+      <w:pPr/>
+      <w:r>
+        <w:rPr>
+          <w:lang w:val="en_US" w:bidi="en_US"/>
+        </w:rPr>
+      </w:r>
+      <w:r>
+        <w:rPr>
           <w:b/>
           <w:lang w:val="en_US" w:bidi="en_US"/>
         </w:rPr>
@@ -3407,6 +3794,20 @@
       </w:r>
       <w:r>
         <w:rPr>
+          <w:lang w:val="en_US" w:bidi="en_US"/>
+        </w:rPr>
+        <w:t>וַ⁠תֹּאמַ֖רְנָה</w:t>
+      </w:r>
+    </w:p>
+    <w:p>
+      <w:pPr/>
+      <w:r>
+        <w:rPr>
+          <w:lang w:val="en_US" w:bidi="en_US"/>
+        </w:rPr>
+      </w:r>
+      <w:r>
+        <w:rPr>
           <w:b/>
           <w:lang w:val="en_US" w:bidi="en_US"/>
         </w:rPr>
@@ -3503,6 +3904,20 @@
       </w:r>
       <w:r>
         <w:rPr>
+          <w:lang w:val="en_US" w:bidi="en_US"/>
+        </w:rPr>
+        <w:t>כִּי</w:t>
+      </w:r>
+    </w:p>
+    <w:p>
+      <w:pPr/>
+      <w:r>
+        <w:rPr>
+          <w:lang w:val="en_US" w:bidi="en_US"/>
+        </w:rPr>
+      </w:r>
+      <w:r>
+        <w:rPr>
           <w:b/>
           <w:lang w:val="en_US" w:bidi="en_US"/>
         </w:rPr>
@@ -3599,6 +4014,20 @@
       </w:r>
       <w:r>
         <w:rPr>
+          <w:lang w:val="en_US" w:bidi="en_US"/>
+        </w:rPr>
+        <w:t>אִתָּ֥⁠ךְ</w:t>
+      </w:r>
+    </w:p>
+    <w:p>
+      <w:pPr/>
+      <w:r>
+        <w:rPr>
+          <w:lang w:val="en_US" w:bidi="en_US"/>
+        </w:rPr>
+      </w:r>
+      <w:r>
+        <w:rPr>
           <w:b/>
           <w:lang w:val="en_US" w:bidi="en_US"/>
         </w:rPr>
@@ -3695,6 +4124,20 @@
       </w:r>
       <w:r>
         <w:rPr>
+          <w:lang w:val="en_US" w:bidi="en_US"/>
+        </w:rPr>
+        <w:t>וַ⁠תֹּ֤אמֶר נָעֳמִי֙</w:t>
+      </w:r>
+    </w:p>
+    <w:p>
+      <w:pPr/>
+      <w:r>
+        <w:rPr>
+          <w:lang w:val="en_US" w:bidi="en_US"/>
+        </w:rPr>
+      </w:r>
+      <w:r>
+        <w:rPr>
           <w:b/>
           <w:lang w:val="en_US" w:bidi="en_US"/>
         </w:rPr>
@@ -3791,6 +4234,20 @@
       </w:r>
       <w:r>
         <w:rPr>
+          <w:lang w:val="en_US" w:bidi="en_US"/>
+        </w:rPr>
+        <w:t>בְנֹתַ֔⁠י</w:t>
+      </w:r>
+    </w:p>
+    <w:p>
+      <w:pPr/>
+      <w:r>
+        <w:rPr>
+          <w:lang w:val="en_US" w:bidi="en_US"/>
+        </w:rPr>
+      </w:r>
+      <w:r>
+        <w:rPr>
           <w:b/>
           <w:lang w:val="en_US" w:bidi="en_US"/>
         </w:rPr>
@@ -3867,6 +4324,20 @@
       </w:r>
       <w:r>
         <w:rPr>
+          <w:lang w:val="en_US" w:bidi="en_US"/>
+        </w:rPr>
+        <w:t>לָ֥⁠מָּה תֵלַ֖כְנָה עִמִּ֑⁠י</w:t>
+      </w:r>
+    </w:p>
+    <w:p>
+      <w:pPr/>
+      <w:r>
+        <w:rPr>
+          <w:lang w:val="en_US" w:bidi="en_US"/>
+        </w:rPr>
+      </w:r>
+      <w:r>
+        <w:rPr>
           <w:b/>
           <w:lang w:val="en_US" w:bidi="en_US"/>
         </w:rPr>
@@ -3950,6 +4421,20 @@
       </w:r>
       <w:r>
         <w:rPr>
+          <w:lang w:val="en_US" w:bidi="en_US"/>
+        </w:rPr>
+        <w:t>הַֽ⁠עֽוֹד־לִ֤⁠י בָנִים֙ בְּֽ⁠מֵעַ֔⁠י וְ⁠הָי֥וּ לָ⁠כֶ֖ם לַ⁠אֲנָשִֽׁים</w:t>
+      </w:r>
+    </w:p>
+    <w:p>
+      <w:pPr/>
+      <w:r>
+        <w:rPr>
+          <w:lang w:val="en_US" w:bidi="en_US"/>
+        </w:rPr>
+      </w:r>
+      <w:r>
+        <w:rPr>
           <w:b/>
           <w:lang w:val="en_US" w:bidi="en_US"/>
         </w:rPr>
@@ -4033,6 +4518,20 @@
       </w:r>
       <w:r>
         <w:rPr>
+          <w:lang w:val="en_US" w:bidi="en_US"/>
+        </w:rPr>
+        <w:t>זָקַ֖נְתִּי מִ⁠הְי֣וֹת לְ⁠אִ֑ישׁ</w:t>
+      </w:r>
+    </w:p>
+    <w:p>
+      <w:pPr/>
+      <w:r>
+        <w:rPr>
+          <w:lang w:val="en_US" w:bidi="en_US"/>
+        </w:rPr>
+      </w:r>
+      <w:r>
+        <w:rPr>
           <w:b/>
           <w:lang w:val="en_US" w:bidi="en_US"/>
         </w:rPr>
@@ -4116,6 +4615,20 @@
       </w:r>
       <w:r>
         <w:rPr>
+          <w:lang w:val="en_US" w:bidi="en_US"/>
+        </w:rPr>
+        <w:t>כִּ֤י אָמַ֨רְתִּי֙ יֶשׁ־לִ֣⁠י תִקְוָ֔ה גַּ֣ם הָיִ֤יתִי הַ⁠לַּ֨יְלָה֙ לְ⁠אִ֔ישׁ וְ⁠גַ֖ם יָלַ֥דְתִּי בָנִֽים</w:t>
+      </w:r>
+    </w:p>
+    <w:p>
+      <w:pPr/>
+      <w:r>
+        <w:rPr>
+          <w:lang w:val="en_US" w:bidi="en_US"/>
+        </w:rPr>
+      </w:r>
+      <w:r>
+        <w:rPr>
           <w:b/>
           <w:lang w:val="en_US" w:bidi="en_US"/>
         </w:rPr>
@@ -4262,6 +4775,20 @@
       </w:r>
       <w:r>
         <w:rPr>
+          <w:lang w:val="en_US" w:bidi="en_US"/>
+        </w:rPr>
+        <w:t>הֲ⁠לָהֵ֣ן ׀ תְּשַׂבֵּ֗רְנָה עַ֚ד אֲשֶׁ֣ר יִגְדָּ֔לוּ הֲ⁠לָהֵן֙ תֵּֽעָגֵ֔נָה לְ⁠בִלְתִּ֖י הֱי֣וֹת לְ⁠אִ֑ישׁ</w:t>
+      </w:r>
+    </w:p>
+    <w:p>
+      <w:pPr/>
+      <w:r>
+        <w:rPr>
+          <w:lang w:val="en_US" w:bidi="en_US"/>
+        </w:rPr>
+      </w:r>
+      <w:r>
+        <w:rPr>
           <w:b/>
           <w:lang w:val="en_US" w:bidi="en_US"/>
         </w:rPr>
@@ -4345,6 +4872,20 @@
       </w:r>
       <w:r>
         <w:rPr>
+          <w:lang w:val="en_US" w:bidi="en_US"/>
+        </w:rPr>
+        <w:t>הֲ⁠לָהֵ֣ן ׀ תְּשַׂבֵּ֗רְנָה עַ֚ד אֲשֶׁ֣ר יִגְדָּ֔לוּ הֲ⁠לָהֵן֙ תֵּֽעָגֵ֔נָה לְ⁠בִלְתִּ֖י הֱי֣וֹת לְ⁠אִ֑ישׁ</w:t>
+      </w:r>
+    </w:p>
+    <w:p>
+      <w:pPr/>
+      <w:r>
+        <w:rPr>
+          <w:lang w:val="en_US" w:bidi="en_US"/>
+        </w:rPr>
+      </w:r>
+      <w:r>
+        <w:rPr>
           <w:b/>
           <w:lang w:val="en_US" w:bidi="en_US"/>
         </w:rPr>
@@ -4408,6 +4949,20 @@
       </w:r>
       <w:r>
         <w:rPr>
+          <w:lang w:val="en_US" w:bidi="en_US"/>
+        </w:rPr>
+        <w:t>מַר־לִ֤⁠י מְאֹד֙</w:t>
+      </w:r>
+    </w:p>
+    <w:p>
+      <w:pPr/>
+      <w:r>
+        <w:rPr>
+          <w:lang w:val="en_US" w:bidi="en_US"/>
+        </w:rPr>
+      </w:r>
+      <w:r>
+        <w:rPr>
           <w:b/>
           <w:lang w:val="en_US" w:bidi="en_US"/>
         </w:rPr>
@@ -4491,6 +5046,20 @@
       </w:r>
       <w:r>
         <w:rPr>
+          <w:lang w:val="en_US" w:bidi="en_US"/>
+        </w:rPr>
+        <w:t>יָצְאָ֥ה בִ֖⁠י יַד־יְהוָֽה</w:t>
+      </w:r>
+    </w:p>
+    <w:p>
+      <w:pPr/>
+      <w:r>
+        <w:rPr>
+          <w:lang w:val="en_US" w:bidi="en_US"/>
+        </w:rPr>
+      </w:r>
+      <w:r>
+        <w:rPr>
           <w:b/>
           <w:lang w:val="en_US" w:bidi="en_US"/>
         </w:rPr>
@@ -4587,6 +5156,20 @@
       </w:r>
       <w:r>
         <w:rPr>
+          <w:lang w:val="en_US" w:bidi="en_US"/>
+        </w:rPr>
+        <w:t>יָצְאָ֥ה בִ֖⁠י יַד־יְהוָֽה</w:t>
+      </w:r>
+    </w:p>
+    <w:p>
+      <w:pPr/>
+      <w:r>
+        <w:rPr>
+          <w:lang w:val="en_US" w:bidi="en_US"/>
+        </w:rPr>
+      </w:r>
+      <w:r>
+        <w:rPr>
           <w:b/>
           <w:lang w:val="en_US" w:bidi="en_US"/>
         </w:rPr>
@@ -4670,6 +5253,20 @@
       </w:r>
       <w:r>
         <w:rPr>
+          <w:lang w:val="en_US" w:bidi="en_US"/>
+        </w:rPr>
+        <w:t>וַ⁠תִּשֶּׂ֣נָה קוֹלָ֔⁠ן וַ⁠תִּבְכֶּ֖ינָה</w:t>
+      </w:r>
+    </w:p>
+    <w:p>
+      <w:pPr/>
+      <w:r>
+        <w:rPr>
+          <w:lang w:val="en_US" w:bidi="en_US"/>
+        </w:rPr>
+      </w:r>
+      <w:r>
+        <w:rPr>
           <w:b/>
           <w:lang w:val="en_US" w:bidi="en_US"/>
         </w:rPr>
@@ -4766,6 +5363,20 @@
       </w:r>
       <w:r>
         <w:rPr>
+          <w:lang w:val="en_US" w:bidi="en_US"/>
+        </w:rPr>
+        <w:t>וְ⁠ר֖וּת דָּ֥בְקָה בָּֽ⁠הּ</w:t>
+      </w:r>
+    </w:p>
+    <w:p>
+      <w:pPr/>
+      <w:r>
+        <w:rPr>
+          <w:lang w:val="en_US" w:bidi="en_US"/>
+        </w:rPr>
+      </w:r>
+      <w:r>
+        <w:rPr>
           <w:b/>
           <w:lang w:val="en_US" w:bidi="en_US"/>
         </w:rPr>
@@ -4849,6 +5460,20 @@
       </w:r>
       <w:r>
         <w:rPr>
+          <w:lang w:val="en_US" w:bidi="en_US"/>
+        </w:rPr>
+        <w:t>הִנֵּה֙</w:t>
+      </w:r>
+    </w:p>
+    <w:p>
+      <w:pPr/>
+      <w:r>
+        <w:rPr>
+          <w:lang w:val="en_US" w:bidi="en_US"/>
+        </w:rPr>
+      </w:r>
+      <w:r>
+        <w:rPr>
           <w:b/>
           <w:lang w:val="en_US" w:bidi="en_US"/>
         </w:rPr>
@@ -5041,6 +5666,20 @@
       </w:r>
       <w:r>
         <w:rPr>
+          <w:lang w:val="en_US" w:bidi="en_US"/>
+        </w:rPr>
+        <w:t>עַמָּ֖⁠הּ</w:t>
+      </w:r>
+    </w:p>
+    <w:p>
+      <w:pPr/>
+      <w:r>
+        <w:rPr>
+          <w:lang w:val="en_US" w:bidi="en_US"/>
+        </w:rPr>
+      </w:r>
+      <w:r>
+        <w:rPr>
           <w:b/>
           <w:lang w:val="en_US" w:bidi="en_US"/>
         </w:rPr>
@@ -5137,6 +5776,20 @@
       </w:r>
       <w:r>
         <w:rPr>
+          <w:lang w:val="en_US" w:bidi="en_US"/>
+        </w:rPr>
+        <w:t>אֱלֹהֶ֑י⁠הָ</w:t>
+      </w:r>
+    </w:p>
+    <w:p>
+      <w:pPr/>
+      <w:r>
+        <w:rPr>
+          <w:lang w:val="en_US" w:bidi="en_US"/>
+        </w:rPr>
+      </w:r>
+      <w:r>
+        <w:rPr>
           <w:b/>
           <w:lang w:val="en_US" w:bidi="en_US"/>
         </w:rPr>
@@ -5233,6 +5886,20 @@
       </w:r>
       <w:r>
         <w:rPr>
+          <w:lang w:val="en_US" w:bidi="en_US"/>
+        </w:rPr>
+        <w:t>אֱלֹהֶ֑י⁠הָ</w:t>
+      </w:r>
+    </w:p>
+    <w:p>
+      <w:pPr/>
+      <w:r>
+        <w:rPr>
+          <w:lang w:val="en_US" w:bidi="en_US"/>
+        </w:rPr>
+      </w:r>
+      <w:r>
+        <w:rPr>
           <w:b/>
           <w:lang w:val="en_US" w:bidi="en_US"/>
         </w:rPr>
@@ -5392,6 +6059,20 @@
       </w:r>
       <w:r>
         <w:rPr>
+          <w:lang w:val="en_US" w:bidi="en_US"/>
+        </w:rPr>
+        <w:t>לְ⁠עָזְבֵ֖⁠ךְ לָ⁠שׁ֣וּב מֵ⁠אַחֲרָ֑יִ⁠ךְ</w:t>
+      </w:r>
+    </w:p>
+    <w:p>
+      <w:pPr/>
+      <w:r>
+        <w:rPr>
+          <w:lang w:val="en_US" w:bidi="en_US"/>
+        </w:rPr>
+      </w:r>
+      <w:r>
+        <w:rPr>
           <w:b/>
           <w:lang w:val="en_US" w:bidi="en_US"/>
         </w:rPr>
@@ -5501,6 +6182,20 @@
       </w:r>
       <w:r>
         <w:rPr>
+          <w:lang w:val="en_US" w:bidi="en_US"/>
+        </w:rPr>
+        <w:t>עַמֵּ֣⁠ךְ עַמִּ֔⁠י וֵ⁠אלֹהַ֖יִ⁠ךְ אֱלֹהָֽ⁠י</w:t>
+      </w:r>
+    </w:p>
+    <w:p>
+      <w:pPr/>
+      <w:r>
+        <w:rPr>
+          <w:lang w:val="en_US" w:bidi="en_US"/>
+        </w:rPr>
+      </w:r>
+      <w:r>
+        <w:rPr>
           <w:b/>
           <w:lang w:val="en_US" w:bidi="en_US"/>
         </w:rPr>
@@ -5584,6 +6279,20 @@
       </w:r>
       <w:r>
         <w:rPr>
+          <w:lang w:val="en_US" w:bidi="en_US"/>
+        </w:rPr>
+        <w:t>כֹּה֩ יַעֲשֶׂ֨ה יְהוָ֥ה לִ⁠י֙ וְ⁠כֹ֣ה יֹסִ֔יף</w:t>
+      </w:r>
+    </w:p>
+    <w:p>
+      <w:pPr/>
+      <w:r>
+        <w:rPr>
+          <w:lang w:val="en_US" w:bidi="en_US"/>
+        </w:rPr>
+      </w:r>
+      <w:r>
+        <w:rPr>
           <w:b/>
           <w:lang w:val="en_US" w:bidi="en_US"/>
         </w:rPr>
@@ -5667,6 +6376,20 @@
       </w:r>
       <w:r>
         <w:rPr>
+          <w:lang w:val="en_US" w:bidi="en_US"/>
+        </w:rPr>
+        <w:t>כִּ֣י הַ⁠מָּ֔וֶת יַפְרִ֖יד בֵּינִ֥⁠י וּ⁠בֵינֵֽ⁠ךְ</w:t>
+      </w:r>
+    </w:p>
+    <w:p>
+      <w:pPr/>
+      <w:r>
+        <w:rPr>
+          <w:lang w:val="en_US" w:bidi="en_US"/>
+        </w:rPr>
+      </w:r>
+      <w:r>
+        <w:rPr>
           <w:b/>
           <w:lang w:val="en_US" w:bidi="en_US"/>
         </w:rPr>
@@ -5750,6 +6473,20 @@
       </w:r>
       <w:r>
         <w:rPr>
+          <w:lang w:val="en_US" w:bidi="en_US"/>
+        </w:rPr>
+        <w:t>יַפְרִ֖יד בֵּינִ֥⁠י וּ⁠בֵינֵֽ⁠ךְ</w:t>
+      </w:r>
+    </w:p>
+    <w:p>
+      <w:pPr/>
+      <w:r>
+        <w:rPr>
+          <w:lang w:val="en_US" w:bidi="en_US"/>
+        </w:rPr>
+      </w:r>
+      <w:r>
+        <w:rPr>
           <w:b/>
           <w:lang w:val="en_US" w:bidi="en_US"/>
         </w:rPr>
@@ -5833,6 +6570,20 @@
       </w:r>
       <w:r>
         <w:rPr>
+          <w:lang w:val="en_US" w:bidi="en_US"/>
+        </w:rPr>
+        <w:t>וַ⁠תֶּחְדַּ֖ל לְ⁠דַבֵּ֥ר אֵלֶֽי⁠הָ</w:t>
+      </w:r>
+    </w:p>
+    <w:p>
+      <w:pPr/>
+      <w:r>
+        <w:rPr>
+          <w:lang w:val="en_US" w:bidi="en_US"/>
+        </w:rPr>
+      </w:r>
+      <w:r>
+        <w:rPr>
           <w:b/>
           <w:lang w:val="en_US" w:bidi="en_US"/>
         </w:rPr>
@@ -5916,6 +6667,20 @@
       </w:r>
       <w:r>
         <w:rPr>
+          <w:lang w:val="en_US" w:bidi="en_US"/>
+        </w:rPr>
+        <w:t>וַ⁠תֶּחְדַּ֖ל לְ⁠דַבֵּ֥ר אֵלֶֽי⁠הָ</w:t>
+      </w:r>
+    </w:p>
+    <w:p>
+      <w:pPr/>
+      <w:r>
+        <w:rPr>
+          <w:lang w:val="en_US" w:bidi="en_US"/>
+        </w:rPr>
+      </w:r>
+      <w:r>
+        <w:rPr>
           <w:b/>
           <w:lang w:val="en_US" w:bidi="en_US"/>
         </w:rPr>
@@ -6025,6 +6790,20 @@
       </w:r>
       <w:r>
         <w:rPr>
+          <w:lang w:val="en_US" w:bidi="en_US"/>
+        </w:rPr>
+        <w:t>וַ⁠יְהִ֗י</w:t>
+      </w:r>
+    </w:p>
+    <w:p>
+      <w:pPr/>
+      <w:r>
+        <w:rPr>
+          <w:lang w:val="en_US" w:bidi="en_US"/>
+        </w:rPr>
+      </w:r>
+      <w:r>
+        <w:rPr>
           <w:b/>
           <w:lang w:val="en_US" w:bidi="en_US"/>
         </w:rPr>
@@ -6121,6 +6900,20 @@
       </w:r>
       <w:r>
         <w:rPr>
+          <w:lang w:val="en_US" w:bidi="en_US"/>
+        </w:rPr>
+        <w:t>כְּ⁠בֹאָ֨⁠נָה֙ בֵּ֣ית לֶ֔חֶם</w:t>
+      </w:r>
+    </w:p>
+    <w:p>
+      <w:pPr/>
+      <w:r>
+        <w:rPr>
+          <w:lang w:val="en_US" w:bidi="en_US"/>
+        </w:rPr>
+      </w:r>
+      <w:r>
+        <w:rPr>
           <w:b/>
           <w:lang w:val="en_US" w:bidi="en_US"/>
         </w:rPr>
@@ -6204,6 +6997,20 @@
       </w:r>
       <w:r>
         <w:rPr>
+          <w:lang w:val="en_US" w:bidi="en_US"/>
+        </w:rPr>
+        <w:t>כָּל־הָ⁠עִיר֙</w:t>
+      </w:r>
+    </w:p>
+    <w:p>
+      <w:pPr/>
+      <w:r>
+        <w:rPr>
+          <w:lang w:val="en_US" w:bidi="en_US"/>
+        </w:rPr>
+      </w:r>
+      <w:r>
+        <w:rPr>
           <w:b/>
           <w:lang w:val="en_US" w:bidi="en_US"/>
         </w:rPr>
@@ -6300,6 +7107,20 @@
       </w:r>
       <w:r>
         <w:rPr>
+          <w:lang w:val="en_US" w:bidi="en_US"/>
+        </w:rPr>
+        <w:t>כָּל־הָ⁠עִיר֙</w:t>
+      </w:r>
+    </w:p>
+    <w:p>
+      <w:pPr/>
+      <w:r>
+        <w:rPr>
+          <w:lang w:val="en_US" w:bidi="en_US"/>
+        </w:rPr>
+      </w:r>
+      <w:r>
+        <w:rPr>
           <w:b/>
           <w:lang w:val="en_US" w:bidi="en_US"/>
         </w:rPr>
@@ -6396,6 +7217,20 @@
       </w:r>
       <w:r>
         <w:rPr>
+          <w:lang w:val="en_US" w:bidi="en_US"/>
+        </w:rPr>
+        <w:t>הֲ⁠זֹ֥את נָעֳמִֽי</w:t>
+      </w:r>
+    </w:p>
+    <w:p>
+      <w:pPr/>
+      <w:r>
+        <w:rPr>
+          <w:lang w:val="en_US" w:bidi="en_US"/>
+        </w:rPr>
+      </w:r>
+      <w:r>
+        <w:rPr>
           <w:b/>
           <w:lang w:val="en_US" w:bidi="en_US"/>
         </w:rPr>
@@ -6479,6 +7314,20 @@
       </w:r>
       <w:r>
         <w:rPr>
+          <w:lang w:val="en_US" w:bidi="en_US"/>
+        </w:rPr>
+        <w:t>אַל־תִּקְרֶ֥אנָה לִ֖⁠י נָעֳמִ֑י</w:t>
+      </w:r>
+    </w:p>
+    <w:p>
+      <w:pPr/>
+      <w:r>
+        <w:rPr>
+          <w:lang w:val="en_US" w:bidi="en_US"/>
+        </w:rPr>
+      </w:r>
+      <w:r>
+        <w:rPr>
           <w:b/>
           <w:lang w:val="en_US" w:bidi="en_US"/>
         </w:rPr>
@@ -6575,6 +7424,20 @@
       </w:r>
       <w:r>
         <w:rPr>
+          <w:lang w:val="en_US" w:bidi="en_US"/>
+        </w:rPr>
+        <w:t>מָרָ֔א</w:t>
+      </w:r>
+    </w:p>
+    <w:p>
+      <w:pPr/>
+      <w:r>
+        <w:rPr>
+          <w:lang w:val="en_US" w:bidi="en_US"/>
+        </w:rPr>
+      </w:r>
+      <w:r>
+        <w:rPr>
           <w:b/>
           <w:lang w:val="en_US" w:bidi="en_US"/>
         </w:rPr>
@@ -6671,6 +7534,20 @@
       </w:r>
       <w:r>
         <w:rPr>
+          <w:lang w:val="en_US" w:bidi="en_US"/>
+        </w:rPr>
+        <w:t>אֲנִי֙ מְלֵאָ֣ה הָלַ֔כְתִּי וְ⁠רֵיקָ֖ם הֱשִׁיבַ֣⁠נִי יְהוָ֑ה</w:t>
+      </w:r>
+    </w:p>
+    <w:p>
+      <w:pPr/>
+      <w:r>
+        <w:rPr>
+          <w:lang w:val="en_US" w:bidi="en_US"/>
+        </w:rPr>
+      </w:r>
+      <w:r>
+        <w:rPr>
           <w:b/>
           <w:lang w:val="en_US" w:bidi="en_US"/>
         </w:rPr>
@@ -6780,6 +7657,20 @@
       </w:r>
       <w:r>
         <w:rPr>
+          <w:lang w:val="en_US" w:bidi="en_US"/>
+        </w:rPr>
+        <w:t>לָ֣⁠מָּה תִקְרֶ֤אנָה לִ⁠י֙ נָעֳמִ֔י</w:t>
+      </w:r>
+    </w:p>
+    <w:p>
+      <w:pPr/>
+      <w:r>
+        <w:rPr>
+          <w:lang w:val="en_US" w:bidi="en_US"/>
+        </w:rPr>
+      </w:r>
+      <w:r>
+        <w:rPr>
           <w:b/>
           <w:lang w:val="en_US" w:bidi="en_US"/>
         </w:rPr>
@@ -6863,6 +7754,20 @@
       </w:r>
       <w:r>
         <w:rPr>
+          <w:lang w:val="en_US" w:bidi="en_US"/>
+        </w:rPr>
+        <w:t>וַֽ⁠יהוָה֙ עָ֣נָה בִ֔⁠י וְ⁠שַׁדַּ֖י הֵ֥רַֽע לִֽ⁠י</w:t>
+      </w:r>
+    </w:p>
+    <w:p>
+      <w:pPr/>
+      <w:r>
+        <w:rPr>
+          <w:lang w:val="en_US" w:bidi="en_US"/>
+        </w:rPr>
+      </w:r>
+      <w:r>
+        <w:rPr>
           <w:b/>
           <w:lang w:val="en_US" w:bidi="en_US"/>
         </w:rPr>
@@ -6972,6 +7877,20 @@
       </w:r>
       <w:r>
         <w:rPr>
+          <w:lang w:val="en_US" w:bidi="en_US"/>
+        </w:rPr>
+        <w:t>עָ֣נָה בִ֔⁠י</w:t>
+      </w:r>
+    </w:p>
+    <w:p>
+      <w:pPr/>
+      <w:r>
+        <w:rPr>
+          <w:lang w:val="en_US" w:bidi="en_US"/>
+        </w:rPr>
+      </w:r>
+      <w:r>
+        <w:rPr>
           <w:b/>
           <w:lang w:val="en_US" w:bidi="en_US"/>
         </w:rPr>
@@ -7131,6 +8050,20 @@
       </w:r>
       <w:r>
         <w:rPr>
+          <w:lang w:val="en_US" w:bidi="en_US"/>
+        </w:rPr>
+        <w:t>וַ⁠תָּ֣שָׁב נָעֳמִ֗י וְ⁠ר֨וּת הַ⁠מּוֹאֲבִיָּ֤ה כַלָּתָ⁠הּ֙ עִמָּ֔⁠הּ הַ⁠שָּׁ֖בָה מִ⁠שְּׂדֵ֣י מוֹאָ֑ב</w:t>
+      </w:r>
+    </w:p>
+    <w:p>
+      <w:pPr/>
+      <w:r>
+        <w:rPr>
+          <w:lang w:val="en_US" w:bidi="en_US"/>
+        </w:rPr>
+      </w:r>
+      <w:r>
+        <w:rPr>
           <w:b/>
           <w:lang w:val="en_US" w:bidi="en_US"/>
         </w:rPr>
@@ -7214,6 +8147,20 @@
       </w:r>
       <w:r>
         <w:rPr>
+          <w:lang w:val="en_US" w:bidi="en_US"/>
+        </w:rPr>
+        <w:t>וְ⁠הֵ֗מָּה בָּ֚אוּ בֵּ֣ית לֶ֔חֶם בִּ⁠תְחִלַּ֖ת קְצִ֥יר שְׂעֹרִֽים</w:t>
+      </w:r>
+    </w:p>
+    <w:p>
+      <w:pPr/>
+      <w:r>
+        <w:rPr>
+          <w:lang w:val="en_US" w:bidi="en_US"/>
+        </w:rPr>
+      </w:r>
+      <w:r>
+        <w:rPr>
           <w:b/>
           <w:lang w:val="en_US" w:bidi="en_US"/>
         </w:rPr>
@@ -7297,6 +8244,20 @@
       </w:r>
       <w:r>
         <w:rPr>
+          <w:lang w:val="en_US" w:bidi="en_US"/>
+        </w:rPr>
+        <w:t>בִּ⁠תְחִלַּ֖ת קְצִ֥יר שְׂעֹרִֽים</w:t>
+      </w:r>
+    </w:p>
+    <w:p>
+      <w:pPr/>
+      <w:r>
+        <w:rPr>
+          <w:lang w:val="en_US" w:bidi="en_US"/>
+        </w:rPr>
+      </w:r>
+      <w:r>
+        <w:rPr>
           <w:b/>
           <w:lang w:val="en_US" w:bidi="en_US"/>
         </w:rPr>
@@ -7551,6 +8512,20 @@
       </w:r>
       <w:r>
         <w:rPr>
+          <w:lang w:val="en_US" w:bidi="en_US"/>
+        </w:rPr>
+        <w:t>וּֽ⁠לְ⁠נָעֳמִ֞י מוֹדַ֣ע לְ⁠אִישָׁ֗⁠הּ</w:t>
+      </w:r>
+    </w:p>
+    <w:p>
+      <w:pPr/>
+      <w:r>
+        <w:rPr>
+          <w:lang w:val="en_US" w:bidi="en_US"/>
+        </w:rPr>
+      </w:r>
+      <w:r>
+        <w:rPr>
           <w:b/>
           <w:lang w:val="en_US" w:bidi="en_US"/>
         </w:rPr>
@@ -7634,6 +8609,20 @@
       </w:r>
       <w:r>
         <w:rPr>
+          <w:lang w:val="en_US" w:bidi="en_US"/>
+        </w:rPr>
+        <w:t>וּֽ⁠לְ⁠נָעֳמִ֞י מוֹדַ֣ע לְ⁠אִישָׁ֗⁠הּ</w:t>
+      </w:r>
+    </w:p>
+    <w:p>
+      <w:pPr/>
+      <w:r>
+        <w:rPr>
+          <w:lang w:val="en_US" w:bidi="en_US"/>
+        </w:rPr>
+      </w:r>
+      <w:r>
+        <w:rPr>
           <w:b/>
           <w:lang w:val="en_US" w:bidi="en_US"/>
         </w:rPr>
@@ -7730,6 +8719,20 @@
       </w:r>
       <w:r>
         <w:rPr>
+          <w:lang w:val="en_US" w:bidi="en_US"/>
+        </w:rPr>
+        <w:t>אִ֚ישׁ גִּבּ֣וֹר חַ֔יִל</w:t>
+      </w:r>
+    </w:p>
+    <w:p>
+      <w:pPr/>
+      <w:r>
+        <w:rPr>
+          <w:lang w:val="en_US" w:bidi="en_US"/>
+        </w:rPr>
+      </w:r>
+      <w:r>
+        <w:rPr>
           <w:b/>
           <w:lang w:val="en_US" w:bidi="en_US"/>
         </w:rPr>
@@ -7826,6 +8829,20 @@
       </w:r>
       <w:r>
         <w:rPr>
+          <w:lang w:val="en_US" w:bidi="en_US"/>
+        </w:rPr>
+        <w:t>מִ⁠מִּשְׁפַּ֖חַת אֱלִימֶ֑לֶךְ</w:t>
+      </w:r>
+    </w:p>
+    <w:p>
+      <w:pPr/>
+      <w:r>
+        <w:rPr>
+          <w:lang w:val="en_US" w:bidi="en_US"/>
+        </w:rPr>
+      </w:r>
+      <w:r>
+        <w:rPr>
           <w:b/>
           <w:lang w:val="en_US" w:bidi="en_US"/>
         </w:rPr>
@@ -7922,6 +8939,20 @@
       </w:r>
       <w:r>
         <w:rPr>
+          <w:lang w:val="en_US" w:bidi="en_US"/>
+        </w:rPr>
+        <w:t>ר֨וּת הַ⁠מּוֹאֲבִיָּ֜ה</w:t>
+      </w:r>
+    </w:p>
+    <w:p>
+      <w:pPr/>
+      <w:r>
+        <w:rPr>
+          <w:lang w:val="en_US" w:bidi="en_US"/>
+        </w:rPr>
+      </w:r>
+      <w:r>
+        <w:rPr>
           <w:b/>
           <w:lang w:val="en_US" w:bidi="en_US"/>
         </w:rPr>
@@ -8068,6 +9099,20 @@
       </w:r>
       <w:r>
         <w:rPr>
+          <w:lang w:val="en_US" w:bidi="en_US"/>
+        </w:rPr>
+        <w:t>אֲשֶׁ֥ר אֶמְצָא־חֵ֖ן בְּ⁠עֵינָ֑י⁠ו</w:t>
+      </w:r>
+    </w:p>
+    <w:p>
+      <w:pPr/>
+      <w:r>
+        <w:rPr>
+          <w:lang w:val="en_US" w:bidi="en_US"/>
+        </w:rPr>
+      </w:r>
+      <w:r>
+        <w:rPr>
           <w:b/>
           <w:lang w:val="en_US" w:bidi="en_US"/>
         </w:rPr>
@@ -8164,6 +9209,20 @@
       </w:r>
       <w:r>
         <w:rPr>
+          <w:lang w:val="en_US" w:bidi="en_US"/>
+        </w:rPr>
+        <w:t>בִתִּֽ⁠י</w:t>
+      </w:r>
+    </w:p>
+    <w:p>
+      <w:pPr/>
+      <w:r>
+        <w:rPr>
+          <w:lang w:val="en_US" w:bidi="en_US"/>
+        </w:rPr>
+      </w:r>
+      <w:r>
+        <w:rPr>
           <w:b/>
           <w:lang w:val="en_US" w:bidi="en_US"/>
         </w:rPr>
@@ -8247,6 +9306,20 @@
       </w:r>
       <w:r>
         <w:rPr>
+          <w:lang w:val="en_US" w:bidi="en_US"/>
+        </w:rPr>
+        <w:t>וַ⁠יִּ֣קֶר מִקְרֶ֔⁠הָ</w:t>
+      </w:r>
+    </w:p>
+    <w:p>
+      <w:pPr/>
+      <w:r>
+        <w:rPr>
+          <w:lang w:val="en_US" w:bidi="en_US"/>
+        </w:rPr>
+      </w:r>
+      <w:r>
+        <w:rPr>
           <w:b/>
           <w:lang w:val="en_US" w:bidi="en_US"/>
         </w:rPr>
@@ -8343,6 +9416,20 @@
       </w:r>
       <w:r>
         <w:rPr>
+          <w:lang w:val="en_US" w:bidi="en_US"/>
+        </w:rPr>
+        <w:t>מִ⁠מִּשְׁפַּ֥חַת אֱלִימֶֽלֶךְ</w:t>
+      </w:r>
+    </w:p>
+    <w:p>
+      <w:pPr/>
+      <w:r>
+        <w:rPr>
+          <w:lang w:val="en_US" w:bidi="en_US"/>
+        </w:rPr>
+      </w:r>
+      <w:r>
+        <w:rPr>
           <w:b/>
           <w:lang w:val="en_US" w:bidi="en_US"/>
         </w:rPr>
@@ -8439,6 +9526,20 @@
       </w:r>
       <w:r>
         <w:rPr>
+          <w:lang w:val="en_US" w:bidi="en_US"/>
+        </w:rPr>
+        <w:t>וְ⁠הִנֵּה</w:t>
+      </w:r>
+    </w:p>
+    <w:p>
+      <w:pPr/>
+      <w:r>
+        <w:rPr>
+          <w:lang w:val="en_US" w:bidi="en_US"/>
+        </w:rPr>
+      </w:r>
+      <w:r>
+        <w:rPr>
           <w:b/>
           <w:lang w:val="en_US" w:bidi="en_US"/>
         </w:rPr>
@@ -8535,6 +9636,20 @@
       </w:r>
       <w:r>
         <w:rPr>
+          <w:lang w:val="en_US" w:bidi="en_US"/>
+        </w:rPr>
+        <w:t>בָּ֚א מִ⁠בֵּ֣ית לֶ֔חֶם</w:t>
+      </w:r>
+    </w:p>
+    <w:p>
+      <w:pPr/>
+      <w:r>
+        <w:rPr>
+          <w:lang w:val="en_US" w:bidi="en_US"/>
+        </w:rPr>
+      </w:r>
+      <w:r>
+        <w:rPr>
           <w:b/>
           <w:lang w:val="en_US" w:bidi="en_US"/>
         </w:rPr>
@@ -8618,6 +9733,20 @@
       </w:r>
       <w:r>
         <w:rPr>
+          <w:lang w:val="en_US" w:bidi="en_US"/>
+        </w:rPr>
+        <w:t>יְהוָ֣ה עִמָּ⁠כֶ֑ם</w:t>
+      </w:r>
+    </w:p>
+    <w:p>
+      <w:pPr/>
+      <w:r>
+        <w:rPr>
+          <w:lang w:val="en_US" w:bidi="en_US"/>
+        </w:rPr>
+      </w:r>
+      <w:r>
+        <w:rPr>
           <w:b/>
           <w:lang w:val="en_US" w:bidi="en_US"/>
         </w:rPr>
@@ -8880,6 +10009,20 @@
       </w:r>
       <w:r>
         <w:rPr>
+          <w:lang w:val="en_US" w:bidi="en_US"/>
+        </w:rPr>
+        <w:t>לְ⁠מִ֖י הַ⁠נַּעֲרָ֥ה הַ⁠זֹּֽאת</w:t>
+      </w:r>
+    </w:p>
+    <w:p>
+      <w:pPr/>
+      <w:r>
+        <w:rPr>
+          <w:lang w:val="en_US" w:bidi="en_US"/>
+        </w:rPr>
+      </w:r>
+      <w:r>
+        <w:rPr>
           <w:b/>
           <w:lang w:val="en_US" w:bidi="en_US"/>
         </w:rPr>
@@ -8963,6 +10106,20 @@
       </w:r>
       <w:r>
         <w:rPr>
+          <w:lang w:val="en_US" w:bidi="en_US"/>
+        </w:rPr>
+        <w:t>וַ⁠יַּ֗עַן &amp; וַ⁠יֹּאמַ֑ר</w:t>
+      </w:r>
+    </w:p>
+    <w:p>
+      <w:pPr/>
+      <w:r>
+        <w:rPr>
+          <w:lang w:val="en_US" w:bidi="en_US"/>
+        </w:rPr>
+      </w:r>
+      <w:r>
+        <w:rPr>
           <w:b/>
           <w:lang w:val="en_US" w:bidi="en_US"/>
         </w:rPr>
@@ -9085,6 +10242,20 @@
       </w:r>
       <w:r>
         <w:rPr>
+          <w:lang w:val="en_US" w:bidi="en_US"/>
+        </w:rPr>
+        <w:t>וַ⁠תֹּ֗אמֶר אֲלַקֳטָה־נָּא֙ וְ⁠אָסַפְתִּ֣י בָֽ⁠עֳמָרִ֔ים אַחֲרֵ֖י הַ⁠קּוֹצְרִ֑ים</w:t>
+      </w:r>
+    </w:p>
+    <w:p>
+      <w:pPr/>
+      <w:r>
+        <w:rPr>
+          <w:lang w:val="en_US" w:bidi="en_US"/>
+        </w:rPr>
+      </w:r>
+      <w:r>
+        <w:rPr>
           <w:b/>
           <w:lang w:val="en_US" w:bidi="en_US"/>
         </w:rPr>
@@ -9168,6 +10339,20 @@
       </w:r>
       <w:r>
         <w:rPr>
+          <w:lang w:val="en_US" w:bidi="en_US"/>
+        </w:rPr>
+        <w:t>אֲלַקֳטָה־נָּא֙ וְ⁠אָסַפְתִּ֣י</w:t>
+      </w:r>
+    </w:p>
+    <w:p>
+      <w:pPr/>
+      <w:r>
+        <w:rPr>
+          <w:lang w:val="en_US" w:bidi="en_US"/>
+        </w:rPr>
+      </w:r>
+      <w:r>
+        <w:rPr>
           <w:b/>
           <w:lang w:val="en_US" w:bidi="en_US"/>
         </w:rPr>
@@ -9353,6 +10538,20 @@
       </w:r>
       <w:r>
         <w:rPr>
+          <w:lang w:val="en_US" w:bidi="en_US"/>
+        </w:rPr>
+        <w:t>הֲ⁠ל֧וֹא שָׁמַ֣עַתְּ בִּתִּ֗⁠י</w:t>
+      </w:r>
+    </w:p>
+    <w:p>
+      <w:pPr/>
+      <w:r>
+        <w:rPr>
+          <w:lang w:val="en_US" w:bidi="en_US"/>
+        </w:rPr>
+      </w:r>
+      <w:r>
+        <w:rPr>
           <w:b/>
           <w:lang w:val="en_US" w:bidi="en_US"/>
         </w:rPr>
@@ -9436,6 +10635,20 @@
       </w:r>
       <w:r>
         <w:rPr>
+          <w:lang w:val="en_US" w:bidi="en_US"/>
+        </w:rPr>
+        <w:t>בִּתִּ֗⁠י</w:t>
+      </w:r>
+    </w:p>
+    <w:p>
+      <w:pPr/>
+      <w:r>
+        <w:rPr>
+          <w:lang w:val="en_US" w:bidi="en_US"/>
+        </w:rPr>
+      </w:r>
+      <w:r>
+        <w:rPr>
           <w:b/>
           <w:lang w:val="en_US" w:bidi="en_US"/>
         </w:rPr>
@@ -9532,6 +10745,20 @@
       </w:r>
       <w:r>
         <w:rPr>
+          <w:lang w:val="en_US" w:bidi="en_US"/>
+        </w:rPr>
+        <w:t>עֵינַ֜יִ⁠ךְ בַּ⁠שָּׂדֶ֤ה</w:t>
+      </w:r>
+    </w:p>
+    <w:p>
+      <w:pPr/>
+      <w:r>
+        <w:rPr>
+          <w:lang w:val="en_US" w:bidi="en_US"/>
+        </w:rPr>
+      </w:r>
+      <w:r>
+        <w:rPr>
           <w:b/>
           <w:lang w:val="en_US" w:bidi="en_US"/>
         </w:rPr>
@@ -9628,6 +10855,20 @@
       </w:r>
       <w:r>
         <w:rPr>
+          <w:lang w:val="en_US" w:bidi="en_US"/>
+        </w:rPr>
+        <w:t>אַחֲרֵי⁠הֶ֔ן</w:t>
+      </w:r>
+    </w:p>
+    <w:p>
+      <w:pPr/>
+      <w:r>
+        <w:rPr>
+          <w:lang w:val="en_US" w:bidi="en_US"/>
+        </w:rPr>
+      </w:r>
+      <w:r>
+        <w:rPr>
           <w:b/>
           <w:lang w:val="en_US" w:bidi="en_US"/>
         </w:rPr>
@@ -9724,6 +10965,20 @@
       </w:r>
       <w:r>
         <w:rPr>
+          <w:lang w:val="en_US" w:bidi="en_US"/>
+        </w:rPr>
+        <w:t>הֲ⁠ל֥וֹא צִוִּ֛יתִי אֶת־הַ⁠נְּעָרִ֖ים לְ⁠בִלְתִּ֣י נָגְעֵ֑⁠ךְ</w:t>
+      </w:r>
+    </w:p>
+    <w:p>
+      <w:pPr/>
+      <w:r>
+        <w:rPr>
+          <w:lang w:val="en_US" w:bidi="en_US"/>
+        </w:rPr>
+      </w:r>
+      <w:r>
+        <w:rPr>
           <w:b/>
           <w:lang w:val="en_US" w:bidi="en_US"/>
         </w:rPr>
@@ -9807,6 +11062,20 @@
       </w:r>
       <w:r>
         <w:rPr>
+          <w:lang w:val="en_US" w:bidi="en_US"/>
+        </w:rPr>
+        <w:t>אֶת־הַ⁠נְּעָרִ֖ים</w:t>
+      </w:r>
+    </w:p>
+    <w:p>
+      <w:pPr/>
+      <w:r>
+        <w:rPr>
+          <w:lang w:val="en_US" w:bidi="en_US"/>
+        </w:rPr>
+      </w:r>
+      <w:r>
+        <w:rPr>
           <w:b/>
           <w:lang w:val="en_US" w:bidi="en_US"/>
         </w:rPr>
@@ -9890,6 +11159,20 @@
       </w:r>
       <w:r>
         <w:rPr>
+          <w:lang w:val="en_US" w:bidi="en_US"/>
+        </w:rPr>
+        <w:t>לְ⁠בִלְתִּ֣י נָגְעֵ֑⁠ךְ</w:t>
+      </w:r>
+    </w:p>
+    <w:p>
+      <w:pPr/>
+      <w:r>
+        <w:rPr>
+          <w:lang w:val="en_US" w:bidi="en_US"/>
+        </w:rPr>
+      </w:r>
+      <w:r>
+        <w:rPr>
           <w:b/>
           <w:lang w:val="en_US" w:bidi="en_US"/>
         </w:rPr>
@@ -10049,6 +11332,20 @@
       </w:r>
       <w:r>
         <w:rPr>
+          <w:lang w:val="en_US" w:bidi="en_US"/>
+        </w:rPr>
+        <w:t>וַ⁠תִּפֹּל֙ עַל־פָּנֶ֔י⁠הָ וַ⁠תִּשְׁתַּ֖חוּ אָ֑רְצָ⁠ה</w:t>
+      </w:r>
+    </w:p>
+    <w:p>
+      <w:pPr/>
+      <w:r>
+        <w:rPr>
+          <w:lang w:val="en_US" w:bidi="en_US"/>
+        </w:rPr>
+      </w:r>
+      <w:r>
+        <w:rPr>
           <w:b/>
           <w:lang w:val="en_US" w:bidi="en_US"/>
         </w:rPr>
@@ -10132,6 +11429,20 @@
       </w:r>
       <w:r>
         <w:rPr>
+          <w:lang w:val="en_US" w:bidi="en_US"/>
+        </w:rPr>
+        <w:t>וַ⁠תִּפֹּל֙ עַל־פָּנֶ֔י⁠הָ וַ⁠תִּשְׁתַּ֖חוּ אָ֑רְצָ⁠ה</w:t>
+      </w:r>
+    </w:p>
+    <w:p>
+      <w:pPr/>
+      <w:r>
+        <w:rPr>
+          <w:lang w:val="en_US" w:bidi="en_US"/>
+        </w:rPr>
+      </w:r>
+      <w:r>
+        <w:rPr>
           <w:b/>
           <w:lang w:val="en_US" w:bidi="en_US"/>
         </w:rPr>
@@ -10241,6 +11552,20 @@
       </w:r>
       <w:r>
         <w:rPr>
+          <w:lang w:val="en_US" w:bidi="en_US"/>
+        </w:rPr>
+        <w:t>וַ⁠תִּפֹּל֙ עַל־פָּנֶ֔י⁠הָ וַ⁠תִּשְׁתַּ֖חוּ אָ֑רְצָ⁠ה</w:t>
+      </w:r>
+    </w:p>
+    <w:p>
+      <w:pPr/>
+      <w:r>
+        <w:rPr>
+          <w:lang w:val="en_US" w:bidi="en_US"/>
+        </w:rPr>
+      </w:r>
+      <w:r>
+        <w:rPr>
           <w:b/>
           <w:lang w:val="en_US" w:bidi="en_US"/>
         </w:rPr>
@@ -10337,6 +11662,20 @@
       </w:r>
       <w:r>
         <w:rPr>
+          <w:lang w:val="en_US" w:bidi="en_US"/>
+        </w:rPr>
+        <w:t>מַדּוּעַ֩ מָצָ֨אתִי חֵ֤ן בְּ⁠עֵינֶ֨י⁠ךָ֙ לְ⁠הַכִּירֵ֔⁠נִי וְ⁠אָּנֹכִ֖י נָכְרִיָּֽה</w:t>
+      </w:r>
+    </w:p>
+    <w:p>
+      <w:pPr/>
+      <w:r>
+        <w:rPr>
+          <w:lang w:val="en_US" w:bidi="en_US"/>
+        </w:rPr>
+      </w:r>
+      <w:r>
+        <w:rPr>
           <w:b/>
           <w:lang w:val="en_US" w:bidi="en_US"/>
         </w:rPr>
@@ -10420,6 +11759,20 @@
       </w:r>
       <w:r>
         <w:rPr>
+          <w:lang w:val="en_US" w:bidi="en_US"/>
+        </w:rPr>
+        <w:t>מָצָ֨אתִי חֵ֤ן בְּ⁠עֵינֶ֨י⁠ךָ֙</w:t>
+      </w:r>
+    </w:p>
+    <w:p>
+      <w:pPr/>
+      <w:r>
+        <w:rPr>
+          <w:lang w:val="en_US" w:bidi="en_US"/>
+        </w:rPr>
+      </w:r>
+      <w:r>
+        <w:rPr>
           <w:b/>
           <w:lang w:val="en_US" w:bidi="en_US"/>
         </w:rPr>
@@ -10625,6 +11978,20 @@
       </w:r>
       <w:r>
         <w:rPr>
+          <w:lang w:val="en_US" w:bidi="en_US"/>
+        </w:rPr>
+        <w:t>הֻגֵּ֨ד הֻגַּ֜ד</w:t>
+      </w:r>
+    </w:p>
+    <w:p>
+      <w:pPr/>
+      <w:r>
+        <w:rPr>
+          <w:lang w:val="en_US" w:bidi="en_US"/>
+        </w:rPr>
+      </w:r>
+      <w:r>
+        <w:rPr>
           <w:b/>
           <w:lang w:val="en_US" w:bidi="en_US"/>
         </w:rPr>
@@ -10721,6 +12088,20 @@
       </w:r>
       <w:r>
         <w:rPr>
+          <w:lang w:val="en_US" w:bidi="en_US"/>
+        </w:rPr>
+        <w:t>הֻגֵּ֨ד הֻגַּ֜ד לִ֗⁠י</w:t>
+      </w:r>
+    </w:p>
+    <w:p>
+      <w:pPr/>
+      <w:r>
+        <w:rPr>
+          <w:lang w:val="en_US" w:bidi="en_US"/>
+        </w:rPr>
+      </w:r>
+      <w:r>
+        <w:rPr>
           <w:b/>
           <w:lang w:val="en_US" w:bidi="en_US"/>
         </w:rPr>
@@ -10804,6 +12185,20 @@
       </w:r>
       <w:r>
         <w:rPr>
+          <w:lang w:val="en_US" w:bidi="en_US"/>
+        </w:rPr>
+        <w:t>וַ⁠תֵּ֣לְכִ֔י אֶל־עַ֕ם</w:t>
+      </w:r>
+    </w:p>
+    <w:p>
+      <w:pPr/>
+      <w:r>
+        <w:rPr>
+          <w:lang w:val="en_US" w:bidi="en_US"/>
+        </w:rPr>
+      </w:r>
+      <w:r>
+        <w:rPr>
           <w:b/>
           <w:lang w:val="en_US" w:bidi="en_US"/>
         </w:rPr>
@@ -10900,6 +12295,20 @@
       </w:r>
       <w:r>
         <w:rPr>
+          <w:lang w:val="en_US" w:bidi="en_US"/>
+        </w:rPr>
+        <w:t>תְּמ֥וֹל שִׁלְשֽׁוֹם</w:t>
+      </w:r>
+    </w:p>
+    <w:p>
+      <w:pPr/>
+      <w:r>
+        <w:rPr>
+          <w:lang w:val="en_US" w:bidi="en_US"/>
+        </w:rPr>
+      </w:r>
+      <w:r>
+        <w:rPr>
           <w:b/>
           <w:lang w:val="en_US" w:bidi="en_US"/>
         </w:rPr>
@@ -10996,6 +12405,20 @@
       </w:r>
       <w:r>
         <w:rPr>
+          <w:lang w:val="en_US" w:bidi="en_US"/>
+        </w:rPr>
+        <w:t>פָּעֳלֵ֑⁠ךְ</w:t>
+      </w:r>
+    </w:p>
+    <w:p>
+      <w:pPr/>
+      <w:r>
+        <w:rPr>
+          <w:lang w:val="en_US" w:bidi="en_US"/>
+        </w:rPr>
+      </w:r>
+      <w:r>
+        <w:rPr>
           <w:b/>
           <w:lang w:val="en_US" w:bidi="en_US"/>
         </w:rPr>
@@ -11092,6 +12515,20 @@
       </w:r>
       <w:r>
         <w:rPr>
+          <w:lang w:val="en_US" w:bidi="en_US"/>
+        </w:rPr>
+        <w:t>וּ⁠תְהִ֨י מַשְׂכֻּרְתֵּ֜⁠ךְ שְׁלֵמָ֗ה מֵ⁠עִ֤ם יְהוָה֙</w:t>
+      </w:r>
+    </w:p>
+    <w:p>
+      <w:pPr/>
+      <w:r>
+        <w:rPr>
+          <w:lang w:val="en_US" w:bidi="en_US"/>
+        </w:rPr>
+      </w:r>
+      <w:r>
+        <w:rPr>
           <w:b/>
           <w:lang w:val="en_US" w:bidi="en_US"/>
         </w:rPr>
@@ -11175,6 +12612,20 @@
       </w:r>
       <w:r>
         <w:rPr>
+          <w:lang w:val="en_US" w:bidi="en_US"/>
+        </w:rPr>
+        <w:t>אֲשֶׁר־בָּ֖את לַ⁠חֲס֥וֹת תַּֽחַת־כְּנָפָֽי⁠ו</w:t>
+      </w:r>
+    </w:p>
+    <w:p>
+      <w:pPr/>
+      <w:r>
+        <w:rPr>
+          <w:lang w:val="en_US" w:bidi="en_US"/>
+        </w:rPr>
+      </w:r>
+      <w:r>
+        <w:rPr>
           <w:b/>
           <w:lang w:val="en_US" w:bidi="en_US"/>
         </w:rPr>
@@ -11271,6 +12722,20 @@
       </w:r>
       <w:r>
         <w:rPr>
+          <w:lang w:val="en_US" w:bidi="en_US"/>
+        </w:rPr>
+        <w:t>אֶמְצָא־חֵ֨ן בְּ⁠עֵינֶ֤י⁠ךָ</w:t>
+      </w:r>
+    </w:p>
+    <w:p>
+      <w:pPr/>
+      <w:r>
+        <w:rPr>
+          <w:lang w:val="en_US" w:bidi="en_US"/>
+        </w:rPr>
+      </w:r>
+      <w:r>
+        <w:rPr>
           <w:b/>
           <w:lang w:val="en_US" w:bidi="en_US"/>
         </w:rPr>
@@ -11367,6 +12832,20 @@
       </w:r>
       <w:r>
         <w:rPr>
+          <w:lang w:val="en_US" w:bidi="en_US"/>
+        </w:rPr>
+        <w:t>אֲדֹנִ⁠י֙</w:t>
+      </w:r>
+    </w:p>
+    <w:p>
+      <w:pPr/>
+      <w:r>
+        <w:rPr>
+          <w:lang w:val="en_US" w:bidi="en_US"/>
+        </w:rPr>
+      </w:r>
+      <w:r>
+        <w:rPr>
           <w:b/>
           <w:lang w:val="en_US" w:bidi="en_US"/>
         </w:rPr>
@@ -11476,6 +12955,20 @@
       </w:r>
       <w:r>
         <w:rPr>
+          <w:lang w:val="en_US" w:bidi="en_US"/>
+        </w:rPr>
+        <w:t>עַל־לֵ֣ב שִׁפְחָתֶ֑⁠ךָ</w:t>
+      </w:r>
+    </w:p>
+    <w:p>
+      <w:pPr/>
+      <w:r>
+        <w:rPr>
+          <w:lang w:val="en_US" w:bidi="en_US"/>
+        </w:rPr>
+      </w:r>
+      <w:r>
+        <w:rPr>
           <w:b/>
           <w:lang w:val="en_US" w:bidi="en_US"/>
         </w:rPr>
@@ -11559,6 +13052,20 @@
       </w:r>
       <w:r>
         <w:rPr>
+          <w:lang w:val="en_US" w:bidi="en_US"/>
+        </w:rPr>
+        <w:t>עַל־לֵ֣ב</w:t>
+      </w:r>
+    </w:p>
+    <w:p>
+      <w:pPr/>
+      <w:r>
+        <w:rPr>
+          <w:lang w:val="en_US" w:bidi="en_US"/>
+        </w:rPr>
+      </w:r>
+      <w:r>
+        <w:rPr>
           <w:b/>
           <w:lang w:val="en_US" w:bidi="en_US"/>
         </w:rPr>
@@ -11655,6 +13162,20 @@
       </w:r>
       <w:r>
         <w:rPr>
+          <w:lang w:val="en_US" w:bidi="en_US"/>
+        </w:rPr>
+        <w:t>שִׁפְחָתֶ֑⁠ךָ</w:t>
+      </w:r>
+    </w:p>
+    <w:p>
+      <w:pPr/>
+      <w:r>
+        <w:rPr>
+          <w:lang w:val="en_US" w:bidi="en_US"/>
+        </w:rPr>
+      </w:r>
+      <w:r>
+        <w:rPr>
           <w:b/>
           <w:lang w:val="en_US" w:bidi="en_US"/>
         </w:rPr>
@@ -11738,6 +13259,20 @@
       </w:r>
       <w:r>
         <w:rPr>
+          <w:lang w:val="en_US" w:bidi="en_US"/>
+        </w:rPr>
+        <w:t>וְ⁠אָנֹכִי֙ לֹ֣א אֶֽהְיֶ֔ה כְּ⁠אַחַ֖ת שִׁפְחֹתֶֽי⁠ךָ</w:t>
+      </w:r>
+    </w:p>
+    <w:p>
+      <w:pPr/>
+      <w:r>
+        <w:rPr>
+          <w:lang w:val="en_US" w:bidi="en_US"/>
+        </w:rPr>
+      </w:r>
+      <w:r>
+        <w:rPr>
           <w:b/>
           <w:lang w:val="en_US" w:bidi="en_US"/>
         </w:rPr>
@@ -11884,6 +13419,20 @@
       </w:r>
       <w:r>
         <w:rPr>
+          <w:lang w:val="en_US" w:bidi="en_US"/>
+        </w:rPr>
+        <w:t>גֹּ֤שִֽׁי הֲלֹם֙ וְ⁠אָכַ֣לְתְּ מִן־הַ⁠לֶּ֔חֶם וְ⁠טָבַ֥לְתְּ פִּתֵּ֖⁠ךְ בַּ⁠חֹ֑מֶץ</w:t>
+      </w:r>
+    </w:p>
+    <w:p>
+      <w:pPr/>
+      <w:r>
+        <w:rPr>
+          <w:lang w:val="en_US" w:bidi="en_US"/>
+        </w:rPr>
+      </w:r>
+      <w:r>
+        <w:rPr>
           <w:b/>
           <w:lang w:val="en_US" w:bidi="en_US"/>
         </w:rPr>
@@ -11967,6 +13516,20 @@
       </w:r>
       <w:r>
         <w:rPr>
+          <w:lang w:val="en_US" w:bidi="en_US"/>
+        </w:rPr>
+        <w:t>וְ⁠אָכַ֣לְתְּ מִן־הַ⁠לֶּ֔חֶם וְ⁠טָבַ֥לְתְּ פִּתֵּ֖⁠ךְ בַּ⁠חֹ֑מֶץ</w:t>
+      </w:r>
+    </w:p>
+    <w:p>
+      <w:pPr/>
+      <w:r>
+        <w:rPr>
+          <w:lang w:val="en_US" w:bidi="en_US"/>
+        </w:rPr>
+      </w:r>
+      <w:r>
+        <w:rPr>
           <w:b/>
           <w:lang w:val="en_US" w:bidi="en_US"/>
         </w:rPr>
@@ -12050,6 +13613,20 @@
       </w:r>
       <w:r>
         <w:rPr>
+          <w:lang w:val="en_US" w:bidi="en_US"/>
+        </w:rPr>
+        <w:t>וְ⁠טָבַ֥לְתְּ פִּתֵּ֖⁠ךְ בַּ⁠חֹ֑מֶץ</w:t>
+      </w:r>
+    </w:p>
+    <w:p>
+      <w:pPr/>
+      <w:r>
+        <w:rPr>
+          <w:lang w:val="en_US" w:bidi="en_US"/>
+        </w:rPr>
+      </w:r>
+      <w:r>
+        <w:rPr>
           <w:b/>
           <w:lang w:val="en_US" w:bidi="en_US"/>
         </w:rPr>
@@ -12113,6 +13690,20 @@
       </w:r>
       <w:r>
         <w:rPr>
+          <w:lang w:val="en_US" w:bidi="en_US"/>
+        </w:rPr>
+        <w:t>וַ⁠יְצַו֩ בֹּ֨עַז אֶת־נְעָרָ֜י⁠ו</w:t>
+      </w:r>
+    </w:p>
+    <w:p>
+      <w:pPr/>
+      <w:r>
+        <w:rPr>
+          <w:lang w:val="en_US" w:bidi="en_US"/>
+        </w:rPr>
+      </w:r>
+      <w:r>
+        <w:rPr>
           <w:b/>
           <w:lang w:val="en_US" w:bidi="en_US"/>
         </w:rPr>
@@ -12196,6 +13787,20 @@
       </w:r>
       <w:r>
         <w:rPr>
+          <w:lang w:val="en_US" w:bidi="en_US"/>
+        </w:rPr>
+        <w:t>גַּ֣ם בֵּ֧ין הָֽ⁠עֳמָרִ֛ים</w:t>
+      </w:r>
+    </w:p>
+    <w:p>
+      <w:pPr/>
+      <w:r>
+        <w:rPr>
+          <w:lang w:val="en_US" w:bidi="en_US"/>
+        </w:rPr>
+      </w:r>
+      <w:r>
+        <w:rPr>
           <w:b/>
           <w:lang w:val="en_US" w:bidi="en_US"/>
         </w:rPr>
@@ -12272,6 +13877,20 @@
       </w:r>
       <w:r>
         <w:rPr>
+          <w:lang w:val="en_US" w:bidi="en_US"/>
+        </w:rPr>
+        <w:t>וְ⁠לֹ֥א תַכְלִימֽוּ⁠הָ</w:t>
+      </w:r>
+    </w:p>
+    <w:p>
+      <w:pPr/>
+      <w:r>
+        <w:rPr>
+          <w:lang w:val="en_US" w:bidi="en_US"/>
+        </w:rPr>
+      </w:r>
+      <w:r>
+        <w:rPr>
           <w:b/>
           <w:lang w:val="en_US" w:bidi="en_US"/>
         </w:rPr>
@@ -12355,6 +13974,20 @@
       </w:r>
       <w:r>
         <w:rPr>
+          <w:lang w:val="en_US" w:bidi="en_US"/>
+        </w:rPr>
+        <w:t>וְ⁠גַ֛ם</w:t>
+      </w:r>
+    </w:p>
+    <w:p>
+      <w:pPr/>
+      <w:r>
+        <w:rPr>
+          <w:lang w:val="en_US" w:bidi="en_US"/>
+        </w:rPr>
+      </w:r>
+      <w:r>
+        <w:rPr>
           <w:b/>
           <w:lang w:val="en_US" w:bidi="en_US"/>
         </w:rPr>
@@ -12481,6 +14114,20 @@
       </w:r>
       <w:r>
         <w:rPr>
+          <w:lang w:val="en_US" w:bidi="en_US"/>
+        </w:rPr>
+        <w:t>וַ⁠תַּחְבֹּט֙</w:t>
+      </w:r>
+    </w:p>
+    <w:p>
+      <w:pPr/>
+      <w:r>
+        <w:rPr>
+          <w:lang w:val="en_US" w:bidi="en_US"/>
+        </w:rPr>
+      </w:r>
+      <w:r>
+        <w:rPr>
           <w:b/>
           <w:lang w:val="en_US" w:bidi="en_US"/>
         </w:rPr>
@@ -12544,6 +14191,20 @@
       </w:r>
       <w:r>
         <w:rPr>
+          <w:lang w:val="en_US" w:bidi="en_US"/>
+        </w:rPr>
+        <w:t>כְּ⁠אֵיפָ֥ה</w:t>
+      </w:r>
+    </w:p>
+    <w:p>
+      <w:pPr/>
+      <w:r>
+        <w:rPr>
+          <w:lang w:val="en_US" w:bidi="en_US"/>
+        </w:rPr>
+      </w:r>
+      <w:r>
+        <w:rPr>
           <w:b/>
           <w:lang w:val="en_US" w:bidi="en_US"/>
         </w:rPr>
@@ -12640,6 +14301,20 @@
       </w:r>
       <w:r>
         <w:rPr>
+          <w:lang w:val="en_US" w:bidi="en_US"/>
+        </w:rPr>
+        <w:t>וַ⁠תִּשָּׂא֙ וַ⁠תָּב֣וֹא הָ⁠עִ֔יר</w:t>
+      </w:r>
+    </w:p>
+    <w:p>
+      <w:pPr/>
+      <w:r>
+        <w:rPr>
+          <w:lang w:val="en_US" w:bidi="en_US"/>
+        </w:rPr>
+      </w:r>
+      <w:r>
+        <w:rPr>
           <w:b/>
           <w:lang w:val="en_US" w:bidi="en_US"/>
         </w:rPr>
@@ -12723,6 +14398,20 @@
       </w:r>
       <w:r>
         <w:rPr>
+          <w:lang w:val="en_US" w:bidi="en_US"/>
+        </w:rPr>
+        <w:t>אֵיפֹ֨ה לִקַּ֤טְתְּ הַ⁠יּוֹם֙ וְ⁠אָ֣נָה עָשִׂ֔ית</w:t>
+      </w:r>
+    </w:p>
+    <w:p>
+      <w:pPr/>
+      <w:r>
+        <w:rPr>
+          <w:lang w:val="en_US" w:bidi="en_US"/>
+        </w:rPr>
+      </w:r>
+      <w:r>
+        <w:rPr>
           <w:b/>
           <w:lang w:val="en_US" w:bidi="en_US"/>
         </w:rPr>
@@ -12806,6 +14495,20 @@
       </w:r>
       <w:r>
         <w:rPr>
+          <w:lang w:val="en_US" w:bidi="en_US"/>
+        </w:rPr>
+        <w:t>יְהִ֥י מַכִּירֵ֖⁠ךְ בָּר֑וּךְ</w:t>
+      </w:r>
+    </w:p>
+    <w:p>
+      <w:pPr/>
+      <w:r>
+        <w:rPr>
+          <w:lang w:val="en_US" w:bidi="en_US"/>
+        </w:rPr>
+      </w:r>
+      <w:r>
+        <w:rPr>
           <w:b/>
           <w:lang w:val="en_US" w:bidi="en_US"/>
         </w:rPr>
@@ -12889,6 +14592,20 @@
       </w:r>
       <w:r>
         <w:rPr>
+          <w:lang w:val="en_US" w:bidi="en_US"/>
+        </w:rPr>
+        <w:t>יְהִ֥י מַכִּירֵ֖⁠ךְ בָּר֑וּךְ</w:t>
+      </w:r>
+    </w:p>
+    <w:p>
+      <w:pPr/>
+      <w:r>
+        <w:rPr>
+          <w:lang w:val="en_US" w:bidi="en_US"/>
+        </w:rPr>
+      </w:r>
+      <w:r>
+        <w:rPr>
           <w:b/>
           <w:lang w:val="en_US" w:bidi="en_US"/>
         </w:rPr>
@@ -12972,6 +14689,20 @@
       </w:r>
       <w:r>
         <w:rPr>
+          <w:lang w:val="en_US" w:bidi="en_US"/>
+        </w:rPr>
+        <w:t>מַכִּירֵ֖⁠ךְ</w:t>
+      </w:r>
+    </w:p>
+    <w:p>
+      <w:pPr/>
+      <w:r>
+        <w:rPr>
+          <w:lang w:val="en_US" w:bidi="en_US"/>
+        </w:rPr>
+      </w:r>
+      <w:r>
+        <w:rPr>
           <w:b/>
           <w:lang w:val="en_US" w:bidi="en_US"/>
         </w:rPr>
@@ -13068,6 +14799,20 @@
       </w:r>
       <w:r>
         <w:rPr>
+          <w:lang w:val="en_US" w:bidi="en_US"/>
+        </w:rPr>
+        <w:t>וַ⁠תַּגֵּ֣ד לַ⁠חֲמוֹתָ֗⁠הּ אֵ֤ת אֲשֶׁר־עָשְׂתָה֙ עִמּ֔⁠וֹ וַ⁠תֹּ֗אמֶר שֵׁ֤ם הָ⁠אִישׁ֙ אֲשֶׁ֨ר עָשִׂ֧יתִי עִמּ֛⁠וֹ הַ⁠יּ֖וֹם בֹּֽעַז</w:t>
+      </w:r>
+    </w:p>
+    <w:p>
+      <w:pPr/>
+      <w:r>
+        <w:rPr>
+          <w:lang w:val="en_US" w:bidi="en_US"/>
+        </w:rPr>
+      </w:r>
+      <w:r>
+        <w:rPr>
           <w:b/>
           <w:lang w:val="en_US" w:bidi="en_US"/>
         </w:rPr>
@@ -13151,6 +14896,20 @@
       </w:r>
       <w:r>
         <w:rPr>
+          <w:lang w:val="en_US" w:bidi="en_US"/>
+        </w:rPr>
+        <w:t>בָּר֥וּךְ הוּא֙ לַ⁠יהוָ֔ה</w:t>
+      </w:r>
+    </w:p>
+    <w:p>
+      <w:pPr/>
+      <w:r>
+        <w:rPr>
+          <w:lang w:val="en_US" w:bidi="en_US"/>
+        </w:rPr>
+      </w:r>
+      <w:r>
+        <w:rPr>
           <w:b/>
           <w:lang w:val="en_US" w:bidi="en_US"/>
         </w:rPr>
@@ -13234,6 +14993,20 @@
       </w:r>
       <w:r>
         <w:rPr>
+          <w:lang w:val="en_US" w:bidi="en_US"/>
+        </w:rPr>
+        <w:t>בָּר֥וּךְ הוּא֙ לַ⁠יהוָ֔ה</w:t>
+      </w:r>
+    </w:p>
+    <w:p>
+      <w:pPr/>
+      <w:r>
+        <w:rPr>
+          <w:lang w:val="en_US" w:bidi="en_US"/>
+        </w:rPr>
+      </w:r>
+      <w:r>
+        <w:rPr>
           <w:b/>
           <w:lang w:val="en_US" w:bidi="en_US"/>
         </w:rPr>
@@ -13317,6 +15090,20 @@
       </w:r>
       <w:r>
         <w:rPr>
+          <w:lang w:val="en_US" w:bidi="en_US"/>
+        </w:rPr>
+        <w:t>אֲשֶׁר֙ לֹא־עָזַ֣ב</w:t>
+      </w:r>
+    </w:p>
+    <w:p>
+      <w:pPr/>
+      <w:r>
+        <w:rPr>
+          <w:lang w:val="en_US" w:bidi="en_US"/>
+        </w:rPr>
+      </w:r>
+      <w:r>
+        <w:rPr>
           <w:b/>
           <w:lang w:val="en_US" w:bidi="en_US"/>
         </w:rPr>
@@ -13426,6 +15213,20 @@
       </w:r>
       <w:r>
         <w:rPr>
+          <w:lang w:val="en_US" w:bidi="en_US"/>
+        </w:rPr>
+        <w:t>אֲשֶׁר֙ לֹא־עָזַ֣ב</w:t>
+      </w:r>
+    </w:p>
+    <w:p>
+      <w:pPr/>
+      <w:r>
+        <w:rPr>
+          <w:lang w:val="en_US" w:bidi="en_US"/>
+        </w:rPr>
+      </w:r>
+      <w:r>
+        <w:rPr>
           <w:b/>
           <w:lang w:val="en_US" w:bidi="en_US"/>
         </w:rPr>
@@ -13535,6 +15336,20 @@
       </w:r>
       <w:r>
         <w:rPr>
+          <w:lang w:val="en_US" w:bidi="en_US"/>
+        </w:rPr>
+        <w:t>אֶת־הַ⁠חַיִּ֖ים</w:t>
+      </w:r>
+    </w:p>
+    <w:p>
+      <w:pPr/>
+      <w:r>
+        <w:rPr>
+          <w:lang w:val="en_US" w:bidi="en_US"/>
+        </w:rPr>
+      </w:r>
+      <w:r>
+        <w:rPr>
           <w:b/>
           <w:lang w:val="en_US" w:bidi="en_US"/>
         </w:rPr>
@@ -13631,6 +15446,20 @@
       </w:r>
       <w:r>
         <w:rPr>
+          <w:lang w:val="en_US" w:bidi="en_US"/>
+        </w:rPr>
+        <w:t>וְ⁠אֶת־הַ⁠מֵּתִ֑ים</w:t>
+      </w:r>
+    </w:p>
+    <w:p>
+      <w:pPr/>
+      <w:r>
+        <w:rPr>
+          <w:lang w:val="en_US" w:bidi="en_US"/>
+        </w:rPr>
+      </w:r>
+      <w:r>
+        <w:rPr>
           <w:b/>
           <w:lang w:val="en_US" w:bidi="en_US"/>
         </w:rPr>
@@ -13727,6 +15556,20 @@
       </w:r>
       <w:r>
         <w:rPr>
+          <w:lang w:val="en_US" w:bidi="en_US"/>
+        </w:rPr>
+        <w:t>קָר֥וֹב לָ֨⁠נוּ֙ הָ⁠אִ֔ישׁ מִֽ⁠גֹּאֲלֵ֖⁠נוּ הֽוּא</w:t>
+      </w:r>
+    </w:p>
+    <w:p>
+      <w:pPr/>
+      <w:r>
+        <w:rPr>
+          <w:lang w:val="en_US" w:bidi="en_US"/>
+        </w:rPr>
+      </w:r>
+      <w:r>
+        <w:rPr>
           <w:b/>
           <w:lang w:val="en_US" w:bidi="en_US"/>
         </w:rPr>
@@ -13810,6 +15653,20 @@
       </w:r>
       <w:r>
         <w:rPr>
+          <w:lang w:val="en_US" w:bidi="en_US"/>
+        </w:rPr>
+        <w:t>מִֽ⁠גֹּאֲלֵ֖⁠נוּ</w:t>
+      </w:r>
+    </w:p>
+    <w:p>
+      <w:pPr/>
+      <w:r>
+        <w:rPr>
+          <w:lang w:val="en_US" w:bidi="en_US"/>
+        </w:rPr>
+      </w:r>
+      <w:r>
+        <w:rPr>
           <w:b/>
           <w:lang w:val="en_US" w:bidi="en_US"/>
         </w:rPr>
@@ -13873,6 +15730,20 @@
       </w:r>
       <w:r>
         <w:rPr>
+          <w:lang w:val="en_US" w:bidi="en_US"/>
+        </w:rPr>
+        <w:t>גַּ֣ם ׀ כִּי־אָמַ֣ר אֵלַ֗⁠י</w:t>
+      </w:r>
+    </w:p>
+    <w:p>
+      <w:pPr/>
+      <w:r>
+        <w:rPr>
+          <w:lang w:val="en_US" w:bidi="en_US"/>
+        </w:rPr>
+      </w:r>
+      <w:r>
+        <w:rPr>
           <w:b/>
           <w:lang w:val="en_US" w:bidi="en_US"/>
         </w:rPr>
@@ -13956,6 +15827,20 @@
       </w:r>
       <w:r>
         <w:rPr>
+          <w:lang w:val="en_US" w:bidi="en_US"/>
+        </w:rPr>
+        <w:t>אָמַ֣ר אֵלַ֗⁠י עִם־הַ⁠נְּעָרִ֤ים אֲשֶׁר־לִ⁠י֙ תִּדְבָּקִ֔י⁠ן עַ֣ד אִם־כִּלּ֔וּ אֵ֥ת כָּל־הַ⁠קָּצִ֖יר אֲשֶׁר־לִֽ⁠י</w:t>
+      </w:r>
+    </w:p>
+    <w:p>
+      <w:pPr/>
+      <w:r>
+        <w:rPr>
+          <w:lang w:val="en_US" w:bidi="en_US"/>
+        </w:rPr>
+      </w:r>
+      <w:r>
+        <w:rPr>
           <w:b/>
           <w:lang w:val="en_US" w:bidi="en_US"/>
         </w:rPr>
@@ -14039,6 +15924,20 @@
       </w:r>
       <w:r>
         <w:rPr>
+          <w:lang w:val="en_US" w:bidi="en_US"/>
+        </w:rPr>
+        <w:t>עִם־הַ⁠נְּעָרִ֤ים אֲשֶׁר־לִ⁠י֙ תִּדְבָּקִ֔י⁠ן</w:t>
+      </w:r>
+    </w:p>
+    <w:p>
+      <w:pPr/>
+      <w:r>
+        <w:rPr>
+          <w:lang w:val="en_US" w:bidi="en_US"/>
+        </w:rPr>
+      </w:r>
+      <w:r>
+        <w:rPr>
           <w:b/>
           <w:lang w:val="en_US" w:bidi="en_US"/>
         </w:rPr>
@@ -14185,6 +16084,20 @@
       </w:r>
       <w:r>
         <w:rPr>
+          <w:lang w:val="en_US" w:bidi="en_US"/>
+        </w:rPr>
+        <w:t>וְ⁠לֹ֥א יִפְגְּעוּ־בָ֖⁠ךְ</w:t>
+      </w:r>
+    </w:p>
+    <w:p>
+      <w:pPr/>
+      <w:r>
+        <w:rPr>
+          <w:lang w:val="en_US" w:bidi="en_US"/>
+        </w:rPr>
+      </w:r>
+      <w:r>
+        <w:rPr>
           <w:b/>
           <w:lang w:val="en_US" w:bidi="en_US"/>
         </w:rPr>
@@ -14281,6 +16194,20 @@
       </w:r>
       <w:r>
         <w:rPr>
+          <w:lang w:val="en_US" w:bidi="en_US"/>
+        </w:rPr>
+        <w:t>וַ⁠תִּדְבַּ֞ק</w:t>
+      </w:r>
+    </w:p>
+    <w:p>
+      <w:pPr/>
+      <w:r>
+        <w:rPr>
+          <w:lang w:val="en_US" w:bidi="en_US"/>
+        </w:rPr>
+      </w:r>
+      <w:r>
+        <w:rPr>
           <w:b/>
           <w:lang w:val="en_US" w:bidi="en_US"/>
         </w:rPr>
@@ -14377,6 +16304,20 @@
       </w:r>
       <w:r>
         <w:rPr>
+          <w:lang w:val="en_US" w:bidi="en_US"/>
+        </w:rPr>
+        <w:t>עַד־כְּל֥וֹת קְצִֽיר־הַ⁠שְּׂעֹרִ֖ים וּ⁠קְצִ֣יר הַֽ⁠חִטִּ֑ים</w:t>
+      </w:r>
+    </w:p>
+    <w:p>
+      <w:pPr/>
+      <w:r>
+        <w:rPr>
+          <w:lang w:val="en_US" w:bidi="en_US"/>
+        </w:rPr>
+      </w:r>
+      <w:r>
+        <w:rPr>
           <w:b/>
           <w:lang w:val="en_US" w:bidi="en_US"/>
         </w:rPr>
@@ -14579,6 +16520,20 @@
       </w:r>
       <w:r>
         <w:rPr>
+          <w:lang w:val="en_US" w:bidi="en_US"/>
+        </w:rPr>
+        <w:t>וַ⁠תֹּ֥אמֶר לָ֖⁠הּ נָעֳמִ֣י חֲמוֹתָ֑⁠הּ</w:t>
+      </w:r>
+    </w:p>
+    <w:p>
+      <w:pPr/>
+      <w:r>
+        <w:rPr>
+          <w:lang w:val="en_US" w:bidi="en_US"/>
+        </w:rPr>
+      </w:r>
+      <w:r>
+        <w:rPr>
           <w:b/>
           <w:lang w:val="en_US" w:bidi="en_US"/>
         </w:rPr>
@@ -14771,6 +16726,20 @@
       </w:r>
       <w:r>
         <w:rPr>
+          <w:lang w:val="en_US" w:bidi="en_US"/>
+        </w:rPr>
+        <w:t>נָעֳמִ֣י חֲמוֹתָ֑⁠הּ</w:t>
+      </w:r>
+    </w:p>
+    <w:p>
+      <w:pPr/>
+      <w:r>
+        <w:rPr>
+          <w:lang w:val="en_US" w:bidi="en_US"/>
+        </w:rPr>
+      </w:r>
+      <w:r>
+        <w:rPr>
           <w:b/>
           <w:lang w:val="en_US" w:bidi="en_US"/>
         </w:rPr>
@@ -14874,6 +16843,20 @@
       </w:r>
       <w:r>
         <w:rPr>
+          <w:lang w:val="en_US" w:bidi="en_US"/>
+        </w:rPr>
+        <w:t>חֲמוֹתָ֑⁠הּ</w:t>
+      </w:r>
+    </w:p>
+    <w:p>
+      <w:pPr/>
+      <w:r>
+        <w:rPr>
+          <w:lang w:val="en_US" w:bidi="en_US"/>
+        </w:rPr>
+      </w:r>
+      <w:r>
+        <w:rPr>
           <w:b/>
           <w:lang w:val="en_US" w:bidi="en_US"/>
         </w:rPr>
@@ -14970,6 +16953,20 @@
       </w:r>
       <w:r>
         <w:rPr>
+          <w:lang w:val="en_US" w:bidi="en_US"/>
+        </w:rPr>
+        <w:t>בִּתִּ֞⁠י</w:t>
+      </w:r>
+    </w:p>
+    <w:p>
+      <w:pPr/>
+      <w:r>
+        <w:rPr>
+          <w:lang w:val="en_US" w:bidi="en_US"/>
+        </w:rPr>
+      </w:r>
+      <w:r>
+        <w:rPr>
           <w:b/>
           <w:lang w:val="en_US" w:bidi="en_US"/>
         </w:rPr>
@@ -15066,6 +17063,20 @@
       </w:r>
       <w:r>
         <w:rPr>
+          <w:lang w:val="en_US" w:bidi="en_US"/>
+        </w:rPr>
+        <w:t>הֲ⁠לֹ֧א אֲבַקֶּשׁ־לָ֛⁠ךְ מָנ֖וֹחַ אֲשֶׁ֥ר יִֽיטַב־לָֽ⁠ךְ</w:t>
+      </w:r>
+    </w:p>
+    <w:p>
+      <w:pPr/>
+      <w:r>
+        <w:rPr>
+          <w:lang w:val="en_US" w:bidi="en_US"/>
+        </w:rPr>
+      </w:r>
+      <w:r>
+        <w:rPr>
           <w:b/>
           <w:lang w:val="en_US" w:bidi="en_US"/>
         </w:rPr>
@@ -15149,6 +17160,20 @@
       </w:r>
       <w:r>
         <w:rPr>
+          <w:lang w:val="en_US" w:bidi="en_US"/>
+        </w:rPr>
+        <w:t>מָנ֖וֹחַ</w:t>
+      </w:r>
+    </w:p>
+    <w:p>
+      <w:pPr/>
+      <w:r>
+        <w:rPr>
+          <w:lang w:val="en_US" w:bidi="en_US"/>
+        </w:rPr>
+      </w:r>
+      <w:r>
+        <w:rPr>
           <w:b/>
           <w:lang w:val="en_US" w:bidi="en_US"/>
         </w:rPr>
@@ -15245,6 +17270,20 @@
       </w:r>
       <w:r>
         <w:rPr>
+          <w:lang w:val="en_US" w:bidi="en_US"/>
+        </w:rPr>
+        <w:t>וְ⁠עַתָּ֗ה</w:t>
+      </w:r>
+    </w:p>
+    <w:p>
+      <w:pPr/>
+      <w:r>
+        <w:rPr>
+          <w:lang w:val="en_US" w:bidi="en_US"/>
+        </w:rPr>
+      </w:r>
+      <w:r>
+        <w:rPr>
           <w:b/>
           <w:lang w:val="en_US" w:bidi="en_US"/>
         </w:rPr>
@@ -15264,7 +17303,7 @@
         </w:rPr>
         <w:t xml:space="preserve">Naomi’s rhetorical question in </w:t>
       </w:r>
-      <w:hyperlink r:id="rId13">
+      <w:hyperlink r:id="rId15">
         <w:r>
           <w:rPr>
             <w:lang w:val="en_US" w:bidi="en_US"/>
@@ -15282,7 +17321,7 @@
         </w:rPr>
         <w:t xml:space="preserve"> gave the reason for the plan that she is about to tell to Ruth in verses </w:t>
       </w:r>
-      <w:hyperlink r:id="rId14">
+      <w:hyperlink r:id="rId16">
         <w:r>
           <w:rPr>
             <w:lang w:val="en_US" w:bidi="en_US"/>
@@ -15364,6 +17403,20 @@
       </w:r>
       <w:r>
         <w:rPr>
+          <w:lang w:val="en_US" w:bidi="en_US"/>
+        </w:rPr>
+        <w:t>הֲ⁠לֹ֥א בֹ֨עַז֙ מֹֽדַעְתָּ֔⁠נוּ אֲשֶׁ֥ר הָיִ֖ית אֶת־נַעֲרוֹתָ֑י⁠ו</w:t>
+      </w:r>
+    </w:p>
+    <w:p>
+      <w:pPr/>
+      <w:r>
+        <w:rPr>
+          <w:lang w:val="en_US" w:bidi="en_US"/>
+        </w:rPr>
+      </w:r>
+      <w:r>
+        <w:rPr>
           <w:b/>
           <w:lang w:val="en_US" w:bidi="en_US"/>
         </w:rPr>
@@ -15383,7 +17436,7 @@
         </w:rPr>
         <w:t xml:space="preserve">Naomi uses the question form here to remind Ruth of something she had already told her (See </w:t>
       </w:r>
-      <w:hyperlink r:id="rId15">
+      <w:hyperlink r:id="rId17">
         <w:r>
           <w:rPr>
             <w:lang w:val="en_US" w:bidi="en_US"/>
@@ -15465,6 +17518,20 @@
       </w:r>
       <w:r>
         <w:rPr>
+          <w:lang w:val="en_US" w:bidi="en_US"/>
+        </w:rPr>
+        <w:t>אֲשֶׁ֥ר הָיִ֖ית אֶת־נַעֲרוֹתָ֑י⁠ו</w:t>
+      </w:r>
+    </w:p>
+    <w:p>
+      <w:pPr/>
+      <w:r>
+        <w:rPr>
+          <w:lang w:val="en_US" w:bidi="en_US"/>
+        </w:rPr>
+      </w:r>
+      <w:r>
+        <w:rPr>
           <w:b/>
           <w:lang w:val="en_US" w:bidi="en_US"/>
         </w:rPr>
@@ -15548,6 +17615,20 @@
       </w:r>
       <w:r>
         <w:rPr>
+          <w:lang w:val="en_US" w:bidi="en_US"/>
+        </w:rPr>
+        <w:t>הִנֵּה</w:t>
+      </w:r>
+    </w:p>
+    <w:p>
+      <w:pPr/>
+      <w:r>
+        <w:rPr>
+          <w:lang w:val="en_US" w:bidi="en_US"/>
+        </w:rPr>
+      </w:r>
+      <w:r>
+        <w:rPr>
           <w:b/>
           <w:lang w:val="en_US" w:bidi="en_US"/>
         </w:rPr>
@@ -15707,6 +17788,20 @@
       </w:r>
       <w:r>
         <w:rPr>
+          <w:lang w:val="en_US" w:bidi="en_US"/>
+        </w:rPr>
+        <w:t>וְיָרַ֣דְתְּ הַ⁠גֹּ֑רֶן</w:t>
+      </w:r>
+    </w:p>
+    <w:p>
+      <w:pPr/>
+      <w:r>
+        <w:rPr>
+          <w:lang w:val="en_US" w:bidi="en_US"/>
+        </w:rPr>
+      </w:r>
+      <w:r>
+        <w:rPr>
           <w:b/>
           <w:lang w:val="en_US" w:bidi="en_US"/>
         </w:rPr>
@@ -15803,6 +17898,20 @@
       </w:r>
       <w:r>
         <w:rPr>
+          <w:lang w:val="en_US" w:bidi="en_US"/>
+        </w:rPr>
+        <w:t>לֶ⁠אֱכֹ֥ל וְ⁠לִ⁠שְׁתּֽוֹת</w:t>
+      </w:r>
+    </w:p>
+    <w:p>
+      <w:pPr/>
+      <w:r>
+        <w:rPr>
+          <w:lang w:val="en_US" w:bidi="en_US"/>
+        </w:rPr>
+      </w:r>
+      <w:r>
+        <w:rPr>
           <w:b/>
           <w:lang w:val="en_US" w:bidi="en_US"/>
         </w:rPr>
@@ -15866,6 +17975,20 @@
       </w:r>
       <w:r>
         <w:rPr>
+          <w:lang w:val="en_US" w:bidi="en_US"/>
+        </w:rPr>
+        <w:t>וִ⁠יהִ֣י</w:t>
+      </w:r>
+    </w:p>
+    <w:p>
+      <w:pPr/>
+      <w:r>
+        <w:rPr>
+          <w:lang w:val="en_US" w:bidi="en_US"/>
+        </w:rPr>
+      </w:r>
+      <w:r>
+        <w:rPr>
           <w:b/>
           <w:lang w:val="en_US" w:bidi="en_US"/>
         </w:rPr>
@@ -15962,6 +18085,20 @@
       </w:r>
       <w:r>
         <w:rPr>
+          <w:lang w:val="en_US" w:bidi="en_US"/>
+        </w:rPr>
+        <w:t>וְ⁠גִלִּ֥ית מַרְגְּלֹתָ֖י⁠ו</w:t>
+      </w:r>
+    </w:p>
+    <w:p>
+      <w:pPr/>
+      <w:r>
+        <w:rPr>
+          <w:lang w:val="en_US" w:bidi="en_US"/>
+        </w:rPr>
+      </w:r>
+      <w:r>
+        <w:rPr>
           <w:b/>
           <w:lang w:val="en_US" w:bidi="en_US"/>
         </w:rPr>
@@ -16058,6 +18195,20 @@
       </w:r>
       <w:r>
         <w:rPr>
+          <w:lang w:val="en_US" w:bidi="en_US"/>
+        </w:rPr>
+        <w:t>מַרְגְּלֹתָ֖י⁠ו</w:t>
+      </w:r>
+    </w:p>
+    <w:p>
+      <w:pPr/>
+      <w:r>
+        <w:rPr>
+          <w:lang w:val="en_US" w:bidi="en_US"/>
+        </w:rPr>
+      </w:r>
+      <w:r>
+        <w:rPr>
           <w:b/>
           <w:lang w:val="en_US" w:bidi="en_US"/>
         </w:rPr>
@@ -16154,6 +18305,20 @@
       </w:r>
       <w:r>
         <w:rPr>
+          <w:lang w:val="en_US" w:bidi="en_US"/>
+        </w:rPr>
+        <w:t>וְ⁠הוּא֙ יַגִּ֣יד לָ֔⁠ךְ אֵ֖ת אֲשֶׁ֥ר תַּעַשִֽׂי⁠ן</w:t>
+      </w:r>
+    </w:p>
+    <w:p>
+      <w:pPr/>
+      <w:r>
+        <w:rPr>
+          <w:lang w:val="en_US" w:bidi="en_US"/>
+        </w:rPr>
+      </w:r>
+      <w:r>
+        <w:rPr>
           <w:b/>
           <w:lang w:val="en_US" w:bidi="en_US"/>
         </w:rPr>
@@ -16217,6 +18382,20 @@
       </w:r>
       <w:r>
         <w:rPr>
+          <w:lang w:val="en_US" w:bidi="en_US"/>
+        </w:rPr>
+        <w:t>וְ⁠הוּא֙ יַגִּ֣יד</w:t>
+      </w:r>
+    </w:p>
+    <w:p>
+      <w:pPr/>
+      <w:r>
+        <w:rPr>
+          <w:lang w:val="en_US" w:bidi="en_US"/>
+        </w:rPr>
+      </w:r>
+      <w:r>
+        <w:rPr>
           <w:b/>
           <w:lang w:val="en_US" w:bidi="en_US"/>
         </w:rPr>
@@ -16293,6 +18472,20 @@
       </w:r>
       <w:r>
         <w:rPr>
+          <w:lang w:val="en_US" w:bidi="en_US"/>
+        </w:rPr>
+        <w:t>וַ⁠תַּ֕עַשׂ כְּ⁠כֹ֥ל אֲשֶׁר־צִוַּ֖תָּ⁠ה חֲמוֹתָֽ⁠הּ</w:t>
+      </w:r>
+    </w:p>
+    <w:p>
+      <w:pPr/>
+      <w:r>
+        <w:rPr>
+          <w:lang w:val="en_US" w:bidi="en_US"/>
+        </w:rPr>
+      </w:r>
+      <w:r>
+        <w:rPr>
           <w:b/>
           <w:lang w:val="en_US" w:bidi="en_US"/>
         </w:rPr>
@@ -16312,7 +18505,7 @@
         </w:rPr>
         <w:t xml:space="preserve">This statement summarizes the actions that Ruth will do in </w:t>
       </w:r>
-      <w:hyperlink r:id="rId16">
+      <w:hyperlink r:id="rId18">
         <w:r>
           <w:rPr>
             <w:lang w:val="en_US" w:bidi="en_US"/>
@@ -16330,7 +18523,7 @@
         </w:rPr>
         <w:t xml:space="preserve">. If people misunderstand from this that Ruth did these actions in </w:t>
       </w:r>
-      <w:hyperlink r:id="rId17">
+      <w:hyperlink r:id="rId19">
         <w:r>
           <w:rPr>
             <w:lang w:val="en_US" w:bidi="en_US"/>
@@ -16348,7 +18541,7 @@
         </w:rPr>
         <w:t xml:space="preserve"> and then did them again in </w:t>
       </w:r>
-      <w:hyperlink r:id="rId16">
+      <w:hyperlink r:id="rId18">
         <w:r>
           <w:rPr>
             <w:lang w:val="en_US" w:bidi="en_US"/>
@@ -16379,7 +18572,7 @@
         </w:rPr>
         <w:t xml:space="preserve">. Or if it would make the order of events more clear, you could move this sentence to the end of </w:t>
       </w:r>
-      <w:hyperlink r:id="rId16">
+      <w:hyperlink r:id="rId18">
         <w:r>
           <w:rPr>
             <w:lang w:val="en_US" w:bidi="en_US"/>
@@ -16461,6 +18654,20 @@
       </w:r>
       <w:r>
         <w:rPr>
+          <w:lang w:val="en_US" w:bidi="en_US"/>
+        </w:rPr>
+        <w:t>וַ⁠יִּיטַ֣ב לִבּ֔⁠וֹ</w:t>
+      </w:r>
+    </w:p>
+    <w:p>
+      <w:pPr/>
+      <w:r>
+        <w:rPr>
+          <w:lang w:val="en_US" w:bidi="en_US"/>
+        </w:rPr>
+      </w:r>
+      <w:r>
+        <w:rPr>
           <w:b/>
           <w:lang w:val="en_US" w:bidi="en_US"/>
         </w:rPr>
@@ -16652,7 +18859,7 @@
         </w:rPr>
         <w:t xml:space="preserve"> in </w:t>
       </w:r>
-      <w:hyperlink r:id="rId18">
+      <w:hyperlink r:id="rId20">
         <w:r>
           <w:rPr>
             <w:lang w:val="en_US" w:bidi="en_US"/>
@@ -16734,6 +18941,20 @@
       </w:r>
       <w:r>
         <w:rPr>
+          <w:lang w:val="en_US" w:bidi="en_US"/>
+        </w:rPr>
+        <w:t>וַ⁠יְהִי֙ בַּ⁠חֲצִ֣י הַ⁠לַּ֔יְלָה</w:t>
+      </w:r>
+    </w:p>
+    <w:p>
+      <w:pPr/>
+      <w:r>
+        <w:rPr>
+          <w:lang w:val="en_US" w:bidi="en_US"/>
+        </w:rPr>
+      </w:r>
+      <w:r>
+        <w:rPr>
           <w:b/>
           <w:lang w:val="en_US" w:bidi="en_US"/>
         </w:rPr>
@@ -16817,6 +19038,20 @@
       </w:r>
       <w:r>
         <w:rPr>
+          <w:lang w:val="en_US" w:bidi="en_US"/>
+        </w:rPr>
+        <w:t>וַ⁠יֶּחֱרַ֥ד הָ⁠אִ֖ישׁ</w:t>
+      </w:r>
+    </w:p>
+    <w:p>
+      <w:pPr/>
+      <w:r>
+        <w:rPr>
+          <w:lang w:val="en_US" w:bidi="en_US"/>
+        </w:rPr>
+      </w:r>
+      <w:r>
+        <w:rPr>
           <w:b/>
           <w:lang w:val="en_US" w:bidi="en_US"/>
         </w:rPr>
@@ -16996,6 +19231,20 @@
       </w:r>
       <w:r>
         <w:rPr>
+          <w:lang w:val="en_US" w:bidi="en_US"/>
+        </w:rPr>
+        <w:t>אֲמָתֶ֔⁠ךָ &amp; אֲמָ֣תְ⁠ךָ֔</w:t>
+      </w:r>
+    </w:p>
+    <w:p>
+      <w:pPr/>
+      <w:r>
+        <w:rPr>
+          <w:lang w:val="en_US" w:bidi="en_US"/>
+        </w:rPr>
+      </w:r>
+      <w:r>
+        <w:rPr>
           <w:b/>
           <w:lang w:val="en_US" w:bidi="en_US"/>
         </w:rPr>
@@ -17092,6 +19341,20 @@
       </w:r>
       <w:r>
         <w:rPr>
+          <w:lang w:val="en_US" w:bidi="en_US"/>
+        </w:rPr>
+        <w:t>וּ⁠פָרַשְׂתָּ֤ כְנָפֶ֨⁠ךָ֙ עַל־אֲמָ֣תְ⁠ךָ֔</w:t>
+      </w:r>
+    </w:p>
+    <w:p>
+      <w:pPr/>
+      <w:r>
+        <w:rPr>
+          <w:lang w:val="en_US" w:bidi="en_US"/>
+        </w:rPr>
+      </w:r>
+      <w:r>
+        <w:rPr>
           <w:b/>
           <w:lang w:val="en_US" w:bidi="en_US"/>
         </w:rPr>
@@ -17194,7 +19457,7 @@
         </w:rPr>
         <w:t xml:space="preserve">See how you translated this term in </w:t>
       </w:r>
-      <w:hyperlink r:id="rId15">
+      <w:hyperlink r:id="rId17">
         <w:r>
           <w:rPr>
             <w:lang w:val="en_US" w:bidi="en_US"/>
@@ -17276,6 +19539,20 @@
       </w:r>
       <w:r>
         <w:rPr>
+          <w:lang w:val="en_US" w:bidi="en_US"/>
+        </w:rPr>
+        <w:t>בְּרוּכָ֨ה אַ֤תְּ לַֽ⁠יהוָה֙</w:t>
+      </w:r>
+    </w:p>
+    <w:p>
+      <w:pPr/>
+      <w:r>
+        <w:rPr>
+          <w:lang w:val="en_US" w:bidi="en_US"/>
+        </w:rPr>
+      </w:r>
+      <w:r>
+        <w:rPr>
           <w:b/>
           <w:lang w:val="en_US" w:bidi="en_US"/>
         </w:rPr>
@@ -17359,6 +19636,20 @@
       </w:r>
       <w:r>
         <w:rPr>
+          <w:lang w:val="en_US" w:bidi="en_US"/>
+        </w:rPr>
+        <w:t>בִּתִּ֔⁠י</w:t>
+      </w:r>
+    </w:p>
+    <w:p>
+      <w:pPr/>
+      <w:r>
+        <w:rPr>
+          <w:lang w:val="en_US" w:bidi="en_US"/>
+        </w:rPr>
+      </w:r>
+      <w:r>
+        <w:rPr>
           <w:b/>
           <w:lang w:val="en_US" w:bidi="en_US"/>
         </w:rPr>
@@ -17391,7 +19682,7 @@
         </w:rPr>
         <w:t xml:space="preserve"> in </w:t>
       </w:r>
-      <w:hyperlink r:id="rId19">
+      <w:hyperlink r:id="rId21">
         <w:r>
           <w:rPr>
             <w:lang w:val="en_US" w:bidi="en_US"/>
@@ -17473,6 +19764,20 @@
       </w:r>
       <w:r>
         <w:rPr>
+          <w:lang w:val="en_US" w:bidi="en_US"/>
+        </w:rPr>
+        <w:t>הֵיטַ֛בְתְּ חַסְדֵּ֥⁠ךְ הָ⁠אַחֲר֖וֹן מִן־הָ⁠רִאשׁ֑וֹן</w:t>
+      </w:r>
+    </w:p>
+    <w:p>
+      <w:pPr/>
+      <w:r>
+        <w:rPr>
+          <w:lang w:val="en_US" w:bidi="en_US"/>
+        </w:rPr>
+      </w:r>
+      <w:r>
+        <w:rPr>
           <w:b/>
           <w:lang w:val="en_US" w:bidi="en_US"/>
         </w:rPr>
@@ -17556,6 +19861,20 @@
       </w:r>
       <w:r>
         <w:rPr>
+          <w:lang w:val="en_US" w:bidi="en_US"/>
+        </w:rPr>
+        <w:t>הָ⁠רִאשׁ֑וֹן</w:t>
+      </w:r>
+    </w:p>
+    <w:p>
+      <w:pPr/>
+      <w:r>
+        <w:rPr>
+          <w:lang w:val="en_US" w:bidi="en_US"/>
+        </w:rPr>
+      </w:r>
+      <w:r>
+        <w:rPr>
           <w:b/>
           <w:lang w:val="en_US" w:bidi="en_US"/>
         </w:rPr>
@@ -17652,6 +19971,20 @@
       </w:r>
       <w:r>
         <w:rPr>
+          <w:lang w:val="en_US" w:bidi="en_US"/>
+        </w:rPr>
+        <w:t>לְ⁠בִלְתִּי־לֶ֗כֶת אַחֲרֵי֙</w:t>
+      </w:r>
+    </w:p>
+    <w:p>
+      <w:pPr/>
+      <w:r>
+        <w:rPr>
+          <w:lang w:val="en_US" w:bidi="en_US"/>
+        </w:rPr>
+      </w:r>
+      <w:r>
+        <w:rPr>
           <w:b/>
           <w:lang w:val="en_US" w:bidi="en_US"/>
         </w:rPr>
@@ -17748,6 +20081,20 @@
       </w:r>
       <w:r>
         <w:rPr>
+          <w:lang w:val="en_US" w:bidi="en_US"/>
+        </w:rPr>
+        <w:t>וְ⁠עַתָּ֗ה</w:t>
+      </w:r>
+    </w:p>
+    <w:p>
+      <w:pPr/>
+      <w:r>
+        <w:rPr>
+          <w:lang w:val="en_US" w:bidi="en_US"/>
+        </w:rPr>
+      </w:r>
+      <w:r>
+        <w:rPr>
           <w:b/>
           <w:lang w:val="en_US" w:bidi="en_US"/>
         </w:rPr>
@@ -17774,7 +20121,7 @@
         </w:rPr>
         <w:t xml:space="preserve"> indicates that what came before in verse </w:t>
       </w:r>
-      <w:hyperlink r:id="rId20">
+      <w:hyperlink r:id="rId22">
         <w:r>
           <w:rPr>
             <w:lang w:val="en_US" w:bidi="en_US"/>
@@ -17856,6 +20203,20 @@
       </w:r>
       <w:r>
         <w:rPr>
+          <w:lang w:val="en_US" w:bidi="en_US"/>
+        </w:rPr>
+        <w:t>בִּתִּ⁠י֙</w:t>
+      </w:r>
+    </w:p>
+    <w:p>
+      <w:pPr/>
+      <w:r>
+        <w:rPr>
+          <w:lang w:val="en_US" w:bidi="en_US"/>
+        </w:rPr>
+      </w:r>
+      <w:r>
+        <w:rPr>
           <w:b/>
           <w:lang w:val="en_US" w:bidi="en_US"/>
         </w:rPr>
@@ -17875,7 +20236,7 @@
         </w:rPr>
         <w:t xml:space="preserve">See how you translated this in </w:t>
       </w:r>
-      <w:hyperlink r:id="rId19">
+      <w:hyperlink r:id="rId21">
         <w:r>
           <w:rPr>
             <w:lang w:val="en_US" w:bidi="en_US"/>
@@ -17893,7 +20254,7 @@
         </w:rPr>
         <w:t xml:space="preserve"> and </w:t>
       </w:r>
-      <w:hyperlink r:id="rId20">
+      <w:hyperlink r:id="rId22">
         <w:r>
           <w:rPr>
             <w:lang w:val="en_US" w:bidi="en_US"/>
@@ -17975,6 +20336,20 @@
       </w:r>
       <w:r>
         <w:rPr>
+          <w:lang w:val="en_US" w:bidi="en_US"/>
+        </w:rPr>
+        <w:t>כָּל־שַׁ֣עַר עַמִּ֔⁠י</w:t>
+      </w:r>
+    </w:p>
+    <w:p>
+      <w:pPr/>
+      <w:r>
+        <w:rPr>
+          <w:lang w:val="en_US" w:bidi="en_US"/>
+        </w:rPr>
+      </w:r>
+      <w:r>
+        <w:rPr>
           <w:b/>
           <w:lang w:val="en_US" w:bidi="en_US"/>
         </w:rPr>
@@ -18154,6 +20529,20 @@
       </w:r>
       <w:r>
         <w:rPr>
+          <w:lang w:val="en_US" w:bidi="en_US"/>
+        </w:rPr>
+        <w:t>וְ⁠עַתָּה֙</w:t>
+      </w:r>
+    </w:p>
+    <w:p>
+      <w:pPr/>
+      <w:r>
+        <w:rPr>
+          <w:lang w:val="en_US" w:bidi="en_US"/>
+        </w:rPr>
+      </w:r>
+      <w:r>
+        <w:rPr>
           <w:b/>
           <w:lang w:val="en_US" w:bidi="en_US"/>
         </w:rPr>
@@ -18186,7 +20575,7 @@
         </w:rPr>
         <w:t xml:space="preserve"> indicates that what follows is something else important that Ruth should pay attention to, as well as what Boaz introduced by saying ""So now"" in </w:t>
       </w:r>
-      <w:hyperlink r:id="rId21">
+      <w:hyperlink r:id="rId23">
         <w:r>
           <w:rPr>
             <w:lang w:val="en_US" w:bidi="en_US"/>
@@ -18268,6 +20657,20 @@
       </w:r>
       <w:r>
         <w:rPr>
+          <w:lang w:val="en_US" w:bidi="en_US"/>
+        </w:rPr>
+        <w:t>וְ⁠גַ֛ם</w:t>
+      </w:r>
+    </w:p>
+    <w:p>
+      <w:pPr/>
+      <w:r>
+        <w:rPr>
+          <w:lang w:val="en_US" w:bidi="en_US"/>
+        </w:rPr>
+      </w:r>
+      <w:r>
+        <w:rPr>
           <w:b/>
           <w:lang w:val="en_US" w:bidi="en_US"/>
         </w:rPr>
@@ -18313,7 +20716,7 @@
         </w:rPr>
         <w:t xml:space="preserve"> indicates a contrast between Boaz’s willingness to marry Ruth </w:t>
       </w:r>
-      <w:hyperlink r:id="rId21">
+      <w:hyperlink r:id="rId23">
         <w:r>
           <w:rPr>
             <w:lang w:val="en_US" w:bidi="en_US"/>
@@ -18331,7 +20734,7 @@
         </w:rPr>
         <w:t xml:space="preserve"> and the possibility of another man marrying her instead </w:t>
       </w:r>
-      <w:hyperlink r:id="rId22">
+      <w:hyperlink r:id="rId24">
         <w:r>
           <w:rPr>
             <w:lang w:val="en_US" w:bidi="en_US"/>
@@ -18413,6 +20816,20 @@
       </w:r>
       <w:r>
         <w:rPr>
+          <w:lang w:val="en_US" w:bidi="en_US"/>
+        </w:rPr>
+        <w:t>גֹאֵ֖ל &amp; גֹּאֵ֖ל</w:t>
+      </w:r>
+    </w:p>
+    <w:p>
+      <w:pPr/>
+      <w:r>
+        <w:rPr>
+          <w:lang w:val="en_US" w:bidi="en_US"/>
+        </w:rPr>
+      </w:r>
+      <w:r>
+        <w:rPr>
           <w:b/>
           <w:lang w:val="en_US" w:bidi="en_US"/>
         </w:rPr>
@@ -18458,7 +20875,7 @@
         </w:rPr>
         <w:t xml:space="preserve"> in </w:t>
       </w:r>
-      <w:hyperlink r:id="rId15">
+      <w:hyperlink r:id="rId17">
         <w:r>
           <w:rPr>
             <w:lang w:val="en_US" w:bidi="en_US"/>
@@ -18540,6 +20957,20 @@
       </w:r>
       <w:r>
         <w:rPr>
+          <w:lang w:val="en_US" w:bidi="en_US"/>
+        </w:rPr>
+        <w:t>אִם־יִגְאָלֵ֥⁠ךְ</w:t>
+      </w:r>
+    </w:p>
+    <w:p>
+      <w:pPr/>
+      <w:r>
+        <w:rPr>
+          <w:lang w:val="en_US" w:bidi="en_US"/>
+        </w:rPr>
+      </w:r>
+      <w:r>
+        <w:rPr>
           <w:b/>
           <w:lang w:val="en_US" w:bidi="en_US"/>
         </w:rPr>
@@ -18636,6 +21067,20 @@
       </w:r>
       <w:r>
         <w:rPr>
+          <w:lang w:val="en_US" w:bidi="en_US"/>
+        </w:rPr>
+        <w:t>וּ⁠גְאַלְתִּ֥י⁠ךְ אָנֹ֖כִי</w:t>
+      </w:r>
+    </w:p>
+    <w:p>
+      <w:pPr/>
+      <w:r>
+        <w:rPr>
+          <w:lang w:val="en_US" w:bidi="en_US"/>
+        </w:rPr>
+      </w:r>
+      <w:r>
+        <w:rPr>
           <w:b/>
           <w:lang w:val="en_US" w:bidi="en_US"/>
         </w:rPr>
@@ -18808,6 +21253,20 @@
       </w:r>
       <w:r>
         <w:rPr>
+          <w:lang w:val="en_US" w:bidi="en_US"/>
+        </w:rPr>
+        <w:t>וַ⁠תִּשְׁכַּ֤ב מַרְגְּלוֹתָיו֙</w:t>
+      </w:r>
+    </w:p>
+    <w:p>
+      <w:pPr/>
+      <w:r>
+        <w:rPr>
+          <w:lang w:val="en_US" w:bidi="en_US"/>
+        </w:rPr>
+      </w:r>
+      <w:r>
+        <w:rPr>
           <w:b/>
           <w:lang w:val="en_US" w:bidi="en_US"/>
         </w:rPr>
@@ -18904,6 +21363,20 @@
       </w:r>
       <w:r>
         <w:rPr>
+          <w:lang w:val="en_US" w:bidi="en_US"/>
+        </w:rPr>
+        <w:t>בְּטֶ֛רֶם יַכִּ֥יר אִ֖ישׁ אֶת־רֵעֵ֑⁠הוּ</w:t>
+      </w:r>
+    </w:p>
+    <w:p>
+      <w:pPr/>
+      <w:r>
+        <w:rPr>
+          <w:lang w:val="en_US" w:bidi="en_US"/>
+        </w:rPr>
+      </w:r>
+      <w:r>
+        <w:rPr>
           <w:b/>
           <w:lang w:val="en_US" w:bidi="en_US"/>
         </w:rPr>
@@ -19000,6 +21473,20 @@
       </w:r>
       <w:r>
         <w:rPr>
+          <w:lang w:val="en_US" w:bidi="en_US"/>
+        </w:rPr>
+        <w:t>וַ⁠יֹּ֨אמֶר֙</w:t>
+      </w:r>
+    </w:p>
+    <w:p>
+      <w:pPr/>
+      <w:r>
+        <w:rPr>
+          <w:lang w:val="en_US" w:bidi="en_US"/>
+        </w:rPr>
+      </w:r>
+      <w:r>
+        <w:rPr>
           <w:b/>
           <w:lang w:val="en_US" w:bidi="en_US"/>
         </w:rPr>
@@ -19083,6 +21570,20 @@
       </w:r>
       <w:r>
         <w:rPr>
+          <w:lang w:val="en_US" w:bidi="en_US"/>
+        </w:rPr>
+        <w:t>אַל־יִוָּדַ֔ע</w:t>
+      </w:r>
+    </w:p>
+    <w:p>
+      <w:pPr/>
+      <w:r>
+        <w:rPr>
+          <w:lang w:val="en_US" w:bidi="en_US"/>
+        </w:rPr>
+      </w:r>
+      <w:r>
+        <w:rPr>
           <w:b/>
           <w:lang w:val="en_US" w:bidi="en_US"/>
         </w:rPr>
@@ -19166,6 +21667,20 @@
       </w:r>
       <w:r>
         <w:rPr>
+          <w:lang w:val="en_US" w:bidi="en_US"/>
+        </w:rPr>
+        <w:t>הַ⁠מִּטְפַּ֧חַת</w:t>
+      </w:r>
+    </w:p>
+    <w:p>
+      <w:pPr/>
+      <w:r>
+        <w:rPr>
+          <w:lang w:val="en_US" w:bidi="en_US"/>
+        </w:rPr>
+      </w:r>
+      <w:r>
+        <w:rPr>
           <w:b/>
           <w:lang w:val="en_US" w:bidi="en_US"/>
         </w:rPr>
@@ -19262,6 +21777,20 @@
       </w:r>
       <w:r>
         <w:rPr>
+          <w:lang w:val="en_US" w:bidi="en_US"/>
+        </w:rPr>
+        <w:t>שֵׁשׁ־שְׂעֹרִים֙</w:t>
+      </w:r>
+    </w:p>
+    <w:p>
+      <w:pPr/>
+      <w:r>
+        <w:rPr>
+          <w:lang w:val="en_US" w:bidi="en_US"/>
+        </w:rPr>
+      </w:r>
+      <w:r>
+        <w:rPr>
           <w:b/>
           <w:lang w:val="en_US" w:bidi="en_US"/>
         </w:rPr>
@@ -19345,6 +21874,20 @@
       </w:r>
       <w:r>
         <w:rPr>
+          <w:lang w:val="en_US" w:bidi="en_US"/>
+        </w:rPr>
+        <w:t>וַ⁠יָּ֣שֶׁת עָלֶ֔י⁠הָ</w:t>
+      </w:r>
+    </w:p>
+    <w:p>
+      <w:pPr/>
+      <w:r>
+        <w:rPr>
+          <w:lang w:val="en_US" w:bidi="en_US"/>
+        </w:rPr>
+      </w:r>
+      <w:r>
+        <w:rPr>
           <w:b/>
           <w:lang w:val="en_US" w:bidi="en_US"/>
         </w:rPr>
@@ -19428,6 +21971,20 @@
       </w:r>
       <w:r>
         <w:rPr>
+          <w:lang w:val="en_US" w:bidi="en_US"/>
+        </w:rPr>
+        <w:t>וַ⁠יָּבֹ֖א הָ⁠עִֽיר</w:t>
+      </w:r>
+    </w:p>
+    <w:p>
+      <w:pPr/>
+      <w:r>
+        <w:rPr>
+          <w:lang w:val="en_US" w:bidi="en_US"/>
+        </w:rPr>
+      </w:r>
+      <w:r>
+        <w:rPr>
           <w:b/>
           <w:lang w:val="en_US" w:bidi="en_US"/>
         </w:rPr>
@@ -19524,6 +22081,20 @@
       </w:r>
       <w:r>
         <w:rPr>
+          <w:lang w:val="en_US" w:bidi="en_US"/>
+        </w:rPr>
+        <w:t>מִי־אַ֣תְּ</w:t>
+      </w:r>
+    </w:p>
+    <w:p>
+      <w:pPr/>
+      <w:r>
+        <w:rPr>
+          <w:lang w:val="en_US" w:bidi="en_US"/>
+        </w:rPr>
+      </w:r>
+      <w:r>
+        <w:rPr>
           <w:b/>
           <w:lang w:val="en_US" w:bidi="en_US"/>
         </w:rPr>
@@ -19620,6 +22191,20 @@
       </w:r>
       <w:r>
         <w:rPr>
+          <w:lang w:val="en_US" w:bidi="en_US"/>
+        </w:rPr>
+        <w:t>בִּתִּ֑⁠י</w:t>
+      </w:r>
+    </w:p>
+    <w:p>
+      <w:pPr/>
+      <w:r>
+        <w:rPr>
+          <w:lang w:val="en_US" w:bidi="en_US"/>
+        </w:rPr>
+      </w:r>
+      <w:r>
+        <w:rPr>
           <w:b/>
           <w:lang w:val="en_US" w:bidi="en_US"/>
         </w:rPr>
@@ -19716,6 +22301,20 @@
       </w:r>
       <w:r>
         <w:rPr>
+          <w:lang w:val="en_US" w:bidi="en_US"/>
+        </w:rPr>
+        <w:t>אֵ֛ת כָּל־אֲשֶׁ֥ר עָֽשָׂה־לָ֖⁠הּ הָ⁠אִֽישׁ</w:t>
+      </w:r>
+    </w:p>
+    <w:p>
+      <w:pPr/>
+      <w:r>
+        <w:rPr>
+          <w:lang w:val="en_US" w:bidi="en_US"/>
+        </w:rPr>
+      </w:r>
+      <w:r>
+        <w:rPr>
           <w:b/>
           <w:lang w:val="en_US" w:bidi="en_US"/>
         </w:rPr>
@@ -19831,7 +22430,7 @@
         </w:rPr>
         <w:t xml:space="preserve">See how you translated this in </w:t>
       </w:r>
-      <w:hyperlink r:id="rId23">
+      <w:hyperlink r:id="rId25">
         <w:r>
           <w:rPr>
             <w:lang w:val="en_US" w:bidi="en_US"/>
@@ -19913,6 +22512,20 @@
       </w:r>
       <w:r>
         <w:rPr>
+          <w:lang w:val="en_US" w:bidi="en_US"/>
+        </w:rPr>
+        <w:t>כִּ֚י אָמַ֣ר אַל־תָּב֥וֹאִי רֵיקָ֖ם אֶל־חֲמוֹתֵֽ⁠ךְ</w:t>
+      </w:r>
+    </w:p>
+    <w:p>
+      <w:pPr/>
+      <w:r>
+        <w:rPr>
+          <w:lang w:val="en_US" w:bidi="en_US"/>
+        </w:rPr>
+      </w:r>
+      <w:r>
+        <w:rPr>
           <w:b/>
           <w:lang w:val="en_US" w:bidi="en_US"/>
         </w:rPr>
@@ -20092,6 +22705,20 @@
       </w:r>
       <w:r>
         <w:rPr>
+          <w:lang w:val="en_US" w:bidi="en_US"/>
+        </w:rPr>
+        <w:t>שְׁבִ֣י</w:t>
+      </w:r>
+    </w:p>
+    <w:p>
+      <w:pPr/>
+      <w:r>
+        <w:rPr>
+          <w:lang w:val="en_US" w:bidi="en_US"/>
+        </w:rPr>
+      </w:r>
+      <w:r>
+        <w:rPr>
           <w:b/>
           <w:lang w:val="en_US" w:bidi="en_US"/>
         </w:rPr>
@@ -20271,6 +22898,20 @@
       </w:r>
       <w:r>
         <w:rPr>
+          <w:lang w:val="en_US" w:bidi="en_US"/>
+        </w:rPr>
+        <w:t>אֵ֖יךְ יִפֹּ֣ל דָּבָ֑ר</w:t>
+      </w:r>
+    </w:p>
+    <w:p>
+      <w:pPr/>
+      <w:r>
+        <w:rPr>
+          <w:lang w:val="en_US" w:bidi="en_US"/>
+        </w:rPr>
+      </w:r>
+      <w:r>
+        <w:rPr>
           <w:b/>
           <w:lang w:val="en_US" w:bidi="en_US"/>
         </w:rPr>
@@ -20367,6 +23008,20 @@
       </w:r>
       <w:r>
         <w:rPr>
+          <w:lang w:val="en_US" w:bidi="en_US"/>
+        </w:rPr>
+        <w:t>לֹ֤א יִשְׁקֹט֙ הָ⁠אִ֔ישׁ כִּֽי־אִם</w:t>
+      </w:r>
+    </w:p>
+    <w:p>
+      <w:pPr/>
+      <w:r>
+        <w:rPr>
+          <w:lang w:val="en_US" w:bidi="en_US"/>
+        </w:rPr>
+      </w:r>
+      <w:r>
+        <w:rPr>
           <w:b/>
           <w:lang w:val="en_US" w:bidi="en_US"/>
         </w:rPr>
@@ -20717,6 +23372,20 @@
       </w:r>
       <w:r>
         <w:rPr>
+          <w:lang w:val="en_US" w:bidi="en_US"/>
+        </w:rPr>
+        <w:t>וּ⁠בֹ֨עַז עָלָ֣ה הַ⁠שַּׁעַר֮</w:t>
+      </w:r>
+    </w:p>
+    <w:p>
+      <w:pPr/>
+      <w:r>
+        <w:rPr>
+          <w:lang w:val="en_US" w:bidi="en_US"/>
+        </w:rPr>
+      </w:r>
+      <w:r>
+        <w:rPr>
           <w:b/>
           <w:lang w:val="en_US" w:bidi="en_US"/>
         </w:rPr>
@@ -20800,6 +23469,20 @@
       </w:r>
       <w:r>
         <w:rPr>
+          <w:lang w:val="en_US" w:bidi="en_US"/>
+        </w:rPr>
+        <w:t>הַ⁠שַּׁעַר֮</w:t>
+      </w:r>
+    </w:p>
+    <w:p>
+      <w:pPr/>
+      <w:r>
+        <w:rPr>
+          <w:lang w:val="en_US" w:bidi="en_US"/>
+        </w:rPr>
+      </w:r>
+      <w:r>
+        <w:rPr>
           <w:b/>
           <w:lang w:val="en_US" w:bidi="en_US"/>
         </w:rPr>
@@ -20992,6 +23675,20 @@
       </w:r>
       <w:r>
         <w:rPr>
+          <w:lang w:val="en_US" w:bidi="en_US"/>
+        </w:rPr>
+        <w:t>הַ⁠גֹּאֵ֤ל</w:t>
+      </w:r>
+    </w:p>
+    <w:p>
+      <w:pPr/>
+      <w:r>
+        <w:rPr>
+          <w:lang w:val="en_US" w:bidi="en_US"/>
+        </w:rPr>
+      </w:r>
+      <w:r>
+        <w:rPr>
           <w:b/>
           <w:lang w:val="en_US" w:bidi="en_US"/>
         </w:rPr>
@@ -21037,7 +23734,7 @@
         </w:rPr>
         <w:t xml:space="preserve"> in </w:t>
       </w:r>
-      <w:hyperlink r:id="rId15">
+      <w:hyperlink r:id="rId17">
         <w:r>
           <w:rPr>
             <w:lang w:val="en_US" w:bidi="en_US"/>
@@ -21119,6 +23816,20 @@
       </w:r>
       <w:r>
         <w:rPr>
+          <w:lang w:val="en_US" w:bidi="en_US"/>
+        </w:rPr>
+        <w:t>וַ⁠יֹּ֛אמֶר ס֥וּרָ⁠ה שְׁבָ⁠ה־פֹּ֖ה פְּלֹנִ֣י אַלְמֹנִ֑י</w:t>
+      </w:r>
+    </w:p>
+    <w:p>
+      <w:pPr/>
+      <w:r>
+        <w:rPr>
+          <w:lang w:val="en_US" w:bidi="en_US"/>
+        </w:rPr>
+      </w:r>
+      <w:r>
+        <w:rPr>
           <w:b/>
           <w:lang w:val="en_US" w:bidi="en_US"/>
         </w:rPr>
@@ -21215,6 +23926,20 @@
       </w:r>
       <w:r>
         <w:rPr>
+          <w:lang w:val="en_US" w:bidi="en_US"/>
+        </w:rPr>
+        <w:t>פְּלֹנִ֣י אַלְמֹנִ֑י</w:t>
+      </w:r>
+    </w:p>
+    <w:p>
+      <w:pPr/>
+      <w:r>
+        <w:rPr>
+          <w:lang w:val="en_US" w:bidi="en_US"/>
+        </w:rPr>
+      </w:r>
+      <w:r>
+        <w:rPr>
           <w:b/>
           <w:lang w:val="en_US" w:bidi="en_US"/>
         </w:rPr>
@@ -21374,6 +24099,20 @@
       </w:r>
       <w:r>
         <w:rPr>
+          <w:lang w:val="en_US" w:bidi="en_US"/>
+        </w:rPr>
+        <w:t>לְ⁠אָחִ֖י⁠נוּ</w:t>
+      </w:r>
+    </w:p>
+    <w:p>
+      <w:pPr/>
+      <w:r>
+        <w:rPr>
+          <w:lang w:val="en_US" w:bidi="en_US"/>
+        </w:rPr>
+      </w:r>
+      <w:r>
+        <w:rPr>
           <w:b/>
           <w:lang w:val="en_US" w:bidi="en_US"/>
         </w:rPr>
@@ -21470,6 +24209,20 @@
       </w:r>
       <w:r>
         <w:rPr>
+          <w:lang w:val="en_US" w:bidi="en_US"/>
+        </w:rPr>
+        <w:t>אָמַ֜רְתִּי</w:t>
+      </w:r>
+    </w:p>
+    <w:p>
+      <w:pPr/>
+      <w:r>
+        <w:rPr>
+          <w:lang w:val="en_US" w:bidi="en_US"/>
+        </w:rPr>
+      </w:r>
+      <w:r>
+        <w:rPr>
           <w:b/>
           <w:lang w:val="en_US" w:bidi="en_US"/>
         </w:rPr>
@@ -21566,6 +24319,20 @@
       </w:r>
       <w:r>
         <w:rPr>
+          <w:lang w:val="en_US" w:bidi="en_US"/>
+        </w:rPr>
+        <w:t>אֶגְלֶ֧ה אָזְנְ⁠ךָ֣</w:t>
+      </w:r>
+    </w:p>
+    <w:p>
+      <w:pPr/>
+      <w:r>
+        <w:rPr>
+          <w:lang w:val="en_US" w:bidi="en_US"/>
+        </w:rPr>
+      </w:r>
+      <w:r>
+        <w:rPr>
           <w:b/>
           <w:lang w:val="en_US" w:bidi="en_US"/>
         </w:rPr>
@@ -21662,6 +24429,20 @@
       </w:r>
       <w:r>
         <w:rPr>
+          <w:lang w:val="en_US" w:bidi="en_US"/>
+        </w:rPr>
+        <w:t>נֶ֥גֶד הַֽ⁠יֹּשְׁבִים֮</w:t>
+      </w:r>
+    </w:p>
+    <w:p>
+      <w:pPr/>
+      <w:r>
+        <w:rPr>
+          <w:lang w:val="en_US" w:bidi="en_US"/>
+        </w:rPr>
+      </w:r>
+      <w:r>
+        <w:rPr>
           <w:b/>
           <w:lang w:val="en_US" w:bidi="en_US"/>
         </w:rPr>
@@ -21828,6 +24609,20 @@
       </w:r>
       <w:r>
         <w:rPr>
+          <w:lang w:val="en_US" w:bidi="en_US"/>
+        </w:rPr>
+        <w:t>אֵ֤ין זוּלָֽתְ⁠ךָ֙ לִ⁠גְא֔וֹל וְ⁠אָנֹכִ֖י אַחֲרֶ֑י⁠ךָ</w:t>
+      </w:r>
+    </w:p>
+    <w:p>
+      <w:pPr/>
+      <w:r>
+        <w:rPr>
+          <w:lang w:val="en_US" w:bidi="en_US"/>
+        </w:rPr>
+      </w:r>
+      <w:r>
+        <w:rPr>
           <w:b/>
           <w:lang w:val="en_US" w:bidi="en_US"/>
         </w:rPr>
@@ -21911,6 +24706,20 @@
       </w:r>
       <w:r>
         <w:rPr>
+          <w:lang w:val="en_US" w:bidi="en_US"/>
+        </w:rPr>
+        <w:t>אָנֹכִ֥י אֶגְאָֽל</w:t>
+      </w:r>
+    </w:p>
+    <w:p>
+      <w:pPr/>
+      <w:r>
+        <w:rPr>
+          <w:lang w:val="en_US" w:bidi="en_US"/>
+        </w:rPr>
+      </w:r>
+      <w:r>
+        <w:rPr>
           <w:b/>
           <w:lang w:val="en_US" w:bidi="en_US"/>
         </w:rPr>
@@ -21987,6 +24796,20 @@
       </w:r>
       <w:r>
         <w:rPr>
+          <w:lang w:val="en_US" w:bidi="en_US"/>
+        </w:rPr>
+        <w:t>בְּ⁠יוֹם</w:t>
+      </w:r>
+    </w:p>
+    <w:p>
+      <w:pPr/>
+      <w:r>
+        <w:rPr>
+          <w:lang w:val="en_US" w:bidi="en_US"/>
+        </w:rPr>
+      </w:r>
+      <w:r>
+        <w:rPr>
           <w:b/>
           <w:lang w:val="en_US" w:bidi="en_US"/>
         </w:rPr>
@@ -22083,6 +24906,20 @@
       </w:r>
       <w:r>
         <w:rPr>
+          <w:lang w:val="en_US" w:bidi="en_US"/>
+        </w:rPr>
+        <w:t>מִ⁠יַּ֣ד נָעֳמִ֑י</w:t>
+      </w:r>
+    </w:p>
+    <w:p>
+      <w:pPr/>
+      <w:r>
+        <w:rPr>
+          <w:lang w:val="en_US" w:bidi="en_US"/>
+        </w:rPr>
+      </w:r>
+      <w:r>
+        <w:rPr>
           <w:b/>
           <w:lang w:val="en_US" w:bidi="en_US"/>
         </w:rPr>
@@ -22179,6 +25016,20 @@
       </w:r>
       <w:r>
         <w:rPr>
+          <w:lang w:val="en_US" w:bidi="en_US"/>
+        </w:rPr>
+        <w:t>וּ֠⁠מֵ⁠אֵת ר֣וּת &amp; קָנִ֔יתָה</w:t>
+      </w:r>
+    </w:p>
+    <w:p>
+      <w:pPr/>
+      <w:r>
+        <w:rPr>
+          <w:lang w:val="en_US" w:bidi="en_US"/>
+        </w:rPr>
+      </w:r>
+      <w:r>
+        <w:rPr>
           <w:b/>
           <w:lang w:val="en_US" w:bidi="en_US"/>
         </w:rPr>
@@ -22338,6 +25189,20 @@
       </w:r>
       <w:r>
         <w:rPr>
+          <w:lang w:val="en_US" w:bidi="en_US"/>
+        </w:rPr>
+        <w:t>לְ⁠הָקִ֥ים שֵׁם־הַ⁠מֵּ֖ת עַל־נַחֲלָתֽ⁠וֹ</w:t>
+      </w:r>
+    </w:p>
+    <w:p>
+      <w:pPr/>
+      <w:r>
+        <w:rPr>
+          <w:lang w:val="en_US" w:bidi="en_US"/>
+        </w:rPr>
+      </w:r>
+      <w:r>
+        <w:rPr>
           <w:b/>
           <w:lang w:val="en_US" w:bidi="en_US"/>
         </w:rPr>
@@ -22434,6 +25299,20 @@
       </w:r>
       <w:r>
         <w:rPr>
+          <w:lang w:val="en_US" w:bidi="en_US"/>
+        </w:rPr>
+        <w:t>הַ⁠מֵּת֙ &amp; הַ⁠מֵּ֖ת</w:t>
+      </w:r>
+    </w:p>
+    <w:p>
+      <w:pPr/>
+      <w:r>
+        <w:rPr>
+          <w:lang w:val="en_US" w:bidi="en_US"/>
+        </w:rPr>
+      </w:r>
+      <w:r>
+        <w:rPr>
           <w:b/>
           <w:lang w:val="en_US" w:bidi="en_US"/>
         </w:rPr>
@@ -22543,6 +25422,20 @@
       </w:r>
       <w:r>
         <w:rPr>
+          <w:lang w:val="en_US" w:bidi="en_US"/>
+        </w:rPr>
+        <w:t>אַשְׁחִ֖ית אֶת־נַחֲלָתִ֑⁠י</w:t>
+      </w:r>
+    </w:p>
+    <w:p>
+      <w:pPr/>
+      <w:r>
+        <w:rPr>
+          <w:lang w:val="en_US" w:bidi="en_US"/>
+        </w:rPr>
+      </w:r>
+      <w:r>
+        <w:rPr>
           <w:b/>
           <w:lang w:val="en_US" w:bidi="en_US"/>
         </w:rPr>
@@ -22639,6 +25532,20 @@
       </w:r>
       <w:r>
         <w:rPr>
+          <w:lang w:val="en_US" w:bidi="en_US"/>
+        </w:rPr>
+        <w:t>גְּאַל־לְ⁠ךָ֤ אַתָּה֙ אֶת־גְּאֻלָּתִ֔⁠י</w:t>
+      </w:r>
+    </w:p>
+    <w:p>
+      <w:pPr/>
+      <w:r>
+        <w:rPr>
+          <w:lang w:val="en_US" w:bidi="en_US"/>
+        </w:rPr>
+      </w:r>
+      <w:r>
+        <w:rPr>
           <w:b/>
           <w:lang w:val="en_US" w:bidi="en_US"/>
         </w:rPr>
@@ -22748,6 +25655,20 @@
       </w:r>
       <w:r>
         <w:rPr>
+          <w:lang w:val="en_US" w:bidi="en_US"/>
+        </w:rPr>
+        <w:t>וְ⁠זֹאת֩</w:t>
+      </w:r>
+    </w:p>
+    <w:p>
+      <w:pPr/>
+      <w:r>
+        <w:rPr>
+          <w:lang w:val="en_US" w:bidi="en_US"/>
+        </w:rPr>
+      </w:r>
+      <w:r>
+        <w:rPr>
           <w:b/>
           <w:lang w:val="en_US" w:bidi="en_US"/>
         </w:rPr>
@@ -22844,6 +25765,20 @@
       </w:r>
       <w:r>
         <w:rPr>
+          <w:lang w:val="en_US" w:bidi="en_US"/>
+        </w:rPr>
+        <w:t>וְ⁠זֹאת֩</w:t>
+      </w:r>
+    </w:p>
+    <w:p>
+      <w:pPr/>
+      <w:r>
+        <w:rPr>
+          <w:lang w:val="en_US" w:bidi="en_US"/>
+        </w:rPr>
+      </w:r>
+      <w:r>
+        <w:rPr>
           <w:b/>
           <w:lang w:val="en_US" w:bidi="en_US"/>
         </w:rPr>
@@ -22927,6 +25862,20 @@
       </w:r>
       <w:r>
         <w:rPr>
+          <w:lang w:val="en_US" w:bidi="en_US"/>
+        </w:rPr>
+        <w:t>לְ⁠פָנִ֨ים</w:t>
+      </w:r>
+    </w:p>
+    <w:p>
+      <w:pPr/>
+      <w:r>
+        <w:rPr>
+          <w:lang w:val="en_US" w:bidi="en_US"/>
+        </w:rPr>
+      </w:r>
+      <w:r>
+        <w:rPr>
           <w:b/>
           <w:lang w:val="en_US" w:bidi="en_US"/>
         </w:rPr>
@@ -23023,6 +25972,20 @@
       </w:r>
       <w:r>
         <w:rPr>
+          <w:lang w:val="en_US" w:bidi="en_US"/>
+        </w:rPr>
+        <w:t>לְ⁠רֵעֵ֑⁠הוּ</w:t>
+      </w:r>
+    </w:p>
+    <w:p>
+      <w:pPr/>
+      <w:r>
+        <w:rPr>
+          <w:lang w:val="en_US" w:bidi="en_US"/>
+        </w:rPr>
+      </w:r>
+      <w:r>
+        <w:rPr>
           <w:b/>
           <w:lang w:val="en_US" w:bidi="en_US"/>
         </w:rPr>
@@ -23119,6 +26082,20 @@
       </w:r>
       <w:r>
         <w:rPr>
+          <w:lang w:val="en_US" w:bidi="en_US"/>
+        </w:rPr>
+        <w:t>וַ⁠יֹּ֧אמֶר הַ⁠גֹּאֵ֛ל לְ⁠בֹ֖עַז קְנֵה־לָ֑⁠ךְ וַ⁠יִּשְׁלֹ֖ף נַעֲלֽ⁠וֹ</w:t>
+      </w:r>
+    </w:p>
+    <w:p>
+      <w:pPr/>
+      <w:r>
+        <w:rPr>
+          <w:lang w:val="en_US" w:bidi="en_US"/>
+        </w:rPr>
+      </w:r>
+      <w:r>
+        <w:rPr>
           <w:b/>
           <w:lang w:val="en_US" w:bidi="en_US"/>
         </w:rPr>
@@ -23202,6 +26179,20 @@
       </w:r>
       <w:r>
         <w:rPr>
+          <w:lang w:val="en_US" w:bidi="en_US"/>
+        </w:rPr>
+        <w:t>וַ⁠יֹּ֧אמֶר הַ⁠גֹּאֵ֛ל לְ⁠בֹ֖עַז קְנֵה־לָ֑⁠ךְ וַ⁠יִּשְׁלֹ֖ף נַעֲלֽ⁠וֹ</w:t>
+      </w:r>
+    </w:p>
+    <w:p>
+      <w:pPr/>
+      <w:r>
+        <w:rPr>
+          <w:lang w:val="en_US" w:bidi="en_US"/>
+        </w:rPr>
+      </w:r>
+      <w:r>
+        <w:rPr>
           <w:b/>
           <w:lang w:val="en_US" w:bidi="en_US"/>
         </w:rPr>
@@ -23298,6 +26289,20 @@
       </w:r>
       <w:r>
         <w:rPr>
+          <w:lang w:val="en_US" w:bidi="en_US"/>
+        </w:rPr>
+        <w:t>וַ⁠יִּשְׁלֹ֖ף נַעֲלֽ⁠וֹ</w:t>
+      </w:r>
+    </w:p>
+    <w:p>
+      <w:pPr/>
+      <w:r>
+        <w:rPr>
+          <w:lang w:val="en_US" w:bidi="en_US"/>
+        </w:rPr>
+      </w:r>
+      <w:r>
+        <w:rPr>
           <w:b/>
           <w:lang w:val="en_US" w:bidi="en_US"/>
         </w:rPr>
@@ -23381,6 +26386,20 @@
       </w:r>
       <w:r>
         <w:rPr>
+          <w:lang w:val="en_US" w:bidi="en_US"/>
+        </w:rPr>
+        <w:t>לַ⁠זְּקֵנִ֜ים וְ⁠כָל־הָ⁠עָ֗ם</w:t>
+      </w:r>
+    </w:p>
+    <w:p>
+      <w:pPr/>
+      <w:r>
+        <w:rPr>
+          <w:lang w:val="en_US" w:bidi="en_US"/>
+        </w:rPr>
+      </w:r>
+      <w:r>
+        <w:rPr>
           <w:b/>
           <w:lang w:val="en_US" w:bidi="en_US"/>
         </w:rPr>
@@ -23477,6 +26496,20 @@
       </w:r>
       <w:r>
         <w:rPr>
+          <w:lang w:val="en_US" w:bidi="en_US"/>
+        </w:rPr>
+        <w:t>מִ⁠יַּ֖ד נָעֳמִֽי</w:t>
+      </w:r>
+    </w:p>
+    <w:p>
+      <w:pPr/>
+      <w:r>
+        <w:rPr>
+          <w:lang w:val="en_US" w:bidi="en_US"/>
+        </w:rPr>
+      </w:r>
+      <w:r>
+        <w:rPr>
           <w:b/>
           <w:lang w:val="en_US" w:bidi="en_US"/>
         </w:rPr>
@@ -23636,6 +26669,20 @@
       </w:r>
       <w:r>
         <w:rPr>
+          <w:lang w:val="en_US" w:bidi="en_US"/>
+        </w:rPr>
+        <w:t>וְ⁠גַ֣ם</w:t>
+      </w:r>
+    </w:p>
+    <w:p>
+      <w:pPr/>
+      <w:r>
+        <w:rPr>
+          <w:lang w:val="en_US" w:bidi="en_US"/>
+        </w:rPr>
+      </w:r>
+      <w:r>
+        <w:rPr>
           <w:b/>
           <w:lang w:val="en_US" w:bidi="en_US"/>
         </w:rPr>
@@ -23719,6 +26766,20 @@
       </w:r>
       <w:r>
         <w:rPr>
+          <w:lang w:val="en_US" w:bidi="en_US"/>
+        </w:rPr>
+        <w:t>לְ⁠הָקִ֤ים שֵׁם־הַ⁠מֵּת֙ עַל־נַ֣חֲלָת֔⁠וֹ</w:t>
+      </w:r>
+    </w:p>
+    <w:p>
+      <w:pPr/>
+      <w:r>
+        <w:rPr>
+          <w:lang w:val="en_US" w:bidi="en_US"/>
+        </w:rPr>
+      </w:r>
+      <w:r>
+        <w:rPr>
           <w:b/>
           <w:lang w:val="en_US" w:bidi="en_US"/>
         </w:rPr>
@@ -23738,7 +26799,7 @@
         </w:rPr>
         <w:t xml:space="preserve">See how you translated this phrase in </w:t>
       </w:r>
-      <w:hyperlink r:id="rId24">
+      <w:hyperlink r:id="rId26">
         <w:r>
           <w:rPr>
             <w:lang w:val="en_US" w:bidi="en_US"/>
@@ -23800,6 +26861,20 @@
       </w:r>
       <w:r>
         <w:rPr>
+          <w:lang w:val="en_US" w:bidi="en_US"/>
+        </w:rPr>
+        <w:t>הַ⁠מֵּת֙ &amp; הַ⁠מֵּ֛ת</w:t>
+      </w:r>
+    </w:p>
+    <w:p>
+      <w:pPr/>
+      <w:r>
+        <w:rPr>
+          <w:lang w:val="en_US" w:bidi="en_US"/>
+        </w:rPr>
+      </w:r>
+      <w:r>
+        <w:rPr>
           <w:b/>
           <w:lang w:val="en_US" w:bidi="en_US"/>
         </w:rPr>
@@ -23845,7 +26920,7 @@
         </w:rPr>
         <w:t xml:space="preserve"> as a noun to mean the one who died. Your language may use adjectives in the same way. If not, you could translate this word with an equivalent phrase. See how you translated it in </w:t>
       </w:r>
-      <w:hyperlink r:id="rId24">
+      <w:hyperlink r:id="rId26">
         <w:r>
           <w:rPr>
             <w:lang w:val="en_US" w:bidi="en_US"/>
@@ -23927,6 +27002,20 @@
       </w:r>
       <w:r>
         <w:rPr>
+          <w:lang w:val="en_US" w:bidi="en_US"/>
+        </w:rPr>
+        <w:t>וְ⁠לֹא־יִכָּרֵ֧ת שֵׁם־הַ⁠מֵּ֛ת מֵ⁠עִ֥ם אֶחָ֖י⁠ו וּ⁠מִ⁠שַּׁ֣עַר מְקוֹמ֑⁠וֹ</w:t>
+      </w:r>
+    </w:p>
+    <w:p>
+      <w:pPr/>
+      <w:r>
+        <w:rPr>
+          <w:lang w:val="en_US" w:bidi="en_US"/>
+        </w:rPr>
+      </w:r>
+      <w:r>
+        <w:rPr>
           <w:b/>
           <w:lang w:val="en_US" w:bidi="en_US"/>
         </w:rPr>
@@ -24010,6 +27099,20 @@
       </w:r>
       <w:r>
         <w:rPr>
+          <w:lang w:val="en_US" w:bidi="en_US"/>
+        </w:rPr>
+        <w:t>וְ⁠לֹא־יִכָּרֵ֧ת שֵׁם־הַ⁠מֵּ֛ת מֵ⁠עִ֥ם אֶחָ֖י⁠ו וּ⁠מִ⁠שַּׁ֣עַר מְקוֹמ֑⁠וֹ</w:t>
+      </w:r>
+    </w:p>
+    <w:p>
+      <w:pPr/>
+      <w:r>
+        <w:rPr>
+          <w:lang w:val="en_US" w:bidi="en_US"/>
+        </w:rPr>
+      </w:r>
+      <w:r>
+        <w:rPr>
           <w:b/>
           <w:lang w:val="en_US" w:bidi="en_US"/>
         </w:rPr>
@@ -24119,6 +27222,20 @@
       </w:r>
       <w:r>
         <w:rPr>
+          <w:lang w:val="en_US" w:bidi="en_US"/>
+        </w:rPr>
+        <w:t>וּ⁠מִ⁠שַּׁ֣עַר מְקוֹמ֑⁠וֹ</w:t>
+      </w:r>
+    </w:p>
+    <w:p>
+      <w:pPr/>
+      <w:r>
+        <w:rPr>
+          <w:lang w:val="en_US" w:bidi="en_US"/>
+        </w:rPr>
+      </w:r>
+      <w:r>
+        <w:rPr>
           <w:b/>
           <w:lang w:val="en_US" w:bidi="en_US"/>
         </w:rPr>
@@ -24291,6 +27408,20 @@
       </w:r>
       <w:r>
         <w:rPr>
+          <w:lang w:val="en_US" w:bidi="en_US"/>
+        </w:rPr>
+        <w:t>הָ⁠עָ֧ם אֲשֶׁר־בַּ⁠שַּׁ֛עַר</w:t>
+      </w:r>
+    </w:p>
+    <w:p>
+      <w:pPr/>
+      <w:r>
+        <w:rPr>
+          <w:lang w:val="en_US" w:bidi="en_US"/>
+        </w:rPr>
+      </w:r>
+      <w:r>
+        <w:rPr>
           <w:b/>
           <w:lang w:val="en_US" w:bidi="en_US"/>
         </w:rPr>
@@ -24387,6 +27518,20 @@
       </w:r>
       <w:r>
         <w:rPr>
+          <w:lang w:val="en_US" w:bidi="en_US"/>
+        </w:rPr>
+        <w:t>הַ⁠בָּאָ֣ה אֶל־בֵּיתֶ֗⁠ךָ</w:t>
+      </w:r>
+    </w:p>
+    <w:p>
+      <w:pPr/>
+      <w:r>
+        <w:rPr>
+          <w:lang w:val="en_US" w:bidi="en_US"/>
+        </w:rPr>
+      </w:r>
+      <w:r>
+        <w:rPr>
           <w:b/>
           <w:lang w:val="en_US" w:bidi="en_US"/>
         </w:rPr>
@@ -24470,6 +27615,20 @@
       </w:r>
       <w:r>
         <w:rPr>
+          <w:lang w:val="en_US" w:bidi="en_US"/>
+        </w:rPr>
+        <w:t>יִתֵּן֩ יְהוָ֨ה אֶֽת־הָ⁠אִשָּׁ֜ה הַ⁠בָּאָ֣ה אֶל־בֵּיתֶ֗⁠ךָ כְּ⁠רָחֵ֤ל ׀ וּ⁠כְ⁠לֵאָה֙ אֲשֶׁ֨ר בָּנ֤וּ שְׁתֵּי⁠הֶם֙ אֶת־בֵּ֣ית יִשְׂרָאֵ֔ל</w:t>
+      </w:r>
+    </w:p>
+    <w:p>
+      <w:pPr/>
+      <w:r>
+        <w:rPr>
+          <w:lang w:val="en_US" w:bidi="en_US"/>
+        </w:rPr>
+      </w:r>
+      <w:r>
+        <w:rPr>
           <w:b/>
           <w:lang w:val="en_US" w:bidi="en_US"/>
         </w:rPr>
@@ -24553,6 +27712,20 @@
       </w:r>
       <w:r>
         <w:rPr>
+          <w:lang w:val="en_US" w:bidi="en_US"/>
+        </w:rPr>
+        <w:t>כְּ⁠רָחֵ֤ל ׀ וּ⁠כְ⁠לֵאָה֙ אֲשֶׁ֨ר בָּנ֤וּ שְׁתֵּי⁠הֶם֙ אֶת־בֵּ֣ית יִשְׂרָאֵ֔ל</w:t>
+      </w:r>
+    </w:p>
+    <w:p>
+      <w:pPr/>
+      <w:r>
+        <w:rPr>
+          <w:lang w:val="en_US" w:bidi="en_US"/>
+        </w:rPr>
+      </w:r>
+      <w:r>
+        <w:rPr>
           <w:b/>
           <w:lang w:val="en_US" w:bidi="en_US"/>
         </w:rPr>
@@ -24656,6 +27829,20 @@
       </w:r>
       <w:r>
         <w:rPr>
+          <w:lang w:val="en_US" w:bidi="en_US"/>
+        </w:rPr>
+        <w:t>בָּנ֤וּ &amp; אֶת־בֵּ֣ית יִשְׂרָאֵ֔ל</w:t>
+      </w:r>
+    </w:p>
+    <w:p>
+      <w:pPr/>
+      <w:r>
+        <w:rPr>
+          <w:lang w:val="en_US" w:bidi="en_US"/>
+        </w:rPr>
+      </w:r>
+      <w:r>
+        <w:rPr>
           <w:b/>
           <w:lang w:val="en_US" w:bidi="en_US"/>
         </w:rPr>
@@ -24765,6 +27952,20 @@
       </w:r>
       <w:r>
         <w:rPr>
+          <w:lang w:val="en_US" w:bidi="en_US"/>
+        </w:rPr>
+        <w:t>וַ⁠עֲשֵׂה־חַ֣יִל בְּ⁠אֶפְרָ֔תָה וּ⁠קְרָא־שֵׁ֖ם בְּ⁠בֵ֥ית לָֽחֶם</w:t>
+      </w:r>
+    </w:p>
+    <w:p>
+      <w:pPr/>
+      <w:r>
+        <w:rPr>
+          <w:lang w:val="en_US" w:bidi="en_US"/>
+        </w:rPr>
+      </w:r>
+      <w:r>
+        <w:rPr>
           <w:b/>
           <w:lang w:val="en_US" w:bidi="en_US"/>
         </w:rPr>
@@ -24861,6 +28062,20 @@
       </w:r>
       <w:r>
         <w:rPr>
+          <w:lang w:val="en_US" w:bidi="en_US"/>
+        </w:rPr>
+        <w:t>וַ⁠עֲשֵׂה־חַ֣יִל בְּ⁠אֶפְרָ֔תָה וּ⁠קְרָא־שֵׁ֖ם בְּ⁠בֵ֥ית לָֽחֶם</w:t>
+      </w:r>
+    </w:p>
+    <w:p>
+      <w:pPr/>
+      <w:r>
+        <w:rPr>
+          <w:lang w:val="en_US" w:bidi="en_US"/>
+        </w:rPr>
+      </w:r>
+      <w:r>
+        <w:rPr>
           <w:b/>
           <w:lang w:val="en_US" w:bidi="en_US"/>
         </w:rPr>
@@ -24944,6 +28159,20 @@
       </w:r>
       <w:r>
         <w:rPr>
+          <w:lang w:val="en_US" w:bidi="en_US"/>
+        </w:rPr>
+        <w:t>וִ⁠יהִ֤י בֵֽיתְ⁠ךָ֙ כְּ⁠בֵ֣ית פֶּ֔רֶץ</w:t>
+      </w:r>
+    </w:p>
+    <w:p>
+      <w:pPr/>
+      <w:r>
+        <w:rPr>
+          <w:lang w:val="en_US" w:bidi="en_US"/>
+        </w:rPr>
+      </w:r>
+      <w:r>
+        <w:rPr>
           <w:b/>
           <w:lang w:val="en_US" w:bidi="en_US"/>
         </w:rPr>
@@ -25040,6 +28269,20 @@
       </w:r>
       <w:r>
         <w:rPr>
+          <w:lang w:val="en_US" w:bidi="en_US"/>
+        </w:rPr>
+        <w:t>מִן־הַ⁠זֶּ֗רַע אֲשֶׁ֨ר יִתֵּ֤ן יְהוָה֙ לְ⁠ךָ֔</w:t>
+      </w:r>
+    </w:p>
+    <w:p>
+      <w:pPr/>
+      <w:r>
+        <w:rPr>
+          <w:lang w:val="en_US" w:bidi="en_US"/>
+        </w:rPr>
+      </w:r>
+      <w:r>
+        <w:rPr>
           <w:b/>
           <w:lang w:val="en_US" w:bidi="en_US"/>
         </w:rPr>
@@ -25123,6 +28366,20 @@
       </w:r>
       <w:r>
         <w:rPr>
+          <w:lang w:val="en_US" w:bidi="en_US"/>
+        </w:rPr>
+        <w:t>וַ⁠יִּקַּ֨ח בֹּ֤עַז אֶת־רוּת֙ וַ⁠תְּהִי־ל֣⁠וֹ לְ⁠אִשָּׁ֔ה</w:t>
+      </w:r>
+    </w:p>
+    <w:p>
+      <w:pPr/>
+      <w:r>
+        <w:rPr>
+          <w:lang w:val="en_US" w:bidi="en_US"/>
+        </w:rPr>
+      </w:r>
+      <w:r>
+        <w:rPr>
           <w:b/>
           <w:lang w:val="en_US" w:bidi="en_US"/>
         </w:rPr>
@@ -25206,6 +28463,20 @@
       </w:r>
       <w:r>
         <w:rPr>
+          <w:lang w:val="en_US" w:bidi="en_US"/>
+        </w:rPr>
+        <w:t>וַ⁠יִּקַּ֨ח בֹּ֤עַז אֶת־רוּת֙</w:t>
+      </w:r>
+    </w:p>
+    <w:p>
+      <w:pPr/>
+      <w:r>
+        <w:rPr>
+          <w:lang w:val="en_US" w:bidi="en_US"/>
+        </w:rPr>
+      </w:r>
+      <w:r>
+        <w:rPr>
           <w:b/>
           <w:lang w:val="en_US" w:bidi="en_US"/>
         </w:rPr>
@@ -25238,7 +28509,7 @@
         </w:rPr>
         <w:t xml:space="preserve"> indicates that Boaz did what he said he would do in verse </w:t>
       </w:r>
-      <w:hyperlink r:id="rId25">
+      <w:hyperlink r:id="rId27">
         <w:r>
           <w:rPr>
             <w:lang w:val="en_US" w:bidi="en_US"/>
@@ -25256,7 +28527,7 @@
         </w:rPr>
         <w:t xml:space="preserve">. Use a connector in your language that makes it clear that what follows is a reason for what came before. This phrase does not imply any form of violence. Along with the following phrase, it simply means that Boaz married Ruth. Use a connecting word that indicates that this action by Boaz is a result of the agreement in verse </w:t>
       </w:r>
-      <w:hyperlink r:id="rId25">
+      <w:hyperlink r:id="rId27">
         <w:r>
           <w:rPr>
             <w:lang w:val="en_US" w:bidi="en_US"/>
@@ -25338,6 +28609,20 @@
       </w:r>
       <w:r>
         <w:rPr>
+          <w:lang w:val="en_US" w:bidi="en_US"/>
+        </w:rPr>
+        <w:t>וַ⁠יָּבֹ֖א אֵלֶ֑י⁠הָ</w:t>
+      </w:r>
+    </w:p>
+    <w:p>
+      <w:pPr/>
+      <w:r>
+        <w:rPr>
+          <w:lang w:val="en_US" w:bidi="en_US"/>
+        </w:rPr>
+      </w:r>
+      <w:r>
+        <w:rPr>
           <w:b/>
           <w:lang w:val="en_US" w:bidi="en_US"/>
         </w:rPr>
@@ -25434,6 +28719,20 @@
       </w:r>
       <w:r>
         <w:rPr>
+          <w:lang w:val="en_US" w:bidi="en_US"/>
+        </w:rPr>
+        <w:t>הַ⁠נָּשִׁים֙</w:t>
+      </w:r>
+    </w:p>
+    <w:p>
+      <w:pPr/>
+      <w:r>
+        <w:rPr>
+          <w:lang w:val="en_US" w:bidi="en_US"/>
+        </w:rPr>
+      </w:r>
+      <w:r>
+        <w:rPr>
           <w:b/>
           <w:lang w:val="en_US" w:bidi="en_US"/>
         </w:rPr>
@@ -25466,7 +28765,7 @@
         </w:rPr>
         <w:t xml:space="preserve"> of the town as mentioned in </w:t>
       </w:r>
-      <w:hyperlink r:id="rId26">
+      <w:hyperlink r:id="rId28">
         <w:r>
           <w:rPr>
             <w:lang w:val="en_US" w:bidi="en_US"/>
@@ -25548,6 +28847,20 @@
       </w:r>
       <w:r>
         <w:rPr>
+          <w:lang w:val="en_US" w:bidi="en_US"/>
+        </w:rPr>
+        <w:t>בָּר֣וּךְ יְהוָ֔ה</w:t>
+      </w:r>
+    </w:p>
+    <w:p>
+      <w:pPr/>
+      <w:r>
+        <w:rPr>
+          <w:lang w:val="en_US" w:bidi="en_US"/>
+        </w:rPr>
+      </w:r>
+      <w:r>
+        <w:rPr>
           <w:b/>
           <w:lang w:val="en_US" w:bidi="en_US"/>
         </w:rPr>
@@ -25631,6 +28944,20 @@
       </w:r>
       <w:r>
         <w:rPr>
+          <w:lang w:val="en_US" w:bidi="en_US"/>
+        </w:rPr>
+        <w:t>לֹ֣א הִשְׁבִּ֥ית לָ֛⁠ךְ גֹּאֵ֖ל הַ⁠יּ֑וֹם</w:t>
+      </w:r>
+    </w:p>
+    <w:p>
+      <w:pPr/>
+      <w:r>
+        <w:rPr>
+          <w:lang w:val="en_US" w:bidi="en_US"/>
+        </w:rPr>
+      </w:r>
+      <w:r>
+        <w:rPr>
           <w:b/>
           <w:lang w:val="en_US" w:bidi="en_US"/>
         </w:rPr>
@@ -25740,6 +29067,20 @@
       </w:r>
       <w:r>
         <w:rPr>
+          <w:lang w:val="en_US" w:bidi="en_US"/>
+        </w:rPr>
+        <w:t>וְ⁠יִקָּרֵ֥א שְׁמ֖⁠וֹ</w:t>
+      </w:r>
+    </w:p>
+    <w:p>
+      <w:pPr/>
+      <w:r>
+        <w:rPr>
+          <w:lang w:val="en_US" w:bidi="en_US"/>
+        </w:rPr>
+      </w:r>
+      <w:r>
+        <w:rPr>
           <w:b/>
           <w:lang w:val="en_US" w:bidi="en_US"/>
         </w:rPr>
@@ -25823,6 +29164,20 @@
       </w:r>
       <w:r>
         <w:rPr>
+          <w:lang w:val="en_US" w:bidi="en_US"/>
+        </w:rPr>
+        <w:t>וְ⁠יִקָּרֵ֥א שְׁמ֖⁠וֹ בְּ⁠יִשְׂרָאֵֽל</w:t>
+      </w:r>
+    </w:p>
+    <w:p>
+      <w:pPr/>
+      <w:r>
+        <w:rPr>
+          <w:lang w:val="en_US" w:bidi="en_US"/>
+        </w:rPr>
+      </w:r>
+      <w:r>
+        <w:rPr>
           <w:b/>
           <w:lang w:val="en_US" w:bidi="en_US"/>
         </w:rPr>
@@ -25919,6 +29274,20 @@
       </w:r>
       <w:r>
         <w:rPr>
+          <w:lang w:val="en_US" w:bidi="en_US"/>
+        </w:rPr>
+        <w:t>לְ⁠מֵשִׁ֣יב נֶ֔פֶשׁ</w:t>
+      </w:r>
+    </w:p>
+    <w:p>
+      <w:pPr/>
+      <w:r>
+        <w:rPr>
+          <w:lang w:val="en_US" w:bidi="en_US"/>
+        </w:rPr>
+      </w:r>
+      <w:r>
+        <w:rPr>
           <w:b/>
           <w:lang w:val="en_US" w:bidi="en_US"/>
         </w:rPr>
@@ -26015,6 +29384,20 @@
       </w:r>
       <w:r>
         <w:rPr>
+          <w:lang w:val="en_US" w:bidi="en_US"/>
+        </w:rPr>
+        <w:t>וּ⁠לְ⁠כַלְכֵּ֖ל אֶת־שֵׂיבָתֵ֑⁠ךְ</w:t>
+      </w:r>
+    </w:p>
+    <w:p>
+      <w:pPr/>
+      <w:r>
+        <w:rPr>
+          <w:lang w:val="en_US" w:bidi="en_US"/>
+        </w:rPr>
+      </w:r>
+      <w:r>
+        <w:rPr>
           <w:b/>
           <w:lang w:val="en_US" w:bidi="en_US"/>
         </w:rPr>
@@ -26111,6 +29494,20 @@
       </w:r>
       <w:r>
         <w:rPr>
+          <w:lang w:val="en_US" w:bidi="en_US"/>
+        </w:rPr>
+        <w:t>כִּ֣י</w:t>
+      </w:r>
+    </w:p>
+    <w:p>
+      <w:pPr/>
+      <w:r>
+        <w:rPr>
+          <w:lang w:val="en_US" w:bidi="en_US"/>
+        </w:rPr>
+      </w:r>
+      <w:r>
+        <w:rPr>
           <w:b/>
           <w:lang w:val="en_US" w:bidi="en_US"/>
         </w:rPr>
@@ -26214,6 +29611,20 @@
       </w:r>
       <w:r>
         <w:rPr>
+          <w:lang w:val="en_US" w:bidi="en_US"/>
+        </w:rPr>
+        <w:t>ט֣וֹבָה לָ֔⁠ךְ מִ⁠שִּׁבְעָ֖ה בָּנִֽים</w:t>
+      </w:r>
+    </w:p>
+    <w:p>
+      <w:pPr/>
+      <w:r>
+        <w:rPr>
+          <w:lang w:val="en_US" w:bidi="en_US"/>
+        </w:rPr>
+      </w:r>
+      <w:r>
+        <w:rPr>
           <w:b/>
           <w:lang w:val="en_US" w:bidi="en_US"/>
         </w:rPr>
@@ -26310,6 +29721,20 @@
       </w:r>
       <w:r>
         <w:rPr>
+          <w:lang w:val="en_US" w:bidi="en_US"/>
+        </w:rPr>
+        <w:t>וַ⁠תִּקַּ֨ח נָעֳמִ֤י אֶת־הַ⁠יֶּ֨לֶד֙</w:t>
+      </w:r>
+    </w:p>
+    <w:p>
+      <w:pPr/>
+      <w:r>
+        <w:rPr>
+          <w:lang w:val="en_US" w:bidi="en_US"/>
+        </w:rPr>
+      </w:r>
+      <w:r>
+        <w:rPr>
           <w:b/>
           <w:lang w:val="en_US" w:bidi="en_US"/>
         </w:rPr>
@@ -26469,6 +29894,20 @@
       </w:r>
       <w:r>
         <w:rPr>
+          <w:lang w:val="en_US" w:bidi="en_US"/>
+        </w:rPr>
+        <w:t>וַ⁠תִּקְרֶאנָה֩ ל֨⁠וֹ הַ⁠שְּׁכֵנ֥וֹת שֵׁם֙ לֵ⁠אמֹ֔ר &amp; וַ⁠תִּקְרֶ֤אנָֽה שְׁמ⁠וֹ֙ עוֹבֵ֔ד</w:t>
+      </w:r>
+    </w:p>
+    <w:p>
+      <w:pPr/>
+      <w:r>
+        <w:rPr>
+          <w:lang w:val="en_US" w:bidi="en_US"/>
+        </w:rPr>
+      </w:r>
+      <w:r>
+        <w:rPr>
           <w:b/>
           <w:lang w:val="en_US" w:bidi="en_US"/>
         </w:rPr>
@@ -26565,6 +30004,20 @@
       </w:r>
       <w:r>
         <w:rPr>
+          <w:lang w:val="en_US" w:bidi="en_US"/>
+        </w:rPr>
+        <w:t>יֻלַּד־בֵּ֖ן לְ⁠נָעֳמִ֑י</w:t>
+      </w:r>
+    </w:p>
+    <w:p>
+      <w:pPr/>
+      <w:r>
+        <w:rPr>
+          <w:lang w:val="en_US" w:bidi="en_US"/>
+        </w:rPr>
+      </w:r>
+      <w:r>
+        <w:rPr>
           <w:b/>
           <w:lang w:val="en_US" w:bidi="en_US"/>
         </w:rPr>
@@ -26661,6 +30114,20 @@
       </w:r>
       <w:r>
         <w:rPr>
+          <w:lang w:val="en_US" w:bidi="en_US"/>
+        </w:rPr>
+        <w:t>וַ⁠תִּקְרֶ֤אנָֽה שְׁמ⁠וֹ֙ עוֹבֵ֔ד</w:t>
+      </w:r>
+    </w:p>
+    <w:p>
+      <w:pPr/>
+      <w:r>
+        <w:rPr>
+          <w:lang w:val="en_US" w:bidi="en_US"/>
+        </w:rPr>
+      </w:r>
+      <w:r>
+        <w:rPr>
           <w:b/>
           <w:lang w:val="en_US" w:bidi="en_US"/>
         </w:rPr>
@@ -26757,6 +30224,20 @@
       </w:r>
       <w:r>
         <w:rPr>
+          <w:lang w:val="en_US" w:bidi="en_US"/>
+        </w:rPr>
+        <w:t>ה֥וּא אֲבִי־יִשַׁ֖י</w:t>
+      </w:r>
+    </w:p>
+    <w:p>
+      <w:pPr/>
+      <w:r>
+        <w:rPr>
+          <w:lang w:val="en_US" w:bidi="en_US"/>
+        </w:rPr>
+      </w:r>
+      <w:r>
+        <w:rPr>
           <w:b/>
           <w:lang w:val="en_US" w:bidi="en_US"/>
         </w:rPr>
@@ -26949,6 +30430,20 @@
       </w:r>
       <w:r>
         <w:rPr>
+          <w:lang w:val="en_US" w:bidi="en_US"/>
+        </w:rPr>
+        <w:t>תּוֹלְד֣וֹת פָּ֔רֶץ</w:t>
+      </w:r>
+    </w:p>
+    <w:p>
+      <w:pPr/>
+      <w:r>
+        <w:rPr>
+          <w:lang w:val="en_US" w:bidi="en_US"/>
+        </w:rPr>
+      </w:r>
+      <w:r>
+        <w:rPr>
           <w:b/>
           <w:lang w:val="en_US" w:bidi="en_US"/>
         </w:rPr>
@@ -26968,7 +30463,7 @@
         </w:rPr>
         <w:t xml:space="preserve">"Because it was mentioned earlier that Perez was the son of Judah, the writer continues listing the family line that came from Perez. Verse </w:t>
       </w:r>
-      <w:hyperlink r:id="rId27">
+      <w:hyperlink r:id="rId29">
         <w:r>
           <w:rPr>
             <w:lang w:val="en_US" w:bidi="en_US"/>
@@ -26986,7 +30481,7 @@
         </w:rPr>
         <w:t xml:space="preserve"> was the end of the story about Naomi and Ruth, and verse </w:t>
       </w:r>
-      <w:hyperlink r:id="rId28">
+      <w:hyperlink r:id="rId30">
         <w:r>
           <w:rPr>
             <w:lang w:val="en_US" w:bidi="en_US"/>
@@ -27068,6 +30563,20 @@
       </w:r>
       <w:r>
         <w:rPr>
+          <w:lang w:val="en_US" w:bidi="en_US"/>
+        </w:rPr>
+        <w:t>פֶּ֖רֶץ הוֹלִ֥יד אֶת־חֶצְרֽוֹן</w:t>
+      </w:r>
+    </w:p>
+    <w:p>
+      <w:pPr/>
+      <w:r>
+        <w:rPr>
+          <w:lang w:val="en_US" w:bidi="en_US"/>
+        </w:rPr>
+      </w:r>
+      <w:r>
+        <w:rPr>
           <w:b/>
           <w:lang w:val="en_US" w:bidi="en_US"/>
         </w:rPr>
@@ -27171,6 +30680,20 @@
       </w:r>
       <w:r>
         <w:rPr>
+          <w:lang w:val="en_US" w:bidi="en_US"/>
+        </w:rPr>
+        <w:t>וְ⁠חֶצְרוֹן֙ &amp; אֶת־רָ֔ם &amp; אֶת־עַמִּֽינָדָֽב</w:t>
+      </w:r>
+    </w:p>
+    <w:p>
+      <w:pPr/>
+      <w:r>
+        <w:rPr>
+          <w:lang w:val="en_US" w:bidi="en_US"/>
+        </w:rPr>
+      </w:r>
+      <w:r>
+        <w:rPr>
           <w:b/>
           <w:lang w:val="en_US" w:bidi="en_US"/>
         </w:rPr>
@@ -27461,7 +30984,7 @@
         </w:rPr>
         <w:t xml:space="preserve"> on </w:t>
       </w:r>
-      <w:hyperlink r:id="rId27">
+      <w:hyperlink r:id="rId29">
         <w:r>
           <w:rPr>
             <w:lang w:val="en_US" w:bidi="en_US"/>

--- a/eng/docx/08.content.docx
+++ b/eng/docx/08.content.docx
@@ -1021,6 +1021,20 @@
       </w:r>
       <w:r>
         <w:rPr>
+          <w:lang w:val="en_US" w:bidi="en_US"/>
+        </w:rPr>
+        <w:t>בִּ⁠ימֵי֙ שְׁפֹ֣ט הַ⁠שֹּׁפְטִ֔ים</w:t>
+      </w:r>
+    </w:p>
+    <w:p>
+      <w:pPr/>
+      <w:r>
+        <w:rPr>
+          <w:lang w:val="en_US" w:bidi="en_US"/>
+        </w:rPr>
+      </w:r>
+      <w:r>
+        <w:rPr>
           <w:b/>
           <w:lang w:val="en_US" w:bidi="en_US"/>
         </w:rPr>
@@ -1117,6 +1131,20 @@
       </w:r>
       <w:r>
         <w:rPr>
+          <w:lang w:val="en_US" w:bidi="en_US"/>
+        </w:rPr>
+        <w:t>בָּ⁠אָ֑רֶץ</w:t>
+      </w:r>
+    </w:p>
+    <w:p>
+      <w:pPr/>
+      <w:r>
+        <w:rPr>
+          <w:lang w:val="en_US" w:bidi="en_US"/>
+        </w:rPr>
+      </w:r>
+      <w:r>
+        <w:rPr>
           <w:b/>
           <w:lang w:val="en_US" w:bidi="en_US"/>
         </w:rPr>
@@ -1213,6 +1241,20 @@
       </w:r>
       <w:r>
         <w:rPr>
+          <w:lang w:val="en_US" w:bidi="en_US"/>
+        </w:rPr>
+        <w:t>אִ֜ישׁ</w:t>
+      </w:r>
+    </w:p>
+    <w:p>
+      <w:pPr/>
+      <w:r>
+        <w:rPr>
+          <w:lang w:val="en_US" w:bidi="en_US"/>
+        </w:rPr>
+      </w:r>
+      <w:r>
+        <w:rPr>
           <w:b/>
           <w:lang w:val="en_US" w:bidi="en_US"/>
         </w:rPr>
@@ -1296,6 +1338,20 @@
       </w:r>
       <w:r>
         <w:rPr>
+          <w:lang w:val="en_US" w:bidi="en_US"/>
+        </w:rPr>
+        <w:t>אֶפְרָתִ֔ים</w:t>
+      </w:r>
+    </w:p>
+    <w:p>
+      <w:pPr/>
+      <w:r>
+        <w:rPr>
+          <w:lang w:val="en_US" w:bidi="en_US"/>
+        </w:rPr>
+      </w:r>
+      <w:r>
+        <w:rPr>
           <w:b/>
           <w:lang w:val="en_US" w:bidi="en_US"/>
         </w:rPr>
@@ -1392,6 +1448,20 @@
       </w:r>
       <w:r>
         <w:rPr>
+          <w:lang w:val="en_US" w:bidi="en_US"/>
+        </w:rPr>
+        <w:t>וַ⁠תִּשָּׁאֵ֥ר הִ֖יא וּ⁠שְׁנֵ֥י בָנֶֽי⁠הָ</w:t>
+      </w:r>
+    </w:p>
+    <w:p>
+      <w:pPr/>
+      <w:r>
+        <w:rPr>
+          <w:lang w:val="en_US" w:bidi="en_US"/>
+        </w:rPr>
+      </w:r>
+      <w:r>
+        <w:rPr>
           <w:b/>
           <w:lang w:val="en_US" w:bidi="en_US"/>
         </w:rPr>
@@ -1475,6 +1545,20 @@
       </w:r>
       <w:r>
         <w:rPr>
+          <w:lang w:val="en_US" w:bidi="en_US"/>
+        </w:rPr>
+        <w:t>וַ⁠יִּשְׂא֣וּ לָ⁠הֶ֗ם נָשִׁים֙</w:t>
+      </w:r>
+    </w:p>
+    <w:p>
+      <w:pPr/>
+      <w:r>
+        <w:rPr>
+          <w:lang w:val="en_US" w:bidi="en_US"/>
+        </w:rPr>
+      </w:r>
+      <w:r>
+        <w:rPr>
           <w:b/>
           <w:lang w:val="en_US" w:bidi="en_US"/>
         </w:rPr>
@@ -1571,6 +1655,20 @@
       </w:r>
       <w:r>
         <w:rPr>
+          <w:lang w:val="en_US" w:bidi="en_US"/>
+        </w:rPr>
+        <w:t>שֵׁ֤ם הָֽ⁠אַחַת֙ עָרְפָּ֔ה וְ⁠שֵׁ֥ם הַ⁠שֵּׁנִ֖ית ר֑וּת</w:t>
+      </w:r>
+    </w:p>
+    <w:p>
+      <w:pPr/>
+      <w:r>
+        <w:rPr>
+          <w:lang w:val="en_US" w:bidi="en_US"/>
+        </w:rPr>
+      </w:r>
+      <w:r>
+        <w:rPr>
           <w:b/>
           <w:lang w:val="en_US" w:bidi="en_US"/>
         </w:rPr>
@@ -1634,6 +1732,20 @@
       </w:r>
       <w:r>
         <w:rPr>
+          <w:lang w:val="en_US" w:bidi="en_US"/>
+        </w:rPr>
+        <w:t>וַ⁠תִּשָּׁאֵר֙ הָֽ⁠אִשָּׁ֔ה מִ⁠שְּׁנֵ֥י יְלָדֶ֖י⁠הָ וּ⁠מֵ⁠אִישָֽׁ⁠הּ</w:t>
+      </w:r>
+    </w:p>
+    <w:p>
+      <w:pPr/>
+      <w:r>
+        <w:rPr>
+          <w:lang w:val="en_US" w:bidi="en_US"/>
+        </w:rPr>
+      </w:r>
+      <w:r>
+        <w:rPr>
           <w:b/>
           <w:lang w:val="en_US" w:bidi="en_US"/>
         </w:rPr>
@@ -1717,6 +1829,20 @@
       </w:r>
       <w:r>
         <w:rPr>
+          <w:lang w:val="en_US" w:bidi="en_US"/>
+        </w:rPr>
+        <w:t>וַ⁠תָּ֤קָם הִיא֙ וְ⁠כַלֹּתֶ֔י⁠הָ וַ⁠תָּ֖שָׁב</w:t>
+      </w:r>
+    </w:p>
+    <w:p>
+      <w:pPr/>
+      <w:r>
+        <w:rPr>
+          <w:lang w:val="en_US" w:bidi="en_US"/>
+        </w:rPr>
+      </w:r>
+      <w:r>
+        <w:rPr>
           <w:b/>
           <w:lang w:val="en_US" w:bidi="en_US"/>
         </w:rPr>
@@ -1800,6 +1926,20 @@
       </w:r>
       <w:r>
         <w:rPr>
+          <w:lang w:val="en_US" w:bidi="en_US"/>
+        </w:rPr>
+        <w:t>וַ⁠תָּ֤קָם הִיא֙ וְ⁠כַלֹּתֶ֔י⁠הָ וַ⁠תָּ֖שָׁב</w:t>
+      </w:r>
+    </w:p>
+    <w:p>
+      <w:pPr/>
+      <w:r>
+        <w:rPr>
+          <w:lang w:val="en_US" w:bidi="en_US"/>
+        </w:rPr>
+      </w:r>
+      <w:r>
+        <w:rPr>
           <w:b/>
           <w:lang w:val="en_US" w:bidi="en_US"/>
         </w:rPr>
@@ -1972,6 +2112,20 @@
       </w:r>
       <w:r>
         <w:rPr>
+          <w:lang w:val="en_US" w:bidi="en_US"/>
+        </w:rPr>
+        <w:t>כִּ֤י שָֽׁמְעָה֙ בִּ⁠שְׂדֵ֣ה מוֹאָ֔ב כִּֽי־פָקַ֤ד יְהוָה֙ אֶת־עַמּ֔⁠וֹ לָ⁠תֵ֥ת לָ⁠הֶ֖ם לָֽחֶם</w:t>
+      </w:r>
+    </w:p>
+    <w:p>
+      <w:pPr/>
+      <w:r>
+        <w:rPr>
+          <w:lang w:val="en_US" w:bidi="en_US"/>
+        </w:rPr>
+      </w:r>
+      <w:r>
+        <w:rPr>
           <w:b/>
           <w:lang w:val="en_US" w:bidi="en_US"/>
         </w:rPr>
@@ -2055,6 +2209,20 @@
       </w:r>
       <w:r>
         <w:rPr>
+          <w:lang w:val="en_US" w:bidi="en_US"/>
+        </w:rPr>
+        <w:t>שָֽׁמְעָה֙ בִּ⁠שְׂדֵ֣ה מוֹאָ֔ב</w:t>
+      </w:r>
+    </w:p>
+    <w:p>
+      <w:pPr/>
+      <w:r>
+        <w:rPr>
+          <w:lang w:val="en_US" w:bidi="en_US"/>
+        </w:rPr>
+      </w:r>
+      <w:r>
+        <w:rPr>
           <w:b/>
           <w:lang w:val="en_US" w:bidi="en_US"/>
         </w:rPr>
@@ -2138,6 +2306,20 @@
       </w:r>
       <w:r>
         <w:rPr>
+          <w:lang w:val="en_US" w:bidi="en_US"/>
+        </w:rPr>
+        <w:t>פָקַ֤ד &amp; אֶת־עַמּ֔⁠וֹ</w:t>
+      </w:r>
+    </w:p>
+    <w:p>
+      <w:pPr/>
+      <w:r>
+        <w:rPr>
+          <w:lang w:val="en_US" w:bidi="en_US"/>
+        </w:rPr>
+      </w:r>
+      <w:r>
+        <w:rPr>
           <w:b/>
           <w:lang w:val="en_US" w:bidi="en_US"/>
         </w:rPr>
@@ -2234,6 +2416,20 @@
       </w:r>
       <w:r>
         <w:rPr>
+          <w:lang w:val="en_US" w:bidi="en_US"/>
+        </w:rPr>
+        <w:t>לָ⁠תֵ֥ת לָ⁠הֶ֖ם לָֽחֶם</w:t>
+      </w:r>
+    </w:p>
+    <w:p>
+      <w:pPr/>
+      <w:r>
+        <w:rPr>
+          <w:lang w:val="en_US" w:bidi="en_US"/>
+        </w:rPr>
+      </w:r>
+      <w:r>
+        <w:rPr>
           <w:b/>
           <w:lang w:val="en_US" w:bidi="en_US"/>
         </w:rPr>
@@ -2456,6 +2652,20 @@
       </w:r>
       <w:r>
         <w:rPr>
+          <w:lang w:val="en_US" w:bidi="en_US"/>
+        </w:rPr>
+        <w:t>לֵ֣כְנָה שֹּׁ֔בְנָה אִשָּׁ֖ה</w:t>
+      </w:r>
+    </w:p>
+    <w:p>
+      <w:pPr/>
+      <w:r>
+        <w:rPr>
+          <w:lang w:val="en_US" w:bidi="en_US"/>
+        </w:rPr>
+      </w:r>
+      <w:r>
+        <w:rPr>
           <w:b/>
           <w:lang w:val="en_US" w:bidi="en_US"/>
         </w:rPr>
@@ -2539,6 +2749,20 @@
       </w:r>
       <w:r>
         <w:rPr>
+          <w:lang w:val="en_US" w:bidi="en_US"/>
+        </w:rPr>
+        <w:t>לֵ֣כְנָה שֹּׁ֔בְנָה אִשָּׁ֖ה לְ⁠בֵ֣ית אִמָּ֑⁠הּ</w:t>
+      </w:r>
+    </w:p>
+    <w:p>
+      <w:pPr/>
+      <w:r>
+        <w:rPr>
+          <w:lang w:val="en_US" w:bidi="en_US"/>
+        </w:rPr>
+      </w:r>
+      <w:r>
+        <w:rPr>
           <w:b/>
           <w:lang w:val="en_US" w:bidi="en_US"/>
         </w:rPr>
@@ -2665,6 +2889,20 @@
       </w:r>
       <w:r>
         <w:rPr>
+          <w:lang w:val="en_US" w:bidi="en_US"/>
+        </w:rPr>
+        <w:t>יעשה יְהוָ֤ה עִמָּ⁠כֶם֙ חֶ֔סֶד כַּ⁠אֲשֶׁ֧ר עֲשִׂיתֶ֛ם עִם־הַ⁠מֵּתִ֖ים וְ⁠עִמָּדִֽ⁠י</w:t>
+      </w:r>
+    </w:p>
+    <w:p>
+      <w:pPr/>
+      <w:r>
+        <w:rPr>
+          <w:lang w:val="en_US" w:bidi="en_US"/>
+        </w:rPr>
+      </w:r>
+      <w:r>
+        <w:rPr>
           <w:b/>
           <w:lang w:val="en_US" w:bidi="en_US"/>
         </w:rPr>
@@ -2748,6 +2986,20 @@
       </w:r>
       <w:r>
         <w:rPr>
+          <w:lang w:val="en_US" w:bidi="en_US"/>
+        </w:rPr>
+        <w:t>עִם־הַ⁠מֵּתִ֖ים</w:t>
+      </w:r>
+    </w:p>
+    <w:p>
+      <w:pPr/>
+      <w:r>
+        <w:rPr>
+          <w:lang w:val="en_US" w:bidi="en_US"/>
+        </w:rPr>
+      </w:r>
+      <w:r>
+        <w:rPr>
           <w:b/>
           <w:lang w:val="en_US" w:bidi="en_US"/>
         </w:rPr>
@@ -2844,6 +3096,20 @@
       </w:r>
       <w:r>
         <w:rPr>
+          <w:lang w:val="en_US" w:bidi="en_US"/>
+        </w:rPr>
+        <w:t>חֶ֔סֶד</w:t>
+      </w:r>
+    </w:p>
+    <w:p>
+      <w:pPr/>
+      <w:r>
+        <w:rPr>
+          <w:lang w:val="en_US" w:bidi="en_US"/>
+        </w:rPr>
+      </w:r>
+      <w:r>
+        <w:rPr>
           <w:b/>
           <w:lang w:val="en_US" w:bidi="en_US"/>
         </w:rPr>
@@ -3023,6 +3289,20 @@
       </w:r>
       <w:r>
         <w:rPr>
+          <w:lang w:val="en_US" w:bidi="en_US"/>
+        </w:rPr>
+        <w:t>וּ⁠מְצֶ֣אןָ מְנוּחָ֔ה</w:t>
+      </w:r>
+    </w:p>
+    <w:p>
+      <w:pPr/>
+      <w:r>
+        <w:rPr>
+          <w:lang w:val="en_US" w:bidi="en_US"/>
+        </w:rPr>
+      </w:r>
+      <w:r>
+        <w:rPr>
           <w:b/>
           <w:lang w:val="en_US" w:bidi="en_US"/>
         </w:rPr>
@@ -3119,6 +3399,20 @@
       </w:r>
       <w:r>
         <w:rPr>
+          <w:lang w:val="en_US" w:bidi="en_US"/>
+        </w:rPr>
+        <w:t>בֵּ֣ית אִישָׁ֑⁠הּ</w:t>
+      </w:r>
+    </w:p>
+    <w:p>
+      <w:pPr/>
+      <w:r>
+        <w:rPr>
+          <w:lang w:val="en_US" w:bidi="en_US"/>
+        </w:rPr>
+      </w:r>
+      <w:r>
+        <w:rPr>
           <w:b/>
           <w:lang w:val="en_US" w:bidi="en_US"/>
         </w:rPr>
@@ -3215,6 +3509,20 @@
       </w:r>
       <w:r>
         <w:rPr>
+          <w:lang w:val="en_US" w:bidi="en_US"/>
+        </w:rPr>
+        <w:t>וַ⁠תִּשֶּׂ֥אנָה קוֹלָ֖⁠ן וַ⁠תִּבְכֶּֽינָה</w:t>
+      </w:r>
+    </w:p>
+    <w:p>
+      <w:pPr/>
+      <w:r>
+        <w:rPr>
+          <w:lang w:val="en_US" w:bidi="en_US"/>
+        </w:rPr>
+      </w:r>
+      <w:r>
+        <w:rPr>
           <w:b/>
           <w:lang w:val="en_US" w:bidi="en_US"/>
         </w:rPr>
@@ -3298,6 +3606,20 @@
       </w:r>
       <w:r>
         <w:rPr>
+          <w:lang w:val="en_US" w:bidi="en_US"/>
+        </w:rPr>
+        <w:t>נָשׁ֖וּב</w:t>
+      </w:r>
+    </w:p>
+    <w:p>
+      <w:pPr/>
+      <w:r>
+        <w:rPr>
+          <w:lang w:val="en_US" w:bidi="en_US"/>
+        </w:rPr>
+      </w:r>
+      <w:r>
+        <w:rPr>
           <w:b/>
           <w:lang w:val="en_US" w:bidi="en_US"/>
         </w:rPr>
@@ -3407,6 +3729,20 @@
       </w:r>
       <w:r>
         <w:rPr>
+          <w:lang w:val="en_US" w:bidi="en_US"/>
+        </w:rPr>
+        <w:t>וַ⁠תֹּאמַ֖רְנָה</w:t>
+      </w:r>
+    </w:p>
+    <w:p>
+      <w:pPr/>
+      <w:r>
+        <w:rPr>
+          <w:lang w:val="en_US" w:bidi="en_US"/>
+        </w:rPr>
+      </w:r>
+      <w:r>
+        <w:rPr>
           <w:b/>
           <w:lang w:val="en_US" w:bidi="en_US"/>
         </w:rPr>
@@ -3503,6 +3839,20 @@
       </w:r>
       <w:r>
         <w:rPr>
+          <w:lang w:val="en_US" w:bidi="en_US"/>
+        </w:rPr>
+        <w:t>כִּי</w:t>
+      </w:r>
+    </w:p>
+    <w:p>
+      <w:pPr/>
+      <w:r>
+        <w:rPr>
+          <w:lang w:val="en_US" w:bidi="en_US"/>
+        </w:rPr>
+      </w:r>
+      <w:r>
+        <w:rPr>
           <w:b/>
           <w:lang w:val="en_US" w:bidi="en_US"/>
         </w:rPr>
@@ -3599,6 +3949,20 @@
       </w:r>
       <w:r>
         <w:rPr>
+          <w:lang w:val="en_US" w:bidi="en_US"/>
+        </w:rPr>
+        <w:t>אִתָּ֥⁠ךְ</w:t>
+      </w:r>
+    </w:p>
+    <w:p>
+      <w:pPr/>
+      <w:r>
+        <w:rPr>
+          <w:lang w:val="en_US" w:bidi="en_US"/>
+        </w:rPr>
+      </w:r>
+      <w:r>
+        <w:rPr>
           <w:b/>
           <w:lang w:val="en_US" w:bidi="en_US"/>
         </w:rPr>
@@ -3695,6 +4059,20 @@
       </w:r>
       <w:r>
         <w:rPr>
+          <w:lang w:val="en_US" w:bidi="en_US"/>
+        </w:rPr>
+        <w:t>וַ⁠תֹּ֤אמֶר נָעֳמִי֙</w:t>
+      </w:r>
+    </w:p>
+    <w:p>
+      <w:pPr/>
+      <w:r>
+        <w:rPr>
+          <w:lang w:val="en_US" w:bidi="en_US"/>
+        </w:rPr>
+      </w:r>
+      <w:r>
+        <w:rPr>
           <w:b/>
           <w:lang w:val="en_US" w:bidi="en_US"/>
         </w:rPr>
@@ -3791,6 +4169,20 @@
       </w:r>
       <w:r>
         <w:rPr>
+          <w:lang w:val="en_US" w:bidi="en_US"/>
+        </w:rPr>
+        <w:t>בְנֹתַ֔⁠י</w:t>
+      </w:r>
+    </w:p>
+    <w:p>
+      <w:pPr/>
+      <w:r>
+        <w:rPr>
+          <w:lang w:val="en_US" w:bidi="en_US"/>
+        </w:rPr>
+      </w:r>
+      <w:r>
+        <w:rPr>
           <w:b/>
           <w:lang w:val="en_US" w:bidi="en_US"/>
         </w:rPr>
@@ -3867,6 +4259,20 @@
       </w:r>
       <w:r>
         <w:rPr>
+          <w:lang w:val="en_US" w:bidi="en_US"/>
+        </w:rPr>
+        <w:t>לָ֥⁠מָּה תֵלַ֖כְנָה עִמִּ֑⁠י</w:t>
+      </w:r>
+    </w:p>
+    <w:p>
+      <w:pPr/>
+      <w:r>
+        <w:rPr>
+          <w:lang w:val="en_US" w:bidi="en_US"/>
+        </w:rPr>
+      </w:r>
+      <w:r>
+        <w:rPr>
           <w:b/>
           <w:lang w:val="en_US" w:bidi="en_US"/>
         </w:rPr>
@@ -3950,6 +4356,20 @@
       </w:r>
       <w:r>
         <w:rPr>
+          <w:lang w:val="en_US" w:bidi="en_US"/>
+        </w:rPr>
+        <w:t>הַֽ⁠עֽוֹד־לִ֤⁠י בָנִים֙ בְּֽ⁠מֵעַ֔⁠י וְ⁠הָי֥וּ לָ⁠כֶ֖ם לַ⁠אֲנָשִֽׁים</w:t>
+      </w:r>
+    </w:p>
+    <w:p>
+      <w:pPr/>
+      <w:r>
+        <w:rPr>
+          <w:lang w:val="en_US" w:bidi="en_US"/>
+        </w:rPr>
+      </w:r>
+      <w:r>
+        <w:rPr>
           <w:b/>
           <w:lang w:val="en_US" w:bidi="en_US"/>
         </w:rPr>
@@ -4033,6 +4453,20 @@
       </w:r>
       <w:r>
         <w:rPr>
+          <w:lang w:val="en_US" w:bidi="en_US"/>
+        </w:rPr>
+        <w:t>זָקַ֖נְתִּי מִ⁠הְי֣וֹת לְ⁠אִ֑ישׁ</w:t>
+      </w:r>
+    </w:p>
+    <w:p>
+      <w:pPr/>
+      <w:r>
+        <w:rPr>
+          <w:lang w:val="en_US" w:bidi="en_US"/>
+        </w:rPr>
+      </w:r>
+      <w:r>
+        <w:rPr>
           <w:b/>
           <w:lang w:val="en_US" w:bidi="en_US"/>
         </w:rPr>
@@ -4116,6 +4550,20 @@
       </w:r>
       <w:r>
         <w:rPr>
+          <w:lang w:val="en_US" w:bidi="en_US"/>
+        </w:rPr>
+        <w:t>כִּ֤י אָמַ֨רְתִּי֙ יֶשׁ־לִ֣⁠י תִקְוָ֔ה גַּ֣ם הָיִ֤יתִי הַ⁠לַּ֨יְלָה֙ לְ⁠אִ֔ישׁ וְ⁠גַ֖ם יָלַ֥דְתִּי בָנִֽים</w:t>
+      </w:r>
+    </w:p>
+    <w:p>
+      <w:pPr/>
+      <w:r>
+        <w:rPr>
+          <w:lang w:val="en_US" w:bidi="en_US"/>
+        </w:rPr>
+      </w:r>
+      <w:r>
+        <w:rPr>
           <w:b/>
           <w:lang w:val="en_US" w:bidi="en_US"/>
         </w:rPr>
@@ -4262,6 +4710,20 @@
       </w:r>
       <w:r>
         <w:rPr>
+          <w:lang w:val="en_US" w:bidi="en_US"/>
+        </w:rPr>
+        <w:t>הֲ⁠לָהֵ֣ן ׀ תְּשַׂבֵּ֗רְנָה עַ֚ד אֲשֶׁ֣ר יִגְדָּ֔לוּ הֲ⁠לָהֵן֙ תֵּֽעָגֵ֔נָה לְ⁠בִלְתִּ֖י הֱי֣וֹת לְ⁠אִ֑ישׁ</w:t>
+      </w:r>
+    </w:p>
+    <w:p>
+      <w:pPr/>
+      <w:r>
+        <w:rPr>
+          <w:lang w:val="en_US" w:bidi="en_US"/>
+        </w:rPr>
+      </w:r>
+      <w:r>
+        <w:rPr>
           <w:b/>
           <w:lang w:val="en_US" w:bidi="en_US"/>
         </w:rPr>
@@ -4345,6 +4807,20 @@
       </w:r>
       <w:r>
         <w:rPr>
+          <w:lang w:val="en_US" w:bidi="en_US"/>
+        </w:rPr>
+        <w:t>הֲ⁠לָהֵ֣ן ׀ תְּשַׂבֵּ֗רְנָה עַ֚ד אֲשֶׁ֣ר יִגְדָּ֔לוּ הֲ⁠לָהֵן֙ תֵּֽעָגֵ֔נָה לְ⁠בִלְתִּ֖י הֱי֣וֹת לְ⁠אִ֑ישׁ</w:t>
+      </w:r>
+    </w:p>
+    <w:p>
+      <w:pPr/>
+      <w:r>
+        <w:rPr>
+          <w:lang w:val="en_US" w:bidi="en_US"/>
+        </w:rPr>
+      </w:r>
+      <w:r>
+        <w:rPr>
           <w:b/>
           <w:lang w:val="en_US" w:bidi="en_US"/>
         </w:rPr>
@@ -4408,6 +4884,20 @@
       </w:r>
       <w:r>
         <w:rPr>
+          <w:lang w:val="en_US" w:bidi="en_US"/>
+        </w:rPr>
+        <w:t>מַר־לִ֤⁠י מְאֹד֙</w:t>
+      </w:r>
+    </w:p>
+    <w:p>
+      <w:pPr/>
+      <w:r>
+        <w:rPr>
+          <w:lang w:val="en_US" w:bidi="en_US"/>
+        </w:rPr>
+      </w:r>
+      <w:r>
+        <w:rPr>
           <w:b/>
           <w:lang w:val="en_US" w:bidi="en_US"/>
         </w:rPr>
@@ -4491,6 +4981,20 @@
       </w:r>
       <w:r>
         <w:rPr>
+          <w:lang w:val="en_US" w:bidi="en_US"/>
+        </w:rPr>
+        <w:t>יָצְאָ֥ה בִ֖⁠י יַד־יְהוָֽה</w:t>
+      </w:r>
+    </w:p>
+    <w:p>
+      <w:pPr/>
+      <w:r>
+        <w:rPr>
+          <w:lang w:val="en_US" w:bidi="en_US"/>
+        </w:rPr>
+      </w:r>
+      <w:r>
+        <w:rPr>
           <w:b/>
           <w:lang w:val="en_US" w:bidi="en_US"/>
         </w:rPr>
@@ -4587,6 +5091,20 @@
       </w:r>
       <w:r>
         <w:rPr>
+          <w:lang w:val="en_US" w:bidi="en_US"/>
+        </w:rPr>
+        <w:t>יָצְאָ֥ה בִ֖⁠י יַד־יְהוָֽה</w:t>
+      </w:r>
+    </w:p>
+    <w:p>
+      <w:pPr/>
+      <w:r>
+        <w:rPr>
+          <w:lang w:val="en_US" w:bidi="en_US"/>
+        </w:rPr>
+      </w:r>
+      <w:r>
+        <w:rPr>
           <w:b/>
           <w:lang w:val="en_US" w:bidi="en_US"/>
         </w:rPr>
@@ -4670,6 +5188,20 @@
       </w:r>
       <w:r>
         <w:rPr>
+          <w:lang w:val="en_US" w:bidi="en_US"/>
+        </w:rPr>
+        <w:t>וַ⁠תִּשֶּׂ֣נָה קוֹלָ֔⁠ן וַ⁠תִּבְכֶּ֖ינָה</w:t>
+      </w:r>
+    </w:p>
+    <w:p>
+      <w:pPr/>
+      <w:r>
+        <w:rPr>
+          <w:lang w:val="en_US" w:bidi="en_US"/>
+        </w:rPr>
+      </w:r>
+      <w:r>
+        <w:rPr>
           <w:b/>
           <w:lang w:val="en_US" w:bidi="en_US"/>
         </w:rPr>
@@ -4766,6 +5298,20 @@
       </w:r>
       <w:r>
         <w:rPr>
+          <w:lang w:val="en_US" w:bidi="en_US"/>
+        </w:rPr>
+        <w:t>וְ⁠ר֖וּת דָּ֥בְקָה בָּֽ⁠הּ</w:t>
+      </w:r>
+    </w:p>
+    <w:p>
+      <w:pPr/>
+      <w:r>
+        <w:rPr>
+          <w:lang w:val="en_US" w:bidi="en_US"/>
+        </w:rPr>
+      </w:r>
+      <w:r>
+        <w:rPr>
           <w:b/>
           <w:lang w:val="en_US" w:bidi="en_US"/>
         </w:rPr>
@@ -4849,6 +5395,20 @@
       </w:r>
       <w:r>
         <w:rPr>
+          <w:lang w:val="en_US" w:bidi="en_US"/>
+        </w:rPr>
+        <w:t>הִנֵּה֙</w:t>
+      </w:r>
+    </w:p>
+    <w:p>
+      <w:pPr/>
+      <w:r>
+        <w:rPr>
+          <w:lang w:val="en_US" w:bidi="en_US"/>
+        </w:rPr>
+      </w:r>
+      <w:r>
+        <w:rPr>
           <w:b/>
           <w:lang w:val="en_US" w:bidi="en_US"/>
         </w:rPr>
@@ -5041,6 +5601,20 @@
       </w:r>
       <w:r>
         <w:rPr>
+          <w:lang w:val="en_US" w:bidi="en_US"/>
+        </w:rPr>
+        <w:t>עַמָּ֖⁠הּ</w:t>
+      </w:r>
+    </w:p>
+    <w:p>
+      <w:pPr/>
+      <w:r>
+        <w:rPr>
+          <w:lang w:val="en_US" w:bidi="en_US"/>
+        </w:rPr>
+      </w:r>
+      <w:r>
+        <w:rPr>
           <w:b/>
           <w:lang w:val="en_US" w:bidi="en_US"/>
         </w:rPr>
@@ -5137,6 +5711,20 @@
       </w:r>
       <w:r>
         <w:rPr>
+          <w:lang w:val="en_US" w:bidi="en_US"/>
+        </w:rPr>
+        <w:t>אֱלֹהֶ֑י⁠הָ</w:t>
+      </w:r>
+    </w:p>
+    <w:p>
+      <w:pPr/>
+      <w:r>
+        <w:rPr>
+          <w:lang w:val="en_US" w:bidi="en_US"/>
+        </w:rPr>
+      </w:r>
+      <w:r>
+        <w:rPr>
           <w:b/>
           <w:lang w:val="en_US" w:bidi="en_US"/>
         </w:rPr>
@@ -5233,6 +5821,20 @@
       </w:r>
       <w:r>
         <w:rPr>
+          <w:lang w:val="en_US" w:bidi="en_US"/>
+        </w:rPr>
+        <w:t>אֱלֹהֶ֑י⁠הָ</w:t>
+      </w:r>
+    </w:p>
+    <w:p>
+      <w:pPr/>
+      <w:r>
+        <w:rPr>
+          <w:lang w:val="en_US" w:bidi="en_US"/>
+        </w:rPr>
+      </w:r>
+      <w:r>
+        <w:rPr>
           <w:b/>
           <w:lang w:val="en_US" w:bidi="en_US"/>
         </w:rPr>
@@ -5392,6 +5994,20 @@
       </w:r>
       <w:r>
         <w:rPr>
+          <w:lang w:val="en_US" w:bidi="en_US"/>
+        </w:rPr>
+        <w:t>לְ⁠עָזְבֵ֖⁠ךְ לָ⁠שׁ֣וּב מֵ⁠אַחֲרָ֑יִ⁠ךְ</w:t>
+      </w:r>
+    </w:p>
+    <w:p>
+      <w:pPr/>
+      <w:r>
+        <w:rPr>
+          <w:lang w:val="en_US" w:bidi="en_US"/>
+        </w:rPr>
+      </w:r>
+      <w:r>
+        <w:rPr>
           <w:b/>
           <w:lang w:val="en_US" w:bidi="en_US"/>
         </w:rPr>
@@ -5501,6 +6117,20 @@
       </w:r>
       <w:r>
         <w:rPr>
+          <w:lang w:val="en_US" w:bidi="en_US"/>
+        </w:rPr>
+        <w:t>עַמֵּ֣⁠ךְ עַמִּ֔⁠י וֵ⁠אלֹהַ֖יִ⁠ךְ אֱלֹהָֽ⁠י</w:t>
+      </w:r>
+    </w:p>
+    <w:p>
+      <w:pPr/>
+      <w:r>
+        <w:rPr>
+          <w:lang w:val="en_US" w:bidi="en_US"/>
+        </w:rPr>
+      </w:r>
+      <w:r>
+        <w:rPr>
           <w:b/>
           <w:lang w:val="en_US" w:bidi="en_US"/>
         </w:rPr>
@@ -5584,6 +6214,20 @@
       </w:r>
       <w:r>
         <w:rPr>
+          <w:lang w:val="en_US" w:bidi="en_US"/>
+        </w:rPr>
+        <w:t>כֹּה֩ יַעֲשֶׂ֨ה יְהוָ֥ה לִ⁠י֙ וְ⁠כֹ֣ה יֹסִ֔יף</w:t>
+      </w:r>
+    </w:p>
+    <w:p>
+      <w:pPr/>
+      <w:r>
+        <w:rPr>
+          <w:lang w:val="en_US" w:bidi="en_US"/>
+        </w:rPr>
+      </w:r>
+      <w:r>
+        <w:rPr>
           <w:b/>
           <w:lang w:val="en_US" w:bidi="en_US"/>
         </w:rPr>
@@ -5667,6 +6311,20 @@
       </w:r>
       <w:r>
         <w:rPr>
+          <w:lang w:val="en_US" w:bidi="en_US"/>
+        </w:rPr>
+        <w:t>כִּ֣י הַ⁠מָּ֔וֶת יַפְרִ֖יד בֵּינִ֥⁠י וּ⁠בֵינֵֽ⁠ךְ</w:t>
+      </w:r>
+    </w:p>
+    <w:p>
+      <w:pPr/>
+      <w:r>
+        <w:rPr>
+          <w:lang w:val="en_US" w:bidi="en_US"/>
+        </w:rPr>
+      </w:r>
+      <w:r>
+        <w:rPr>
           <w:b/>
           <w:lang w:val="en_US" w:bidi="en_US"/>
         </w:rPr>
@@ -5750,6 +6408,20 @@
       </w:r>
       <w:r>
         <w:rPr>
+          <w:lang w:val="en_US" w:bidi="en_US"/>
+        </w:rPr>
+        <w:t>יַפְרִ֖יד בֵּינִ֥⁠י וּ⁠בֵינֵֽ⁠ךְ</w:t>
+      </w:r>
+    </w:p>
+    <w:p>
+      <w:pPr/>
+      <w:r>
+        <w:rPr>
+          <w:lang w:val="en_US" w:bidi="en_US"/>
+        </w:rPr>
+      </w:r>
+      <w:r>
+        <w:rPr>
           <w:b/>
           <w:lang w:val="en_US" w:bidi="en_US"/>
         </w:rPr>
@@ -5833,6 +6505,20 @@
       </w:r>
       <w:r>
         <w:rPr>
+          <w:lang w:val="en_US" w:bidi="en_US"/>
+        </w:rPr>
+        <w:t>וַ⁠תֶּחְדַּ֖ל לְ⁠דַבֵּ֥ר אֵלֶֽי⁠הָ</w:t>
+      </w:r>
+    </w:p>
+    <w:p>
+      <w:pPr/>
+      <w:r>
+        <w:rPr>
+          <w:lang w:val="en_US" w:bidi="en_US"/>
+        </w:rPr>
+      </w:r>
+      <w:r>
+        <w:rPr>
           <w:b/>
           <w:lang w:val="en_US" w:bidi="en_US"/>
         </w:rPr>
@@ -5916,6 +6602,20 @@
       </w:r>
       <w:r>
         <w:rPr>
+          <w:lang w:val="en_US" w:bidi="en_US"/>
+        </w:rPr>
+        <w:t>וַ⁠תֶּחְדַּ֖ל לְ⁠דַבֵּ֥ר אֵלֶֽי⁠הָ</w:t>
+      </w:r>
+    </w:p>
+    <w:p>
+      <w:pPr/>
+      <w:r>
+        <w:rPr>
+          <w:lang w:val="en_US" w:bidi="en_US"/>
+        </w:rPr>
+      </w:r>
+      <w:r>
+        <w:rPr>
           <w:b/>
           <w:lang w:val="en_US" w:bidi="en_US"/>
         </w:rPr>
@@ -6025,6 +6725,20 @@
       </w:r>
       <w:r>
         <w:rPr>
+          <w:lang w:val="en_US" w:bidi="en_US"/>
+        </w:rPr>
+        <w:t>וַ⁠יְהִ֗י</w:t>
+      </w:r>
+    </w:p>
+    <w:p>
+      <w:pPr/>
+      <w:r>
+        <w:rPr>
+          <w:lang w:val="en_US" w:bidi="en_US"/>
+        </w:rPr>
+      </w:r>
+      <w:r>
+        <w:rPr>
           <w:b/>
           <w:lang w:val="en_US" w:bidi="en_US"/>
         </w:rPr>
@@ -6121,6 +6835,20 @@
       </w:r>
       <w:r>
         <w:rPr>
+          <w:lang w:val="en_US" w:bidi="en_US"/>
+        </w:rPr>
+        <w:t>כְּ⁠בֹאָ֨⁠נָה֙ בֵּ֣ית לֶ֔חֶם</w:t>
+      </w:r>
+    </w:p>
+    <w:p>
+      <w:pPr/>
+      <w:r>
+        <w:rPr>
+          <w:lang w:val="en_US" w:bidi="en_US"/>
+        </w:rPr>
+      </w:r>
+      <w:r>
+        <w:rPr>
           <w:b/>
           <w:lang w:val="en_US" w:bidi="en_US"/>
         </w:rPr>
@@ -6204,6 +6932,20 @@
       </w:r>
       <w:r>
         <w:rPr>
+          <w:lang w:val="en_US" w:bidi="en_US"/>
+        </w:rPr>
+        <w:t>כָּל־הָ⁠עִיר֙</w:t>
+      </w:r>
+    </w:p>
+    <w:p>
+      <w:pPr/>
+      <w:r>
+        <w:rPr>
+          <w:lang w:val="en_US" w:bidi="en_US"/>
+        </w:rPr>
+      </w:r>
+      <w:r>
+        <w:rPr>
           <w:b/>
           <w:lang w:val="en_US" w:bidi="en_US"/>
         </w:rPr>
@@ -6300,6 +7042,20 @@
       </w:r>
       <w:r>
         <w:rPr>
+          <w:lang w:val="en_US" w:bidi="en_US"/>
+        </w:rPr>
+        <w:t>כָּל־הָ⁠עִיר֙</w:t>
+      </w:r>
+    </w:p>
+    <w:p>
+      <w:pPr/>
+      <w:r>
+        <w:rPr>
+          <w:lang w:val="en_US" w:bidi="en_US"/>
+        </w:rPr>
+      </w:r>
+      <w:r>
+        <w:rPr>
           <w:b/>
           <w:lang w:val="en_US" w:bidi="en_US"/>
         </w:rPr>
@@ -6396,6 +7152,20 @@
       </w:r>
       <w:r>
         <w:rPr>
+          <w:lang w:val="en_US" w:bidi="en_US"/>
+        </w:rPr>
+        <w:t>הֲ⁠זֹ֥את נָעֳמִֽי</w:t>
+      </w:r>
+    </w:p>
+    <w:p>
+      <w:pPr/>
+      <w:r>
+        <w:rPr>
+          <w:lang w:val="en_US" w:bidi="en_US"/>
+        </w:rPr>
+      </w:r>
+      <w:r>
+        <w:rPr>
           <w:b/>
           <w:lang w:val="en_US" w:bidi="en_US"/>
         </w:rPr>
@@ -6479,6 +7249,20 @@
       </w:r>
       <w:r>
         <w:rPr>
+          <w:lang w:val="en_US" w:bidi="en_US"/>
+        </w:rPr>
+        <w:t>אַל־תִּקְרֶ֥אנָה לִ֖⁠י נָעֳמִ֑י</w:t>
+      </w:r>
+    </w:p>
+    <w:p>
+      <w:pPr/>
+      <w:r>
+        <w:rPr>
+          <w:lang w:val="en_US" w:bidi="en_US"/>
+        </w:rPr>
+      </w:r>
+      <w:r>
+        <w:rPr>
           <w:b/>
           <w:lang w:val="en_US" w:bidi="en_US"/>
         </w:rPr>
@@ -6575,6 +7359,20 @@
       </w:r>
       <w:r>
         <w:rPr>
+          <w:lang w:val="en_US" w:bidi="en_US"/>
+        </w:rPr>
+        <w:t>מָרָ֔א</w:t>
+      </w:r>
+    </w:p>
+    <w:p>
+      <w:pPr/>
+      <w:r>
+        <w:rPr>
+          <w:lang w:val="en_US" w:bidi="en_US"/>
+        </w:rPr>
+      </w:r>
+      <w:r>
+        <w:rPr>
           <w:b/>
           <w:lang w:val="en_US" w:bidi="en_US"/>
         </w:rPr>
@@ -6671,6 +7469,20 @@
       </w:r>
       <w:r>
         <w:rPr>
+          <w:lang w:val="en_US" w:bidi="en_US"/>
+        </w:rPr>
+        <w:t>אֲנִי֙ מְלֵאָ֣ה הָלַ֔כְתִּי וְ⁠רֵיקָ֖ם הֱשִׁיבַ֣⁠נִי יְהוָ֑ה</w:t>
+      </w:r>
+    </w:p>
+    <w:p>
+      <w:pPr/>
+      <w:r>
+        <w:rPr>
+          <w:lang w:val="en_US" w:bidi="en_US"/>
+        </w:rPr>
+      </w:r>
+      <w:r>
+        <w:rPr>
           <w:b/>
           <w:lang w:val="en_US" w:bidi="en_US"/>
         </w:rPr>
@@ -6780,6 +7592,20 @@
       </w:r>
       <w:r>
         <w:rPr>
+          <w:lang w:val="en_US" w:bidi="en_US"/>
+        </w:rPr>
+        <w:t>לָ֣⁠מָּה תִקְרֶ֤אנָה לִ⁠י֙ נָעֳמִ֔י</w:t>
+      </w:r>
+    </w:p>
+    <w:p>
+      <w:pPr/>
+      <w:r>
+        <w:rPr>
+          <w:lang w:val="en_US" w:bidi="en_US"/>
+        </w:rPr>
+      </w:r>
+      <w:r>
+        <w:rPr>
           <w:b/>
           <w:lang w:val="en_US" w:bidi="en_US"/>
         </w:rPr>
@@ -6863,6 +7689,20 @@
       </w:r>
       <w:r>
         <w:rPr>
+          <w:lang w:val="en_US" w:bidi="en_US"/>
+        </w:rPr>
+        <w:t>וַֽ⁠יהוָה֙ עָ֣נָה בִ֔⁠י וְ⁠שַׁדַּ֖י הֵ֥רַֽע לִֽ⁠י</w:t>
+      </w:r>
+    </w:p>
+    <w:p>
+      <w:pPr/>
+      <w:r>
+        <w:rPr>
+          <w:lang w:val="en_US" w:bidi="en_US"/>
+        </w:rPr>
+      </w:r>
+      <w:r>
+        <w:rPr>
           <w:b/>
           <w:lang w:val="en_US" w:bidi="en_US"/>
         </w:rPr>
@@ -6972,6 +7812,20 @@
       </w:r>
       <w:r>
         <w:rPr>
+          <w:lang w:val="en_US" w:bidi="en_US"/>
+        </w:rPr>
+        <w:t>עָ֣נָה בִ֔⁠י</w:t>
+      </w:r>
+    </w:p>
+    <w:p>
+      <w:pPr/>
+      <w:r>
+        <w:rPr>
+          <w:lang w:val="en_US" w:bidi="en_US"/>
+        </w:rPr>
+      </w:r>
+      <w:r>
+        <w:rPr>
           <w:b/>
           <w:lang w:val="en_US" w:bidi="en_US"/>
         </w:rPr>
@@ -7131,6 +7985,20 @@
       </w:r>
       <w:r>
         <w:rPr>
+          <w:lang w:val="en_US" w:bidi="en_US"/>
+        </w:rPr>
+        <w:t>וַ⁠תָּ֣שָׁב נָעֳמִ֗י וְ⁠ר֨וּת הַ⁠מּוֹאֲבִיָּ֤ה כַלָּתָ⁠הּ֙ עִמָּ֔⁠הּ הַ⁠שָּׁ֖בָה מִ⁠שְּׂדֵ֣י מוֹאָ֑ב</w:t>
+      </w:r>
+    </w:p>
+    <w:p>
+      <w:pPr/>
+      <w:r>
+        <w:rPr>
+          <w:lang w:val="en_US" w:bidi="en_US"/>
+        </w:rPr>
+      </w:r>
+      <w:r>
+        <w:rPr>
           <w:b/>
           <w:lang w:val="en_US" w:bidi="en_US"/>
         </w:rPr>
@@ -7214,6 +8082,20 @@
       </w:r>
       <w:r>
         <w:rPr>
+          <w:lang w:val="en_US" w:bidi="en_US"/>
+        </w:rPr>
+        <w:t>וְ⁠הֵ֗מָּה בָּ֚אוּ בֵּ֣ית לֶ֔חֶם בִּ⁠תְחִלַּ֖ת קְצִ֥יר שְׂעֹרִֽים</w:t>
+      </w:r>
+    </w:p>
+    <w:p>
+      <w:pPr/>
+      <w:r>
+        <w:rPr>
+          <w:lang w:val="en_US" w:bidi="en_US"/>
+        </w:rPr>
+      </w:r>
+      <w:r>
+        <w:rPr>
           <w:b/>
           <w:lang w:val="en_US" w:bidi="en_US"/>
         </w:rPr>
@@ -7297,6 +8179,20 @@
       </w:r>
       <w:r>
         <w:rPr>
+          <w:lang w:val="en_US" w:bidi="en_US"/>
+        </w:rPr>
+        <w:t>בִּ⁠תְחִלַּ֖ת קְצִ֥יר שְׂעֹרִֽים</w:t>
+      </w:r>
+    </w:p>
+    <w:p>
+      <w:pPr/>
+      <w:r>
+        <w:rPr>
+          <w:lang w:val="en_US" w:bidi="en_US"/>
+        </w:rPr>
+      </w:r>
+      <w:r>
+        <w:rPr>
           <w:b/>
           <w:lang w:val="en_US" w:bidi="en_US"/>
         </w:rPr>
@@ -7551,6 +8447,20 @@
       </w:r>
       <w:r>
         <w:rPr>
+          <w:lang w:val="en_US" w:bidi="en_US"/>
+        </w:rPr>
+        <w:t>וּֽ⁠לְ⁠נָעֳמִ֞י מוֹדַ֣ע לְ⁠אִישָׁ֗⁠הּ</w:t>
+      </w:r>
+    </w:p>
+    <w:p>
+      <w:pPr/>
+      <w:r>
+        <w:rPr>
+          <w:lang w:val="en_US" w:bidi="en_US"/>
+        </w:rPr>
+      </w:r>
+      <w:r>
+        <w:rPr>
           <w:b/>
           <w:lang w:val="en_US" w:bidi="en_US"/>
         </w:rPr>
@@ -7634,6 +8544,20 @@
       </w:r>
       <w:r>
         <w:rPr>
+          <w:lang w:val="en_US" w:bidi="en_US"/>
+        </w:rPr>
+        <w:t>וּֽ⁠לְ⁠נָעֳמִ֞י מוֹדַ֣ע לְ⁠אִישָׁ֗⁠הּ</w:t>
+      </w:r>
+    </w:p>
+    <w:p>
+      <w:pPr/>
+      <w:r>
+        <w:rPr>
+          <w:lang w:val="en_US" w:bidi="en_US"/>
+        </w:rPr>
+      </w:r>
+      <w:r>
+        <w:rPr>
           <w:b/>
           <w:lang w:val="en_US" w:bidi="en_US"/>
         </w:rPr>
@@ -7730,6 +8654,20 @@
       </w:r>
       <w:r>
         <w:rPr>
+          <w:lang w:val="en_US" w:bidi="en_US"/>
+        </w:rPr>
+        <w:t>אִ֚ישׁ גִּבּ֣וֹר חַ֔יִל</w:t>
+      </w:r>
+    </w:p>
+    <w:p>
+      <w:pPr/>
+      <w:r>
+        <w:rPr>
+          <w:lang w:val="en_US" w:bidi="en_US"/>
+        </w:rPr>
+      </w:r>
+      <w:r>
+        <w:rPr>
           <w:b/>
           <w:lang w:val="en_US" w:bidi="en_US"/>
         </w:rPr>
@@ -7826,6 +8764,20 @@
       </w:r>
       <w:r>
         <w:rPr>
+          <w:lang w:val="en_US" w:bidi="en_US"/>
+        </w:rPr>
+        <w:t>מִ⁠מִּשְׁפַּ֖חַת אֱלִימֶ֑לֶךְ</w:t>
+      </w:r>
+    </w:p>
+    <w:p>
+      <w:pPr/>
+      <w:r>
+        <w:rPr>
+          <w:lang w:val="en_US" w:bidi="en_US"/>
+        </w:rPr>
+      </w:r>
+      <w:r>
+        <w:rPr>
           <w:b/>
           <w:lang w:val="en_US" w:bidi="en_US"/>
         </w:rPr>
@@ -7922,6 +8874,20 @@
       </w:r>
       <w:r>
         <w:rPr>
+          <w:lang w:val="en_US" w:bidi="en_US"/>
+        </w:rPr>
+        <w:t>ר֨וּת הַ⁠מּוֹאֲבִיָּ֜ה</w:t>
+      </w:r>
+    </w:p>
+    <w:p>
+      <w:pPr/>
+      <w:r>
+        <w:rPr>
+          <w:lang w:val="en_US" w:bidi="en_US"/>
+        </w:rPr>
+      </w:r>
+      <w:r>
+        <w:rPr>
           <w:b/>
           <w:lang w:val="en_US" w:bidi="en_US"/>
         </w:rPr>
@@ -8068,6 +9034,20 @@
       </w:r>
       <w:r>
         <w:rPr>
+          <w:lang w:val="en_US" w:bidi="en_US"/>
+        </w:rPr>
+        <w:t>אֲשֶׁ֥ר אֶמְצָא־חֵ֖ן בְּ⁠עֵינָ֑י⁠ו</w:t>
+      </w:r>
+    </w:p>
+    <w:p>
+      <w:pPr/>
+      <w:r>
+        <w:rPr>
+          <w:lang w:val="en_US" w:bidi="en_US"/>
+        </w:rPr>
+      </w:r>
+      <w:r>
+        <w:rPr>
           <w:b/>
           <w:lang w:val="en_US" w:bidi="en_US"/>
         </w:rPr>
@@ -8164,6 +9144,20 @@
       </w:r>
       <w:r>
         <w:rPr>
+          <w:lang w:val="en_US" w:bidi="en_US"/>
+        </w:rPr>
+        <w:t>בִתִּֽ⁠י</w:t>
+      </w:r>
+    </w:p>
+    <w:p>
+      <w:pPr/>
+      <w:r>
+        <w:rPr>
+          <w:lang w:val="en_US" w:bidi="en_US"/>
+        </w:rPr>
+      </w:r>
+      <w:r>
+        <w:rPr>
           <w:b/>
           <w:lang w:val="en_US" w:bidi="en_US"/>
         </w:rPr>
@@ -8247,6 +9241,20 @@
       </w:r>
       <w:r>
         <w:rPr>
+          <w:lang w:val="en_US" w:bidi="en_US"/>
+        </w:rPr>
+        <w:t>וַ⁠יִּ֣קֶר מִקְרֶ֔⁠הָ</w:t>
+      </w:r>
+    </w:p>
+    <w:p>
+      <w:pPr/>
+      <w:r>
+        <w:rPr>
+          <w:lang w:val="en_US" w:bidi="en_US"/>
+        </w:rPr>
+      </w:r>
+      <w:r>
+        <w:rPr>
           <w:b/>
           <w:lang w:val="en_US" w:bidi="en_US"/>
         </w:rPr>
@@ -8343,6 +9351,20 @@
       </w:r>
       <w:r>
         <w:rPr>
+          <w:lang w:val="en_US" w:bidi="en_US"/>
+        </w:rPr>
+        <w:t>מִ⁠מִּשְׁפַּ֥חַת אֱלִימֶֽלֶךְ</w:t>
+      </w:r>
+    </w:p>
+    <w:p>
+      <w:pPr/>
+      <w:r>
+        <w:rPr>
+          <w:lang w:val="en_US" w:bidi="en_US"/>
+        </w:rPr>
+      </w:r>
+      <w:r>
+        <w:rPr>
           <w:b/>
           <w:lang w:val="en_US" w:bidi="en_US"/>
         </w:rPr>
@@ -8439,6 +9461,20 @@
       </w:r>
       <w:r>
         <w:rPr>
+          <w:lang w:val="en_US" w:bidi="en_US"/>
+        </w:rPr>
+        <w:t>וְ⁠הִנֵּה</w:t>
+      </w:r>
+    </w:p>
+    <w:p>
+      <w:pPr/>
+      <w:r>
+        <w:rPr>
+          <w:lang w:val="en_US" w:bidi="en_US"/>
+        </w:rPr>
+      </w:r>
+      <w:r>
+        <w:rPr>
           <w:b/>
           <w:lang w:val="en_US" w:bidi="en_US"/>
         </w:rPr>
@@ -8535,6 +9571,20 @@
       </w:r>
       <w:r>
         <w:rPr>
+          <w:lang w:val="en_US" w:bidi="en_US"/>
+        </w:rPr>
+        <w:t>בָּ֚א מִ⁠בֵּ֣ית לֶ֔חֶם</w:t>
+      </w:r>
+    </w:p>
+    <w:p>
+      <w:pPr/>
+      <w:r>
+        <w:rPr>
+          <w:lang w:val="en_US" w:bidi="en_US"/>
+        </w:rPr>
+      </w:r>
+      <w:r>
+        <w:rPr>
           <w:b/>
           <w:lang w:val="en_US" w:bidi="en_US"/>
         </w:rPr>
@@ -8618,6 +9668,20 @@
       </w:r>
       <w:r>
         <w:rPr>
+          <w:lang w:val="en_US" w:bidi="en_US"/>
+        </w:rPr>
+        <w:t>יְהוָ֣ה עִמָּ⁠כֶ֑ם</w:t>
+      </w:r>
+    </w:p>
+    <w:p>
+      <w:pPr/>
+      <w:r>
+        <w:rPr>
+          <w:lang w:val="en_US" w:bidi="en_US"/>
+        </w:rPr>
+      </w:r>
+      <w:r>
+        <w:rPr>
           <w:b/>
           <w:lang w:val="en_US" w:bidi="en_US"/>
         </w:rPr>
@@ -8880,6 +9944,20 @@
       </w:r>
       <w:r>
         <w:rPr>
+          <w:lang w:val="en_US" w:bidi="en_US"/>
+        </w:rPr>
+        <w:t>לְ⁠מִ֖י הַ⁠נַּעֲרָ֥ה הַ⁠זֹּֽאת</w:t>
+      </w:r>
+    </w:p>
+    <w:p>
+      <w:pPr/>
+      <w:r>
+        <w:rPr>
+          <w:lang w:val="en_US" w:bidi="en_US"/>
+        </w:rPr>
+      </w:r>
+      <w:r>
+        <w:rPr>
           <w:b/>
           <w:lang w:val="en_US" w:bidi="en_US"/>
         </w:rPr>
@@ -8963,6 +10041,20 @@
       </w:r>
       <w:r>
         <w:rPr>
+          <w:lang w:val="en_US" w:bidi="en_US"/>
+        </w:rPr>
+        <w:t>וַ⁠יַּ֗עַן &amp; וַ⁠יֹּאמַ֑ר</w:t>
+      </w:r>
+    </w:p>
+    <w:p>
+      <w:pPr/>
+      <w:r>
+        <w:rPr>
+          <w:lang w:val="en_US" w:bidi="en_US"/>
+        </w:rPr>
+      </w:r>
+      <w:r>
+        <w:rPr>
           <w:b/>
           <w:lang w:val="en_US" w:bidi="en_US"/>
         </w:rPr>
@@ -9085,6 +10177,20 @@
       </w:r>
       <w:r>
         <w:rPr>
+          <w:lang w:val="en_US" w:bidi="en_US"/>
+        </w:rPr>
+        <w:t>וַ⁠תֹּ֗אמֶר אֲלַקֳטָה־נָּא֙ וְ⁠אָסַפְתִּ֣י בָֽ⁠עֳמָרִ֔ים אַחֲרֵ֖י הַ⁠קּוֹצְרִ֑ים</w:t>
+      </w:r>
+    </w:p>
+    <w:p>
+      <w:pPr/>
+      <w:r>
+        <w:rPr>
+          <w:lang w:val="en_US" w:bidi="en_US"/>
+        </w:rPr>
+      </w:r>
+      <w:r>
+        <w:rPr>
           <w:b/>
           <w:lang w:val="en_US" w:bidi="en_US"/>
         </w:rPr>
@@ -9168,6 +10274,20 @@
       </w:r>
       <w:r>
         <w:rPr>
+          <w:lang w:val="en_US" w:bidi="en_US"/>
+        </w:rPr>
+        <w:t>אֲלַקֳטָה־נָּא֙ וְ⁠אָסַפְתִּ֣י</w:t>
+      </w:r>
+    </w:p>
+    <w:p>
+      <w:pPr/>
+      <w:r>
+        <w:rPr>
+          <w:lang w:val="en_US" w:bidi="en_US"/>
+        </w:rPr>
+      </w:r>
+      <w:r>
+        <w:rPr>
           <w:b/>
           <w:lang w:val="en_US" w:bidi="en_US"/>
         </w:rPr>
@@ -9353,6 +10473,20 @@
       </w:r>
       <w:r>
         <w:rPr>
+          <w:lang w:val="en_US" w:bidi="en_US"/>
+        </w:rPr>
+        <w:t>הֲ⁠ל֧וֹא שָׁמַ֣עַתְּ בִּתִּ֗⁠י</w:t>
+      </w:r>
+    </w:p>
+    <w:p>
+      <w:pPr/>
+      <w:r>
+        <w:rPr>
+          <w:lang w:val="en_US" w:bidi="en_US"/>
+        </w:rPr>
+      </w:r>
+      <w:r>
+        <w:rPr>
           <w:b/>
           <w:lang w:val="en_US" w:bidi="en_US"/>
         </w:rPr>
@@ -9436,6 +10570,20 @@
       </w:r>
       <w:r>
         <w:rPr>
+          <w:lang w:val="en_US" w:bidi="en_US"/>
+        </w:rPr>
+        <w:t>בִּתִּ֗⁠י</w:t>
+      </w:r>
+    </w:p>
+    <w:p>
+      <w:pPr/>
+      <w:r>
+        <w:rPr>
+          <w:lang w:val="en_US" w:bidi="en_US"/>
+        </w:rPr>
+      </w:r>
+      <w:r>
+        <w:rPr>
           <w:b/>
           <w:lang w:val="en_US" w:bidi="en_US"/>
         </w:rPr>
@@ -9532,6 +10680,20 @@
       </w:r>
       <w:r>
         <w:rPr>
+          <w:lang w:val="en_US" w:bidi="en_US"/>
+        </w:rPr>
+        <w:t>עֵינַ֜יִ⁠ךְ בַּ⁠שָּׂדֶ֤ה</w:t>
+      </w:r>
+    </w:p>
+    <w:p>
+      <w:pPr/>
+      <w:r>
+        <w:rPr>
+          <w:lang w:val="en_US" w:bidi="en_US"/>
+        </w:rPr>
+      </w:r>
+      <w:r>
+        <w:rPr>
           <w:b/>
           <w:lang w:val="en_US" w:bidi="en_US"/>
         </w:rPr>
@@ -9628,6 +10790,20 @@
       </w:r>
       <w:r>
         <w:rPr>
+          <w:lang w:val="en_US" w:bidi="en_US"/>
+        </w:rPr>
+        <w:t>אַחֲרֵי⁠הֶ֔ן</w:t>
+      </w:r>
+    </w:p>
+    <w:p>
+      <w:pPr/>
+      <w:r>
+        <w:rPr>
+          <w:lang w:val="en_US" w:bidi="en_US"/>
+        </w:rPr>
+      </w:r>
+      <w:r>
+        <w:rPr>
           <w:b/>
           <w:lang w:val="en_US" w:bidi="en_US"/>
         </w:rPr>
@@ -9724,6 +10900,20 @@
       </w:r>
       <w:r>
         <w:rPr>
+          <w:lang w:val="en_US" w:bidi="en_US"/>
+        </w:rPr>
+        <w:t>הֲ⁠ל֥וֹא צִוִּ֛יתִי אֶת־הַ⁠נְּעָרִ֖ים לְ⁠בִלְתִּ֣י נָגְעֵ֑⁠ךְ</w:t>
+      </w:r>
+    </w:p>
+    <w:p>
+      <w:pPr/>
+      <w:r>
+        <w:rPr>
+          <w:lang w:val="en_US" w:bidi="en_US"/>
+        </w:rPr>
+      </w:r>
+      <w:r>
+        <w:rPr>
           <w:b/>
           <w:lang w:val="en_US" w:bidi="en_US"/>
         </w:rPr>
@@ -9807,6 +10997,20 @@
       </w:r>
       <w:r>
         <w:rPr>
+          <w:lang w:val="en_US" w:bidi="en_US"/>
+        </w:rPr>
+        <w:t>אֶת־הַ⁠נְּעָרִ֖ים</w:t>
+      </w:r>
+    </w:p>
+    <w:p>
+      <w:pPr/>
+      <w:r>
+        <w:rPr>
+          <w:lang w:val="en_US" w:bidi="en_US"/>
+        </w:rPr>
+      </w:r>
+      <w:r>
+        <w:rPr>
           <w:b/>
           <w:lang w:val="en_US" w:bidi="en_US"/>
         </w:rPr>
@@ -9890,6 +11094,20 @@
       </w:r>
       <w:r>
         <w:rPr>
+          <w:lang w:val="en_US" w:bidi="en_US"/>
+        </w:rPr>
+        <w:t>לְ⁠בִלְתִּ֣י נָגְעֵ֑⁠ךְ</w:t>
+      </w:r>
+    </w:p>
+    <w:p>
+      <w:pPr/>
+      <w:r>
+        <w:rPr>
+          <w:lang w:val="en_US" w:bidi="en_US"/>
+        </w:rPr>
+      </w:r>
+      <w:r>
+        <w:rPr>
           <w:b/>
           <w:lang w:val="en_US" w:bidi="en_US"/>
         </w:rPr>
@@ -10049,6 +11267,20 @@
       </w:r>
       <w:r>
         <w:rPr>
+          <w:lang w:val="en_US" w:bidi="en_US"/>
+        </w:rPr>
+        <w:t>וַ⁠תִּפֹּל֙ עַל־פָּנֶ֔י⁠הָ וַ⁠תִּשְׁתַּ֖חוּ אָ֑רְצָ⁠ה</w:t>
+      </w:r>
+    </w:p>
+    <w:p>
+      <w:pPr/>
+      <w:r>
+        <w:rPr>
+          <w:lang w:val="en_US" w:bidi="en_US"/>
+        </w:rPr>
+      </w:r>
+      <w:r>
+        <w:rPr>
           <w:b/>
           <w:lang w:val="en_US" w:bidi="en_US"/>
         </w:rPr>
@@ -10132,6 +11364,20 @@
       </w:r>
       <w:r>
         <w:rPr>
+          <w:lang w:val="en_US" w:bidi="en_US"/>
+        </w:rPr>
+        <w:t>וַ⁠תִּפֹּל֙ עַל־פָּנֶ֔י⁠הָ וַ⁠תִּשְׁתַּ֖חוּ אָ֑רְצָ⁠ה</w:t>
+      </w:r>
+    </w:p>
+    <w:p>
+      <w:pPr/>
+      <w:r>
+        <w:rPr>
+          <w:lang w:val="en_US" w:bidi="en_US"/>
+        </w:rPr>
+      </w:r>
+      <w:r>
+        <w:rPr>
           <w:b/>
           <w:lang w:val="en_US" w:bidi="en_US"/>
         </w:rPr>
@@ -10241,6 +11487,20 @@
       </w:r>
       <w:r>
         <w:rPr>
+          <w:lang w:val="en_US" w:bidi="en_US"/>
+        </w:rPr>
+        <w:t>וַ⁠תִּפֹּל֙ עַל־פָּנֶ֔י⁠הָ וַ⁠תִּשְׁתַּ֖חוּ אָ֑רְצָ⁠ה</w:t>
+      </w:r>
+    </w:p>
+    <w:p>
+      <w:pPr/>
+      <w:r>
+        <w:rPr>
+          <w:lang w:val="en_US" w:bidi="en_US"/>
+        </w:rPr>
+      </w:r>
+      <w:r>
+        <w:rPr>
           <w:b/>
           <w:lang w:val="en_US" w:bidi="en_US"/>
         </w:rPr>
@@ -10337,6 +11597,20 @@
       </w:r>
       <w:r>
         <w:rPr>
+          <w:lang w:val="en_US" w:bidi="en_US"/>
+        </w:rPr>
+        <w:t>מַדּוּעַ֩ מָצָ֨אתִי חֵ֤ן בְּ⁠עֵינֶ֨י⁠ךָ֙ לְ⁠הַכִּירֵ֔⁠נִי וְ⁠אָּנֹכִ֖י נָכְרִיָּֽה</w:t>
+      </w:r>
+    </w:p>
+    <w:p>
+      <w:pPr/>
+      <w:r>
+        <w:rPr>
+          <w:lang w:val="en_US" w:bidi="en_US"/>
+        </w:rPr>
+      </w:r>
+      <w:r>
+        <w:rPr>
           <w:b/>
           <w:lang w:val="en_US" w:bidi="en_US"/>
         </w:rPr>
@@ -10420,6 +11694,20 @@
       </w:r>
       <w:r>
         <w:rPr>
+          <w:lang w:val="en_US" w:bidi="en_US"/>
+        </w:rPr>
+        <w:t>מָצָ֨אתִי חֵ֤ן בְּ⁠עֵינֶ֨י⁠ךָ֙</w:t>
+      </w:r>
+    </w:p>
+    <w:p>
+      <w:pPr/>
+      <w:r>
+        <w:rPr>
+          <w:lang w:val="en_US" w:bidi="en_US"/>
+        </w:rPr>
+      </w:r>
+      <w:r>
+        <w:rPr>
           <w:b/>
           <w:lang w:val="en_US" w:bidi="en_US"/>
         </w:rPr>
@@ -10625,6 +11913,20 @@
       </w:r>
       <w:r>
         <w:rPr>
+          <w:lang w:val="en_US" w:bidi="en_US"/>
+        </w:rPr>
+        <w:t>הֻגֵּ֨ד הֻגַּ֜ד</w:t>
+      </w:r>
+    </w:p>
+    <w:p>
+      <w:pPr/>
+      <w:r>
+        <w:rPr>
+          <w:lang w:val="en_US" w:bidi="en_US"/>
+        </w:rPr>
+      </w:r>
+      <w:r>
+        <w:rPr>
           <w:b/>
           <w:lang w:val="en_US" w:bidi="en_US"/>
         </w:rPr>
@@ -10721,6 +12023,20 @@
       </w:r>
       <w:r>
         <w:rPr>
+          <w:lang w:val="en_US" w:bidi="en_US"/>
+        </w:rPr>
+        <w:t>הֻגֵּ֨ד הֻגַּ֜ד לִ֗⁠י</w:t>
+      </w:r>
+    </w:p>
+    <w:p>
+      <w:pPr/>
+      <w:r>
+        <w:rPr>
+          <w:lang w:val="en_US" w:bidi="en_US"/>
+        </w:rPr>
+      </w:r>
+      <w:r>
+        <w:rPr>
           <w:b/>
           <w:lang w:val="en_US" w:bidi="en_US"/>
         </w:rPr>
@@ -10804,6 +12120,20 @@
       </w:r>
       <w:r>
         <w:rPr>
+          <w:lang w:val="en_US" w:bidi="en_US"/>
+        </w:rPr>
+        <w:t>וַ⁠תֵּ֣לְכִ֔י אֶל־עַ֕ם</w:t>
+      </w:r>
+    </w:p>
+    <w:p>
+      <w:pPr/>
+      <w:r>
+        <w:rPr>
+          <w:lang w:val="en_US" w:bidi="en_US"/>
+        </w:rPr>
+      </w:r>
+      <w:r>
+        <w:rPr>
           <w:b/>
           <w:lang w:val="en_US" w:bidi="en_US"/>
         </w:rPr>
@@ -10900,6 +12230,20 @@
       </w:r>
       <w:r>
         <w:rPr>
+          <w:lang w:val="en_US" w:bidi="en_US"/>
+        </w:rPr>
+        <w:t>תְּמ֥וֹל שִׁלְשֽׁוֹם</w:t>
+      </w:r>
+    </w:p>
+    <w:p>
+      <w:pPr/>
+      <w:r>
+        <w:rPr>
+          <w:lang w:val="en_US" w:bidi="en_US"/>
+        </w:rPr>
+      </w:r>
+      <w:r>
+        <w:rPr>
           <w:b/>
           <w:lang w:val="en_US" w:bidi="en_US"/>
         </w:rPr>
@@ -10996,6 +12340,20 @@
       </w:r>
       <w:r>
         <w:rPr>
+          <w:lang w:val="en_US" w:bidi="en_US"/>
+        </w:rPr>
+        <w:t>פָּעֳלֵ֑⁠ךְ</w:t>
+      </w:r>
+    </w:p>
+    <w:p>
+      <w:pPr/>
+      <w:r>
+        <w:rPr>
+          <w:lang w:val="en_US" w:bidi="en_US"/>
+        </w:rPr>
+      </w:r>
+      <w:r>
+        <w:rPr>
           <w:b/>
           <w:lang w:val="en_US" w:bidi="en_US"/>
         </w:rPr>
@@ -11092,6 +12450,20 @@
       </w:r>
       <w:r>
         <w:rPr>
+          <w:lang w:val="en_US" w:bidi="en_US"/>
+        </w:rPr>
+        <w:t>וּ⁠תְהִ֨י מַשְׂכֻּרְתֵּ֜⁠ךְ שְׁלֵמָ֗ה מֵ⁠עִ֤ם יְהוָה֙</w:t>
+      </w:r>
+    </w:p>
+    <w:p>
+      <w:pPr/>
+      <w:r>
+        <w:rPr>
+          <w:lang w:val="en_US" w:bidi="en_US"/>
+        </w:rPr>
+      </w:r>
+      <w:r>
+        <w:rPr>
           <w:b/>
           <w:lang w:val="en_US" w:bidi="en_US"/>
         </w:rPr>
@@ -11175,6 +12547,20 @@
       </w:r>
       <w:r>
         <w:rPr>
+          <w:lang w:val="en_US" w:bidi="en_US"/>
+        </w:rPr>
+        <w:t>אֲשֶׁר־בָּ֖את לַ⁠חֲס֥וֹת תַּֽחַת־כְּנָפָֽי⁠ו</w:t>
+      </w:r>
+    </w:p>
+    <w:p>
+      <w:pPr/>
+      <w:r>
+        <w:rPr>
+          <w:lang w:val="en_US" w:bidi="en_US"/>
+        </w:rPr>
+      </w:r>
+      <w:r>
+        <w:rPr>
           <w:b/>
           <w:lang w:val="en_US" w:bidi="en_US"/>
         </w:rPr>
@@ -11271,6 +12657,20 @@
       </w:r>
       <w:r>
         <w:rPr>
+          <w:lang w:val="en_US" w:bidi="en_US"/>
+        </w:rPr>
+        <w:t>אֶמְצָא־חֵ֨ן בְּ⁠עֵינֶ֤י⁠ךָ</w:t>
+      </w:r>
+    </w:p>
+    <w:p>
+      <w:pPr/>
+      <w:r>
+        <w:rPr>
+          <w:lang w:val="en_US" w:bidi="en_US"/>
+        </w:rPr>
+      </w:r>
+      <w:r>
+        <w:rPr>
           <w:b/>
           <w:lang w:val="en_US" w:bidi="en_US"/>
         </w:rPr>
@@ -11367,6 +12767,20 @@
       </w:r>
       <w:r>
         <w:rPr>
+          <w:lang w:val="en_US" w:bidi="en_US"/>
+        </w:rPr>
+        <w:t>אֲדֹנִ⁠י֙</w:t>
+      </w:r>
+    </w:p>
+    <w:p>
+      <w:pPr/>
+      <w:r>
+        <w:rPr>
+          <w:lang w:val="en_US" w:bidi="en_US"/>
+        </w:rPr>
+      </w:r>
+      <w:r>
+        <w:rPr>
           <w:b/>
           <w:lang w:val="en_US" w:bidi="en_US"/>
         </w:rPr>
@@ -11476,6 +12890,20 @@
       </w:r>
       <w:r>
         <w:rPr>
+          <w:lang w:val="en_US" w:bidi="en_US"/>
+        </w:rPr>
+        <w:t>עַל־לֵ֣ב שִׁפְחָתֶ֑⁠ךָ</w:t>
+      </w:r>
+    </w:p>
+    <w:p>
+      <w:pPr/>
+      <w:r>
+        <w:rPr>
+          <w:lang w:val="en_US" w:bidi="en_US"/>
+        </w:rPr>
+      </w:r>
+      <w:r>
+        <w:rPr>
           <w:b/>
           <w:lang w:val="en_US" w:bidi="en_US"/>
         </w:rPr>
@@ -11559,6 +12987,20 @@
       </w:r>
       <w:r>
         <w:rPr>
+          <w:lang w:val="en_US" w:bidi="en_US"/>
+        </w:rPr>
+        <w:t>עַל־לֵ֣ב</w:t>
+      </w:r>
+    </w:p>
+    <w:p>
+      <w:pPr/>
+      <w:r>
+        <w:rPr>
+          <w:lang w:val="en_US" w:bidi="en_US"/>
+        </w:rPr>
+      </w:r>
+      <w:r>
+        <w:rPr>
           <w:b/>
           <w:lang w:val="en_US" w:bidi="en_US"/>
         </w:rPr>
@@ -11655,6 +13097,20 @@
       </w:r>
       <w:r>
         <w:rPr>
+          <w:lang w:val="en_US" w:bidi="en_US"/>
+        </w:rPr>
+        <w:t>שִׁפְחָתֶ֑⁠ךָ</w:t>
+      </w:r>
+    </w:p>
+    <w:p>
+      <w:pPr/>
+      <w:r>
+        <w:rPr>
+          <w:lang w:val="en_US" w:bidi="en_US"/>
+        </w:rPr>
+      </w:r>
+      <w:r>
+        <w:rPr>
           <w:b/>
           <w:lang w:val="en_US" w:bidi="en_US"/>
         </w:rPr>
@@ -11738,6 +13194,20 @@
       </w:r>
       <w:r>
         <w:rPr>
+          <w:lang w:val="en_US" w:bidi="en_US"/>
+        </w:rPr>
+        <w:t>וְ⁠אָנֹכִי֙ לֹ֣א אֶֽהְיֶ֔ה כְּ⁠אַחַ֖ת שִׁפְחֹתֶֽי⁠ךָ</w:t>
+      </w:r>
+    </w:p>
+    <w:p>
+      <w:pPr/>
+      <w:r>
+        <w:rPr>
+          <w:lang w:val="en_US" w:bidi="en_US"/>
+        </w:rPr>
+      </w:r>
+      <w:r>
+        <w:rPr>
           <w:b/>
           <w:lang w:val="en_US" w:bidi="en_US"/>
         </w:rPr>
@@ -11884,6 +13354,20 @@
       </w:r>
       <w:r>
         <w:rPr>
+          <w:lang w:val="en_US" w:bidi="en_US"/>
+        </w:rPr>
+        <w:t>גֹּ֤שִֽׁי הֲלֹם֙ וְ⁠אָכַ֣לְתְּ מִן־הַ⁠לֶּ֔חֶם וְ⁠טָבַ֥לְתְּ פִּתֵּ֖⁠ךְ בַּ⁠חֹ֑מֶץ</w:t>
+      </w:r>
+    </w:p>
+    <w:p>
+      <w:pPr/>
+      <w:r>
+        <w:rPr>
+          <w:lang w:val="en_US" w:bidi="en_US"/>
+        </w:rPr>
+      </w:r>
+      <w:r>
+        <w:rPr>
           <w:b/>
           <w:lang w:val="en_US" w:bidi="en_US"/>
         </w:rPr>
@@ -11967,6 +13451,20 @@
       </w:r>
       <w:r>
         <w:rPr>
+          <w:lang w:val="en_US" w:bidi="en_US"/>
+        </w:rPr>
+        <w:t>וְ⁠אָכַ֣לְתְּ מִן־הַ⁠לֶּ֔חֶם וְ⁠טָבַ֥לְתְּ פִּתֵּ֖⁠ךְ בַּ⁠חֹ֑מֶץ</w:t>
+      </w:r>
+    </w:p>
+    <w:p>
+      <w:pPr/>
+      <w:r>
+        <w:rPr>
+          <w:lang w:val="en_US" w:bidi="en_US"/>
+        </w:rPr>
+      </w:r>
+      <w:r>
+        <w:rPr>
           <w:b/>
           <w:lang w:val="en_US" w:bidi="en_US"/>
         </w:rPr>
@@ -12050,6 +13548,20 @@
       </w:r>
       <w:r>
         <w:rPr>
+          <w:lang w:val="en_US" w:bidi="en_US"/>
+        </w:rPr>
+        <w:t>וְ⁠טָבַ֥לְתְּ פִּתֵּ֖⁠ךְ בַּ⁠חֹ֑מֶץ</w:t>
+      </w:r>
+    </w:p>
+    <w:p>
+      <w:pPr/>
+      <w:r>
+        <w:rPr>
+          <w:lang w:val="en_US" w:bidi="en_US"/>
+        </w:rPr>
+      </w:r>
+      <w:r>
+        <w:rPr>
           <w:b/>
           <w:lang w:val="en_US" w:bidi="en_US"/>
         </w:rPr>
@@ -12113,6 +13625,20 @@
       </w:r>
       <w:r>
         <w:rPr>
+          <w:lang w:val="en_US" w:bidi="en_US"/>
+        </w:rPr>
+        <w:t>וַ⁠יְצַו֩ בֹּ֨עַז אֶת־נְעָרָ֜י⁠ו</w:t>
+      </w:r>
+    </w:p>
+    <w:p>
+      <w:pPr/>
+      <w:r>
+        <w:rPr>
+          <w:lang w:val="en_US" w:bidi="en_US"/>
+        </w:rPr>
+      </w:r>
+      <w:r>
+        <w:rPr>
           <w:b/>
           <w:lang w:val="en_US" w:bidi="en_US"/>
         </w:rPr>
@@ -12196,6 +13722,20 @@
       </w:r>
       <w:r>
         <w:rPr>
+          <w:lang w:val="en_US" w:bidi="en_US"/>
+        </w:rPr>
+        <w:t>גַּ֣ם בֵּ֧ין הָֽ⁠עֳמָרִ֛ים</w:t>
+      </w:r>
+    </w:p>
+    <w:p>
+      <w:pPr/>
+      <w:r>
+        <w:rPr>
+          <w:lang w:val="en_US" w:bidi="en_US"/>
+        </w:rPr>
+      </w:r>
+      <w:r>
+        <w:rPr>
           <w:b/>
           <w:lang w:val="en_US" w:bidi="en_US"/>
         </w:rPr>
@@ -12272,6 +13812,20 @@
       </w:r>
       <w:r>
         <w:rPr>
+          <w:lang w:val="en_US" w:bidi="en_US"/>
+        </w:rPr>
+        <w:t>וְ⁠לֹ֥א תַכְלִימֽוּ⁠הָ</w:t>
+      </w:r>
+    </w:p>
+    <w:p>
+      <w:pPr/>
+      <w:r>
+        <w:rPr>
+          <w:lang w:val="en_US" w:bidi="en_US"/>
+        </w:rPr>
+      </w:r>
+      <w:r>
+        <w:rPr>
           <w:b/>
           <w:lang w:val="en_US" w:bidi="en_US"/>
         </w:rPr>
@@ -12355,6 +13909,20 @@
       </w:r>
       <w:r>
         <w:rPr>
+          <w:lang w:val="en_US" w:bidi="en_US"/>
+        </w:rPr>
+        <w:t>וְ⁠גַ֛ם</w:t>
+      </w:r>
+    </w:p>
+    <w:p>
+      <w:pPr/>
+      <w:r>
+        <w:rPr>
+          <w:lang w:val="en_US" w:bidi="en_US"/>
+        </w:rPr>
+      </w:r>
+      <w:r>
+        <w:rPr>
           <w:b/>
           <w:lang w:val="en_US" w:bidi="en_US"/>
         </w:rPr>
@@ -12481,6 +14049,20 @@
       </w:r>
       <w:r>
         <w:rPr>
+          <w:lang w:val="en_US" w:bidi="en_US"/>
+        </w:rPr>
+        <w:t>וַ⁠תַּחְבֹּט֙</w:t>
+      </w:r>
+    </w:p>
+    <w:p>
+      <w:pPr/>
+      <w:r>
+        <w:rPr>
+          <w:lang w:val="en_US" w:bidi="en_US"/>
+        </w:rPr>
+      </w:r>
+      <w:r>
+        <w:rPr>
           <w:b/>
           <w:lang w:val="en_US" w:bidi="en_US"/>
         </w:rPr>
@@ -12544,6 +14126,20 @@
       </w:r>
       <w:r>
         <w:rPr>
+          <w:lang w:val="en_US" w:bidi="en_US"/>
+        </w:rPr>
+        <w:t>כְּ⁠אֵיפָ֥ה</w:t>
+      </w:r>
+    </w:p>
+    <w:p>
+      <w:pPr/>
+      <w:r>
+        <w:rPr>
+          <w:lang w:val="en_US" w:bidi="en_US"/>
+        </w:rPr>
+      </w:r>
+      <w:r>
+        <w:rPr>
           <w:b/>
           <w:lang w:val="en_US" w:bidi="en_US"/>
         </w:rPr>
@@ -12640,6 +14236,20 @@
       </w:r>
       <w:r>
         <w:rPr>
+          <w:lang w:val="en_US" w:bidi="en_US"/>
+        </w:rPr>
+        <w:t>וַ⁠תִּשָּׂא֙ וַ⁠תָּב֣וֹא הָ⁠עִ֔יר</w:t>
+      </w:r>
+    </w:p>
+    <w:p>
+      <w:pPr/>
+      <w:r>
+        <w:rPr>
+          <w:lang w:val="en_US" w:bidi="en_US"/>
+        </w:rPr>
+      </w:r>
+      <w:r>
+        <w:rPr>
           <w:b/>
           <w:lang w:val="en_US" w:bidi="en_US"/>
         </w:rPr>
@@ -12723,6 +14333,20 @@
       </w:r>
       <w:r>
         <w:rPr>
+          <w:lang w:val="en_US" w:bidi="en_US"/>
+        </w:rPr>
+        <w:t>אֵיפֹ֨ה לִקַּ֤טְתְּ הַ⁠יּוֹם֙ וְ⁠אָ֣נָה עָשִׂ֔ית</w:t>
+      </w:r>
+    </w:p>
+    <w:p>
+      <w:pPr/>
+      <w:r>
+        <w:rPr>
+          <w:lang w:val="en_US" w:bidi="en_US"/>
+        </w:rPr>
+      </w:r>
+      <w:r>
+        <w:rPr>
           <w:b/>
           <w:lang w:val="en_US" w:bidi="en_US"/>
         </w:rPr>
@@ -12806,6 +14430,20 @@
       </w:r>
       <w:r>
         <w:rPr>
+          <w:lang w:val="en_US" w:bidi="en_US"/>
+        </w:rPr>
+        <w:t>יְהִ֥י מַכִּירֵ֖⁠ךְ בָּר֑וּךְ</w:t>
+      </w:r>
+    </w:p>
+    <w:p>
+      <w:pPr/>
+      <w:r>
+        <w:rPr>
+          <w:lang w:val="en_US" w:bidi="en_US"/>
+        </w:rPr>
+      </w:r>
+      <w:r>
+        <w:rPr>
           <w:b/>
           <w:lang w:val="en_US" w:bidi="en_US"/>
         </w:rPr>
@@ -12889,6 +14527,20 @@
       </w:r>
       <w:r>
         <w:rPr>
+          <w:lang w:val="en_US" w:bidi="en_US"/>
+        </w:rPr>
+        <w:t>יְהִ֥י מַכִּירֵ֖⁠ךְ בָּר֑וּךְ</w:t>
+      </w:r>
+    </w:p>
+    <w:p>
+      <w:pPr/>
+      <w:r>
+        <w:rPr>
+          <w:lang w:val="en_US" w:bidi="en_US"/>
+        </w:rPr>
+      </w:r>
+      <w:r>
+        <w:rPr>
           <w:b/>
           <w:lang w:val="en_US" w:bidi="en_US"/>
         </w:rPr>
@@ -12972,6 +14624,20 @@
       </w:r>
       <w:r>
         <w:rPr>
+          <w:lang w:val="en_US" w:bidi="en_US"/>
+        </w:rPr>
+        <w:t>מַכִּירֵ֖⁠ךְ</w:t>
+      </w:r>
+    </w:p>
+    <w:p>
+      <w:pPr/>
+      <w:r>
+        <w:rPr>
+          <w:lang w:val="en_US" w:bidi="en_US"/>
+        </w:rPr>
+      </w:r>
+      <w:r>
+        <w:rPr>
           <w:b/>
           <w:lang w:val="en_US" w:bidi="en_US"/>
         </w:rPr>
@@ -13068,6 +14734,20 @@
       </w:r>
       <w:r>
         <w:rPr>
+          <w:lang w:val="en_US" w:bidi="en_US"/>
+        </w:rPr>
+        <w:t>וַ⁠תַּגֵּ֣ד לַ⁠חֲמוֹתָ֗⁠הּ אֵ֤ת אֲשֶׁר־עָשְׂתָה֙ עִמּ֔⁠וֹ וַ⁠תֹּ֗אמֶר שֵׁ֤ם הָ⁠אִישׁ֙ אֲשֶׁ֨ר עָשִׂ֧יתִי עִמּ֛⁠וֹ הַ⁠יּ֖וֹם בֹּֽעַז</w:t>
+      </w:r>
+    </w:p>
+    <w:p>
+      <w:pPr/>
+      <w:r>
+        <w:rPr>
+          <w:lang w:val="en_US" w:bidi="en_US"/>
+        </w:rPr>
+      </w:r>
+      <w:r>
+        <w:rPr>
           <w:b/>
           <w:lang w:val="en_US" w:bidi="en_US"/>
         </w:rPr>
@@ -13151,6 +14831,20 @@
       </w:r>
       <w:r>
         <w:rPr>
+          <w:lang w:val="en_US" w:bidi="en_US"/>
+        </w:rPr>
+        <w:t>בָּר֥וּךְ הוּא֙ לַ⁠יהוָ֔ה</w:t>
+      </w:r>
+    </w:p>
+    <w:p>
+      <w:pPr/>
+      <w:r>
+        <w:rPr>
+          <w:lang w:val="en_US" w:bidi="en_US"/>
+        </w:rPr>
+      </w:r>
+      <w:r>
+        <w:rPr>
           <w:b/>
           <w:lang w:val="en_US" w:bidi="en_US"/>
         </w:rPr>
@@ -13234,6 +14928,20 @@
       </w:r>
       <w:r>
         <w:rPr>
+          <w:lang w:val="en_US" w:bidi="en_US"/>
+        </w:rPr>
+        <w:t>בָּר֥וּךְ הוּא֙ לַ⁠יהוָ֔ה</w:t>
+      </w:r>
+    </w:p>
+    <w:p>
+      <w:pPr/>
+      <w:r>
+        <w:rPr>
+          <w:lang w:val="en_US" w:bidi="en_US"/>
+        </w:rPr>
+      </w:r>
+      <w:r>
+        <w:rPr>
           <w:b/>
           <w:lang w:val="en_US" w:bidi="en_US"/>
         </w:rPr>
@@ -13317,6 +15025,20 @@
       </w:r>
       <w:r>
         <w:rPr>
+          <w:lang w:val="en_US" w:bidi="en_US"/>
+        </w:rPr>
+        <w:t>אֲשֶׁר֙ לֹא־עָזַ֣ב</w:t>
+      </w:r>
+    </w:p>
+    <w:p>
+      <w:pPr/>
+      <w:r>
+        <w:rPr>
+          <w:lang w:val="en_US" w:bidi="en_US"/>
+        </w:rPr>
+      </w:r>
+      <w:r>
+        <w:rPr>
           <w:b/>
           <w:lang w:val="en_US" w:bidi="en_US"/>
         </w:rPr>
@@ -13426,6 +15148,20 @@
       </w:r>
       <w:r>
         <w:rPr>
+          <w:lang w:val="en_US" w:bidi="en_US"/>
+        </w:rPr>
+        <w:t>אֲשֶׁר֙ לֹא־עָזַ֣ב</w:t>
+      </w:r>
+    </w:p>
+    <w:p>
+      <w:pPr/>
+      <w:r>
+        <w:rPr>
+          <w:lang w:val="en_US" w:bidi="en_US"/>
+        </w:rPr>
+      </w:r>
+      <w:r>
+        <w:rPr>
           <w:b/>
           <w:lang w:val="en_US" w:bidi="en_US"/>
         </w:rPr>
@@ -13535,6 +15271,20 @@
       </w:r>
       <w:r>
         <w:rPr>
+          <w:lang w:val="en_US" w:bidi="en_US"/>
+        </w:rPr>
+        <w:t>אֶת־הַ⁠חַיִּ֖ים</w:t>
+      </w:r>
+    </w:p>
+    <w:p>
+      <w:pPr/>
+      <w:r>
+        <w:rPr>
+          <w:lang w:val="en_US" w:bidi="en_US"/>
+        </w:rPr>
+      </w:r>
+      <w:r>
+        <w:rPr>
           <w:b/>
           <w:lang w:val="en_US" w:bidi="en_US"/>
         </w:rPr>
@@ -13631,6 +15381,20 @@
       </w:r>
       <w:r>
         <w:rPr>
+          <w:lang w:val="en_US" w:bidi="en_US"/>
+        </w:rPr>
+        <w:t>וְ⁠אֶת־הַ⁠מֵּתִ֑ים</w:t>
+      </w:r>
+    </w:p>
+    <w:p>
+      <w:pPr/>
+      <w:r>
+        <w:rPr>
+          <w:lang w:val="en_US" w:bidi="en_US"/>
+        </w:rPr>
+      </w:r>
+      <w:r>
+        <w:rPr>
           <w:b/>
           <w:lang w:val="en_US" w:bidi="en_US"/>
         </w:rPr>
@@ -13727,6 +15491,20 @@
       </w:r>
       <w:r>
         <w:rPr>
+          <w:lang w:val="en_US" w:bidi="en_US"/>
+        </w:rPr>
+        <w:t>קָר֥וֹב לָ֨⁠נוּ֙ הָ⁠אִ֔ישׁ מִֽ⁠גֹּאֲלֵ֖⁠נוּ הֽוּא</w:t>
+      </w:r>
+    </w:p>
+    <w:p>
+      <w:pPr/>
+      <w:r>
+        <w:rPr>
+          <w:lang w:val="en_US" w:bidi="en_US"/>
+        </w:rPr>
+      </w:r>
+      <w:r>
+        <w:rPr>
           <w:b/>
           <w:lang w:val="en_US" w:bidi="en_US"/>
         </w:rPr>
@@ -13810,6 +15588,20 @@
       </w:r>
       <w:r>
         <w:rPr>
+          <w:lang w:val="en_US" w:bidi="en_US"/>
+        </w:rPr>
+        <w:t>מִֽ⁠גֹּאֲלֵ֖⁠נוּ</w:t>
+      </w:r>
+    </w:p>
+    <w:p>
+      <w:pPr/>
+      <w:r>
+        <w:rPr>
+          <w:lang w:val="en_US" w:bidi="en_US"/>
+        </w:rPr>
+      </w:r>
+      <w:r>
+        <w:rPr>
           <w:b/>
           <w:lang w:val="en_US" w:bidi="en_US"/>
         </w:rPr>
@@ -13873,6 +15665,20 @@
       </w:r>
       <w:r>
         <w:rPr>
+          <w:lang w:val="en_US" w:bidi="en_US"/>
+        </w:rPr>
+        <w:t>גַּ֣ם ׀ כִּי־אָמַ֣ר אֵלַ֗⁠י</w:t>
+      </w:r>
+    </w:p>
+    <w:p>
+      <w:pPr/>
+      <w:r>
+        <w:rPr>
+          <w:lang w:val="en_US" w:bidi="en_US"/>
+        </w:rPr>
+      </w:r>
+      <w:r>
+        <w:rPr>
           <w:b/>
           <w:lang w:val="en_US" w:bidi="en_US"/>
         </w:rPr>
@@ -13956,6 +15762,20 @@
       </w:r>
       <w:r>
         <w:rPr>
+          <w:lang w:val="en_US" w:bidi="en_US"/>
+        </w:rPr>
+        <w:t>אָמַ֣ר אֵלַ֗⁠י עִם־הַ⁠נְּעָרִ֤ים אֲשֶׁר־לִ⁠י֙ תִּדְבָּקִ֔י⁠ן עַ֣ד אִם־כִּלּ֔וּ אֵ֥ת כָּל־הַ⁠קָּצִ֖יר אֲשֶׁר־לִֽ⁠י</w:t>
+      </w:r>
+    </w:p>
+    <w:p>
+      <w:pPr/>
+      <w:r>
+        <w:rPr>
+          <w:lang w:val="en_US" w:bidi="en_US"/>
+        </w:rPr>
+      </w:r>
+      <w:r>
+        <w:rPr>
           <w:b/>
           <w:lang w:val="en_US" w:bidi="en_US"/>
         </w:rPr>
@@ -14039,6 +15859,20 @@
       </w:r>
       <w:r>
         <w:rPr>
+          <w:lang w:val="en_US" w:bidi="en_US"/>
+        </w:rPr>
+        <w:t>עִם־הַ⁠נְּעָרִ֤ים אֲשֶׁר־לִ⁠י֙ תִּדְבָּקִ֔י⁠ן</w:t>
+      </w:r>
+    </w:p>
+    <w:p>
+      <w:pPr/>
+      <w:r>
+        <w:rPr>
+          <w:lang w:val="en_US" w:bidi="en_US"/>
+        </w:rPr>
+      </w:r>
+      <w:r>
+        <w:rPr>
           <w:b/>
           <w:lang w:val="en_US" w:bidi="en_US"/>
         </w:rPr>
@@ -14185,6 +16019,20 @@
       </w:r>
       <w:r>
         <w:rPr>
+          <w:lang w:val="en_US" w:bidi="en_US"/>
+        </w:rPr>
+        <w:t>וְ⁠לֹ֥א יִפְגְּעוּ־בָ֖⁠ךְ</w:t>
+      </w:r>
+    </w:p>
+    <w:p>
+      <w:pPr/>
+      <w:r>
+        <w:rPr>
+          <w:lang w:val="en_US" w:bidi="en_US"/>
+        </w:rPr>
+      </w:r>
+      <w:r>
+        <w:rPr>
           <w:b/>
           <w:lang w:val="en_US" w:bidi="en_US"/>
         </w:rPr>
@@ -14281,6 +16129,20 @@
       </w:r>
       <w:r>
         <w:rPr>
+          <w:lang w:val="en_US" w:bidi="en_US"/>
+        </w:rPr>
+        <w:t>וַ⁠תִּדְבַּ֞ק</w:t>
+      </w:r>
+    </w:p>
+    <w:p>
+      <w:pPr/>
+      <w:r>
+        <w:rPr>
+          <w:lang w:val="en_US" w:bidi="en_US"/>
+        </w:rPr>
+      </w:r>
+      <w:r>
+        <w:rPr>
           <w:b/>
           <w:lang w:val="en_US" w:bidi="en_US"/>
         </w:rPr>
@@ -14377,6 +16239,20 @@
       </w:r>
       <w:r>
         <w:rPr>
+          <w:lang w:val="en_US" w:bidi="en_US"/>
+        </w:rPr>
+        <w:t>עַד־כְּל֥וֹת קְצִֽיר־הַ⁠שְּׂעֹרִ֖ים וּ⁠קְצִ֣יר הַֽ⁠חִטִּ֑ים</w:t>
+      </w:r>
+    </w:p>
+    <w:p>
+      <w:pPr/>
+      <w:r>
+        <w:rPr>
+          <w:lang w:val="en_US" w:bidi="en_US"/>
+        </w:rPr>
+      </w:r>
+      <w:r>
+        <w:rPr>
           <w:b/>
           <w:lang w:val="en_US" w:bidi="en_US"/>
         </w:rPr>
@@ -14579,6 +16455,20 @@
       </w:r>
       <w:r>
         <w:rPr>
+          <w:lang w:val="en_US" w:bidi="en_US"/>
+        </w:rPr>
+        <w:t>וַ⁠תֹּ֥אמֶר לָ֖⁠הּ נָעֳמִ֣י חֲמוֹתָ֑⁠הּ</w:t>
+      </w:r>
+    </w:p>
+    <w:p>
+      <w:pPr/>
+      <w:r>
+        <w:rPr>
+          <w:lang w:val="en_US" w:bidi="en_US"/>
+        </w:rPr>
+      </w:r>
+      <w:r>
+        <w:rPr>
           <w:b/>
           <w:lang w:val="en_US" w:bidi="en_US"/>
         </w:rPr>
@@ -14771,6 +16661,20 @@
       </w:r>
       <w:r>
         <w:rPr>
+          <w:lang w:val="en_US" w:bidi="en_US"/>
+        </w:rPr>
+        <w:t>נָעֳמִ֣י חֲמוֹתָ֑⁠הּ</w:t>
+      </w:r>
+    </w:p>
+    <w:p>
+      <w:pPr/>
+      <w:r>
+        <w:rPr>
+          <w:lang w:val="en_US" w:bidi="en_US"/>
+        </w:rPr>
+      </w:r>
+      <w:r>
+        <w:rPr>
           <w:b/>
           <w:lang w:val="en_US" w:bidi="en_US"/>
         </w:rPr>
@@ -14874,6 +16778,20 @@
       </w:r>
       <w:r>
         <w:rPr>
+          <w:lang w:val="en_US" w:bidi="en_US"/>
+        </w:rPr>
+        <w:t>חֲמוֹתָ֑⁠הּ</w:t>
+      </w:r>
+    </w:p>
+    <w:p>
+      <w:pPr/>
+      <w:r>
+        <w:rPr>
+          <w:lang w:val="en_US" w:bidi="en_US"/>
+        </w:rPr>
+      </w:r>
+      <w:r>
+        <w:rPr>
           <w:b/>
           <w:lang w:val="en_US" w:bidi="en_US"/>
         </w:rPr>
@@ -14970,6 +16888,20 @@
       </w:r>
       <w:r>
         <w:rPr>
+          <w:lang w:val="en_US" w:bidi="en_US"/>
+        </w:rPr>
+        <w:t>בִּתִּ֞⁠י</w:t>
+      </w:r>
+    </w:p>
+    <w:p>
+      <w:pPr/>
+      <w:r>
+        <w:rPr>
+          <w:lang w:val="en_US" w:bidi="en_US"/>
+        </w:rPr>
+      </w:r>
+      <w:r>
+        <w:rPr>
           <w:b/>
           <w:lang w:val="en_US" w:bidi="en_US"/>
         </w:rPr>
@@ -15066,6 +16998,20 @@
       </w:r>
       <w:r>
         <w:rPr>
+          <w:lang w:val="en_US" w:bidi="en_US"/>
+        </w:rPr>
+        <w:t>הֲ⁠לֹ֧א אֲבַקֶּשׁ־לָ֛⁠ךְ מָנ֖וֹחַ אֲשֶׁ֥ר יִֽיטַב־לָֽ⁠ךְ</w:t>
+      </w:r>
+    </w:p>
+    <w:p>
+      <w:pPr/>
+      <w:r>
+        <w:rPr>
+          <w:lang w:val="en_US" w:bidi="en_US"/>
+        </w:rPr>
+      </w:r>
+      <w:r>
+        <w:rPr>
           <w:b/>
           <w:lang w:val="en_US" w:bidi="en_US"/>
         </w:rPr>
@@ -15149,6 +17095,20 @@
       </w:r>
       <w:r>
         <w:rPr>
+          <w:lang w:val="en_US" w:bidi="en_US"/>
+        </w:rPr>
+        <w:t>מָנ֖וֹחַ</w:t>
+      </w:r>
+    </w:p>
+    <w:p>
+      <w:pPr/>
+      <w:r>
+        <w:rPr>
+          <w:lang w:val="en_US" w:bidi="en_US"/>
+        </w:rPr>
+      </w:r>
+      <w:r>
+        <w:rPr>
           <w:b/>
           <w:lang w:val="en_US" w:bidi="en_US"/>
         </w:rPr>
@@ -15234,6 +17194,20 @@
         <w:rPr>
           <w:lang w:val="en_US" w:bidi="en_US"/>
         </w:rPr>
+      </w:r>
+    </w:p>
+    <w:p>
+      <w:pPr/>
+      <w:r>
+        <w:rPr>
+          <w:lang w:val="en_US" w:bidi="en_US"/>
+        </w:rPr>
+      </w:r>
+      <w:r>
+        <w:rPr>
+          <w:lang w:val="en_US" w:bidi="en_US"/>
+        </w:rPr>
+        <w:t>וְ⁠עַתָּ֗ה</w:t>
       </w:r>
     </w:p>
     <w:p>
@@ -15364,6 +17338,20 @@
       </w:r>
       <w:r>
         <w:rPr>
+          <w:lang w:val="en_US" w:bidi="en_US"/>
+        </w:rPr>
+        <w:t>הֲ⁠לֹ֥א בֹ֨עַז֙ מֹֽדַעְתָּ֔⁠נוּ אֲשֶׁ֥ר הָיִ֖ית אֶת־נַעֲרוֹתָ֑י⁠ו</w:t>
+      </w:r>
+    </w:p>
+    <w:p>
+      <w:pPr/>
+      <w:r>
+        <w:rPr>
+          <w:lang w:val="en_US" w:bidi="en_US"/>
+        </w:rPr>
+      </w:r>
+      <w:r>
+        <w:rPr>
           <w:b/>
           <w:lang w:val="en_US" w:bidi="en_US"/>
         </w:rPr>
@@ -15465,6 +17453,20 @@
       </w:r>
       <w:r>
         <w:rPr>
+          <w:lang w:val="en_US" w:bidi="en_US"/>
+        </w:rPr>
+        <w:t>אֲשֶׁ֥ר הָיִ֖ית אֶת־נַעֲרוֹתָ֑י⁠ו</w:t>
+      </w:r>
+    </w:p>
+    <w:p>
+      <w:pPr/>
+      <w:r>
+        <w:rPr>
+          <w:lang w:val="en_US" w:bidi="en_US"/>
+        </w:rPr>
+      </w:r>
+      <w:r>
+        <w:rPr>
           <w:b/>
           <w:lang w:val="en_US" w:bidi="en_US"/>
         </w:rPr>
@@ -15548,6 +17550,20 @@
       </w:r>
       <w:r>
         <w:rPr>
+          <w:lang w:val="en_US" w:bidi="en_US"/>
+        </w:rPr>
+        <w:t>הִנֵּה</w:t>
+      </w:r>
+    </w:p>
+    <w:p>
+      <w:pPr/>
+      <w:r>
+        <w:rPr>
+          <w:lang w:val="en_US" w:bidi="en_US"/>
+        </w:rPr>
+      </w:r>
+      <w:r>
+        <w:rPr>
           <w:b/>
           <w:lang w:val="en_US" w:bidi="en_US"/>
         </w:rPr>
@@ -15707,6 +17723,20 @@
       </w:r>
       <w:r>
         <w:rPr>
+          <w:lang w:val="en_US" w:bidi="en_US"/>
+        </w:rPr>
+        <w:t>וְיָרַ֣דְתְּ הַ⁠גֹּ֑רֶן</w:t>
+      </w:r>
+    </w:p>
+    <w:p>
+      <w:pPr/>
+      <w:r>
+        <w:rPr>
+          <w:lang w:val="en_US" w:bidi="en_US"/>
+        </w:rPr>
+      </w:r>
+      <w:r>
+        <w:rPr>
           <w:b/>
           <w:lang w:val="en_US" w:bidi="en_US"/>
         </w:rPr>
@@ -15803,6 +17833,20 @@
       </w:r>
       <w:r>
         <w:rPr>
+          <w:lang w:val="en_US" w:bidi="en_US"/>
+        </w:rPr>
+        <w:t>לֶ⁠אֱכֹ֥ל וְ⁠לִ⁠שְׁתּֽוֹת</w:t>
+      </w:r>
+    </w:p>
+    <w:p>
+      <w:pPr/>
+      <w:r>
+        <w:rPr>
+          <w:lang w:val="en_US" w:bidi="en_US"/>
+        </w:rPr>
+      </w:r>
+      <w:r>
+        <w:rPr>
           <w:b/>
           <w:lang w:val="en_US" w:bidi="en_US"/>
         </w:rPr>
@@ -15866,6 +17910,20 @@
       </w:r>
       <w:r>
         <w:rPr>
+          <w:lang w:val="en_US" w:bidi="en_US"/>
+        </w:rPr>
+        <w:t>וִ⁠יהִ֣י</w:t>
+      </w:r>
+    </w:p>
+    <w:p>
+      <w:pPr/>
+      <w:r>
+        <w:rPr>
+          <w:lang w:val="en_US" w:bidi="en_US"/>
+        </w:rPr>
+      </w:r>
+      <w:r>
+        <w:rPr>
           <w:b/>
           <w:lang w:val="en_US" w:bidi="en_US"/>
         </w:rPr>
@@ -15962,6 +18020,20 @@
       </w:r>
       <w:r>
         <w:rPr>
+          <w:lang w:val="en_US" w:bidi="en_US"/>
+        </w:rPr>
+        <w:t>וְ⁠גִלִּ֥ית מַרְגְּלֹתָ֖י⁠ו</w:t>
+      </w:r>
+    </w:p>
+    <w:p>
+      <w:pPr/>
+      <w:r>
+        <w:rPr>
+          <w:lang w:val="en_US" w:bidi="en_US"/>
+        </w:rPr>
+      </w:r>
+      <w:r>
+        <w:rPr>
           <w:b/>
           <w:lang w:val="en_US" w:bidi="en_US"/>
         </w:rPr>
@@ -16058,6 +18130,20 @@
       </w:r>
       <w:r>
         <w:rPr>
+          <w:lang w:val="en_US" w:bidi="en_US"/>
+        </w:rPr>
+        <w:t>מַרְגְּלֹתָ֖י⁠ו</w:t>
+      </w:r>
+    </w:p>
+    <w:p>
+      <w:pPr/>
+      <w:r>
+        <w:rPr>
+          <w:lang w:val="en_US" w:bidi="en_US"/>
+        </w:rPr>
+      </w:r>
+      <w:r>
+        <w:rPr>
           <w:b/>
           <w:lang w:val="en_US" w:bidi="en_US"/>
         </w:rPr>
@@ -16154,6 +18240,20 @@
       </w:r>
       <w:r>
         <w:rPr>
+          <w:lang w:val="en_US" w:bidi="en_US"/>
+        </w:rPr>
+        <w:t>וְ⁠הוּא֙ יַגִּ֣יד לָ֔⁠ךְ אֵ֖ת אֲשֶׁ֥ר תַּעַשִֽׂי⁠ן</w:t>
+      </w:r>
+    </w:p>
+    <w:p>
+      <w:pPr/>
+      <w:r>
+        <w:rPr>
+          <w:lang w:val="en_US" w:bidi="en_US"/>
+        </w:rPr>
+      </w:r>
+      <w:r>
+        <w:rPr>
           <w:b/>
           <w:lang w:val="en_US" w:bidi="en_US"/>
         </w:rPr>
@@ -16217,6 +18317,20 @@
       </w:r>
       <w:r>
         <w:rPr>
+          <w:lang w:val="en_US" w:bidi="en_US"/>
+        </w:rPr>
+        <w:t>וְ⁠הוּא֙ יַגִּ֣יד</w:t>
+      </w:r>
+    </w:p>
+    <w:p>
+      <w:pPr/>
+      <w:r>
+        <w:rPr>
+          <w:lang w:val="en_US" w:bidi="en_US"/>
+        </w:rPr>
+      </w:r>
+      <w:r>
+        <w:rPr>
           <w:b/>
           <w:lang w:val="en_US" w:bidi="en_US"/>
         </w:rPr>
@@ -16282,6 +18396,20 @@
         <w:rPr>
           <w:lang w:val="en_US" w:bidi="en_US"/>
         </w:rPr>
+      </w:r>
+    </w:p>
+    <w:p>
+      <w:pPr/>
+      <w:r>
+        <w:rPr>
+          <w:lang w:val="en_US" w:bidi="en_US"/>
+        </w:rPr>
+      </w:r>
+      <w:r>
+        <w:rPr>
+          <w:lang w:val="en_US" w:bidi="en_US"/>
+        </w:rPr>
+        <w:t>וַ⁠תַּ֕עַשׂ כְּ⁠כֹ֥ל אֲשֶׁר־צִוַּ֖תָּ⁠ה חֲמוֹתָֽ⁠הּ</w:t>
       </w:r>
     </w:p>
     <w:p>
@@ -16461,6 +18589,20 @@
       </w:r>
       <w:r>
         <w:rPr>
+          <w:lang w:val="en_US" w:bidi="en_US"/>
+        </w:rPr>
+        <w:t>וַ⁠יִּיטַ֣ב לִבּ֔⁠וֹ</w:t>
+      </w:r>
+    </w:p>
+    <w:p>
+      <w:pPr/>
+      <w:r>
+        <w:rPr>
+          <w:lang w:val="en_US" w:bidi="en_US"/>
+        </w:rPr>
+      </w:r>
+      <w:r>
+        <w:rPr>
           <w:b/>
           <w:lang w:val="en_US" w:bidi="en_US"/>
         </w:rPr>
@@ -16734,6 +18876,20 @@
       </w:r>
       <w:r>
         <w:rPr>
+          <w:lang w:val="en_US" w:bidi="en_US"/>
+        </w:rPr>
+        <w:t>וַ⁠יְהִי֙ בַּ⁠חֲצִ֣י הַ⁠לַּ֔יְלָה</w:t>
+      </w:r>
+    </w:p>
+    <w:p>
+      <w:pPr/>
+      <w:r>
+        <w:rPr>
+          <w:lang w:val="en_US" w:bidi="en_US"/>
+        </w:rPr>
+      </w:r>
+      <w:r>
+        <w:rPr>
           <w:b/>
           <w:lang w:val="en_US" w:bidi="en_US"/>
         </w:rPr>
@@ -16817,6 +18973,20 @@
       </w:r>
       <w:r>
         <w:rPr>
+          <w:lang w:val="en_US" w:bidi="en_US"/>
+        </w:rPr>
+        <w:t>וַ⁠יֶּחֱרַ֥ד הָ⁠אִ֖ישׁ</w:t>
+      </w:r>
+    </w:p>
+    <w:p>
+      <w:pPr/>
+      <w:r>
+        <w:rPr>
+          <w:lang w:val="en_US" w:bidi="en_US"/>
+        </w:rPr>
+      </w:r>
+      <w:r>
+        <w:rPr>
           <w:b/>
           <w:lang w:val="en_US" w:bidi="en_US"/>
         </w:rPr>
@@ -16996,6 +19166,20 @@
       </w:r>
       <w:r>
         <w:rPr>
+          <w:lang w:val="en_US" w:bidi="en_US"/>
+        </w:rPr>
+        <w:t>אֲמָתֶ֔⁠ךָ &amp; אֲמָ֣תְ⁠ךָ֔</w:t>
+      </w:r>
+    </w:p>
+    <w:p>
+      <w:pPr/>
+      <w:r>
+        <w:rPr>
+          <w:lang w:val="en_US" w:bidi="en_US"/>
+        </w:rPr>
+      </w:r>
+      <w:r>
+        <w:rPr>
           <w:b/>
           <w:lang w:val="en_US" w:bidi="en_US"/>
         </w:rPr>
@@ -17081,6 +19265,20 @@
         <w:rPr>
           <w:lang w:val="en_US" w:bidi="en_US"/>
         </w:rPr>
+      </w:r>
+    </w:p>
+    <w:p>
+      <w:pPr/>
+      <w:r>
+        <w:rPr>
+          <w:lang w:val="en_US" w:bidi="en_US"/>
+        </w:rPr>
+      </w:r>
+      <w:r>
+        <w:rPr>
+          <w:lang w:val="en_US" w:bidi="en_US"/>
+        </w:rPr>
+        <w:t>וּ⁠פָרַשְׂתָּ֤ כְנָפֶ֨⁠ךָ֙ עַל־אֲמָ֣תְ⁠ךָ֔</w:t>
       </w:r>
     </w:p>
     <w:p>
@@ -17276,6 +19474,20 @@
       </w:r>
       <w:r>
         <w:rPr>
+          <w:lang w:val="en_US" w:bidi="en_US"/>
+        </w:rPr>
+        <w:t>בְּרוּכָ֨ה אַ֤תְּ לַֽ⁠יהוָה֙</w:t>
+      </w:r>
+    </w:p>
+    <w:p>
+      <w:pPr/>
+      <w:r>
+        <w:rPr>
+          <w:lang w:val="en_US" w:bidi="en_US"/>
+        </w:rPr>
+      </w:r>
+      <w:r>
+        <w:rPr>
           <w:b/>
           <w:lang w:val="en_US" w:bidi="en_US"/>
         </w:rPr>
@@ -17348,6 +19560,20 @@
         <w:rPr>
           <w:lang w:val="en_US" w:bidi="en_US"/>
         </w:rPr>
+      </w:r>
+    </w:p>
+    <w:p>
+      <w:pPr/>
+      <w:r>
+        <w:rPr>
+          <w:lang w:val="en_US" w:bidi="en_US"/>
+        </w:rPr>
+      </w:r>
+      <w:r>
+        <w:rPr>
+          <w:lang w:val="en_US" w:bidi="en_US"/>
+        </w:rPr>
+        <w:t>בִּתִּ֔⁠י</w:t>
       </w:r>
     </w:p>
     <w:p>
@@ -17473,6 +19699,20 @@
       </w:r>
       <w:r>
         <w:rPr>
+          <w:lang w:val="en_US" w:bidi="en_US"/>
+        </w:rPr>
+        <w:t>הֵיטַ֛בְתְּ חַסְדֵּ֥⁠ךְ הָ⁠אַחֲר֖וֹן מִן־הָ⁠רִאשׁ֑וֹן</w:t>
+      </w:r>
+    </w:p>
+    <w:p>
+      <w:pPr/>
+      <w:r>
+        <w:rPr>
+          <w:lang w:val="en_US" w:bidi="en_US"/>
+        </w:rPr>
+      </w:r>
+      <w:r>
+        <w:rPr>
           <w:b/>
           <w:lang w:val="en_US" w:bidi="en_US"/>
         </w:rPr>
@@ -17556,6 +19796,20 @@
       </w:r>
       <w:r>
         <w:rPr>
+          <w:lang w:val="en_US" w:bidi="en_US"/>
+        </w:rPr>
+        <w:t>הָ⁠רִאשׁ֑וֹן</w:t>
+      </w:r>
+    </w:p>
+    <w:p>
+      <w:pPr/>
+      <w:r>
+        <w:rPr>
+          <w:lang w:val="en_US" w:bidi="en_US"/>
+        </w:rPr>
+      </w:r>
+      <w:r>
+        <w:rPr>
           <w:b/>
           <w:lang w:val="en_US" w:bidi="en_US"/>
         </w:rPr>
@@ -17652,6 +19906,20 @@
       </w:r>
       <w:r>
         <w:rPr>
+          <w:lang w:val="en_US" w:bidi="en_US"/>
+        </w:rPr>
+        <w:t>לְ⁠בִלְתִּי־לֶ֗כֶת אַחֲרֵי֙</w:t>
+      </w:r>
+    </w:p>
+    <w:p>
+      <w:pPr/>
+      <w:r>
+        <w:rPr>
+          <w:lang w:val="en_US" w:bidi="en_US"/>
+        </w:rPr>
+      </w:r>
+      <w:r>
+        <w:rPr>
           <w:b/>
           <w:lang w:val="en_US" w:bidi="en_US"/>
         </w:rPr>
@@ -17737,6 +20005,20 @@
         <w:rPr>
           <w:lang w:val="en_US" w:bidi="en_US"/>
         </w:rPr>
+      </w:r>
+    </w:p>
+    <w:p>
+      <w:pPr/>
+      <w:r>
+        <w:rPr>
+          <w:lang w:val="en_US" w:bidi="en_US"/>
+        </w:rPr>
+      </w:r>
+      <w:r>
+        <w:rPr>
+          <w:lang w:val="en_US" w:bidi="en_US"/>
+        </w:rPr>
+        <w:t>וְ⁠עַתָּ֗ה</w:t>
       </w:r>
     </w:p>
     <w:p>
@@ -17856,6 +20138,20 @@
       </w:r>
       <w:r>
         <w:rPr>
+          <w:lang w:val="en_US" w:bidi="en_US"/>
+        </w:rPr>
+        <w:t>בִּתִּ⁠י֙</w:t>
+      </w:r>
+    </w:p>
+    <w:p>
+      <w:pPr/>
+      <w:r>
+        <w:rPr>
+          <w:lang w:val="en_US" w:bidi="en_US"/>
+        </w:rPr>
+      </w:r>
+      <w:r>
+        <w:rPr>
           <w:b/>
           <w:lang w:val="en_US" w:bidi="en_US"/>
         </w:rPr>
@@ -17975,6 +20271,20 @@
       </w:r>
       <w:r>
         <w:rPr>
+          <w:lang w:val="en_US" w:bidi="en_US"/>
+        </w:rPr>
+        <w:t>כָּל־שַׁ֣עַר עַמִּ֔⁠י</w:t>
+      </w:r>
+    </w:p>
+    <w:p>
+      <w:pPr/>
+      <w:r>
+        <w:rPr>
+          <w:lang w:val="en_US" w:bidi="en_US"/>
+        </w:rPr>
+      </w:r>
+      <w:r>
+        <w:rPr>
           <w:b/>
           <w:lang w:val="en_US" w:bidi="en_US"/>
         </w:rPr>
@@ -18143,6 +20453,20 @@
         <w:rPr>
           <w:lang w:val="en_US" w:bidi="en_US"/>
         </w:rPr>
+      </w:r>
+    </w:p>
+    <w:p>
+      <w:pPr/>
+      <w:r>
+        <w:rPr>
+          <w:lang w:val="en_US" w:bidi="en_US"/>
+        </w:rPr>
+      </w:r>
+      <w:r>
+        <w:rPr>
+          <w:lang w:val="en_US" w:bidi="en_US"/>
+        </w:rPr>
+        <w:t>וְ⁠עַתָּה֙</w:t>
       </w:r>
     </w:p>
     <w:p>
@@ -18268,6 +20592,20 @@
       </w:r>
       <w:r>
         <w:rPr>
+          <w:lang w:val="en_US" w:bidi="en_US"/>
+        </w:rPr>
+        <w:t>וְ⁠גַ֛ם</w:t>
+      </w:r>
+    </w:p>
+    <w:p>
+      <w:pPr/>
+      <w:r>
+        <w:rPr>
+          <w:lang w:val="en_US" w:bidi="en_US"/>
+        </w:rPr>
+      </w:r>
+      <w:r>
+        <w:rPr>
           <w:b/>
           <w:lang w:val="en_US" w:bidi="en_US"/>
         </w:rPr>
@@ -18413,6 +20751,20 @@
       </w:r>
       <w:r>
         <w:rPr>
+          <w:lang w:val="en_US" w:bidi="en_US"/>
+        </w:rPr>
+        <w:t>גֹאֵ֖ל &amp; גֹּאֵ֖ל</w:t>
+      </w:r>
+    </w:p>
+    <w:p>
+      <w:pPr/>
+      <w:r>
+        <w:rPr>
+          <w:lang w:val="en_US" w:bidi="en_US"/>
+        </w:rPr>
+      </w:r>
+      <w:r>
+        <w:rPr>
           <w:b/>
           <w:lang w:val="en_US" w:bidi="en_US"/>
         </w:rPr>
@@ -18540,6 +20892,20 @@
       </w:r>
       <w:r>
         <w:rPr>
+          <w:lang w:val="en_US" w:bidi="en_US"/>
+        </w:rPr>
+        <w:t>אִם־יִגְאָלֵ֥⁠ךְ</w:t>
+      </w:r>
+    </w:p>
+    <w:p>
+      <w:pPr/>
+      <w:r>
+        <w:rPr>
+          <w:lang w:val="en_US" w:bidi="en_US"/>
+        </w:rPr>
+      </w:r>
+      <w:r>
+        <w:rPr>
           <w:b/>
           <w:lang w:val="en_US" w:bidi="en_US"/>
         </w:rPr>
@@ -18636,6 +21002,20 @@
       </w:r>
       <w:r>
         <w:rPr>
+          <w:lang w:val="en_US" w:bidi="en_US"/>
+        </w:rPr>
+        <w:t>וּ⁠גְאַלְתִּ֥י⁠ךְ אָנֹ֖כִי</w:t>
+      </w:r>
+    </w:p>
+    <w:p>
+      <w:pPr/>
+      <w:r>
+        <w:rPr>
+          <w:lang w:val="en_US" w:bidi="en_US"/>
+        </w:rPr>
+      </w:r>
+      <w:r>
+        <w:rPr>
           <w:b/>
           <w:lang w:val="en_US" w:bidi="en_US"/>
         </w:rPr>
@@ -18808,6 +21188,20 @@
       </w:r>
       <w:r>
         <w:rPr>
+          <w:lang w:val="en_US" w:bidi="en_US"/>
+        </w:rPr>
+        <w:t>וַ⁠תִּשְׁכַּ֤ב מַרְגְּלוֹתָיו֙</w:t>
+      </w:r>
+    </w:p>
+    <w:p>
+      <w:pPr/>
+      <w:r>
+        <w:rPr>
+          <w:lang w:val="en_US" w:bidi="en_US"/>
+        </w:rPr>
+      </w:r>
+      <w:r>
+        <w:rPr>
           <w:b/>
           <w:lang w:val="en_US" w:bidi="en_US"/>
         </w:rPr>
@@ -18904,6 +21298,20 @@
       </w:r>
       <w:r>
         <w:rPr>
+          <w:lang w:val="en_US" w:bidi="en_US"/>
+        </w:rPr>
+        <w:t>בְּטֶ֛רֶם יַכִּ֥יר אִ֖ישׁ אֶת־רֵעֵ֑⁠הוּ</w:t>
+      </w:r>
+    </w:p>
+    <w:p>
+      <w:pPr/>
+      <w:r>
+        <w:rPr>
+          <w:lang w:val="en_US" w:bidi="en_US"/>
+        </w:rPr>
+      </w:r>
+      <w:r>
+        <w:rPr>
           <w:b/>
           <w:lang w:val="en_US" w:bidi="en_US"/>
         </w:rPr>
@@ -19000,6 +21408,20 @@
       </w:r>
       <w:r>
         <w:rPr>
+          <w:lang w:val="en_US" w:bidi="en_US"/>
+        </w:rPr>
+        <w:t>וַ⁠יֹּ֨אמֶר֙</w:t>
+      </w:r>
+    </w:p>
+    <w:p>
+      <w:pPr/>
+      <w:r>
+        <w:rPr>
+          <w:lang w:val="en_US" w:bidi="en_US"/>
+        </w:rPr>
+      </w:r>
+      <w:r>
+        <w:rPr>
           <w:b/>
           <w:lang w:val="en_US" w:bidi="en_US"/>
         </w:rPr>
@@ -19083,6 +21505,20 @@
       </w:r>
       <w:r>
         <w:rPr>
+          <w:lang w:val="en_US" w:bidi="en_US"/>
+        </w:rPr>
+        <w:t>אַל־יִוָּדַ֔ע</w:t>
+      </w:r>
+    </w:p>
+    <w:p>
+      <w:pPr/>
+      <w:r>
+        <w:rPr>
+          <w:lang w:val="en_US" w:bidi="en_US"/>
+        </w:rPr>
+      </w:r>
+      <w:r>
+        <w:rPr>
           <w:b/>
           <w:lang w:val="en_US" w:bidi="en_US"/>
         </w:rPr>
@@ -19166,6 +21602,20 @@
       </w:r>
       <w:r>
         <w:rPr>
+          <w:lang w:val="en_US" w:bidi="en_US"/>
+        </w:rPr>
+        <w:t>הַ⁠מִּטְפַּ֧חַת</w:t>
+      </w:r>
+    </w:p>
+    <w:p>
+      <w:pPr/>
+      <w:r>
+        <w:rPr>
+          <w:lang w:val="en_US" w:bidi="en_US"/>
+        </w:rPr>
+      </w:r>
+      <w:r>
+        <w:rPr>
           <w:b/>
           <w:lang w:val="en_US" w:bidi="en_US"/>
         </w:rPr>
@@ -19262,6 +21712,20 @@
       </w:r>
       <w:r>
         <w:rPr>
+          <w:lang w:val="en_US" w:bidi="en_US"/>
+        </w:rPr>
+        <w:t>שֵׁשׁ־שְׂעֹרִים֙</w:t>
+      </w:r>
+    </w:p>
+    <w:p>
+      <w:pPr/>
+      <w:r>
+        <w:rPr>
+          <w:lang w:val="en_US" w:bidi="en_US"/>
+        </w:rPr>
+      </w:r>
+      <w:r>
+        <w:rPr>
           <w:b/>
           <w:lang w:val="en_US" w:bidi="en_US"/>
         </w:rPr>
@@ -19345,6 +21809,20 @@
       </w:r>
       <w:r>
         <w:rPr>
+          <w:lang w:val="en_US" w:bidi="en_US"/>
+        </w:rPr>
+        <w:t>וַ⁠יָּ֣שֶׁת עָלֶ֔י⁠הָ</w:t>
+      </w:r>
+    </w:p>
+    <w:p>
+      <w:pPr/>
+      <w:r>
+        <w:rPr>
+          <w:lang w:val="en_US" w:bidi="en_US"/>
+        </w:rPr>
+      </w:r>
+      <w:r>
+        <w:rPr>
           <w:b/>
           <w:lang w:val="en_US" w:bidi="en_US"/>
         </w:rPr>
@@ -19428,6 +21906,20 @@
       </w:r>
       <w:r>
         <w:rPr>
+          <w:lang w:val="en_US" w:bidi="en_US"/>
+        </w:rPr>
+        <w:t>וַ⁠יָּבֹ֖א הָ⁠עִֽיר</w:t>
+      </w:r>
+    </w:p>
+    <w:p>
+      <w:pPr/>
+      <w:r>
+        <w:rPr>
+          <w:lang w:val="en_US" w:bidi="en_US"/>
+        </w:rPr>
+      </w:r>
+      <w:r>
+        <w:rPr>
           <w:b/>
           <w:lang w:val="en_US" w:bidi="en_US"/>
         </w:rPr>
@@ -19524,6 +22016,20 @@
       </w:r>
       <w:r>
         <w:rPr>
+          <w:lang w:val="en_US" w:bidi="en_US"/>
+        </w:rPr>
+        <w:t>מִי־אַ֣תְּ</w:t>
+      </w:r>
+    </w:p>
+    <w:p>
+      <w:pPr/>
+      <w:r>
+        <w:rPr>
+          <w:lang w:val="en_US" w:bidi="en_US"/>
+        </w:rPr>
+      </w:r>
+      <w:r>
+        <w:rPr>
           <w:b/>
           <w:lang w:val="en_US" w:bidi="en_US"/>
         </w:rPr>
@@ -19620,6 +22126,20 @@
       </w:r>
       <w:r>
         <w:rPr>
+          <w:lang w:val="en_US" w:bidi="en_US"/>
+        </w:rPr>
+        <w:t>בִּתִּ֑⁠י</w:t>
+      </w:r>
+    </w:p>
+    <w:p>
+      <w:pPr/>
+      <w:r>
+        <w:rPr>
+          <w:lang w:val="en_US" w:bidi="en_US"/>
+        </w:rPr>
+      </w:r>
+      <w:r>
+        <w:rPr>
           <w:b/>
           <w:lang w:val="en_US" w:bidi="en_US"/>
         </w:rPr>
@@ -19705,6 +22225,20 @@
         <w:rPr>
           <w:lang w:val="en_US" w:bidi="en_US"/>
         </w:rPr>
+      </w:r>
+    </w:p>
+    <w:p>
+      <w:pPr/>
+      <w:r>
+        <w:rPr>
+          <w:lang w:val="en_US" w:bidi="en_US"/>
+        </w:rPr>
+      </w:r>
+      <w:r>
+        <w:rPr>
+          <w:lang w:val="en_US" w:bidi="en_US"/>
+        </w:rPr>
+        <w:t>אֵ֛ת כָּל־אֲשֶׁ֥ר עָֽשָׂה־לָ֖⁠הּ הָ⁠אִֽישׁ</w:t>
       </w:r>
     </w:p>
     <w:p>
@@ -19913,6 +22447,20 @@
       </w:r>
       <w:r>
         <w:rPr>
+          <w:lang w:val="en_US" w:bidi="en_US"/>
+        </w:rPr>
+        <w:t>כִּ֚י אָמַ֣ר אַל־תָּב֥וֹאִי רֵיקָ֖ם אֶל־חֲמוֹתֵֽ⁠ךְ</w:t>
+      </w:r>
+    </w:p>
+    <w:p>
+      <w:pPr/>
+      <w:r>
+        <w:rPr>
+          <w:lang w:val="en_US" w:bidi="en_US"/>
+        </w:rPr>
+      </w:r>
+      <w:r>
+        <w:rPr>
           <w:b/>
           <w:lang w:val="en_US" w:bidi="en_US"/>
         </w:rPr>
@@ -20092,6 +22640,20 @@
       </w:r>
       <w:r>
         <w:rPr>
+          <w:lang w:val="en_US" w:bidi="en_US"/>
+        </w:rPr>
+        <w:t>שְׁבִ֣י</w:t>
+      </w:r>
+    </w:p>
+    <w:p>
+      <w:pPr/>
+      <w:r>
+        <w:rPr>
+          <w:lang w:val="en_US" w:bidi="en_US"/>
+        </w:rPr>
+      </w:r>
+      <w:r>
+        <w:rPr>
           <w:b/>
           <w:lang w:val="en_US" w:bidi="en_US"/>
         </w:rPr>
@@ -20271,6 +22833,20 @@
       </w:r>
       <w:r>
         <w:rPr>
+          <w:lang w:val="en_US" w:bidi="en_US"/>
+        </w:rPr>
+        <w:t>אֵ֖יךְ יִפֹּ֣ל דָּבָ֑ר</w:t>
+      </w:r>
+    </w:p>
+    <w:p>
+      <w:pPr/>
+      <w:r>
+        <w:rPr>
+          <w:lang w:val="en_US" w:bidi="en_US"/>
+        </w:rPr>
+      </w:r>
+      <w:r>
+        <w:rPr>
           <w:b/>
           <w:lang w:val="en_US" w:bidi="en_US"/>
         </w:rPr>
@@ -20367,6 +22943,20 @@
       </w:r>
       <w:r>
         <w:rPr>
+          <w:lang w:val="en_US" w:bidi="en_US"/>
+        </w:rPr>
+        <w:t>לֹ֤א יִשְׁקֹט֙ הָ⁠אִ֔ישׁ כִּֽי־אִם</w:t>
+      </w:r>
+    </w:p>
+    <w:p>
+      <w:pPr/>
+      <w:r>
+        <w:rPr>
+          <w:lang w:val="en_US" w:bidi="en_US"/>
+        </w:rPr>
+      </w:r>
+      <w:r>
+        <w:rPr>
           <w:b/>
           <w:lang w:val="en_US" w:bidi="en_US"/>
         </w:rPr>
@@ -20717,6 +23307,20 @@
       </w:r>
       <w:r>
         <w:rPr>
+          <w:lang w:val="en_US" w:bidi="en_US"/>
+        </w:rPr>
+        <w:t>וּ⁠בֹ֨עַז עָלָ֣ה הַ⁠שַּׁעַר֮</w:t>
+      </w:r>
+    </w:p>
+    <w:p>
+      <w:pPr/>
+      <w:r>
+        <w:rPr>
+          <w:lang w:val="en_US" w:bidi="en_US"/>
+        </w:rPr>
+      </w:r>
+      <w:r>
+        <w:rPr>
           <w:b/>
           <w:lang w:val="en_US" w:bidi="en_US"/>
         </w:rPr>
@@ -20800,6 +23404,20 @@
       </w:r>
       <w:r>
         <w:rPr>
+          <w:lang w:val="en_US" w:bidi="en_US"/>
+        </w:rPr>
+        <w:t>הַ⁠שַּׁעַר֮</w:t>
+      </w:r>
+    </w:p>
+    <w:p>
+      <w:pPr/>
+      <w:r>
+        <w:rPr>
+          <w:lang w:val="en_US" w:bidi="en_US"/>
+        </w:rPr>
+      </w:r>
+      <w:r>
+        <w:rPr>
           <w:b/>
           <w:lang w:val="en_US" w:bidi="en_US"/>
         </w:rPr>
@@ -20981,6 +23599,20 @@
         <w:rPr>
           <w:lang w:val="en_US" w:bidi="en_US"/>
         </w:rPr>
+      </w:r>
+    </w:p>
+    <w:p>
+      <w:pPr/>
+      <w:r>
+        <w:rPr>
+          <w:lang w:val="en_US" w:bidi="en_US"/>
+        </w:rPr>
+      </w:r>
+      <w:r>
+        <w:rPr>
+          <w:lang w:val="en_US" w:bidi="en_US"/>
+        </w:rPr>
+        <w:t>הַ⁠גֹּאֵ֤ל</w:t>
       </w:r>
     </w:p>
     <w:p>
@@ -21119,6 +23751,20 @@
       </w:r>
       <w:r>
         <w:rPr>
+          <w:lang w:val="en_US" w:bidi="en_US"/>
+        </w:rPr>
+        <w:t>וַ⁠יֹּ֛אמֶר ס֥וּרָ⁠ה שְׁבָ⁠ה־פֹּ֖ה פְּלֹנִ֣י אַלְמֹנִ֑י</w:t>
+      </w:r>
+    </w:p>
+    <w:p>
+      <w:pPr/>
+      <w:r>
+        <w:rPr>
+          <w:lang w:val="en_US" w:bidi="en_US"/>
+        </w:rPr>
+      </w:r>
+      <w:r>
+        <w:rPr>
           <w:b/>
           <w:lang w:val="en_US" w:bidi="en_US"/>
         </w:rPr>
@@ -21215,6 +23861,20 @@
       </w:r>
       <w:r>
         <w:rPr>
+          <w:lang w:val="en_US" w:bidi="en_US"/>
+        </w:rPr>
+        <w:t>פְּלֹנִ֣י אַלְמֹנִ֑י</w:t>
+      </w:r>
+    </w:p>
+    <w:p>
+      <w:pPr/>
+      <w:r>
+        <w:rPr>
+          <w:lang w:val="en_US" w:bidi="en_US"/>
+        </w:rPr>
+      </w:r>
+      <w:r>
+        <w:rPr>
           <w:b/>
           <w:lang w:val="en_US" w:bidi="en_US"/>
         </w:rPr>
@@ -21374,6 +24034,20 @@
       </w:r>
       <w:r>
         <w:rPr>
+          <w:lang w:val="en_US" w:bidi="en_US"/>
+        </w:rPr>
+        <w:t>לְ⁠אָחִ֖י⁠נוּ</w:t>
+      </w:r>
+    </w:p>
+    <w:p>
+      <w:pPr/>
+      <w:r>
+        <w:rPr>
+          <w:lang w:val="en_US" w:bidi="en_US"/>
+        </w:rPr>
+      </w:r>
+      <w:r>
+        <w:rPr>
           <w:b/>
           <w:lang w:val="en_US" w:bidi="en_US"/>
         </w:rPr>
@@ -21470,6 +24144,20 @@
       </w:r>
       <w:r>
         <w:rPr>
+          <w:lang w:val="en_US" w:bidi="en_US"/>
+        </w:rPr>
+        <w:t>אָמַ֜רְתִּי</w:t>
+      </w:r>
+    </w:p>
+    <w:p>
+      <w:pPr/>
+      <w:r>
+        <w:rPr>
+          <w:lang w:val="en_US" w:bidi="en_US"/>
+        </w:rPr>
+      </w:r>
+      <w:r>
+        <w:rPr>
           <w:b/>
           <w:lang w:val="en_US" w:bidi="en_US"/>
         </w:rPr>
@@ -21566,6 +24254,20 @@
       </w:r>
       <w:r>
         <w:rPr>
+          <w:lang w:val="en_US" w:bidi="en_US"/>
+        </w:rPr>
+        <w:t>אֶגְלֶ֧ה אָזְנְ⁠ךָ֣</w:t>
+      </w:r>
+    </w:p>
+    <w:p>
+      <w:pPr/>
+      <w:r>
+        <w:rPr>
+          <w:lang w:val="en_US" w:bidi="en_US"/>
+        </w:rPr>
+      </w:r>
+      <w:r>
+        <w:rPr>
           <w:b/>
           <w:lang w:val="en_US" w:bidi="en_US"/>
         </w:rPr>
@@ -21662,6 +24364,20 @@
       </w:r>
       <w:r>
         <w:rPr>
+          <w:lang w:val="en_US" w:bidi="en_US"/>
+        </w:rPr>
+        <w:t>נֶ֥גֶד הַֽ⁠יֹּשְׁבִים֮</w:t>
+      </w:r>
+    </w:p>
+    <w:p>
+      <w:pPr/>
+      <w:r>
+        <w:rPr>
+          <w:lang w:val="en_US" w:bidi="en_US"/>
+        </w:rPr>
+      </w:r>
+      <w:r>
+        <w:rPr>
           <w:b/>
           <w:lang w:val="en_US" w:bidi="en_US"/>
         </w:rPr>
@@ -21828,6 +24544,20 @@
       </w:r>
       <w:r>
         <w:rPr>
+          <w:lang w:val="en_US" w:bidi="en_US"/>
+        </w:rPr>
+        <w:t>אֵ֤ין זוּלָֽתְ⁠ךָ֙ לִ⁠גְא֔וֹל וְ⁠אָנֹכִ֖י אַחֲרֶ֑י⁠ךָ</w:t>
+      </w:r>
+    </w:p>
+    <w:p>
+      <w:pPr/>
+      <w:r>
+        <w:rPr>
+          <w:lang w:val="en_US" w:bidi="en_US"/>
+        </w:rPr>
+      </w:r>
+      <w:r>
+        <w:rPr>
           <w:b/>
           <w:lang w:val="en_US" w:bidi="en_US"/>
         </w:rPr>
@@ -21911,6 +24641,20 @@
       </w:r>
       <w:r>
         <w:rPr>
+          <w:lang w:val="en_US" w:bidi="en_US"/>
+        </w:rPr>
+        <w:t>אָנֹכִ֥י אֶגְאָֽל</w:t>
+      </w:r>
+    </w:p>
+    <w:p>
+      <w:pPr/>
+      <w:r>
+        <w:rPr>
+          <w:lang w:val="en_US" w:bidi="en_US"/>
+        </w:rPr>
+      </w:r>
+      <w:r>
+        <w:rPr>
           <w:b/>
           <w:lang w:val="en_US" w:bidi="en_US"/>
         </w:rPr>
@@ -21987,6 +24731,20 @@
       </w:r>
       <w:r>
         <w:rPr>
+          <w:lang w:val="en_US" w:bidi="en_US"/>
+        </w:rPr>
+        <w:t>בְּ⁠יוֹם</w:t>
+      </w:r>
+    </w:p>
+    <w:p>
+      <w:pPr/>
+      <w:r>
+        <w:rPr>
+          <w:lang w:val="en_US" w:bidi="en_US"/>
+        </w:rPr>
+      </w:r>
+      <w:r>
+        <w:rPr>
           <w:b/>
           <w:lang w:val="en_US" w:bidi="en_US"/>
         </w:rPr>
@@ -22083,6 +24841,20 @@
       </w:r>
       <w:r>
         <w:rPr>
+          <w:lang w:val="en_US" w:bidi="en_US"/>
+        </w:rPr>
+        <w:t>מִ⁠יַּ֣ד נָעֳמִ֑י</w:t>
+      </w:r>
+    </w:p>
+    <w:p>
+      <w:pPr/>
+      <w:r>
+        <w:rPr>
+          <w:lang w:val="en_US" w:bidi="en_US"/>
+        </w:rPr>
+      </w:r>
+      <w:r>
+        <w:rPr>
           <w:b/>
           <w:lang w:val="en_US" w:bidi="en_US"/>
         </w:rPr>
@@ -22179,6 +24951,20 @@
       </w:r>
       <w:r>
         <w:rPr>
+          <w:lang w:val="en_US" w:bidi="en_US"/>
+        </w:rPr>
+        <w:t>וּ֠⁠מֵ⁠אֵת ר֣וּת &amp; קָנִ֔יתָה</w:t>
+      </w:r>
+    </w:p>
+    <w:p>
+      <w:pPr/>
+      <w:r>
+        <w:rPr>
+          <w:lang w:val="en_US" w:bidi="en_US"/>
+        </w:rPr>
+      </w:r>
+      <w:r>
+        <w:rPr>
           <w:b/>
           <w:lang w:val="en_US" w:bidi="en_US"/>
         </w:rPr>
@@ -22338,6 +25124,20 @@
       </w:r>
       <w:r>
         <w:rPr>
+          <w:lang w:val="en_US" w:bidi="en_US"/>
+        </w:rPr>
+        <w:t>לְ⁠הָקִ֥ים שֵׁם־הַ⁠מֵּ֖ת עַל־נַחֲלָתֽ⁠וֹ</w:t>
+      </w:r>
+    </w:p>
+    <w:p>
+      <w:pPr/>
+      <w:r>
+        <w:rPr>
+          <w:lang w:val="en_US" w:bidi="en_US"/>
+        </w:rPr>
+      </w:r>
+      <w:r>
+        <w:rPr>
           <w:b/>
           <w:lang w:val="en_US" w:bidi="en_US"/>
         </w:rPr>
@@ -22434,6 +25234,20 @@
       </w:r>
       <w:r>
         <w:rPr>
+          <w:lang w:val="en_US" w:bidi="en_US"/>
+        </w:rPr>
+        <w:t>הַ⁠מֵּת֙ &amp; הַ⁠מֵּ֖ת</w:t>
+      </w:r>
+    </w:p>
+    <w:p>
+      <w:pPr/>
+      <w:r>
+        <w:rPr>
+          <w:lang w:val="en_US" w:bidi="en_US"/>
+        </w:rPr>
+      </w:r>
+      <w:r>
+        <w:rPr>
           <w:b/>
           <w:lang w:val="en_US" w:bidi="en_US"/>
         </w:rPr>
@@ -22543,6 +25357,20 @@
       </w:r>
       <w:r>
         <w:rPr>
+          <w:lang w:val="en_US" w:bidi="en_US"/>
+        </w:rPr>
+        <w:t>אַשְׁחִ֖ית אֶת־נַחֲלָתִ֑⁠י</w:t>
+      </w:r>
+    </w:p>
+    <w:p>
+      <w:pPr/>
+      <w:r>
+        <w:rPr>
+          <w:lang w:val="en_US" w:bidi="en_US"/>
+        </w:rPr>
+      </w:r>
+      <w:r>
+        <w:rPr>
           <w:b/>
           <w:lang w:val="en_US" w:bidi="en_US"/>
         </w:rPr>
@@ -22639,6 +25467,20 @@
       </w:r>
       <w:r>
         <w:rPr>
+          <w:lang w:val="en_US" w:bidi="en_US"/>
+        </w:rPr>
+        <w:t>גְּאַל־לְ⁠ךָ֤ אַתָּה֙ אֶת־גְּאֻלָּתִ֔⁠י</w:t>
+      </w:r>
+    </w:p>
+    <w:p>
+      <w:pPr/>
+      <w:r>
+        <w:rPr>
+          <w:lang w:val="en_US" w:bidi="en_US"/>
+        </w:rPr>
+      </w:r>
+      <w:r>
+        <w:rPr>
           <w:b/>
           <w:lang w:val="en_US" w:bidi="en_US"/>
         </w:rPr>
@@ -22748,6 +25590,20 @@
       </w:r>
       <w:r>
         <w:rPr>
+          <w:lang w:val="en_US" w:bidi="en_US"/>
+        </w:rPr>
+        <w:t>וְ⁠זֹאת֩</w:t>
+      </w:r>
+    </w:p>
+    <w:p>
+      <w:pPr/>
+      <w:r>
+        <w:rPr>
+          <w:lang w:val="en_US" w:bidi="en_US"/>
+        </w:rPr>
+      </w:r>
+      <w:r>
+        <w:rPr>
           <w:b/>
           <w:lang w:val="en_US" w:bidi="en_US"/>
         </w:rPr>
@@ -22844,6 +25700,20 @@
       </w:r>
       <w:r>
         <w:rPr>
+          <w:lang w:val="en_US" w:bidi="en_US"/>
+        </w:rPr>
+        <w:t>וְ⁠זֹאת֩</w:t>
+      </w:r>
+    </w:p>
+    <w:p>
+      <w:pPr/>
+      <w:r>
+        <w:rPr>
+          <w:lang w:val="en_US" w:bidi="en_US"/>
+        </w:rPr>
+      </w:r>
+      <w:r>
+        <w:rPr>
           <w:b/>
           <w:lang w:val="en_US" w:bidi="en_US"/>
         </w:rPr>
@@ -22927,6 +25797,20 @@
       </w:r>
       <w:r>
         <w:rPr>
+          <w:lang w:val="en_US" w:bidi="en_US"/>
+        </w:rPr>
+        <w:t>לְ⁠פָנִ֨ים</w:t>
+      </w:r>
+    </w:p>
+    <w:p>
+      <w:pPr/>
+      <w:r>
+        <w:rPr>
+          <w:lang w:val="en_US" w:bidi="en_US"/>
+        </w:rPr>
+      </w:r>
+      <w:r>
+        <w:rPr>
           <w:b/>
           <w:lang w:val="en_US" w:bidi="en_US"/>
         </w:rPr>
@@ -23023,6 +25907,20 @@
       </w:r>
       <w:r>
         <w:rPr>
+          <w:lang w:val="en_US" w:bidi="en_US"/>
+        </w:rPr>
+        <w:t>לְ⁠רֵעֵ֑⁠הוּ</w:t>
+      </w:r>
+    </w:p>
+    <w:p>
+      <w:pPr/>
+      <w:r>
+        <w:rPr>
+          <w:lang w:val="en_US" w:bidi="en_US"/>
+        </w:rPr>
+      </w:r>
+      <w:r>
+        <w:rPr>
           <w:b/>
           <w:lang w:val="en_US" w:bidi="en_US"/>
         </w:rPr>
@@ -23119,6 +26017,20 @@
       </w:r>
       <w:r>
         <w:rPr>
+          <w:lang w:val="en_US" w:bidi="en_US"/>
+        </w:rPr>
+        <w:t>וַ⁠יֹּ֧אמֶר הַ⁠גֹּאֵ֛ל לְ⁠בֹ֖עַז קְנֵה־לָ֑⁠ךְ וַ⁠יִּשְׁלֹ֖ף נַעֲלֽ⁠וֹ</w:t>
+      </w:r>
+    </w:p>
+    <w:p>
+      <w:pPr/>
+      <w:r>
+        <w:rPr>
+          <w:lang w:val="en_US" w:bidi="en_US"/>
+        </w:rPr>
+      </w:r>
+      <w:r>
+        <w:rPr>
           <w:b/>
           <w:lang w:val="en_US" w:bidi="en_US"/>
         </w:rPr>
@@ -23202,6 +26114,20 @@
       </w:r>
       <w:r>
         <w:rPr>
+          <w:lang w:val="en_US" w:bidi="en_US"/>
+        </w:rPr>
+        <w:t>וַ⁠יֹּ֧אמֶר הַ⁠גֹּאֵ֛ל לְ⁠בֹ֖עַז קְנֵה־לָ֑⁠ךְ וַ⁠יִּשְׁלֹ֖ף נַעֲלֽ⁠וֹ</w:t>
+      </w:r>
+    </w:p>
+    <w:p>
+      <w:pPr/>
+      <w:r>
+        <w:rPr>
+          <w:lang w:val="en_US" w:bidi="en_US"/>
+        </w:rPr>
+      </w:r>
+      <w:r>
+        <w:rPr>
           <w:b/>
           <w:lang w:val="en_US" w:bidi="en_US"/>
         </w:rPr>
@@ -23298,6 +26224,20 @@
       </w:r>
       <w:r>
         <w:rPr>
+          <w:lang w:val="en_US" w:bidi="en_US"/>
+        </w:rPr>
+        <w:t>וַ⁠יִּשְׁלֹ֖ף נַעֲלֽ⁠וֹ</w:t>
+      </w:r>
+    </w:p>
+    <w:p>
+      <w:pPr/>
+      <w:r>
+        <w:rPr>
+          <w:lang w:val="en_US" w:bidi="en_US"/>
+        </w:rPr>
+      </w:r>
+      <w:r>
+        <w:rPr>
           <w:b/>
           <w:lang w:val="en_US" w:bidi="en_US"/>
         </w:rPr>
@@ -23381,6 +26321,20 @@
       </w:r>
       <w:r>
         <w:rPr>
+          <w:lang w:val="en_US" w:bidi="en_US"/>
+        </w:rPr>
+        <w:t>לַ⁠זְּקֵנִ֜ים וְ⁠כָל־הָ⁠עָ֗ם</w:t>
+      </w:r>
+    </w:p>
+    <w:p>
+      <w:pPr/>
+      <w:r>
+        <w:rPr>
+          <w:lang w:val="en_US" w:bidi="en_US"/>
+        </w:rPr>
+      </w:r>
+      <w:r>
+        <w:rPr>
           <w:b/>
           <w:lang w:val="en_US" w:bidi="en_US"/>
         </w:rPr>
@@ -23477,6 +26431,20 @@
       </w:r>
       <w:r>
         <w:rPr>
+          <w:lang w:val="en_US" w:bidi="en_US"/>
+        </w:rPr>
+        <w:t>מִ⁠יַּ֖ד נָעֳמִֽי</w:t>
+      </w:r>
+    </w:p>
+    <w:p>
+      <w:pPr/>
+      <w:r>
+        <w:rPr>
+          <w:lang w:val="en_US" w:bidi="en_US"/>
+        </w:rPr>
+      </w:r>
+      <w:r>
+        <w:rPr>
           <w:b/>
           <w:lang w:val="en_US" w:bidi="en_US"/>
         </w:rPr>
@@ -23636,6 +26604,20 @@
       </w:r>
       <w:r>
         <w:rPr>
+          <w:lang w:val="en_US" w:bidi="en_US"/>
+        </w:rPr>
+        <w:t>וְ⁠גַ֣ם</w:t>
+      </w:r>
+    </w:p>
+    <w:p>
+      <w:pPr/>
+      <w:r>
+        <w:rPr>
+          <w:lang w:val="en_US" w:bidi="en_US"/>
+        </w:rPr>
+      </w:r>
+      <w:r>
+        <w:rPr>
           <w:b/>
           <w:lang w:val="en_US" w:bidi="en_US"/>
         </w:rPr>
@@ -23708,6 +26690,20 @@
         <w:rPr>
           <w:lang w:val="en_US" w:bidi="en_US"/>
         </w:rPr>
+      </w:r>
+    </w:p>
+    <w:p>
+      <w:pPr/>
+      <w:r>
+        <w:rPr>
+          <w:lang w:val="en_US" w:bidi="en_US"/>
+        </w:rPr>
+      </w:r>
+      <w:r>
+        <w:rPr>
+          <w:lang w:val="en_US" w:bidi="en_US"/>
+        </w:rPr>
+        <w:t>לְ⁠הָקִ֤ים שֵׁם־הַ⁠מֵּת֙ עַל־נַ֣חֲלָת֔⁠וֹ</w:t>
       </w:r>
     </w:p>
     <w:p>
@@ -23800,6 +26796,20 @@
       </w:r>
       <w:r>
         <w:rPr>
+          <w:lang w:val="en_US" w:bidi="en_US"/>
+        </w:rPr>
+        <w:t>הַ⁠מֵּת֙ &amp; הַ⁠מֵּ֛ת</w:t>
+      </w:r>
+    </w:p>
+    <w:p>
+      <w:pPr/>
+      <w:r>
+        <w:rPr>
+          <w:lang w:val="en_US" w:bidi="en_US"/>
+        </w:rPr>
+      </w:r>
+      <w:r>
+        <w:rPr>
           <w:b/>
           <w:lang w:val="en_US" w:bidi="en_US"/>
         </w:rPr>
@@ -23927,6 +26937,20 @@
       </w:r>
       <w:r>
         <w:rPr>
+          <w:lang w:val="en_US" w:bidi="en_US"/>
+        </w:rPr>
+        <w:t>וְ⁠לֹא־יִכָּרֵ֧ת שֵׁם־הַ⁠מֵּ֛ת מֵ⁠עִ֥ם אֶחָ֖י⁠ו וּ⁠מִ⁠שַּׁ֣עַר מְקוֹמ֑⁠וֹ</w:t>
+      </w:r>
+    </w:p>
+    <w:p>
+      <w:pPr/>
+      <w:r>
+        <w:rPr>
+          <w:lang w:val="en_US" w:bidi="en_US"/>
+        </w:rPr>
+      </w:r>
+      <w:r>
+        <w:rPr>
           <w:b/>
           <w:lang w:val="en_US" w:bidi="en_US"/>
         </w:rPr>
@@ -24010,6 +27034,20 @@
       </w:r>
       <w:r>
         <w:rPr>
+          <w:lang w:val="en_US" w:bidi="en_US"/>
+        </w:rPr>
+        <w:t>וְ⁠לֹא־יִכָּרֵ֧ת שֵׁם־הַ⁠מֵּ֛ת מֵ⁠עִ֥ם אֶחָ֖י⁠ו וּ⁠מִ⁠שַּׁ֣עַר מְקוֹמ֑⁠וֹ</w:t>
+      </w:r>
+    </w:p>
+    <w:p>
+      <w:pPr/>
+      <w:r>
+        <w:rPr>
+          <w:lang w:val="en_US" w:bidi="en_US"/>
+        </w:rPr>
+      </w:r>
+      <w:r>
+        <w:rPr>
           <w:b/>
           <w:lang w:val="en_US" w:bidi="en_US"/>
         </w:rPr>
@@ -24119,6 +27157,20 @@
       </w:r>
       <w:r>
         <w:rPr>
+          <w:lang w:val="en_US" w:bidi="en_US"/>
+        </w:rPr>
+        <w:t>וּ⁠מִ⁠שַּׁ֣עַר מְקוֹמ֑⁠וֹ</w:t>
+      </w:r>
+    </w:p>
+    <w:p>
+      <w:pPr/>
+      <w:r>
+        <w:rPr>
+          <w:lang w:val="en_US" w:bidi="en_US"/>
+        </w:rPr>
+      </w:r>
+      <w:r>
+        <w:rPr>
           <w:b/>
           <w:lang w:val="en_US" w:bidi="en_US"/>
         </w:rPr>
@@ -24291,6 +27343,20 @@
       </w:r>
       <w:r>
         <w:rPr>
+          <w:lang w:val="en_US" w:bidi="en_US"/>
+        </w:rPr>
+        <w:t>הָ⁠עָ֧ם אֲשֶׁר־בַּ⁠שַּׁ֛עַר</w:t>
+      </w:r>
+    </w:p>
+    <w:p>
+      <w:pPr/>
+      <w:r>
+        <w:rPr>
+          <w:lang w:val="en_US" w:bidi="en_US"/>
+        </w:rPr>
+      </w:r>
+      <w:r>
+        <w:rPr>
           <w:b/>
           <w:lang w:val="en_US" w:bidi="en_US"/>
         </w:rPr>
@@ -24387,6 +27453,20 @@
       </w:r>
       <w:r>
         <w:rPr>
+          <w:lang w:val="en_US" w:bidi="en_US"/>
+        </w:rPr>
+        <w:t>הַ⁠בָּאָ֣ה אֶל־בֵּיתֶ֗⁠ךָ</w:t>
+      </w:r>
+    </w:p>
+    <w:p>
+      <w:pPr/>
+      <w:r>
+        <w:rPr>
+          <w:lang w:val="en_US" w:bidi="en_US"/>
+        </w:rPr>
+      </w:r>
+      <w:r>
+        <w:rPr>
           <w:b/>
           <w:lang w:val="en_US" w:bidi="en_US"/>
         </w:rPr>
@@ -24470,6 +27550,20 @@
       </w:r>
       <w:r>
         <w:rPr>
+          <w:lang w:val="en_US" w:bidi="en_US"/>
+        </w:rPr>
+        <w:t>יִתֵּן֩ יְהוָ֨ה אֶֽת־הָ⁠אִשָּׁ֜ה הַ⁠בָּאָ֣ה אֶל־בֵּיתֶ֗⁠ךָ כְּ⁠רָחֵ֤ל ׀ וּ⁠כְ⁠לֵאָה֙ אֲשֶׁ֨ר בָּנ֤וּ שְׁתֵּי⁠הֶם֙ אֶת־בֵּ֣ית יִשְׂרָאֵ֔ל</w:t>
+      </w:r>
+    </w:p>
+    <w:p>
+      <w:pPr/>
+      <w:r>
+        <w:rPr>
+          <w:lang w:val="en_US" w:bidi="en_US"/>
+        </w:rPr>
+      </w:r>
+      <w:r>
+        <w:rPr>
           <w:b/>
           <w:lang w:val="en_US" w:bidi="en_US"/>
         </w:rPr>
@@ -24553,6 +27647,20 @@
       </w:r>
       <w:r>
         <w:rPr>
+          <w:lang w:val="en_US" w:bidi="en_US"/>
+        </w:rPr>
+        <w:t>כְּ⁠רָחֵ֤ל ׀ וּ⁠כְ⁠לֵאָה֙ אֲשֶׁ֨ר בָּנ֤וּ שְׁתֵּי⁠הֶם֙ אֶת־בֵּ֣ית יִשְׂרָאֵ֔ל</w:t>
+      </w:r>
+    </w:p>
+    <w:p>
+      <w:pPr/>
+      <w:r>
+        <w:rPr>
+          <w:lang w:val="en_US" w:bidi="en_US"/>
+        </w:rPr>
+      </w:r>
+      <w:r>
+        <w:rPr>
           <w:b/>
           <w:lang w:val="en_US" w:bidi="en_US"/>
         </w:rPr>
@@ -24656,6 +27764,20 @@
       </w:r>
       <w:r>
         <w:rPr>
+          <w:lang w:val="en_US" w:bidi="en_US"/>
+        </w:rPr>
+        <w:t>בָּנ֤וּ &amp; אֶת־בֵּ֣ית יִשְׂרָאֵ֔ל</w:t>
+      </w:r>
+    </w:p>
+    <w:p>
+      <w:pPr/>
+      <w:r>
+        <w:rPr>
+          <w:lang w:val="en_US" w:bidi="en_US"/>
+        </w:rPr>
+      </w:r>
+      <w:r>
+        <w:rPr>
           <w:b/>
           <w:lang w:val="en_US" w:bidi="en_US"/>
         </w:rPr>
@@ -24765,6 +27887,20 @@
       </w:r>
       <w:r>
         <w:rPr>
+          <w:lang w:val="en_US" w:bidi="en_US"/>
+        </w:rPr>
+        <w:t>וַ⁠עֲשֵׂה־חַ֣יִל בְּ⁠אֶפְרָ֔תָה וּ⁠קְרָא־שֵׁ֖ם בְּ⁠בֵ֥ית לָֽחֶם</w:t>
+      </w:r>
+    </w:p>
+    <w:p>
+      <w:pPr/>
+      <w:r>
+        <w:rPr>
+          <w:lang w:val="en_US" w:bidi="en_US"/>
+        </w:rPr>
+      </w:r>
+      <w:r>
+        <w:rPr>
           <w:b/>
           <w:lang w:val="en_US" w:bidi="en_US"/>
         </w:rPr>
@@ -24861,6 +27997,20 @@
       </w:r>
       <w:r>
         <w:rPr>
+          <w:lang w:val="en_US" w:bidi="en_US"/>
+        </w:rPr>
+        <w:t>וַ⁠עֲשֵׂה־חַ֣יִל בְּ⁠אֶפְרָ֔תָה וּ⁠קְרָא־שֵׁ֖ם בְּ⁠בֵ֥ית לָֽחֶם</w:t>
+      </w:r>
+    </w:p>
+    <w:p>
+      <w:pPr/>
+      <w:r>
+        <w:rPr>
+          <w:lang w:val="en_US" w:bidi="en_US"/>
+        </w:rPr>
+      </w:r>
+      <w:r>
+        <w:rPr>
           <w:b/>
           <w:lang w:val="en_US" w:bidi="en_US"/>
         </w:rPr>
@@ -24944,6 +28094,20 @@
       </w:r>
       <w:r>
         <w:rPr>
+          <w:lang w:val="en_US" w:bidi="en_US"/>
+        </w:rPr>
+        <w:t>וִ⁠יהִ֤י בֵֽיתְ⁠ךָ֙ כְּ⁠בֵ֣ית פֶּ֔רֶץ</w:t>
+      </w:r>
+    </w:p>
+    <w:p>
+      <w:pPr/>
+      <w:r>
+        <w:rPr>
+          <w:lang w:val="en_US" w:bidi="en_US"/>
+        </w:rPr>
+      </w:r>
+      <w:r>
+        <w:rPr>
           <w:b/>
           <w:lang w:val="en_US" w:bidi="en_US"/>
         </w:rPr>
@@ -25040,6 +28204,20 @@
       </w:r>
       <w:r>
         <w:rPr>
+          <w:lang w:val="en_US" w:bidi="en_US"/>
+        </w:rPr>
+        <w:t>מִן־הַ⁠זֶּ֗רַע אֲשֶׁ֨ר יִתֵּ֤ן יְהוָה֙ לְ⁠ךָ֔</w:t>
+      </w:r>
+    </w:p>
+    <w:p>
+      <w:pPr/>
+      <w:r>
+        <w:rPr>
+          <w:lang w:val="en_US" w:bidi="en_US"/>
+        </w:rPr>
+      </w:r>
+      <w:r>
+        <w:rPr>
           <w:b/>
           <w:lang w:val="en_US" w:bidi="en_US"/>
         </w:rPr>
@@ -25123,6 +28301,20 @@
       </w:r>
       <w:r>
         <w:rPr>
+          <w:lang w:val="en_US" w:bidi="en_US"/>
+        </w:rPr>
+        <w:t>וַ⁠יִּקַּ֨ח בֹּ֤עַז אֶת־רוּת֙ וַ⁠תְּהִי־ל֣⁠וֹ לְ⁠אִשָּׁ֔ה</w:t>
+      </w:r>
+    </w:p>
+    <w:p>
+      <w:pPr/>
+      <w:r>
+        <w:rPr>
+          <w:lang w:val="en_US" w:bidi="en_US"/>
+        </w:rPr>
+      </w:r>
+      <w:r>
+        <w:rPr>
           <w:b/>
           <w:lang w:val="en_US" w:bidi="en_US"/>
         </w:rPr>
@@ -25195,6 +28387,20 @@
         <w:rPr>
           <w:lang w:val="en_US" w:bidi="en_US"/>
         </w:rPr>
+      </w:r>
+    </w:p>
+    <w:p>
+      <w:pPr/>
+      <w:r>
+        <w:rPr>
+          <w:lang w:val="en_US" w:bidi="en_US"/>
+        </w:rPr>
+      </w:r>
+      <w:r>
+        <w:rPr>
+          <w:lang w:val="en_US" w:bidi="en_US"/>
+        </w:rPr>
+        <w:t>וַ⁠יִּקַּ֨ח בֹּ֤עַז אֶת־רוּת֙</w:t>
       </w:r>
     </w:p>
     <w:p>
@@ -25338,6 +28544,20 @@
       </w:r>
       <w:r>
         <w:rPr>
+          <w:lang w:val="en_US" w:bidi="en_US"/>
+        </w:rPr>
+        <w:t>וַ⁠יָּבֹ֖א אֵלֶ֑י⁠הָ</w:t>
+      </w:r>
+    </w:p>
+    <w:p>
+      <w:pPr/>
+      <w:r>
+        <w:rPr>
+          <w:lang w:val="en_US" w:bidi="en_US"/>
+        </w:rPr>
+      </w:r>
+      <w:r>
+        <w:rPr>
           <w:b/>
           <w:lang w:val="en_US" w:bidi="en_US"/>
         </w:rPr>
@@ -25423,6 +28643,20 @@
         <w:rPr>
           <w:lang w:val="en_US" w:bidi="en_US"/>
         </w:rPr>
+      </w:r>
+    </w:p>
+    <w:p>
+      <w:pPr/>
+      <w:r>
+        <w:rPr>
+          <w:lang w:val="en_US" w:bidi="en_US"/>
+        </w:rPr>
+      </w:r>
+      <w:r>
+        <w:rPr>
+          <w:lang w:val="en_US" w:bidi="en_US"/>
+        </w:rPr>
+        <w:t>הַ⁠נָּשִׁים֙</w:t>
       </w:r>
     </w:p>
     <w:p>
@@ -25548,6 +28782,20 @@
       </w:r>
       <w:r>
         <w:rPr>
+          <w:lang w:val="en_US" w:bidi="en_US"/>
+        </w:rPr>
+        <w:t>בָּר֣וּךְ יְהוָ֔ה</w:t>
+      </w:r>
+    </w:p>
+    <w:p>
+      <w:pPr/>
+      <w:r>
+        <w:rPr>
+          <w:lang w:val="en_US" w:bidi="en_US"/>
+        </w:rPr>
+      </w:r>
+      <w:r>
+        <w:rPr>
           <w:b/>
           <w:lang w:val="en_US" w:bidi="en_US"/>
         </w:rPr>
@@ -25631,6 +28879,20 @@
       </w:r>
       <w:r>
         <w:rPr>
+          <w:lang w:val="en_US" w:bidi="en_US"/>
+        </w:rPr>
+        <w:t>לֹ֣א הִשְׁבִּ֥ית לָ֛⁠ךְ גֹּאֵ֖ל הַ⁠יּ֑וֹם</w:t>
+      </w:r>
+    </w:p>
+    <w:p>
+      <w:pPr/>
+      <w:r>
+        <w:rPr>
+          <w:lang w:val="en_US" w:bidi="en_US"/>
+        </w:rPr>
+      </w:r>
+      <w:r>
+        <w:rPr>
           <w:b/>
           <w:lang w:val="en_US" w:bidi="en_US"/>
         </w:rPr>
@@ -25740,6 +29002,20 @@
       </w:r>
       <w:r>
         <w:rPr>
+          <w:lang w:val="en_US" w:bidi="en_US"/>
+        </w:rPr>
+        <w:t>וְ⁠יִקָּרֵ֥א שְׁמ֖⁠וֹ</w:t>
+      </w:r>
+    </w:p>
+    <w:p>
+      <w:pPr/>
+      <w:r>
+        <w:rPr>
+          <w:lang w:val="en_US" w:bidi="en_US"/>
+        </w:rPr>
+      </w:r>
+      <w:r>
+        <w:rPr>
           <w:b/>
           <w:lang w:val="en_US" w:bidi="en_US"/>
         </w:rPr>
@@ -25823,6 +29099,20 @@
       </w:r>
       <w:r>
         <w:rPr>
+          <w:lang w:val="en_US" w:bidi="en_US"/>
+        </w:rPr>
+        <w:t>וְ⁠יִקָּרֵ֥א שְׁמ֖⁠וֹ בְּ⁠יִשְׂרָאֵֽל</w:t>
+      </w:r>
+    </w:p>
+    <w:p>
+      <w:pPr/>
+      <w:r>
+        <w:rPr>
+          <w:lang w:val="en_US" w:bidi="en_US"/>
+        </w:rPr>
+      </w:r>
+      <w:r>
+        <w:rPr>
           <w:b/>
           <w:lang w:val="en_US" w:bidi="en_US"/>
         </w:rPr>
@@ -25919,6 +29209,20 @@
       </w:r>
       <w:r>
         <w:rPr>
+          <w:lang w:val="en_US" w:bidi="en_US"/>
+        </w:rPr>
+        <w:t>לְ⁠מֵשִׁ֣יב נֶ֔פֶשׁ</w:t>
+      </w:r>
+    </w:p>
+    <w:p>
+      <w:pPr/>
+      <w:r>
+        <w:rPr>
+          <w:lang w:val="en_US" w:bidi="en_US"/>
+        </w:rPr>
+      </w:r>
+      <w:r>
+        <w:rPr>
           <w:b/>
           <w:lang w:val="en_US" w:bidi="en_US"/>
         </w:rPr>
@@ -26015,6 +29319,20 @@
       </w:r>
       <w:r>
         <w:rPr>
+          <w:lang w:val="en_US" w:bidi="en_US"/>
+        </w:rPr>
+        <w:t>וּ⁠לְ⁠כַלְכֵּ֖ל אֶת־שֵׂיבָתֵ֑⁠ךְ</w:t>
+      </w:r>
+    </w:p>
+    <w:p>
+      <w:pPr/>
+      <w:r>
+        <w:rPr>
+          <w:lang w:val="en_US" w:bidi="en_US"/>
+        </w:rPr>
+      </w:r>
+      <w:r>
+        <w:rPr>
           <w:b/>
           <w:lang w:val="en_US" w:bidi="en_US"/>
         </w:rPr>
@@ -26111,6 +29429,20 @@
       </w:r>
       <w:r>
         <w:rPr>
+          <w:lang w:val="en_US" w:bidi="en_US"/>
+        </w:rPr>
+        <w:t>כִּ֣י</w:t>
+      </w:r>
+    </w:p>
+    <w:p>
+      <w:pPr/>
+      <w:r>
+        <w:rPr>
+          <w:lang w:val="en_US" w:bidi="en_US"/>
+        </w:rPr>
+      </w:r>
+      <w:r>
+        <w:rPr>
           <w:b/>
           <w:lang w:val="en_US" w:bidi="en_US"/>
         </w:rPr>
@@ -26214,6 +29546,20 @@
       </w:r>
       <w:r>
         <w:rPr>
+          <w:lang w:val="en_US" w:bidi="en_US"/>
+        </w:rPr>
+        <w:t>ט֣וֹבָה לָ֔⁠ךְ מִ⁠שִּׁבְעָ֖ה בָּנִֽים</w:t>
+      </w:r>
+    </w:p>
+    <w:p>
+      <w:pPr/>
+      <w:r>
+        <w:rPr>
+          <w:lang w:val="en_US" w:bidi="en_US"/>
+        </w:rPr>
+      </w:r>
+      <w:r>
+        <w:rPr>
           <w:b/>
           <w:lang w:val="en_US" w:bidi="en_US"/>
         </w:rPr>
@@ -26310,6 +29656,20 @@
       </w:r>
       <w:r>
         <w:rPr>
+          <w:lang w:val="en_US" w:bidi="en_US"/>
+        </w:rPr>
+        <w:t>וַ⁠תִּקַּ֨ח נָעֳמִ֤י אֶת־הַ⁠יֶּ֨לֶד֙</w:t>
+      </w:r>
+    </w:p>
+    <w:p>
+      <w:pPr/>
+      <w:r>
+        <w:rPr>
+          <w:lang w:val="en_US" w:bidi="en_US"/>
+        </w:rPr>
+      </w:r>
+      <w:r>
+        <w:rPr>
           <w:b/>
           <w:lang w:val="en_US" w:bidi="en_US"/>
         </w:rPr>
@@ -26469,6 +29829,20 @@
       </w:r>
       <w:r>
         <w:rPr>
+          <w:lang w:val="en_US" w:bidi="en_US"/>
+        </w:rPr>
+        <w:t>וַ⁠תִּקְרֶאנָה֩ ל֨⁠וֹ הַ⁠שְּׁכֵנ֥וֹת שֵׁם֙ לֵ⁠אמֹ֔ר &amp; וַ⁠תִּקְרֶ֤אנָֽה שְׁמ⁠וֹ֙ עוֹבֵ֔ד</w:t>
+      </w:r>
+    </w:p>
+    <w:p>
+      <w:pPr/>
+      <w:r>
+        <w:rPr>
+          <w:lang w:val="en_US" w:bidi="en_US"/>
+        </w:rPr>
+      </w:r>
+      <w:r>
+        <w:rPr>
           <w:b/>
           <w:lang w:val="en_US" w:bidi="en_US"/>
         </w:rPr>
@@ -26565,6 +29939,20 @@
       </w:r>
       <w:r>
         <w:rPr>
+          <w:lang w:val="en_US" w:bidi="en_US"/>
+        </w:rPr>
+        <w:t>יֻלַּד־בֵּ֖ן לְ⁠נָעֳמִ֑י</w:t>
+      </w:r>
+    </w:p>
+    <w:p>
+      <w:pPr/>
+      <w:r>
+        <w:rPr>
+          <w:lang w:val="en_US" w:bidi="en_US"/>
+        </w:rPr>
+      </w:r>
+      <w:r>
+        <w:rPr>
           <w:b/>
           <w:lang w:val="en_US" w:bidi="en_US"/>
         </w:rPr>
@@ -26661,6 +30049,20 @@
       </w:r>
       <w:r>
         <w:rPr>
+          <w:lang w:val="en_US" w:bidi="en_US"/>
+        </w:rPr>
+        <w:t>וַ⁠תִּקְרֶ֤אנָֽה שְׁמ⁠וֹ֙ עוֹבֵ֔ד</w:t>
+      </w:r>
+    </w:p>
+    <w:p>
+      <w:pPr/>
+      <w:r>
+        <w:rPr>
+          <w:lang w:val="en_US" w:bidi="en_US"/>
+        </w:rPr>
+      </w:r>
+      <w:r>
+        <w:rPr>
           <w:b/>
           <w:lang w:val="en_US" w:bidi="en_US"/>
         </w:rPr>
@@ -26757,6 +30159,20 @@
       </w:r>
       <w:r>
         <w:rPr>
+          <w:lang w:val="en_US" w:bidi="en_US"/>
+        </w:rPr>
+        <w:t>ה֥וּא אֲבִי־יִשַׁ֖י</w:t>
+      </w:r>
+    </w:p>
+    <w:p>
+      <w:pPr/>
+      <w:r>
+        <w:rPr>
+          <w:lang w:val="en_US" w:bidi="en_US"/>
+        </w:rPr>
+      </w:r>
+      <w:r>
+        <w:rPr>
           <w:b/>
           <w:lang w:val="en_US" w:bidi="en_US"/>
         </w:rPr>
@@ -26938,6 +30354,20 @@
         <w:rPr>
           <w:lang w:val="en_US" w:bidi="en_US"/>
         </w:rPr>
+      </w:r>
+    </w:p>
+    <w:p>
+      <w:pPr/>
+      <w:r>
+        <w:rPr>
+          <w:lang w:val="en_US" w:bidi="en_US"/>
+        </w:rPr>
+      </w:r>
+      <w:r>
+        <w:rPr>
+          <w:lang w:val="en_US" w:bidi="en_US"/>
+        </w:rPr>
+        <w:t>תּוֹלְד֣וֹת פָּ֔רֶץ</w:t>
       </w:r>
     </w:p>
     <w:p>
@@ -27068,6 +30498,20 @@
       </w:r>
       <w:r>
         <w:rPr>
+          <w:lang w:val="en_US" w:bidi="en_US"/>
+        </w:rPr>
+        <w:t>פֶּ֖רֶץ הוֹלִ֥יד אֶת־חֶצְרֽוֹן</w:t>
+      </w:r>
+    </w:p>
+    <w:p>
+      <w:pPr/>
+      <w:r>
+        <w:rPr>
+          <w:lang w:val="en_US" w:bidi="en_US"/>
+        </w:rPr>
+      </w:r>
+      <w:r>
+        <w:rPr>
           <w:b/>
           <w:lang w:val="en_US" w:bidi="en_US"/>
         </w:rPr>
@@ -27160,6 +30604,20 @@
         <w:rPr>
           <w:lang w:val="en_US" w:bidi="en_US"/>
         </w:rPr>
+      </w:r>
+    </w:p>
+    <w:p>
+      <w:pPr/>
+      <w:r>
+        <w:rPr>
+          <w:lang w:val="en_US" w:bidi="en_US"/>
+        </w:rPr>
+      </w:r>
+      <w:r>
+        <w:rPr>
+          <w:lang w:val="en_US" w:bidi="en_US"/>
+        </w:rPr>
+        <w:t>וְ⁠חֶצְרוֹן֙ &amp; אֶת־רָ֔ם &amp; אֶת־עַמִּֽינָדָֽב</w:t>
       </w:r>
     </w:p>
     <w:p>

--- a/eng/docx/08.content.docx
+++ b/eng/docx/08.content.docx
@@ -28,49 +28,15 @@
       </w:r>
     </w:p>
     <w:p>
-      <w:pPr>
-        <w:pStyle w:val="Heading2"/>
-      </w:pPr>
-      <w:r>
-        <w:rPr>
-          <w:lang w:val="en_US" w:bidi="en_US"/>
-        </w:rPr>
-        <w:t>License Information</w:t>
-      </w:r>
-      <w:r>
-        <w:rPr>
-          <w:lang w:val="en_US" w:bidi="en_US"/>
-        </w:rPr>
-      </w:r>
-    </w:p>
-    <w:p>
-      <w:pPr/>
-      <w:r>
-        <w:rPr>
-          <w:lang w:val="en_US" w:bidi="en_US"/>
-        </w:rPr>
-      </w:r>
-      <w:r>
-        <w:rPr>
-          <w:b/>
-          <w:lang w:val="en_US" w:bidi="en_US"/>
-        </w:rPr>
-        <w:t>Translation Notes (unfoldingWord)</w:t>
-      </w:r>
-      <w:r>
-        <w:rPr>
-          <w:lang w:val="en_US" w:bidi="en_US"/>
-        </w:rPr>
-        <w:t xml:space="preserve"> is based on</w:t>
-      </w:r>
-      <w:r>
-        <w:rPr>
-          <w:lang w:val="en_US" w:bidi="en_US"/>
-        </w:rPr>
-        <w:t xml:space="preserve">: </w:t>
-      </w:r>
-      <w:r>
-        <w:rPr>
+      <w:pPr/>
+      <w:r>
+        <w:rPr>
+          <w:lang w:val="en_US" w:bidi="en_US"/>
+        </w:rPr>
+      </w:r>
+      <w:r>
+        <w:rPr>
+          <w:b/>
           <w:lang w:val="en_US" w:bidi="en_US"/>
         </w:rPr>
         <w:t>unfoldingWord® Translation Notes</w:t>
@@ -79,62 +45,31 @@
         <w:rPr>
           <w:lang w:val="en_US" w:bidi="en_US"/>
         </w:rPr>
-        <w:t xml:space="preserve">, </w:t>
-      </w:r>
-      <w:hyperlink r:id="rId13">
-        <w:r>
-          <w:rPr>
-            <w:lang w:val="en_US" w:bidi="en_US"/>
-          </w:rPr>
-          <w:rPr>
-            <w:color w:val="0000EE"/>
-            <w:u w:val="single"/>
-          </w:rPr>
-          <w:t>unfoldingWord</w:t>
-        </w:r>
-      </w:hyperlink>
-      <w:r>
-        <w:rPr>
-          <w:lang w:val="en_US" w:bidi="en_US"/>
-        </w:rPr>
-        <w:t xml:space="preserve">, 2022, which is licensed under a </w:t>
-      </w:r>
-      <w:hyperlink r:id="rId14">
-        <w:r>
-          <w:rPr>
-            <w:lang w:val="en_US" w:bidi="en_US"/>
-          </w:rPr>
-          <w:rPr>
-            <w:color w:val="0000EE"/>
-            <w:u w:val="single"/>
-          </w:rPr>
-          <w:t>CC BY-SA 4.0 license</w:t>
-        </w:r>
-      </w:hyperlink>
-      <w:r>
-        <w:rPr>
-          <w:lang w:val="en_US" w:bidi="en_US"/>
-        </w:rPr>
-        <w:t>.</w:t>
-      </w:r>
-      <w:r>
-        <w:rPr>
-          <w:lang w:val="en_US" w:bidi="en_US"/>
-        </w:rPr>
-      </w:r>
-    </w:p>
-    <w:p>
-      <w:pPr/>
-      <w:r>
-        <w:rPr>
-          <w:lang w:val="en_US" w:bidi="en_US"/>
-        </w:rPr>
-      </w:r>
-      <w:r>
-        <w:rPr>
-          <w:lang w:val="en_US" w:bidi="en_US"/>
-        </w:rPr>
-        <w:t>This PDF version is provided under the same license.</w:t>
+        <w:t xml:space="preserve"> © 2022 unfoldingWord. Released under CC BY-SA 4.0 license. </w:t>
+      </w:r>
+      <w:r>
+        <w:rPr>
+          <w:lang w:val="en_US" w:bidi="en_US"/>
+        </w:rPr>
+        <w:t>unfoldingWord® Translation Notes</w:t>
+      </w:r>
+      <w:r>
+        <w:rPr>
+          <w:lang w:val="en_US" w:bidi="en_US"/>
+        </w:rPr>
+        <w:t xml:space="preserve"> has been adapted in the following languages: Tok Pisin, Arabic (عربي), French (Français), Hindi (हिंदी), Indonesian (Bahasa Indonesia), Portuguese (Português), Russian (Русский), Spanish (Español), Swahili (Kiswahili), and Simplified Chinese (简体中文) from </w:t>
+      </w:r>
+      <w:r>
+        <w:rPr>
+          <w:lang w:val="en_US" w:bidi="en_US"/>
+        </w:rPr>
+        <w:t>unfoldingWord® Translation Notes</w:t>
+      </w:r>
+      <w:r>
+        <w:rPr>
+          <w:lang w:val="en_US" w:bidi="en_US"/>
+        </w:rPr>
+        <w:t xml:space="preserve"> © 2022 unfoldingWord. Released under CC BY-SA 4.0 license by Mission Mutual</w:t>
       </w:r>
       <w:r>
         <w:rPr>
@@ -17303,7 +17238,7 @@
         </w:rPr>
         <w:t xml:space="preserve">Naomi’s rhetorical question in </w:t>
       </w:r>
-      <w:hyperlink r:id="rId15">
+      <w:hyperlink r:id="rId13">
         <w:r>
           <w:rPr>
             <w:lang w:val="en_US" w:bidi="en_US"/>
@@ -17321,7 +17256,7 @@
         </w:rPr>
         <w:t xml:space="preserve"> gave the reason for the plan that she is about to tell to Ruth in verses </w:t>
       </w:r>
-      <w:hyperlink r:id="rId16">
+      <w:hyperlink r:id="rId14">
         <w:r>
           <w:rPr>
             <w:lang w:val="en_US" w:bidi="en_US"/>
@@ -17436,7 +17371,7 @@
         </w:rPr>
         <w:t xml:space="preserve">Naomi uses the question form here to remind Ruth of something she had already told her (See </w:t>
       </w:r>
-      <w:hyperlink r:id="rId17">
+      <w:hyperlink r:id="rId15">
         <w:r>
           <w:rPr>
             <w:lang w:val="en_US" w:bidi="en_US"/>
@@ -18505,7 +18440,7 @@
         </w:rPr>
         <w:t xml:space="preserve">This statement summarizes the actions that Ruth will do in </w:t>
       </w:r>
-      <w:hyperlink r:id="rId18">
+      <w:hyperlink r:id="rId16">
         <w:r>
           <w:rPr>
             <w:lang w:val="en_US" w:bidi="en_US"/>
@@ -18523,7 +18458,7 @@
         </w:rPr>
         <w:t xml:space="preserve">. If people misunderstand from this that Ruth did these actions in </w:t>
       </w:r>
-      <w:hyperlink r:id="rId19">
+      <w:hyperlink r:id="rId17">
         <w:r>
           <w:rPr>
             <w:lang w:val="en_US" w:bidi="en_US"/>
@@ -18541,7 +18476,7 @@
         </w:rPr>
         <w:t xml:space="preserve"> and then did them again in </w:t>
       </w:r>
-      <w:hyperlink r:id="rId18">
+      <w:hyperlink r:id="rId16">
         <w:r>
           <w:rPr>
             <w:lang w:val="en_US" w:bidi="en_US"/>
@@ -18572,7 +18507,7 @@
         </w:rPr>
         <w:t xml:space="preserve">. Or if it would make the order of events more clear, you could move this sentence to the end of </w:t>
       </w:r>
-      <w:hyperlink r:id="rId18">
+      <w:hyperlink r:id="rId16">
         <w:r>
           <w:rPr>
             <w:lang w:val="en_US" w:bidi="en_US"/>
@@ -18859,7 +18794,7 @@
         </w:rPr>
         <w:t xml:space="preserve"> in </w:t>
       </w:r>
-      <w:hyperlink r:id="rId20">
+      <w:hyperlink r:id="rId18">
         <w:r>
           <w:rPr>
             <w:lang w:val="en_US" w:bidi="en_US"/>
@@ -19457,7 +19392,7 @@
         </w:rPr>
         <w:t xml:space="preserve">See how you translated this term in </w:t>
       </w:r>
-      <w:hyperlink r:id="rId17">
+      <w:hyperlink r:id="rId15">
         <w:r>
           <w:rPr>
             <w:lang w:val="en_US" w:bidi="en_US"/>
@@ -19682,7 +19617,7 @@
         </w:rPr>
         <w:t xml:space="preserve"> in </w:t>
       </w:r>
-      <w:hyperlink r:id="rId21">
+      <w:hyperlink r:id="rId19">
         <w:r>
           <w:rPr>
             <w:lang w:val="en_US" w:bidi="en_US"/>
@@ -20121,7 +20056,7 @@
         </w:rPr>
         <w:t xml:space="preserve"> indicates that what came before in verse </w:t>
       </w:r>
-      <w:hyperlink r:id="rId22">
+      <w:hyperlink r:id="rId20">
         <w:r>
           <w:rPr>
             <w:lang w:val="en_US" w:bidi="en_US"/>
@@ -20236,7 +20171,7 @@
         </w:rPr>
         <w:t xml:space="preserve">See how you translated this in </w:t>
       </w:r>
-      <w:hyperlink r:id="rId21">
+      <w:hyperlink r:id="rId19">
         <w:r>
           <w:rPr>
             <w:lang w:val="en_US" w:bidi="en_US"/>
@@ -20254,7 +20189,7 @@
         </w:rPr>
         <w:t xml:space="preserve"> and </w:t>
       </w:r>
-      <w:hyperlink r:id="rId22">
+      <w:hyperlink r:id="rId20">
         <w:r>
           <w:rPr>
             <w:lang w:val="en_US" w:bidi="en_US"/>
@@ -20575,7 +20510,7 @@
         </w:rPr>
         <w:t xml:space="preserve"> indicates that what follows is something else important that Ruth should pay attention to, as well as what Boaz introduced by saying ""So now"" in </w:t>
       </w:r>
-      <w:hyperlink r:id="rId23">
+      <w:hyperlink r:id="rId21">
         <w:r>
           <w:rPr>
             <w:lang w:val="en_US" w:bidi="en_US"/>
@@ -20716,7 +20651,7 @@
         </w:rPr>
         <w:t xml:space="preserve"> indicates a contrast between Boaz’s willingness to marry Ruth </w:t>
       </w:r>
-      <w:hyperlink r:id="rId23">
+      <w:hyperlink r:id="rId21">
         <w:r>
           <w:rPr>
             <w:lang w:val="en_US" w:bidi="en_US"/>
@@ -20734,7 +20669,7 @@
         </w:rPr>
         <w:t xml:space="preserve"> and the possibility of another man marrying her instead </w:t>
       </w:r>
-      <w:hyperlink r:id="rId24">
+      <w:hyperlink r:id="rId22">
         <w:r>
           <w:rPr>
             <w:lang w:val="en_US" w:bidi="en_US"/>
@@ -20875,7 +20810,7 @@
         </w:rPr>
         <w:t xml:space="preserve"> in </w:t>
       </w:r>
-      <w:hyperlink r:id="rId17">
+      <w:hyperlink r:id="rId15">
         <w:r>
           <w:rPr>
             <w:lang w:val="en_US" w:bidi="en_US"/>
@@ -22430,7 +22365,7 @@
         </w:rPr>
         <w:t xml:space="preserve">See how you translated this in </w:t>
       </w:r>
-      <w:hyperlink r:id="rId25">
+      <w:hyperlink r:id="rId23">
         <w:r>
           <w:rPr>
             <w:lang w:val="en_US" w:bidi="en_US"/>
@@ -23734,7 +23669,7 @@
         </w:rPr>
         <w:t xml:space="preserve"> in </w:t>
       </w:r>
-      <w:hyperlink r:id="rId17">
+      <w:hyperlink r:id="rId15">
         <w:r>
           <w:rPr>
             <w:lang w:val="en_US" w:bidi="en_US"/>
@@ -26799,7 +26734,7 @@
         </w:rPr>
         <w:t xml:space="preserve">See how you translated this phrase in </w:t>
       </w:r>
-      <w:hyperlink r:id="rId26">
+      <w:hyperlink r:id="rId24">
         <w:r>
           <w:rPr>
             <w:lang w:val="en_US" w:bidi="en_US"/>
@@ -26920,7 +26855,7 @@
         </w:rPr>
         <w:t xml:space="preserve"> as a noun to mean the one who died. Your language may use adjectives in the same way. If not, you could translate this word with an equivalent phrase. See how you translated it in </w:t>
       </w:r>
-      <w:hyperlink r:id="rId26">
+      <w:hyperlink r:id="rId24">
         <w:r>
           <w:rPr>
             <w:lang w:val="en_US" w:bidi="en_US"/>
@@ -28509,7 +28444,7 @@
         </w:rPr>
         <w:t xml:space="preserve"> indicates that Boaz did what he said he would do in verse </w:t>
       </w:r>
-      <w:hyperlink r:id="rId27">
+      <w:hyperlink r:id="rId25">
         <w:r>
           <w:rPr>
             <w:lang w:val="en_US" w:bidi="en_US"/>
@@ -28527,7 +28462,7 @@
         </w:rPr>
         <w:t xml:space="preserve">. Use a connector in your language that makes it clear that what follows is a reason for what came before. This phrase does not imply any form of violence. Along with the following phrase, it simply means that Boaz married Ruth. Use a connecting word that indicates that this action by Boaz is a result of the agreement in verse </w:t>
       </w:r>
-      <w:hyperlink r:id="rId27">
+      <w:hyperlink r:id="rId25">
         <w:r>
           <w:rPr>
             <w:lang w:val="en_US" w:bidi="en_US"/>
@@ -28765,7 +28700,7 @@
         </w:rPr>
         <w:t xml:space="preserve"> of the town as mentioned in </w:t>
       </w:r>
-      <w:hyperlink r:id="rId28">
+      <w:hyperlink r:id="rId26">
         <w:r>
           <w:rPr>
             <w:lang w:val="en_US" w:bidi="en_US"/>
@@ -30463,7 +30398,7 @@
         </w:rPr>
         <w:t xml:space="preserve">"Because it was mentioned earlier that Perez was the son of Judah, the writer continues listing the family line that came from Perez. Verse </w:t>
       </w:r>
-      <w:hyperlink r:id="rId29">
+      <w:hyperlink r:id="rId27">
         <w:r>
           <w:rPr>
             <w:lang w:val="en_US" w:bidi="en_US"/>
@@ -30481,7 +30416,7 @@
         </w:rPr>
         <w:t xml:space="preserve"> was the end of the story about Naomi and Ruth, and verse </w:t>
       </w:r>
-      <w:hyperlink r:id="rId30">
+      <w:hyperlink r:id="rId28">
         <w:r>
           <w:rPr>
             <w:lang w:val="en_US" w:bidi="en_US"/>
@@ -30984,7 +30919,7 @@
         </w:rPr>
         <w:t xml:space="preserve"> on </w:t>
       </w:r>
-      <w:hyperlink r:id="rId29">
+      <w:hyperlink r:id="rId27">
         <w:r>
           <w:rPr>
             <w:lang w:val="en_US" w:bidi="en_US"/>

--- a/eng/docx/08.content.docx
+++ b/eng/docx/08.content.docx
@@ -144,13 +144,6 @@
       </w:r>
       <w:r>
         <w:rPr>
-          <w:i/>
-          <w:lang w:val="en_US" w:bidi="en_US"/>
-        </w:rPr>
-        <w:t>Ruth - Introduction, Ruth - Chapter 1 Introduction, Ruth 1:1 (#1), Ruth 1:1 (#2), Ruth 1:1 (#3), Ruth 1:1 (#4), Ruth 1:2 (#1), Ruth 1:3 (#1), Ruth 1:4 (#1), Ruth 1:4 (#2), Ruth 1:5 (#1), Ruth 1:6 (#1), Ruth 1:6 (#2), Ruth 1:6 (#3), Ruth 1:6 (#4), Ruth 1:6 (#5), Ruth 1:6 (#6), Ruth 1:6 (#7), Ruth 1:7 (#1), Ruth 1:8 (#1), Ruth 1:8 (#2), Ruth 1:8 (#3), Ruth 1:8 (#4), Ruth 1:8 (#5), Ruth 1:8 (#6), Ruth 1:8 (#7), Ruth 1:9 (#1), Ruth 1:9 (#2), Ruth 1:9 (#3), Ruth 1:9 (#4), Ruth 1:10 (#1), Ruth 1:10 (#2), Ruth 1:10 (#3), Ruth 1:10 (#4), Ruth 1:11 (#1), Ruth 1:11 (#2), Ruth 1:11 (#3), Ruth 1:11 (#4), Ruth 1:12 (#1), Ruth 1:12 (#2), Ruth 1:12 (#3), Ruth 1:13 (#1), Ruth 1:13 (#2), Ruth 1:13 (#3), Ruth 1:13 (#4), Ruth 1:13 (#5), Ruth 1:14 (#1), Ruth 1:14 (#2), Ruth 1:15 (#1), Ruth 1:15 (#2), Ruth 1:15 (#3), Ruth 1:15 (#4), Ruth 1:15 (#5), Ruth 1:16 (#1), Ruth 1:16 (#2), Ruth 1:16 (#3), Ruth 1:17 (#1), Ruth 1:17 (#2), Ruth 1:17 (#3), Ruth 1:18 (#1), Ruth 1:18 (#2), Ruth 1:19 (#1), Ruth 1:19 (#2), Ruth 1:19 (#3), Ruth 1:19 (#4), Ruth 1:19 (#5), Ruth 1:20 (#1), Ruth 1:20 (#2), Ruth 1:21 (#1), Ruth 1:21 (#2), Ruth 1:21 (#3), Ruth 1:21 (#4), Ruth 1:21 (#5), Ruth 1:22 (#1), Ruth 1:22 (#2), Ruth 1:22 (#3), Ruth - Chapter 2 Introduction, Ruth 2:1 (#1), Ruth 2:1 (#2), Ruth 2:1 (#3), Ruth 2:1 (#4), Ruth 2:2 (#1), Ruth 2:2 (#2), Ruth 2:2 (#3), Ruth 2:2 (#4), Ruth 2:3 (#1), Ruth 2:3 (#2), Ruth 2:4 (#1), Ruth 2:4 (#2), Ruth 2:4 (#3), Ruth 2:4 (#4), Ruth 2:5 (#1), Ruth 2:5 (#2), Ruth 2:6 (#1), Ruth 2:7 (#1), Ruth 2:7 (#2), Ruth 2:7 (#3), Ruth 2:8 (#1), Ruth 2:8 (#2), Ruth 2:9 (#1), Ruth 2:9 (#2), Ruth 2:9 (#3), Ruth 2:9 (#4), Ruth 2:9 (#5), Ruth 2:9 (#6), Ruth 2:10 (#1), Ruth 2:10 (#2), Ruth 2:10 (#3), Ruth 2:10 (#4), Ruth 2:10 (#5), Ruth 2:11 (#1), Ruth 2:11 (#2), Ruth 2:11 (#3), Ruth 2:11 (#4), Ruth 2:11 (#5), Ruth 2:12 (#1), Ruth 2:12 (#2), Ruth 2:12 (#3), Ruth 2:13 (#1), Ruth 2:13 (#2), Ruth 2:13 (#3), Ruth 2:13 (#4), Ruth 2:13 (#5), Ruth 2:13 (#6), Ruth 2:14 (#1), Ruth 2:14 (#2), Ruth 2:14 (#3), Ruth 2:14 (#4), Ruth 2:15 (#1), Ruth 2:15 (#2), Ruth 2:15 (#3), Ruth 2:16 (#1), Ruth 2:16 (#2), Ruth 2:17 (#1), Ruth 2:17 (#2), Ruth 2:18 (#1), Ruth 2:19 (#1), Ruth 2:19 (#2), Ruth 2:19 (#3), Ruth 2:19 (#4), Ruth 2:19 (#5), Ruth 2:20 (#1), Ruth 2:20 (#2), Ruth 2:20 (#3), Ruth 2:20 (#4), Ruth 2:20 (#5), Ruth 2:20 (#6), Ruth 2:20 (#7), Ruth 2:20 (#8), Ruth 2:21 (#1), Ruth 2:21 (#2), Ruth 2:21 (#3), Ruth 2:22 (#1), Ruth 2:22 (#2), Ruth 2:23 (#1), Ruth 2:23 (#2), Ruth - Chapter 3 Introduction, Ruth 3:1 (#1), Ruth 3:1 (#2), Ruth 3:1 (#3), Ruth 3:1 (#4), Ruth 3:1 (#5), Ruth 3:1 (#6), Ruth 3:1 (#7), Ruth 3:2 (#1), Ruth 3:2 (#2), Ruth 3:2 (#3), Ruth 3:2 (#4), Ruth 3:3 (#1), Ruth 3:3 (#2), Ruth 3:3 (#3), Ruth 3:4 (#1), Ruth 3:4 (#2), Ruth 3:4 (#3), Ruth 3:4 (#4), Ruth 3:4 (#5), Ruth 3:6 (#1), Ruth 3:7 (#1), Ruth 3:7 (#2), Ruth 3:7 (#3), Ruth 3:8 (#1), Ruth 3:8 (#2), Ruth 3:8 (#3), Ruth 3:9 (#1), Ruth 3:9 (#2), Ruth 3:9 (#3), Ruth 3:10 (#1), Ruth 3:10 (#2), Ruth 3:10 (#3), Ruth 3:10 (#4), Ruth 3:10 (#5), Ruth 3:11 (#1), Ruth 3:11 (#2), Ruth 3:11 (#3), Ruth 3:11 (#4), Ruth 3:12 (#1), Ruth 3:12 (#2), Ruth 3:12 (#3), Ruth 3:13 (#1), Ruth 3:13 (#2), Ruth 3:13 (#3), Ruth 3:14 (#1), Ruth 3:14 (#2), Ruth 3:14 (#3), Ruth 3:14 (#4), Ruth 3:15 (#1), Ruth 3:15 (#2), Ruth 3:15 (#3), Ruth 3:15 (#4), Ruth 3:16 (#1), Ruth 3:16 (#2), Ruth 3:16 (#3), Ruth 3:17 (#1), Ruth 3:17 (#2), Ruth 3:17 (#3), Ruth 3:18 (#1), Ruth 3:18 (#2), Ruth 3:18 (#3), Ruth 3:18 (#4), Ruth 3:18 (#5), Ruth - Chapter 4 Introduction, Ruth 4:1 (#1), Ruth 4:1 (#2), Ruth 4:1 (#3), Ruth 4:1 (#4), Ruth 4:1 (#5), Ruth 4:1 (#6), Ruth 4:2 (#1), Ruth 4:3 (#1), Ruth 4:4 (#1), Ruth 4:4 (#2), Ruth 4:4 (#3), Ruth 4:4 (#4), Ruth 4:4 (#5), Ruth 4:4 (#6), Ruth 4:5 (#1), Ruth 4:5 (#2), Ruth 4:5 (#3), Ruth 4:5 (#4), Ruth 4:5 (#5), Ruth 4:5 (#6), Ruth 4:6 (#1), Ruth 4:6 (#2), Ruth 4:7 (#1), Ruth 4:7 (#2), Ruth 4:7 (#3), Ruth 4:7 (#4), Ruth 4:8 (#1), Ruth 4:8 (#2), Ruth 4:8 (#3), Ruth 4:9 (#1), Ruth 4:9 (#2), Ruth 4:9 (#3), Ruth 4:10 (#1), Ruth 4:10 (#2), Ruth 4:10 (#3), Ruth 4:10 (#4), Ruth 4:10 (#5), Ruth 4:10 (#6), Ruth 4:10 (#7), Ruth 4:11 (#1), Ruth 4:11 (#2), Ruth 4:11 (#3), Ruth 4:11 (#4), Ruth 4:11 (#5), Ruth 4:11 (#6), Ruth 4:11 (#7), Ruth 4:12 (#1), Ruth 4:12 (#2), Ruth 4:13 (#1), Ruth 4:13 (#2), Ruth 4:13 (#3), Ruth 4:14 (#1), Ruth 4:14 (#2), Ruth 4:14 (#3), Ruth 4:14 (#4), Ruth 4:14 (#5), Ruth 4:15 (#1), Ruth 4:15 (#2), Ruth 4:15 (#3), Ruth 4:15 (#4), Ruth 4:16 (#1), Ruth 4:16 (#2), Ruth 4:17 (#1), Ruth 4:17 (#2), Ruth 4:17 (#3), Ruth 4:17 (#4), Ruth 4:17 (#5), Ruth 4:18 (#1), Ruth 4:18 (#2), Ruth 4:19 (#1), Ruth 4:20 (#1), Ruth 4:22 (#1)</w:t>
-      </w:r>
-      <w:r>
-        <w:rPr>
           <w:lang w:val="en_US" w:bidi="en_US"/>
         </w:rPr>
       </w:r>
@@ -216,20 +209,6 @@
         <w:rPr>
           <w:lang w:val="en_US" w:bidi="en_US"/>
         </w:rPr>
-      </w:r>
-    </w:p>
-    <w:p>
-      <w:pPr/>
-      <w:r>
-        <w:rPr>
-          <w:lang w:val="en_US" w:bidi="en_US"/>
-        </w:rPr>
-      </w:r>
-      <w:r>
-        <w:rPr>
-          <w:lang w:val="en_US" w:bidi="en_US"/>
-        </w:rPr>
-        <w:t>"# Introduction to Ruth</w:t>
       </w:r>
     </w:p>
     <w:p>

--- a/eng/docx/08.content.docx
+++ b/eng/docx/08.content.docx
@@ -19,7 +19,7 @@
         <w:rPr>
           <w:lang w:val="en_US" w:bidi="en_US"/>
         </w:rPr>
-        <w:t>Resource: Translation Notes (unfoldingWord)</w:t>
+        <w:t>Resource: unfoldingWord® Translation Notes</w:t>
       </w:r>
       <w:r>
         <w:rPr>
@@ -90,7 +90,7 @@
         <w:rPr>
           <w:lang w:val="en_US" w:bidi="en_US"/>
         </w:rPr>
-        <w:t>Translation Notes (unfoldingWord)</w:t>
+        <w:t>unfoldingWord® Translation Notes</w:t>
       </w:r>
     </w:p>
     <w:p>

--- a/eng/docx/08.content.docx
+++ b/eng/docx/08.content.docx
@@ -822,7 +822,7 @@
         <w:rPr>
           <w:lang w:val="en_US" w:bidi="en_US"/>
         </w:rPr>
-        <w:t>בִּ⁠ימֵי֙ שְׁפֹ֣ט הַ⁠שֹּׁפְטִ֔ים</w:t>
+        <w:t>בִּ⁠ימֵי֙ שְׁפֹ֣ט הַ⁠שֹּׁפְטִ֔ים</w:t>
       </w:r>
     </w:p>
     <w:p>
@@ -932,7 +932,7 @@
         <w:rPr>
           <w:lang w:val="en_US" w:bidi="en_US"/>
         </w:rPr>
-        <w:t>בָּ⁠אָ֑רֶץ</w:t>
+        <w:t>בָּ⁠אָ֑רֶץ</w:t>
       </w:r>
     </w:p>
     <w:p>
@@ -1249,7 +1249,7 @@
         <w:rPr>
           <w:lang w:val="en_US" w:bidi="en_US"/>
         </w:rPr>
-        <w:t>וַ⁠תִּשָּׁאֵ֥ר הִ֖יא וּ⁠שְׁנֵ֥י בָנֶֽי⁠הָ</w:t>
+        <w:t>וַ⁠תִּשָּׁאֵ֥ר הִ֖יא וּ⁠שְׁנֵ֥י בָנֶֽי⁠הָ</w:t>
       </w:r>
     </w:p>
     <w:p>
@@ -1346,7 +1346,7 @@
         <w:rPr>
           <w:lang w:val="en_US" w:bidi="en_US"/>
         </w:rPr>
-        <w:t>וַ⁠יִּשְׂא֣וּ לָ⁠הֶ֗ם נָשִׁים֙</w:t>
+        <w:t>וַ⁠יִּשְׂא֣וּ לָ⁠הֶ֗ם נָשִׁים֙</w:t>
       </w:r>
     </w:p>
     <w:p>
@@ -1456,7 +1456,7 @@
         <w:rPr>
           <w:lang w:val="en_US" w:bidi="en_US"/>
         </w:rPr>
-        <w:t>שֵׁ֤ם הָֽ⁠אַחַת֙ עָרְפָּ֔ה וְ⁠שֵׁ֥ם הַ⁠שֵּׁנִ֖ית ר֑וּת</w:t>
+        <w:t>שֵׁ֤ם הָֽ⁠אַחַת֙ עָרְפָּ֔ה וְ⁠שֵׁ֥ם הַ⁠שֵּׁנִ֖ית ר֑וּת</w:t>
       </w:r>
     </w:p>
     <w:p>
@@ -1533,7 +1533,7 @@
         <w:rPr>
           <w:lang w:val="en_US" w:bidi="en_US"/>
         </w:rPr>
-        <w:t>וַ⁠תִּשָּׁאֵר֙ הָֽ⁠אִשָּׁ֔ה מִ⁠שְּׁנֵ֥י יְלָדֶ֖י⁠הָ וּ⁠מֵ⁠אִישָֽׁ⁠הּ</w:t>
+        <w:t>וַ⁠תִּשָּׁאֵר֙ הָֽ⁠אִשָּׁ֔ה מִ⁠שְּׁנֵ֥י יְלָדֶ֖י⁠הָ וּ⁠מֵ⁠אִישָֽׁ⁠הּ</w:t>
       </w:r>
     </w:p>
     <w:p>
@@ -1630,7 +1630,7 @@
         <w:rPr>
           <w:lang w:val="en_US" w:bidi="en_US"/>
         </w:rPr>
-        <w:t>וַ⁠תָּ֤קָם הִיא֙ וְ⁠כַלֹּתֶ֔י⁠הָ וַ⁠תָּ֖שָׁב</w:t>
+        <w:t>וַ⁠תָּ֤קָם הִיא֙ וְ⁠כַלֹּתֶ֔י⁠הָ וַ⁠תָּ֖שָׁב</w:t>
       </w:r>
     </w:p>
     <w:p>
@@ -1727,7 +1727,7 @@
         <w:rPr>
           <w:lang w:val="en_US" w:bidi="en_US"/>
         </w:rPr>
-        <w:t>וַ⁠תָּ֤קָם הִיא֙ וְ⁠כַלֹּתֶ֔י⁠הָ וַ⁠תָּ֖שָׁב</w:t>
+        <w:t>וַ⁠תָּ֤קָם הִיא֙ וְ⁠כַלֹּתֶ֔י⁠הָ וַ⁠תָּ֖שָׁב</w:t>
       </w:r>
     </w:p>
     <w:p>
@@ -1913,7 +1913,7 @@
         <w:rPr>
           <w:lang w:val="en_US" w:bidi="en_US"/>
         </w:rPr>
-        <w:t>כִּ֤י שָֽׁמְעָה֙ בִּ⁠שְׂדֵ֣ה מוֹאָ֔ב כִּֽי־פָקַ֤ד יְהוָה֙ אֶת־עַמּ֔⁠וֹ לָ⁠תֵ֥ת לָ⁠הֶ֖ם לָֽחֶם</w:t>
+        <w:t>כִּ֤י שָֽׁמְעָה֙ בִּ⁠שְׂדֵ֣ה מוֹאָ֔ב כִּֽי־פָקַ֤ד יְהוָה֙ אֶת־עַמּ֔⁠וֹ לָ⁠תֵ֥ת לָ⁠הֶ֖ם לָֽחֶם</w:t>
       </w:r>
     </w:p>
     <w:p>
@@ -2010,7 +2010,7 @@
         <w:rPr>
           <w:lang w:val="en_US" w:bidi="en_US"/>
         </w:rPr>
-        <w:t>שָֽׁמְעָה֙ בִּ⁠שְׂדֵ֣ה מוֹאָ֔ב</w:t>
+        <w:t>שָֽׁמְעָה֙ בִּ⁠שְׂדֵ֣ה מוֹאָ֔ב</w:t>
       </w:r>
     </w:p>
     <w:p>
@@ -2453,7 +2453,7 @@
         <w:rPr>
           <w:lang w:val="en_US" w:bidi="en_US"/>
         </w:rPr>
-        <w:t>לֵ֣כְנָה שֹּׁ֔בְנָה אִשָּׁ֖ה</w:t>
+        <w:t>לֵ֣כְנָה שֹּׁ֔בְנָה אִשָּׁ֖ה</w:t>
       </w:r>
     </w:p>
     <w:p>
@@ -2550,7 +2550,7 @@
         <w:rPr>
           <w:lang w:val="en_US" w:bidi="en_US"/>
         </w:rPr>
-        <w:t>לֵ֣כְנָה שֹּׁ֔בְנָה אִשָּׁ֖ה לְ⁠בֵ֣ית אִמָּ֑⁠הּ</w:t>
+        <w:t>לֵ֣כְנָה שֹּׁ֔בְנָה אִשָּׁ֖ה לְ⁠בֵ֣ית אִמָּ֑⁠הּ</w:t>
       </w:r>
     </w:p>
     <w:p>
@@ -2690,7 +2690,7 @@
         <w:rPr>
           <w:lang w:val="en_US" w:bidi="en_US"/>
         </w:rPr>
-        <w:t>יעשה יְהוָ֤ה עִמָּ⁠כֶם֙ חֶ֔סֶד כַּ⁠אֲשֶׁ֧ר עֲשִׂיתֶ֛ם עִם־הַ⁠מֵּתִ֖ים וְ⁠עִמָּדִֽ⁠י</w:t>
+        <w:t>יעשה יְהוָ֤ה עִמָּ⁠כֶם֙ חֶ֔סֶד כַּ⁠אֲשֶׁ֧ר עֲשִׂיתֶ֛ם עִם־הַ⁠מֵּתִ֖ים וְ⁠עִמָּדִֽ⁠י</w:t>
       </w:r>
     </w:p>
     <w:p>
@@ -2787,7 +2787,7 @@
         <w:rPr>
           <w:lang w:val="en_US" w:bidi="en_US"/>
         </w:rPr>
-        <w:t>עִם־הַ⁠מֵּתִ֖ים</w:t>
+        <w:t>עִם־הַ⁠מֵּתִ֖ים</w:t>
       </w:r>
     </w:p>
     <w:p>
@@ -3200,7 +3200,7 @@
         <w:rPr>
           <w:lang w:val="en_US" w:bidi="en_US"/>
         </w:rPr>
-        <w:t>בֵּ֣ית אִישָׁ֑⁠הּ</w:t>
+        <w:t>בֵּ֣ית אִישָׁ֑⁠הּ</w:t>
       </w:r>
     </w:p>
     <w:p>
@@ -3310,7 +3310,7 @@
         <w:rPr>
           <w:lang w:val="en_US" w:bidi="en_US"/>
         </w:rPr>
-        <w:t>וַ⁠תִּשֶּׂ֥אנָה קוֹלָ֖⁠ן וַ⁠תִּבְכֶּֽינָה</w:t>
+        <w:t>וַ⁠תִּשֶּׂ֥אנָה קוֹלָ֖⁠ן וַ⁠תִּבְכֶּֽינָה</w:t>
       </w:r>
     </w:p>
     <w:p>
@@ -3530,7 +3530,7 @@
         <w:rPr>
           <w:lang w:val="en_US" w:bidi="en_US"/>
         </w:rPr>
-        <w:t>וַ⁠תֹּאמַ֖רְנָה</w:t>
+        <w:t>וַ⁠תֹּאמַ֖רְנָה</w:t>
       </w:r>
     </w:p>
     <w:p>
@@ -3640,7 +3640,7 @@
         <w:rPr>
           <w:lang w:val="en_US" w:bidi="en_US"/>
         </w:rPr>
-        <w:t>כִּי</w:t>
+        <w:t>כִּי</w:t>
       </w:r>
     </w:p>
     <w:p>
@@ -3750,7 +3750,7 @@
         <w:rPr>
           <w:lang w:val="en_US" w:bidi="en_US"/>
         </w:rPr>
-        <w:t>אִתָּ֥⁠ךְ</w:t>
+        <w:t>אִתָּ֥⁠ךְ</w:t>
       </w:r>
     </w:p>
     <w:p>
@@ -3860,7 +3860,7 @@
         <w:rPr>
           <w:lang w:val="en_US" w:bidi="en_US"/>
         </w:rPr>
-        <w:t>וַ⁠תֹּ֤אמֶר נָעֳמִי֙</w:t>
+        <w:t>וַ⁠תֹּ֤אמֶר נָעֳמִי֙</w:t>
       </w:r>
     </w:p>
     <w:p>
@@ -4060,7 +4060,7 @@
         <w:rPr>
           <w:lang w:val="en_US" w:bidi="en_US"/>
         </w:rPr>
-        <w:t>לָ֥⁠מָּה תֵלַ֖כְנָה עִמִּ֑⁠י</w:t>
+        <w:t>לָ֥⁠מָּה תֵלַ֖כְנָה עִמִּ֑⁠י</w:t>
       </w:r>
     </w:p>
     <w:p>
@@ -4157,7 +4157,7 @@
         <w:rPr>
           <w:lang w:val="en_US" w:bidi="en_US"/>
         </w:rPr>
-        <w:t>הַֽ⁠עֽוֹד־לִ֤⁠י בָנִים֙ בְּֽ⁠מֵעַ֔⁠י וְ⁠הָי֥וּ לָ⁠כֶ֖ם לַ⁠אֲנָשִֽׁים</w:t>
+        <w:t>הַֽ⁠עֽוֹד־לִ֤⁠י בָנִים֙ בְּֽ⁠מֵעַ֔⁠י וְ⁠הָי֥וּ לָ⁠כֶ֖ם לַ⁠אֲנָשִֽׁים</w:t>
       </w:r>
     </w:p>
     <w:p>
@@ -4254,7 +4254,7 @@
         <w:rPr>
           <w:lang w:val="en_US" w:bidi="en_US"/>
         </w:rPr>
-        <w:t>זָקַ֖נְתִּי מִ⁠הְי֣וֹת לְ⁠אִ֑ישׁ</w:t>
+        <w:t>זָקַ֖נְתִּי מִ⁠הְי֣וֹת לְ⁠אִ֑ישׁ</w:t>
       </w:r>
     </w:p>
     <w:p>
@@ -4351,7 +4351,7 @@
         <w:rPr>
           <w:lang w:val="en_US" w:bidi="en_US"/>
         </w:rPr>
-        <w:t>כִּ֤י אָמַ֨רְתִּי֙ יֶשׁ־לִ֣⁠י תִקְוָ֔ה גַּ֣ם הָיִ֤יתִי הַ⁠לַּ֨יְלָה֙ לְ⁠אִ֔ישׁ וְ⁠גַ֖ם יָלַ֥דְתִּי בָנִֽים</w:t>
+        <w:t>כִּ֤י אָמַ֨רְתִּי֙ יֶשׁ־לִ֣⁠י תִקְוָ֔ה גַּ֣ם הָיִ֤יתִי הַ⁠לַּ֨יְלָה֙ לְ⁠אִ֔ישׁ וְ⁠גַ֖ם יָלַ֥דְתִּי בָנִֽים</w:t>
       </w:r>
     </w:p>
     <w:p>
@@ -4511,7 +4511,7 @@
         <w:rPr>
           <w:lang w:val="en_US" w:bidi="en_US"/>
         </w:rPr>
-        <w:t>הֲ⁠לָהֵ֣ן ׀ תְּשַׂבֵּ֗רְנָה עַ֚ד אֲשֶׁ֣ר יִגְדָּ֔לוּ הֲ⁠לָהֵן֙ תֵּֽעָגֵ֔נָה לְ⁠בִלְתִּ֖י הֱי֣וֹת לְ⁠אִ֑ישׁ</w:t>
+        <w:t>הֲ⁠לָהֵ֣ן ׀ תְּשַׂבֵּ֗רְנָה עַ֚ד אֲשֶׁ֣ר יִגְדָּ֔לוּ הֲ⁠לָהֵן֙ תֵּֽעָגֵ֔נָה לְ⁠בִלְתִּ֖י הֱי֣וֹת לְ⁠אִ֑ישׁ</w:t>
       </w:r>
     </w:p>
     <w:p>
@@ -4608,7 +4608,7 @@
         <w:rPr>
           <w:lang w:val="en_US" w:bidi="en_US"/>
         </w:rPr>
-        <w:t>הֲ⁠לָהֵ֣ן ׀ תְּשַׂבֵּ֗רְנָה עַ֚ד אֲשֶׁ֣ר יִגְדָּ֔לוּ הֲ⁠לָהֵן֙ תֵּֽעָגֵ֔נָה לְ⁠בִלְתִּ֖י הֱי֣וֹת לְ⁠אִ֑ישׁ</w:t>
+        <w:t>הֲ⁠לָהֵ֣ן ׀ תְּשַׂבֵּ֗רְנָה עַ֚ד אֲשֶׁ֣ר יִגְדָּ֔לוּ הֲ⁠לָהֵן֙ תֵּֽעָגֵ֔נָה לְ⁠בִלְתִּ֖י הֱי֣וֹת לְ⁠אִ֑ישׁ</w:t>
       </w:r>
     </w:p>
     <w:p>
@@ -4989,7 +4989,7 @@
         <w:rPr>
           <w:lang w:val="en_US" w:bidi="en_US"/>
         </w:rPr>
-        <w:t>וַ⁠תִּשֶּׂ֣נָה קוֹלָ֔⁠ן וַ⁠תִּבְכֶּ֖ינָה</w:t>
+        <w:t>וַ⁠תִּשֶּׂ֣נָה קוֹלָ֔⁠ן וַ⁠תִּבְכֶּ֖ינָה</w:t>
       </w:r>
     </w:p>
     <w:p>
@@ -5099,7 +5099,7 @@
         <w:rPr>
           <w:lang w:val="en_US" w:bidi="en_US"/>
         </w:rPr>
-        <w:t>וְ⁠ר֖וּת דָּ֥בְקָה בָּֽ⁠הּ</w:t>
+        <w:t>וְ⁠ר֖וּת דָּ֥בְקָה בָּֽ⁠הּ</w:t>
       </w:r>
     </w:p>
     <w:p>
@@ -5196,7 +5196,7 @@
         <w:rPr>
           <w:lang w:val="en_US" w:bidi="en_US"/>
         </w:rPr>
-        <w:t>הִנֵּה֙</w:t>
+        <w:t>הִנֵּה֙</w:t>
       </w:r>
     </w:p>
     <w:p>
@@ -5402,7 +5402,7 @@
         <w:rPr>
           <w:lang w:val="en_US" w:bidi="en_US"/>
         </w:rPr>
-        <w:t>עַמָּ֖⁠הּ</w:t>
+        <w:t>עַמָּ֖⁠הּ</w:t>
       </w:r>
     </w:p>
     <w:p>
@@ -5918,7 +5918,7 @@
         <w:rPr>
           <w:lang w:val="en_US" w:bidi="en_US"/>
         </w:rPr>
-        <w:t>עַמֵּ֣⁠ךְ עַמִּ֔⁠י וֵ⁠אלֹהַ֖יִ⁠ךְ אֱלֹהָֽ⁠י</w:t>
+        <w:t>עַמֵּ֣⁠ךְ עַמִּ֔⁠י וֵ⁠אלֹהַ֖יִ⁠ךְ אֱלֹהָֽ⁠י</w:t>
       </w:r>
     </w:p>
     <w:p>
@@ -6015,7 +6015,7 @@
         <w:rPr>
           <w:lang w:val="en_US" w:bidi="en_US"/>
         </w:rPr>
-        <w:t>כֹּה֩ יַעֲשֶׂ֨ה יְהוָ֥ה לִ⁠י֙ וְ⁠כֹ֣ה יֹסִ֔יף</w:t>
+        <w:t>כֹּה֩ יַעֲשֶׂ֨ה יְהוָ֥ה לִ⁠י֙ וְ⁠כֹ֣ה יֹסִ֔יף</w:t>
       </w:r>
     </w:p>
     <w:p>
@@ -6112,7 +6112,7 @@
         <w:rPr>
           <w:lang w:val="en_US" w:bidi="en_US"/>
         </w:rPr>
-        <w:t>כִּ֣י הַ⁠מָּ֔וֶת יַפְרִ֖יד בֵּינִ֥⁠י וּ⁠בֵינֵֽ⁠ךְ</w:t>
+        <w:t>כִּ֣י הַ⁠מָּ֔וֶת יַפְרִ֖יד בֵּינִ֥⁠י וּ⁠בֵינֵֽ⁠ךְ</w:t>
       </w:r>
     </w:p>
     <w:p>
@@ -6209,7 +6209,7 @@
         <w:rPr>
           <w:lang w:val="en_US" w:bidi="en_US"/>
         </w:rPr>
-        <w:t>יַפְרִ֖יד בֵּינִ֥⁠י וּ⁠בֵינֵֽ⁠ךְ</w:t>
+        <w:t>יַפְרִ֖יד בֵּינִ֥⁠י וּ⁠בֵינֵֽ⁠ךְ</w:t>
       </w:r>
     </w:p>
     <w:p>
@@ -6306,7 +6306,7 @@
         <w:rPr>
           <w:lang w:val="en_US" w:bidi="en_US"/>
         </w:rPr>
-        <w:t>וַ⁠תֶּחְדַּ֖ל לְ⁠דַבֵּ֥ר אֵלֶֽי⁠הָ</w:t>
+        <w:t>וַ⁠תֶּחְדַּ֖ל לְ⁠דַבֵּ֥ר אֵלֶֽי⁠הָ</w:t>
       </w:r>
     </w:p>
     <w:p>
@@ -6403,7 +6403,7 @@
         <w:rPr>
           <w:lang w:val="en_US" w:bidi="en_US"/>
         </w:rPr>
-        <w:t>וַ⁠תֶּחְדַּ֖ל לְ⁠דַבֵּ֥ר אֵלֶֽי⁠הָ</w:t>
+        <w:t>וַ⁠תֶּחְדַּ֖ל לְ⁠דַבֵּ֥ר אֵלֶֽי⁠הָ</w:t>
       </w:r>
     </w:p>
     <w:p>
@@ -6636,7 +6636,7 @@
         <w:rPr>
           <w:lang w:val="en_US" w:bidi="en_US"/>
         </w:rPr>
-        <w:t>כְּ⁠בֹאָ֨⁠נָה֙ בֵּ֣ית לֶ֔חֶם</w:t>
+        <w:t>כְּ⁠בֹאָ֨⁠נָה֙ בֵּ֣ית לֶ֔חֶם</w:t>
       </w:r>
     </w:p>
     <w:p>
@@ -6733,7 +6733,7 @@
         <w:rPr>
           <w:lang w:val="en_US" w:bidi="en_US"/>
         </w:rPr>
-        <w:t>כָּל־הָ⁠עִיר֙</w:t>
+        <w:t>כָּל־הָ⁠עִיר֙</w:t>
       </w:r>
     </w:p>
     <w:p>
@@ -6843,7 +6843,7 @@
         <w:rPr>
           <w:lang w:val="en_US" w:bidi="en_US"/>
         </w:rPr>
-        <w:t>כָּל־הָ⁠עִיר֙</w:t>
+        <w:t>כָּל־הָ⁠עִיר֙</w:t>
       </w:r>
     </w:p>
     <w:p>
@@ -7050,7 +7050,7 @@
         <w:rPr>
           <w:lang w:val="en_US" w:bidi="en_US"/>
         </w:rPr>
-        <w:t>אַל־תִּקְרֶ֥אנָה לִ֖⁠י נָעֳמִ֑י</w:t>
+        <w:t>אַל־תִּקְרֶ֥אנָה לִ֖⁠י נָעֳמִ֑י</w:t>
       </w:r>
     </w:p>
     <w:p>
@@ -7270,7 +7270,7 @@
         <w:rPr>
           <w:lang w:val="en_US" w:bidi="en_US"/>
         </w:rPr>
-        <w:t>אֲנִי֙ מְלֵאָ֣ה הָלַ֔כְתִּי וְ⁠רֵיקָ֖ם הֱשִׁיבַ֣⁠נִי יְהוָ֑ה</w:t>
+        <w:t>אֲנִי֙ מְלֵאָ֣ה הָלַ֔כְתִּי וְ⁠רֵיקָ֖ם הֱשִׁיבַ֣⁠נִי יְהוָ֑ה</w:t>
       </w:r>
     </w:p>
     <w:p>
@@ -7393,7 +7393,7 @@
         <w:rPr>
           <w:lang w:val="en_US" w:bidi="en_US"/>
         </w:rPr>
-        <w:t>לָ֣⁠מָּה תִקְרֶ֤אנָה לִ⁠י֙ נָעֳמִ֔י</w:t>
+        <w:t>לָ֣⁠מָּה תִקְרֶ֤אנָה לִ⁠י֙ נָעֳמִ֔י</w:t>
       </w:r>
     </w:p>
     <w:p>
@@ -7490,7 +7490,7 @@
         <w:rPr>
           <w:lang w:val="en_US" w:bidi="en_US"/>
         </w:rPr>
-        <w:t>וַֽ⁠יהוָה֙ עָ֣נָה בִ֔⁠י וְ⁠שַׁדַּ֖י הֵ֥רַֽע לִֽ⁠י</w:t>
+        <w:t>וַֽ⁠יהוָה֙ עָ֣נָה בִ֔⁠י וְ⁠שַׁדַּ֖י הֵ֥רַֽע לִֽ⁠י</w:t>
       </w:r>
     </w:p>
     <w:p>
@@ -7786,7 +7786,7 @@
         <w:rPr>
           <w:lang w:val="en_US" w:bidi="en_US"/>
         </w:rPr>
-        <w:t>וַ⁠תָּ֣שָׁב נָעֳמִ֗י וְ⁠ר֨וּת הַ⁠מּוֹאֲבִיָּ֤ה כַלָּתָ⁠הּ֙ עִמָּ֔⁠הּ הַ⁠שָּׁ֖בָה מִ⁠שְּׂדֵ֣י מוֹאָ֑ב</w:t>
+        <w:t>וַ⁠תָּ֣שָׁב נָעֳמִ֗י וְ⁠ר֨וּת הַ⁠מּוֹאֲבִיָּ֤ה כַלָּתָ⁠הּ֙ עִמָּ֔⁠הּ הַ⁠שָּׁ֖בָה מִ⁠שְּׂדֵ֣י מוֹאָ֑ב</w:t>
       </w:r>
     </w:p>
     <w:p>
@@ -7883,7 +7883,7 @@
         <w:rPr>
           <w:lang w:val="en_US" w:bidi="en_US"/>
         </w:rPr>
-        <w:t>וְ⁠הֵ֗מָּה בָּ֚אוּ בֵּ֣ית לֶ֔חֶם בִּ⁠תְחִלַּ֖ת קְצִ֥יר שְׂעֹרִֽים</w:t>
+        <w:t>וְ⁠הֵ֗מָּה בָּ֚אוּ בֵּ֣ית לֶ֔חֶם בִּ⁠תְחִלַּ֖ת קְצִ֥יר שְׂעֹרִֽים</w:t>
       </w:r>
     </w:p>
     <w:p>
@@ -7980,7 +7980,7 @@
         <w:rPr>
           <w:lang w:val="en_US" w:bidi="en_US"/>
         </w:rPr>
-        <w:t>בִּ⁠תְחִלַּ֖ת קְצִ֥יר שְׂעֹרִֽים</w:t>
+        <w:t>בִּ⁠תְחִלַּ֖ת קְצִ֥יר שְׂעֹרִֽים</w:t>
       </w:r>
     </w:p>
     <w:p>
@@ -8090,7 +8090,7 @@
         <w:rPr>
           <w:lang w:val="en_US" w:bidi="en_US"/>
         </w:rPr>
-        <w:t>וּֽ⁠לְ⁠נָעֳמִ֞י מוֹדַ֣ע לְ⁠אִישָׁ֗⁠הּ</w:t>
+        <w:t>וּֽ⁠לְ⁠נָעֳמִ֞י מוֹדַ֣ע לְ⁠אִישָׁ֗⁠הּ</w:t>
       </w:r>
     </w:p>
     <w:p>
@@ -8187,7 +8187,7 @@
         <w:rPr>
           <w:lang w:val="en_US" w:bidi="en_US"/>
         </w:rPr>
-        <w:t>וּֽ⁠לְ⁠נָעֳמִ֞י מוֹדַ֣ע לְ⁠אִישָׁ֗⁠הּ</w:t>
+        <w:t>וּֽ⁠לְ⁠נָעֳמִ֞י מוֹדַ֣ע לְ⁠אִישָׁ֗⁠הּ</w:t>
       </w:r>
     </w:p>
     <w:p>
@@ -8297,7 +8297,7 @@
         <w:rPr>
           <w:lang w:val="en_US" w:bidi="en_US"/>
         </w:rPr>
-        <w:t>אִ֚ישׁ גִּבּ֣וֹר חַ֔יִל</w:t>
+        <w:t>אִ֚ישׁ גִּבּ֣וֹר חַ֔יִל</w:t>
       </w:r>
     </w:p>
     <w:p>
@@ -8407,7 +8407,7 @@
         <w:rPr>
           <w:lang w:val="en_US" w:bidi="en_US"/>
         </w:rPr>
-        <w:t>מִ⁠מִּשְׁפַּ֖חַת אֱלִימֶ֑לֶךְ</w:t>
+        <w:t>מִ⁠מִּשְׁפַּ֖חַת אֱלִימֶ֑לֶךְ</w:t>
       </w:r>
     </w:p>
     <w:p>
@@ -8517,7 +8517,7 @@
         <w:rPr>
           <w:lang w:val="en_US" w:bidi="en_US"/>
         </w:rPr>
-        <w:t>ר֨וּת הַ⁠מּוֹאֲבִיָּ֜ה</w:t>
+        <w:t>ר֨וּת הַ⁠מּוֹאֲבִיָּ֜ה</w:t>
       </w:r>
     </w:p>
     <w:p>
@@ -8677,7 +8677,7 @@
         <w:rPr>
           <w:lang w:val="en_US" w:bidi="en_US"/>
         </w:rPr>
-        <w:t>אֲשֶׁ֥ר אֶמְצָא־חֵ֖ן בְּ⁠עֵינָ֑י⁠ו</w:t>
+        <w:t>אֲשֶׁ֥ר אֶמְצָא־חֵ֖ן בְּ⁠עֵינָ֑י⁠ו</w:t>
       </w:r>
     </w:p>
     <w:p>
@@ -8787,7 +8787,7 @@
         <w:rPr>
           <w:lang w:val="en_US" w:bidi="en_US"/>
         </w:rPr>
-        <w:t>בִתִּֽ⁠י</w:t>
+        <w:t>בִתִּֽ⁠י</w:t>
       </w:r>
     </w:p>
     <w:p>
@@ -8884,7 +8884,7 @@
         <w:rPr>
           <w:lang w:val="en_US" w:bidi="en_US"/>
         </w:rPr>
-        <w:t>וַ⁠יִּ֣קֶר מִקְרֶ֔⁠הָ</w:t>
+        <w:t>וַ⁠יִּ֣קֶר מִקְרֶ֔⁠הָ</w:t>
       </w:r>
     </w:p>
     <w:p>
@@ -8994,7 +8994,7 @@
         <w:rPr>
           <w:lang w:val="en_US" w:bidi="en_US"/>
         </w:rPr>
-        <w:t>מִ⁠מִּשְׁפַּ֥חַת אֱלִימֶֽלֶךְ</w:t>
+        <w:t>מִ⁠מִּשְׁפַּ֥חַת אֱלִימֶֽלֶךְ</w:t>
       </w:r>
     </w:p>
     <w:p>
@@ -9104,7 +9104,7 @@
         <w:rPr>
           <w:lang w:val="en_US" w:bidi="en_US"/>
         </w:rPr>
-        <w:t>וְ⁠הִנֵּה</w:t>
+        <w:t>וְ⁠הִנֵּה</w:t>
       </w:r>
     </w:p>
     <w:p>
@@ -9214,7 +9214,7 @@
         <w:rPr>
           <w:lang w:val="en_US" w:bidi="en_US"/>
         </w:rPr>
-        <w:t>בָּ֚א מִ⁠בֵּ֣ית לֶ֔חֶם</w:t>
+        <w:t>בָּ֚א מִ⁠בֵּ֣ית לֶ֔חֶם</w:t>
       </w:r>
     </w:p>
     <w:p>
@@ -9311,7 +9311,7 @@
         <w:rPr>
           <w:lang w:val="en_US" w:bidi="en_US"/>
         </w:rPr>
-        <w:t>יְהוָ֣ה עִמָּ⁠כֶ֑ם</w:t>
+        <w:t>יְהוָ֣ה עִמָּ⁠כֶ֑ם</w:t>
       </w:r>
     </w:p>
     <w:p>
@@ -9587,7 +9587,7 @@
         <w:rPr>
           <w:lang w:val="en_US" w:bidi="en_US"/>
         </w:rPr>
-        <w:t>לְ⁠מִ֖י הַ⁠נַּעֲרָ֥ה הַ⁠זֹּֽאת</w:t>
+        <w:t>לְ⁠מִ֖י הַ⁠נַּעֲרָ֥ה הַ⁠זֹּֽאת</w:t>
       </w:r>
     </w:p>
     <w:p>
@@ -9684,7 +9684,7 @@
         <w:rPr>
           <w:lang w:val="en_US" w:bidi="en_US"/>
         </w:rPr>
-        <w:t>וַ⁠יַּ֗עַן &amp; וַ⁠יֹּאמַ֑ר</w:t>
+        <w:t>וַ⁠יַּ֗עַן &amp; וַ⁠יֹּאמַ֑ר</w:t>
       </w:r>
     </w:p>
     <w:p>
@@ -9820,7 +9820,7 @@
         <w:rPr>
           <w:lang w:val="en_US" w:bidi="en_US"/>
         </w:rPr>
-        <w:t>וַ⁠תֹּ֗אמֶר אֲלַקֳטָה־נָּא֙ וְ⁠אָסַפְתִּ֣י בָֽ⁠עֳמָרִ֔ים אַחֲרֵ֖י הַ⁠קּוֹצְרִ֑ים</w:t>
+        <w:t>וַ⁠תֹּ֗אמֶר אֲלַקֳטָה־נָּא֙ וְ⁠אָסַפְתִּ֣י בָֽ⁠עֳמָרִ֔ים אַחֲרֵ֖י הַ⁠קּוֹצְרִ֑ים</w:t>
       </w:r>
     </w:p>
     <w:p>
@@ -9917,7 +9917,7 @@
         <w:rPr>
           <w:lang w:val="en_US" w:bidi="en_US"/>
         </w:rPr>
-        <w:t>אֲלַקֳטָה־נָּא֙ וְ⁠אָסַפְתִּ֣י</w:t>
+        <w:t>אֲלַקֳטָה־נָּא֙ וְ⁠אָסַפְתִּ֣י</w:t>
       </w:r>
     </w:p>
     <w:p>
@@ -10116,7 +10116,7 @@
         <w:rPr>
           <w:lang w:val="en_US" w:bidi="en_US"/>
         </w:rPr>
-        <w:t>הֲ⁠ל֧וֹא שָׁמַ֣עַתְּ בִּתִּ֗⁠י</w:t>
+        <w:t>הֲ⁠ל֧וֹא שָׁמַ֣עַתְּ בִּתִּ֗⁠י</w:t>
       </w:r>
     </w:p>
     <w:p>
@@ -10213,7 +10213,7 @@
         <w:rPr>
           <w:lang w:val="en_US" w:bidi="en_US"/>
         </w:rPr>
-        <w:t>בִּתִּ֗⁠י</w:t>
+        <w:t>בִּתִּ֗⁠י</w:t>
       </w:r>
     </w:p>
     <w:p>
@@ -10323,7 +10323,7 @@
         <w:rPr>
           <w:lang w:val="en_US" w:bidi="en_US"/>
         </w:rPr>
-        <w:t>עֵינַ֜יִ⁠ךְ בַּ⁠שָּׂדֶ֤ה</w:t>
+        <w:t>עֵינַ֜יִ⁠ךְ בַּ⁠שָּׂדֶ֤ה</w:t>
       </w:r>
     </w:p>
     <w:p>
@@ -10543,7 +10543,7 @@
         <w:rPr>
           <w:lang w:val="en_US" w:bidi="en_US"/>
         </w:rPr>
-        <w:t>הֲ⁠ל֥וֹא צִוִּ֛יתִי אֶת־הַ⁠נְּעָרִ֖ים לְ⁠בִלְתִּ֣י נָגְעֵ֑⁠ךְ</w:t>
+        <w:t>הֲ⁠ל֥וֹא צִוִּ֛יתִי אֶת־הַ⁠נְּעָרִ֖ים לְ⁠בִלְתִּ֣י נָגְעֵ֑⁠ךְ</w:t>
       </w:r>
     </w:p>
     <w:p>
@@ -10640,7 +10640,7 @@
         <w:rPr>
           <w:lang w:val="en_US" w:bidi="en_US"/>
         </w:rPr>
-        <w:t>אֶת־הַ⁠נְּעָרִ֖ים</w:t>
+        <w:t>אֶת־הַ⁠נְּעָרִ֖ים</w:t>
       </w:r>
     </w:p>
     <w:p>
@@ -10737,7 +10737,7 @@
         <w:rPr>
           <w:lang w:val="en_US" w:bidi="en_US"/>
         </w:rPr>
-        <w:t>לְ⁠בִלְתִּ֣י נָגְעֵ֑⁠ךְ</w:t>
+        <w:t>לְ⁠בִלְתִּ֣י נָגְעֵ֑⁠ךְ</w:t>
       </w:r>
     </w:p>
     <w:p>
@@ -10910,7 +10910,7 @@
         <w:rPr>
           <w:lang w:val="en_US" w:bidi="en_US"/>
         </w:rPr>
-        <w:t>וַ⁠תִּפֹּל֙ עַל־פָּנֶ֔י⁠הָ וַ⁠תִּשְׁתַּ֖חוּ אָ֑רְצָ⁠ה</w:t>
+        <w:t>וַ⁠תִּפֹּל֙ עַל־פָּנֶ֔י⁠הָ וַ⁠תִּשְׁתַּ֖חוּ אָ֑רְצָ⁠ה</w:t>
       </w:r>
     </w:p>
     <w:p>
@@ -11007,7 +11007,7 @@
         <w:rPr>
           <w:lang w:val="en_US" w:bidi="en_US"/>
         </w:rPr>
-        <w:t>וַ⁠תִּפֹּל֙ עַל־פָּנֶ֔י⁠הָ וַ⁠תִּשְׁתַּ֖חוּ אָ֑רְצָ⁠ה</w:t>
+        <w:t>וַ⁠תִּפֹּל֙ עַל־פָּנֶ֔י⁠הָ וַ⁠תִּשְׁתַּ֖חוּ אָ֑רְצָ⁠ה</w:t>
       </w:r>
     </w:p>
     <w:p>
@@ -11130,7 +11130,7 @@
         <w:rPr>
           <w:lang w:val="en_US" w:bidi="en_US"/>
         </w:rPr>
-        <w:t>וַ⁠תִּפֹּל֙ עַל־פָּנֶ֔י⁠הָ וַ⁠תִּשְׁתַּ֖חוּ אָ֑רְצָ⁠ה</w:t>
+        <w:t>וַ⁠תִּפֹּל֙ עַל־פָּנֶ֔י⁠הָ וַ⁠תִּשְׁתַּ֖חוּ אָ֑רְצָ⁠ה</w:t>
       </w:r>
     </w:p>
     <w:p>
@@ -11240,7 +11240,7 @@
         <w:rPr>
           <w:lang w:val="en_US" w:bidi="en_US"/>
         </w:rPr>
-        <w:t>מַדּוּעַ֩ מָצָ֨אתִי חֵ֤ן בְּ⁠עֵינֶ֨י⁠ךָ֙ לְ⁠הַכִּירֵ֔⁠נִי וְ⁠אָּנֹכִ֖י נָכְרִיָּֽה</w:t>
+        <w:t>מַדּוּעַ֩ מָצָ֨אתִי חֵ֤ן בְּ⁠עֵינֶ֨י⁠ךָ֙ לְ⁠הַכִּירֵ֔⁠נִי וְ⁠אָּנֹכִ֖י נָכְרִיָּֽה</w:t>
       </w:r>
     </w:p>
     <w:p>
@@ -11337,7 +11337,7 @@
         <w:rPr>
           <w:lang w:val="en_US" w:bidi="en_US"/>
         </w:rPr>
-        <w:t>מָצָ֨אתִי חֵ֤ן בְּ⁠עֵינֶ֨י⁠ךָ֙</w:t>
+        <w:t>מָצָ֨אתִי חֵ֤ן בְּ⁠עֵינֶ֨י⁠ךָ֙</w:t>
       </w:r>
     </w:p>
     <w:p>
@@ -11556,7 +11556,7 @@
         <w:rPr>
           <w:lang w:val="en_US" w:bidi="en_US"/>
         </w:rPr>
-        <w:t>הֻגֵּ֨ד הֻגַּ֜ד</w:t>
+        <w:t>הֻגֵּ֨ד הֻגַּ֜ד</w:t>
       </w:r>
     </w:p>
     <w:p>
@@ -11666,7 +11666,7 @@
         <w:rPr>
           <w:lang w:val="en_US" w:bidi="en_US"/>
         </w:rPr>
-        <w:t>הֻגֵּ֨ד הֻגַּ֜ד לִ֗⁠י</w:t>
+        <w:t>הֻגֵּ֨ד הֻגַּ֜ד לִ֗⁠י</w:t>
       </w:r>
     </w:p>
     <w:p>
@@ -11763,7 +11763,7 @@
         <w:rPr>
           <w:lang w:val="en_US" w:bidi="en_US"/>
         </w:rPr>
-        <w:t>וַ⁠תֵּ֣לְכִ֔י אֶל־עַ֕ם</w:t>
+        <w:t>וַ⁠תֵּ֣לְכִ֔י אֶל־עַ֕ם</w:t>
       </w:r>
     </w:p>
     <w:p>
@@ -11873,7 +11873,7 @@
         <w:rPr>
           <w:lang w:val="en_US" w:bidi="en_US"/>
         </w:rPr>
-        <w:t>תְּמ֥וֹל שִׁלְשֽׁוֹם</w:t>
+        <w:t>תְּמ֥וֹל שִׁלְשֽׁוֹם</w:t>
       </w:r>
     </w:p>
     <w:p>
@@ -11983,7 +11983,7 @@
         <w:rPr>
           <w:lang w:val="en_US" w:bidi="en_US"/>
         </w:rPr>
-        <w:t>פָּעֳלֵ֑⁠ךְ</w:t>
+        <w:t>פָּעֳלֵ֑⁠ךְ</w:t>
       </w:r>
     </w:p>
     <w:p>
@@ -12093,7 +12093,7 @@
         <w:rPr>
           <w:lang w:val="en_US" w:bidi="en_US"/>
         </w:rPr>
-        <w:t>וּ⁠תְהִ֨י מַשְׂכֻּרְתֵּ֜⁠ךְ שְׁלֵמָ֗ה מֵ⁠עִ֤ם יְהוָה֙</w:t>
+        <w:t>וּ⁠תְהִ֨י מַשְׂכֻּרְתֵּ֜⁠ךְ שְׁלֵמָ֗ה מֵ⁠עִ֤ם יְהוָה֙</w:t>
       </w:r>
     </w:p>
     <w:p>
@@ -12190,7 +12190,7 @@
         <w:rPr>
           <w:lang w:val="en_US" w:bidi="en_US"/>
         </w:rPr>
-        <w:t>אֲשֶׁר־בָּ֖את לַ⁠חֲס֥וֹת תַּֽחַת־כְּנָפָֽי⁠ו</w:t>
+        <w:t>אֲשֶׁר־בָּ֖את לַ⁠חֲס֥וֹת תַּֽחַת־כְּנָפָֽי⁠ו</w:t>
       </w:r>
     </w:p>
     <w:p>
@@ -12300,7 +12300,7 @@
         <w:rPr>
           <w:lang w:val="en_US" w:bidi="en_US"/>
         </w:rPr>
-        <w:t>אֶמְצָא־חֵ֨ן בְּ⁠עֵינֶ֤י⁠ךָ</w:t>
+        <w:t>אֶמְצָא־חֵ֨ן בְּ⁠עֵינֶ֤י⁠ךָ</w:t>
       </w:r>
     </w:p>
     <w:p>
@@ -12533,7 +12533,7 @@
         <w:rPr>
           <w:lang w:val="en_US" w:bidi="en_US"/>
         </w:rPr>
-        <w:t>עַל־לֵ֣ב שִׁפְחָתֶ֑⁠ךָ</w:t>
+        <w:t>עַל־לֵ֣ב שִׁפְחָתֶ֑⁠ךָ</w:t>
       </w:r>
     </w:p>
     <w:p>
@@ -12740,7 +12740,7 @@
         <w:rPr>
           <w:lang w:val="en_US" w:bidi="en_US"/>
         </w:rPr>
-        <w:t>שִׁפְחָתֶ֑⁠ךָ</w:t>
+        <w:t>שִׁפְחָתֶ֑⁠ךָ</w:t>
       </w:r>
     </w:p>
     <w:p>
@@ -12837,7 +12837,7 @@
         <w:rPr>
           <w:lang w:val="en_US" w:bidi="en_US"/>
         </w:rPr>
-        <w:t>וְ⁠אָנֹכִי֙ לֹ֣א אֶֽהְיֶ֔ה כְּ⁠אַחַ֖ת שִׁפְחֹתֶֽי⁠ךָ</w:t>
+        <w:t>וְ⁠אָנֹכִי֙ לֹ֣א אֶֽהְיֶ֔ה כְּ⁠אַחַ֖ת שִׁפְחֹתֶֽי⁠ךָ</w:t>
       </w:r>
     </w:p>
     <w:p>
@@ -12997,7 +12997,7 @@
         <w:rPr>
           <w:lang w:val="en_US" w:bidi="en_US"/>
         </w:rPr>
-        <w:t>גֹּ֤שִֽׁי הֲלֹם֙ וְ⁠אָכַ֣לְתְּ מִן־הַ⁠לֶּ֔חֶם וְ⁠טָבַ֥לְתְּ פִּתֵּ֖⁠ךְ בַּ⁠חֹ֑מֶץ</w:t>
+        <w:t>גֹּ֤שִֽׁי הֲלֹם֙ וְ⁠אָכַ֣לְתְּ מִן־הַ⁠לֶּ֔חֶם וְ⁠טָבַ֥לְתְּ פִּתֵּ֖⁠ךְ בַּ⁠חֹ֑מֶץ</w:t>
       </w:r>
     </w:p>
     <w:p>
@@ -13094,7 +13094,7 @@
         <w:rPr>
           <w:lang w:val="en_US" w:bidi="en_US"/>
         </w:rPr>
-        <w:t>וְ⁠אָכַ֣לְתְּ מִן־הַ⁠לֶּ֔חֶם וְ⁠טָבַ֥לְתְּ פִּתֵּ֖⁠ךְ בַּ⁠חֹ֑מֶץ</w:t>
+        <w:t>וְ⁠אָכַ֣לְתְּ מִן־הַ⁠לֶּ֔חֶם וְ⁠טָבַ֥לְתְּ פִּתֵּ֖⁠ךְ בַּ⁠חֹ֑מֶץ</w:t>
       </w:r>
     </w:p>
     <w:p>
@@ -13191,7 +13191,7 @@
         <w:rPr>
           <w:lang w:val="en_US" w:bidi="en_US"/>
         </w:rPr>
-        <w:t>וְ⁠טָבַ֥לְתְּ פִּתֵּ֖⁠ךְ בַּ⁠חֹ֑מֶץ</w:t>
+        <w:t>וְ⁠טָבַ֥לְתְּ פִּתֵּ֖⁠ךְ בַּ⁠חֹ֑מֶץ</w:t>
       </w:r>
     </w:p>
     <w:p>
@@ -13268,7 +13268,7 @@
         <w:rPr>
           <w:lang w:val="en_US" w:bidi="en_US"/>
         </w:rPr>
-        <w:t>וַ⁠יְצַו֩ בֹּ֨עַז אֶת־נְעָרָ֜י⁠ו</w:t>
+        <w:t>וַ⁠יְצַו֩ בֹּ֨עַז אֶת־נְעָרָ֜י⁠ו</w:t>
       </w:r>
     </w:p>
     <w:p>
@@ -13365,7 +13365,7 @@
         <w:rPr>
           <w:lang w:val="en_US" w:bidi="en_US"/>
         </w:rPr>
-        <w:t>גַּ֣ם בֵּ֧ין הָֽ⁠עֳמָרִ֛ים</w:t>
+        <w:t>גַּ֣ם בֵּ֧ין הָֽ⁠עֳמָרִ֛ים</w:t>
       </w:r>
     </w:p>
     <w:p>
@@ -13692,7 +13692,7 @@
         <w:rPr>
           <w:lang w:val="en_US" w:bidi="en_US"/>
         </w:rPr>
-        <w:t>וַ⁠תַּחְבֹּט֙</w:t>
+        <w:t>וַ⁠תַּחְבֹּט֙</w:t>
       </w:r>
     </w:p>
     <w:p>
@@ -13769,7 +13769,7 @@
         <w:rPr>
           <w:lang w:val="en_US" w:bidi="en_US"/>
         </w:rPr>
-        <w:t>כְּ⁠אֵיפָ֥ה</w:t>
+        <w:t>כְּ⁠אֵיפָ֥ה</w:t>
       </w:r>
     </w:p>
     <w:p>
@@ -13879,7 +13879,7 @@
         <w:rPr>
           <w:lang w:val="en_US" w:bidi="en_US"/>
         </w:rPr>
-        <w:t>וַ⁠תִּשָּׂא֙ וַ⁠תָּב֣וֹא הָ⁠עִ֔יר</w:t>
+        <w:t>וַ⁠תִּשָּׂא֙ וַ⁠תָּב֣וֹא הָ⁠עִ֔יר</w:t>
       </w:r>
     </w:p>
     <w:p>
@@ -13976,7 +13976,7 @@
         <w:rPr>
           <w:lang w:val="en_US" w:bidi="en_US"/>
         </w:rPr>
-        <w:t>אֵיפֹ֨ה לִקַּ֤טְתְּ הַ⁠יּוֹם֙ וְ⁠אָ֣נָה עָשִׂ֔ית</w:t>
+        <w:t>אֵיפֹ֨ה לִקַּ֤טְתְּ הַ⁠יּוֹם֙ וְ⁠אָ֣נָה עָשִׂ֔ית</w:t>
       </w:r>
     </w:p>
     <w:p>
@@ -14073,7 +14073,7 @@
         <w:rPr>
           <w:lang w:val="en_US" w:bidi="en_US"/>
         </w:rPr>
-        <w:t>יְהִ֥י מַכִּירֵ֖⁠ךְ בָּר֑וּךְ</w:t>
+        <w:t>יְהִ֥י מַכִּירֵ֖⁠ךְ בָּר֑וּךְ</w:t>
       </w:r>
     </w:p>
     <w:p>
@@ -14170,7 +14170,7 @@
         <w:rPr>
           <w:lang w:val="en_US" w:bidi="en_US"/>
         </w:rPr>
-        <w:t>יְהִ֥י מַכִּירֵ֖⁠ךְ בָּר֑וּךְ</w:t>
+        <w:t>יְהִ֥י מַכִּירֵ֖⁠ךְ בָּר֑וּךְ</w:t>
       </w:r>
     </w:p>
     <w:p>
@@ -14267,7 +14267,7 @@
         <w:rPr>
           <w:lang w:val="en_US" w:bidi="en_US"/>
         </w:rPr>
-        <w:t>מַכִּירֵ֖⁠ךְ</w:t>
+        <w:t>מַכִּירֵ֖⁠ךְ</w:t>
       </w:r>
     </w:p>
     <w:p>
@@ -14377,7 +14377,7 @@
         <w:rPr>
           <w:lang w:val="en_US" w:bidi="en_US"/>
         </w:rPr>
-        <w:t>וַ⁠תַּגֵּ֣ד לַ⁠חֲמוֹתָ֗⁠הּ אֵ֤ת אֲשֶׁר־עָשְׂתָה֙ עִמּ֔⁠וֹ וַ⁠תֹּ֗אמֶר שֵׁ֤ם הָ⁠אִישׁ֙ אֲשֶׁ֨ר עָשִׂ֧יתִי עִמּ֛⁠וֹ הַ⁠יּ֖וֹם בֹּֽעַז</w:t>
+        <w:t>וַ⁠תַּגֵּ֣ד לַ⁠חֲמוֹתָ֗⁠הּ אֵ֤ת אֲשֶׁר־עָשְׂתָה֙ עִמּ֔⁠וֹ וַ⁠תֹּ֗אמֶר שֵׁ֤ם הָ⁠אִישׁ֙ אֲשֶׁ֨ר עָשִׂ֧יתִי עִמּ֛⁠וֹ הַ⁠יּ֖וֹם בֹּֽעַז</w:t>
       </w:r>
     </w:p>
     <w:p>
@@ -14474,7 +14474,7 @@
         <w:rPr>
           <w:lang w:val="en_US" w:bidi="en_US"/>
         </w:rPr>
-        <w:t>בָּר֥וּךְ הוּא֙ לַ⁠יהוָ֔ה</w:t>
+        <w:t>בָּר֥וּךְ הוּא֙ לַ⁠יהוָ֔ה</w:t>
       </w:r>
     </w:p>
     <w:p>
@@ -14571,7 +14571,7 @@
         <w:rPr>
           <w:lang w:val="en_US" w:bidi="en_US"/>
         </w:rPr>
-        <w:t>בָּר֥וּךְ הוּא֙ לַ⁠יהוָ֔ה</w:t>
+        <w:t>בָּר֥וּךְ הוּא֙ לַ⁠יהוָ֔ה</w:t>
       </w:r>
     </w:p>
     <w:p>
@@ -14668,7 +14668,7 @@
         <w:rPr>
           <w:lang w:val="en_US" w:bidi="en_US"/>
         </w:rPr>
-        <w:t>אֲשֶׁר֙ לֹא־עָזַ֣ב</w:t>
+        <w:t>אֲשֶׁר֙ לֹא־עָזַ֣ב</w:t>
       </w:r>
     </w:p>
     <w:p>
@@ -14791,7 +14791,7 @@
         <w:rPr>
           <w:lang w:val="en_US" w:bidi="en_US"/>
         </w:rPr>
-        <w:t>אֲשֶׁר֙ לֹא־עָזַ֣ב</w:t>
+        <w:t>אֲשֶׁר֙ לֹא־עָזַ֣ב</w:t>
       </w:r>
     </w:p>
     <w:p>
@@ -14914,7 +14914,7 @@
         <w:rPr>
           <w:lang w:val="en_US" w:bidi="en_US"/>
         </w:rPr>
-        <w:t>אֶת־הַ⁠חַיִּ֖ים</w:t>
+        <w:t>אֶת־הַ⁠חַיִּ֖ים</w:t>
       </w:r>
     </w:p>
     <w:p>
@@ -15024,7 +15024,7 @@
         <w:rPr>
           <w:lang w:val="en_US" w:bidi="en_US"/>
         </w:rPr>
-        <w:t>וְ⁠אֶת־הַ⁠מֵּתִ֑ים</w:t>
+        <w:t>וְ⁠אֶת־הַ⁠מֵּתִ֑ים</w:t>
       </w:r>
     </w:p>
     <w:p>
@@ -15134,7 +15134,7 @@
         <w:rPr>
           <w:lang w:val="en_US" w:bidi="en_US"/>
         </w:rPr>
-        <w:t>קָר֥וֹב לָ֨⁠נוּ֙ הָ⁠אִ֔ישׁ מִֽ⁠גֹּאֲלֵ֖⁠נוּ הֽוּא</w:t>
+        <w:t>קָר֥וֹב לָ֨⁠נוּ֙ הָ⁠אִ֔ישׁ מִֽ⁠גֹּאֲלֵ֖⁠נוּ הֽוּא</w:t>
       </w:r>
     </w:p>
     <w:p>
@@ -15231,7 +15231,7 @@
         <w:rPr>
           <w:lang w:val="en_US" w:bidi="en_US"/>
         </w:rPr>
-        <w:t>מִֽ⁠גֹּאֲלֵ֖⁠נוּ</w:t>
+        <w:t>מִֽ⁠גֹּאֲלֵ֖⁠נוּ</w:t>
       </w:r>
     </w:p>
     <w:p>
@@ -15308,7 +15308,7 @@
         <w:rPr>
           <w:lang w:val="en_US" w:bidi="en_US"/>
         </w:rPr>
-        <w:t>גַּ֣ם ׀ כִּי־אָמַ֣ר אֵלַ֗⁠י</w:t>
+        <w:t>גַּ֣ם ׀ כִּי־אָמַ֣ר אֵלַ֗⁠י</w:t>
       </w:r>
     </w:p>
     <w:p>
@@ -15405,7 +15405,7 @@
         <w:rPr>
           <w:lang w:val="en_US" w:bidi="en_US"/>
         </w:rPr>
-        <w:t>אָמַ֣ר אֵלַ֗⁠י עִם־הַ⁠נְּעָרִ֤ים אֲשֶׁר־לִ⁠י֙ תִּדְבָּקִ֔י⁠ן עַ֣ד אִם־כִּלּ֔וּ אֵ֥ת כָּל־הַ⁠קָּצִ֖יר אֲשֶׁר־לִֽ⁠י</w:t>
+        <w:t>אָמַ֣ר אֵלַ֗⁠י עִם־הַ⁠נְּעָרִ֤ים אֲשֶׁר־לִ⁠י֙ תִּדְבָּקִ֔י⁠ן עַ֣ד אִם־כִּלּ֔וּ אֵ֥ת כָּל־הַ⁠קָּצִ֖יר אֲשֶׁר־לִֽ⁠י</w:t>
       </w:r>
     </w:p>
     <w:p>
@@ -15502,7 +15502,7 @@
         <w:rPr>
           <w:lang w:val="en_US" w:bidi="en_US"/>
         </w:rPr>
-        <w:t>עִם־הַ⁠נְּעָרִ֤ים אֲשֶׁר־לִ⁠י֙ תִּדְבָּקִ֔י⁠ן</w:t>
+        <w:t>עִם־הַ⁠נְּעָרִ֤ים אֲשֶׁר־לִ⁠י֙ תִּדְבָּקִ֔י⁠ן</w:t>
       </w:r>
     </w:p>
     <w:p>
@@ -15662,7 +15662,7 @@
         <w:rPr>
           <w:lang w:val="en_US" w:bidi="en_US"/>
         </w:rPr>
-        <w:t>וְ⁠לֹ֥א יִפְגְּעוּ־בָ֖⁠ךְ</w:t>
+        <w:t>וְ⁠לֹ֥א יִפְגְּעוּ־בָ֖⁠ךְ</w:t>
       </w:r>
     </w:p>
     <w:p>
@@ -15772,7 +15772,7 @@
         <w:rPr>
           <w:lang w:val="en_US" w:bidi="en_US"/>
         </w:rPr>
-        <w:t>וַ⁠תִּדְבַּ֞ק</w:t>
+        <w:t>וַ⁠תִּדְבַּ֞ק</w:t>
       </w:r>
     </w:p>
     <w:p>
@@ -15882,7 +15882,7 @@
         <w:rPr>
           <w:lang w:val="en_US" w:bidi="en_US"/>
         </w:rPr>
-        <w:t>עַד־כְּל֥וֹת קְצִֽיר־הַ⁠שְּׂעֹרִ֖ים וּ⁠קְצִ֣יר הַֽ⁠חִטִּ֑ים</w:t>
+        <w:t>עַד־כְּל֥וֹת קְצִֽיר־הַ⁠שְּׂעֹרִ֖ים וּ⁠קְצִ֣יר הַֽ⁠חִטִּ֑ים</w:t>
       </w:r>
     </w:p>
     <w:p>
@@ -15979,7 +15979,7 @@
         <w:rPr>
           <w:lang w:val="en_US" w:bidi="en_US"/>
         </w:rPr>
-        <w:t>וַ⁠תֹּ֥אמֶר לָ֖⁠הּ נָעֳמִ֣י חֲמוֹתָ֑⁠הּ</w:t>
+        <w:t>וַ⁠תֹּ֥אמֶר לָ֖⁠הּ נָעֳמִ֣י חֲמוֹתָ֑⁠הּ</w:t>
       </w:r>
     </w:p>
     <w:p>
@@ -16412,7 +16412,7 @@
         <w:rPr>
           <w:lang w:val="en_US" w:bidi="en_US"/>
         </w:rPr>
-        <w:t>בִּתִּ֞⁠י</w:t>
+        <w:t>בִּתִּ֞⁠י</w:t>
       </w:r>
     </w:p>
     <w:p>
@@ -16522,7 +16522,7 @@
         <w:rPr>
           <w:lang w:val="en_US" w:bidi="en_US"/>
         </w:rPr>
-        <w:t>הֲ⁠לֹ֧א אֲבַקֶּשׁ־לָ֛⁠ךְ מָנ֖וֹחַ אֲשֶׁ֥ר יִֽיטַב־לָֽ⁠ךְ</w:t>
+        <w:t>הֲ⁠לֹ֧א אֲבַקֶּשׁ־לָ֛⁠ךְ מָנ֖וֹחַ אֲשֶׁ֥ר יִֽיטַב־לָֽ⁠ךְ</w:t>
       </w:r>
     </w:p>
     <w:p>
@@ -16729,7 +16729,7 @@
         <w:rPr>
           <w:lang w:val="en_US" w:bidi="en_US"/>
         </w:rPr>
-        <w:t>וְ⁠עַתָּ֗ה</w:t>
+        <w:t>וְ⁠עַתָּ֗ה</w:t>
       </w:r>
     </w:p>
     <w:p>
@@ -16862,7 +16862,7 @@
         <w:rPr>
           <w:lang w:val="en_US" w:bidi="en_US"/>
         </w:rPr>
-        <w:t>הֲ⁠לֹ֥א בֹ֨עַז֙ מֹֽדַעְתָּ֔⁠נוּ אֲשֶׁ֥ר הָיִ֖ית אֶת־נַעֲרוֹתָ֑י⁠ו</w:t>
+        <w:t>הֲ⁠לֹ֥א בֹ֨עַז֙ מֹֽדַעְתָּ֔⁠נוּ אֲשֶׁ֥ר הָיִ֖ית אֶת־נַעֲרוֹתָ֑י⁠ו</w:t>
       </w:r>
     </w:p>
     <w:p>
@@ -16977,7 +16977,7 @@
         <w:rPr>
           <w:lang w:val="en_US" w:bidi="en_US"/>
         </w:rPr>
-        <w:t>אֲשֶׁ֥ר הָיִ֖ית אֶת־נַעֲרוֹתָ֑י⁠ו</w:t>
+        <w:t>אֲשֶׁ֥ר הָיִ֖ית אֶת־נַעֲרוֹתָ֑י⁠ו</w:t>
       </w:r>
     </w:p>
     <w:p>
@@ -17074,7 +17074,7 @@
         <w:rPr>
           <w:lang w:val="en_US" w:bidi="en_US"/>
         </w:rPr>
-        <w:t>הִנֵּה</w:t>
+        <w:t>הִנֵּה</w:t>
       </w:r>
     </w:p>
     <w:p>
@@ -17247,7 +17247,7 @@
         <w:rPr>
           <w:lang w:val="en_US" w:bidi="en_US"/>
         </w:rPr>
-        <w:t>וְיָרַ֣דְתְּ הַ⁠גֹּ֑רֶן</w:t>
+        <w:t>וְיָרַ֣דְתְּ הַ⁠גֹּ֑רֶן</w:t>
       </w:r>
     </w:p>
     <w:p>
@@ -17357,7 +17357,7 @@
         <w:rPr>
           <w:lang w:val="en_US" w:bidi="en_US"/>
         </w:rPr>
-        <w:t>לֶ⁠אֱכֹ֥ל וְ⁠לִ⁠שְׁתּֽוֹת</w:t>
+        <w:t>לֶ⁠אֱכֹ֥ל וְ⁠לִ⁠שְׁתּֽוֹת</w:t>
       </w:r>
     </w:p>
     <w:p>
@@ -17544,7 +17544,7 @@
         <w:rPr>
           <w:lang w:val="en_US" w:bidi="en_US"/>
         </w:rPr>
-        <w:t>וְ⁠גִלִּ֥ית מַרְגְּלֹתָ֖י⁠ו</w:t>
+        <w:t>וְ⁠גִלִּ֥ית מַרְגְּלֹתָ֖י⁠ו</w:t>
       </w:r>
     </w:p>
     <w:p>
@@ -17654,7 +17654,7 @@
         <w:rPr>
           <w:lang w:val="en_US" w:bidi="en_US"/>
         </w:rPr>
-        <w:t>מַרְגְּלֹתָ֖י⁠ו</w:t>
+        <w:t>מַרְגְּלֹתָ֖י⁠ו</w:t>
       </w:r>
     </w:p>
     <w:p>
@@ -17764,7 +17764,7 @@
         <w:rPr>
           <w:lang w:val="en_US" w:bidi="en_US"/>
         </w:rPr>
-        <w:t>וְ⁠הוּא֙ יַגִּ֣יד לָ֔⁠ךְ אֵ֖ת אֲשֶׁ֥ר תַּעַשִֽׂי⁠ן</w:t>
+        <w:t>וְ⁠הוּא֙ יַגִּ֣יד לָ֔⁠ךְ אֵ֖ת אֲשֶׁ֥ר תַּעַשִֽׂי⁠ן</w:t>
       </w:r>
     </w:p>
     <w:p>
@@ -17841,7 +17841,7 @@
         <w:rPr>
           <w:lang w:val="en_US" w:bidi="en_US"/>
         </w:rPr>
-        <w:t>וְ⁠הוּא֙ יַגִּ֣יד</w:t>
+        <w:t>וְ⁠הוּא֙ יַגִּ֣יד</w:t>
       </w:r>
     </w:p>
     <w:p>
@@ -17931,7 +17931,7 @@
         <w:rPr>
           <w:lang w:val="en_US" w:bidi="en_US"/>
         </w:rPr>
-        <w:t>וַ⁠תַּ֕עַשׂ כְּ⁠כֹ֥ל אֲשֶׁר־צִוַּ֖תָּ⁠ה חֲמוֹתָֽ⁠הּ</w:t>
+        <w:t>וַ⁠תַּ֕עַשׂ כְּ⁠כֹ֥ל אֲשֶׁר־צִוַּ֖תָּ⁠ה חֲמוֹתָֽ⁠הּ</w:t>
       </w:r>
     </w:p>
     <w:p>
@@ -18113,7 +18113,7 @@
         <w:rPr>
           <w:lang w:val="en_US" w:bidi="en_US"/>
         </w:rPr>
-        <w:t>וַ⁠יִּיטַ֣ב לִבּ֔⁠וֹ</w:t>
+        <w:t>וַ⁠יִּיטַ֣ב לִבּ֔⁠וֹ</w:t>
       </w:r>
     </w:p>
     <w:p>
@@ -18400,7 +18400,7 @@
         <w:rPr>
           <w:lang w:val="en_US" w:bidi="en_US"/>
         </w:rPr>
-        <w:t>וַ⁠יְהִי֙ בַּ⁠חֲצִ֣י הַ⁠לַּ֔יְלָה</w:t>
+        <w:t>וַ⁠יְהִי֙ בַּ⁠חֲצִ֣י הַ⁠לַּ֔יְלָה</w:t>
       </w:r>
     </w:p>
     <w:p>
@@ -18497,7 +18497,7 @@
         <w:rPr>
           <w:lang w:val="en_US" w:bidi="en_US"/>
         </w:rPr>
-        <w:t>וַ⁠יֶּחֱרַ֥ד הָ⁠אִ֖ישׁ</w:t>
+        <w:t>וַ⁠יֶּחֱרַ֥ד הָ⁠אִ֖ישׁ</w:t>
       </w:r>
     </w:p>
     <w:p>
@@ -18800,7 +18800,7 @@
         <w:rPr>
           <w:lang w:val="en_US" w:bidi="en_US"/>
         </w:rPr>
-        <w:t>וּ⁠פָרַשְׂתָּ֤ כְנָפֶ֨⁠ךָ֙ עַל־אֲמָ֣תְ⁠ךָ֔</w:t>
+        <w:t>וּ⁠פָרַשְׂתָּ֤ כְנָפֶ֨⁠ךָ֙ עַל־אֲמָ֣תְ⁠ךָ֔</w:t>
       </w:r>
     </w:p>
     <w:p>
@@ -18998,7 +18998,7 @@
         <w:rPr>
           <w:lang w:val="en_US" w:bidi="en_US"/>
         </w:rPr>
-        <w:t>בְּרוּכָ֨ה אַ֤תְּ לַֽ⁠יהוָה֙</w:t>
+        <w:t>בְּרוּכָ֨ה אַ֤תְּ לַֽ⁠יהוָה֙</w:t>
       </w:r>
     </w:p>
     <w:p>
@@ -19095,7 +19095,7 @@
         <w:rPr>
           <w:lang w:val="en_US" w:bidi="en_US"/>
         </w:rPr>
-        <w:t>בִּתִּ֔⁠י</w:t>
+        <w:t>בִּתִּ֔⁠י</w:t>
       </w:r>
     </w:p>
     <w:p>
@@ -19223,7 +19223,7 @@
         <w:rPr>
           <w:lang w:val="en_US" w:bidi="en_US"/>
         </w:rPr>
-        <w:t>הֵיטַ֛בְתְּ חַסְדֵּ֥⁠ךְ הָ⁠אַחֲר֖וֹן מִן־הָ⁠רִאשׁ֑וֹן</w:t>
+        <w:t>הֵיטַ֛בְתְּ חַסְדֵּ֥⁠ךְ הָ⁠אַחֲר֖וֹן מִן־הָ⁠רִאשׁ֑וֹן</w:t>
       </w:r>
     </w:p>
     <w:p>
@@ -19430,7 +19430,7 @@
         <w:rPr>
           <w:lang w:val="en_US" w:bidi="en_US"/>
         </w:rPr>
-        <w:t>לְ⁠בִלְתִּי־לֶ֗כֶת אַחֲרֵי֙</w:t>
+        <w:t>לְ⁠בִלְתִּי־לֶ֗כֶת אַחֲרֵי֙</w:t>
       </w:r>
     </w:p>
     <w:p>
@@ -19540,7 +19540,7 @@
         <w:rPr>
           <w:lang w:val="en_US" w:bidi="en_US"/>
         </w:rPr>
-        <w:t>וְ⁠עַתָּ֗ה</w:t>
+        <w:t>וְ⁠עַתָּ֗ה</w:t>
       </w:r>
     </w:p>
     <w:p>
@@ -19662,7 +19662,7 @@
         <w:rPr>
           <w:lang w:val="en_US" w:bidi="en_US"/>
         </w:rPr>
-        <w:t>בִּתִּ⁠י֙</w:t>
+        <w:t>בִּתִּ⁠י֙</w:t>
       </w:r>
     </w:p>
     <w:p>
@@ -19795,7 +19795,7 @@
         <w:rPr>
           <w:lang w:val="en_US" w:bidi="en_US"/>
         </w:rPr>
-        <w:t>כָּל־שַׁ֣עַר עַמִּ֔⁠י</w:t>
+        <w:t>כָּל־שַׁ֣עַר עַמִּ֔⁠י</w:t>
       </w:r>
     </w:p>
     <w:p>
@@ -19988,7 +19988,7 @@
         <w:rPr>
           <w:lang w:val="en_US" w:bidi="en_US"/>
         </w:rPr>
-        <w:t>וְ⁠עַתָּה֙</w:t>
+        <w:t>וְ⁠עַתָּה֙</w:t>
       </w:r>
     </w:p>
     <w:p>
@@ -20275,7 +20275,7 @@
         <w:rPr>
           <w:lang w:val="en_US" w:bidi="en_US"/>
         </w:rPr>
-        <w:t>גֹאֵ֖ל &amp; גֹּאֵ֖ל</w:t>
+        <w:t>גֹאֵ֖ל &amp; גֹּאֵ֖ל</w:t>
       </w:r>
     </w:p>
     <w:p>
@@ -20526,7 +20526,7 @@
         <w:rPr>
           <w:lang w:val="en_US" w:bidi="en_US"/>
         </w:rPr>
-        <w:t>וּ⁠גְאַלְתִּ֥י⁠ךְ אָנֹ֖כִי</w:t>
+        <w:t>וּ⁠גְאַלְתִּ֥י⁠ךְ אָנֹ֖כִי</w:t>
       </w:r>
     </w:p>
     <w:p>
@@ -20712,7 +20712,7 @@
         <w:rPr>
           <w:lang w:val="en_US" w:bidi="en_US"/>
         </w:rPr>
-        <w:t>וַ⁠תִּשְׁכַּ֤ב מַרְגְּלוֹתָיו֙</w:t>
+        <w:t>וַ⁠תִּשְׁכַּ֤ב מַרְגְּלוֹתָיו֙</w:t>
       </w:r>
     </w:p>
     <w:p>
@@ -20822,7 +20822,7 @@
         <w:rPr>
           <w:lang w:val="en_US" w:bidi="en_US"/>
         </w:rPr>
-        <w:t>בְּטֶ֛רֶם יַכִּ֥יר אִ֖ישׁ אֶת־רֵעֵ֑⁠הוּ</w:t>
+        <w:t>בְּטֶ֛רֶם יַכִּ֥יר אִ֖ישׁ אֶת־רֵעֵ֑⁠הוּ</w:t>
       </w:r>
     </w:p>
     <w:p>
@@ -20932,7 +20932,7 @@
         <w:rPr>
           <w:lang w:val="en_US" w:bidi="en_US"/>
         </w:rPr>
-        <w:t>וַ⁠יֹּ֨אמֶר֙</w:t>
+        <w:t>וַ⁠יֹּ֨אמֶר֙</w:t>
       </w:r>
     </w:p>
     <w:p>
@@ -21029,7 +21029,7 @@
         <w:rPr>
           <w:lang w:val="en_US" w:bidi="en_US"/>
         </w:rPr>
-        <w:t>אַל־יִוָּדַ֔ע</w:t>
+        <w:t>אַל־יִוָּדַ֔ע</w:t>
       </w:r>
     </w:p>
     <w:p>
@@ -21126,7 +21126,7 @@
         <w:rPr>
           <w:lang w:val="en_US" w:bidi="en_US"/>
         </w:rPr>
-        <w:t>הַ⁠מִּטְפַּ֧חַת</w:t>
+        <w:t>הַ⁠מִּטְפַּ֧חַת</w:t>
       </w:r>
     </w:p>
     <w:p>
@@ -21236,7 +21236,7 @@
         <w:rPr>
           <w:lang w:val="en_US" w:bidi="en_US"/>
         </w:rPr>
-        <w:t>שֵׁשׁ־שְׂעֹרִים֙</w:t>
+        <w:t>שֵׁשׁ־שְׂעֹרִים֙</w:t>
       </w:r>
     </w:p>
     <w:p>
@@ -21333,7 +21333,7 @@
         <w:rPr>
           <w:lang w:val="en_US" w:bidi="en_US"/>
         </w:rPr>
-        <w:t>וַ⁠יָּ֣שֶׁת עָלֶ֔י⁠הָ</w:t>
+        <w:t>וַ⁠יָּ֣שֶׁת עָלֶ֔י⁠הָ</w:t>
       </w:r>
     </w:p>
     <w:p>
@@ -21430,7 +21430,7 @@
         <w:rPr>
           <w:lang w:val="en_US" w:bidi="en_US"/>
         </w:rPr>
-        <w:t>וַ⁠יָּבֹ֖א הָ⁠עִֽיר</w:t>
+        <w:t>וַ⁠יָּבֹ֖א הָ⁠עִֽיר</w:t>
       </w:r>
     </w:p>
     <w:p>
@@ -21540,7 +21540,7 @@
         <w:rPr>
           <w:lang w:val="en_US" w:bidi="en_US"/>
         </w:rPr>
-        <w:t>מִי־אַ֣תְּ</w:t>
+        <w:t>מִי־אַ֣תְּ</w:t>
       </w:r>
     </w:p>
     <w:p>
@@ -21650,7 +21650,7 @@
         <w:rPr>
           <w:lang w:val="en_US" w:bidi="en_US"/>
         </w:rPr>
-        <w:t>בִּתִּ֑⁠י</w:t>
+        <w:t>בִּתִּ֑⁠י</w:t>
       </w:r>
     </w:p>
     <w:p>
@@ -21760,7 +21760,7 @@
         <w:rPr>
           <w:lang w:val="en_US" w:bidi="en_US"/>
         </w:rPr>
-        <w:t>אֵ֛ת כָּל־אֲשֶׁ֥ר עָֽשָׂה־לָ֖⁠הּ הָ⁠אִֽישׁ</w:t>
+        <w:t>אֵ֛ת כָּל־אֲשֶׁ֥ר עָֽשָׂה־לָ֖⁠הּ הָ⁠אִֽישׁ</w:t>
       </w:r>
     </w:p>
     <w:p>
@@ -21971,7 +21971,7 @@
         <w:rPr>
           <w:lang w:val="en_US" w:bidi="en_US"/>
         </w:rPr>
-        <w:t>כִּ֚י אָמַ֣ר אַל־תָּב֥וֹאִי רֵיקָ֖ם אֶל־חֲמוֹתֵֽ⁠ךְ</w:t>
+        <w:t>כִּ֚י אָמַ֣ר אַל־תָּב֥וֹאִי רֵיקָ֖ם אֶל־חֲמוֹתֵֽ⁠ךְ</w:t>
       </w:r>
     </w:p>
     <w:p>
@@ -22164,7 +22164,7 @@
         <w:rPr>
           <w:lang w:val="en_US" w:bidi="en_US"/>
         </w:rPr>
-        <w:t>שְׁבִ֣י</w:t>
+        <w:t>שְׁבִ֣י</w:t>
       </w:r>
     </w:p>
     <w:p>
@@ -22357,7 +22357,7 @@
         <w:rPr>
           <w:lang w:val="en_US" w:bidi="en_US"/>
         </w:rPr>
-        <w:t>אֵ֖יךְ יִפֹּ֣ל דָּבָ֑ר</w:t>
+        <w:t>אֵ֖יךְ יִפֹּ֣ל דָּבָ֑ר</w:t>
       </w:r>
     </w:p>
     <w:p>
@@ -22467,7 +22467,7 @@
         <w:rPr>
           <w:lang w:val="en_US" w:bidi="en_US"/>
         </w:rPr>
-        <w:t>לֹ֤א יִשְׁקֹט֙ הָ⁠אִ֔ישׁ כִּֽי־אִם</w:t>
+        <w:t>לֹ֤א יִשְׁקֹט֙ הָ⁠אִ֔ישׁ כִּֽי־אִם</w:t>
       </w:r>
     </w:p>
     <w:p>
@@ -22686,7 +22686,7 @@
         <w:rPr>
           <w:lang w:val="en_US" w:bidi="en_US"/>
         </w:rPr>
-        <w:t>וּ⁠בֹ֨עַז עָלָ֣ה הַ⁠שַּׁעַר֮</w:t>
+        <w:t>וּ⁠בֹ֨עַז עָלָ֣ה הַ⁠שַּׁעַר֮</w:t>
       </w:r>
     </w:p>
     <w:p>
@@ -22783,7 +22783,7 @@
         <w:rPr>
           <w:lang w:val="en_US" w:bidi="en_US"/>
         </w:rPr>
-        <w:t>הַ⁠שַּׁעַר֮</w:t>
+        <w:t>הַ⁠שַּׁעַר֮</w:t>
       </w:r>
     </w:p>
     <w:p>
@@ -22989,7 +22989,7 @@
         <w:rPr>
           <w:lang w:val="en_US" w:bidi="en_US"/>
         </w:rPr>
-        <w:t>הַ⁠גֹּאֵ֤ל</w:t>
+        <w:t>הַ⁠גֹּאֵ֤ל</w:t>
       </w:r>
     </w:p>
     <w:p>
@@ -23130,7 +23130,7 @@
         <w:rPr>
           <w:lang w:val="en_US" w:bidi="en_US"/>
         </w:rPr>
-        <w:t>וַ⁠יֹּ֛אמֶר ס֥וּרָ⁠ה שְׁבָ⁠ה־פֹּ֖ה פְּלֹנִ֣י אַלְמֹנִ֑י</w:t>
+        <w:t>וַ⁠יֹּ֛אמֶר ס֥וּרָ⁠ה שְׁבָ⁠ה־פֹּ֖ה פְּלֹנִ֣י אַלְמֹנִ֑י</w:t>
       </w:r>
     </w:p>
     <w:p>
@@ -23240,7 +23240,7 @@
         <w:rPr>
           <w:lang w:val="en_US" w:bidi="en_US"/>
         </w:rPr>
-        <w:t>פְּלֹנִ֣י אַלְמֹנִ֑י</w:t>
+        <w:t>פְּלֹנִ֣י אַלְמֹנִ֑י</w:t>
       </w:r>
     </w:p>
     <w:p>
@@ -23523,7 +23523,7 @@
         <w:rPr>
           <w:lang w:val="en_US" w:bidi="en_US"/>
         </w:rPr>
-        <w:t>אָמַ֜רְתִּי</w:t>
+        <w:t>אָמַ֜רְתִּי</w:t>
       </w:r>
     </w:p>
     <w:p>
@@ -23743,7 +23743,7 @@
         <w:rPr>
           <w:lang w:val="en_US" w:bidi="en_US"/>
         </w:rPr>
-        <w:t>נֶ֥גֶד הַֽ⁠יֹּשְׁבִים֮</w:t>
+        <w:t>נֶ֥גֶד הַֽ⁠יֹּשְׁבִים֮</w:t>
       </w:r>
     </w:p>
     <w:p>
@@ -24110,7 +24110,7 @@
         <w:rPr>
           <w:lang w:val="en_US" w:bidi="en_US"/>
         </w:rPr>
-        <w:t>בְּ⁠יוֹם</w:t>
+        <w:t>בְּ⁠יוֹם</w:t>
       </w:r>
     </w:p>
     <w:p>
@@ -24220,7 +24220,7 @@
         <w:rPr>
           <w:lang w:val="en_US" w:bidi="en_US"/>
         </w:rPr>
-        <w:t>מִ⁠יַּ֣ד נָעֳמִ֑י</w:t>
+        <w:t>מִ⁠יַּ֣ד נָעֳמִ֑י</w:t>
       </w:r>
     </w:p>
     <w:p>
@@ -24503,7 +24503,7 @@
         <w:rPr>
           <w:lang w:val="en_US" w:bidi="en_US"/>
         </w:rPr>
-        <w:t>לְ⁠הָקִ֥ים שֵׁם־הַ⁠מֵּ֖ת עַל־נַחֲלָתֽ⁠וֹ</w:t>
+        <w:t>לְ⁠הָקִ֥ים שֵׁם־הַ⁠מֵּ֖ת עַל־נַחֲלָתֽ⁠וֹ</w:t>
       </w:r>
     </w:p>
     <w:p>
@@ -24613,7 +24613,7 @@
         <w:rPr>
           <w:lang w:val="en_US" w:bidi="en_US"/>
         </w:rPr>
-        <w:t>הַ⁠מֵּת֙ &amp; הַ⁠מֵּ֖ת</w:t>
+        <w:t>הַ⁠מֵּת֙ &amp; הַ⁠מֵּ֖ת</w:t>
       </w:r>
     </w:p>
     <w:p>
@@ -24736,7 +24736,7 @@
         <w:rPr>
           <w:lang w:val="en_US" w:bidi="en_US"/>
         </w:rPr>
-        <w:t>אַשְׁחִ֖ית אֶת־נַחֲלָתִ֑⁠י</w:t>
+        <w:t>אַשְׁחִ֖ית אֶת־נַחֲלָתִ֑⁠י</w:t>
       </w:r>
     </w:p>
     <w:p>
@@ -24846,7 +24846,7 @@
         <w:rPr>
           <w:lang w:val="en_US" w:bidi="en_US"/>
         </w:rPr>
-        <w:t>גְּאַל־לְ⁠ךָ֤ אַתָּה֙ אֶת־גְּאֻלָּתִ֔⁠י</w:t>
+        <w:t>גְּאַל־לְ⁠ךָ֤ אַתָּה֙ אֶת־גְּאֻלָּתִ֔⁠י</w:t>
       </w:r>
     </w:p>
     <w:p>
@@ -25396,7 +25396,7 @@
         <w:rPr>
           <w:lang w:val="en_US" w:bidi="en_US"/>
         </w:rPr>
-        <w:t>וַ⁠יֹּ֧אמֶר הַ⁠גֹּאֵ֛ל לְ⁠בֹ֖עַז קְנֵה־לָ֑⁠ךְ וַ⁠יִּשְׁלֹ֖ף נַעֲלֽ⁠וֹ</w:t>
+        <w:t>וַ⁠יֹּ֧אמֶר הַ⁠גֹּאֵ֛ל לְ⁠בֹ֖עַז קְנֵה־לָ֑⁠ךְ וַ⁠יִּשְׁלֹ֖ף נַעֲלֽ⁠וֹ</w:t>
       </w:r>
     </w:p>
     <w:p>
@@ -25493,7 +25493,7 @@
         <w:rPr>
           <w:lang w:val="en_US" w:bidi="en_US"/>
         </w:rPr>
-        <w:t>וַ⁠יֹּ֧אמֶר הַ⁠גֹּאֵ֛ל לְ⁠בֹ֖עַז קְנֵה־לָ֑⁠ךְ וַ⁠יִּשְׁלֹ֖ף נַעֲלֽ⁠וֹ</w:t>
+        <w:t>וַ⁠יֹּ֧אמֶר הַ⁠גֹּאֵ֛ל לְ⁠בֹ֖עַז קְנֵה־לָ֑⁠ךְ וַ⁠יִּשְׁלֹ֖ף נַעֲלֽ⁠וֹ</w:t>
       </w:r>
     </w:p>
     <w:p>
@@ -25603,7 +25603,7 @@
         <w:rPr>
           <w:lang w:val="en_US" w:bidi="en_US"/>
         </w:rPr>
-        <w:t>וַ⁠יִּשְׁלֹ֖ף נַעֲלֽ⁠וֹ</w:t>
+        <w:t>וַ⁠יִּשְׁלֹ֖ף נַעֲלֽ⁠וֹ</w:t>
       </w:r>
     </w:p>
     <w:p>
@@ -25700,7 +25700,7 @@
         <w:rPr>
           <w:lang w:val="en_US" w:bidi="en_US"/>
         </w:rPr>
-        <w:t>לַ⁠זְּקֵנִ֜ים וְ⁠כָל־הָ⁠עָ֗ם</w:t>
+        <w:t>לַ⁠זְּקֵנִ֜ים וְ⁠כָל־הָ⁠עָ֗ם</w:t>
       </w:r>
     </w:p>
     <w:p>
@@ -25810,7 +25810,7 @@
         <w:rPr>
           <w:lang w:val="en_US" w:bidi="en_US"/>
         </w:rPr>
-        <w:t>מִ⁠יַּ֖ד נָעֳמִֽי</w:t>
+        <w:t>מִ⁠יַּ֖ד נָעֳמִֽי</w:t>
       </w:r>
     </w:p>
     <w:p>
@@ -26080,7 +26080,7 @@
         <w:rPr>
           <w:lang w:val="en_US" w:bidi="en_US"/>
         </w:rPr>
-        <w:t>לְ⁠הָקִ֤ים שֵׁם־הַ⁠מֵּת֙ עַל־נַ֣חֲלָת֔⁠וֹ</w:t>
+        <w:t>לְ⁠הָקִ֤ים שֵׁם־הַ⁠מֵּת֙ עַל־נַ֣חֲלָת֔⁠וֹ</w:t>
       </w:r>
     </w:p>
     <w:p>
@@ -26175,7 +26175,7 @@
         <w:rPr>
           <w:lang w:val="en_US" w:bidi="en_US"/>
         </w:rPr>
-        <w:t>הַ⁠מֵּת֙ &amp; הַ⁠מֵּ֛ת</w:t>
+        <w:t>הַ⁠מֵּת֙ &amp; הַ⁠מֵּ֛ת</w:t>
       </w:r>
     </w:p>
     <w:p>
@@ -26316,7 +26316,7 @@
         <w:rPr>
           <w:lang w:val="en_US" w:bidi="en_US"/>
         </w:rPr>
-        <w:t>וְ⁠לֹא־יִכָּרֵ֧ת שֵׁם־הַ⁠מֵּ֛ת מֵ⁠עִ֥ם אֶחָ֖י⁠ו וּ⁠מִ⁠שַּׁ֣עַר מְקוֹמ֑⁠וֹ</w:t>
+        <w:t>וְ⁠לֹא־יִכָּרֵ֧ת שֵׁם־הַ⁠מֵּ֛ת מֵ⁠עִ֥ם אֶחָ֖י⁠ו וּ⁠מִ⁠שַּׁ֣עַר מְקוֹמ֑⁠וֹ</w:t>
       </w:r>
     </w:p>
     <w:p>
@@ -26413,7 +26413,7 @@
         <w:rPr>
           <w:lang w:val="en_US" w:bidi="en_US"/>
         </w:rPr>
-        <w:t>וְ⁠לֹא־יִכָּרֵ֧ת שֵׁם־הַ⁠מֵּ֛ת מֵ⁠עִ֥ם אֶחָ֖י⁠ו וּ⁠מִ⁠שַּׁ֣עַר מְקוֹמ֑⁠וֹ</w:t>
+        <w:t>וְ⁠לֹא־יִכָּרֵ֧ת שֵׁם־הַ⁠מֵּ֛ת מֵ⁠עִ֥ם אֶחָ֖י⁠ו וּ⁠מִ⁠שַּׁ֣עַר מְקוֹמ֑⁠וֹ</w:t>
       </w:r>
     </w:p>
     <w:p>
@@ -26536,7 +26536,7 @@
         <w:rPr>
           <w:lang w:val="en_US" w:bidi="en_US"/>
         </w:rPr>
-        <w:t>וּ⁠מִ⁠שַּׁ֣עַר מְקוֹמ֑⁠וֹ</w:t>
+        <w:t>וּ⁠מִ⁠שַּׁ֣עַר מְקוֹמ֑⁠וֹ</w:t>
       </w:r>
     </w:p>
     <w:p>
@@ -26722,7 +26722,7 @@
         <w:rPr>
           <w:lang w:val="en_US" w:bidi="en_US"/>
         </w:rPr>
-        <w:t>הָ⁠עָ֧ם אֲשֶׁר־בַּ⁠שַּׁ֛עַר</w:t>
+        <w:t>הָ⁠עָ֧ם אֲשֶׁר־בַּ⁠שַּׁ֛עַר</w:t>
       </w:r>
     </w:p>
     <w:p>
@@ -26832,7 +26832,7 @@
         <w:rPr>
           <w:lang w:val="en_US" w:bidi="en_US"/>
         </w:rPr>
-        <w:t>הַ⁠בָּאָ֣ה אֶל־בֵּיתֶ֗⁠ךָ</w:t>
+        <w:t>הַ⁠בָּאָ֣ה אֶל־בֵּיתֶ֗⁠ךָ</w:t>
       </w:r>
     </w:p>
     <w:p>
@@ -26929,7 +26929,7 @@
         <w:rPr>
           <w:lang w:val="en_US" w:bidi="en_US"/>
         </w:rPr>
-        <w:t>יִתֵּן֩ יְהוָ֨ה אֶֽת־הָ⁠אִשָּׁ֜ה הַ⁠בָּאָ֣ה אֶל־בֵּיתֶ֗⁠ךָ כְּ⁠רָחֵ֤ל ׀ וּ⁠כְ⁠לֵאָה֙ אֲשֶׁ֨ר בָּנ֤וּ שְׁתֵּי⁠הֶם֙ אֶת־בֵּ֣ית יִשְׂרָאֵ֔ל</w:t>
+        <w:t>יִתֵּן֩ יְהוָ֨ה אֶֽת־הָ⁠אִשָּׁ֜ה הַ⁠בָּאָ֣ה אֶל־בֵּיתֶ֗⁠ךָ כְּ⁠רָחֵ֤ל ׀ וּ⁠כְ⁠לֵאָה֙ אֲשֶׁ֨ר בָּנ֤וּ שְׁתֵּי⁠הֶם֙ אֶת־בֵּ֣ית יִשְׂרָאֵ֔ל</w:t>
       </w:r>
     </w:p>
     <w:p>
@@ -27026,7 +27026,7 @@
         <w:rPr>
           <w:lang w:val="en_US" w:bidi="en_US"/>
         </w:rPr>
-        <w:t>כְּ⁠רָחֵ֤ל ׀ וּ⁠כְ⁠לֵאָה֙ אֲשֶׁ֨ר בָּנ֤וּ שְׁתֵּי⁠הֶם֙ אֶת־בֵּ֣ית יִשְׂרָאֵ֔ל</w:t>
+        <w:t>כְּ⁠רָחֵ֤ל ׀ וּ⁠כְ⁠לֵאָה֙ אֲשֶׁ֨ר בָּנ֤וּ שְׁתֵּי⁠הֶם֙ אֶת־בֵּ֣ית יִשְׂרָאֵ֔ל</w:t>
       </w:r>
     </w:p>
     <w:p>
@@ -27143,7 +27143,7 @@
         <w:rPr>
           <w:lang w:val="en_US" w:bidi="en_US"/>
         </w:rPr>
-        <w:t>בָּנ֤וּ &amp; אֶת־בֵּ֣ית יִשְׂרָאֵ֔ל</w:t>
+        <w:t>בָּנ֤וּ &amp; אֶת־בֵּ֣ית יִשְׂרָאֵ֔ל</w:t>
       </w:r>
     </w:p>
     <w:p>
@@ -27266,7 +27266,7 @@
         <w:rPr>
           <w:lang w:val="en_US" w:bidi="en_US"/>
         </w:rPr>
-        <w:t>וַ⁠עֲשֵׂה־חַ֣יִל בְּ⁠אֶפְרָ֔תָה וּ⁠קְרָא־שֵׁ֖ם בְּ⁠בֵ֥ית לָֽחֶם</w:t>
+        <w:t>וַ⁠עֲשֵׂה־חַ֣יִל בְּ⁠אֶפְרָ֔תָה וּ⁠קְרָא־שֵׁ֖ם בְּ⁠בֵ֥ית לָֽחֶם</w:t>
       </w:r>
     </w:p>
     <w:p>
@@ -27376,7 +27376,7 @@
         <w:rPr>
           <w:lang w:val="en_US" w:bidi="en_US"/>
         </w:rPr>
-        <w:t>וַ⁠עֲשֵׂה־חַ֣יִל בְּ⁠אֶפְרָ֔תָה וּ⁠קְרָא־שֵׁ֖ם בְּ⁠בֵ֥ית לָֽחֶם</w:t>
+        <w:t>וַ⁠עֲשֵׂה־חַ֣יִל בְּ⁠אֶפְרָ֔תָה וּ⁠קְרָא־שֵׁ֖ם בְּ⁠בֵ֥ית לָֽחֶם</w:t>
       </w:r>
     </w:p>
     <w:p>
@@ -27473,7 +27473,7 @@
         <w:rPr>
           <w:lang w:val="en_US" w:bidi="en_US"/>
         </w:rPr>
-        <w:t>וִ⁠יהִ֤י בֵֽיתְ⁠ךָ֙ כְּ⁠בֵ֣ית פֶּ֔רֶץ</w:t>
+        <w:t>וִ⁠יהִ֤י בֵֽיתְ⁠ךָ֙ כְּ⁠בֵ֣ית פֶּ֔רֶץ</w:t>
       </w:r>
     </w:p>
     <w:p>
@@ -27583,7 +27583,7 @@
         <w:rPr>
           <w:lang w:val="en_US" w:bidi="en_US"/>
         </w:rPr>
-        <w:t>מִן־הַ⁠זֶּ֗רַע אֲשֶׁ֨ר יִתֵּ֤ן יְהוָה֙ לְ⁠ךָ֔</w:t>
+        <w:t>מִן־הַ⁠זֶּ֗רַע אֲשֶׁ֨ר יִתֵּ֤ן יְהוָה֙ לְ⁠ךָ֔</w:t>
       </w:r>
     </w:p>
     <w:p>
@@ -27680,7 +27680,7 @@
         <w:rPr>
           <w:lang w:val="en_US" w:bidi="en_US"/>
         </w:rPr>
-        <w:t>וַ⁠יִּקַּ֨ח בֹּ֤עַז אֶת־רוּת֙ וַ⁠תְּהִי־ל֣⁠וֹ לְ⁠אִשָּׁ֔ה</w:t>
+        <w:t>וַ⁠יִּקַּ֨ח בֹּ֤עַז אֶת־רוּת֙ וַ⁠תְּהִי־ל֣⁠וֹ לְ⁠אִשָּׁ֔ה</w:t>
       </w:r>
     </w:p>
     <w:p>
@@ -27777,7 +27777,7 @@
         <w:rPr>
           <w:lang w:val="en_US" w:bidi="en_US"/>
         </w:rPr>
-        <w:t>וַ⁠יִּקַּ֨ח בֹּ֤עַז אֶת־רוּת֙</w:t>
+        <w:t>וַ⁠יִּקַּ֨ח בֹּ֤עַז אֶת־רוּת֙</w:t>
       </w:r>
     </w:p>
     <w:p>
@@ -27923,7 +27923,7 @@
         <w:rPr>
           <w:lang w:val="en_US" w:bidi="en_US"/>
         </w:rPr>
-        <w:t>וַ⁠יָּבֹ֖א אֵלֶ֑י⁠הָ</w:t>
+        <w:t>וַ⁠יָּבֹ֖א אֵלֶ֑י⁠הָ</w:t>
       </w:r>
     </w:p>
     <w:p>
@@ -28033,7 +28033,7 @@
         <w:rPr>
           <w:lang w:val="en_US" w:bidi="en_US"/>
         </w:rPr>
-        <w:t>הַ⁠נָּשִׁים֙</w:t>
+        <w:t>הַ⁠נָּשִׁים֙</w:t>
       </w:r>
     </w:p>
     <w:p>
@@ -28161,7 +28161,7 @@
         <w:rPr>
           <w:lang w:val="en_US" w:bidi="en_US"/>
         </w:rPr>
-        <w:t>בָּר֣וּךְ יְהוָ֔ה</w:t>
+        <w:t>בָּר֣וּךְ יְהוָ֔ה</w:t>
       </w:r>
     </w:p>
     <w:p>
@@ -28258,7 +28258,7 @@
         <w:rPr>
           <w:lang w:val="en_US" w:bidi="en_US"/>
         </w:rPr>
-        <w:t>לֹ֣א הִשְׁבִּ֥ית לָ֛⁠ךְ גֹּאֵ֖ל הַ⁠יּ֑וֹם</w:t>
+        <w:t>לֹ֣א הִשְׁבִּ֥ית לָ֛⁠ךְ גֹּאֵ֖ל הַ⁠יּ֑וֹם</w:t>
       </w:r>
     </w:p>
     <w:p>
@@ -28381,7 +28381,7 @@
         <w:rPr>
           <w:lang w:val="en_US" w:bidi="en_US"/>
         </w:rPr>
-        <w:t>וְ⁠יִקָּרֵ֥א שְׁמ֖⁠וֹ</w:t>
+        <w:t>וְ⁠יִקָּרֵ֥א שְׁמ֖⁠וֹ</w:t>
       </w:r>
     </w:p>
     <w:p>
@@ -28478,7 +28478,7 @@
         <w:rPr>
           <w:lang w:val="en_US" w:bidi="en_US"/>
         </w:rPr>
-        <w:t>וְ⁠יִקָּרֵ֥א שְׁמ֖⁠וֹ בְּ⁠יִשְׂרָאֵֽל</w:t>
+        <w:t>וְ⁠יִקָּרֵ֥א שְׁמ֖⁠וֹ בְּ⁠יִשְׂרָאֵֽל</w:t>
       </w:r>
     </w:p>
     <w:p>
@@ -28588,7 +28588,7 @@
         <w:rPr>
           <w:lang w:val="en_US" w:bidi="en_US"/>
         </w:rPr>
-        <w:t>לְ⁠מֵשִׁ֣יב נֶ֔פֶשׁ</w:t>
+        <w:t>לְ⁠מֵשִׁ֣יב נֶ֔פֶשׁ</w:t>
       </w:r>
     </w:p>
     <w:p>
@@ -28698,7 +28698,7 @@
         <w:rPr>
           <w:lang w:val="en_US" w:bidi="en_US"/>
         </w:rPr>
-        <w:t>וּ⁠לְ⁠כַלְכֵּ֖ל אֶת־שֵׂיבָתֵ֑⁠ךְ</w:t>
+        <w:t>וּ⁠לְ⁠כַלְכֵּ֖ל אֶת־שֵׂיבָתֵ֑⁠ךְ</w:t>
       </w:r>
     </w:p>
     <w:p>
@@ -28808,7 +28808,7 @@
         <w:rPr>
           <w:lang w:val="en_US" w:bidi="en_US"/>
         </w:rPr>
-        <w:t>כִּ֣י</w:t>
+        <w:t>כִּ֣י</w:t>
       </w:r>
     </w:p>
     <w:p>
@@ -28925,7 +28925,7 @@
         <w:rPr>
           <w:lang w:val="en_US" w:bidi="en_US"/>
         </w:rPr>
-        <w:t>ט֣וֹבָה לָ֔⁠ךְ מִ⁠שִּׁבְעָ֖ה בָּנִֽים</w:t>
+        <w:t>ט֣וֹבָה לָ֔⁠ךְ מִ⁠שִּׁבְעָ֖ה בָּנִֽים</w:t>
       </w:r>
     </w:p>
     <w:p>
@@ -29035,7 +29035,7 @@
         <w:rPr>
           <w:lang w:val="en_US" w:bidi="en_US"/>
         </w:rPr>
-        <w:t>וַ⁠תִּקַּ֨ח נָעֳמִ֤י אֶת־הַ⁠יֶּ֨לֶד֙</w:t>
+        <w:t>וַ⁠תִּקַּ֨ח נָעֳמִ֤י אֶת־הַ⁠יֶּ֨לֶד֙</w:t>
       </w:r>
     </w:p>
     <w:p>
@@ -29208,7 +29208,7 @@
         <w:rPr>
           <w:lang w:val="en_US" w:bidi="en_US"/>
         </w:rPr>
-        <w:t>וַ⁠תִּקְרֶאנָה֩ ל֨⁠וֹ הַ⁠שְּׁכֵנ֥וֹת שֵׁם֙ לֵ⁠אמֹ֔ר &amp; וַ⁠תִּקְרֶ֤אנָֽה שְׁמ⁠וֹ֙ עוֹבֵ֔ד</w:t>
+        <w:t>וַ⁠תִּקְרֶאנָה֩ ל֨⁠וֹ הַ⁠שְּׁכֵנ֥וֹת שֵׁם֙ לֵ⁠אמֹ֔ר &amp; וַ⁠תִּקְרֶ֤אנָֽה שְׁמ⁠וֹ֙ עוֹבֵ֔ד</w:t>
       </w:r>
     </w:p>
     <w:p>
@@ -29318,7 +29318,7 @@
         <w:rPr>
           <w:lang w:val="en_US" w:bidi="en_US"/>
         </w:rPr>
-        <w:t>יֻלַּד־בֵּ֖ן לְ⁠נָעֳמִ֑י</w:t>
+        <w:t>יֻלַּד־בֵּ֖ן לְ⁠נָעֳמִ֑י</w:t>
       </w:r>
     </w:p>
     <w:p>
@@ -29428,7 +29428,7 @@
         <w:rPr>
           <w:lang w:val="en_US" w:bidi="en_US"/>
         </w:rPr>
-        <w:t>וַ⁠תִּקְרֶ֤אנָֽה שְׁמ⁠וֹ֙ עוֹבֵ֔ד</w:t>
+        <w:t>וַ⁠תִּקְרֶ֤אנָֽה שְׁמ⁠וֹ֙ עוֹבֵ֔ד</w:t>
       </w:r>
     </w:p>
     <w:p>
@@ -29538,7 +29538,7 @@
         <w:rPr>
           <w:lang w:val="en_US" w:bidi="en_US"/>
         </w:rPr>
-        <w:t>ה֥וּא אֲבִי־יִשַׁ֖י</w:t>
+        <w:t>ה֥וּא אֲבִי־יִשַׁ֖י</w:t>
       </w:r>
     </w:p>
     <w:p>
@@ -29744,7 +29744,7 @@
         <w:rPr>
           <w:lang w:val="en_US" w:bidi="en_US"/>
         </w:rPr>
-        <w:t>תּוֹלְד֣וֹת פָּ֔רֶץ</w:t>
+        <w:t>תּוֹלְד֣וֹת פָּ֔רֶץ</w:t>
       </w:r>
     </w:p>
     <w:p>
@@ -29877,7 +29877,7 @@
         <w:rPr>
           <w:lang w:val="en_US" w:bidi="en_US"/>
         </w:rPr>
-        <w:t>פֶּ֖רֶץ הוֹלִ֥יד אֶת־חֶצְרֽוֹן</w:t>
+        <w:t>פֶּ֖רֶץ הוֹלִ֥יד אֶת־חֶצְרֽוֹן</w:t>
       </w:r>
     </w:p>
     <w:p>
@@ -29994,7 +29994,7 @@
         <w:rPr>
           <w:lang w:val="en_US" w:bidi="en_US"/>
         </w:rPr>
-        <w:t>וְ⁠חֶצְרוֹן֙ &amp; אֶת־רָ֔ם &amp; אֶת־עַמִּֽינָדָֽב</w:t>
+        <w:t>וְ⁠חֶצְרוֹן֙ &amp; אֶת־רָ֔ם &amp; אֶת־עַמִּֽינָדָֽב</w:t>
       </w:r>
     </w:p>
     <w:p>
@@ -30137,6 +30137,20 @@
         <w:rPr>
           <w:lang w:val="en_US" w:bidi="en_US"/>
         </w:rPr>
+      </w:r>
+    </w:p>
+    <w:p>
+      <w:pPr/>
+      <w:r>
+        <w:rPr>
+          <w:lang w:val="en_US" w:bidi="en_US"/>
+        </w:rPr>
+      </w:r>
+      <w:r>
+        <w:rPr>
+          <w:lang w:val="en_US" w:bidi="en_US"/>
+        </w:rPr>
+        <w:t>וְ⁠עַמִּֽינָדָב֙ &amp; וְ⁠נַחְשׁ֖וֹן &amp; אֶת־שַׂלְמָֽה</w:t>
       </w:r>
     </w:p>
     <w:p>

--- a/eng/docx/08.content.docx
+++ b/eng/docx/08.content.docx
@@ -720,6 +720,173 @@
         <w:rPr>
           <w:lang w:val="en_US" w:bidi="en_US"/>
         </w:rPr>
+        <w:t>Ruth - Chapter 1 Introduction</w:t>
+      </w:r>
+      <w:r>
+        <w:rPr>
+          <w:lang w:val="en_US" w:bidi="en_US"/>
+        </w:rPr>
+      </w:r>
+    </w:p>
+    <w:p>
+      <w:pPr>
+        <w:pStyle w:val="Heading3"/>
+      </w:pPr>
+      <w:r>
+        <w:rPr>
+          <w:lang w:val="en_US" w:bidi="en_US"/>
+        </w:rPr>
+        <w:t>Structure and Formatting</w:t>
+      </w:r>
+    </w:p>
+    <w:p>
+      <w:pPr>
+        <w:pStyle w:val="Heading4"/>
+      </w:pPr>
+      <w:r>
+        <w:rPr>
+          <w:b/>
+          <w:lang w:val="en_US" w:bidi="en_US"/>
+        </w:rPr>
+        <w:t>It happened in the days when the judges ruled</w:t>
+      </w:r>
+    </w:p>
+    <w:p>
+      <w:pPr/>
+      <w:r>
+        <w:rPr>
+          <w:lang w:val="en_US" w:bidi="en_US"/>
+        </w:rPr>
+      </w:r>
+      <w:r>
+        <w:rPr>
+          <w:lang w:val="en_US" w:bidi="en_US"/>
+        </w:rPr>
+        <w:t>The events of this book occur during the period of Judges. The book is concurrent with the book of Judges. To understand the historical context of the book, the translator may wish to review the book of Judges.</w:t>
+      </w:r>
+    </w:p>
+    <w:p>
+      <w:pPr>
+        <w:pStyle w:val="Heading3"/>
+      </w:pPr>
+      <w:r>
+        <w:rPr>
+          <w:lang w:val="en_US" w:bidi="en_US"/>
+        </w:rPr>
+        <w:t>Special Concepts in this Chapter</w:t>
+      </w:r>
+    </w:p>
+    <w:p>
+      <w:pPr>
+        <w:pStyle w:val="Heading4"/>
+      </w:pPr>
+      <w:r>
+        <w:rPr>
+          <w:lang w:val="en_US" w:bidi="en_US"/>
+        </w:rPr>
+        <w:t>Women without a husband or children</w:t>
+      </w:r>
+    </w:p>
+    <w:p>
+      <w:pPr/>
+      <w:r>
+        <w:rPr>
+          <w:lang w:val="en_US" w:bidi="en_US"/>
+        </w:rPr>
+      </w:r>
+      <w:r>
+        <w:rPr>
+          <w:lang w:val="en_US" w:bidi="en_US"/>
+        </w:rPr>
+        <w:t>In the ancient Near East, if a woman lacked a husband or sons, she was considered to be in a dire circumstance. She would not have been able to provide for herself. This is why Naomi told her daughters to remarry.</w:t>
+      </w:r>
+    </w:p>
+    <w:p>
+      <w:pPr>
+        <w:pStyle w:val="Heading3"/>
+      </w:pPr>
+      <w:r>
+        <w:rPr>
+          <w:lang w:val="en_US" w:bidi="en_US"/>
+        </w:rPr>
+        <w:t>Other Possible Translation Difficulties in this Chapter</w:t>
+      </w:r>
+    </w:p>
+    <w:p>
+      <w:pPr>
+        <w:pStyle w:val="Heading4"/>
+      </w:pPr>
+      <w:r>
+        <w:rPr>
+          <w:lang w:val="en_US" w:bidi="en_US"/>
+        </w:rPr>
+        <w:t>Contrast</w:t>
+      </w:r>
+    </w:p>
+    <w:p>
+      <w:pPr/>
+      <w:r>
+        <w:rPr>
+          <w:lang w:val="en_US" w:bidi="en_US"/>
+        </w:rPr>
+      </w:r>
+      <w:r>
+        <w:rPr>
+          <w:lang w:val="en_US" w:bidi="en_US"/>
+        </w:rPr>
+        <w:t xml:space="preserve">The actions of Ruth the Moabite are intended to contrast with the actions of Naomi the Jew. Ruth shows great faith in Naomi’s God, while Naomi does not trust in Yahweh. (See: </w:t>
+      </w:r>
+      <w:r>
+        <w:rPr>
+          <w:lang w:val="en_US" w:bidi="en_US"/>
+        </w:rPr>
+        <w:t>Faith</w:t>
+      </w:r>
+      <w:r>
+        <w:rPr>
+          <w:lang w:val="en_US" w:bidi="en_US"/>
+        </w:rPr>
+        <w:t xml:space="preserve"> and </w:t>
+      </w:r>
+      <w:r>
+        <w:rPr>
+          <w:lang w:val="en_US" w:bidi="en_US"/>
+        </w:rPr>
+        <w:t>Trust</w:t>
+      </w:r>
+      <w:r>
+        <w:rPr>
+          <w:lang w:val="en_US" w:bidi="en_US"/>
+        </w:rPr>
+        <w:t>)</w:t>
+      </w:r>
+      <w:r>
+        <w:rPr>
+          <w:lang w:val="en_US" w:bidi="en_US"/>
+        </w:rPr>
+      </w:r>
+      <w:r>
+        <w:rPr>
+          <w:lang w:val="en_US" w:bidi="en_US"/>
+        </w:rPr>
+      </w:r>
+    </w:p>
+    <w:p>
+      <w:pPr/>
+      <w:r>
+        <w:rPr>
+          <w:lang w:val="en_US" w:bidi="en_US"/>
+        </w:rPr>
+      </w:r>
+    </w:p>
+    <w:p>
+      <w:pPr>
+        <w:pStyle w:val="Heading2"/>
+      </w:pPr>
+      <w:r>
+        <w:rPr>
+          <w:lang w:val="en_US" w:bidi="en_US"/>
+        </w:rPr>
         <w:t>Ruth 1:1 (#1)</w:t>
       </w:r>
       <w:r>
@@ -8071,6 +8238,164 @@
         <w:rPr>
           <w:lang w:val="en_US" w:bidi="en_US"/>
         </w:rPr>
+        <w:t>Ruth - Chapter 2 Introduction</w:t>
+      </w:r>
+      <w:r>
+        <w:rPr>
+          <w:lang w:val="en_US" w:bidi="en_US"/>
+        </w:rPr>
+      </w:r>
+    </w:p>
+    <w:p>
+      <w:pPr/>
+      <w:r>
+        <w:rPr>
+          <w:lang w:val="en_US" w:bidi="en_US"/>
+        </w:rPr>
+      </w:r>
+      <w:r>
+        <w:rPr>
+          <w:lang w:val="en_US" w:bidi="en_US"/>
+        </w:rPr>
+        <w:t>"# Ruth 2 General Notes</w:t>
+      </w:r>
+    </w:p>
+    <w:p>
+      <w:pPr>
+        <w:pStyle w:val="Heading3"/>
+      </w:pPr>
+      <w:r>
+        <w:rPr>
+          <w:lang w:val="en_US" w:bidi="en_US"/>
+        </w:rPr>
+        <w:t>Possible Translation Difficulties in this Chapter</w:t>
+      </w:r>
+    </w:p>
+    <w:p>
+      <w:pPr>
+        <w:pStyle w:val="Heading4"/>
+      </w:pPr>
+      <w:r>
+        <w:rPr>
+          <w:lang w:val="en_US" w:bidi="en_US"/>
+        </w:rPr>
+        <w:t>“a man of great worth” (2:1)</w:t>
+      </w:r>
+    </w:p>
+    <w:p>
+      <w:pPr/>
+      <w:r>
+        <w:rPr>
+          <w:lang w:val="en_US" w:bidi="en_US"/>
+        </w:rPr>
+      </w:r>
+      <w:r>
+        <w:rPr>
+          <w:lang w:val="en_US" w:bidi="en_US"/>
+        </w:rPr>
+        <w:t>This phrase describes Boaz as having good attributes, but in a very general way. The phrase could describe a man who is physically strong and able, wealthy, or of good, godly character, or all of those things. From the context of the story, we can see that Boaz has land, servants who respect him, and he lives in a way that honors God, so it seems that this phrase is describing his wealth and character. Think about how you would describe someone like this in your language.</w:t>
+      </w:r>
+    </w:p>
+    <w:p>
+      <w:pPr>
+        <w:pStyle w:val="Heading4"/>
+      </w:pPr>
+      <w:r>
+        <w:rPr>
+          <w:lang w:val="en_US" w:bidi="en_US"/>
+        </w:rPr>
+        <w:t>"Do not go to glean in another field" (2:8)</w:t>
+      </w:r>
+    </w:p>
+    <w:p>
+      <w:pPr/>
+      <w:r>
+        <w:rPr>
+          <w:lang w:val="en_US" w:bidi="en_US"/>
+        </w:rPr>
+      </w:r>
+      <w:r>
+        <w:rPr>
+          <w:lang w:val="en_US" w:bidi="en_US"/>
+        </w:rPr>
+        <w:t xml:space="preserve">Boaz said this because he could not guarantee Ruth’s safety in another person’s field. It seems that not everyone was as gracious and obedient to the law of Moses as was Boaz. (See: </w:t>
+      </w:r>
+      <w:r>
+        <w:rPr>
+          <w:lang w:val="en_US" w:bidi="en_US"/>
+        </w:rPr>
+        <w:t>Grace</w:t>
+      </w:r>
+      <w:r>
+        <w:rPr>
+          <w:lang w:val="en_US" w:bidi="en_US"/>
+        </w:rPr>
+        <w:t xml:space="preserve"> and </w:t>
+      </w:r>
+      <w:r>
+        <w:rPr>
+          <w:lang w:val="en_US" w:bidi="en_US"/>
+        </w:rPr>
+        <w:t>Law of Moses</w:t>
+      </w:r>
+      <w:r>
+        <w:rPr>
+          <w:lang w:val="en_US" w:bidi="en_US"/>
+        </w:rPr>
+        <w:t>)</w:t>
+      </w:r>
+    </w:p>
+    <w:p>
+      <w:pPr>
+        <w:pStyle w:val="Heading4"/>
+      </w:pPr>
+      <w:r>
+        <w:rPr>
+          <w:lang w:val="en_US" w:bidi="en_US"/>
+        </w:rPr>
+        <w:t>“kinsman-redeemer” (2:20)</w:t>
+      </w:r>
+    </w:p>
+    <w:p>
+      <w:pPr/>
+      <w:r>
+        <w:rPr>
+          <w:lang w:val="en_US" w:bidi="en_US"/>
+        </w:rPr>
+      </w:r>
+      <w:r>
+        <w:rPr>
+          <w:lang w:val="en_US" w:bidi="en_US"/>
+        </w:rPr>
+        <w:t>A "kinsmen-redeemer" was a male relative who was responsible to provide for any close member of the same clan who was in need, fulfill obligations of levirate marriage, and buy back land into the family that had been sold to someone outside of the family. See the book introduction for more information."</w:t>
+      </w:r>
+      <w:r>
+        <w:rPr>
+          <w:lang w:val="en_US" w:bidi="en_US"/>
+        </w:rPr>
+      </w:r>
+      <w:r>
+        <w:rPr>
+          <w:lang w:val="en_US" w:bidi="en_US"/>
+        </w:rPr>
+      </w:r>
+    </w:p>
+    <w:p>
+      <w:pPr/>
+      <w:r>
+        <w:rPr>
+          <w:lang w:val="en_US" w:bidi="en_US"/>
+        </w:rPr>
+      </w:r>
+    </w:p>
+    <w:p>
+      <w:pPr>
+        <w:pStyle w:val="Heading2"/>
+      </w:pPr>
+      <w:r>
+        <w:rPr>
+          <w:lang w:val="en_US" w:bidi="en_US"/>
+        </w:rPr>
         <w:t>Ruth 2:1 (#1)</w:t>
       </w:r>
       <w:r>
@@ -15932,6 +16257,125 @@
           <w:lang w:val="en_US" w:bidi="en_US"/>
         </w:rPr>
         <w:t>Active or Passive</w:t>
+      </w:r>
+      <w:r>
+        <w:rPr>
+          <w:lang w:val="en_US" w:bidi="en_US"/>
+        </w:rPr>
+      </w:r>
+      <w:r>
+        <w:rPr>
+          <w:lang w:val="en_US" w:bidi="en_US"/>
+        </w:rPr>
+      </w:r>
+    </w:p>
+    <w:p>
+      <w:pPr/>
+      <w:r>
+        <w:rPr>
+          <w:lang w:val="en_US" w:bidi="en_US"/>
+        </w:rPr>
+      </w:r>
+    </w:p>
+    <w:p>
+      <w:pPr>
+        <w:pStyle w:val="Heading2"/>
+      </w:pPr>
+      <w:r>
+        <w:rPr>
+          <w:lang w:val="en_US" w:bidi="en_US"/>
+        </w:rPr>
+        <w:t>Ruth - Chapter 3 Introduction</w:t>
+      </w:r>
+      <w:r>
+        <w:rPr>
+          <w:lang w:val="en_US" w:bidi="en_US"/>
+        </w:rPr>
+      </w:r>
+    </w:p>
+    <w:p>
+      <w:pPr>
+        <w:pStyle w:val="Heading3"/>
+      </w:pPr>
+      <w:r>
+        <w:rPr>
+          <w:lang w:val="en_US" w:bidi="en_US"/>
+        </w:rPr>
+        <w:t>Special Concepts in this Chapter</w:t>
+      </w:r>
+    </w:p>
+    <w:p>
+      <w:pPr>
+        <w:pStyle w:val="Heading4"/>
+      </w:pPr>
+      <w:r>
+        <w:rPr>
+          <w:lang w:val="en_US" w:bidi="en_US"/>
+        </w:rPr>
+        <w:t>Boaz’s integrity</w:t>
+      </w:r>
+    </w:p>
+    <w:p>
+      <w:pPr/>
+      <w:r>
+        <w:rPr>
+          <w:lang w:val="en_US" w:bidi="en_US"/>
+        </w:rPr>
+      </w:r>
+      <w:r>
+        <w:rPr>
+          <w:lang w:val="en_US" w:bidi="en_US"/>
+        </w:rPr>
+        <w:t>Boaz showed great integrity in this chapter by not having sexual relations with Ruth until they were married. He was also concerned with preserving Ruth’s good reputation. Displaying Boaz’s good character is an important point in this chapter.</w:t>
+      </w:r>
+    </w:p>
+    <w:p>
+      <w:pPr>
+        <w:pStyle w:val="Heading3"/>
+      </w:pPr>
+      <w:r>
+        <w:rPr>
+          <w:lang w:val="en_US" w:bidi="en_US"/>
+        </w:rPr>
+        <w:t>Other Possible Translation Difficulties in this Chapter</w:t>
+      </w:r>
+    </w:p>
+    <w:p>
+      <w:pPr>
+        <w:pStyle w:val="Heading4"/>
+      </w:pPr>
+      <w:r>
+        <w:rPr>
+          <w:b/>
+          <w:lang w:val="en_US" w:bidi="en_US"/>
+        </w:rPr>
+        <w:t>So that it may be well with you</w:t>
+      </w:r>
+    </w:p>
+    <w:p>
+      <w:pPr/>
+      <w:r>
+        <w:rPr>
+          <w:lang w:val="en_US" w:bidi="en_US"/>
+        </w:rPr>
+      </w:r>
+      <w:r>
+        <w:rPr>
+          <w:lang w:val="en_US" w:bidi="en_US"/>
+        </w:rPr>
+        <w:t xml:space="preserve">Naomi wanted Ruth to have a secure home with a good husband who would care for her. She could see that Boaz would be the best husband for her. She also thought that Boaz, as a kinsman-redeemer, had an obligation to marry her. This could be true because, even though Ruth was a Gentile by birth, she had become part of Naomi’s family and part of the nation of Israel. (See: </w:t>
+      </w:r>
+      <w:r>
+        <w:rPr>
+          <w:lang w:val="en_US" w:bidi="en_US"/>
+        </w:rPr>
+        <w:t>Assumed Knowledge and Implicit Information</w:t>
+      </w:r>
+      <w:r>
+        <w:rPr>
+          <w:lang w:val="en_US" w:bidi="en_US"/>
+        </w:rPr>
+        <w:t>)</w:t>
       </w:r>
       <w:r>
         <w:rPr>
@@ -22667,6 +23111,151 @@
         <w:rPr>
           <w:lang w:val="en_US" w:bidi="en_US"/>
         </w:rPr>
+        <w:t>Ruth - Chapter 4 Introduction</w:t>
+      </w:r>
+      <w:r>
+        <w:rPr>
+          <w:lang w:val="en_US" w:bidi="en_US"/>
+        </w:rPr>
+      </w:r>
+    </w:p>
+    <w:p>
+      <w:pPr/>
+      <w:r>
+        <w:rPr>
+          <w:lang w:val="en_US" w:bidi="en_US"/>
+        </w:rPr>
+      </w:r>
+      <w:r>
+        <w:rPr>
+          <w:lang w:val="en_US" w:bidi="en_US"/>
+        </w:rPr>
+        <w:t>"# Ruth 4 General Notes</w:t>
+      </w:r>
+    </w:p>
+    <w:p>
+      <w:pPr>
+        <w:pStyle w:val="Heading3"/>
+      </w:pPr>
+      <w:r>
+        <w:rPr>
+          <w:lang w:val="en_US" w:bidi="en_US"/>
+        </w:rPr>
+        <w:t>Special Concepts in this Chapter</w:t>
+      </w:r>
+    </w:p>
+    <w:p>
+      <w:pPr>
+        <w:pStyle w:val="Heading4"/>
+      </w:pPr>
+      <w:r>
+        <w:rPr>
+          <w:lang w:val="en_US" w:bidi="en_US"/>
+        </w:rPr>
+        <w:t>King David</w:t>
+      </w:r>
+    </w:p>
+    <w:p>
+      <w:pPr/>
+      <w:r>
+        <w:rPr>
+          <w:lang w:val="en_US" w:bidi="en_US"/>
+        </w:rPr>
+      </w:r>
+      <w:r>
+        <w:rPr>
+          <w:lang w:val="en_US" w:bidi="en_US"/>
+        </w:rPr>
+        <w:t>Despite being a Moabitess, Ruth became an ancestress of David. David was Israel’s greatest king. It may be surprising that a Gentile would become a part of such an important lineage, but it reminds us that God loves all people. Ruth had great faith in Yahweh. This shows us that God welcomes all who trust in him.</w:t>
+      </w:r>
+    </w:p>
+    <w:p>
+      <w:pPr>
+        <w:pStyle w:val="Heading4"/>
+      </w:pPr>
+      <w:r>
+        <w:rPr>
+          <w:lang w:val="en_US" w:bidi="en_US"/>
+        </w:rPr>
+        <w:t>"You also acquire Ruth the Moabite woman"</w:t>
+      </w:r>
+    </w:p>
+    <w:p>
+      <w:pPr/>
+      <w:r>
+        <w:rPr>
+          <w:lang w:val="en_US" w:bidi="en_US"/>
+        </w:rPr>
+      </w:r>
+      <w:r>
+        <w:rPr>
+          <w:lang w:val="en_US" w:bidi="en_US"/>
+        </w:rPr>
+        <w:t>With the privilege of using the family’s land came the responsibility to take care of the widows of the family. Therefore, the relative who wanted to use Naomi’s land had to also help Ruth to have a son who would carry on the family name and inheritance and provide for her.</w:t>
+      </w:r>
+    </w:p>
+    <w:p>
+      <w:pPr>
+        <w:pStyle w:val="Heading3"/>
+      </w:pPr>
+      <w:r>
+        <w:rPr>
+          <w:lang w:val="en_US" w:bidi="en_US"/>
+        </w:rPr>
+        <w:t>Other Possible Translation Difficulties in this Chapter</w:t>
+      </w:r>
+    </w:p>
+    <w:p>
+      <w:pPr>
+        <w:pStyle w:val="Heading4"/>
+      </w:pPr>
+      <w:r>
+        <w:rPr>
+          <w:lang w:val="en_US" w:bidi="en_US"/>
+        </w:rPr>
+        <w:t>"In earlier times in Israel"</w:t>
+      </w:r>
+    </w:p>
+    <w:p>
+      <w:pPr/>
+      <w:r>
+        <w:rPr>
+          <w:lang w:val="en_US" w:bidi="en_US"/>
+        </w:rPr>
+      </w:r>
+      <w:r>
+        <w:rPr>
+          <w:lang w:val="en_US" w:bidi="en_US"/>
+        </w:rPr>
+        <w:t>Verse seven of chapter four is a comment made by the writer of the text. This indicates that there was a considerable period of time between the events that occurred and the time when they were written down, during which customs had changed. Consider how to indicate that this is a comment about the story rather than a part of the story."</w:t>
+      </w:r>
+      <w:r>
+        <w:rPr>
+          <w:lang w:val="en_US" w:bidi="en_US"/>
+        </w:rPr>
+      </w:r>
+      <w:r>
+        <w:rPr>
+          <w:lang w:val="en_US" w:bidi="en_US"/>
+        </w:rPr>
+      </w:r>
+    </w:p>
+    <w:p>
+      <w:pPr/>
+      <w:r>
+        <w:rPr>
+          <w:lang w:val="en_US" w:bidi="en_US"/>
+        </w:rPr>
+      </w:r>
+    </w:p>
+    <w:p>
+      <w:pPr>
+        <w:pStyle w:val="Heading2"/>
+      </w:pPr>
+      <w:r>
+        <w:rPr>
+          <w:lang w:val="en_US" w:bidi="en_US"/>
+        </w:rPr>
         <w:t>Ruth 4:1 (#1)</w:t>
       </w:r>
       <w:r>
@@ -30347,595 +30936,6 @@
           <w:lang w:val="en_US" w:bidi="en_US"/>
         </w:rPr>
         <w:t>Assumed Knowledge and Implicit Information</w:t>
-      </w:r>
-      <w:r>
-        <w:rPr>
-          <w:lang w:val="en_US" w:bidi="en_US"/>
-        </w:rPr>
-      </w:r>
-      <w:r>
-        <w:rPr>
-          <w:lang w:val="en_US" w:bidi="en_US"/>
-        </w:rPr>
-      </w:r>
-    </w:p>
-    <w:p>
-      <w:pPr/>
-      <w:r>
-        <w:rPr>
-          <w:lang w:val="en_US" w:bidi="en_US"/>
-        </w:rPr>
-      </w:r>
-    </w:p>
-    <w:p>
-      <w:pPr>
-        <w:pStyle w:val="Heading2"/>
-      </w:pPr>
-      <w:r>
-        <w:rPr>
-          <w:lang w:val="en_US" w:bidi="en_US"/>
-        </w:rPr>
-        <w:t>Ruth - Chapter 1 Introduction</w:t>
-      </w:r>
-      <w:r>
-        <w:rPr>
-          <w:lang w:val="en_US" w:bidi="en_US"/>
-        </w:rPr>
-      </w:r>
-    </w:p>
-    <w:p>
-      <w:pPr>
-        <w:pStyle w:val="Heading3"/>
-      </w:pPr>
-      <w:r>
-        <w:rPr>
-          <w:lang w:val="en_US" w:bidi="en_US"/>
-        </w:rPr>
-        <w:t>Structure and Formatting</w:t>
-      </w:r>
-    </w:p>
-    <w:p>
-      <w:pPr>
-        <w:pStyle w:val="Heading4"/>
-      </w:pPr>
-      <w:r>
-        <w:rPr>
-          <w:b/>
-          <w:lang w:val="en_US" w:bidi="en_US"/>
-        </w:rPr>
-        <w:t>It happened in the days when the judges ruled</w:t>
-      </w:r>
-    </w:p>
-    <w:p>
-      <w:pPr/>
-      <w:r>
-        <w:rPr>
-          <w:lang w:val="en_US" w:bidi="en_US"/>
-        </w:rPr>
-      </w:r>
-      <w:r>
-        <w:rPr>
-          <w:lang w:val="en_US" w:bidi="en_US"/>
-        </w:rPr>
-        <w:t>The events of this book occur during the period of Judges. The book is concurrent with the book of Judges. To understand the historical context of the book, the translator may wish to review the book of Judges.</w:t>
-      </w:r>
-    </w:p>
-    <w:p>
-      <w:pPr>
-        <w:pStyle w:val="Heading3"/>
-      </w:pPr>
-      <w:r>
-        <w:rPr>
-          <w:lang w:val="en_US" w:bidi="en_US"/>
-        </w:rPr>
-        <w:t>Special Concepts in this Chapter</w:t>
-      </w:r>
-    </w:p>
-    <w:p>
-      <w:pPr>
-        <w:pStyle w:val="Heading4"/>
-      </w:pPr>
-      <w:r>
-        <w:rPr>
-          <w:lang w:val="en_US" w:bidi="en_US"/>
-        </w:rPr>
-        <w:t>Women without a husband or children</w:t>
-      </w:r>
-    </w:p>
-    <w:p>
-      <w:pPr/>
-      <w:r>
-        <w:rPr>
-          <w:lang w:val="en_US" w:bidi="en_US"/>
-        </w:rPr>
-      </w:r>
-      <w:r>
-        <w:rPr>
-          <w:lang w:val="en_US" w:bidi="en_US"/>
-        </w:rPr>
-        <w:t>In the ancient Near East, if a woman lacked a husband or sons, she was considered to be in a dire circumstance. She would not have been able to provide for herself. This is why Naomi told her daughters to remarry.</w:t>
-      </w:r>
-    </w:p>
-    <w:p>
-      <w:pPr>
-        <w:pStyle w:val="Heading3"/>
-      </w:pPr>
-      <w:r>
-        <w:rPr>
-          <w:lang w:val="en_US" w:bidi="en_US"/>
-        </w:rPr>
-        <w:t>Other Possible Translation Difficulties in this Chapter</w:t>
-      </w:r>
-    </w:p>
-    <w:p>
-      <w:pPr>
-        <w:pStyle w:val="Heading4"/>
-      </w:pPr>
-      <w:r>
-        <w:rPr>
-          <w:lang w:val="en_US" w:bidi="en_US"/>
-        </w:rPr>
-        <w:t>Contrast</w:t>
-      </w:r>
-    </w:p>
-    <w:p>
-      <w:pPr/>
-      <w:r>
-        <w:rPr>
-          <w:lang w:val="en_US" w:bidi="en_US"/>
-        </w:rPr>
-      </w:r>
-      <w:r>
-        <w:rPr>
-          <w:lang w:val="en_US" w:bidi="en_US"/>
-        </w:rPr>
-        <w:t xml:space="preserve">The actions of Ruth the Moabite are intended to contrast with the actions of Naomi the Jew. Ruth shows great faith in Naomi’s God, while Naomi does not trust in Yahweh. (See: </w:t>
-      </w:r>
-      <w:r>
-        <w:rPr>
-          <w:lang w:val="en_US" w:bidi="en_US"/>
-        </w:rPr>
-        <w:t>Faith</w:t>
-      </w:r>
-      <w:r>
-        <w:rPr>
-          <w:lang w:val="en_US" w:bidi="en_US"/>
-        </w:rPr>
-        <w:t xml:space="preserve"> and </w:t>
-      </w:r>
-      <w:r>
-        <w:rPr>
-          <w:lang w:val="en_US" w:bidi="en_US"/>
-        </w:rPr>
-        <w:t>Trust</w:t>
-      </w:r>
-      <w:r>
-        <w:rPr>
-          <w:lang w:val="en_US" w:bidi="en_US"/>
-        </w:rPr>
-        <w:t>)</w:t>
-      </w:r>
-      <w:r>
-        <w:rPr>
-          <w:lang w:val="en_US" w:bidi="en_US"/>
-        </w:rPr>
-      </w:r>
-      <w:r>
-        <w:rPr>
-          <w:lang w:val="en_US" w:bidi="en_US"/>
-        </w:rPr>
-      </w:r>
-    </w:p>
-    <w:p>
-      <w:pPr/>
-      <w:r>
-        <w:rPr>
-          <w:lang w:val="en_US" w:bidi="en_US"/>
-        </w:rPr>
-      </w:r>
-    </w:p>
-    <w:p>
-      <w:pPr>
-        <w:pStyle w:val="Heading2"/>
-      </w:pPr>
-      <w:r>
-        <w:rPr>
-          <w:lang w:val="en_US" w:bidi="en_US"/>
-        </w:rPr>
-        <w:t>Ruth - Chapter 2 Introduction</w:t>
-      </w:r>
-      <w:r>
-        <w:rPr>
-          <w:lang w:val="en_US" w:bidi="en_US"/>
-        </w:rPr>
-      </w:r>
-    </w:p>
-    <w:p>
-      <w:pPr/>
-      <w:r>
-        <w:rPr>
-          <w:lang w:val="en_US" w:bidi="en_US"/>
-        </w:rPr>
-      </w:r>
-      <w:r>
-        <w:rPr>
-          <w:lang w:val="en_US" w:bidi="en_US"/>
-        </w:rPr>
-        <w:t>"# Ruth 2 General Notes</w:t>
-      </w:r>
-    </w:p>
-    <w:p>
-      <w:pPr>
-        <w:pStyle w:val="Heading3"/>
-      </w:pPr>
-      <w:r>
-        <w:rPr>
-          <w:lang w:val="en_US" w:bidi="en_US"/>
-        </w:rPr>
-        <w:t>Possible Translation Difficulties in this Chapter</w:t>
-      </w:r>
-    </w:p>
-    <w:p>
-      <w:pPr>
-        <w:pStyle w:val="Heading4"/>
-      </w:pPr>
-      <w:r>
-        <w:rPr>
-          <w:lang w:val="en_US" w:bidi="en_US"/>
-        </w:rPr>
-        <w:t>“a man of great worth” (2:1)</w:t>
-      </w:r>
-    </w:p>
-    <w:p>
-      <w:pPr/>
-      <w:r>
-        <w:rPr>
-          <w:lang w:val="en_US" w:bidi="en_US"/>
-        </w:rPr>
-      </w:r>
-      <w:r>
-        <w:rPr>
-          <w:lang w:val="en_US" w:bidi="en_US"/>
-        </w:rPr>
-        <w:t>This phrase describes Boaz as having good attributes, but in a very general way. The phrase could describe a man who is physically strong and able, wealthy, or of good, godly character, or all of those things. From the context of the story, we can see that Boaz has land, servants who respect him, and he lives in a way that honors God, so it seems that this phrase is describing his wealth and character. Think about how you would describe someone like this in your language.</w:t>
-      </w:r>
-    </w:p>
-    <w:p>
-      <w:pPr>
-        <w:pStyle w:val="Heading4"/>
-      </w:pPr>
-      <w:r>
-        <w:rPr>
-          <w:lang w:val="en_US" w:bidi="en_US"/>
-        </w:rPr>
-        <w:t>"Do not go to glean in another field" (2:8)</w:t>
-      </w:r>
-    </w:p>
-    <w:p>
-      <w:pPr/>
-      <w:r>
-        <w:rPr>
-          <w:lang w:val="en_US" w:bidi="en_US"/>
-        </w:rPr>
-      </w:r>
-      <w:r>
-        <w:rPr>
-          <w:lang w:val="en_US" w:bidi="en_US"/>
-        </w:rPr>
-        <w:t xml:space="preserve">Boaz said this because he could not guarantee Ruth’s safety in another person’s field. It seems that not everyone was as gracious and obedient to the law of Moses as was Boaz. (See: </w:t>
-      </w:r>
-      <w:r>
-        <w:rPr>
-          <w:lang w:val="en_US" w:bidi="en_US"/>
-        </w:rPr>
-        <w:t>Grace</w:t>
-      </w:r>
-      <w:r>
-        <w:rPr>
-          <w:lang w:val="en_US" w:bidi="en_US"/>
-        </w:rPr>
-        <w:t xml:space="preserve"> and </w:t>
-      </w:r>
-      <w:r>
-        <w:rPr>
-          <w:lang w:val="en_US" w:bidi="en_US"/>
-        </w:rPr>
-        <w:t>Law of Moses</w:t>
-      </w:r>
-      <w:r>
-        <w:rPr>
-          <w:lang w:val="en_US" w:bidi="en_US"/>
-        </w:rPr>
-        <w:t>)</w:t>
-      </w:r>
-    </w:p>
-    <w:p>
-      <w:pPr>
-        <w:pStyle w:val="Heading4"/>
-      </w:pPr>
-      <w:r>
-        <w:rPr>
-          <w:lang w:val="en_US" w:bidi="en_US"/>
-        </w:rPr>
-        <w:t>“kinsman-redeemer” (2:20)</w:t>
-      </w:r>
-    </w:p>
-    <w:p>
-      <w:pPr/>
-      <w:r>
-        <w:rPr>
-          <w:lang w:val="en_US" w:bidi="en_US"/>
-        </w:rPr>
-      </w:r>
-      <w:r>
-        <w:rPr>
-          <w:lang w:val="en_US" w:bidi="en_US"/>
-        </w:rPr>
-        <w:t>A "kinsmen-redeemer" was a male relative who was responsible to provide for any close member of the same clan who was in need, fulfill obligations of levirate marriage, and buy back land into the family that had been sold to someone outside of the family. See the book introduction for more information."</w:t>
-      </w:r>
-      <w:r>
-        <w:rPr>
-          <w:lang w:val="en_US" w:bidi="en_US"/>
-        </w:rPr>
-      </w:r>
-      <w:r>
-        <w:rPr>
-          <w:lang w:val="en_US" w:bidi="en_US"/>
-        </w:rPr>
-      </w:r>
-    </w:p>
-    <w:p>
-      <w:pPr/>
-      <w:r>
-        <w:rPr>
-          <w:lang w:val="en_US" w:bidi="en_US"/>
-        </w:rPr>
-      </w:r>
-    </w:p>
-    <w:p>
-      <w:pPr>
-        <w:pStyle w:val="Heading2"/>
-      </w:pPr>
-      <w:r>
-        <w:rPr>
-          <w:lang w:val="en_US" w:bidi="en_US"/>
-        </w:rPr>
-        <w:t>Ruth - Chapter 3 Introduction</w:t>
-      </w:r>
-      <w:r>
-        <w:rPr>
-          <w:lang w:val="en_US" w:bidi="en_US"/>
-        </w:rPr>
-      </w:r>
-    </w:p>
-    <w:p>
-      <w:pPr>
-        <w:pStyle w:val="Heading3"/>
-      </w:pPr>
-      <w:r>
-        <w:rPr>
-          <w:lang w:val="en_US" w:bidi="en_US"/>
-        </w:rPr>
-        <w:t>Special Concepts in this Chapter</w:t>
-      </w:r>
-    </w:p>
-    <w:p>
-      <w:pPr>
-        <w:pStyle w:val="Heading4"/>
-      </w:pPr>
-      <w:r>
-        <w:rPr>
-          <w:lang w:val="en_US" w:bidi="en_US"/>
-        </w:rPr>
-        <w:t>Boaz’s integrity</w:t>
-      </w:r>
-    </w:p>
-    <w:p>
-      <w:pPr/>
-      <w:r>
-        <w:rPr>
-          <w:lang w:val="en_US" w:bidi="en_US"/>
-        </w:rPr>
-      </w:r>
-      <w:r>
-        <w:rPr>
-          <w:lang w:val="en_US" w:bidi="en_US"/>
-        </w:rPr>
-        <w:t>Boaz showed great integrity in this chapter by not having sexual relations with Ruth until they were married. He was also concerned with preserving Ruth’s good reputation. Displaying Boaz’s good character is an important point in this chapter.</w:t>
-      </w:r>
-    </w:p>
-    <w:p>
-      <w:pPr>
-        <w:pStyle w:val="Heading3"/>
-      </w:pPr>
-      <w:r>
-        <w:rPr>
-          <w:lang w:val="en_US" w:bidi="en_US"/>
-        </w:rPr>
-        <w:t>Other Possible Translation Difficulties in this Chapter</w:t>
-      </w:r>
-    </w:p>
-    <w:p>
-      <w:pPr>
-        <w:pStyle w:val="Heading4"/>
-      </w:pPr>
-      <w:r>
-        <w:rPr>
-          <w:b/>
-          <w:lang w:val="en_US" w:bidi="en_US"/>
-        </w:rPr>
-        <w:t>So that it may be well with you</w:t>
-      </w:r>
-    </w:p>
-    <w:p>
-      <w:pPr/>
-      <w:r>
-        <w:rPr>
-          <w:lang w:val="en_US" w:bidi="en_US"/>
-        </w:rPr>
-      </w:r>
-      <w:r>
-        <w:rPr>
-          <w:lang w:val="en_US" w:bidi="en_US"/>
-        </w:rPr>
-        <w:t xml:space="preserve">Naomi wanted Ruth to have a secure home with a good husband who would care for her. She could see that Boaz would be the best husband for her. She also thought that Boaz, as a kinsman-redeemer, had an obligation to marry her. This could be true because, even though Ruth was a Gentile by birth, she had become part of Naomi’s family and part of the nation of Israel. (See: </w:t>
-      </w:r>
-      <w:r>
-        <w:rPr>
-          <w:lang w:val="en_US" w:bidi="en_US"/>
-        </w:rPr>
-        <w:t>Assumed Knowledge and Implicit Information</w:t>
-      </w:r>
-      <w:r>
-        <w:rPr>
-          <w:lang w:val="en_US" w:bidi="en_US"/>
-        </w:rPr>
-        <w:t>)</w:t>
-      </w:r>
-      <w:r>
-        <w:rPr>
-          <w:lang w:val="en_US" w:bidi="en_US"/>
-        </w:rPr>
-      </w:r>
-      <w:r>
-        <w:rPr>
-          <w:lang w:val="en_US" w:bidi="en_US"/>
-        </w:rPr>
-      </w:r>
-    </w:p>
-    <w:p>
-      <w:pPr/>
-      <w:r>
-        <w:rPr>
-          <w:lang w:val="en_US" w:bidi="en_US"/>
-        </w:rPr>
-      </w:r>
-    </w:p>
-    <w:p>
-      <w:pPr>
-        <w:pStyle w:val="Heading2"/>
-      </w:pPr>
-      <w:r>
-        <w:rPr>
-          <w:lang w:val="en_US" w:bidi="en_US"/>
-        </w:rPr>
-        <w:t>Ruth - Chapter 4 Introduction</w:t>
-      </w:r>
-      <w:r>
-        <w:rPr>
-          <w:lang w:val="en_US" w:bidi="en_US"/>
-        </w:rPr>
-      </w:r>
-    </w:p>
-    <w:p>
-      <w:pPr/>
-      <w:r>
-        <w:rPr>
-          <w:lang w:val="en_US" w:bidi="en_US"/>
-        </w:rPr>
-      </w:r>
-      <w:r>
-        <w:rPr>
-          <w:lang w:val="en_US" w:bidi="en_US"/>
-        </w:rPr>
-        <w:t>"# Ruth 4 General Notes</w:t>
-      </w:r>
-    </w:p>
-    <w:p>
-      <w:pPr>
-        <w:pStyle w:val="Heading3"/>
-      </w:pPr>
-      <w:r>
-        <w:rPr>
-          <w:lang w:val="en_US" w:bidi="en_US"/>
-        </w:rPr>
-        <w:t>Special Concepts in this Chapter</w:t>
-      </w:r>
-    </w:p>
-    <w:p>
-      <w:pPr>
-        <w:pStyle w:val="Heading4"/>
-      </w:pPr>
-      <w:r>
-        <w:rPr>
-          <w:lang w:val="en_US" w:bidi="en_US"/>
-        </w:rPr>
-        <w:t>King David</w:t>
-      </w:r>
-    </w:p>
-    <w:p>
-      <w:pPr/>
-      <w:r>
-        <w:rPr>
-          <w:lang w:val="en_US" w:bidi="en_US"/>
-        </w:rPr>
-      </w:r>
-      <w:r>
-        <w:rPr>
-          <w:lang w:val="en_US" w:bidi="en_US"/>
-        </w:rPr>
-        <w:t>Despite being a Moabitess, Ruth became an ancestress of David. David was Israel’s greatest king. It may be surprising that a Gentile would become a part of such an important lineage, but it reminds us that God loves all people. Ruth had great faith in Yahweh. This shows us that God welcomes all who trust in him.</w:t>
-      </w:r>
-    </w:p>
-    <w:p>
-      <w:pPr>
-        <w:pStyle w:val="Heading4"/>
-      </w:pPr>
-      <w:r>
-        <w:rPr>
-          <w:lang w:val="en_US" w:bidi="en_US"/>
-        </w:rPr>
-        <w:t>"You also acquire Ruth the Moabite woman"</w:t>
-      </w:r>
-    </w:p>
-    <w:p>
-      <w:pPr/>
-      <w:r>
-        <w:rPr>
-          <w:lang w:val="en_US" w:bidi="en_US"/>
-        </w:rPr>
-      </w:r>
-      <w:r>
-        <w:rPr>
-          <w:lang w:val="en_US" w:bidi="en_US"/>
-        </w:rPr>
-        <w:t>With the privilege of using the family’s land came the responsibility to take care of the widows of the family. Therefore, the relative who wanted to use Naomi’s land had to also help Ruth to have a son who would carry on the family name and inheritance and provide for her.</w:t>
-      </w:r>
-    </w:p>
-    <w:p>
-      <w:pPr>
-        <w:pStyle w:val="Heading3"/>
-      </w:pPr>
-      <w:r>
-        <w:rPr>
-          <w:lang w:val="en_US" w:bidi="en_US"/>
-        </w:rPr>
-        <w:t>Other Possible Translation Difficulties in this Chapter</w:t>
-      </w:r>
-    </w:p>
-    <w:p>
-      <w:pPr>
-        <w:pStyle w:val="Heading4"/>
-      </w:pPr>
-      <w:r>
-        <w:rPr>
-          <w:lang w:val="en_US" w:bidi="en_US"/>
-        </w:rPr>
-        <w:t>"In earlier times in Israel"</w:t>
-      </w:r>
-    </w:p>
-    <w:p>
-      <w:pPr/>
-      <w:r>
-        <w:rPr>
-          <w:lang w:val="en_US" w:bidi="en_US"/>
-        </w:rPr>
-      </w:r>
-      <w:r>
-        <w:rPr>
-          <w:lang w:val="en_US" w:bidi="en_US"/>
-        </w:rPr>
-        <w:t>Verse seven of chapter four is a comment made by the writer of the text. This indicates that there was a considerable period of time between the events that occurred and the time when they were written down, during which customs had changed. Consider how to indicate that this is a comment about the story rather than a part of the story."</w:t>
       </w:r>
       <w:r>
         <w:rPr>
